--- a/data/outputs/v2/Maths/SS1.2_Indices/Mathematics_Indices_CBE_LessonSequence.docx
+++ b/data/outputs/v2/Maths/SS1.2_Indices/Mathematics_Indices_CBE_LessonSequence.docx
@@ -3065,7 +3065,7 @@
             <w:pPr>
               <w:spacing w:after="20" w:before="0"/>
             </w:pPr>
-            <w:hyperlink w:history="1" r:id="rId4ga31xcgrzoywa3l_fl7d">
+            <w:hyperlink w:history="1" r:id="rIdgmbo9ip6br4nkgzinx5n-">
               <w:r>
                 <w:rPr>
                   <w:rFonts w:ascii="Arial" w:cs="Arial" w:eastAsia="Arial" w:hAnsi="Arial"/>
@@ -3074,7 +3074,7 @@
                   <w:szCs w:val="16"/>
                   <w:u w:val="single" w:color="2E75B6"/>
                 </w:rPr>
-                <w:t xml:space="preserve">Graphs of exponential growth</w:t>
+                <w:t xml:space="preserve">Introduction to powers of 10</w:t>
               </w:r>
             </w:hyperlink>
           </w:p>
@@ -3098,7 +3098,7 @@
               <w:spacing w:after="10" w:before="0"/>
               <w:ind w:left="120"/>
             </w:pPr>
-            <w:hyperlink w:history="1" r:id="rIdvps4bp2kosfqwxupgc8ur">
+            <w:hyperlink w:history="1" r:id="rId7x2m2zvwooxljqjritrmw">
               <w:r>
                 <w:rPr>
                   <w:rFonts w:ascii="Arial" w:cs="Arial" w:eastAsia="Arial" w:hAnsi="Arial"/>
@@ -3136,14 +3136,14 @@
                 <w:sz w:val="16"/>
                 <w:szCs w:val="16"/>
               </w:rPr>
-              <w:t xml:space="preserve">📖 HTML:</w:t>
+              <w:t xml:space="preserve">📖 EXERCISE:</w:t>
             </w:r>
           </w:p>
           <w:p>
             <w:pPr>
               <w:spacing w:after="20" w:before="0"/>
             </w:pPr>
-            <w:hyperlink w:history="1" r:id="rIdbyddjovyf5ftcv4ao9_cc">
+            <w:hyperlink w:history="1" r:id="rIdbama7his1bjvwxlxzqwrg">
               <w:r>
                 <w:rPr>
                   <w:rFonts w:ascii="Arial" w:cs="Arial" w:eastAsia="Arial" w:hAnsi="Arial"/>
@@ -3152,7 +3152,7 @@
                   <w:szCs w:val="16"/>
                   <w:u w:val="single" w:color="2E75B6"/>
                 </w:rPr>
-                <w:t xml:space="preserve">Function Notation (Flexbook)</w:t>
+                <w:t xml:space="preserve">Exponents with integer bases</w:t>
               </w:r>
             </w:hyperlink>
           </w:p>
@@ -3168,7 +3168,7 @@
                 <w:sz w:val="14"/>
                 <w:szCs w:val="14"/>
               </w:rPr>
-              <w:t xml:space="preserve">Source: CK-12</w:t>
+              <w:t xml:space="preserve">Source: Khan Academy (English - US curriculum)</w:t>
             </w:r>
           </w:p>
           <w:p>
@@ -3176,7 +3176,7 @@
               <w:spacing w:after="10" w:before="0"/>
               <w:ind w:left="120"/>
             </w:pPr>
-            <w:hyperlink w:history="1" r:id="rIdy9ypbujv9nc1wcsnizm_l">
+            <w:hyperlink w:history="1" r:id="rIdywi-srqkzu6lmtcjxzqlt">
               <w:r>
                 <w:rPr>
                   <w:rFonts w:ascii="Arial" w:cs="Arial" w:eastAsia="Arial" w:hAnsi="Arial"/>
@@ -3371,7 +3371,7 @@
             <w:pPr>
               <w:spacing w:after="20" w:before="0"/>
             </w:pPr>
-            <w:hyperlink w:history="1" r:id="rId5gm-enju3ciijugidpze2">
+            <w:hyperlink w:history="1" r:id="rIdvbtbyyqt7fmkipomg3duc">
               <w:r>
                 <w:rPr>
                   <w:rFonts w:ascii="Arial" w:cs="Arial" w:eastAsia="Arial" w:hAnsi="Arial"/>
@@ -3380,7 +3380,7 @@
                   <w:szCs w:val="16"/>
                   <w:u w:val="single" w:color="2E75B6"/>
                 </w:rPr>
-                <w:t xml:space="preserve">Graphs of exponential growth</w:t>
+                <w:t xml:space="preserve">Exponents and powers of 10 patterns</w:t>
               </w:r>
             </w:hyperlink>
           </w:p>
@@ -3404,7 +3404,7 @@
               <w:spacing w:after="10" w:before="0"/>
               <w:ind w:left="120"/>
             </w:pPr>
-            <w:hyperlink w:history="1" r:id="rIdtuektmyh7ki1fwsuky-o1">
+            <w:hyperlink w:history="1" r:id="rIdkf2a358twaicmgm374qbh">
               <w:r>
                 <w:rPr>
                   <w:rFonts w:ascii="Arial" w:cs="Arial" w:eastAsia="Arial" w:hAnsi="Arial"/>
@@ -3442,14 +3442,14 @@
                 <w:sz w:val="16"/>
                 <w:szCs w:val="16"/>
               </w:rPr>
-              <w:t xml:space="preserve">📖 HTML:</w:t>
+              <w:t xml:space="preserve">📖 EXERCISE:</w:t>
             </w:r>
           </w:p>
           <w:p>
             <w:pPr>
               <w:spacing w:after="20" w:before="0"/>
             </w:pPr>
-            <w:hyperlink w:history="1" r:id="rIdjpj69crns9inl4jin5ehx">
+            <w:hyperlink w:history="1" r:id="rId3h7uymdzrqypuypidcnb9">
               <w:r>
                 <w:rPr>
                   <w:rFonts w:ascii="Arial" w:cs="Arial" w:eastAsia="Arial" w:hAnsi="Arial"/>
@@ -3458,7 +3458,7 @@
                   <w:szCs w:val="16"/>
                   <w:u w:val="single" w:color="2E75B6"/>
                 </w:rPr>
-                <w:t xml:space="preserve">Function Notation (Flexbook)</w:t>
+                <w:t xml:space="preserve">Multiply &amp; divide powers (integer exponents)</w:t>
               </w:r>
             </w:hyperlink>
           </w:p>
@@ -3474,7 +3474,7 @@
                 <w:sz w:val="14"/>
                 <w:szCs w:val="14"/>
               </w:rPr>
-              <w:t xml:space="preserve">Source: CK-12</w:t>
+              <w:t xml:space="preserve">Source: Khan Academy (English - US curriculum)</w:t>
             </w:r>
           </w:p>
           <w:p>
@@ -3482,7 +3482,7 @@
               <w:spacing w:after="10" w:before="0"/>
               <w:ind w:left="120"/>
             </w:pPr>
-            <w:hyperlink w:history="1" r:id="rIdveuhljgej2cisalbu-ec2">
+            <w:hyperlink w:history="1" r:id="rId2bboe5ngfs-1agnxpq0zl">
               <w:r>
                 <w:rPr>
                   <w:rFonts w:ascii="Arial" w:cs="Arial" w:eastAsia="Arial" w:hAnsi="Arial"/>
@@ -3677,7 +3677,7 @@
             <w:pPr>
               <w:spacing w:after="20" w:before="0"/>
             </w:pPr>
-            <w:hyperlink w:history="1" r:id="rIdk7l7yveq-qikbtyhgv-87">
+            <w:hyperlink w:history="1" r:id="rIdqa_bxj8xyf_fv7mnpsugx">
               <w:r>
                 <w:rPr>
                   <w:rFonts w:ascii="Arial" w:cs="Arial" w:eastAsia="Arial" w:hAnsi="Arial"/>
@@ -3686,7 +3686,7 @@
                   <w:szCs w:val="16"/>
                   <w:u w:val="single" w:color="2E75B6"/>
                 </w:rPr>
-                <w:t xml:space="preserve">Graphs of exponential growth</w:t>
+                <w:t xml:space="preserve">Using exponents with powers of 10</w:t>
               </w:r>
             </w:hyperlink>
           </w:p>
@@ -3710,7 +3710,7 @@
               <w:spacing w:after="10" w:before="0"/>
               <w:ind w:left="120"/>
             </w:pPr>
-            <w:hyperlink w:history="1" r:id="rIdxzm_ifzcsenkjeisz3r5s">
+            <w:hyperlink w:history="1" r:id="rIdwqpeb1sypkc9-msrahomb">
               <w:r>
                 <w:rPr>
                   <w:rFonts w:ascii="Arial" w:cs="Arial" w:eastAsia="Arial" w:hAnsi="Arial"/>
@@ -3748,14 +3748,14 @@
                 <w:sz w:val="16"/>
                 <w:szCs w:val="16"/>
               </w:rPr>
-              <w:t xml:space="preserve">📖 HTML:</w:t>
+              <w:t xml:space="preserve">📖 EXERCISE:</w:t>
             </w:r>
           </w:p>
           <w:p>
             <w:pPr>
               <w:spacing w:after="20" w:before="0"/>
             </w:pPr>
-            <w:hyperlink w:history="1" r:id="rIdvoxp97wl-ka-vkvpxk-q_">
+            <w:hyperlink w:history="1" r:id="rIdvbtjys6bo0x007z3hf5x5">
               <w:r>
                 <w:rPr>
                   <w:rFonts w:ascii="Arial" w:cs="Arial" w:eastAsia="Arial" w:hAnsi="Arial"/>
@@ -3764,7 +3764,7 @@
                   <w:szCs w:val="16"/>
                   <w:u w:val="single" w:color="2E75B6"/>
                 </w:rPr>
-                <w:t xml:space="preserve">Function Notation (Flexbook)</w:t>
+                <w:t xml:space="preserve">Powers of products &amp; quotients (integer exponents)</w:t>
               </w:r>
             </w:hyperlink>
           </w:p>
@@ -3780,7 +3780,7 @@
                 <w:sz w:val="14"/>
                 <w:szCs w:val="14"/>
               </w:rPr>
-              <w:t xml:space="preserve">Source: CK-12</w:t>
+              <w:t xml:space="preserve">Source: Khan Academy (English - US curriculum)</w:t>
             </w:r>
           </w:p>
           <w:p>
@@ -3788,7 +3788,7 @@
               <w:spacing w:after="10" w:before="0"/>
               <w:ind w:left="120"/>
             </w:pPr>
-            <w:hyperlink w:history="1" r:id="rId66yzywgo-g7vtdfizvjoo">
+            <w:hyperlink w:history="1" r:id="rId-klkvijrb7guksl6h6km3">
               <w:r>
                 <w:rPr>
                   <w:rFonts w:ascii="Arial" w:cs="Arial" w:eastAsia="Arial" w:hAnsi="Arial"/>
@@ -3983,7 +3983,7 @@
             <w:pPr>
               <w:spacing w:after="20" w:before="0"/>
             </w:pPr>
-            <w:hyperlink w:history="1" r:id="rIdzz9igddzp6vnyx_83a_5x">
+            <w:hyperlink w:history="1" r:id="rId_npqy_bzlaox1r4-qylpj">
               <w:r>
                 <w:rPr>
                   <w:rFonts w:ascii="Arial" w:cs="Arial" w:eastAsia="Arial" w:hAnsi="Arial"/>
@@ -3992,7 +3992,7 @@
                   <w:szCs w:val="16"/>
                   <w:u w:val="single" w:color="2E75B6"/>
                 </w:rPr>
-                <w:t xml:space="preserve">Graphs of exponential growth</w:t>
+                <w:t xml:space="preserve">Multiplying &amp; dividing powers (integer exponents)</w:t>
               </w:r>
             </w:hyperlink>
           </w:p>
@@ -4016,7 +4016,7 @@
               <w:spacing w:after="10" w:before="0"/>
               <w:ind w:left="120"/>
             </w:pPr>
-            <w:hyperlink w:history="1" r:id="rIdkxsabjqisoiuzib8tseja">
+            <w:hyperlink w:history="1" r:id="rId5spqpww16dujsejfzgmnj">
               <w:r>
                 <w:rPr>
                   <w:rFonts w:ascii="Arial" w:cs="Arial" w:eastAsia="Arial" w:hAnsi="Arial"/>
@@ -4054,14 +4054,14 @@
                 <w:sz w:val="16"/>
                 <w:szCs w:val="16"/>
               </w:rPr>
-              <w:t xml:space="preserve">📖 HTML:</w:t>
+              <w:t xml:space="preserve">📖 EXERCISE:</w:t>
             </w:r>
           </w:p>
           <w:p>
             <w:pPr>
               <w:spacing w:after="20" w:before="0"/>
             </w:pPr>
-            <w:hyperlink w:history="1" r:id="rIdl1tkodcqxa54xtu1yzn5n">
+            <w:hyperlink w:history="1" r:id="rIdbxzu9ju3dcm9hkz0qyruw">
               <w:r>
                 <w:rPr>
                   <w:rFonts w:ascii="Arial" w:cs="Arial" w:eastAsia="Arial" w:hAnsi="Arial"/>
@@ -4070,7 +4070,7 @@
                   <w:szCs w:val="16"/>
                   <w:u w:val="single" w:color="2E75B6"/>
                 </w:rPr>
-                <w:t xml:space="preserve">Function Notation (Flexbook)</w:t>
+                <w:t xml:space="preserve">Exponents with negative fractional bases</w:t>
               </w:r>
             </w:hyperlink>
           </w:p>
@@ -4086,7 +4086,7 @@
                 <w:sz w:val="14"/>
                 <w:szCs w:val="14"/>
               </w:rPr>
-              <w:t xml:space="preserve">Source: CK-12</w:t>
+              <w:t xml:space="preserve">Source: Khan Academy (English - US curriculum)</w:t>
             </w:r>
           </w:p>
           <w:p>
@@ -4094,7 +4094,7 @@
               <w:spacing w:after="10" w:before="0"/>
               <w:ind w:left="120"/>
             </w:pPr>
-            <w:hyperlink w:history="1" r:id="rIdez2gc6a_awwapv06ebc8g">
+            <w:hyperlink w:history="1" r:id="rId5bbt7vlulsiu87mrzpn3n">
               <w:r>
                 <w:rPr>
                   <w:rFonts w:ascii="Arial" w:cs="Arial" w:eastAsia="Arial" w:hAnsi="Arial"/>
@@ -4289,7 +4289,7 @@
             <w:pPr>
               <w:spacing w:after="20" w:before="0"/>
             </w:pPr>
-            <w:hyperlink w:history="1" r:id="rId-ocmxatpa6msus6urlduk">
+            <w:hyperlink w:history="1" r:id="rIdwanteegzi7jydurdw9exo">
               <w:r>
                 <w:rPr>
                   <w:rFonts w:ascii="Arial" w:cs="Arial" w:eastAsia="Arial" w:hAnsi="Arial"/>
@@ -4298,7 +4298,7 @@
                   <w:szCs w:val="16"/>
                   <w:u w:val="single" w:color="2E75B6"/>
                 </w:rPr>
-                <w:t xml:space="preserve">Graphs of exponential growth</w:t>
+                <w:t xml:space="preserve">Introduction to powers of 10</w:t>
               </w:r>
             </w:hyperlink>
           </w:p>
@@ -4322,7 +4322,7 @@
               <w:spacing w:after="10" w:before="0"/>
               <w:ind w:left="120"/>
             </w:pPr>
-            <w:hyperlink w:history="1" r:id="rIdxhay18qqvqnpike7arn0q">
+            <w:hyperlink w:history="1" r:id="rIdu8zgv2ida3iz66xsydeuq">
               <w:r>
                 <w:rPr>
                   <w:rFonts w:ascii="Arial" w:cs="Arial" w:eastAsia="Arial" w:hAnsi="Arial"/>
@@ -4367,7 +4367,7 @@
             <w:pPr>
               <w:spacing w:after="20" w:before="0"/>
             </w:pPr>
-            <w:hyperlink w:history="1" r:id="rIdcltztbkfmh2ygs5wopt5c">
+            <w:hyperlink w:history="1" r:id="rIdvpsmmhyiyg9-5hhlnedoe">
               <w:r>
                 <w:rPr>
                   <w:rFonts w:ascii="Arial" w:cs="Arial" w:eastAsia="Arial" w:hAnsi="Arial"/>
@@ -4376,7 +4376,7 @@
                   <w:szCs w:val="16"/>
                   <w:u w:val="single" w:color="2E75B6"/>
                 </w:rPr>
-                <w:t xml:space="preserve">Function Notation (Flexbook)</w:t>
+                <w:t xml:space="preserve">Scientific Notation: Richter Scale Exponents (PLIX)</w:t>
               </w:r>
             </w:hyperlink>
           </w:p>
@@ -4400,7 +4400,7 @@
               <w:spacing w:after="10" w:before="0"/>
               <w:ind w:left="120"/>
             </w:pPr>
-            <w:hyperlink w:history="1" r:id="rIdek_jyxw2okfetzal6yp_o">
+            <w:hyperlink w:history="1" r:id="rIdjhcoi4qaoycsgv2it-cw4">
               <w:r>
                 <w:rPr>
                   <w:rFonts w:ascii="Arial" w:cs="Arial" w:eastAsia="Arial" w:hAnsi="Arial"/>
@@ -5887,7 +5887,7 @@
             <w:pPr>
               <w:spacing w:after="20" w:before="0"/>
             </w:pPr>
-            <w:hyperlink w:history="1" r:id="rIdukjspyft4djalxp5h5nzl">
+            <w:hyperlink w:history="1" r:id="rIddtsyzjk6hrxbxabukfv89">
               <w:r>
                 <w:rPr>
                   <w:rFonts w:ascii="Arial" w:cs="Arial" w:eastAsia="Arial" w:hAnsi="Arial"/>
@@ -5896,7 +5896,7 @@
                   <w:szCs w:val="16"/>
                   <w:u w:val="single" w:color="2E75B6"/>
                 </w:rPr>
-                <w:t xml:space="preserve">Video: Bending Light</w:t>
+                <w:t xml:space="preserve">Powers of products &amp; quotients (integer exponents)</w:t>
               </w:r>
             </w:hyperlink>
           </w:p>
@@ -5912,7 +5912,7 @@
                 <w:sz w:val="14"/>
                 <w:szCs w:val="14"/>
               </w:rPr>
-              <w:t xml:space="preserve">Source: PhET Interactive Simulations (English)</w:t>
+              <w:t xml:space="preserve">Source: Khan Academy (English - US curriculum)</w:t>
             </w:r>
           </w:p>
           <w:p>
@@ -5920,7 +5920,7 @@
               <w:spacing w:after="10" w:before="0"/>
               <w:ind w:left="120"/>
             </w:pPr>
-            <w:hyperlink w:history="1" r:id="rIdoz_fwwm74junq7tp_ula5">
+            <w:hyperlink w:history="1" r:id="rIdn0aunudmnfkphmk8qydla">
               <w:r>
                 <w:rPr>
                   <w:rFonts w:ascii="Arial" w:cs="Arial" w:eastAsia="Arial" w:hAnsi="Arial"/>
@@ -5958,14 +5958,14 @@
                 <w:sz w:val="16"/>
                 <w:szCs w:val="16"/>
               </w:rPr>
-              <w:t xml:space="preserve">📖 HTML:</w:t>
+              <w:t xml:space="preserve">📖 EXERCISE:</w:t>
             </w:r>
           </w:p>
           <w:p>
             <w:pPr>
               <w:spacing w:after="20" w:before="0"/>
             </w:pPr>
-            <w:hyperlink w:history="1" r:id="rIdy7lqfovtuuohia0g2lio1">
+            <w:hyperlink w:history="1" r:id="rIdljnzs3qos0jcd9mqgfab2">
               <w:r>
                 <w:rPr>
                   <w:rFonts w:ascii="Arial" w:cs="Arial" w:eastAsia="Arial" w:hAnsi="Arial"/>
@@ -5974,7 +5974,7 @@
                   <w:szCs w:val="16"/>
                   <w:u w:val="single" w:color="2E75B6"/>
                 </w:rPr>
-                <w:t xml:space="preserve">Applying the Laws of Exponents to Rational Exponents (Flexbook)</w:t>
+                <w:t xml:space="preserve">Multiplication and division with powers of ten</w:t>
               </w:r>
             </w:hyperlink>
           </w:p>
@@ -5990,7 +5990,7 @@
                 <w:sz w:val="14"/>
                 <w:szCs w:val="14"/>
               </w:rPr>
-              <w:t xml:space="preserve">Source: CK-12</w:t>
+              <w:t xml:space="preserve">Source: Khan Academy (English - US curriculum)</w:t>
             </w:r>
           </w:p>
           <w:p>
@@ -5998,7 +5998,7 @@
               <w:spacing w:after="10" w:before="0"/>
               <w:ind w:left="120"/>
             </w:pPr>
-            <w:hyperlink w:history="1" r:id="rIdy9u7cc7oar1ljhurm5flc">
+            <w:hyperlink w:history="1" r:id="rId-5-agcumujjpeifukua2_">
               <w:r>
                 <w:rPr>
                   <w:rFonts w:ascii="Arial" w:cs="Arial" w:eastAsia="Arial" w:hAnsi="Arial"/>
@@ -6193,7 +6193,7 @@
             <w:pPr>
               <w:spacing w:after="20" w:before="0"/>
             </w:pPr>
-            <w:hyperlink w:history="1" r:id="rId9bqjylroelo6_zcdkcbpq">
+            <w:hyperlink w:history="1" r:id="rIdidcyqiaho2zbqdd9wlrv2">
               <w:r>
                 <w:rPr>
                   <w:rFonts w:ascii="Arial" w:cs="Arial" w:eastAsia="Arial" w:hAnsi="Arial"/>
@@ -6202,7 +6202,7 @@
                   <w:szCs w:val="16"/>
                   <w:u w:val="single" w:color="2E75B6"/>
                 </w:rPr>
-                <w:t xml:space="preserve">Video: Bending Light</w:t>
+                <w:t xml:space="preserve">Rewriting quotient of powers (rational exponents)</w:t>
               </w:r>
             </w:hyperlink>
           </w:p>
@@ -6218,7 +6218,7 @@
                 <w:sz w:val="14"/>
                 <w:szCs w:val="14"/>
               </w:rPr>
-              <w:t xml:space="preserve">Source: PhET Interactive Simulations (English)</w:t>
+              <w:t xml:space="preserve">Source: Khan Academy (English - US curriculum)</w:t>
             </w:r>
           </w:p>
           <w:p>
@@ -6226,7 +6226,7 @@
               <w:spacing w:after="10" w:before="0"/>
               <w:ind w:left="120"/>
             </w:pPr>
-            <w:hyperlink w:history="1" r:id="rId6rwii84h0_kexprmnhyoa">
+            <w:hyperlink w:history="1" r:id="rId2jvlcetgkt1ysq1affkjg">
               <w:r>
                 <w:rPr>
                   <w:rFonts w:ascii="Arial" w:cs="Arial" w:eastAsia="Arial" w:hAnsi="Arial"/>
@@ -6264,14 +6264,14 @@
                 <w:sz w:val="16"/>
                 <w:szCs w:val="16"/>
               </w:rPr>
-              <w:t xml:space="preserve">📖 HTML:</w:t>
+              <w:t xml:space="preserve">📖 EXERCISE:</w:t>
             </w:r>
           </w:p>
           <w:p>
             <w:pPr>
               <w:spacing w:after="20" w:before="0"/>
             </w:pPr>
-            <w:hyperlink w:history="1" r:id="rId4ndqr0umdmeu_ffc9dpxw">
+            <w:hyperlink w:history="1" r:id="rIdnht0tzqlubklyj4nuym1q">
               <w:r>
                 <w:rPr>
                   <w:rFonts w:ascii="Arial" w:cs="Arial" w:eastAsia="Arial" w:hAnsi="Arial"/>
@@ -6280,7 +6280,7 @@
                   <w:szCs w:val="16"/>
                   <w:u w:val="single" w:color="2E75B6"/>
                 </w:rPr>
-                <w:t xml:space="preserve">Applying the Laws of Exponents to Rational Exponents (Flexbook)</w:t>
+                <w:t xml:space="preserve">Multiply &amp; divide powers (integer exponents)</w:t>
               </w:r>
             </w:hyperlink>
           </w:p>
@@ -6296,7 +6296,7 @@
                 <w:sz w:val="14"/>
                 <w:szCs w:val="14"/>
               </w:rPr>
-              <w:t xml:space="preserve">Source: CK-12</w:t>
+              <w:t xml:space="preserve">Source: Khan Academy (English - US curriculum)</w:t>
             </w:r>
           </w:p>
           <w:p>
@@ -6304,7 +6304,7 @@
               <w:spacing w:after="10" w:before="0"/>
               <w:ind w:left="120"/>
             </w:pPr>
-            <w:hyperlink w:history="1" r:id="rIdmbx1j4_twmpseexqyhawy">
+            <w:hyperlink w:history="1" r:id="rIdldikzt__dnjh_3tyip-o-">
               <w:r>
                 <w:rPr>
                   <w:rFonts w:ascii="Arial" w:cs="Arial" w:eastAsia="Arial" w:hAnsi="Arial"/>
@@ -6499,7 +6499,7 @@
             <w:pPr>
               <w:spacing w:after="20" w:before="0"/>
             </w:pPr>
-            <w:hyperlink w:history="1" r:id="rId50pdt2bhnqapgkcjj_cl_">
+            <w:hyperlink w:history="1" r:id="rIdeflfabv2z9ijf3effkelt">
               <w:r>
                 <w:rPr>
                   <w:rFonts w:ascii="Arial" w:cs="Arial" w:eastAsia="Arial" w:hAnsi="Arial"/>
@@ -6508,7 +6508,7 @@
                   <w:szCs w:val="16"/>
                   <w:u w:val="single" w:color="2E75B6"/>
                 </w:rPr>
-                <w:t xml:space="preserve">Video: Bending Light</w:t>
+                <w:t xml:space="preserve">Powers of products &amp; quotients (integer exponents)</w:t>
               </w:r>
             </w:hyperlink>
           </w:p>
@@ -6524,7 +6524,7 @@
                 <w:sz w:val="14"/>
                 <w:szCs w:val="14"/>
               </w:rPr>
-              <w:t xml:space="preserve">Source: PhET Interactive Simulations (English)</w:t>
+              <w:t xml:space="preserve">Source: Khan Academy (English - US curriculum)</w:t>
             </w:r>
           </w:p>
           <w:p>
@@ -6532,7 +6532,7 @@
               <w:spacing w:after="10" w:before="0"/>
               <w:ind w:left="120"/>
             </w:pPr>
-            <w:hyperlink w:history="1" r:id="rIdif1g17a4pea4dbbannh1b">
+            <w:hyperlink w:history="1" r:id="rIdkzifb2yfx1d6t9lhye4oa">
               <w:r>
                 <w:rPr>
                   <w:rFonts w:ascii="Arial" w:cs="Arial" w:eastAsia="Arial" w:hAnsi="Arial"/>
@@ -6570,14 +6570,14 @@
                 <w:sz w:val="16"/>
                 <w:szCs w:val="16"/>
               </w:rPr>
-              <w:t xml:space="preserve">📖 HTML:</w:t>
+              <w:t xml:space="preserve">📖 EXERCISE:</w:t>
             </w:r>
           </w:p>
           <w:p>
             <w:pPr>
               <w:spacing w:after="20" w:before="0"/>
             </w:pPr>
-            <w:hyperlink w:history="1" r:id="rIdwupicnzlkez9w5kpmtm6r">
+            <w:hyperlink w:history="1" r:id="rIdjb381br9ndf2bn1zvktec">
               <w:r>
                 <w:rPr>
                   <w:rFonts w:ascii="Arial" w:cs="Arial" w:eastAsia="Arial" w:hAnsi="Arial"/>
@@ -6586,7 +6586,7 @@
                   <w:szCs w:val="16"/>
                   <w:u w:val="single" w:color="2E75B6"/>
                 </w:rPr>
-                <w:t xml:space="preserve">Applying the Laws of Exponents to Rational Exponents (Flexbook)</w:t>
+                <w:t xml:space="preserve">Powers of products &amp; quotients (integer exponents)</w:t>
               </w:r>
             </w:hyperlink>
           </w:p>
@@ -6602,7 +6602,7 @@
                 <w:sz w:val="14"/>
                 <w:szCs w:val="14"/>
               </w:rPr>
-              <w:t xml:space="preserve">Source: CK-12</w:t>
+              <w:t xml:space="preserve">Source: Khan Academy (English - US curriculum)</w:t>
             </w:r>
           </w:p>
           <w:p>
@@ -6610,7 +6610,7 @@
               <w:spacing w:after="10" w:before="0"/>
               <w:ind w:left="120"/>
             </w:pPr>
-            <w:hyperlink w:history="1" r:id="rIdersjosqtr20y7tiid_hgx">
+            <w:hyperlink w:history="1" r:id="rId-dtiyk9hvixlqsukjp8cb">
               <w:r>
                 <w:rPr>
                   <w:rFonts w:ascii="Arial" w:cs="Arial" w:eastAsia="Arial" w:hAnsi="Arial"/>
@@ -6805,7 +6805,7 @@
             <w:pPr>
               <w:spacing w:after="20" w:before="0"/>
             </w:pPr>
-            <w:hyperlink w:history="1" r:id="rIdx_cfffomzki3xbrcun4ip">
+            <w:hyperlink w:history="1" r:id="rIdgibzzk7wnbtgd543s38cv">
               <w:r>
                 <w:rPr>
                   <w:rFonts w:ascii="Arial" w:cs="Arial" w:eastAsia="Arial" w:hAnsi="Arial"/>
@@ -6814,7 +6814,7 @@
                   <w:szCs w:val="16"/>
                   <w:u w:val="single" w:color="2E75B6"/>
                 </w:rPr>
-                <w:t xml:space="preserve">Video: Bending Light</w:t>
+                <w:t xml:space="preserve">Powers of products &amp; quotients (integer exponents)</w:t>
               </w:r>
             </w:hyperlink>
           </w:p>
@@ -6830,7 +6830,7 @@
                 <w:sz w:val="14"/>
                 <w:szCs w:val="14"/>
               </w:rPr>
-              <w:t xml:space="preserve">Source: PhET Interactive Simulations (English)</w:t>
+              <w:t xml:space="preserve">Source: Khan Academy (English - US curriculum)</w:t>
             </w:r>
           </w:p>
           <w:p>
@@ -6838,7 +6838,7 @@
               <w:spacing w:after="10" w:before="0"/>
               <w:ind w:left="120"/>
             </w:pPr>
-            <w:hyperlink w:history="1" r:id="rId4hpy5vzwlhquwrg-j97qv">
+            <w:hyperlink w:history="1" r:id="rId6at09soxaiija0hl-qem_">
               <w:r>
                 <w:rPr>
                   <w:rFonts w:ascii="Arial" w:cs="Arial" w:eastAsia="Arial" w:hAnsi="Arial"/>
@@ -6883,7 +6883,7 @@
             <w:pPr>
               <w:spacing w:after="20" w:before="0"/>
             </w:pPr>
-            <w:hyperlink w:history="1" r:id="rId3wkw0tlrflj8gpjzejpfq">
+            <w:hyperlink w:history="1" r:id="rIddzdqzutixpmn5rumenfho">
               <w:r>
                 <w:rPr>
                   <w:rFonts w:ascii="Arial" w:cs="Arial" w:eastAsia="Arial" w:hAnsi="Arial"/>
@@ -6892,7 +6892,7 @@
                   <w:szCs w:val="16"/>
                   <w:u w:val="single" w:color="2E75B6"/>
                 </w:rPr>
-                <w:t xml:space="preserve">Applying the Laws of Exponents to Rational Exponents (Flexbook)</w:t>
+                <w:t xml:space="preserve">Product and Quotient Properties of Exponents (Flexbook)</w:t>
               </w:r>
             </w:hyperlink>
           </w:p>
@@ -6916,7 +6916,7 @@
               <w:spacing w:after="10" w:before="0"/>
               <w:ind w:left="120"/>
             </w:pPr>
-            <w:hyperlink w:history="1" r:id="rIdbqcfj5nernb_gd4d5qz-7">
+            <w:hyperlink w:history="1" r:id="rIdsx9px5fpwin0wwqnxkqnm">
               <w:r>
                 <w:rPr>
                   <w:rFonts w:ascii="Arial" w:cs="Arial" w:eastAsia="Arial" w:hAnsi="Arial"/>
@@ -7111,7 +7111,7 @@
             <w:pPr>
               <w:spacing w:after="20" w:before="0"/>
             </w:pPr>
-            <w:hyperlink w:history="1" r:id="rIdof5nq2v-grfxqaklycxsa">
+            <w:hyperlink w:history="1" r:id="rId6qegmy_wrqkghte6icnnk">
               <w:r>
                 <w:rPr>
                   <w:rFonts w:ascii="Arial" w:cs="Arial" w:eastAsia="Arial" w:hAnsi="Arial"/>
@@ -7120,7 +7120,7 @@
                   <w:szCs w:val="16"/>
                   <w:u w:val="single" w:color="2E75B6"/>
                 </w:rPr>
-                <w:t xml:space="preserve">Video: Bending Light</w:t>
+                <w:t xml:space="preserve">Powers of products &amp; quotients (integer exponents)</w:t>
               </w:r>
             </w:hyperlink>
           </w:p>
@@ -7136,7 +7136,7 @@
                 <w:sz w:val="14"/>
                 <w:szCs w:val="14"/>
               </w:rPr>
-              <w:t xml:space="preserve">Source: PhET Interactive Simulations (English)</w:t>
+              <w:t xml:space="preserve">Source: Khan Academy (English - US curriculum)</w:t>
             </w:r>
           </w:p>
           <w:p>
@@ -7144,7 +7144,7 @@
               <w:spacing w:after="10" w:before="0"/>
               <w:ind w:left="120"/>
             </w:pPr>
-            <w:hyperlink w:history="1" r:id="rIdfdq-aas5_hzjwqzisf0ic">
+            <w:hyperlink w:history="1" r:id="rIdqhirik5y7v96ctfq8nuue">
               <w:r>
                 <w:rPr>
                   <w:rFonts w:ascii="Arial" w:cs="Arial" w:eastAsia="Arial" w:hAnsi="Arial"/>
@@ -7182,14 +7182,14 @@
                 <w:sz w:val="16"/>
                 <w:szCs w:val="16"/>
               </w:rPr>
-              <w:t xml:space="preserve">📖 HTML:</w:t>
+              <w:t xml:space="preserve">📖 EXERCISE:</w:t>
             </w:r>
           </w:p>
           <w:p>
             <w:pPr>
               <w:spacing w:after="20" w:before="0"/>
             </w:pPr>
-            <w:hyperlink w:history="1" r:id="rIdtnbvivmbazrnwpl1lvei7">
+            <w:hyperlink w:history="1" r:id="rIdmvtfpwvtckiyr3upkayip">
               <w:r>
                 <w:rPr>
                   <w:rFonts w:ascii="Arial" w:cs="Arial" w:eastAsia="Arial" w:hAnsi="Arial"/>
@@ -7198,7 +7198,7 @@
                   <w:szCs w:val="16"/>
                   <w:u w:val="single" w:color="2E75B6"/>
                 </w:rPr>
-                <w:t xml:space="preserve">Applying the Laws of Exponents to Rational Exponents (Flexbook)</w:t>
+                <w:t xml:space="preserve">Powers of products &amp; quotients</w:t>
               </w:r>
             </w:hyperlink>
           </w:p>
@@ -7214,7 +7214,7 @@
                 <w:sz w:val="14"/>
                 <w:szCs w:val="14"/>
               </w:rPr>
-              <w:t xml:space="preserve">Source: CK-12</w:t>
+              <w:t xml:space="preserve">Source: Khan Academy (English - US curriculum)</w:t>
             </w:r>
           </w:p>
           <w:p>
@@ -7222,7 +7222,7 @@
               <w:spacing w:after="10" w:before="0"/>
               <w:ind w:left="120"/>
             </w:pPr>
-            <w:hyperlink w:history="1" r:id="rIdt2i5gijhurcaymangiyio">
+            <w:hyperlink w:history="1" r:id="rIducopkbahsae3lwdhne47s">
               <w:r>
                 <w:rPr>
                   <w:rFonts w:ascii="Arial" w:cs="Arial" w:eastAsia="Arial" w:hAnsi="Arial"/>
@@ -8804,7 +8804,7 @@
             <w:pPr>
               <w:spacing w:after="20" w:before="0"/>
             </w:pPr>
-            <w:hyperlink w:history="1" r:id="rIdi7i1slov59n3xj39overb">
+            <w:hyperlink w:history="1" r:id="rIdbxjxxrojdi4sdvf_hax0j">
               <w:r>
                 <w:rPr>
                   <w:rFonts w:ascii="Arial" w:cs="Arial" w:eastAsia="Arial" w:hAnsi="Arial"/>
@@ -8813,7 +8813,7 @@
                   <w:szCs w:val="16"/>
                   <w:u w:val="single" w:color="2E75B6"/>
                 </w:rPr>
-                <w:t xml:space="preserve">Video: Bending Light</w:t>
+                <w:t xml:space="preserve">Powers of zero</w:t>
               </w:r>
             </w:hyperlink>
           </w:p>
@@ -8829,7 +8829,7 @@
                 <w:sz w:val="14"/>
                 <w:szCs w:val="14"/>
               </w:rPr>
-              <w:t xml:space="preserve">Source: PhET Interactive Simulations (English)</w:t>
+              <w:t xml:space="preserve">Source: Khan Academy (English - US curriculum)</w:t>
             </w:r>
           </w:p>
           <w:p>
@@ -8837,7 +8837,7 @@
               <w:spacing w:after="10" w:before="0"/>
               <w:ind w:left="120"/>
             </w:pPr>
-            <w:hyperlink w:history="1" r:id="rId00aocydm8sb8bvuetslcl">
+            <w:hyperlink w:history="1" r:id="rId8bkltskgfiajggmattxsj">
               <w:r>
                 <w:rPr>
                   <w:rFonts w:ascii="Arial" w:cs="Arial" w:eastAsia="Arial" w:hAnsi="Arial"/>
@@ -8875,14 +8875,14 @@
                 <w:sz w:val="16"/>
                 <w:szCs w:val="16"/>
               </w:rPr>
-              <w:t xml:space="preserve">📖 HTML:</w:t>
+              <w:t xml:space="preserve">📖 EXERCISE:</w:t>
             </w:r>
           </w:p>
           <w:p>
             <w:pPr>
               <w:spacing w:after="20" w:before="0"/>
             </w:pPr>
-            <w:hyperlink w:history="1" r:id="rIdbudrtg0tqkoblza3dvpn0">
+            <w:hyperlink w:history="1" r:id="rIdxjggpang52toe8mnlbihk">
               <w:r>
                 <w:rPr>
                   <w:rFonts w:ascii="Arial" w:cs="Arial" w:eastAsia="Arial" w:hAnsi="Arial"/>
@@ -8891,7 +8891,7 @@
                   <w:szCs w:val="16"/>
                   <w:u w:val="single" w:color="2E75B6"/>
                 </w:rPr>
-                <w:t xml:space="preserve">Applying the Laws of Exponents to Rational Exponents (Flexbook)</w:t>
+                <w:t xml:space="preserve">Powers of whole numbers</w:t>
               </w:r>
             </w:hyperlink>
           </w:p>
@@ -8907,7 +8907,7 @@
                 <w:sz w:val="14"/>
                 <w:szCs w:val="14"/>
               </w:rPr>
-              <w:t xml:space="preserve">Source: CK-12</w:t>
+              <w:t xml:space="preserve">Source: Khan Academy (English - US curriculum)</w:t>
             </w:r>
           </w:p>
           <w:p>
@@ -8915,7 +8915,7 @@
               <w:spacing w:after="10" w:before="0"/>
               <w:ind w:left="120"/>
             </w:pPr>
-            <w:hyperlink w:history="1" r:id="rIdpgljec8hrjfsetgyqwdik">
+            <w:hyperlink w:history="1" r:id="rId8vrdcmamynptgjxyp6nnn">
               <w:r>
                 <w:rPr>
                   <w:rFonts w:ascii="Arial" w:cs="Arial" w:eastAsia="Arial" w:hAnsi="Arial"/>
@@ -9110,7 +9110,7 @@
             <w:pPr>
               <w:spacing w:after="20" w:before="0"/>
             </w:pPr>
-            <w:hyperlink w:history="1" r:id="rIdchzmzkhqj38aozz7jqopi">
+            <w:hyperlink w:history="1" r:id="rIdgxoudfyyur0-c3d76jran">
               <w:r>
                 <w:rPr>
                   <w:rFonts w:ascii="Arial" w:cs="Arial" w:eastAsia="Arial" w:hAnsi="Arial"/>
@@ -9119,7 +9119,7 @@
                   <w:szCs w:val="16"/>
                   <w:u w:val="single" w:color="2E75B6"/>
                 </w:rPr>
-                <w:t xml:space="preserve">Video: Bending Light</w:t>
+                <w:t xml:space="preserve">Zero and Negative Exponent Properties - Overview</w:t>
               </w:r>
             </w:hyperlink>
           </w:p>
@@ -9135,7 +9135,7 @@
                 <w:sz w:val="14"/>
                 <w:szCs w:val="14"/>
               </w:rPr>
-              <w:t xml:space="preserve">Source: PhET Interactive Simulations (English)</w:t>
+              <w:t xml:space="preserve">Source: CK-12</w:t>
             </w:r>
           </w:p>
           <w:p>
@@ -9143,7 +9143,7 @@
               <w:spacing w:after="10" w:before="0"/>
               <w:ind w:left="120"/>
             </w:pPr>
-            <w:hyperlink w:history="1" r:id="rIdha7aualmsbqj4fgsw4xmg">
+            <w:hyperlink w:history="1" r:id="rIdh4_0efze4h1fkv8y02him">
               <w:r>
                 <w:rPr>
                   <w:rFonts w:ascii="Arial" w:cs="Arial" w:eastAsia="Arial" w:hAnsi="Arial"/>
@@ -9181,14 +9181,14 @@
                 <w:sz w:val="16"/>
                 <w:szCs w:val="16"/>
               </w:rPr>
-              <w:t xml:space="preserve">📖 HTML:</w:t>
+              <w:t xml:space="preserve">📖 EXERCISE:</w:t>
             </w:r>
           </w:p>
           <w:p>
             <w:pPr>
               <w:spacing w:after="20" w:before="0"/>
             </w:pPr>
-            <w:hyperlink w:history="1" r:id="rIdmzyutuarq_cbsxaggaciw">
+            <w:hyperlink w:history="1" r:id="rIdh60fcrh-qe8zffjgipt98">
               <w:r>
                 <w:rPr>
                   <w:rFonts w:ascii="Arial" w:cs="Arial" w:eastAsia="Arial" w:hAnsi="Arial"/>
@@ -9197,7 +9197,7 @@
                   <w:szCs w:val="16"/>
                   <w:u w:val="single" w:color="2E75B6"/>
                 </w:rPr>
-                <w:t xml:space="preserve">Applying the Laws of Exponents to Rational Exponents (Flexbook)</w:t>
+                <w:t xml:space="preserve">Multiply &amp; divide powers (integer exponents)</w:t>
               </w:r>
             </w:hyperlink>
           </w:p>
@@ -9213,7 +9213,7 @@
                 <w:sz w:val="14"/>
                 <w:szCs w:val="14"/>
               </w:rPr>
-              <w:t xml:space="preserve">Source: CK-12</w:t>
+              <w:t xml:space="preserve">Source: Khan Academy (English - US curriculum)</w:t>
             </w:r>
           </w:p>
           <w:p>
@@ -9221,7 +9221,7 @@
               <w:spacing w:after="10" w:before="0"/>
               <w:ind w:left="120"/>
             </w:pPr>
-            <w:hyperlink w:history="1" r:id="rId3fypmloydyt5ghtktat7l">
+            <w:hyperlink w:history="1" r:id="rId_fjyjkak3silyxt_a6ezb">
               <w:r>
                 <w:rPr>
                   <w:rFonts w:ascii="Arial" w:cs="Arial" w:eastAsia="Arial" w:hAnsi="Arial"/>
@@ -9416,7 +9416,7 @@
             <w:pPr>
               <w:spacing w:after="20" w:before="0"/>
             </w:pPr>
-            <w:hyperlink w:history="1" r:id="rIdgx4svecp2sospx5gqw6io">
+            <w:hyperlink w:history="1" r:id="rIdkfmjogplb2onz2y7quej2">
               <w:r>
                 <w:rPr>
                   <w:rFonts w:ascii="Arial" w:cs="Arial" w:eastAsia="Arial" w:hAnsi="Arial"/>
@@ -9425,7 +9425,7 @@
                   <w:szCs w:val="16"/>
                   <w:u w:val="single" w:color="2E75B6"/>
                 </w:rPr>
-                <w:t xml:space="preserve">Video: Bending Light</w:t>
+                <w:t xml:space="preserve">Multiplying &amp; dividing powers (integer exponents)</w:t>
               </w:r>
             </w:hyperlink>
           </w:p>
@@ -9441,7 +9441,7 @@
                 <w:sz w:val="14"/>
                 <w:szCs w:val="14"/>
               </w:rPr>
-              <w:t xml:space="preserve">Source: PhET Interactive Simulations (English)</w:t>
+              <w:t xml:space="preserve">Source: Khan Academy (English - US curriculum)</w:t>
             </w:r>
           </w:p>
           <w:p>
@@ -9449,7 +9449,7 @@
               <w:spacing w:after="10" w:before="0"/>
               <w:ind w:left="120"/>
             </w:pPr>
-            <w:hyperlink w:history="1" r:id="rIdeqwp6bgly7tc4kzw0umd-">
+            <w:hyperlink w:history="1" r:id="rIda8sjkuinphlcwm_egz_cs">
               <w:r>
                 <w:rPr>
                   <w:rFonts w:ascii="Arial" w:cs="Arial" w:eastAsia="Arial" w:hAnsi="Arial"/>
@@ -9487,14 +9487,14 @@
                 <w:sz w:val="16"/>
                 <w:szCs w:val="16"/>
               </w:rPr>
-              <w:t xml:space="preserve">📖 HTML:</w:t>
+              <w:t xml:space="preserve">📖 EXERCISE:</w:t>
             </w:r>
           </w:p>
           <w:p>
             <w:pPr>
               <w:spacing w:after="20" w:before="0"/>
             </w:pPr>
-            <w:hyperlink w:history="1" r:id="rIdf_grghu8pglkq7bhkjhja">
+            <w:hyperlink w:history="1" r:id="rId9du7nrgk0vvwytgrq2ish">
               <w:r>
                 <w:rPr>
                   <w:rFonts w:ascii="Arial" w:cs="Arial" w:eastAsia="Arial" w:hAnsi="Arial"/>
@@ -9503,7 +9503,7 @@
                   <w:szCs w:val="16"/>
                   <w:u w:val="single" w:color="2E75B6"/>
                 </w:rPr>
-                <w:t xml:space="preserve">Applying the Laws of Exponents to Rational Exponents (Flexbook)</w:t>
+                <w:t xml:space="preserve">Exponents with integer bases</w:t>
               </w:r>
             </w:hyperlink>
           </w:p>
@@ -9519,7 +9519,7 @@
                 <w:sz w:val="14"/>
                 <w:szCs w:val="14"/>
               </w:rPr>
-              <w:t xml:space="preserve">Source: CK-12</w:t>
+              <w:t xml:space="preserve">Source: Khan Academy (English - US curriculum)</w:t>
             </w:r>
           </w:p>
           <w:p>
@@ -9527,7 +9527,7 @@
               <w:spacing w:after="10" w:before="0"/>
               <w:ind w:left="120"/>
             </w:pPr>
-            <w:hyperlink w:history="1" r:id="rIdicfc7mfgybxt_xxlkylfr">
+            <w:hyperlink w:history="1" r:id="rIdn5ynumrxd3m_ij-zi0uvx">
               <w:r>
                 <w:rPr>
                   <w:rFonts w:ascii="Arial" w:cs="Arial" w:eastAsia="Arial" w:hAnsi="Arial"/>
@@ -9722,7 +9722,7 @@
             <w:pPr>
               <w:spacing w:after="20" w:before="0"/>
             </w:pPr>
-            <w:hyperlink w:history="1" r:id="rIdw2ikc6gd5fvyxofrltbhq">
+            <w:hyperlink w:history="1" r:id="rIdv_gprnjnzzce_poefz0kr">
               <w:r>
                 <w:rPr>
                   <w:rFonts w:ascii="Arial" w:cs="Arial" w:eastAsia="Arial" w:hAnsi="Arial"/>
@@ -9731,7 +9731,7 @@
                   <w:szCs w:val="16"/>
                   <w:u w:val="single" w:color="2E75B6"/>
                 </w:rPr>
-                <w:t xml:space="preserve">Video: Bending Light</w:t>
+                <w:t xml:space="preserve">Evaluating fractional exponents: negative unit-fraction</w:t>
               </w:r>
             </w:hyperlink>
           </w:p>
@@ -9747,7 +9747,7 @@
                 <w:sz w:val="14"/>
                 <w:szCs w:val="14"/>
               </w:rPr>
-              <w:t xml:space="preserve">Source: PhET Interactive Simulations (English)</w:t>
+              <w:t xml:space="preserve">Source: Khan Academy (English - US curriculum)</w:t>
             </w:r>
           </w:p>
           <w:p>
@@ -9755,7 +9755,7 @@
               <w:spacing w:after="10" w:before="0"/>
               <w:ind w:left="120"/>
             </w:pPr>
-            <w:hyperlink w:history="1" r:id="rId7vv6vm-43jboqrfehms0c">
+            <w:hyperlink w:history="1" r:id="rIdlthtgxj5snd9uex5gqt-v">
               <w:r>
                 <w:rPr>
                   <w:rFonts w:ascii="Arial" w:cs="Arial" w:eastAsia="Arial" w:hAnsi="Arial"/>
@@ -9793,14 +9793,14 @@
                 <w:sz w:val="16"/>
                 <w:szCs w:val="16"/>
               </w:rPr>
-              <w:t xml:space="preserve">📖 HTML:</w:t>
+              <w:t xml:space="preserve">📖 EXERCISE:</w:t>
             </w:r>
           </w:p>
           <w:p>
             <w:pPr>
               <w:spacing w:after="20" w:before="0"/>
             </w:pPr>
-            <w:hyperlink w:history="1" r:id="rIdbvirusdqoos5m1w7gzuew">
+            <w:hyperlink w:history="1" r:id="rIdi7_johwf2rx6ocev2cf5d">
               <w:r>
                 <w:rPr>
                   <w:rFonts w:ascii="Arial" w:cs="Arial" w:eastAsia="Arial" w:hAnsi="Arial"/>
@@ -9809,7 +9809,7 @@
                   <w:szCs w:val="16"/>
                   <w:u w:val="single" w:color="2E75B6"/>
                 </w:rPr>
-                <w:t xml:space="preserve">Applying the Laws of Exponents to Rational Exponents (Flexbook)</w:t>
+                <w:t xml:space="preserve">Powers of products &amp; quotients (integer exponents)</w:t>
               </w:r>
             </w:hyperlink>
           </w:p>
@@ -9825,7 +9825,7 @@
                 <w:sz w:val="14"/>
                 <w:szCs w:val="14"/>
               </w:rPr>
-              <w:t xml:space="preserve">Source: CK-12</w:t>
+              <w:t xml:space="preserve">Source: Khan Academy (English - US curriculum)</w:t>
             </w:r>
           </w:p>
           <w:p>
@@ -9833,7 +9833,7 @@
               <w:spacing w:after="10" w:before="0"/>
               <w:ind w:left="120"/>
             </w:pPr>
-            <w:hyperlink w:history="1" r:id="rIdplz054okfhdi2o1miughz">
+            <w:hyperlink w:history="1" r:id="rIduwjfvhlx8zaugqpgncvy9">
               <w:r>
                 <w:rPr>
                   <w:rFonts w:ascii="Arial" w:cs="Arial" w:eastAsia="Arial" w:hAnsi="Arial"/>
@@ -10028,7 +10028,7 @@
             <w:pPr>
               <w:spacing w:after="20" w:before="0"/>
             </w:pPr>
-            <w:hyperlink w:history="1" r:id="rIddv-mvf208kyry17fnezrb">
+            <w:hyperlink w:history="1" r:id="rIdu5t2jpqiwf42zlext427-">
               <w:r>
                 <w:rPr>
                   <w:rFonts w:ascii="Arial" w:cs="Arial" w:eastAsia="Arial" w:hAnsi="Arial"/>
@@ -10037,7 +10037,7 @@
                   <w:szCs w:val="16"/>
                   <w:u w:val="single" w:color="2E75B6"/>
                 </w:rPr>
-                <w:t xml:space="preserve">Video: Bending Light</w:t>
+                <w:t xml:space="preserve">Powers of zero</w:t>
               </w:r>
             </w:hyperlink>
           </w:p>
@@ -10053,7 +10053,7 @@
                 <w:sz w:val="14"/>
                 <w:szCs w:val="14"/>
               </w:rPr>
-              <w:t xml:space="preserve">Source: PhET Interactive Simulations (English)</w:t>
+              <w:t xml:space="preserve">Source: Khan Academy (English - US curriculum)</w:t>
             </w:r>
           </w:p>
           <w:p>
@@ -10061,7 +10061,7 @@
               <w:spacing w:after="10" w:before="0"/>
               <w:ind w:left="120"/>
             </w:pPr>
-            <w:hyperlink w:history="1" r:id="rId3gy4k0kfuqmsp6pteiu_f">
+            <w:hyperlink w:history="1" r:id="rIdtr7vjgrgundnz9x0m8js1">
               <w:r>
                 <w:rPr>
                   <w:rFonts w:ascii="Arial" w:cs="Arial" w:eastAsia="Arial" w:hAnsi="Arial"/>
@@ -10106,7 +10106,7 @@
             <w:pPr>
               <w:spacing w:after="20" w:before="0"/>
             </w:pPr>
-            <w:hyperlink w:history="1" r:id="rIdckvawdocp1pq29lfc98ii">
+            <w:hyperlink w:history="1" r:id="rIdv8fycssim3gj7uikt1gil">
               <w:r>
                 <w:rPr>
                   <w:rFonts w:ascii="Arial" w:cs="Arial" w:eastAsia="Arial" w:hAnsi="Arial"/>
@@ -10115,7 +10115,7 @@
                   <w:szCs w:val="16"/>
                   <w:u w:val="single" w:color="2E75B6"/>
                 </w:rPr>
-                <w:t xml:space="preserve">Applying the Laws of Exponents to Rational Exponents (Flexbook)</w:t>
+                <w:t xml:space="preserve">Negative and Zero Exponents (Flexbook)</w:t>
               </w:r>
             </w:hyperlink>
           </w:p>
@@ -10139,7 +10139,7 @@
               <w:spacing w:after="10" w:before="0"/>
               <w:ind w:left="120"/>
             </w:pPr>
-            <w:hyperlink w:history="1" r:id="rIdsbpwncwkgtkvgzluvhp7r">
+            <w:hyperlink w:history="1" r:id="rIdvjaslb0pk_kyjlsnlkwri">
               <w:r>
                 <w:rPr>
                   <w:rFonts w:ascii="Arial" w:cs="Arial" w:eastAsia="Arial" w:hAnsi="Arial"/>
@@ -11626,7 +11626,7 @@
             <w:pPr>
               <w:spacing w:after="20" w:before="0"/>
             </w:pPr>
-            <w:hyperlink w:history="1" r:id="rId-vosebpqf7cx1ehs8cgjg">
+            <w:hyperlink w:history="1" r:id="rIdwa5uoa2urwxavn6rwiy1x">
               <w:r>
                 <w:rPr>
                   <w:rFonts w:ascii="Arial" w:cs="Arial" w:eastAsia="Arial" w:hAnsi="Arial"/>
@@ -11635,7 +11635,7 @@
                   <w:szCs w:val="16"/>
                   <w:u w:val="single" w:color="2E75B6"/>
                 </w:rPr>
-                <w:t xml:space="preserve">Video: Bending Light</w:t>
+                <w:t xml:space="preserve">Zero-order reactions</w:t>
               </w:r>
             </w:hyperlink>
           </w:p>
@@ -11651,7 +11651,7 @@
                 <w:sz w:val="14"/>
                 <w:szCs w:val="14"/>
               </w:rPr>
-              <w:t xml:space="preserve">Source: PhET Interactive Simulations (English)</w:t>
+              <w:t xml:space="preserve">Source: Khan Academy (English - US curriculum)</w:t>
             </w:r>
           </w:p>
           <w:p>
@@ -11659,7 +11659,7 @@
               <w:spacing w:after="10" w:before="0"/>
               <w:ind w:left="120"/>
             </w:pPr>
-            <w:hyperlink w:history="1" r:id="rIdhuelmeg7opgr7mrlyggup">
+            <w:hyperlink w:history="1" r:id="rIdrnaceqr4lbuq3i39yaa25">
               <w:r>
                 <w:rPr>
                   <w:rFonts w:ascii="Arial" w:cs="Arial" w:eastAsia="Arial" w:hAnsi="Arial"/>
@@ -11697,14 +11697,374 @@
                 <w:sz w:val="16"/>
                 <w:szCs w:val="16"/>
               </w:rPr>
-              <w:t xml:space="preserve">📖 HTML:</w:t>
+              <w:t xml:space="preserve">📖 READING:</w:t>
             </w:r>
           </w:p>
           <w:p>
             <w:pPr>
               <w:spacing w:after="20" w:before="0"/>
             </w:pPr>
-            <w:hyperlink w:history="1" r:id="rIdr8iyl2urwjc8z_v7keabb">
+            <w:r>
+              <w:rPr>
+                <w:rFonts w:ascii="Arial" w:cs="Arial" w:eastAsia="Arial" w:hAnsi="Arial"/>
+                <w:i/>
+                <w:iCs/>
+                <w:color w:val="595959"/>
+                <w:sz w:val="16"/>
+                <w:szCs w:val="16"/>
+              </w:rPr>
+              <w:t xml:space="preserve">No closely matching reading in the ARES library for this activity.</w:t>
+            </w:r>
+          </w:p>
+          <w:p>
+            <w:pPr>
+              <w:spacing w:after="10" w:before="0"/>
+              <w:ind w:left="120"/>
+            </w:pPr>
+            <w:hyperlink w:history="1" r:id="rId4auvbr9j54hfpnr7xentp">
+              <w:r>
+                <w:rPr>
+                  <w:rFonts w:ascii="Arial" w:cs="Arial" w:eastAsia="Arial" w:hAnsi="Arial"/>
+                  <w:color w:val="595959"/>
+                  <w:sz w:val="14"/>
+                  <w:szCs w:val="14"/>
+                  <w:u w:val="single" w:color="595959"/>
+                </w:rPr>
+                <w:t xml:space="preserve">🔍 Search ARES for readings</w:t>
+              </w:r>
+            </w:hyperlink>
+          </w:p>
+          <w:p>
+            <w:pPr>
+              <w:spacing w:after="10" w:before="0"/>
+              <w:ind w:left="120"/>
+            </w:pPr>
+            <w:r>
+              <w:rPr>
+                <w:rFonts w:ascii="Arial" w:cs="Arial" w:eastAsia="Arial" w:hAnsi="Arial"/>
+                <w:color w:val="595959"/>
+                <w:sz w:val="14"/>
+                <w:szCs w:val="14"/>
+              </w:rPr>
+              <w:t xml:space="preserve">Search terms: indices laws index equations</w:t>
+            </w:r>
+          </w:p>
+        </w:tc>
+        <w:tc>
+          <w:tcPr>
+            <w:tcW w:type="dxa" w:w="3040"/>
+            <w:shd w:fill="FFFFFF" w:color="auto" w:val="clear"/>
+            <w:tcMar>
+              <w:top w:type="dxa" w:w="60"/>
+              <w:left w:type="dxa" w:w="120"/>
+              <w:bottom w:type="dxa" w:w="60"/>
+              <w:right w:type="dxa" w:w="120"/>
+            </w:tcMar>
+            <w:vAlign w:val="top"/>
+          </w:tcPr>
+          <w:p>
+            <w:pPr>
+              <w:spacing w:after="40" w:before="0"/>
+              <w:jc w:val="left"/>
+            </w:pPr>
+            <w:r>
+              <w:rPr>
+                <w:rFonts w:ascii="Arial" w:cs="Arial" w:eastAsia="Arial" w:hAnsi="Arial"/>
+                <w:b w:val="false"/>
+                <w:bCs w:val="false"/>
+                <w:i w:val="false"/>
+                <w:iCs w:val="false"/>
+                <w:color w:val="000000"/>
+                <w:sz w:val="18"/>
+                <w:szCs w:val="18"/>
+              </w:rPr>
+              <w:t xml:space="preserve">Learners are shown three expressions on the board, all derived from the Kitale maize doubling sequence and the SGR context, and asked to predict the simplified answer BEFORE applying any law formally:</w:t>
+            </w:r>
+          </w:p>
+          <w:p>
+            <w:pPr>
+              <w:spacing w:after="40" w:before="0"/>
+              <w:jc w:val="left"/>
+            </w:pPr>
+            <w:r>
+              <w:rPr>
+                <w:rFonts w:ascii="Arial" w:cs="Arial" w:eastAsia="Arial" w:hAnsi="Arial"/>
+                <w:b w:val="false"/>
+                <w:bCs w:val="false"/>
+                <w:i w:val="false"/>
+                <w:iCs w:val="false"/>
+                <w:color w:val="000000"/>
+                <w:sz w:val="18"/>
+                <w:szCs w:val="18"/>
+              </w:rPr>
+              <w:t xml:space="preserve">(i) 2⁸ × 2⁴ ÷ 2⁶ (maize seeds — how many seeds after combining and removing batches?)</w:t>
+            </w:r>
+          </w:p>
+          <w:p>
+            <w:pPr>
+              <w:spacing w:after="40" w:before="0"/>
+              <w:jc w:val="left"/>
+            </w:pPr>
+            <w:r>
+              <w:rPr>
+                <w:rFonts w:ascii="Arial" w:cs="Arial" w:eastAsia="Arial" w:hAnsi="Arial"/>
+                <w:b w:val="false"/>
+                <w:bCs w:val="false"/>
+                <w:i w:val="false"/>
+                <w:iCs w:val="false"/>
+                <w:color w:val="000000"/>
+                <w:sz w:val="18"/>
+                <w:szCs w:val="18"/>
+              </w:rPr>
+              <w:t xml:space="preserve">(ii) (10³)² ÷ 10⁴ (SGR: a distance written as a power of 10 — what single power results?)</w:t>
+            </w:r>
+          </w:p>
+          <w:p>
+            <w:pPr>
+              <w:spacing w:after="40" w:before="0"/>
+              <w:jc w:val="left"/>
+            </w:pPr>
+            <w:r>
+              <w:rPr>
+                <w:rFonts w:ascii="Arial" w:cs="Arial" w:eastAsia="Arial" w:hAnsi="Arial"/>
+                <w:b w:val="false"/>
+                <w:bCs w:val="false"/>
+                <w:i w:val="false"/>
+                <w:iCs w:val="false"/>
+                <w:color w:val="000000"/>
+                <w:sz w:val="18"/>
+                <w:szCs w:val="18"/>
+              </w:rPr>
+              <w:t xml:space="preserve">(iii) x⁵ × x⁰ ÷ x³ (algebraic — what does the zero-index term do?)</w:t>
+            </w:r>
+          </w:p>
+          <w:p>
+            <w:pPr>
+              <w:spacing w:after="40" w:before="0"/>
+              <w:jc w:val="left"/>
+            </w:pPr>
+            <w:r>
+              <w:rPr>
+                <w:rFonts w:ascii="Arial" w:cs="Arial" w:eastAsia="Arial" w:hAnsi="Arial"/>
+                <w:b w:val="false"/>
+                <w:bCs w:val="false"/>
+                <w:i w:val="false"/>
+                <w:iCs w:val="false"/>
+                <w:color w:val="000000"/>
+                <w:sz w:val="18"/>
+                <w:szCs w:val="18"/>
+              </w:rPr>
+              <w:t xml:space="preserve">Learners write individual predictions in their exercise books with a brief reason ('I think the answer is ___ because ___'), then share with a shoulder partner.</w:t>
+            </w:r>
+          </w:p>
+        </w:tc>
+        <w:tc>
+          <w:tcPr>
+            <w:tcW w:type="dxa" w:w="3040"/>
+            <w:shd w:fill="F2F2F2" w:color="auto" w:val="clear"/>
+            <w:tcMar>
+              <w:top w:type="dxa" w:w="60"/>
+              <w:left w:type="dxa" w:w="120"/>
+              <w:bottom w:type="dxa" w:w="60"/>
+              <w:right w:type="dxa" w:w="120"/>
+            </w:tcMar>
+            <w:vAlign w:val="top"/>
+          </w:tcPr>
+          <w:p>
+            <w:pPr>
+              <w:spacing w:after="40" w:before="0"/>
+              <w:jc w:val="left"/>
+            </w:pPr>
+            <w:r>
+              <w:rPr>
+                <w:rFonts w:ascii="Arial" w:cs="Arial" w:eastAsia="Arial" w:hAnsi="Arial"/>
+                <w:b w:val="false"/>
+                <w:bCs w:val="false"/>
+                <w:i w:val="false"/>
+                <w:iCs w:val="false"/>
+                <w:color w:val="000000"/>
+                <w:sz w:val="18"/>
+                <w:szCs w:val="18"/>
+              </w:rPr>
+              <w:t xml:space="preserve">1. Display the three expressions using the board or projector. Say exactly: 'Before we calculate anything, I want your BEST GUESS — not your certain answer, your best guess. Write it down and give me one reason. You have 90 seconds. Go.'</w:t>
+            </w:r>
+          </w:p>
+          <w:p>
+            <w:pPr>
+              <w:spacing w:after="40" w:before="0"/>
+              <w:jc w:val="left"/>
+            </w:pPr>
+            <w:r>
+              <w:rPr>
+                <w:rFonts w:ascii="Arial" w:cs="Arial" w:eastAsia="Arial" w:hAnsi="Arial"/>
+                <w:b w:val="false"/>
+                <w:bCs w:val="false"/>
+                <w:i w:val="false"/>
+                <w:iCs w:val="false"/>
+                <w:color w:val="000000"/>
+                <w:sz w:val="18"/>
+                <w:szCs w:val="18"/>
+              </w:rPr>
+              <w:t xml:space="preserve">2. Circulate silently for 90 seconds, scanning books for common errors (e.g., learners multiplying exponents instead of adding in (i); learners saying (iii) = x⁸ because they include x⁰ = 0 rather than 1).</w:t>
+            </w:r>
+          </w:p>
+          <w:p>
+            <w:pPr>
+              <w:spacing w:after="40" w:before="0"/>
+              <w:jc w:val="left"/>
+            </w:pPr>
+            <w:r>
+              <w:rPr>
+                <w:rFonts w:ascii="Arial" w:cs="Arial" w:eastAsia="Arial" w:hAnsi="Arial"/>
+                <w:b w:val="false"/>
+                <w:bCs w:val="false"/>
+                <w:i w:val="false"/>
+                <w:iCs w:val="false"/>
+                <w:color w:val="000000"/>
+                <w:sz w:val="18"/>
+                <w:szCs w:val="18"/>
+              </w:rPr>
+              <w:t xml:space="preserve">3. After 90 seconds, cold-call EXACTLY 3 learners for their prediction on expression (i), then 2 on (ii), then 2 on (iii). For each, ask: 'What law — or what reasoning — led you to that prediction?' Allow 10–15 seconds WAIT TIME after each question before accepting answers.</w:t>
+            </w:r>
+          </w:p>
+          <w:p>
+            <w:pPr>
+              <w:spacing w:after="40" w:before="0"/>
+              <w:jc w:val="left"/>
+            </w:pPr>
+            <w:r>
+              <w:rPr>
+                <w:rFonts w:ascii="Arial" w:cs="Arial" w:eastAsia="Arial" w:hAnsi="Arial"/>
+                <w:b w:val="false"/>
+                <w:bCs w:val="false"/>
+                <w:i w:val="false"/>
+                <w:iCs w:val="false"/>
+                <w:color w:val="000000"/>
+                <w:sz w:val="18"/>
+                <w:szCs w:val="18"/>
+              </w:rPr>
+              <w:t xml:space="preserve">4. Do NOT confirm or deny answers yet. Record predictions on a corner of the board labelled 'Our Predictions — check at the end.' Say: 'We will return to these. Hold your predictions lightly — evidence will tell us who is right.'</w:t>
+            </w:r>
+          </w:p>
+        </w:tc>
+        <w:tc>
+          <w:tcPr>
+            <w:tcW w:type="dxa" w:w="3040"/>
+            <w:shd w:fill="FFFFFF" w:color="auto" w:val="clear"/>
+            <w:tcMar>
+              <w:top w:type="dxa" w:w="60"/>
+              <w:left w:type="dxa" w:w="120"/>
+              <w:bottom w:type="dxa" w:w="60"/>
+              <w:right w:type="dxa" w:w="120"/>
+            </w:tcMar>
+            <w:vAlign w:val="top"/>
+          </w:tcPr>
+          <w:p>
+            <w:pPr>
+              <w:spacing w:after="40" w:before="0"/>
+              <w:jc w:val="left"/>
+            </w:pPr>
+            <w:r>
+              <w:rPr>
+                <w:rFonts w:ascii="Arial" w:cs="Arial" w:eastAsia="Arial" w:hAnsi="Arial"/>
+                <w:b w:val="false"/>
+                <w:bCs w:val="false"/>
+                <w:i w:val="false"/>
+                <w:iCs w:val="false"/>
+                <w:color w:val="000000"/>
+                <w:sz w:val="18"/>
+                <w:szCs w:val="18"/>
+              </w:rPr>
+              <w:t xml:space="preserve">Elicit-and-Record Prediction: By publicly recording predictions without evaluation, the teacher creates cognitive dissonance that motivates the Observe phase. Connecting expressions (i)–(iii) to the maize phenomenon keeps learners anchored to the storyline rather than treating the mathematics as abstract drill.</w:t>
+            </w:r>
+          </w:p>
+        </w:tc>
+        <w:tc>
+          <w:tcPr>
+            <w:tcW w:type="dxa" w:w="3040"/>
+            <w:shd w:fill="F2F2F2" w:color="auto" w:val="clear"/>
+            <w:tcMar>
+              <w:top w:type="dxa" w:w="60"/>
+              <w:left w:type="dxa" w:w="120"/>
+              <w:bottom w:type="dxa" w:w="60"/>
+              <w:right w:type="dxa" w:w="120"/>
+            </w:tcMar>
+            <w:vAlign w:val="top"/>
+          </w:tcPr>
+          <w:p>
+            <w:pPr>
+              <w:spacing w:after="40" w:before="0"/>
+              <w:jc w:val="left"/>
+            </w:pPr>
+            <w:r>
+              <w:rPr>
+                <w:rFonts w:ascii="Arial" w:cs="Arial" w:eastAsia="Arial" w:hAnsi="Arial"/>
+                <w:b w:val="false"/>
+                <w:bCs w:val="false"/>
+                <w:i w:val="false"/>
+                <w:iCs w:val="false"/>
+                <w:color w:val="000000"/>
+                <w:sz w:val="18"/>
+                <w:szCs w:val="18"/>
+              </w:rPr>
+              <w:t xml:space="preserve">Observable indicator: Can learners articulate which law they intended to apply, even if their arithmetic is incorrect? Listen for learners confusing the product law (add exponents) with the power-of-a-power law (multiply exponents) — this is the most common misconception at this stage and must be addressed in the Explain phase.</w:t>
+            </w:r>
+          </w:p>
+        </w:tc>
+      </w:tr>
+      <w:tr>
+        <w:tc>
+          <w:tcPr>
+            <w:tcW w:type="dxa" w:w="1520"/>
+            <w:shd w:fill="D9EEF1" w:color="auto" w:val="clear"/>
+            <w:tcMar>
+              <w:top w:type="dxa" w:w="60"/>
+              <w:left w:type="dxa" w:w="120"/>
+              <w:bottom w:type="dxa" w:w="60"/>
+              <w:right w:type="dxa" w:w="120"/>
+            </w:tcMar>
+            <w:vAlign w:val="top"/>
+          </w:tcPr>
+          <w:p>
+            <w:pPr>
+              <w:spacing w:after="40" w:before="0"/>
+              <w:jc w:val="left"/>
+            </w:pPr>
+            <w:r>
+              <w:rPr>
+                <w:rFonts w:ascii="Arial" w:cs="Arial" w:eastAsia="Arial" w:hAnsi="Arial"/>
+                <w:b/>
+                <w:bCs/>
+                <w:i w:val="false"/>
+                <w:iCs w:val="false"/>
+                <w:color w:val="000000"/>
+                <w:sz w:val="18"/>
+                <w:szCs w:val="18"/>
+              </w:rPr>
+              <w:t xml:space="preserve">Observe Phase</w:t>
+            </w:r>
+          </w:p>
+          <w:p>
+            <w:pPr>
+              <w:spacing w:after="20" w:before="0"/>
+            </w:pPr>
+            <w:r>
+              <w:rPr>
+                <w:rFonts w:ascii="Arial" w:cs="Arial" w:eastAsia="Arial" w:hAnsi="Arial"/>
+                <w:b/>
+                <w:bCs/>
+                <w:color w:val="1F3864"/>
+                <w:sz w:val="16"/>
+                <w:szCs w:val="16"/>
+              </w:rPr>
+              <w:t xml:space="preserve">📹 VIDEO:</w:t>
+            </w:r>
+          </w:p>
+          <w:p>
+            <w:pPr>
+              <w:spacing w:after="20" w:before="0"/>
+            </w:pPr>
+            <w:hyperlink w:history="1" r:id="rIdyxjhixxhck-59u7n9arei">
               <w:r>
                 <w:rPr>
                   <w:rFonts w:ascii="Arial" w:cs="Arial" w:eastAsia="Arial" w:hAnsi="Arial"/>
@@ -11713,7 +12073,7 @@
                   <w:szCs w:val="16"/>
                   <w:u w:val="single" w:color="2E75B6"/>
                 </w:rPr>
-                <w:t xml:space="preserve">Applying the Laws of Exponents to Rational Exponents (Flexbook)</w:t>
+                <w:t xml:space="preserve">Elementary reactions</w:t>
               </w:r>
             </w:hyperlink>
           </w:p>
@@ -11729,7 +12089,7 @@
                 <w:sz w:val="14"/>
                 <w:szCs w:val="14"/>
               </w:rPr>
-              <w:t xml:space="preserve">Source: CK-12</w:t>
+              <w:t xml:space="preserve">Source: Khan Academy (English - US curriculum)</w:t>
             </w:r>
           </w:p>
           <w:p>
@@ -11737,368 +12097,7 @@
               <w:spacing w:after="10" w:before="0"/>
               <w:ind w:left="120"/>
             </w:pPr>
-            <w:hyperlink w:history="1" r:id="rIdg2mizaiumztxqk21knhrm">
-              <w:r>
-                <w:rPr>
-                  <w:rFonts w:ascii="Arial" w:cs="Arial" w:eastAsia="Arial" w:hAnsi="Arial"/>
-                  <w:color w:val="595959"/>
-                  <w:sz w:val="14"/>
-                  <w:szCs w:val="14"/>
-                  <w:u w:val="single" w:color="595959"/>
-                </w:rPr>
-                <w:t xml:space="preserve">🔍 Search ARES for similar readings</w:t>
-              </w:r>
-            </w:hyperlink>
-          </w:p>
-        </w:tc>
-        <w:tc>
-          <w:tcPr>
-            <w:tcW w:type="dxa" w:w="3040"/>
-            <w:shd w:fill="FFFFFF" w:color="auto" w:val="clear"/>
-            <w:tcMar>
-              <w:top w:type="dxa" w:w="60"/>
-              <w:left w:type="dxa" w:w="120"/>
-              <w:bottom w:type="dxa" w:w="60"/>
-              <w:right w:type="dxa" w:w="120"/>
-            </w:tcMar>
-            <w:vAlign w:val="top"/>
-          </w:tcPr>
-          <w:p>
-            <w:pPr>
-              <w:spacing w:after="40" w:before="0"/>
-              <w:jc w:val="left"/>
-            </w:pPr>
-            <w:r>
-              <w:rPr>
-                <w:rFonts w:ascii="Arial" w:cs="Arial" w:eastAsia="Arial" w:hAnsi="Arial"/>
-                <w:b w:val="false"/>
-                <w:bCs w:val="false"/>
-                <w:i w:val="false"/>
-                <w:iCs w:val="false"/>
-                <w:color w:val="000000"/>
-                <w:sz w:val="18"/>
-                <w:szCs w:val="18"/>
-              </w:rPr>
-              <w:t xml:space="preserve">Learners are shown three expressions on the board, all derived from the Kitale maize doubling sequence and the SGR context, and asked to predict the simplified answer BEFORE applying any law formally:</w:t>
-            </w:r>
-          </w:p>
-          <w:p>
-            <w:pPr>
-              <w:spacing w:after="40" w:before="0"/>
-              <w:jc w:val="left"/>
-            </w:pPr>
-            <w:r>
-              <w:rPr>
-                <w:rFonts w:ascii="Arial" w:cs="Arial" w:eastAsia="Arial" w:hAnsi="Arial"/>
-                <w:b w:val="false"/>
-                <w:bCs w:val="false"/>
-                <w:i w:val="false"/>
-                <w:iCs w:val="false"/>
-                <w:color w:val="000000"/>
-                <w:sz w:val="18"/>
-                <w:szCs w:val="18"/>
-              </w:rPr>
-              <w:t xml:space="preserve">(i) 2⁸ × 2⁴ ÷ 2⁶ (maize seeds — how many seeds after combining and removing batches?)</w:t>
-            </w:r>
-          </w:p>
-          <w:p>
-            <w:pPr>
-              <w:spacing w:after="40" w:before="0"/>
-              <w:jc w:val="left"/>
-            </w:pPr>
-            <w:r>
-              <w:rPr>
-                <w:rFonts w:ascii="Arial" w:cs="Arial" w:eastAsia="Arial" w:hAnsi="Arial"/>
-                <w:b w:val="false"/>
-                <w:bCs w:val="false"/>
-                <w:i w:val="false"/>
-                <w:iCs w:val="false"/>
-                <w:color w:val="000000"/>
-                <w:sz w:val="18"/>
-                <w:szCs w:val="18"/>
-              </w:rPr>
-              <w:t xml:space="preserve">(ii) (10³)² ÷ 10⁴ (SGR: a distance written as a power of 10 — what single power results?)</w:t>
-            </w:r>
-          </w:p>
-          <w:p>
-            <w:pPr>
-              <w:spacing w:after="40" w:before="0"/>
-              <w:jc w:val="left"/>
-            </w:pPr>
-            <w:r>
-              <w:rPr>
-                <w:rFonts w:ascii="Arial" w:cs="Arial" w:eastAsia="Arial" w:hAnsi="Arial"/>
-                <w:b w:val="false"/>
-                <w:bCs w:val="false"/>
-                <w:i w:val="false"/>
-                <w:iCs w:val="false"/>
-                <w:color w:val="000000"/>
-                <w:sz w:val="18"/>
-                <w:szCs w:val="18"/>
-              </w:rPr>
-              <w:t xml:space="preserve">(iii) x⁵ × x⁰ ÷ x³ (algebraic — what does the zero-index term do?)</w:t>
-            </w:r>
-          </w:p>
-          <w:p>
-            <w:pPr>
-              <w:spacing w:after="40" w:before="0"/>
-              <w:jc w:val="left"/>
-            </w:pPr>
-            <w:r>
-              <w:rPr>
-                <w:rFonts w:ascii="Arial" w:cs="Arial" w:eastAsia="Arial" w:hAnsi="Arial"/>
-                <w:b w:val="false"/>
-                <w:bCs w:val="false"/>
-                <w:i w:val="false"/>
-                <w:iCs w:val="false"/>
-                <w:color w:val="000000"/>
-                <w:sz w:val="18"/>
-                <w:szCs w:val="18"/>
-              </w:rPr>
-              <w:t xml:space="preserve">Learners write individual predictions in their exercise books with a brief reason ('I think the answer is ___ because ___'), then share with a shoulder partner.</w:t>
-            </w:r>
-          </w:p>
-        </w:tc>
-        <w:tc>
-          <w:tcPr>
-            <w:tcW w:type="dxa" w:w="3040"/>
-            <w:shd w:fill="F2F2F2" w:color="auto" w:val="clear"/>
-            <w:tcMar>
-              <w:top w:type="dxa" w:w="60"/>
-              <w:left w:type="dxa" w:w="120"/>
-              <w:bottom w:type="dxa" w:w="60"/>
-              <w:right w:type="dxa" w:w="120"/>
-            </w:tcMar>
-            <w:vAlign w:val="top"/>
-          </w:tcPr>
-          <w:p>
-            <w:pPr>
-              <w:spacing w:after="40" w:before="0"/>
-              <w:jc w:val="left"/>
-            </w:pPr>
-            <w:r>
-              <w:rPr>
-                <w:rFonts w:ascii="Arial" w:cs="Arial" w:eastAsia="Arial" w:hAnsi="Arial"/>
-                <w:b w:val="false"/>
-                <w:bCs w:val="false"/>
-                <w:i w:val="false"/>
-                <w:iCs w:val="false"/>
-                <w:color w:val="000000"/>
-                <w:sz w:val="18"/>
-                <w:szCs w:val="18"/>
-              </w:rPr>
-              <w:t xml:space="preserve">1. Display the three expressions using the board or projector. Say exactly: 'Before we calculate anything, I want your BEST GUESS — not your certain answer, your best guess. Write it down and give me one reason. You have 90 seconds. Go.'</w:t>
-            </w:r>
-          </w:p>
-          <w:p>
-            <w:pPr>
-              <w:spacing w:after="40" w:before="0"/>
-              <w:jc w:val="left"/>
-            </w:pPr>
-            <w:r>
-              <w:rPr>
-                <w:rFonts w:ascii="Arial" w:cs="Arial" w:eastAsia="Arial" w:hAnsi="Arial"/>
-                <w:b w:val="false"/>
-                <w:bCs w:val="false"/>
-                <w:i w:val="false"/>
-                <w:iCs w:val="false"/>
-                <w:color w:val="000000"/>
-                <w:sz w:val="18"/>
-                <w:szCs w:val="18"/>
-              </w:rPr>
-              <w:t xml:space="preserve">2. Circulate silently for 90 seconds, scanning books for common errors (e.g., learners multiplying exponents instead of adding in (i); learners saying (iii) = x⁸ because they include x⁰ = 0 rather than 1).</w:t>
-            </w:r>
-          </w:p>
-          <w:p>
-            <w:pPr>
-              <w:spacing w:after="40" w:before="0"/>
-              <w:jc w:val="left"/>
-            </w:pPr>
-            <w:r>
-              <w:rPr>
-                <w:rFonts w:ascii="Arial" w:cs="Arial" w:eastAsia="Arial" w:hAnsi="Arial"/>
-                <w:b w:val="false"/>
-                <w:bCs w:val="false"/>
-                <w:i w:val="false"/>
-                <w:iCs w:val="false"/>
-                <w:color w:val="000000"/>
-                <w:sz w:val="18"/>
-                <w:szCs w:val="18"/>
-              </w:rPr>
-              <w:t xml:space="preserve">3. After 90 seconds, cold-call EXACTLY 3 learners for their prediction on expression (i), then 2 on (ii), then 2 on (iii). For each, ask: 'What law — or what reasoning — led you to that prediction?' Allow 10–15 seconds WAIT TIME after each question before accepting answers.</w:t>
-            </w:r>
-          </w:p>
-          <w:p>
-            <w:pPr>
-              <w:spacing w:after="40" w:before="0"/>
-              <w:jc w:val="left"/>
-            </w:pPr>
-            <w:r>
-              <w:rPr>
-                <w:rFonts w:ascii="Arial" w:cs="Arial" w:eastAsia="Arial" w:hAnsi="Arial"/>
-                <w:b w:val="false"/>
-                <w:bCs w:val="false"/>
-                <w:i w:val="false"/>
-                <w:iCs w:val="false"/>
-                <w:color w:val="000000"/>
-                <w:sz w:val="18"/>
-                <w:szCs w:val="18"/>
-              </w:rPr>
-              <w:t xml:space="preserve">4. Do NOT confirm or deny answers yet. Record predictions on a corner of the board labelled 'Our Predictions — check at the end.' Say: 'We will return to these. Hold your predictions lightly — evidence will tell us who is right.'</w:t>
-            </w:r>
-          </w:p>
-        </w:tc>
-        <w:tc>
-          <w:tcPr>
-            <w:tcW w:type="dxa" w:w="3040"/>
-            <w:shd w:fill="FFFFFF" w:color="auto" w:val="clear"/>
-            <w:tcMar>
-              <w:top w:type="dxa" w:w="60"/>
-              <w:left w:type="dxa" w:w="120"/>
-              <w:bottom w:type="dxa" w:w="60"/>
-              <w:right w:type="dxa" w:w="120"/>
-            </w:tcMar>
-            <w:vAlign w:val="top"/>
-          </w:tcPr>
-          <w:p>
-            <w:pPr>
-              <w:spacing w:after="40" w:before="0"/>
-              <w:jc w:val="left"/>
-            </w:pPr>
-            <w:r>
-              <w:rPr>
-                <w:rFonts w:ascii="Arial" w:cs="Arial" w:eastAsia="Arial" w:hAnsi="Arial"/>
-                <w:b w:val="false"/>
-                <w:bCs w:val="false"/>
-                <w:i w:val="false"/>
-                <w:iCs w:val="false"/>
-                <w:color w:val="000000"/>
-                <w:sz w:val="18"/>
-                <w:szCs w:val="18"/>
-              </w:rPr>
-              <w:t xml:space="preserve">Elicit-and-Record Prediction: By publicly recording predictions without evaluation, the teacher creates cognitive dissonance that motivates the Observe phase. Connecting expressions (i)–(iii) to the maize phenomenon keeps learners anchored to the storyline rather than treating the mathematics as abstract drill.</w:t>
-            </w:r>
-          </w:p>
-        </w:tc>
-        <w:tc>
-          <w:tcPr>
-            <w:tcW w:type="dxa" w:w="3040"/>
-            <w:shd w:fill="F2F2F2" w:color="auto" w:val="clear"/>
-            <w:tcMar>
-              <w:top w:type="dxa" w:w="60"/>
-              <w:left w:type="dxa" w:w="120"/>
-              <w:bottom w:type="dxa" w:w="60"/>
-              <w:right w:type="dxa" w:w="120"/>
-            </w:tcMar>
-            <w:vAlign w:val="top"/>
-          </w:tcPr>
-          <w:p>
-            <w:pPr>
-              <w:spacing w:after="40" w:before="0"/>
-              <w:jc w:val="left"/>
-            </w:pPr>
-            <w:r>
-              <w:rPr>
-                <w:rFonts w:ascii="Arial" w:cs="Arial" w:eastAsia="Arial" w:hAnsi="Arial"/>
-                <w:b w:val="false"/>
-                <w:bCs w:val="false"/>
-                <w:i w:val="false"/>
-                <w:iCs w:val="false"/>
-                <w:color w:val="000000"/>
-                <w:sz w:val="18"/>
-                <w:szCs w:val="18"/>
-              </w:rPr>
-              <w:t xml:space="preserve">Observable indicator: Can learners articulate which law they intended to apply, even if their arithmetic is incorrect? Listen for learners confusing the product law (add exponents) with the power-of-a-power law (multiply exponents) — this is the most common misconception at this stage and must be addressed in the Explain phase.</w:t>
-            </w:r>
-          </w:p>
-        </w:tc>
-      </w:tr>
-      <w:tr>
-        <w:tc>
-          <w:tcPr>
-            <w:tcW w:type="dxa" w:w="1520"/>
-            <w:shd w:fill="D9EEF1" w:color="auto" w:val="clear"/>
-            <w:tcMar>
-              <w:top w:type="dxa" w:w="60"/>
-              <w:left w:type="dxa" w:w="120"/>
-              <w:bottom w:type="dxa" w:w="60"/>
-              <w:right w:type="dxa" w:w="120"/>
-            </w:tcMar>
-            <w:vAlign w:val="top"/>
-          </w:tcPr>
-          <w:p>
-            <w:pPr>
-              <w:spacing w:after="40" w:before="0"/>
-              <w:jc w:val="left"/>
-            </w:pPr>
-            <w:r>
-              <w:rPr>
-                <w:rFonts w:ascii="Arial" w:cs="Arial" w:eastAsia="Arial" w:hAnsi="Arial"/>
-                <w:b/>
-                <w:bCs/>
-                <w:i w:val="false"/>
-                <w:iCs w:val="false"/>
-                <w:color w:val="000000"/>
-                <w:sz w:val="18"/>
-                <w:szCs w:val="18"/>
-              </w:rPr>
-              <w:t xml:space="preserve">Observe Phase</w:t>
-            </w:r>
-          </w:p>
-          <w:p>
-            <w:pPr>
-              <w:spacing w:after="20" w:before="0"/>
-            </w:pPr>
-            <w:r>
-              <w:rPr>
-                <w:rFonts w:ascii="Arial" w:cs="Arial" w:eastAsia="Arial" w:hAnsi="Arial"/>
-                <w:b/>
-                <w:bCs/>
-                <w:color w:val="1F3864"/>
-                <w:sz w:val="16"/>
-                <w:szCs w:val="16"/>
-              </w:rPr>
-              <w:t xml:space="preserve">📹 VIDEO:</w:t>
-            </w:r>
-          </w:p>
-          <w:p>
-            <w:pPr>
-              <w:spacing w:after="20" w:before="0"/>
-            </w:pPr>
-            <w:hyperlink w:history="1" r:id="rId6gagwgd3oihiillhdtaug">
-              <w:r>
-                <w:rPr>
-                  <w:rFonts w:ascii="Arial" w:cs="Arial" w:eastAsia="Arial" w:hAnsi="Arial"/>
-                  <w:color w:val="2E75B6"/>
-                  <w:sz w:val="16"/>
-                  <w:szCs w:val="16"/>
-                  <w:u w:val="single" w:color="2E75B6"/>
-                </w:rPr>
-                <w:t xml:space="preserve">Video: Bending Light</w:t>
-              </w:r>
-            </w:hyperlink>
-          </w:p>
-          <w:p>
-            <w:pPr>
-              <w:spacing w:after="10" w:before="0"/>
-              <w:ind w:left="120"/>
-            </w:pPr>
-            <w:r>
-              <w:rPr>
-                <w:rFonts w:ascii="Arial" w:cs="Arial" w:eastAsia="Arial" w:hAnsi="Arial"/>
-                <w:color w:val="595959"/>
-                <w:sz w:val="14"/>
-                <w:szCs w:val="14"/>
-              </w:rPr>
-              <w:t xml:space="preserve">Source: PhET Interactive Simulations (English)</w:t>
-            </w:r>
-          </w:p>
-          <w:p>
-            <w:pPr>
-              <w:spacing w:after="10" w:before="0"/>
-              <w:ind w:left="120"/>
-            </w:pPr>
-            <w:hyperlink w:history="1" r:id="rId9q1vwzperb181tkw8p3kt">
+            <w:hyperlink w:history="1" r:id="rIdljjdryl2l4q6mxchxlcf5">
               <w:r>
                 <w:rPr>
                   <w:rFonts w:ascii="Arial" w:cs="Arial" w:eastAsia="Arial" w:hAnsi="Arial"/>
@@ -12136,14 +12135,511 @@
                 <w:sz w:val="16"/>
                 <w:szCs w:val="16"/>
               </w:rPr>
-              <w:t xml:space="preserve">📖 HTML:</w:t>
+              <w:t xml:space="preserve">📖 READING:</w:t>
             </w:r>
           </w:p>
           <w:p>
             <w:pPr>
               <w:spacing w:after="20" w:before="0"/>
             </w:pPr>
-            <w:hyperlink w:history="1" r:id="rIdqc-pm64shoehsaplwpzuy">
+            <w:r>
+              <w:rPr>
+                <w:rFonts w:ascii="Arial" w:cs="Arial" w:eastAsia="Arial" w:hAnsi="Arial"/>
+                <w:i/>
+                <w:iCs/>
+                <w:color w:val="595959"/>
+                <w:sz w:val="16"/>
+                <w:szCs w:val="16"/>
+              </w:rPr>
+              <w:t xml:space="preserve">No closely matching reading in the ARES library for this activity.</w:t>
+            </w:r>
+          </w:p>
+          <w:p>
+            <w:pPr>
+              <w:spacing w:after="10" w:before="0"/>
+              <w:ind w:left="120"/>
+            </w:pPr>
+            <w:hyperlink w:history="1" r:id="rIddtyz0_0eptfih7k_ls_pl">
+              <w:r>
+                <w:rPr>
+                  <w:rFonts w:ascii="Arial" w:cs="Arial" w:eastAsia="Arial" w:hAnsi="Arial"/>
+                  <w:color w:val="595959"/>
+                  <w:sz w:val="14"/>
+                  <w:szCs w:val="14"/>
+                  <w:u w:val="single" w:color="595959"/>
+                </w:rPr>
+                <w:t xml:space="preserve">🔍 Search ARES for readings</w:t>
+              </w:r>
+            </w:hyperlink>
+          </w:p>
+          <w:p>
+            <w:pPr>
+              <w:spacing w:after="10" w:before="0"/>
+              <w:ind w:left="120"/>
+            </w:pPr>
+            <w:r>
+              <w:rPr>
+                <w:rFonts w:ascii="Arial" w:cs="Arial" w:eastAsia="Arial" w:hAnsi="Arial"/>
+                <w:color w:val="595959"/>
+                <w:sz w:val="14"/>
+                <w:szCs w:val="14"/>
+              </w:rPr>
+              <w:t xml:space="preserve">Search terms: indices laws index equations</w:t>
+            </w:r>
+          </w:p>
+        </w:tc>
+        <w:tc>
+          <w:tcPr>
+            <w:tcW w:type="dxa" w:w="3040"/>
+            <w:shd w:fill="FFFFFF" w:color="auto" w:val="clear"/>
+            <w:tcMar>
+              <w:top w:type="dxa" w:w="60"/>
+              <w:left w:type="dxa" w:w="120"/>
+              <w:bottom w:type="dxa" w:w="60"/>
+              <w:right w:type="dxa" w:w="120"/>
+            </w:tcMar>
+            <w:vAlign w:val="top"/>
+          </w:tcPr>
+          <w:p>
+            <w:pPr>
+              <w:spacing w:after="40" w:before="0"/>
+              <w:jc w:val="left"/>
+            </w:pPr>
+            <w:r>
+              <w:rPr>
+                <w:rFonts w:ascii="Arial" w:cs="Arial" w:eastAsia="Arial" w:hAnsi="Arial"/>
+                <w:b w:val="false"/>
+                <w:bCs w:val="false"/>
+                <w:i w:val="false"/>
+                <w:iCs w:val="false"/>
+                <w:color w:val="000000"/>
+                <w:sz w:val="18"/>
+                <w:szCs w:val="18"/>
+              </w:rPr>
+              <w:t xml:space="preserve">Learners work in pre-assigned peer-teaching pairs (Pair A + Pair B = group of 4, to allow pair cross-checking). Each pair receives a printed ARES Data Card containing four multi-step problems drawn from two Kenyan contexts:</w:t>
+            </w:r>
+          </w:p>
+          <w:p>
+            <w:pPr>
+              <w:spacing w:after="40" w:before="0"/>
+              <w:jc w:val="left"/>
+            </w:pPr>
+            <w:r>
+              <w:rPr>
+                <w:rFonts w:ascii="Arial" w:cs="Arial" w:eastAsia="Arial" w:hAnsi="Arial"/>
+                <w:b w:val="false"/>
+                <w:bCs w:val="false"/>
+                <w:i w:val="false"/>
+                <w:iCs w:val="false"/>
+                <w:color w:val="000000"/>
+                <w:sz w:val="18"/>
+                <w:szCs w:val="18"/>
+              </w:rPr>
+              <w:t xml:space="preserve"/>
+            </w:r>
+          </w:p>
+          <w:p>
+            <w:pPr>
+              <w:spacing w:after="40" w:before="0"/>
+              <w:jc w:val="left"/>
+            </w:pPr>
+            <w:r>
+              <w:rPr>
+                <w:rFonts w:ascii="Arial" w:cs="Arial" w:eastAsia="Arial" w:hAnsi="Arial"/>
+                <w:b w:val="false"/>
+                <w:bCs w:val="false"/>
+                <w:i w:val="false"/>
+                <w:iCs w:val="false"/>
+                <w:color w:val="000000"/>
+                <w:sz w:val="18"/>
+                <w:szCs w:val="18"/>
+              </w:rPr>
+              <w:t xml:space="preserve">SGR ENGINEERING SET (Context: The SGR line from Mombasa to Nairobi is approximately 472 km. Engineers express certain technical measurements in powers of 10):</w:t>
+            </w:r>
+          </w:p>
+          <w:p>
+            <w:pPr>
+              <w:spacing w:after="30" w:before="0"/>
+              <w:ind w:left="360" w:hanging="180"/>
+              <w:jc w:val="left"/>
+            </w:pPr>
+            <w:r>
+              <w:rPr>
+                <w:rFonts w:ascii="Arial" w:cs="Arial" w:eastAsia="Arial" w:hAnsi="Arial"/>
+                <w:b w:val="false"/>
+                <w:bCs w:val="false"/>
+                <w:i w:val="false"/>
+                <w:iCs w:val="false"/>
+                <w:color w:val="000000"/>
+                <w:sz w:val="18"/>
+                <w:szCs w:val="18"/>
+              </w:rPr>
+              <w:t xml:space="preserve">–  Problem 1 (Numerical, 2 laws): Simplify (10⁵ × 10³) ÷ 10⁶. Interpret: if a distance is 10⁵ × 10³ mm, express it as a single power of 10, then convert to km.</w:t>
+            </w:r>
+          </w:p>
+          <w:p>
+            <w:pPr>
+              <w:spacing w:after="30" w:before="0"/>
+              <w:ind w:left="360" w:hanging="180"/>
+              <w:jc w:val="left"/>
+            </w:pPr>
+            <w:r>
+              <w:rPr>
+                <w:rFonts w:ascii="Arial" w:cs="Arial" w:eastAsia="Arial" w:hAnsi="Arial"/>
+                <w:b w:val="false"/>
+                <w:bCs w:val="false"/>
+                <w:i w:val="false"/>
+                <w:iCs w:val="false"/>
+                <w:color w:val="000000"/>
+                <w:sz w:val="18"/>
+                <w:szCs w:val="18"/>
+              </w:rPr>
+              <w:t xml:space="preserve">–  Problem 2 (Numerical, 3 laws): Simplify [(2³)² × 2⁻²] ÷ 2³. Connect: if 2¹ represents 2 tonnes of rail steel, what does your answer represent?</w:t>
+            </w:r>
+          </w:p>
+          <w:p>
+            <w:pPr>
+              <w:spacing w:after="40" w:before="0"/>
+              <w:jc w:val="left"/>
+            </w:pPr>
+            <w:r>
+              <w:rPr>
+                <w:rFonts w:ascii="Arial" w:cs="Arial" w:eastAsia="Arial" w:hAnsi="Arial"/>
+                <w:b w:val="false"/>
+                <w:bCs w:val="false"/>
+                <w:i w:val="false"/>
+                <w:iCs w:val="false"/>
+                <w:color w:val="000000"/>
+                <w:sz w:val="18"/>
+                <w:szCs w:val="18"/>
+              </w:rPr>
+              <w:t xml:space="preserve"/>
+            </w:r>
+          </w:p>
+          <w:p>
+            <w:pPr>
+              <w:spacing w:after="40" w:before="0"/>
+              <w:jc w:val="left"/>
+            </w:pPr>
+            <w:r>
+              <w:rPr>
+                <w:rFonts w:ascii="Arial" w:cs="Arial" w:eastAsia="Arial" w:hAnsi="Arial"/>
+                <w:b w:val="false"/>
+                <w:bCs w:val="false"/>
+                <w:i w:val="false"/>
+                <w:iCs w:val="false"/>
+                <w:color w:val="000000"/>
+                <w:sz w:val="18"/>
+                <w:szCs w:val="18"/>
+              </w:rPr>
+              <w:t xml:space="preserve">GEOTHERMAL ENERGY SET (Context: KenGen's Olkaria geothermal plant in the Rift Valley generates approximately 863 MW. Scientists write energy in joules as powers of 10):</w:t>
+            </w:r>
+          </w:p>
+          <w:p>
+            <w:pPr>
+              <w:spacing w:after="30" w:before="0"/>
+              <w:ind w:left="360" w:hanging="180"/>
+              <w:jc w:val="left"/>
+            </w:pPr>
+            <w:r>
+              <w:rPr>
+                <w:rFonts w:ascii="Arial" w:cs="Arial" w:eastAsia="Arial" w:hAnsi="Arial"/>
+                <w:b w:val="false"/>
+                <w:bCs w:val="false"/>
+                <w:i w:val="false"/>
+                <w:iCs w:val="false"/>
+                <w:color w:val="000000"/>
+                <w:sz w:val="18"/>
+                <w:szCs w:val="18"/>
+              </w:rPr>
+              <w:t xml:space="preserve">–  Problem 3 (Algebraic, 3 laws): Simplify (x⁴ × x⁻¹) ÷ (x² × x⁰). State the value of each law used.</w:t>
+            </w:r>
+          </w:p>
+          <w:p>
+            <w:pPr>
+              <w:spacing w:after="30" w:before="0"/>
+              <w:ind w:left="360" w:hanging="180"/>
+              <w:jc w:val="left"/>
+            </w:pPr>
+            <w:r>
+              <w:rPr>
+                <w:rFonts w:ascii="Arial" w:cs="Arial" w:eastAsia="Arial" w:hAnsi="Arial"/>
+                <w:b w:val="false"/>
+                <w:bCs w:val="false"/>
+                <w:i w:val="false"/>
+                <w:iCs w:val="false"/>
+                <w:color w:val="000000"/>
+                <w:sz w:val="18"/>
+                <w:szCs w:val="18"/>
+              </w:rPr>
+              <w:t xml:space="preserve">–  Problem 4 (Index equation, matching bases): Solve 3ˣ = 81. Interpret: if a geothermal bore produces 3ˣ MJ per hour and the target is 81 MJ, how many hours does x represent?</w:t>
+            </w:r>
+          </w:p>
+          <w:p>
+            <w:pPr>
+              <w:spacing w:after="40" w:before="0"/>
+              <w:jc w:val="left"/>
+            </w:pPr>
+            <w:r>
+              <w:rPr>
+                <w:rFonts w:ascii="Arial" w:cs="Arial" w:eastAsia="Arial" w:hAnsi="Arial"/>
+                <w:b w:val="false"/>
+                <w:bCs w:val="false"/>
+                <w:i w:val="false"/>
+                <w:iCs w:val="false"/>
+                <w:color w:val="000000"/>
+                <w:sz w:val="18"/>
+                <w:szCs w:val="18"/>
+              </w:rPr>
+              <w:t xml:space="preserve"/>
+            </w:r>
+          </w:p>
+          <w:p>
+            <w:pPr>
+              <w:spacing w:after="40" w:before="0"/>
+              <w:jc w:val="left"/>
+            </w:pPr>
+            <w:r>
+              <w:rPr>
+                <w:rFonts w:ascii="Arial" w:cs="Arial" w:eastAsia="Arial" w:hAnsi="Arial"/>
+                <w:b w:val="false"/>
+                <w:bCs w:val="false"/>
+                <w:i w:val="false"/>
+                <w:iCs w:val="false"/>
+                <w:color w:val="000000"/>
+                <w:sz w:val="18"/>
+                <w:szCs w:val="18"/>
+              </w:rPr>
+              <w:t xml:space="preserve">Each pair works through their two assigned problems (Pair A: Problems 1 &amp; 3; Pair B: Problems 2 &amp; 4), writing a step-by-step solution that names the law used at each arrow/step. Groups then cross-check with their partner pair.</w:t>
+            </w:r>
+          </w:p>
+        </w:tc>
+        <w:tc>
+          <w:tcPr>
+            <w:tcW w:type="dxa" w:w="3040"/>
+            <w:shd w:fill="F2F2F2" w:color="auto" w:val="clear"/>
+            <w:tcMar>
+              <w:top w:type="dxa" w:w="60"/>
+              <w:left w:type="dxa" w:w="120"/>
+              <w:bottom w:type="dxa" w:w="60"/>
+              <w:right w:type="dxa" w:w="120"/>
+            </w:tcMar>
+            <w:vAlign w:val="top"/>
+          </w:tcPr>
+          <w:p>
+            <w:pPr>
+              <w:spacing w:after="40" w:before="0"/>
+              <w:jc w:val="left"/>
+            </w:pPr>
+            <w:r>
+              <w:rPr>
+                <w:rFonts w:ascii="Arial" w:cs="Arial" w:eastAsia="Arial" w:hAnsi="Arial"/>
+                <w:b w:val="false"/>
+                <w:bCs w:val="false"/>
+                <w:i w:val="false"/>
+                <w:iCs w:val="false"/>
+                <w:color w:val="000000"/>
+                <w:sz w:val="18"/>
+                <w:szCs w:val="18"/>
+              </w:rPr>
+              <w:t xml:space="preserve">1. Distribute Data Cards. Say: 'Each pair has two problems. Your job is not just to get the answer — your job is to SHOW the law at every step, as if you are writing a recipe that another student could follow exactly. You have 18 minutes.'</w:t>
+            </w:r>
+          </w:p>
+          <w:p>
+            <w:pPr>
+              <w:spacing w:after="40" w:before="0"/>
+              <w:jc w:val="left"/>
+            </w:pPr>
+            <w:r>
+              <w:rPr>
+                <w:rFonts w:ascii="Arial" w:cs="Arial" w:eastAsia="Arial" w:hAnsi="Arial"/>
+                <w:b w:val="false"/>
+                <w:bCs w:val="false"/>
+                <w:i w:val="false"/>
+                <w:iCs w:val="false"/>
+                <w:color w:val="000000"/>
+                <w:sz w:val="18"/>
+                <w:szCs w:val="18"/>
+              </w:rPr>
+              <w:t xml:space="preserve">2. Circulate with a targeted checklist: (a) Are learners writing the law name at each step? (b) Are they handling negative indices correctly (flipping to reciprocal)? (c) Are they treating x⁰ = 1, not 0?</w:t>
+            </w:r>
+          </w:p>
+          <w:p>
+            <w:pPr>
+              <w:spacing w:after="40" w:before="0"/>
+              <w:jc w:val="left"/>
+            </w:pPr>
+            <w:r>
+              <w:rPr>
+                <w:rFonts w:ascii="Arial" w:cs="Arial" w:eastAsia="Arial" w:hAnsi="Arial"/>
+                <w:b w:val="false"/>
+                <w:bCs w:val="false"/>
+                <w:i w:val="false"/>
+                <w:iCs w:val="false"/>
+                <w:color w:val="000000"/>
+                <w:sz w:val="18"/>
+                <w:szCs w:val="18"/>
+              </w:rPr>
+              <w:t xml:space="preserve">3. Intervene with Socratic prompts only — avoid telling: 'What does the quotient law say happens to the exponents?' / 'What is the value of ANY number raised to the power zero?' / 'If 3⁴ = 81, what must x be?' Allow 10–12 seconds WAIT TIME after each prompt.</w:t>
+            </w:r>
+          </w:p>
+          <w:p>
+            <w:pPr>
+              <w:spacing w:after="40" w:before="0"/>
+              <w:jc w:val="left"/>
+            </w:pPr>
+            <w:r>
+              <w:rPr>
+                <w:rFonts w:ascii="Arial" w:cs="Arial" w:eastAsia="Arial" w:hAnsi="Arial"/>
+                <w:b w:val="false"/>
+                <w:bCs w:val="false"/>
+                <w:i w:val="false"/>
+                <w:iCs w:val="false"/>
+                <w:color w:val="000000"/>
+                <w:sz w:val="18"/>
+                <w:szCs w:val="18"/>
+              </w:rPr>
+              <w:t xml:space="preserve">4. At the 15-minute mark, give a 3-minute warning: 'Finish your step-by-step solution and write one sentence connecting your answer back to the Kitale maize doubling puzzle or the SGR/Olkaria context.'</w:t>
+            </w:r>
+          </w:p>
+          <w:p>
+            <w:pPr>
+              <w:spacing w:after="40" w:before="0"/>
+              <w:jc w:val="left"/>
+            </w:pPr>
+            <w:r>
+              <w:rPr>
+                <w:rFonts w:ascii="Arial" w:cs="Arial" w:eastAsia="Arial" w:hAnsi="Arial"/>
+                <w:b w:val="false"/>
+                <w:bCs w:val="false"/>
+                <w:i w:val="false"/>
+                <w:iCs w:val="false"/>
+                <w:color w:val="000000"/>
+                <w:sz w:val="18"/>
+                <w:szCs w:val="18"/>
+              </w:rPr>
+              <w:t xml:space="preserve">5. After 18 minutes, cold-call one pair per problem (4 pairs total) to present at the board. Do not pre-select — draw pair numbers randomly to maintain accountability.</w:t>
+            </w:r>
+          </w:p>
+        </w:tc>
+        <w:tc>
+          <w:tcPr>
+            <w:tcW w:type="dxa" w:w="3040"/>
+            <w:shd w:fill="FFFFFF" w:color="auto" w:val="clear"/>
+            <w:tcMar>
+              <w:top w:type="dxa" w:w="60"/>
+              <w:left w:type="dxa" w:w="120"/>
+              <w:bottom w:type="dxa" w:w="60"/>
+              <w:right w:type="dxa" w:w="120"/>
+            </w:tcMar>
+            <w:vAlign w:val="top"/>
+          </w:tcPr>
+          <w:p>
+            <w:pPr>
+              <w:spacing w:after="40" w:before="0"/>
+              <w:jc w:val="left"/>
+            </w:pPr>
+            <w:r>
+              <w:rPr>
+                <w:rFonts w:ascii="Arial" w:cs="Arial" w:eastAsia="Arial" w:hAnsi="Arial"/>
+                <w:b w:val="false"/>
+                <w:bCs w:val="false"/>
+                <w:i w:val="false"/>
+                <w:iCs w:val="false"/>
+                <w:color w:val="000000"/>
+                <w:sz w:val="18"/>
+                <w:szCs w:val="18"/>
+              </w:rPr>
+              <w:t xml:space="preserve">Structured Peer-Teaching Pairs with Annotated Step-by-Step Recording: Requiring learners to name the law at each step forces metacognitive awareness — they must retrieve declarative knowledge (the law) and apply it procedurally in the same move. Cross-pair checking introduces peer accountability and surfaces errors before whole-class presentation.</w:t>
+            </w:r>
+          </w:p>
+        </w:tc>
+        <w:tc>
+          <w:tcPr>
+            <w:tcW w:type="dxa" w:w="3040"/>
+            <w:shd w:fill="F2F2F2" w:color="auto" w:val="clear"/>
+            <w:tcMar>
+              <w:top w:type="dxa" w:w="60"/>
+              <w:left w:type="dxa" w:w="120"/>
+              <w:bottom w:type="dxa" w:w="60"/>
+              <w:right w:type="dxa" w:w="120"/>
+            </w:tcMar>
+            <w:vAlign w:val="top"/>
+          </w:tcPr>
+          <w:p>
+            <w:pPr>
+              <w:spacing w:after="40" w:before="0"/>
+              <w:jc w:val="left"/>
+            </w:pPr>
+            <w:r>
+              <w:rPr>
+                <w:rFonts w:ascii="Arial" w:cs="Arial" w:eastAsia="Arial" w:hAnsi="Arial"/>
+                <w:b w:val="false"/>
+                <w:bCs w:val="false"/>
+                <w:i w:val="false"/>
+                <w:iCs w:val="false"/>
+                <w:color w:val="000000"/>
+                <w:sz w:val="18"/>
+                <w:szCs w:val="18"/>
+              </w:rPr>
+              <w:t xml:space="preserve">Observable indicators: (a) Each step in the written solution is labelled with a law name — if labels are absent, the learner is applying rules procedurally without understanding. (b) Negative-index problems (Problem 2) reveal whether learners understand the meaning of a⁻ⁿ = 1/aⁿ. (c) Problem 4 (index equation) reveals whether learners can express 81 as a power of 3 — a foundational skill for logarithms in Lesson 5. Flag any pair that writes 3ˣ = 81 → x = 81/3 (linear thinking error) for targeted correction in the Explain phase.</w:t>
+            </w:r>
+          </w:p>
+        </w:tc>
+      </w:tr>
+      <w:tr>
+        <w:tc>
+          <w:tcPr>
+            <w:tcW w:type="dxa" w:w="1520"/>
+            <w:shd w:fill="E2EFDA" w:color="auto" w:val="clear"/>
+            <w:tcMar>
+              <w:top w:type="dxa" w:w="60"/>
+              <w:left w:type="dxa" w:w="120"/>
+              <w:bottom w:type="dxa" w:w="60"/>
+              <w:right w:type="dxa" w:w="120"/>
+            </w:tcMar>
+            <w:vAlign w:val="top"/>
+          </w:tcPr>
+          <w:p>
+            <w:pPr>
+              <w:spacing w:after="40" w:before="0"/>
+              <w:jc w:val="left"/>
+            </w:pPr>
+            <w:r>
+              <w:rPr>
+                <w:rFonts w:ascii="Arial" w:cs="Arial" w:eastAsia="Arial" w:hAnsi="Arial"/>
+                <w:b/>
+                <w:bCs/>
+                <w:i w:val="false"/>
+                <w:iCs w:val="false"/>
+                <w:color w:val="000000"/>
+                <w:sz w:val="18"/>
+                <w:szCs w:val="18"/>
+              </w:rPr>
+              <w:t xml:space="preserve">Explain Phase</w:t>
+            </w:r>
+          </w:p>
+          <w:p>
+            <w:pPr>
+              <w:spacing w:after="20" w:before="0"/>
+            </w:pPr>
+            <w:r>
+              <w:rPr>
+                <w:rFonts w:ascii="Arial" w:cs="Arial" w:eastAsia="Arial" w:hAnsi="Arial"/>
+                <w:b/>
+                <w:bCs/>
+                <w:color w:val="1F3864"/>
+                <w:sz w:val="16"/>
+                <w:szCs w:val="16"/>
+              </w:rPr>
+              <w:t xml:space="preserve">📹 VIDEO:</w:t>
+            </w:r>
+          </w:p>
+          <w:p>
+            <w:pPr>
+              <w:spacing w:after="20" w:before="0"/>
+            </w:pPr>
+            <w:hyperlink w:history="1" r:id="rIdwqwrg0j6ifc9niv5tege3">
               <w:r>
                 <w:rPr>
                   <w:rFonts w:ascii="Arial" w:cs="Arial" w:eastAsia="Arial" w:hAnsi="Arial"/>
@@ -12152,7 +12648,7 @@
                   <w:szCs w:val="16"/>
                   <w:u w:val="single" w:color="2E75B6"/>
                 </w:rPr>
-                <w:t xml:space="preserve">Applying the Laws of Exponents to Rational Exponents (Flexbook)</w:t>
+                <w:t xml:space="preserve">Zero-order reactions</w:t>
               </w:r>
             </w:hyperlink>
           </w:p>
@@ -12168,7 +12664,7 @@
                 <w:sz w:val="14"/>
                 <w:szCs w:val="14"/>
               </w:rPr>
-              <w:t xml:space="preserve">Source: CK-12</w:t>
+              <w:t xml:space="preserve">Source: Khan Academy (English - US curriculum)</w:t>
             </w:r>
           </w:p>
           <w:p>
@@ -12176,505 +12672,7 @@
               <w:spacing w:after="10" w:before="0"/>
               <w:ind w:left="120"/>
             </w:pPr>
-            <w:hyperlink w:history="1" r:id="rIdldkiizvrqerutwmgzdv9v">
-              <w:r>
-                <w:rPr>
-                  <w:rFonts w:ascii="Arial" w:cs="Arial" w:eastAsia="Arial" w:hAnsi="Arial"/>
-                  <w:color w:val="595959"/>
-                  <w:sz w:val="14"/>
-                  <w:szCs w:val="14"/>
-                  <w:u w:val="single" w:color="595959"/>
-                </w:rPr>
-                <w:t xml:space="preserve">🔍 Search ARES for similar readings</w:t>
-              </w:r>
-            </w:hyperlink>
-          </w:p>
-        </w:tc>
-        <w:tc>
-          <w:tcPr>
-            <w:tcW w:type="dxa" w:w="3040"/>
-            <w:shd w:fill="FFFFFF" w:color="auto" w:val="clear"/>
-            <w:tcMar>
-              <w:top w:type="dxa" w:w="60"/>
-              <w:left w:type="dxa" w:w="120"/>
-              <w:bottom w:type="dxa" w:w="60"/>
-              <w:right w:type="dxa" w:w="120"/>
-            </w:tcMar>
-            <w:vAlign w:val="top"/>
-          </w:tcPr>
-          <w:p>
-            <w:pPr>
-              <w:spacing w:after="40" w:before="0"/>
-              <w:jc w:val="left"/>
-            </w:pPr>
-            <w:r>
-              <w:rPr>
-                <w:rFonts w:ascii="Arial" w:cs="Arial" w:eastAsia="Arial" w:hAnsi="Arial"/>
-                <w:b w:val="false"/>
-                <w:bCs w:val="false"/>
-                <w:i w:val="false"/>
-                <w:iCs w:val="false"/>
-                <w:color w:val="000000"/>
-                <w:sz w:val="18"/>
-                <w:szCs w:val="18"/>
-              </w:rPr>
-              <w:t xml:space="preserve">Learners work in pre-assigned peer-teaching pairs (Pair A + Pair B = group of 4, to allow pair cross-checking). Each pair receives a printed ARES Data Card containing four multi-step problems drawn from two Kenyan contexts:</w:t>
-            </w:r>
-          </w:p>
-          <w:p>
-            <w:pPr>
-              <w:spacing w:after="40" w:before="0"/>
-              <w:jc w:val="left"/>
-            </w:pPr>
-            <w:r>
-              <w:rPr>
-                <w:rFonts w:ascii="Arial" w:cs="Arial" w:eastAsia="Arial" w:hAnsi="Arial"/>
-                <w:b w:val="false"/>
-                <w:bCs w:val="false"/>
-                <w:i w:val="false"/>
-                <w:iCs w:val="false"/>
-                <w:color w:val="000000"/>
-                <w:sz w:val="18"/>
-                <w:szCs w:val="18"/>
-              </w:rPr>
-              <w:t xml:space="preserve"/>
-            </w:r>
-          </w:p>
-          <w:p>
-            <w:pPr>
-              <w:spacing w:after="40" w:before="0"/>
-              <w:jc w:val="left"/>
-            </w:pPr>
-            <w:r>
-              <w:rPr>
-                <w:rFonts w:ascii="Arial" w:cs="Arial" w:eastAsia="Arial" w:hAnsi="Arial"/>
-                <w:b w:val="false"/>
-                <w:bCs w:val="false"/>
-                <w:i w:val="false"/>
-                <w:iCs w:val="false"/>
-                <w:color w:val="000000"/>
-                <w:sz w:val="18"/>
-                <w:szCs w:val="18"/>
-              </w:rPr>
-              <w:t xml:space="preserve">SGR ENGINEERING SET (Context: The SGR line from Mombasa to Nairobi is approximately 472 km. Engineers express certain technical measurements in powers of 10):</w:t>
-            </w:r>
-          </w:p>
-          <w:p>
-            <w:pPr>
-              <w:spacing w:after="30" w:before="0"/>
-              <w:ind w:left="360" w:hanging="180"/>
-              <w:jc w:val="left"/>
-            </w:pPr>
-            <w:r>
-              <w:rPr>
-                <w:rFonts w:ascii="Arial" w:cs="Arial" w:eastAsia="Arial" w:hAnsi="Arial"/>
-                <w:b w:val="false"/>
-                <w:bCs w:val="false"/>
-                <w:i w:val="false"/>
-                <w:iCs w:val="false"/>
-                <w:color w:val="000000"/>
-                <w:sz w:val="18"/>
-                <w:szCs w:val="18"/>
-              </w:rPr>
-              <w:t xml:space="preserve">–  Problem 1 (Numerical, 2 laws): Simplify (10⁵ × 10³) ÷ 10⁶. Interpret: if a distance is 10⁵ × 10³ mm, express it as a single power of 10, then convert to km.</w:t>
-            </w:r>
-          </w:p>
-          <w:p>
-            <w:pPr>
-              <w:spacing w:after="30" w:before="0"/>
-              <w:ind w:left="360" w:hanging="180"/>
-              <w:jc w:val="left"/>
-            </w:pPr>
-            <w:r>
-              <w:rPr>
-                <w:rFonts w:ascii="Arial" w:cs="Arial" w:eastAsia="Arial" w:hAnsi="Arial"/>
-                <w:b w:val="false"/>
-                <w:bCs w:val="false"/>
-                <w:i w:val="false"/>
-                <w:iCs w:val="false"/>
-                <w:color w:val="000000"/>
-                <w:sz w:val="18"/>
-                <w:szCs w:val="18"/>
-              </w:rPr>
-              <w:t xml:space="preserve">–  Problem 2 (Numerical, 3 laws): Simplify [(2³)² × 2⁻²] ÷ 2³. Connect: if 2¹ represents 2 tonnes of rail steel, what does your answer represent?</w:t>
-            </w:r>
-          </w:p>
-          <w:p>
-            <w:pPr>
-              <w:spacing w:after="40" w:before="0"/>
-              <w:jc w:val="left"/>
-            </w:pPr>
-            <w:r>
-              <w:rPr>
-                <w:rFonts w:ascii="Arial" w:cs="Arial" w:eastAsia="Arial" w:hAnsi="Arial"/>
-                <w:b w:val="false"/>
-                <w:bCs w:val="false"/>
-                <w:i w:val="false"/>
-                <w:iCs w:val="false"/>
-                <w:color w:val="000000"/>
-                <w:sz w:val="18"/>
-                <w:szCs w:val="18"/>
-              </w:rPr>
-              <w:t xml:space="preserve"/>
-            </w:r>
-          </w:p>
-          <w:p>
-            <w:pPr>
-              <w:spacing w:after="40" w:before="0"/>
-              <w:jc w:val="left"/>
-            </w:pPr>
-            <w:r>
-              <w:rPr>
-                <w:rFonts w:ascii="Arial" w:cs="Arial" w:eastAsia="Arial" w:hAnsi="Arial"/>
-                <w:b w:val="false"/>
-                <w:bCs w:val="false"/>
-                <w:i w:val="false"/>
-                <w:iCs w:val="false"/>
-                <w:color w:val="000000"/>
-                <w:sz w:val="18"/>
-                <w:szCs w:val="18"/>
-              </w:rPr>
-              <w:t xml:space="preserve">GEOTHERMAL ENERGY SET (Context: KenGen's Olkaria geothermal plant in the Rift Valley generates approximately 863 MW. Scientists write energy in joules as powers of 10):</w:t>
-            </w:r>
-          </w:p>
-          <w:p>
-            <w:pPr>
-              <w:spacing w:after="30" w:before="0"/>
-              <w:ind w:left="360" w:hanging="180"/>
-              <w:jc w:val="left"/>
-            </w:pPr>
-            <w:r>
-              <w:rPr>
-                <w:rFonts w:ascii="Arial" w:cs="Arial" w:eastAsia="Arial" w:hAnsi="Arial"/>
-                <w:b w:val="false"/>
-                <w:bCs w:val="false"/>
-                <w:i w:val="false"/>
-                <w:iCs w:val="false"/>
-                <w:color w:val="000000"/>
-                <w:sz w:val="18"/>
-                <w:szCs w:val="18"/>
-              </w:rPr>
-              <w:t xml:space="preserve">–  Problem 3 (Algebraic, 3 laws): Simplify (x⁴ × x⁻¹) ÷ (x² × x⁰). State the value of each law used.</w:t>
-            </w:r>
-          </w:p>
-          <w:p>
-            <w:pPr>
-              <w:spacing w:after="30" w:before="0"/>
-              <w:ind w:left="360" w:hanging="180"/>
-              <w:jc w:val="left"/>
-            </w:pPr>
-            <w:r>
-              <w:rPr>
-                <w:rFonts w:ascii="Arial" w:cs="Arial" w:eastAsia="Arial" w:hAnsi="Arial"/>
-                <w:b w:val="false"/>
-                <w:bCs w:val="false"/>
-                <w:i w:val="false"/>
-                <w:iCs w:val="false"/>
-                <w:color w:val="000000"/>
-                <w:sz w:val="18"/>
-                <w:szCs w:val="18"/>
-              </w:rPr>
-              <w:t xml:space="preserve">–  Problem 4 (Index equation, matching bases): Solve 3ˣ = 81. Interpret: if a geothermal bore produces 3ˣ MJ per hour and the target is 81 MJ, how many hours does x represent?</w:t>
-            </w:r>
-          </w:p>
-          <w:p>
-            <w:pPr>
-              <w:spacing w:after="40" w:before="0"/>
-              <w:jc w:val="left"/>
-            </w:pPr>
-            <w:r>
-              <w:rPr>
-                <w:rFonts w:ascii="Arial" w:cs="Arial" w:eastAsia="Arial" w:hAnsi="Arial"/>
-                <w:b w:val="false"/>
-                <w:bCs w:val="false"/>
-                <w:i w:val="false"/>
-                <w:iCs w:val="false"/>
-                <w:color w:val="000000"/>
-                <w:sz w:val="18"/>
-                <w:szCs w:val="18"/>
-              </w:rPr>
-              <w:t xml:space="preserve"/>
-            </w:r>
-          </w:p>
-          <w:p>
-            <w:pPr>
-              <w:spacing w:after="40" w:before="0"/>
-              <w:jc w:val="left"/>
-            </w:pPr>
-            <w:r>
-              <w:rPr>
-                <w:rFonts w:ascii="Arial" w:cs="Arial" w:eastAsia="Arial" w:hAnsi="Arial"/>
-                <w:b w:val="false"/>
-                <w:bCs w:val="false"/>
-                <w:i w:val="false"/>
-                <w:iCs w:val="false"/>
-                <w:color w:val="000000"/>
-                <w:sz w:val="18"/>
-                <w:szCs w:val="18"/>
-              </w:rPr>
-              <w:t xml:space="preserve">Each pair works through their two assigned problems (Pair A: Problems 1 &amp; 3; Pair B: Problems 2 &amp; 4), writing a step-by-step solution that names the law used at each arrow/step. Groups then cross-check with their partner pair.</w:t>
-            </w:r>
-          </w:p>
-        </w:tc>
-        <w:tc>
-          <w:tcPr>
-            <w:tcW w:type="dxa" w:w="3040"/>
-            <w:shd w:fill="F2F2F2" w:color="auto" w:val="clear"/>
-            <w:tcMar>
-              <w:top w:type="dxa" w:w="60"/>
-              <w:left w:type="dxa" w:w="120"/>
-              <w:bottom w:type="dxa" w:w="60"/>
-              <w:right w:type="dxa" w:w="120"/>
-            </w:tcMar>
-            <w:vAlign w:val="top"/>
-          </w:tcPr>
-          <w:p>
-            <w:pPr>
-              <w:spacing w:after="40" w:before="0"/>
-              <w:jc w:val="left"/>
-            </w:pPr>
-            <w:r>
-              <w:rPr>
-                <w:rFonts w:ascii="Arial" w:cs="Arial" w:eastAsia="Arial" w:hAnsi="Arial"/>
-                <w:b w:val="false"/>
-                <w:bCs w:val="false"/>
-                <w:i w:val="false"/>
-                <w:iCs w:val="false"/>
-                <w:color w:val="000000"/>
-                <w:sz w:val="18"/>
-                <w:szCs w:val="18"/>
-              </w:rPr>
-              <w:t xml:space="preserve">1. Distribute Data Cards. Say: 'Each pair has two problems. Your job is not just to get the answer — your job is to SHOW the law at every step, as if you are writing a recipe that another student could follow exactly. You have 18 minutes.'</w:t>
-            </w:r>
-          </w:p>
-          <w:p>
-            <w:pPr>
-              <w:spacing w:after="40" w:before="0"/>
-              <w:jc w:val="left"/>
-            </w:pPr>
-            <w:r>
-              <w:rPr>
-                <w:rFonts w:ascii="Arial" w:cs="Arial" w:eastAsia="Arial" w:hAnsi="Arial"/>
-                <w:b w:val="false"/>
-                <w:bCs w:val="false"/>
-                <w:i w:val="false"/>
-                <w:iCs w:val="false"/>
-                <w:color w:val="000000"/>
-                <w:sz w:val="18"/>
-                <w:szCs w:val="18"/>
-              </w:rPr>
-              <w:t xml:space="preserve">2. Circulate with a targeted checklist: (a) Are learners writing the law name at each step? (b) Are they handling negative indices correctly (flipping to reciprocal)? (c) Are they treating x⁰ = 1, not 0?</w:t>
-            </w:r>
-          </w:p>
-          <w:p>
-            <w:pPr>
-              <w:spacing w:after="40" w:before="0"/>
-              <w:jc w:val="left"/>
-            </w:pPr>
-            <w:r>
-              <w:rPr>
-                <w:rFonts w:ascii="Arial" w:cs="Arial" w:eastAsia="Arial" w:hAnsi="Arial"/>
-                <w:b w:val="false"/>
-                <w:bCs w:val="false"/>
-                <w:i w:val="false"/>
-                <w:iCs w:val="false"/>
-                <w:color w:val="000000"/>
-                <w:sz w:val="18"/>
-                <w:szCs w:val="18"/>
-              </w:rPr>
-              <w:t xml:space="preserve">3. Intervene with Socratic prompts only — avoid telling: 'What does the quotient law say happens to the exponents?' / 'What is the value of ANY number raised to the power zero?' / 'If 3⁴ = 81, what must x be?' Allow 10–12 seconds WAIT TIME after each prompt.</w:t>
-            </w:r>
-          </w:p>
-          <w:p>
-            <w:pPr>
-              <w:spacing w:after="40" w:before="0"/>
-              <w:jc w:val="left"/>
-            </w:pPr>
-            <w:r>
-              <w:rPr>
-                <w:rFonts w:ascii="Arial" w:cs="Arial" w:eastAsia="Arial" w:hAnsi="Arial"/>
-                <w:b w:val="false"/>
-                <w:bCs w:val="false"/>
-                <w:i w:val="false"/>
-                <w:iCs w:val="false"/>
-                <w:color w:val="000000"/>
-                <w:sz w:val="18"/>
-                <w:szCs w:val="18"/>
-              </w:rPr>
-              <w:t xml:space="preserve">4. At the 15-minute mark, give a 3-minute warning: 'Finish your step-by-step solution and write one sentence connecting your answer back to the Kitale maize doubling puzzle or the SGR/Olkaria context.'</w:t>
-            </w:r>
-          </w:p>
-          <w:p>
-            <w:pPr>
-              <w:spacing w:after="40" w:before="0"/>
-              <w:jc w:val="left"/>
-            </w:pPr>
-            <w:r>
-              <w:rPr>
-                <w:rFonts w:ascii="Arial" w:cs="Arial" w:eastAsia="Arial" w:hAnsi="Arial"/>
-                <w:b w:val="false"/>
-                <w:bCs w:val="false"/>
-                <w:i w:val="false"/>
-                <w:iCs w:val="false"/>
-                <w:color w:val="000000"/>
-                <w:sz w:val="18"/>
-                <w:szCs w:val="18"/>
-              </w:rPr>
-              <w:t xml:space="preserve">5. After 18 minutes, cold-call one pair per problem (4 pairs total) to present at the board. Do not pre-select — draw pair numbers randomly to maintain accountability.</w:t>
-            </w:r>
-          </w:p>
-        </w:tc>
-        <w:tc>
-          <w:tcPr>
-            <w:tcW w:type="dxa" w:w="3040"/>
-            <w:shd w:fill="FFFFFF" w:color="auto" w:val="clear"/>
-            <w:tcMar>
-              <w:top w:type="dxa" w:w="60"/>
-              <w:left w:type="dxa" w:w="120"/>
-              <w:bottom w:type="dxa" w:w="60"/>
-              <w:right w:type="dxa" w:w="120"/>
-            </w:tcMar>
-            <w:vAlign w:val="top"/>
-          </w:tcPr>
-          <w:p>
-            <w:pPr>
-              <w:spacing w:after="40" w:before="0"/>
-              <w:jc w:val="left"/>
-            </w:pPr>
-            <w:r>
-              <w:rPr>
-                <w:rFonts w:ascii="Arial" w:cs="Arial" w:eastAsia="Arial" w:hAnsi="Arial"/>
-                <w:b w:val="false"/>
-                <w:bCs w:val="false"/>
-                <w:i w:val="false"/>
-                <w:iCs w:val="false"/>
-                <w:color w:val="000000"/>
-                <w:sz w:val="18"/>
-                <w:szCs w:val="18"/>
-              </w:rPr>
-              <w:t xml:space="preserve">Structured Peer-Teaching Pairs with Annotated Step-by-Step Recording: Requiring learners to name the law at each step forces metacognitive awareness — they must retrieve declarative knowledge (the law) and apply it procedurally in the same move. Cross-pair checking introduces peer accountability and surfaces errors before whole-class presentation.</w:t>
-            </w:r>
-          </w:p>
-        </w:tc>
-        <w:tc>
-          <w:tcPr>
-            <w:tcW w:type="dxa" w:w="3040"/>
-            <w:shd w:fill="F2F2F2" w:color="auto" w:val="clear"/>
-            <w:tcMar>
-              <w:top w:type="dxa" w:w="60"/>
-              <w:left w:type="dxa" w:w="120"/>
-              <w:bottom w:type="dxa" w:w="60"/>
-              <w:right w:type="dxa" w:w="120"/>
-            </w:tcMar>
-            <w:vAlign w:val="top"/>
-          </w:tcPr>
-          <w:p>
-            <w:pPr>
-              <w:spacing w:after="40" w:before="0"/>
-              <w:jc w:val="left"/>
-            </w:pPr>
-            <w:r>
-              <w:rPr>
-                <w:rFonts w:ascii="Arial" w:cs="Arial" w:eastAsia="Arial" w:hAnsi="Arial"/>
-                <w:b w:val="false"/>
-                <w:bCs w:val="false"/>
-                <w:i w:val="false"/>
-                <w:iCs w:val="false"/>
-                <w:color w:val="000000"/>
-                <w:sz w:val="18"/>
-                <w:szCs w:val="18"/>
-              </w:rPr>
-              <w:t xml:space="preserve">Observable indicators: (a) Each step in the written solution is labelled with a law name — if labels are absent, the learner is applying rules procedurally without understanding. (b) Negative-index problems (Problem 2) reveal whether learners understand the meaning of a⁻ⁿ = 1/aⁿ. (c) Problem 4 (index equation) reveals whether learners can express 81 as a power of 3 — a foundational skill for logarithms in Lesson 5. Flag any pair that writes 3ˣ = 81 → x = 81/3 (linear thinking error) for targeted correction in the Explain phase.</w:t>
-            </w:r>
-          </w:p>
-        </w:tc>
-      </w:tr>
-      <w:tr>
-        <w:tc>
-          <w:tcPr>
-            <w:tcW w:type="dxa" w:w="1520"/>
-            <w:shd w:fill="E2EFDA" w:color="auto" w:val="clear"/>
-            <w:tcMar>
-              <w:top w:type="dxa" w:w="60"/>
-              <w:left w:type="dxa" w:w="120"/>
-              <w:bottom w:type="dxa" w:w="60"/>
-              <w:right w:type="dxa" w:w="120"/>
-            </w:tcMar>
-            <w:vAlign w:val="top"/>
-          </w:tcPr>
-          <w:p>
-            <w:pPr>
-              <w:spacing w:after="40" w:before="0"/>
-              <w:jc w:val="left"/>
-            </w:pPr>
-            <w:r>
-              <w:rPr>
-                <w:rFonts w:ascii="Arial" w:cs="Arial" w:eastAsia="Arial" w:hAnsi="Arial"/>
-                <w:b/>
-                <w:bCs/>
-                <w:i w:val="false"/>
-                <w:iCs w:val="false"/>
-                <w:color w:val="000000"/>
-                <w:sz w:val="18"/>
-                <w:szCs w:val="18"/>
-              </w:rPr>
-              <w:t xml:space="preserve">Explain Phase</w:t>
-            </w:r>
-          </w:p>
-          <w:p>
-            <w:pPr>
-              <w:spacing w:after="20" w:before="0"/>
-            </w:pPr>
-            <w:r>
-              <w:rPr>
-                <w:rFonts w:ascii="Arial" w:cs="Arial" w:eastAsia="Arial" w:hAnsi="Arial"/>
-                <w:b/>
-                <w:bCs/>
-                <w:color w:val="1F3864"/>
-                <w:sz w:val="16"/>
-                <w:szCs w:val="16"/>
-              </w:rPr>
-              <w:t xml:space="preserve">📹 VIDEO:</w:t>
-            </w:r>
-          </w:p>
-          <w:p>
-            <w:pPr>
-              <w:spacing w:after="20" w:before="0"/>
-            </w:pPr>
-            <w:hyperlink w:history="1" r:id="rIdeeb5sunwph9civ0ybo2ut">
-              <w:r>
-                <w:rPr>
-                  <w:rFonts w:ascii="Arial" w:cs="Arial" w:eastAsia="Arial" w:hAnsi="Arial"/>
-                  <w:color w:val="2E75B6"/>
-                  <w:sz w:val="16"/>
-                  <w:szCs w:val="16"/>
-                  <w:u w:val="single" w:color="2E75B6"/>
-                </w:rPr>
-                <w:t xml:space="preserve">Video: Bending Light</w:t>
-              </w:r>
-            </w:hyperlink>
-          </w:p>
-          <w:p>
-            <w:pPr>
-              <w:spacing w:after="10" w:before="0"/>
-              <w:ind w:left="120"/>
-            </w:pPr>
-            <w:r>
-              <w:rPr>
-                <w:rFonts w:ascii="Arial" w:cs="Arial" w:eastAsia="Arial" w:hAnsi="Arial"/>
-                <w:color w:val="595959"/>
-                <w:sz w:val="14"/>
-                <w:szCs w:val="14"/>
-              </w:rPr>
-              <w:t xml:space="preserve">Source: PhET Interactive Simulations (English)</w:t>
-            </w:r>
-          </w:p>
-          <w:p>
-            <w:pPr>
-              <w:spacing w:after="10" w:before="0"/>
-              <w:ind w:left="120"/>
-            </w:pPr>
-            <w:hyperlink w:history="1" r:id="rId9a9c9wwl17srr8kzoyu1v">
+            <w:hyperlink w:history="1" r:id="rId32htfcnft-lkxdw1ndwwx">
               <w:r>
                 <w:rPr>
                   <w:rFonts w:ascii="Arial" w:cs="Arial" w:eastAsia="Arial" w:hAnsi="Arial"/>
@@ -12712,14 +12710,393 @@
                 <w:sz w:val="16"/>
                 <w:szCs w:val="16"/>
               </w:rPr>
-              <w:t xml:space="preserve">📖 HTML:</w:t>
+              <w:t xml:space="preserve">📖 READING:</w:t>
             </w:r>
           </w:p>
           <w:p>
             <w:pPr>
               <w:spacing w:after="20" w:before="0"/>
             </w:pPr>
-            <w:hyperlink w:history="1" r:id="rIdmyhlemukd-ldoyqddakqp">
+            <w:r>
+              <w:rPr>
+                <w:rFonts w:ascii="Arial" w:cs="Arial" w:eastAsia="Arial" w:hAnsi="Arial"/>
+                <w:i/>
+                <w:iCs/>
+                <w:color w:val="595959"/>
+                <w:sz w:val="16"/>
+                <w:szCs w:val="16"/>
+              </w:rPr>
+              <w:t xml:space="preserve">No closely matching reading in the ARES library for this activity.</w:t>
+            </w:r>
+          </w:p>
+          <w:p>
+            <w:pPr>
+              <w:spacing w:after="10" w:before="0"/>
+              <w:ind w:left="120"/>
+            </w:pPr>
+            <w:hyperlink w:history="1" r:id="rId1nipsfwu8gtxnddozvrtm">
+              <w:r>
+                <w:rPr>
+                  <w:rFonts w:ascii="Arial" w:cs="Arial" w:eastAsia="Arial" w:hAnsi="Arial"/>
+                  <w:color w:val="595959"/>
+                  <w:sz w:val="14"/>
+                  <w:szCs w:val="14"/>
+                  <w:u w:val="single" w:color="595959"/>
+                </w:rPr>
+                <w:t xml:space="preserve">🔍 Search ARES for readings</w:t>
+              </w:r>
+            </w:hyperlink>
+          </w:p>
+          <w:p>
+            <w:pPr>
+              <w:spacing w:after="10" w:before="0"/>
+              <w:ind w:left="120"/>
+            </w:pPr>
+            <w:r>
+              <w:rPr>
+                <w:rFonts w:ascii="Arial" w:cs="Arial" w:eastAsia="Arial" w:hAnsi="Arial"/>
+                <w:color w:val="595959"/>
+                <w:sz w:val="14"/>
+                <w:szCs w:val="14"/>
+              </w:rPr>
+              <w:t xml:space="preserve">Search terms: indices laws index equations</w:t>
+            </w:r>
+          </w:p>
+        </w:tc>
+        <w:tc>
+          <w:tcPr>
+            <w:tcW w:type="dxa" w:w="3040"/>
+            <w:shd w:fill="FFFFFF" w:color="auto" w:val="clear"/>
+            <w:tcMar>
+              <w:top w:type="dxa" w:w="60"/>
+              <w:left w:type="dxa" w:w="120"/>
+              <w:bottom w:type="dxa" w:w="60"/>
+              <w:right w:type="dxa" w:w="120"/>
+            </w:tcMar>
+            <w:vAlign w:val="top"/>
+          </w:tcPr>
+          <w:p>
+            <w:pPr>
+              <w:spacing w:after="40" w:before="0"/>
+              <w:jc w:val="left"/>
+            </w:pPr>
+            <w:r>
+              <w:rPr>
+                <w:rFonts w:ascii="Arial" w:cs="Arial" w:eastAsia="Arial" w:hAnsi="Arial"/>
+                <w:b w:val="false"/>
+                <w:bCs w:val="false"/>
+                <w:i w:val="false"/>
+                <w:iCs w:val="false"/>
+                <w:color w:val="000000"/>
+                <w:sz w:val="18"/>
+                <w:szCs w:val="18"/>
+              </w:rPr>
+              <w:t xml:space="preserve">Four selected pairs present their solutions at the board in turn (approx. 3 minutes each). The presenting pair talks through each step, naming the law. The class acts as a 'peer review panel': every other learner must write one agreement tick (✓) or one question mark (?) per step on a mini-review slip. After all four presentations, the teacher leads a whole-class debrief using three focusing questions projected on the board:</w:t>
+            </w:r>
+          </w:p>
+          <w:p>
+            <w:pPr>
+              <w:spacing w:after="40" w:before="0"/>
+              <w:jc w:val="left"/>
+            </w:pPr>
+            <w:r>
+              <w:rPr>
+                <w:rFonts w:ascii="Arial" w:cs="Arial" w:eastAsia="Arial" w:hAnsi="Arial"/>
+                <w:b w:val="false"/>
+                <w:bCs w:val="false"/>
+                <w:i w:val="false"/>
+                <w:iCs w:val="false"/>
+                <w:color w:val="000000"/>
+                <w:sz w:val="18"/>
+                <w:szCs w:val="18"/>
+              </w:rPr>
+              <w:t xml:space="preserve">(A) 'Which law was hardest to apply and WHY?'</w:t>
+            </w:r>
+          </w:p>
+          <w:p>
+            <w:pPr>
+              <w:spacing w:after="40" w:before="0"/>
+              <w:jc w:val="left"/>
+            </w:pPr>
+            <w:r>
+              <w:rPr>
+                <w:rFonts w:ascii="Arial" w:cs="Arial" w:eastAsia="Arial" w:hAnsi="Arial"/>
+                <w:b w:val="false"/>
+                <w:bCs w:val="false"/>
+                <w:i w:val="false"/>
+                <w:iCs w:val="false"/>
+                <w:color w:val="000000"/>
+                <w:sz w:val="18"/>
+                <w:szCs w:val="18"/>
+              </w:rPr>
+              <w:t xml:space="preserve">(B) 'How did the zero-index law or the negative-index law CHANGE the answer in a surprising way?'</w:t>
+            </w:r>
+          </w:p>
+          <w:p>
+            <w:pPr>
+              <w:spacing w:after="40" w:before="0"/>
+              <w:jc w:val="left"/>
+            </w:pPr>
+            <w:r>
+              <w:rPr>
+                <w:rFonts w:ascii="Arial" w:cs="Arial" w:eastAsia="Arial" w:hAnsi="Arial"/>
+                <w:b w:val="false"/>
+                <w:bCs w:val="false"/>
+                <w:i w:val="false"/>
+                <w:iCs w:val="false"/>
+                <w:color w:val="000000"/>
+                <w:sz w:val="18"/>
+                <w:szCs w:val="18"/>
+              </w:rPr>
+              <w:t xml:space="preserve">(C) 'Return to the Kitale farmer: if Season 20 gives 2²⁰ seeds, and the farmer removes 2⁵ seeds for planting, write and simplify the expression. Which law did you use?'</w:t>
+            </w:r>
+          </w:p>
+          <w:p>
+            <w:pPr>
+              <w:spacing w:after="40" w:before="0"/>
+              <w:jc w:val="left"/>
+            </w:pPr>
+            <w:r>
+              <w:rPr>
+                <w:rFonts w:ascii="Arial" w:cs="Arial" w:eastAsia="Arial" w:hAnsi="Arial"/>
+                <w:b w:val="false"/>
+                <w:bCs w:val="false"/>
+                <w:i w:val="false"/>
+                <w:iCs w:val="false"/>
+                <w:color w:val="000000"/>
+                <w:sz w:val="18"/>
+                <w:szCs w:val="18"/>
+              </w:rPr>
+              <w:t xml:space="preserve">Learners then individually attempt a short Exit problem: Simplify (2⁴ × 2⁻² ) ÷ (2³ ÷ 2²) and connect the answer to the maize phenomenon in one sentence.</w:t>
+            </w:r>
+          </w:p>
+        </w:tc>
+        <w:tc>
+          <w:tcPr>
+            <w:tcW w:type="dxa" w:w="3040"/>
+            <w:shd w:fill="F2F2F2" w:color="auto" w:val="clear"/>
+            <w:tcMar>
+              <w:top w:type="dxa" w:w="60"/>
+              <w:left w:type="dxa" w:w="120"/>
+              <w:bottom w:type="dxa" w:w="60"/>
+              <w:right w:type="dxa" w:w="120"/>
+            </w:tcMar>
+            <w:vAlign w:val="top"/>
+          </w:tcPr>
+          <w:p>
+            <w:pPr>
+              <w:spacing w:after="40" w:before="0"/>
+              <w:jc w:val="left"/>
+            </w:pPr>
+            <w:r>
+              <w:rPr>
+                <w:rFonts w:ascii="Arial" w:cs="Arial" w:eastAsia="Arial" w:hAnsi="Arial"/>
+                <w:b w:val="false"/>
+                <w:bCs w:val="false"/>
+                <w:i w:val="false"/>
+                <w:iCs w:val="false"/>
+                <w:color w:val="000000"/>
+                <w:sz w:val="18"/>
+                <w:szCs w:val="18"/>
+              </w:rPr>
+              <w:t xml:space="preserve">1. For each board presentation, stand to the SIDE — do not stand between the presenter and the class. After each step the presenter writes, ask the class: 'Panel — do you agree with this step? Thumbs up, thumbs sideways, or thumbs down. Freeze.' Scan the room for 5 seconds.</w:t>
+            </w:r>
+          </w:p>
+          <w:p>
+            <w:pPr>
+              <w:spacing w:after="40" w:before="0"/>
+              <w:jc w:val="left"/>
+            </w:pPr>
+            <w:r>
+              <w:rPr>
+                <w:rFonts w:ascii="Arial" w:cs="Arial" w:eastAsia="Arial" w:hAnsi="Arial"/>
+                <w:b w:val="false"/>
+                <w:bCs w:val="false"/>
+                <w:i w:val="false"/>
+                <w:iCs w:val="false"/>
+                <w:color w:val="000000"/>
+                <w:sz w:val="18"/>
+                <w:szCs w:val="18"/>
+              </w:rPr>
+              <w:t xml:space="preserve">2. If any thumbs are sideways or down, cold-call that learner: 'Tell us what you saw that made you uncertain.' Allow 10–15 seconds WAIT TIME.</w:t>
+            </w:r>
+          </w:p>
+          <w:p>
+            <w:pPr>
+              <w:spacing w:after="40" w:before="0"/>
+              <w:jc w:val="left"/>
+            </w:pPr>
+            <w:r>
+              <w:rPr>
+                <w:rFonts w:ascii="Arial" w:cs="Arial" w:eastAsia="Arial" w:hAnsi="Arial"/>
+                <w:b w:val="false"/>
+                <w:bCs w:val="false"/>
+                <w:i w:val="false"/>
+                <w:iCs w:val="false"/>
+                <w:color w:val="000000"/>
+                <w:sz w:val="18"/>
+                <w:szCs w:val="18"/>
+              </w:rPr>
+              <w:t xml:space="preserve">3. After all four presentations, project the three focusing questions. Run a Think-Pair-Share: 2 minutes individual thinking (written), 2 minutes pair discussion, then cold-call 5 different learners across the three questions (do not accept volunteers only).</w:t>
+            </w:r>
+          </w:p>
+          <w:p>
+            <w:pPr>
+              <w:spacing w:after="40" w:before="0"/>
+              <w:jc w:val="left"/>
+            </w:pPr>
+            <w:r>
+              <w:rPr>
+                <w:rFonts w:ascii="Arial" w:cs="Arial" w:eastAsia="Arial" w:hAnsi="Arial"/>
+                <w:b w:val="false"/>
+                <w:bCs w:val="false"/>
+                <w:i w:val="false"/>
+                <w:iCs w:val="false"/>
+                <w:color w:val="000000"/>
+                <w:sz w:val="18"/>
+                <w:szCs w:val="18"/>
+              </w:rPr>
+              <w:t xml:space="preserve">4. For Question (C) specifically, say: 'I want you to write the FULL expression first — 2²⁰ ÷ 2⁵ — before you simplify. Why do I want the full expression written? Think for 10 seconds.' Wait. Then call on 2 learners.</w:t>
+            </w:r>
+          </w:p>
+          <w:p>
+            <w:pPr>
+              <w:spacing w:after="40" w:before="0"/>
+              <w:jc w:val="left"/>
+            </w:pPr>
+            <w:r>
+              <w:rPr>
+                <w:rFonts w:ascii="Arial" w:cs="Arial" w:eastAsia="Arial" w:hAnsi="Arial"/>
+                <w:b w:val="false"/>
+                <w:bCs w:val="false"/>
+                <w:i w:val="false"/>
+                <w:iCs w:val="false"/>
+                <w:color w:val="000000"/>
+                <w:sz w:val="18"/>
+                <w:szCs w:val="18"/>
+              </w:rPr>
+              <w:t xml:space="preserve">5. Distribute the Exit problem slip. Give 5 minutes of individual silent work. Collect before moving to Phase 4. Skim 8–10 slips immediately to identify the most common error for the DQB discussion.</w:t>
+            </w:r>
+          </w:p>
+        </w:tc>
+        <w:tc>
+          <w:tcPr>
+            <w:tcW w:type="dxa" w:w="3040"/>
+            <w:shd w:fill="FFFFFF" w:color="auto" w:val="clear"/>
+            <w:tcMar>
+              <w:top w:type="dxa" w:w="60"/>
+              <w:left w:type="dxa" w:w="120"/>
+              <w:bottom w:type="dxa" w:w="60"/>
+              <w:right w:type="dxa" w:w="120"/>
+            </w:tcMar>
+            <w:vAlign w:val="top"/>
+          </w:tcPr>
+          <w:p>
+            <w:pPr>
+              <w:spacing w:after="40" w:before="0"/>
+              <w:jc w:val="left"/>
+            </w:pPr>
+            <w:r>
+              <w:rPr>
+                <w:rFonts w:ascii="Arial" w:cs="Arial" w:eastAsia="Arial" w:hAnsi="Arial"/>
+                <w:b w:val="false"/>
+                <w:bCs w:val="false"/>
+                <w:i w:val="false"/>
+                <w:iCs w:val="false"/>
+                <w:color w:val="000000"/>
+                <w:sz w:val="18"/>
+                <w:szCs w:val="18"/>
+              </w:rPr>
+              <w:t xml:space="preserve">Peer Review Panel + Focusing Questions + Phenomenon Re-connection: The peer-review panel structure gives every learner an active role during presentations, preventing passive observation. The three focusing questions are deliberately sequenced: (A) metacognitive reflection, (B) conceptual surprise (zero/negative index), (C) phenomenon re-anchoring. Re-embedding the maize farmer in Question (C) ensures that procedural skill is always seen as a tool for answering the driving question, not an end in itself.</w:t>
+            </w:r>
+          </w:p>
+        </w:tc>
+        <w:tc>
+          <w:tcPr>
+            <w:tcW w:type="dxa" w:w="3040"/>
+            <w:shd w:fill="F2F2F2" w:color="auto" w:val="clear"/>
+            <w:tcMar>
+              <w:top w:type="dxa" w:w="60"/>
+              <w:left w:type="dxa" w:w="120"/>
+              <w:bottom w:type="dxa" w:w="60"/>
+              <w:right w:type="dxa" w:w="120"/>
+            </w:tcMar>
+            <w:vAlign w:val="top"/>
+          </w:tcPr>
+          <w:p>
+            <w:pPr>
+              <w:spacing w:after="40" w:before="0"/>
+              <w:jc w:val="left"/>
+            </w:pPr>
+            <w:r>
+              <w:rPr>
+                <w:rFonts w:ascii="Arial" w:cs="Arial" w:eastAsia="Arial" w:hAnsi="Arial"/>
+                <w:b w:val="false"/>
+                <w:bCs w:val="false"/>
+                <w:i w:val="false"/>
+                <w:iCs w:val="false"/>
+                <w:color w:val="000000"/>
+                <w:sz w:val="18"/>
+                <w:szCs w:val="18"/>
+              </w:rPr>
+              <w:t xml:space="preserve">Observable indicators: (a) Exit slip — correct simplification of a 3-law multi-step expression with no arithmetic errors. (b) Quality of the connecting sentence — does the learner name a specific law and link it to a specific quantity (seeds, distance, energy)? (c) During the panel, were learners able to identify specific errors or only give vague 'I'm not sure' responses? The latter indicates surface-level engagement with the laws. Teacher uses the 8–10 skimmed exit slips to decide whether Phase 4 needs to address a specific misconception before the DQB update.</w:t>
+            </w:r>
+          </w:p>
+        </w:tc>
+      </w:tr>
+      <w:tr>
+        <w:tc>
+          <w:tcPr>
+            <w:tcW w:type="dxa" w:w="1520"/>
+            <w:shd w:fill="FCE4D6" w:color="auto" w:val="clear"/>
+            <w:tcMar>
+              <w:top w:type="dxa" w:w="60"/>
+              <w:left w:type="dxa" w:w="120"/>
+              <w:bottom w:type="dxa" w:w="60"/>
+              <w:right w:type="dxa" w:w="120"/>
+            </w:tcMar>
+            <w:vAlign w:val="top"/>
+          </w:tcPr>
+          <w:p>
+            <w:pPr>
+              <w:spacing w:after="40" w:before="0"/>
+              <w:jc w:val="left"/>
+            </w:pPr>
+            <w:r>
+              <w:rPr>
+                <w:rFonts w:ascii="Arial" w:cs="Arial" w:eastAsia="Arial" w:hAnsi="Arial"/>
+                <w:b/>
+                <w:bCs/>
+                <w:i w:val="false"/>
+                <w:iCs w:val="false"/>
+                <w:color w:val="000000"/>
+                <w:sz w:val="18"/>
+                <w:szCs w:val="18"/>
+              </w:rPr>
+              <w:t xml:space="preserve">Driving Question Board (DQB) Creation</w:t>
+            </w:r>
+          </w:p>
+          <w:p>
+            <w:pPr>
+              <w:spacing w:after="20" w:before="0"/>
+            </w:pPr>
+            <w:r>
+              <w:rPr>
+                <w:rFonts w:ascii="Arial" w:cs="Arial" w:eastAsia="Arial" w:hAnsi="Arial"/>
+                <w:b/>
+                <w:bCs/>
+                <w:color w:val="1F3864"/>
+                <w:sz w:val="16"/>
+                <w:szCs w:val="16"/>
+              </w:rPr>
+              <w:t xml:space="preserve">📹 VIDEO:</w:t>
+            </w:r>
+          </w:p>
+          <w:p>
+            <w:pPr>
+              <w:spacing w:after="20" w:before="0"/>
+            </w:pPr>
+            <w:hyperlink w:history="1" r:id="rIdo35dfv44y1ykrrdqakeho">
               <w:r>
                 <w:rPr>
                   <w:rFonts w:ascii="Arial" w:cs="Arial" w:eastAsia="Arial" w:hAnsi="Arial"/>
@@ -12728,7 +13105,7 @@
                   <w:szCs w:val="16"/>
                   <w:u w:val="single" w:color="2E75B6"/>
                 </w:rPr>
-                <w:t xml:space="preserve">Applying the Laws of Exponents to Rational Exponents (Flexbook)</w:t>
+                <w:t xml:space="preserve">Zero-order reactions</w:t>
               </w:r>
             </w:hyperlink>
           </w:p>
@@ -12744,7 +13121,7 @@
                 <w:sz w:val="14"/>
                 <w:szCs w:val="14"/>
               </w:rPr>
-              <w:t xml:space="preserve">Source: CK-12</w:t>
+              <w:t xml:space="preserve">Source: Khan Academy (English - US curriculum)</w:t>
             </w:r>
           </w:p>
           <w:p>
@@ -12752,387 +13129,7 @@
               <w:spacing w:after="10" w:before="0"/>
               <w:ind w:left="120"/>
             </w:pPr>
-            <w:hyperlink w:history="1" r:id="rIdhxmbw-gn1eeza2jtr-lhv">
-              <w:r>
-                <w:rPr>
-                  <w:rFonts w:ascii="Arial" w:cs="Arial" w:eastAsia="Arial" w:hAnsi="Arial"/>
-                  <w:color w:val="595959"/>
-                  <w:sz w:val="14"/>
-                  <w:szCs w:val="14"/>
-                  <w:u w:val="single" w:color="595959"/>
-                </w:rPr>
-                <w:t xml:space="preserve">🔍 Search ARES for similar readings</w:t>
-              </w:r>
-            </w:hyperlink>
-          </w:p>
-        </w:tc>
-        <w:tc>
-          <w:tcPr>
-            <w:tcW w:type="dxa" w:w="3040"/>
-            <w:shd w:fill="FFFFFF" w:color="auto" w:val="clear"/>
-            <w:tcMar>
-              <w:top w:type="dxa" w:w="60"/>
-              <w:left w:type="dxa" w:w="120"/>
-              <w:bottom w:type="dxa" w:w="60"/>
-              <w:right w:type="dxa" w:w="120"/>
-            </w:tcMar>
-            <w:vAlign w:val="top"/>
-          </w:tcPr>
-          <w:p>
-            <w:pPr>
-              <w:spacing w:after="40" w:before="0"/>
-              <w:jc w:val="left"/>
-            </w:pPr>
-            <w:r>
-              <w:rPr>
-                <w:rFonts w:ascii="Arial" w:cs="Arial" w:eastAsia="Arial" w:hAnsi="Arial"/>
-                <w:b w:val="false"/>
-                <w:bCs w:val="false"/>
-                <w:i w:val="false"/>
-                <w:iCs w:val="false"/>
-                <w:color w:val="000000"/>
-                <w:sz w:val="18"/>
-                <w:szCs w:val="18"/>
-              </w:rPr>
-              <w:t xml:space="preserve">Four selected pairs present their solutions at the board in turn (approx. 3 minutes each). The presenting pair talks through each step, naming the law. The class acts as a 'peer review panel': every other learner must write one agreement tick (✓) or one question mark (?) per step on a mini-review slip. After all four presentations, the teacher leads a whole-class debrief using three focusing questions projected on the board:</w:t>
-            </w:r>
-          </w:p>
-          <w:p>
-            <w:pPr>
-              <w:spacing w:after="40" w:before="0"/>
-              <w:jc w:val="left"/>
-            </w:pPr>
-            <w:r>
-              <w:rPr>
-                <w:rFonts w:ascii="Arial" w:cs="Arial" w:eastAsia="Arial" w:hAnsi="Arial"/>
-                <w:b w:val="false"/>
-                <w:bCs w:val="false"/>
-                <w:i w:val="false"/>
-                <w:iCs w:val="false"/>
-                <w:color w:val="000000"/>
-                <w:sz w:val="18"/>
-                <w:szCs w:val="18"/>
-              </w:rPr>
-              <w:t xml:space="preserve">(A) 'Which law was hardest to apply and WHY?'</w:t>
-            </w:r>
-          </w:p>
-          <w:p>
-            <w:pPr>
-              <w:spacing w:after="40" w:before="0"/>
-              <w:jc w:val="left"/>
-            </w:pPr>
-            <w:r>
-              <w:rPr>
-                <w:rFonts w:ascii="Arial" w:cs="Arial" w:eastAsia="Arial" w:hAnsi="Arial"/>
-                <w:b w:val="false"/>
-                <w:bCs w:val="false"/>
-                <w:i w:val="false"/>
-                <w:iCs w:val="false"/>
-                <w:color w:val="000000"/>
-                <w:sz w:val="18"/>
-                <w:szCs w:val="18"/>
-              </w:rPr>
-              <w:t xml:space="preserve">(B) 'How did the zero-index law or the negative-index law CHANGE the answer in a surprising way?'</w:t>
-            </w:r>
-          </w:p>
-          <w:p>
-            <w:pPr>
-              <w:spacing w:after="40" w:before="0"/>
-              <w:jc w:val="left"/>
-            </w:pPr>
-            <w:r>
-              <w:rPr>
-                <w:rFonts w:ascii="Arial" w:cs="Arial" w:eastAsia="Arial" w:hAnsi="Arial"/>
-                <w:b w:val="false"/>
-                <w:bCs w:val="false"/>
-                <w:i w:val="false"/>
-                <w:iCs w:val="false"/>
-                <w:color w:val="000000"/>
-                <w:sz w:val="18"/>
-                <w:szCs w:val="18"/>
-              </w:rPr>
-              <w:t xml:space="preserve">(C) 'Return to the Kitale farmer: if Season 20 gives 2²⁰ seeds, and the farmer removes 2⁵ seeds for planting, write and simplify the expression. Which law did you use?'</w:t>
-            </w:r>
-          </w:p>
-          <w:p>
-            <w:pPr>
-              <w:spacing w:after="40" w:before="0"/>
-              <w:jc w:val="left"/>
-            </w:pPr>
-            <w:r>
-              <w:rPr>
-                <w:rFonts w:ascii="Arial" w:cs="Arial" w:eastAsia="Arial" w:hAnsi="Arial"/>
-                <w:b w:val="false"/>
-                <w:bCs w:val="false"/>
-                <w:i w:val="false"/>
-                <w:iCs w:val="false"/>
-                <w:color w:val="000000"/>
-                <w:sz w:val="18"/>
-                <w:szCs w:val="18"/>
-              </w:rPr>
-              <w:t xml:space="preserve">Learners then individually attempt a short Exit problem: Simplify (2⁴ × 2⁻² ) ÷ (2³ ÷ 2²) and connect the answer to the maize phenomenon in one sentence.</w:t>
-            </w:r>
-          </w:p>
-        </w:tc>
-        <w:tc>
-          <w:tcPr>
-            <w:tcW w:type="dxa" w:w="3040"/>
-            <w:shd w:fill="F2F2F2" w:color="auto" w:val="clear"/>
-            <w:tcMar>
-              <w:top w:type="dxa" w:w="60"/>
-              <w:left w:type="dxa" w:w="120"/>
-              <w:bottom w:type="dxa" w:w="60"/>
-              <w:right w:type="dxa" w:w="120"/>
-            </w:tcMar>
-            <w:vAlign w:val="top"/>
-          </w:tcPr>
-          <w:p>
-            <w:pPr>
-              <w:spacing w:after="40" w:before="0"/>
-              <w:jc w:val="left"/>
-            </w:pPr>
-            <w:r>
-              <w:rPr>
-                <w:rFonts w:ascii="Arial" w:cs="Arial" w:eastAsia="Arial" w:hAnsi="Arial"/>
-                <w:b w:val="false"/>
-                <w:bCs w:val="false"/>
-                <w:i w:val="false"/>
-                <w:iCs w:val="false"/>
-                <w:color w:val="000000"/>
-                <w:sz w:val="18"/>
-                <w:szCs w:val="18"/>
-              </w:rPr>
-              <w:t xml:space="preserve">1. For each board presentation, stand to the SIDE — do not stand between the presenter and the class. After each step the presenter writes, ask the class: 'Panel — do you agree with this step? Thumbs up, thumbs sideways, or thumbs down. Freeze.' Scan the room for 5 seconds.</w:t>
-            </w:r>
-          </w:p>
-          <w:p>
-            <w:pPr>
-              <w:spacing w:after="40" w:before="0"/>
-              <w:jc w:val="left"/>
-            </w:pPr>
-            <w:r>
-              <w:rPr>
-                <w:rFonts w:ascii="Arial" w:cs="Arial" w:eastAsia="Arial" w:hAnsi="Arial"/>
-                <w:b w:val="false"/>
-                <w:bCs w:val="false"/>
-                <w:i w:val="false"/>
-                <w:iCs w:val="false"/>
-                <w:color w:val="000000"/>
-                <w:sz w:val="18"/>
-                <w:szCs w:val="18"/>
-              </w:rPr>
-              <w:t xml:space="preserve">2. If any thumbs are sideways or down, cold-call that learner: 'Tell us what you saw that made you uncertain.' Allow 10–15 seconds WAIT TIME.</w:t>
-            </w:r>
-          </w:p>
-          <w:p>
-            <w:pPr>
-              <w:spacing w:after="40" w:before="0"/>
-              <w:jc w:val="left"/>
-            </w:pPr>
-            <w:r>
-              <w:rPr>
-                <w:rFonts w:ascii="Arial" w:cs="Arial" w:eastAsia="Arial" w:hAnsi="Arial"/>
-                <w:b w:val="false"/>
-                <w:bCs w:val="false"/>
-                <w:i w:val="false"/>
-                <w:iCs w:val="false"/>
-                <w:color w:val="000000"/>
-                <w:sz w:val="18"/>
-                <w:szCs w:val="18"/>
-              </w:rPr>
-              <w:t xml:space="preserve">3. After all four presentations, project the three focusing questions. Run a Think-Pair-Share: 2 minutes individual thinking (written), 2 minutes pair discussion, then cold-call 5 different learners across the three questions (do not accept volunteers only).</w:t>
-            </w:r>
-          </w:p>
-          <w:p>
-            <w:pPr>
-              <w:spacing w:after="40" w:before="0"/>
-              <w:jc w:val="left"/>
-            </w:pPr>
-            <w:r>
-              <w:rPr>
-                <w:rFonts w:ascii="Arial" w:cs="Arial" w:eastAsia="Arial" w:hAnsi="Arial"/>
-                <w:b w:val="false"/>
-                <w:bCs w:val="false"/>
-                <w:i w:val="false"/>
-                <w:iCs w:val="false"/>
-                <w:color w:val="000000"/>
-                <w:sz w:val="18"/>
-                <w:szCs w:val="18"/>
-              </w:rPr>
-              <w:t xml:space="preserve">4. For Question (C) specifically, say: 'I want you to write the FULL expression first — 2²⁰ ÷ 2⁵ — before you simplify. Why do I want the full expression written? Think for 10 seconds.' Wait. Then call on 2 learners.</w:t>
-            </w:r>
-          </w:p>
-          <w:p>
-            <w:pPr>
-              <w:spacing w:after="40" w:before="0"/>
-              <w:jc w:val="left"/>
-            </w:pPr>
-            <w:r>
-              <w:rPr>
-                <w:rFonts w:ascii="Arial" w:cs="Arial" w:eastAsia="Arial" w:hAnsi="Arial"/>
-                <w:b w:val="false"/>
-                <w:bCs w:val="false"/>
-                <w:i w:val="false"/>
-                <w:iCs w:val="false"/>
-                <w:color w:val="000000"/>
-                <w:sz w:val="18"/>
-                <w:szCs w:val="18"/>
-              </w:rPr>
-              <w:t xml:space="preserve">5. Distribute the Exit problem slip. Give 5 minutes of individual silent work. Collect before moving to Phase 4. Skim 8–10 slips immediately to identify the most common error for the DQB discussion.</w:t>
-            </w:r>
-          </w:p>
-        </w:tc>
-        <w:tc>
-          <w:tcPr>
-            <w:tcW w:type="dxa" w:w="3040"/>
-            <w:shd w:fill="FFFFFF" w:color="auto" w:val="clear"/>
-            <w:tcMar>
-              <w:top w:type="dxa" w:w="60"/>
-              <w:left w:type="dxa" w:w="120"/>
-              <w:bottom w:type="dxa" w:w="60"/>
-              <w:right w:type="dxa" w:w="120"/>
-            </w:tcMar>
-            <w:vAlign w:val="top"/>
-          </w:tcPr>
-          <w:p>
-            <w:pPr>
-              <w:spacing w:after="40" w:before="0"/>
-              <w:jc w:val="left"/>
-            </w:pPr>
-            <w:r>
-              <w:rPr>
-                <w:rFonts w:ascii="Arial" w:cs="Arial" w:eastAsia="Arial" w:hAnsi="Arial"/>
-                <w:b w:val="false"/>
-                <w:bCs w:val="false"/>
-                <w:i w:val="false"/>
-                <w:iCs w:val="false"/>
-                <w:color w:val="000000"/>
-                <w:sz w:val="18"/>
-                <w:szCs w:val="18"/>
-              </w:rPr>
-              <w:t xml:space="preserve">Peer Review Panel + Focusing Questions + Phenomenon Re-connection: The peer-review panel structure gives every learner an active role during presentations, preventing passive observation. The three focusing questions are deliberately sequenced: (A) metacognitive reflection, (B) conceptual surprise (zero/negative index), (C) phenomenon re-anchoring. Re-embedding the maize farmer in Question (C) ensures that procedural skill is always seen as a tool for answering the driving question, not an end in itself.</w:t>
-            </w:r>
-          </w:p>
-        </w:tc>
-        <w:tc>
-          <w:tcPr>
-            <w:tcW w:type="dxa" w:w="3040"/>
-            <w:shd w:fill="F2F2F2" w:color="auto" w:val="clear"/>
-            <w:tcMar>
-              <w:top w:type="dxa" w:w="60"/>
-              <w:left w:type="dxa" w:w="120"/>
-              <w:bottom w:type="dxa" w:w="60"/>
-              <w:right w:type="dxa" w:w="120"/>
-            </w:tcMar>
-            <w:vAlign w:val="top"/>
-          </w:tcPr>
-          <w:p>
-            <w:pPr>
-              <w:spacing w:after="40" w:before="0"/>
-              <w:jc w:val="left"/>
-            </w:pPr>
-            <w:r>
-              <w:rPr>
-                <w:rFonts w:ascii="Arial" w:cs="Arial" w:eastAsia="Arial" w:hAnsi="Arial"/>
-                <w:b w:val="false"/>
-                <w:bCs w:val="false"/>
-                <w:i w:val="false"/>
-                <w:iCs w:val="false"/>
-                <w:color w:val="000000"/>
-                <w:sz w:val="18"/>
-                <w:szCs w:val="18"/>
-              </w:rPr>
-              <w:t xml:space="preserve">Observable indicators: (a) Exit slip — correct simplification of a 3-law multi-step expression with no arithmetic errors. (b) Quality of the connecting sentence — does the learner name a specific law and link it to a specific quantity (seeds, distance, energy)? (c) During the panel, were learners able to identify specific errors or only give vague 'I'm not sure' responses? The latter indicates surface-level engagement with the laws. Teacher uses the 8–10 skimmed exit slips to decide whether Phase 4 needs to address a specific misconception before the DQB update.</w:t>
-            </w:r>
-          </w:p>
-        </w:tc>
-      </w:tr>
-      <w:tr>
-        <w:tc>
-          <w:tcPr>
-            <w:tcW w:type="dxa" w:w="1520"/>
-            <w:shd w:fill="FCE4D6" w:color="auto" w:val="clear"/>
-            <w:tcMar>
-              <w:top w:type="dxa" w:w="60"/>
-              <w:left w:type="dxa" w:w="120"/>
-              <w:bottom w:type="dxa" w:w="60"/>
-              <w:right w:type="dxa" w:w="120"/>
-            </w:tcMar>
-            <w:vAlign w:val="top"/>
-          </w:tcPr>
-          <w:p>
-            <w:pPr>
-              <w:spacing w:after="40" w:before="0"/>
-              <w:jc w:val="left"/>
-            </w:pPr>
-            <w:r>
-              <w:rPr>
-                <w:rFonts w:ascii="Arial" w:cs="Arial" w:eastAsia="Arial" w:hAnsi="Arial"/>
-                <w:b/>
-                <w:bCs/>
-                <w:i w:val="false"/>
-                <w:iCs w:val="false"/>
-                <w:color w:val="000000"/>
-                <w:sz w:val="18"/>
-                <w:szCs w:val="18"/>
-              </w:rPr>
-              <w:t xml:space="preserve">Driving Question Board (DQB) Creation</w:t>
-            </w:r>
-          </w:p>
-          <w:p>
-            <w:pPr>
-              <w:spacing w:after="20" w:before="0"/>
-            </w:pPr>
-            <w:r>
-              <w:rPr>
-                <w:rFonts w:ascii="Arial" w:cs="Arial" w:eastAsia="Arial" w:hAnsi="Arial"/>
-                <w:b/>
-                <w:bCs/>
-                <w:color w:val="1F3864"/>
-                <w:sz w:val="16"/>
-                <w:szCs w:val="16"/>
-              </w:rPr>
-              <w:t xml:space="preserve">📹 VIDEO:</w:t>
-            </w:r>
-          </w:p>
-          <w:p>
-            <w:pPr>
-              <w:spacing w:after="20" w:before="0"/>
-            </w:pPr>
-            <w:hyperlink w:history="1" r:id="rIdg3qsvcmg5ys2tvfmtmxaf">
-              <w:r>
-                <w:rPr>
-                  <w:rFonts w:ascii="Arial" w:cs="Arial" w:eastAsia="Arial" w:hAnsi="Arial"/>
-                  <w:color w:val="2E75B6"/>
-                  <w:sz w:val="16"/>
-                  <w:szCs w:val="16"/>
-                  <w:u w:val="single" w:color="2E75B6"/>
-                </w:rPr>
-                <w:t xml:space="preserve">Video: Bending Light</w:t>
-              </w:r>
-            </w:hyperlink>
-          </w:p>
-          <w:p>
-            <w:pPr>
-              <w:spacing w:after="10" w:before="0"/>
-              <w:ind w:left="120"/>
-            </w:pPr>
-            <w:r>
-              <w:rPr>
-                <w:rFonts w:ascii="Arial" w:cs="Arial" w:eastAsia="Arial" w:hAnsi="Arial"/>
-                <w:color w:val="595959"/>
-                <w:sz w:val="14"/>
-                <w:szCs w:val="14"/>
-              </w:rPr>
-              <w:t xml:space="preserve">Source: PhET Interactive Simulations (English)</w:t>
-            </w:r>
-          </w:p>
-          <w:p>
-            <w:pPr>
-              <w:spacing w:after="10" w:before="0"/>
-              <w:ind w:left="120"/>
-            </w:pPr>
-            <w:hyperlink w:history="1" r:id="rIdn646dnu9zufvwvi5kreos">
+            <w:hyperlink w:history="1" r:id="rIdvnqvf8qfksso00ysufmoj">
               <w:r>
                 <w:rPr>
                   <w:rFonts w:ascii="Arial" w:cs="Arial" w:eastAsia="Arial" w:hAnsi="Arial"/>
@@ -13170,14 +13167,377 @@
                 <w:sz w:val="16"/>
                 <w:szCs w:val="16"/>
               </w:rPr>
-              <w:t xml:space="preserve">📖 HTML:</w:t>
+              <w:t xml:space="preserve">📖 READING:</w:t>
             </w:r>
           </w:p>
           <w:p>
             <w:pPr>
               <w:spacing w:after="20" w:before="0"/>
             </w:pPr>
-            <w:hyperlink w:history="1" r:id="rIdfms7j4mabvmwaq53xexka">
+            <w:r>
+              <w:rPr>
+                <w:rFonts w:ascii="Arial" w:cs="Arial" w:eastAsia="Arial" w:hAnsi="Arial"/>
+                <w:i/>
+                <w:iCs/>
+                <w:color w:val="595959"/>
+                <w:sz w:val="16"/>
+                <w:szCs w:val="16"/>
+              </w:rPr>
+              <w:t xml:space="preserve">No closely matching reading in the ARES library for this activity.</w:t>
+            </w:r>
+          </w:p>
+          <w:p>
+            <w:pPr>
+              <w:spacing w:after="10" w:before="0"/>
+              <w:ind w:left="120"/>
+            </w:pPr>
+            <w:hyperlink w:history="1" r:id="rIdj5zctfucvjy_oclb6yihq">
+              <w:r>
+                <w:rPr>
+                  <w:rFonts w:ascii="Arial" w:cs="Arial" w:eastAsia="Arial" w:hAnsi="Arial"/>
+                  <w:color w:val="595959"/>
+                  <w:sz w:val="14"/>
+                  <w:szCs w:val="14"/>
+                  <w:u w:val="single" w:color="595959"/>
+                </w:rPr>
+                <w:t xml:space="preserve">🔍 Search ARES for readings</w:t>
+              </w:r>
+            </w:hyperlink>
+          </w:p>
+          <w:p>
+            <w:pPr>
+              <w:spacing w:after="10" w:before="0"/>
+              <w:ind w:left="120"/>
+            </w:pPr>
+            <w:r>
+              <w:rPr>
+                <w:rFonts w:ascii="Arial" w:cs="Arial" w:eastAsia="Arial" w:hAnsi="Arial"/>
+                <w:color w:val="595959"/>
+                <w:sz w:val="14"/>
+                <w:szCs w:val="14"/>
+              </w:rPr>
+              <w:t xml:space="preserve">Search terms: indices laws index equations</w:t>
+            </w:r>
+          </w:p>
+        </w:tc>
+        <w:tc>
+          <w:tcPr>
+            <w:tcW w:type="dxa" w:w="3040"/>
+            <w:shd w:fill="FFFFFF" w:color="auto" w:val="clear"/>
+            <w:tcMar>
+              <w:top w:type="dxa" w:w="60"/>
+              <w:left w:type="dxa" w:w="120"/>
+              <w:bottom w:type="dxa" w:w="60"/>
+              <w:right w:type="dxa" w:w="120"/>
+            </w:tcMar>
+            <w:vAlign w:val="top"/>
+          </w:tcPr>
+          <w:p>
+            <w:pPr>
+              <w:spacing w:after="40" w:before="0"/>
+              <w:jc w:val="left"/>
+            </w:pPr>
+            <w:r>
+              <w:rPr>
+                <w:rFonts w:ascii="Arial" w:cs="Arial" w:eastAsia="Arial" w:hAnsi="Arial"/>
+                <w:b w:val="false"/>
+                <w:bCs w:val="false"/>
+                <w:i w:val="false"/>
+                <w:iCs w:val="false"/>
+                <w:color w:val="000000"/>
+                <w:sz w:val="18"/>
+                <w:szCs w:val="18"/>
+              </w:rPr>
+              <w:t xml:space="preserve">The class returns to the class Driving Question Board (a large poster or section of the board divided into three columns: WHAT WE OBSERVED | WHAT WE NOW UNDERSTAND | QUESTIONS WE STILL HAVE). Each pair contributes one sticky note or written card to each column. Specific prompts for this lesson:</w:t>
+            </w:r>
+          </w:p>
+          <w:p>
+            <w:pPr>
+              <w:spacing w:after="30" w:before="0"/>
+              <w:ind w:left="360" w:hanging="180"/>
+              <w:jc w:val="left"/>
+            </w:pPr>
+            <w:r>
+              <w:rPr>
+                <w:rFonts w:ascii="Arial" w:cs="Arial" w:eastAsia="Arial" w:hAnsi="Arial"/>
+                <w:b w:val="false"/>
+                <w:bCs w:val="false"/>
+                <w:i w:val="false"/>
+                <w:iCs w:val="false"/>
+                <w:color w:val="000000"/>
+                <w:sz w:val="18"/>
+                <w:szCs w:val="18"/>
+              </w:rPr>
+              <w:t xml:space="preserve">–  OBSERVED column: 'In today's SGR/Olkaria problems, what did you notice about what happens when you combine more than two laws in the same expression?'</w:t>
+            </w:r>
+          </w:p>
+          <w:p>
+            <w:pPr>
+              <w:spacing w:after="30" w:before="0"/>
+              <w:ind w:left="360" w:hanging="180"/>
+              <w:jc w:val="left"/>
+            </w:pPr>
+            <w:r>
+              <w:rPr>
+                <w:rFonts w:ascii="Arial" w:cs="Arial" w:eastAsia="Arial" w:hAnsi="Arial"/>
+                <w:b w:val="false"/>
+                <w:bCs w:val="false"/>
+                <w:i w:val="false"/>
+                <w:iCs w:val="false"/>
+                <w:color w:val="000000"/>
+                <w:sz w:val="18"/>
+                <w:szCs w:val="18"/>
+              </w:rPr>
+              <w:t xml:space="preserve">–  UNDERSTAND column: 'Write one sentence starting: The laws of indices are powerful because they let us…'</w:t>
+            </w:r>
+          </w:p>
+          <w:p>
+            <w:pPr>
+              <w:spacing w:after="30" w:before="0"/>
+              <w:ind w:left="360" w:hanging="180"/>
+              <w:jc w:val="left"/>
+            </w:pPr>
+            <w:r>
+              <w:rPr>
+                <w:rFonts w:ascii="Arial" w:cs="Arial" w:eastAsia="Arial" w:hAnsi="Arial"/>
+                <w:b w:val="false"/>
+                <w:bCs w:val="false"/>
+                <w:i w:val="false"/>
+                <w:iCs w:val="false"/>
+                <w:color w:val="000000"/>
+                <w:sz w:val="18"/>
+                <w:szCs w:val="18"/>
+              </w:rPr>
+              <w:t xml:space="preserve">–  QUESTIONS column: 'The Kitale farmer's Season 20 total is 2²⁰ = 1,048,576. What if we asked: 2 to WHAT POWER equals 500,000? Could we answer that with the laws we have learned so far?'</w:t>
+            </w:r>
+          </w:p>
+          <w:p>
+            <w:pPr>
+              <w:spacing w:after="40" w:before="0"/>
+              <w:jc w:val="left"/>
+            </w:pPr>
+            <w:r>
+              <w:rPr>
+                <w:rFonts w:ascii="Arial" w:cs="Arial" w:eastAsia="Arial" w:hAnsi="Arial"/>
+                <w:b w:val="false"/>
+                <w:bCs w:val="false"/>
+                <w:i w:val="false"/>
+                <w:iCs w:val="false"/>
+                <w:color w:val="000000"/>
+                <w:sz w:val="18"/>
+                <w:szCs w:val="18"/>
+              </w:rPr>
+              <w:t xml:space="preserve">The teacher reads out 3–4 of the 'QUESTIONS WE STILL HAVE' cards aloud and posts the most forward-looking question prominently as the bridge to Lesson 5 (logarithms).</w:t>
+            </w:r>
+          </w:p>
+        </w:tc>
+        <w:tc>
+          <w:tcPr>
+            <w:tcW w:type="dxa" w:w="3040"/>
+            <w:shd w:fill="F2F2F2" w:color="auto" w:val="clear"/>
+            <w:tcMar>
+              <w:top w:type="dxa" w:w="60"/>
+              <w:left w:type="dxa" w:w="120"/>
+              <w:bottom w:type="dxa" w:w="60"/>
+              <w:right w:type="dxa" w:w="120"/>
+            </w:tcMar>
+            <w:vAlign w:val="top"/>
+          </w:tcPr>
+          <w:p>
+            <w:pPr>
+              <w:spacing w:after="40" w:before="0"/>
+              <w:jc w:val="left"/>
+            </w:pPr>
+            <w:r>
+              <w:rPr>
+                <w:rFonts w:ascii="Arial" w:cs="Arial" w:eastAsia="Arial" w:hAnsi="Arial"/>
+                <w:b w:val="false"/>
+                <w:bCs w:val="false"/>
+                <w:i w:val="false"/>
+                <w:iCs w:val="false"/>
+                <w:color w:val="000000"/>
+                <w:sz w:val="18"/>
+                <w:szCs w:val="18"/>
+              </w:rPr>
+              <w:t xml:space="preserve">1. Give pairs 4 minutes to write their three sticky notes/cards. Circulate and nudge any pair writing vague entries: 'Can you name a specific law or a specific number from today's problems? Vague notes don't help our board.'</w:t>
+            </w:r>
+          </w:p>
+          <w:p>
+            <w:pPr>
+              <w:spacing w:after="40" w:before="0"/>
+              <w:jc w:val="left"/>
+            </w:pPr>
+            <w:r>
+              <w:rPr>
+                <w:rFonts w:ascii="Arial" w:cs="Arial" w:eastAsia="Arial" w:hAnsi="Arial"/>
+                <w:b w:val="false"/>
+                <w:bCs w:val="false"/>
+                <w:i w:val="false"/>
+                <w:iCs w:val="false"/>
+                <w:color w:val="000000"/>
+                <w:sz w:val="18"/>
+                <w:szCs w:val="18"/>
+              </w:rPr>
+              <w:t xml:space="preserve">2. Invite pairs to post their notes in silence — reading the board as it fills up.</w:t>
+            </w:r>
+          </w:p>
+          <w:p>
+            <w:pPr>
+              <w:spacing w:after="40" w:before="0"/>
+              <w:jc w:val="left"/>
+            </w:pPr>
+            <w:r>
+              <w:rPr>
+                <w:rFonts w:ascii="Arial" w:cs="Arial" w:eastAsia="Arial" w:hAnsi="Arial"/>
+                <w:b w:val="false"/>
+                <w:bCs w:val="false"/>
+                <w:i w:val="false"/>
+                <w:iCs w:val="false"/>
+                <w:color w:val="000000"/>
+                <w:sz w:val="18"/>
+                <w:szCs w:val="18"/>
+              </w:rPr>
+              <w:t xml:space="preserve">3. Read aloud 3 selected UNDERSTAND notes (choose ones that correctly use the word 'exponent,' 'law,' or 'power') and 3 selected QUESTIONS notes.</w:t>
+            </w:r>
+          </w:p>
+          <w:p>
+            <w:pPr>
+              <w:spacing w:after="40" w:before="0"/>
+              <w:jc w:val="left"/>
+            </w:pPr>
+            <w:r>
+              <w:rPr>
+                <w:rFonts w:ascii="Arial" w:cs="Arial" w:eastAsia="Arial" w:hAnsi="Arial"/>
+                <w:b w:val="false"/>
+                <w:bCs w:val="false"/>
+                <w:i w:val="false"/>
+                <w:iCs w:val="false"/>
+                <w:color w:val="000000"/>
+                <w:sz w:val="18"/>
+                <w:szCs w:val="18"/>
+              </w:rPr>
+              <w:t xml:space="preserve">4. Pause at the 'QUESTIONS' column and say: 'Several of you are asking: what if the answer to 2ˣ = 500,000 is NOT a whole number? We can't solve that with any of today's five laws. That gap — that unanswered question — is EXACTLY what Lesson 5 will address. There is a mathematical tool invented precisely for this. Does anyone know its name?' Allow 15 seconds WAIT TIME. Accept answers without confirming. Post a card reading: 'COMING IN LESSON 5: The tool that cracks 2ˣ = 500,000.'</w:t>
+            </w:r>
+          </w:p>
+        </w:tc>
+        <w:tc>
+          <w:tcPr>
+            <w:tcW w:type="dxa" w:w="3040"/>
+            <w:shd w:fill="FFFFFF" w:color="auto" w:val="clear"/>
+            <w:tcMar>
+              <w:top w:type="dxa" w:w="60"/>
+              <w:left w:type="dxa" w:w="120"/>
+              <w:bottom w:type="dxa" w:w="60"/>
+              <w:right w:type="dxa" w:w="120"/>
+            </w:tcMar>
+            <w:vAlign w:val="top"/>
+          </w:tcPr>
+          <w:p>
+            <w:pPr>
+              <w:spacing w:after="40" w:before="0"/>
+              <w:jc w:val="left"/>
+            </w:pPr>
+            <w:r>
+              <w:rPr>
+                <w:rFonts w:ascii="Arial" w:cs="Arial" w:eastAsia="Arial" w:hAnsi="Arial"/>
+                <w:b w:val="false"/>
+                <w:bCs w:val="false"/>
+                <w:i w:val="false"/>
+                <w:iCs w:val="false"/>
+                <w:color w:val="000000"/>
+                <w:sz w:val="18"/>
+                <w:szCs w:val="18"/>
+              </w:rPr>
+              <w:t xml:space="preserve">Three-Column DQB with Forward-Bridge Prompt: The DQB is a cumulative sensemaking artefact — each lesson's additions show the class's growing understanding across the unit. The deliberately unanswerable question (2ˣ = 500,000) creates productive intellectual tension that motivates Lesson 5's introduction of logarithms. This is an intentional 'cliff-hanger' anchored in the phenomenon.</w:t>
+            </w:r>
+          </w:p>
+        </w:tc>
+        <w:tc>
+          <w:tcPr>
+            <w:tcW w:type="dxa" w:w="3040"/>
+            <w:shd w:fill="F2F2F2" w:color="auto" w:val="clear"/>
+            <w:tcMar>
+              <w:top w:type="dxa" w:w="60"/>
+              <w:left w:type="dxa" w:w="120"/>
+              <w:bottom w:type="dxa" w:w="60"/>
+              <w:right w:type="dxa" w:w="120"/>
+            </w:tcMar>
+            <w:vAlign w:val="top"/>
+          </w:tcPr>
+          <w:p>
+            <w:pPr>
+              <w:spacing w:after="40" w:before="0"/>
+              <w:jc w:val="left"/>
+            </w:pPr>
+            <w:r>
+              <w:rPr>
+                <w:rFonts w:ascii="Arial" w:cs="Arial" w:eastAsia="Arial" w:hAnsi="Arial"/>
+                <w:b w:val="false"/>
+                <w:bCs w:val="false"/>
+                <w:i w:val="false"/>
+                <w:iCs w:val="false"/>
+                <w:color w:val="000000"/>
+                <w:sz w:val="18"/>
+                <w:szCs w:val="18"/>
+              </w:rPr>
+              <w:t xml:space="preserve">Observable indicators: (a) UNDERSTAND notes should reference a specific law by name and include a context word (seeds, distance, energy, power). Notes that say only 'indices make things simpler' indicate shallow understanding. (b) QUESTIONS notes reveal whether learners have begun to sense the limitation of integer exponents — the appearance of non-integer or unknown exponent questions signals readiness for logarithms. Teacher photographs the DQB at the end of the lesson as a formative record.</w:t>
+            </w:r>
+          </w:p>
+        </w:tc>
+      </w:tr>
+      <w:tr>
+        <w:tc>
+          <w:tcPr>
+            <w:tcW w:type="dxa" w:w="1520"/>
+            <w:shd w:fill="D5E8F0" w:color="auto" w:val="clear"/>
+            <w:tcMar>
+              <w:top w:type="dxa" w:w="60"/>
+              <w:left w:type="dxa" w:w="120"/>
+              <w:bottom w:type="dxa" w:w="60"/>
+              <w:right w:type="dxa" w:w="120"/>
+            </w:tcMar>
+            <w:vAlign w:val="top"/>
+          </w:tcPr>
+          <w:p>
+            <w:pPr>
+              <w:spacing w:after="40" w:before="0"/>
+              <w:jc w:val="left"/>
+            </w:pPr>
+            <w:r>
+              <w:rPr>
+                <w:rFonts w:ascii="Arial" w:cs="Arial" w:eastAsia="Arial" w:hAnsi="Arial"/>
+                <w:b/>
+                <w:bCs/>
+                <w:i w:val="false"/>
+                <w:iCs w:val="false"/>
+                <w:color w:val="000000"/>
+                <w:sz w:val="18"/>
+                <w:szCs w:val="18"/>
+              </w:rPr>
+              <w:t xml:space="preserve">Model Building Phase</w:t>
+            </w:r>
+          </w:p>
+          <w:p>
+            <w:pPr>
+              <w:spacing w:after="20" w:before="0"/>
+            </w:pPr>
+            <w:r>
+              <w:rPr>
+                <w:rFonts w:ascii="Arial" w:cs="Arial" w:eastAsia="Arial" w:hAnsi="Arial"/>
+                <w:b/>
+                <w:bCs/>
+                <w:color w:val="1F3864"/>
+                <w:sz w:val="16"/>
+                <w:szCs w:val="16"/>
+              </w:rPr>
+              <w:t xml:space="preserve">📹 VIDEO:</w:t>
+            </w:r>
+          </w:p>
+          <w:p>
+            <w:pPr>
+              <w:spacing w:after="20" w:before="0"/>
+            </w:pPr>
+            <w:hyperlink w:history="1" r:id="rIdsxwlwgizyjx2ffn2nh5tv">
               <w:r>
                 <w:rPr>
                   <w:rFonts w:ascii="Arial" w:cs="Arial" w:eastAsia="Arial" w:hAnsi="Arial"/>
@@ -13186,7 +13546,7 @@
                   <w:szCs w:val="16"/>
                   <w:u w:val="single" w:color="2E75B6"/>
                 </w:rPr>
-                <w:t xml:space="preserve">Applying the Laws of Exponents to Rational Exponents (Flexbook)</w:t>
+                <w:t xml:space="preserve">Zero-order reactions</w:t>
               </w:r>
             </w:hyperlink>
           </w:p>
@@ -13202,7 +13562,7 @@
                 <w:sz w:val="14"/>
                 <w:szCs w:val="14"/>
               </w:rPr>
-              <w:t xml:space="preserve">Source: CK-12</w:t>
+              <w:t xml:space="preserve">Source: Khan Academy (English - US curriculum)</w:t>
             </w:r>
           </w:p>
           <w:p>
@@ -13210,371 +13570,7 @@
               <w:spacing w:after="10" w:before="0"/>
               <w:ind w:left="120"/>
             </w:pPr>
-            <w:hyperlink w:history="1" r:id="rIdco5updwuuyu5gxhnk39jf">
-              <w:r>
-                <w:rPr>
-                  <w:rFonts w:ascii="Arial" w:cs="Arial" w:eastAsia="Arial" w:hAnsi="Arial"/>
-                  <w:color w:val="595959"/>
-                  <w:sz w:val="14"/>
-                  <w:szCs w:val="14"/>
-                  <w:u w:val="single" w:color="595959"/>
-                </w:rPr>
-                <w:t xml:space="preserve">🔍 Search ARES for similar readings</w:t>
-              </w:r>
-            </w:hyperlink>
-          </w:p>
-        </w:tc>
-        <w:tc>
-          <w:tcPr>
-            <w:tcW w:type="dxa" w:w="3040"/>
-            <w:shd w:fill="FFFFFF" w:color="auto" w:val="clear"/>
-            <w:tcMar>
-              <w:top w:type="dxa" w:w="60"/>
-              <w:left w:type="dxa" w:w="120"/>
-              <w:bottom w:type="dxa" w:w="60"/>
-              <w:right w:type="dxa" w:w="120"/>
-            </w:tcMar>
-            <w:vAlign w:val="top"/>
-          </w:tcPr>
-          <w:p>
-            <w:pPr>
-              <w:spacing w:after="40" w:before="0"/>
-              <w:jc w:val="left"/>
-            </w:pPr>
-            <w:r>
-              <w:rPr>
-                <w:rFonts w:ascii="Arial" w:cs="Arial" w:eastAsia="Arial" w:hAnsi="Arial"/>
-                <w:b w:val="false"/>
-                <w:bCs w:val="false"/>
-                <w:i w:val="false"/>
-                <w:iCs w:val="false"/>
-                <w:color w:val="000000"/>
-                <w:sz w:val="18"/>
-                <w:szCs w:val="18"/>
-              </w:rPr>
-              <w:t xml:space="preserve">The class returns to the class Driving Question Board (a large poster or section of the board divided into three columns: WHAT WE OBSERVED | WHAT WE NOW UNDERSTAND | QUESTIONS WE STILL HAVE). Each pair contributes one sticky note or written card to each column. Specific prompts for this lesson:</w:t>
-            </w:r>
-          </w:p>
-          <w:p>
-            <w:pPr>
-              <w:spacing w:after="30" w:before="0"/>
-              <w:ind w:left="360" w:hanging="180"/>
-              <w:jc w:val="left"/>
-            </w:pPr>
-            <w:r>
-              <w:rPr>
-                <w:rFonts w:ascii="Arial" w:cs="Arial" w:eastAsia="Arial" w:hAnsi="Arial"/>
-                <w:b w:val="false"/>
-                <w:bCs w:val="false"/>
-                <w:i w:val="false"/>
-                <w:iCs w:val="false"/>
-                <w:color w:val="000000"/>
-                <w:sz w:val="18"/>
-                <w:szCs w:val="18"/>
-              </w:rPr>
-              <w:t xml:space="preserve">–  OBSERVED column: 'In today's SGR/Olkaria problems, what did you notice about what happens when you combine more than two laws in the same expression?'</w:t>
-            </w:r>
-          </w:p>
-          <w:p>
-            <w:pPr>
-              <w:spacing w:after="30" w:before="0"/>
-              <w:ind w:left="360" w:hanging="180"/>
-              <w:jc w:val="left"/>
-            </w:pPr>
-            <w:r>
-              <w:rPr>
-                <w:rFonts w:ascii="Arial" w:cs="Arial" w:eastAsia="Arial" w:hAnsi="Arial"/>
-                <w:b w:val="false"/>
-                <w:bCs w:val="false"/>
-                <w:i w:val="false"/>
-                <w:iCs w:val="false"/>
-                <w:color w:val="000000"/>
-                <w:sz w:val="18"/>
-                <w:szCs w:val="18"/>
-              </w:rPr>
-              <w:t xml:space="preserve">–  UNDERSTAND column: 'Write one sentence starting: The laws of indices are powerful because they let us…'</w:t>
-            </w:r>
-          </w:p>
-          <w:p>
-            <w:pPr>
-              <w:spacing w:after="30" w:before="0"/>
-              <w:ind w:left="360" w:hanging="180"/>
-              <w:jc w:val="left"/>
-            </w:pPr>
-            <w:r>
-              <w:rPr>
-                <w:rFonts w:ascii="Arial" w:cs="Arial" w:eastAsia="Arial" w:hAnsi="Arial"/>
-                <w:b w:val="false"/>
-                <w:bCs w:val="false"/>
-                <w:i w:val="false"/>
-                <w:iCs w:val="false"/>
-                <w:color w:val="000000"/>
-                <w:sz w:val="18"/>
-                <w:szCs w:val="18"/>
-              </w:rPr>
-              <w:t xml:space="preserve">–  QUESTIONS column: 'The Kitale farmer's Season 20 total is 2²⁰ = 1,048,576. What if we asked: 2 to WHAT POWER equals 500,000? Could we answer that with the laws we have learned so far?'</w:t>
-            </w:r>
-          </w:p>
-          <w:p>
-            <w:pPr>
-              <w:spacing w:after="40" w:before="0"/>
-              <w:jc w:val="left"/>
-            </w:pPr>
-            <w:r>
-              <w:rPr>
-                <w:rFonts w:ascii="Arial" w:cs="Arial" w:eastAsia="Arial" w:hAnsi="Arial"/>
-                <w:b w:val="false"/>
-                <w:bCs w:val="false"/>
-                <w:i w:val="false"/>
-                <w:iCs w:val="false"/>
-                <w:color w:val="000000"/>
-                <w:sz w:val="18"/>
-                <w:szCs w:val="18"/>
-              </w:rPr>
-              <w:t xml:space="preserve">The teacher reads out 3–4 of the 'QUESTIONS WE STILL HAVE' cards aloud and posts the most forward-looking question prominently as the bridge to Lesson 5 (logarithms).</w:t>
-            </w:r>
-          </w:p>
-        </w:tc>
-        <w:tc>
-          <w:tcPr>
-            <w:tcW w:type="dxa" w:w="3040"/>
-            <w:shd w:fill="F2F2F2" w:color="auto" w:val="clear"/>
-            <w:tcMar>
-              <w:top w:type="dxa" w:w="60"/>
-              <w:left w:type="dxa" w:w="120"/>
-              <w:bottom w:type="dxa" w:w="60"/>
-              <w:right w:type="dxa" w:w="120"/>
-            </w:tcMar>
-            <w:vAlign w:val="top"/>
-          </w:tcPr>
-          <w:p>
-            <w:pPr>
-              <w:spacing w:after="40" w:before="0"/>
-              <w:jc w:val="left"/>
-            </w:pPr>
-            <w:r>
-              <w:rPr>
-                <w:rFonts w:ascii="Arial" w:cs="Arial" w:eastAsia="Arial" w:hAnsi="Arial"/>
-                <w:b w:val="false"/>
-                <w:bCs w:val="false"/>
-                <w:i w:val="false"/>
-                <w:iCs w:val="false"/>
-                <w:color w:val="000000"/>
-                <w:sz w:val="18"/>
-                <w:szCs w:val="18"/>
-              </w:rPr>
-              <w:t xml:space="preserve">1. Give pairs 4 minutes to write their three sticky notes/cards. Circulate and nudge any pair writing vague entries: 'Can you name a specific law or a specific number from today's problems? Vague notes don't help our board.'</w:t>
-            </w:r>
-          </w:p>
-          <w:p>
-            <w:pPr>
-              <w:spacing w:after="40" w:before="0"/>
-              <w:jc w:val="left"/>
-            </w:pPr>
-            <w:r>
-              <w:rPr>
-                <w:rFonts w:ascii="Arial" w:cs="Arial" w:eastAsia="Arial" w:hAnsi="Arial"/>
-                <w:b w:val="false"/>
-                <w:bCs w:val="false"/>
-                <w:i w:val="false"/>
-                <w:iCs w:val="false"/>
-                <w:color w:val="000000"/>
-                <w:sz w:val="18"/>
-                <w:szCs w:val="18"/>
-              </w:rPr>
-              <w:t xml:space="preserve">2. Invite pairs to post their notes in silence — reading the board as it fills up.</w:t>
-            </w:r>
-          </w:p>
-          <w:p>
-            <w:pPr>
-              <w:spacing w:after="40" w:before="0"/>
-              <w:jc w:val="left"/>
-            </w:pPr>
-            <w:r>
-              <w:rPr>
-                <w:rFonts w:ascii="Arial" w:cs="Arial" w:eastAsia="Arial" w:hAnsi="Arial"/>
-                <w:b w:val="false"/>
-                <w:bCs w:val="false"/>
-                <w:i w:val="false"/>
-                <w:iCs w:val="false"/>
-                <w:color w:val="000000"/>
-                <w:sz w:val="18"/>
-                <w:szCs w:val="18"/>
-              </w:rPr>
-              <w:t xml:space="preserve">3. Read aloud 3 selected UNDERSTAND notes (choose ones that correctly use the word 'exponent,' 'law,' or 'power') and 3 selected QUESTIONS notes.</w:t>
-            </w:r>
-          </w:p>
-          <w:p>
-            <w:pPr>
-              <w:spacing w:after="40" w:before="0"/>
-              <w:jc w:val="left"/>
-            </w:pPr>
-            <w:r>
-              <w:rPr>
-                <w:rFonts w:ascii="Arial" w:cs="Arial" w:eastAsia="Arial" w:hAnsi="Arial"/>
-                <w:b w:val="false"/>
-                <w:bCs w:val="false"/>
-                <w:i w:val="false"/>
-                <w:iCs w:val="false"/>
-                <w:color w:val="000000"/>
-                <w:sz w:val="18"/>
-                <w:szCs w:val="18"/>
-              </w:rPr>
-              <w:t xml:space="preserve">4. Pause at the 'QUESTIONS' column and say: 'Several of you are asking: what if the answer to 2ˣ = 500,000 is NOT a whole number? We can't solve that with any of today's five laws. That gap — that unanswered question — is EXACTLY what Lesson 5 will address. There is a mathematical tool invented precisely for this. Does anyone know its name?' Allow 15 seconds WAIT TIME. Accept answers without confirming. Post a card reading: 'COMING IN LESSON 5: The tool that cracks 2ˣ = 500,000.'</w:t>
-            </w:r>
-          </w:p>
-        </w:tc>
-        <w:tc>
-          <w:tcPr>
-            <w:tcW w:type="dxa" w:w="3040"/>
-            <w:shd w:fill="FFFFFF" w:color="auto" w:val="clear"/>
-            <w:tcMar>
-              <w:top w:type="dxa" w:w="60"/>
-              <w:left w:type="dxa" w:w="120"/>
-              <w:bottom w:type="dxa" w:w="60"/>
-              <w:right w:type="dxa" w:w="120"/>
-            </w:tcMar>
-            <w:vAlign w:val="top"/>
-          </w:tcPr>
-          <w:p>
-            <w:pPr>
-              <w:spacing w:after="40" w:before="0"/>
-              <w:jc w:val="left"/>
-            </w:pPr>
-            <w:r>
-              <w:rPr>
-                <w:rFonts w:ascii="Arial" w:cs="Arial" w:eastAsia="Arial" w:hAnsi="Arial"/>
-                <w:b w:val="false"/>
-                <w:bCs w:val="false"/>
-                <w:i w:val="false"/>
-                <w:iCs w:val="false"/>
-                <w:color w:val="000000"/>
-                <w:sz w:val="18"/>
-                <w:szCs w:val="18"/>
-              </w:rPr>
-              <w:t xml:space="preserve">Three-Column DQB with Forward-Bridge Prompt: The DQB is a cumulative sensemaking artefact — each lesson's additions show the class's growing understanding across the unit. The deliberately unanswerable question (2ˣ = 500,000) creates productive intellectual tension that motivates Lesson 5's introduction of logarithms. This is an intentional 'cliff-hanger' anchored in the phenomenon.</w:t>
-            </w:r>
-          </w:p>
-        </w:tc>
-        <w:tc>
-          <w:tcPr>
-            <w:tcW w:type="dxa" w:w="3040"/>
-            <w:shd w:fill="F2F2F2" w:color="auto" w:val="clear"/>
-            <w:tcMar>
-              <w:top w:type="dxa" w:w="60"/>
-              <w:left w:type="dxa" w:w="120"/>
-              <w:bottom w:type="dxa" w:w="60"/>
-              <w:right w:type="dxa" w:w="120"/>
-            </w:tcMar>
-            <w:vAlign w:val="top"/>
-          </w:tcPr>
-          <w:p>
-            <w:pPr>
-              <w:spacing w:after="40" w:before="0"/>
-              <w:jc w:val="left"/>
-            </w:pPr>
-            <w:r>
-              <w:rPr>
-                <w:rFonts w:ascii="Arial" w:cs="Arial" w:eastAsia="Arial" w:hAnsi="Arial"/>
-                <w:b w:val="false"/>
-                <w:bCs w:val="false"/>
-                <w:i w:val="false"/>
-                <w:iCs w:val="false"/>
-                <w:color w:val="000000"/>
-                <w:sz w:val="18"/>
-                <w:szCs w:val="18"/>
-              </w:rPr>
-              <w:t xml:space="preserve">Observable indicators: (a) UNDERSTAND notes should reference a specific law by name and include a context word (seeds, distance, energy, power). Notes that say only 'indices make things simpler' indicate shallow understanding. (b) QUESTIONS notes reveal whether learners have begun to sense the limitation of integer exponents — the appearance of non-integer or unknown exponent questions signals readiness for logarithms. Teacher photographs the DQB at the end of the lesson as a formative record.</w:t>
-            </w:r>
-          </w:p>
-        </w:tc>
-      </w:tr>
-      <w:tr>
-        <w:tc>
-          <w:tcPr>
-            <w:tcW w:type="dxa" w:w="1520"/>
-            <w:shd w:fill="D5E8F0" w:color="auto" w:val="clear"/>
-            <w:tcMar>
-              <w:top w:type="dxa" w:w="60"/>
-              <w:left w:type="dxa" w:w="120"/>
-              <w:bottom w:type="dxa" w:w="60"/>
-              <w:right w:type="dxa" w:w="120"/>
-            </w:tcMar>
-            <w:vAlign w:val="top"/>
-          </w:tcPr>
-          <w:p>
-            <w:pPr>
-              <w:spacing w:after="40" w:before="0"/>
-              <w:jc w:val="left"/>
-            </w:pPr>
-            <w:r>
-              <w:rPr>
-                <w:rFonts w:ascii="Arial" w:cs="Arial" w:eastAsia="Arial" w:hAnsi="Arial"/>
-                <w:b/>
-                <w:bCs/>
-                <w:i w:val="false"/>
-                <w:iCs w:val="false"/>
-                <w:color w:val="000000"/>
-                <w:sz w:val="18"/>
-                <w:szCs w:val="18"/>
-              </w:rPr>
-              <w:t xml:space="preserve">Model Building Phase</w:t>
-            </w:r>
-          </w:p>
-          <w:p>
-            <w:pPr>
-              <w:spacing w:after="20" w:before="0"/>
-            </w:pPr>
-            <w:r>
-              <w:rPr>
-                <w:rFonts w:ascii="Arial" w:cs="Arial" w:eastAsia="Arial" w:hAnsi="Arial"/>
-                <w:b/>
-                <w:bCs/>
-                <w:color w:val="1F3864"/>
-                <w:sz w:val="16"/>
-                <w:szCs w:val="16"/>
-              </w:rPr>
-              <w:t xml:space="preserve">📹 VIDEO:</w:t>
-            </w:r>
-          </w:p>
-          <w:p>
-            <w:pPr>
-              <w:spacing w:after="20" w:before="0"/>
-            </w:pPr>
-            <w:hyperlink w:history="1" r:id="rIdc8-idxvlumg0htboh3g-o">
-              <w:r>
-                <w:rPr>
-                  <w:rFonts w:ascii="Arial" w:cs="Arial" w:eastAsia="Arial" w:hAnsi="Arial"/>
-                  <w:color w:val="2E75B6"/>
-                  <w:sz w:val="16"/>
-                  <w:szCs w:val="16"/>
-                  <w:u w:val="single" w:color="2E75B6"/>
-                </w:rPr>
-                <w:t xml:space="preserve">Video: Bending Light</w:t>
-              </w:r>
-            </w:hyperlink>
-          </w:p>
-          <w:p>
-            <w:pPr>
-              <w:spacing w:after="10" w:before="0"/>
-              <w:ind w:left="120"/>
-            </w:pPr>
-            <w:r>
-              <w:rPr>
-                <w:rFonts w:ascii="Arial" w:cs="Arial" w:eastAsia="Arial" w:hAnsi="Arial"/>
-                <w:color w:val="595959"/>
-                <w:sz w:val="14"/>
-                <w:szCs w:val="14"/>
-              </w:rPr>
-              <w:t xml:space="preserve">Source: PhET Interactive Simulations (English)</w:t>
-            </w:r>
-          </w:p>
-          <w:p>
-            <w:pPr>
-              <w:spacing w:after="10" w:before="0"/>
-              <w:ind w:left="120"/>
-            </w:pPr>
-            <w:hyperlink w:history="1" r:id="rIdovhwzffbnb6aprbjxr4rw">
+            <w:hyperlink w:history="1" r:id="rIdu-rbqihpfzwqakxene3ax">
               <w:r>
                 <w:rPr>
                   <w:rFonts w:ascii="Arial" w:cs="Arial" w:eastAsia="Arial" w:hAnsi="Arial"/>
@@ -13612,47 +13608,31 @@
                 <w:sz w:val="16"/>
                 <w:szCs w:val="16"/>
               </w:rPr>
-              <w:t xml:space="preserve">📖 HTML:</w:t>
+              <w:t xml:space="preserve">📖 READING:</w:t>
             </w:r>
           </w:p>
           <w:p>
             <w:pPr>
               <w:spacing w:after="20" w:before="0"/>
             </w:pPr>
-            <w:hyperlink w:history="1" r:id="rIdr2mgpo8o8x0m_tumpcsnv">
-              <w:r>
-                <w:rPr>
-                  <w:rFonts w:ascii="Arial" w:cs="Arial" w:eastAsia="Arial" w:hAnsi="Arial"/>
-                  <w:color w:val="2E75B6"/>
-                  <w:sz w:val="16"/>
-                  <w:szCs w:val="16"/>
-                  <w:u w:val="single" w:color="2E75B6"/>
-                </w:rPr>
-                <w:t xml:space="preserve">Applying the Laws of Exponents to Rational Exponents (Flexbook)</w:t>
-              </w:r>
-            </w:hyperlink>
+            <w:r>
+              <w:rPr>
+                <w:rFonts w:ascii="Arial" w:cs="Arial" w:eastAsia="Arial" w:hAnsi="Arial"/>
+                <w:i/>
+                <w:iCs/>
+                <w:color w:val="595959"/>
+                <w:sz w:val="16"/>
+                <w:szCs w:val="16"/>
+              </w:rPr>
+              <w:t xml:space="preserve">No closely matching reading in the ARES library for this activity.</w:t>
+            </w:r>
           </w:p>
           <w:p>
             <w:pPr>
               <w:spacing w:after="10" w:before="0"/>
               <w:ind w:left="120"/>
             </w:pPr>
-            <w:r>
-              <w:rPr>
-                <w:rFonts w:ascii="Arial" w:cs="Arial" w:eastAsia="Arial" w:hAnsi="Arial"/>
-                <w:color w:val="595959"/>
-                <w:sz w:val="14"/>
-                <w:szCs w:val="14"/>
-              </w:rPr>
-              <w:t xml:space="preserve">Source: CK-12</w:t>
-            </w:r>
-          </w:p>
-          <w:p>
-            <w:pPr>
-              <w:spacing w:after="10" w:before="0"/>
-              <w:ind w:left="120"/>
-            </w:pPr>
-            <w:hyperlink w:history="1" r:id="rIddvu0onw5f0jjifafkg2qh">
+            <w:hyperlink w:history="1" r:id="rIdl9ollcwh4telyfeh8fpec">
               <w:r>
                 <w:rPr>
                   <w:rFonts w:ascii="Arial" w:cs="Arial" w:eastAsia="Arial" w:hAnsi="Arial"/>
@@ -13661,9 +13641,24 @@
                   <w:szCs w:val="14"/>
                   <w:u w:val="single" w:color="595959"/>
                 </w:rPr>
-                <w:t xml:space="preserve">🔍 Search ARES for similar readings</w:t>
+                <w:t xml:space="preserve">🔍 Search ARES for readings</w:t>
               </w:r>
             </w:hyperlink>
+          </w:p>
+          <w:p>
+            <w:pPr>
+              <w:spacing w:after="10" w:before="0"/>
+              <w:ind w:left="120"/>
+            </w:pPr>
+            <w:r>
+              <w:rPr>
+                <w:rFonts w:ascii="Arial" w:cs="Arial" w:eastAsia="Arial" w:hAnsi="Arial"/>
+                <w:color w:val="595959"/>
+                <w:sz w:val="14"/>
+                <w:szCs w:val="14"/>
+              </w:rPr>
+              <w:t xml:space="preserve">Search terms: indices laws index equations</w:t>
+            </w:r>
           </w:p>
         </w:tc>
         <w:tc>
@@ -15389,7 +15384,7 @@
             <w:pPr>
               <w:spacing w:after="20" w:before="0"/>
             </w:pPr>
-            <w:hyperlink w:history="1" r:id="rIdrxlutjmlqgufabn9fl7fn">
+            <w:hyperlink w:history="1" r:id="rIdbidxkv-xz4whwztyobe6x">
               <w:r>
                 <w:rPr>
                   <w:rFonts w:ascii="Arial" w:cs="Arial" w:eastAsia="Arial" w:hAnsi="Arial"/>
@@ -15398,7 +15393,7 @@
                   <w:szCs w:val="16"/>
                   <w:u w:val="single" w:color="2E75B6"/>
                 </w:rPr>
-                <w:t xml:space="preserve">Intro to logarithms</w:t>
+                <w:t xml:space="preserve">Solving exponential equations using logarithms: base-2</w:t>
               </w:r>
             </w:hyperlink>
           </w:p>
@@ -15422,7 +15417,7 @@
               <w:spacing w:after="10" w:before="0"/>
               <w:ind w:left="120"/>
             </w:pPr>
-            <w:hyperlink w:history="1" r:id="rIdp7rutierdeepnf7y0qehd">
+            <w:hyperlink w:history="1" r:id="rIdkmusxkboz7uwhnbichjtn">
               <w:r>
                 <w:rPr>
                   <w:rFonts w:ascii="Arial" w:cs="Arial" w:eastAsia="Arial" w:hAnsi="Arial"/>
@@ -15467,7 +15462,7 @@
             <w:pPr>
               <w:spacing w:after="20" w:before="0"/>
             </w:pPr>
-            <w:hyperlink w:history="1" r:id="rIdydbfdjpmtaa8jehait1bh">
+            <w:hyperlink w:history="1" r:id="rId-wqbeiz1js-84dkio98sa">
               <w:r>
                 <w:rPr>
                   <w:rFonts w:ascii="Arial" w:cs="Arial" w:eastAsia="Arial" w:hAnsi="Arial"/>
@@ -15476,7 +15471,7 @@
                   <w:szCs w:val="16"/>
                   <w:u w:val="single" w:color="2E75B6"/>
                 </w:rPr>
-                <w:t xml:space="preserve">Logarithm Triangle (PLIX)</w:t>
+                <w:t xml:space="preserve">Scientific Notation: Richter Scale Exponents (PLIX)</w:t>
               </w:r>
             </w:hyperlink>
           </w:p>
@@ -15500,7 +15495,7 @@
               <w:spacing w:after="10" w:before="0"/>
               <w:ind w:left="120"/>
             </w:pPr>
-            <w:hyperlink w:history="1" r:id="rIdz-ijxedia46lgsihpogo1">
+            <w:hyperlink w:history="1" r:id="rIdapnwiw5yplb1elnvsjsvz">
               <w:r>
                 <w:rPr>
                   <w:rFonts w:ascii="Arial" w:cs="Arial" w:eastAsia="Arial" w:hAnsi="Arial"/>
@@ -15695,7 +15690,7 @@
             <w:pPr>
               <w:spacing w:after="20" w:before="0"/>
             </w:pPr>
-            <w:hyperlink w:history="1" r:id="rIdcki32j3n8fy8perhpx8f3">
+            <w:hyperlink w:history="1" r:id="rId_rcq4w9dovmouraisd-5p">
               <w:r>
                 <w:rPr>
                   <w:rFonts w:ascii="Arial" w:cs="Arial" w:eastAsia="Arial" w:hAnsi="Arial"/>
@@ -15704,7 +15699,7 @@
                   <w:szCs w:val="16"/>
                   <w:u w:val="single" w:color="2E75B6"/>
                 </w:rPr>
-                <w:t xml:space="preserve">Intro to logarithms</w:t>
+                <w:t xml:space="preserve">Solving exponential equations using logarithms: base-10</w:t>
               </w:r>
             </w:hyperlink>
           </w:p>
@@ -15728,7 +15723,7 @@
               <w:spacing w:after="10" w:before="0"/>
               <w:ind w:left="120"/>
             </w:pPr>
-            <w:hyperlink w:history="1" r:id="rIdjbvovrudlh24ykkjkaqdp">
+            <w:hyperlink w:history="1" r:id="rIdqivmv-ypo4rtgc2c-s_rw">
               <w:r>
                 <w:rPr>
                   <w:rFonts w:ascii="Arial" w:cs="Arial" w:eastAsia="Arial" w:hAnsi="Arial"/>
@@ -15773,7 +15768,7 @@
             <w:pPr>
               <w:spacing w:after="20" w:before="0"/>
             </w:pPr>
-            <w:hyperlink w:history="1" r:id="rId4gw61v-evvfjbdvmmg53r">
+            <w:hyperlink w:history="1" r:id="rIdrh8brdyxj8wptngidsv3c">
               <w:r>
                 <w:rPr>
                   <w:rFonts w:ascii="Arial" w:cs="Arial" w:eastAsia="Arial" w:hAnsi="Arial"/>
@@ -15782,7 +15777,7 @@
                   <w:szCs w:val="16"/>
                   <w:u w:val="single" w:color="2E75B6"/>
                 </w:rPr>
-                <w:t xml:space="preserve">Logarithm Triangle (PLIX)</w:t>
+                <w:t xml:space="preserve">Scientific Notation: Richter Scale Exponents (PLIX)</w:t>
               </w:r>
             </w:hyperlink>
           </w:p>
@@ -15806,7 +15801,7 @@
               <w:spacing w:after="10" w:before="0"/>
               <w:ind w:left="120"/>
             </w:pPr>
-            <w:hyperlink w:history="1" r:id="rIdalgmfhag35j9g3i_4e-q9">
+            <w:hyperlink w:history="1" r:id="rIdneqex-a4f4zxcrwar_k7k">
               <w:r>
                 <w:rPr>
                   <w:rFonts w:ascii="Arial" w:cs="Arial" w:eastAsia="Arial" w:hAnsi="Arial"/>
@@ -16001,7 +15996,7 @@
             <w:pPr>
               <w:spacing w:after="20" w:before="0"/>
             </w:pPr>
-            <w:hyperlink w:history="1" r:id="rIdzo3hhnq1mtbug-brdhwoc">
+            <w:hyperlink w:history="1" r:id="rIddr44tssiato0dpr_roqee">
               <w:r>
                 <w:rPr>
                   <w:rFonts w:ascii="Arial" w:cs="Arial" w:eastAsia="Arial" w:hAnsi="Arial"/>
@@ -16010,7 +16005,7 @@
                   <w:szCs w:val="16"/>
                   <w:u w:val="single" w:color="2E75B6"/>
                 </w:rPr>
-                <w:t xml:space="preserve">Intro to logarithms</w:t>
+                <w:t xml:space="preserve">Proof of the logarithm product rule</w:t>
               </w:r>
             </w:hyperlink>
           </w:p>
@@ -16034,7 +16029,7 @@
               <w:spacing w:after="10" w:before="0"/>
               <w:ind w:left="120"/>
             </w:pPr>
-            <w:hyperlink w:history="1" r:id="rIdzyfessmf8qoelo6w6dssc">
+            <w:hyperlink w:history="1" r:id="rIdnod9hvodmanvajthhvzp5">
               <w:r>
                 <w:rPr>
                   <w:rFonts w:ascii="Arial" w:cs="Arial" w:eastAsia="Arial" w:hAnsi="Arial"/>
@@ -16079,7 +16074,7 @@
             <w:pPr>
               <w:spacing w:after="20" w:before="0"/>
             </w:pPr>
-            <w:hyperlink w:history="1" r:id="rIdoakqd0ffpvzhibxysogqk">
+            <w:hyperlink w:history="1" r:id="rId-d7f5ad89drorhwchr6nb">
               <w:r>
                 <w:rPr>
                   <w:rFonts w:ascii="Arial" w:cs="Arial" w:eastAsia="Arial" w:hAnsi="Arial"/>
@@ -16088,7 +16083,7 @@
                   <w:szCs w:val="16"/>
                   <w:u w:val="single" w:color="2E75B6"/>
                 </w:rPr>
-                <w:t xml:space="preserve">Logarithm Triangle (PLIX)</w:t>
+                <w:t xml:space="preserve">Scientific Notation: Richter Scale Exponents (PLIX)</w:t>
               </w:r>
             </w:hyperlink>
           </w:p>
@@ -16112,7 +16107,7 @@
               <w:spacing w:after="10" w:before="0"/>
               <w:ind w:left="120"/>
             </w:pPr>
-            <w:hyperlink w:history="1" r:id="rId0uumoi1i5c-goislglxly">
+            <w:hyperlink w:history="1" r:id="rIdiab_ibjz5m4p_jwkhq5zb">
               <w:r>
                 <w:rPr>
                   <w:rFonts w:ascii="Arial" w:cs="Arial" w:eastAsia="Arial" w:hAnsi="Arial"/>
@@ -16307,7 +16302,7 @@
             <w:pPr>
               <w:spacing w:after="20" w:before="0"/>
             </w:pPr>
-            <w:hyperlink w:history="1" r:id="rIdenpjc7xwla4jht1pj7him">
+            <w:hyperlink w:history="1" r:id="rIduolzd6agsp8qo6rkkfg_f">
               <w:r>
                 <w:rPr>
                   <w:rFonts w:ascii="Arial" w:cs="Arial" w:eastAsia="Arial" w:hAnsi="Arial"/>
@@ -16316,7 +16311,7 @@
                   <w:szCs w:val="16"/>
                   <w:u w:val="single" w:color="2E75B6"/>
                 </w:rPr>
-                <w:t xml:space="preserve">Intro to logarithms</w:t>
+                <w:t xml:space="preserve">Proof of the logarithm quotient and power rules</w:t>
               </w:r>
             </w:hyperlink>
           </w:p>
@@ -16340,7 +16335,7 @@
               <w:spacing w:after="10" w:before="0"/>
               <w:ind w:left="120"/>
             </w:pPr>
-            <w:hyperlink w:history="1" r:id="rIdbrnyutxgjujeyaifgfrmy">
+            <w:hyperlink w:history="1" r:id="rIdcby8ddfrtzp4uojsqroyw">
               <w:r>
                 <w:rPr>
                   <w:rFonts w:ascii="Arial" w:cs="Arial" w:eastAsia="Arial" w:hAnsi="Arial"/>
@@ -16385,7 +16380,7 @@
             <w:pPr>
               <w:spacing w:after="20" w:before="0"/>
             </w:pPr>
-            <w:hyperlink w:history="1" r:id="rIdtp5x6_05snna5tezcstoc">
+            <w:hyperlink w:history="1" r:id="rIdxnmqpbx5fpq88iw2w2-mg">
               <w:r>
                 <w:rPr>
                   <w:rFonts w:ascii="Arial" w:cs="Arial" w:eastAsia="Arial" w:hAnsi="Arial"/>
@@ -16394,7 +16389,7 @@
                   <w:szCs w:val="16"/>
                   <w:u w:val="single" w:color="2E75B6"/>
                 </w:rPr>
-                <w:t xml:space="preserve">Logarithm Triangle (PLIX)</w:t>
+                <w:t xml:space="preserve">Scientific Notation: Richter Scale Exponents (PLIX)</w:t>
               </w:r>
             </w:hyperlink>
           </w:p>
@@ -16418,7 +16413,7 @@
               <w:spacing w:after="10" w:before="0"/>
               <w:ind w:left="120"/>
             </w:pPr>
-            <w:hyperlink w:history="1" r:id="rIdp-sfed208xdqucipxzjuj">
+            <w:hyperlink w:history="1" r:id="rId8ur3fpwv2660ujeldglus">
               <w:r>
                 <w:rPr>
                   <w:rFonts w:ascii="Arial" w:cs="Arial" w:eastAsia="Arial" w:hAnsi="Arial"/>
@@ -16613,7 +16608,7 @@
             <w:pPr>
               <w:spacing w:after="20" w:before="0"/>
             </w:pPr>
-            <w:hyperlink w:history="1" r:id="rIds3jn10lbvw8gsasc0tcuw">
+            <w:hyperlink w:history="1" r:id="rId-k4rith6iiwzz3n6avs6f">
               <w:r>
                 <w:rPr>
                   <w:rFonts w:ascii="Arial" w:cs="Arial" w:eastAsia="Arial" w:hAnsi="Arial"/>
@@ -16622,7 +16617,7 @@
                   <w:szCs w:val="16"/>
                   <w:u w:val="single" w:color="2E75B6"/>
                 </w:rPr>
-                <w:t xml:space="preserve">Intro to logarithms</w:t>
+                <w:t xml:space="preserve">Intro to logarithm properties (1 of 2)</w:t>
               </w:r>
             </w:hyperlink>
           </w:p>
@@ -16646,7 +16641,7 @@
               <w:spacing w:after="10" w:before="0"/>
               <w:ind w:left="120"/>
             </w:pPr>
-            <w:hyperlink w:history="1" r:id="rIdaxrevgrb81bzvoxwicwc0">
+            <w:hyperlink w:history="1" r:id="rIdp6w2o_tjnhdco2saeguaa">
               <w:r>
                 <w:rPr>
                   <w:rFonts w:ascii="Arial" w:cs="Arial" w:eastAsia="Arial" w:hAnsi="Arial"/>
@@ -16691,7 +16686,7 @@
             <w:pPr>
               <w:spacing w:after="20" w:before="0"/>
             </w:pPr>
-            <w:hyperlink w:history="1" r:id="rIdkfaxwthx1pvntss2kyedg">
+            <w:hyperlink w:history="1" r:id="rId0gzkbfjooyv3jig3la9cv">
               <w:r>
                 <w:rPr>
                   <w:rFonts w:ascii="Arial" w:cs="Arial" w:eastAsia="Arial" w:hAnsi="Arial"/>
@@ -16700,7 +16695,7 @@
                   <w:szCs w:val="16"/>
                   <w:u w:val="single" w:color="2E75B6"/>
                 </w:rPr>
-                <w:t xml:space="preserve">Logarithm Triangle (PLIX)</w:t>
+                <w:t xml:space="preserve">Scientific Notation: Richter Scale Exponents (PLIX)</w:t>
               </w:r>
             </w:hyperlink>
           </w:p>
@@ -16724,7 +16719,7 @@
               <w:spacing w:after="10" w:before="0"/>
               <w:ind w:left="120"/>
             </w:pPr>
-            <w:hyperlink w:history="1" r:id="rIdwmqawdgqf0mqhvpwc1qt-">
+            <w:hyperlink w:history="1" r:id="rIdu6k3fukydcpcygubwafyv">
               <w:r>
                 <w:rPr>
                   <w:rFonts w:ascii="Arial" w:cs="Arial" w:eastAsia="Arial" w:hAnsi="Arial"/>
@@ -18211,7 +18206,7 @@
             <w:pPr>
               <w:spacing w:after="20" w:before="0"/>
             </w:pPr>
-            <w:hyperlink w:history="1" r:id="rIdsry0uiedxstpotsacf4ki">
+            <w:hyperlink w:history="1" r:id="rIdkg3lusddxas5bw6eerex4">
               <w:r>
                 <w:rPr>
                   <w:rFonts w:ascii="Arial" w:cs="Arial" w:eastAsia="Arial" w:hAnsi="Arial"/>
@@ -18220,7 +18215,7 @@
                   <w:szCs w:val="16"/>
                   <w:u w:val="single" w:color="2E75B6"/>
                 </w:rPr>
-                <w:t xml:space="preserve">Intro to logarithms</w:t>
+                <w:t xml:space="preserve">Solving exponential equations using logarithms: base-2</w:t>
               </w:r>
             </w:hyperlink>
           </w:p>
@@ -18244,7 +18239,7 @@
               <w:spacing w:after="10" w:before="0"/>
               <w:ind w:left="120"/>
             </w:pPr>
-            <w:hyperlink w:history="1" r:id="rIdhtbasatikzljmxp1zdtgm">
+            <w:hyperlink w:history="1" r:id="rIdmm2isr4_yfjxczbhgo3vq">
               <w:r>
                 <w:rPr>
                   <w:rFonts w:ascii="Arial" w:cs="Arial" w:eastAsia="Arial" w:hAnsi="Arial"/>
@@ -18282,14 +18277,14 @@
                 <w:sz w:val="16"/>
                 <w:szCs w:val="16"/>
               </w:rPr>
-              <w:t xml:space="preserve">📖 HTML:</w:t>
+              <w:t xml:space="preserve">📖 EXERCISE:</w:t>
             </w:r>
           </w:p>
           <w:p>
             <w:pPr>
               <w:spacing w:after="20" w:before="0"/>
             </w:pPr>
-            <w:hyperlink w:history="1" r:id="rIdq3mue8vt0ogelpmdu9ctr">
+            <w:hyperlink w:history="1" r:id="rIdudu9lzvfxvxhaf4lp6be5">
               <w:r>
                 <w:rPr>
                   <w:rFonts w:ascii="Arial" w:cs="Arial" w:eastAsia="Arial" w:hAnsi="Arial"/>
@@ -18298,7 +18293,7 @@
                   <w:szCs w:val="16"/>
                   <w:u w:val="single" w:color="2E75B6"/>
                 </w:rPr>
-                <w:t xml:space="preserve">Fraction Comparison with Lowest Common Denominators (Flexbook)</w:t>
+                <w:t xml:space="preserve">Solve exponential equations using logarithms: base-2 and other bases</w:t>
               </w:r>
             </w:hyperlink>
           </w:p>
@@ -18314,7 +18309,7 @@
                 <w:sz w:val="14"/>
                 <w:szCs w:val="14"/>
               </w:rPr>
-              <w:t xml:space="preserve">Source: CK-12</w:t>
+              <w:t xml:space="preserve">Source: Khan Academy (English - US curriculum)</w:t>
             </w:r>
           </w:p>
           <w:p>
@@ -18322,7 +18317,7 @@
               <w:spacing w:after="10" w:before="0"/>
               <w:ind w:left="120"/>
             </w:pPr>
-            <w:hyperlink w:history="1" r:id="rId4vubghasei_-vzagfi3a2">
+            <w:hyperlink w:history="1" r:id="rIdngpwqo_ygyygqaotvj6_u">
               <w:r>
                 <w:rPr>
                   <w:rFonts w:ascii="Arial" w:cs="Arial" w:eastAsia="Arial" w:hAnsi="Arial"/>
@@ -18517,7 +18512,7 @@
             <w:pPr>
               <w:spacing w:after="20" w:before="0"/>
             </w:pPr>
-            <w:hyperlink w:history="1" r:id="rIdgisqyo7ugdmhadjemij2p">
+            <w:hyperlink w:history="1" r:id="rIdzxa3m3ctkaddqtudmuvpp">
               <w:r>
                 <w:rPr>
                   <w:rFonts w:ascii="Arial" w:cs="Arial" w:eastAsia="Arial" w:hAnsi="Arial"/>
@@ -18526,7 +18521,7 @@
                   <w:szCs w:val="16"/>
                   <w:u w:val="single" w:color="2E75B6"/>
                 </w:rPr>
-                <w:t xml:space="preserve">Intro to logarithms</w:t>
+                <w:t xml:space="preserve">Evaluating natural logarithm with calculator</w:t>
               </w:r>
             </w:hyperlink>
           </w:p>
@@ -18550,7 +18545,7 @@
               <w:spacing w:after="10" w:before="0"/>
               <w:ind w:left="120"/>
             </w:pPr>
-            <w:hyperlink w:history="1" r:id="rId9tz7ydeejm7sgiwngh2o7">
+            <w:hyperlink w:history="1" r:id="rIdgohm3hvnswtz4-1uwlg41">
               <w:r>
                 <w:rPr>
                   <w:rFonts w:ascii="Arial" w:cs="Arial" w:eastAsia="Arial" w:hAnsi="Arial"/>
@@ -18588,14 +18583,14 @@
                 <w:sz w:val="16"/>
                 <w:szCs w:val="16"/>
               </w:rPr>
-              <w:t xml:space="preserve">📖 HTML:</w:t>
+              <w:t xml:space="preserve">📖 EXERCISE:</w:t>
             </w:r>
           </w:p>
           <w:p>
             <w:pPr>
               <w:spacing w:after="20" w:before="0"/>
             </w:pPr>
-            <w:hyperlink w:history="1" r:id="rIduj_rgulo5z9z_ba2p7sro">
+            <w:hyperlink w:history="1" r:id="rIduhmhem1qgoygd3w4x7ht0">
               <w:r>
                 <w:rPr>
                   <w:rFonts w:ascii="Arial" w:cs="Arial" w:eastAsia="Arial" w:hAnsi="Arial"/>
@@ -18604,7 +18599,7 @@
                   <w:szCs w:val="16"/>
                   <w:u w:val="single" w:color="2E75B6"/>
                 </w:rPr>
-                <w:t xml:space="preserve">Fraction Comparison with Lowest Common Denominators (Flexbook)</w:t>
+                <w:t xml:space="preserve">Evaluate logarithms: change of base rule</w:t>
               </w:r>
             </w:hyperlink>
           </w:p>
@@ -18620,7 +18615,7 @@
                 <w:sz w:val="14"/>
                 <w:szCs w:val="14"/>
               </w:rPr>
-              <w:t xml:space="preserve">Source: CK-12</w:t>
+              <w:t xml:space="preserve">Source: Khan Academy (English - US curriculum)</w:t>
             </w:r>
           </w:p>
           <w:p>
@@ -18628,7 +18623,7 @@
               <w:spacing w:after="10" w:before="0"/>
               <w:ind w:left="120"/>
             </w:pPr>
-            <w:hyperlink w:history="1" r:id="rIdbiz1spruzji1wzpm0-i5i">
+            <w:hyperlink w:history="1" r:id="rIdqsmu4vw7mtlnkq7eixlfu">
               <w:r>
                 <w:rPr>
                   <w:rFonts w:ascii="Arial" w:cs="Arial" w:eastAsia="Arial" w:hAnsi="Arial"/>
@@ -18823,7 +18818,7 @@
             <w:pPr>
               <w:spacing w:after="20" w:before="0"/>
             </w:pPr>
-            <w:hyperlink w:history="1" r:id="rIdkkzwe-u6xpqwd0n3rt7pa">
+            <w:hyperlink w:history="1" r:id="rIdeajigzp1zwyi6plso2l1p">
               <w:r>
                 <w:rPr>
                   <w:rFonts w:ascii="Arial" w:cs="Arial" w:eastAsia="Arial" w:hAnsi="Arial"/>
@@ -18832,7 +18827,7 @@
                   <w:szCs w:val="16"/>
                   <w:u w:val="single" w:color="2E75B6"/>
                 </w:rPr>
-                <w:t xml:space="preserve">Intro to logarithms</w:t>
+                <w:t xml:space="preserve">Evaluating natural logarithm with calculator -dubbed(KY)</w:t>
               </w:r>
             </w:hyperlink>
           </w:p>
@@ -18848,7 +18843,7 @@
                 <w:sz w:val="14"/>
                 <w:szCs w:val="14"/>
               </w:rPr>
-              <w:t xml:space="preserve">Source: Khan Academy (English - US curriculum)</w:t>
+              <w:t xml:space="preserve">Source: Khan Academy (Kiswahili)</w:t>
             </w:r>
           </w:p>
           <w:p>
@@ -18856,7 +18851,7 @@
               <w:spacing w:after="10" w:before="0"/>
               <w:ind w:left="120"/>
             </w:pPr>
-            <w:hyperlink w:history="1" r:id="rIdzeaqzggpds-u747lz1rdo">
+            <w:hyperlink w:history="1" r:id="rIdpldxwikksd0k6tyi0bbjz">
               <w:r>
                 <w:rPr>
                   <w:rFonts w:ascii="Arial" w:cs="Arial" w:eastAsia="Arial" w:hAnsi="Arial"/>
@@ -18894,14 +18889,14 @@
                 <w:sz w:val="16"/>
                 <w:szCs w:val="16"/>
               </w:rPr>
-              <w:t xml:space="preserve">📖 HTML:</w:t>
+              <w:t xml:space="preserve">📖 EXERCISE:</w:t>
             </w:r>
           </w:p>
           <w:p>
             <w:pPr>
               <w:spacing w:after="20" w:before="0"/>
             </w:pPr>
-            <w:hyperlink w:history="1" r:id="rIdvoijnuah85dovfrzcngnf">
+            <w:hyperlink w:history="1" r:id="rIdxr0dt80yidqq3ckws8hbt">
               <w:r>
                 <w:rPr>
                   <w:rFonts w:ascii="Arial" w:cs="Arial" w:eastAsia="Arial" w:hAnsi="Arial"/>
@@ -18910,7 +18905,7 @@
                   <w:szCs w:val="16"/>
                   <w:u w:val="single" w:color="2E75B6"/>
                 </w:rPr>
-                <w:t xml:space="preserve">Fraction Comparison with Lowest Common Denominators (Flexbook)</w:t>
+                <w:t xml:space="preserve">Solve exponential equations using logarithms: base-10 and base-e</w:t>
               </w:r>
             </w:hyperlink>
           </w:p>
@@ -18926,7 +18921,7 @@
                 <w:sz w:val="14"/>
                 <w:szCs w:val="14"/>
               </w:rPr>
-              <w:t xml:space="preserve">Source: CK-12</w:t>
+              <w:t xml:space="preserve">Source: Khan Academy (English - US curriculum)</w:t>
             </w:r>
           </w:p>
           <w:p>
@@ -18934,7 +18929,7 @@
               <w:spacing w:after="10" w:before="0"/>
               <w:ind w:left="120"/>
             </w:pPr>
-            <w:hyperlink w:history="1" r:id="rIdiqvcjwklcz9cnhjywjicn">
+            <w:hyperlink w:history="1" r:id="rIdrro_ccyadj1m0ixopkvuf">
               <w:r>
                 <w:rPr>
                   <w:rFonts w:ascii="Arial" w:cs="Arial" w:eastAsia="Arial" w:hAnsi="Arial"/>
@@ -19129,7 +19124,7 @@
             <w:pPr>
               <w:spacing w:after="20" w:before="0"/>
             </w:pPr>
-            <w:hyperlink w:history="1" r:id="rIdfcuoveorhle0b815ez63d">
+            <w:hyperlink w:history="1" r:id="rIdoyzadycj4waz6h3wcthj9">
               <w:r>
                 <w:rPr>
                   <w:rFonts w:ascii="Arial" w:cs="Arial" w:eastAsia="Arial" w:hAnsi="Arial"/>
@@ -19138,7 +19133,7 @@
                   <w:szCs w:val="16"/>
                   <w:u w:val="single" w:color="2E75B6"/>
                 </w:rPr>
-                <w:t xml:space="preserve">Intro to logarithms</w:t>
+                <w:t xml:space="preserve">Relationship between exponentials &amp; logarithms: tables</w:t>
               </w:r>
             </w:hyperlink>
           </w:p>
@@ -19162,7 +19157,7 @@
               <w:spacing w:after="10" w:before="0"/>
               <w:ind w:left="120"/>
             </w:pPr>
-            <w:hyperlink w:history="1" r:id="rIda38qaolaiqrbskxhehqjo">
+            <w:hyperlink w:history="1" r:id="rIdsfjbdmruuhvtfxceeifwt">
               <w:r>
                 <w:rPr>
                   <w:rFonts w:ascii="Arial" w:cs="Arial" w:eastAsia="Arial" w:hAnsi="Arial"/>
@@ -19207,7 +19202,7 @@
             <w:pPr>
               <w:spacing w:after="20" w:before="0"/>
             </w:pPr>
-            <w:hyperlink w:history="1" r:id="rIdwgannb0hiit_bcx048d6y">
+            <w:hyperlink w:history="1" r:id="rIdk5xxzmbo-dccnpdwvspz1">
               <w:r>
                 <w:rPr>
                   <w:rFonts w:ascii="Arial" w:cs="Arial" w:eastAsia="Arial" w:hAnsi="Arial"/>
@@ -19216,7 +19211,7 @@
                   <w:szCs w:val="16"/>
                   <w:u w:val="single" w:color="2E75B6"/>
                 </w:rPr>
-                <w:t xml:space="preserve">Fraction Comparison with Lowest Common Denominators (Flexbook)</w:t>
+                <w:t xml:space="preserve">Common and Natural Logarithms (Flexbook)</w:t>
               </w:r>
             </w:hyperlink>
           </w:p>
@@ -19240,7 +19235,7 @@
               <w:spacing w:after="10" w:before="0"/>
               <w:ind w:left="120"/>
             </w:pPr>
-            <w:hyperlink w:history="1" r:id="rIdeebrc6cyld6qwfl7fqew5">
+            <w:hyperlink w:history="1" r:id="rIdwqieqnqlpdnbaes6qi-g-">
               <w:r>
                 <w:rPr>
                   <w:rFonts w:ascii="Arial" w:cs="Arial" w:eastAsia="Arial" w:hAnsi="Arial"/>
@@ -19435,7 +19430,7 @@
             <w:pPr>
               <w:spacing w:after="20" w:before="0"/>
             </w:pPr>
-            <w:hyperlink w:history="1" r:id="rIdpmrih4uyqh5csx828qjd8">
+            <w:hyperlink w:history="1" r:id="rIdna6lmiaayj_sbqwofzklt">
               <w:r>
                 <w:rPr>
                   <w:rFonts w:ascii="Arial" w:cs="Arial" w:eastAsia="Arial" w:hAnsi="Arial"/>
@@ -19444,7 +19439,7 @@
                   <w:szCs w:val="16"/>
                   <w:u w:val="single" w:color="2E75B6"/>
                 </w:rPr>
-                <w:t xml:space="preserve">Intro to logarithms</w:t>
+                <w:t xml:space="preserve">Evaluating logarithms: change of base rule</w:t>
               </w:r>
             </w:hyperlink>
           </w:p>
@@ -19468,7 +19463,7 @@
               <w:spacing w:after="10" w:before="0"/>
               <w:ind w:left="120"/>
             </w:pPr>
-            <w:hyperlink w:history="1" r:id="rIdapxqq0dumt4v_w0dqze5c">
+            <w:hyperlink w:history="1" r:id="rIdg75fkm6kotj2ufxcbovn1">
               <w:r>
                 <w:rPr>
                   <w:rFonts w:ascii="Arial" w:cs="Arial" w:eastAsia="Arial" w:hAnsi="Arial"/>
@@ -19506,14 +19501,14 @@
                 <w:sz w:val="16"/>
                 <w:szCs w:val="16"/>
               </w:rPr>
-              <w:t xml:space="preserve">📖 HTML:</w:t>
+              <w:t xml:space="preserve">📖 EXERCISE:</w:t>
             </w:r>
           </w:p>
           <w:p>
             <w:pPr>
               <w:spacing w:after="20" w:before="0"/>
             </w:pPr>
-            <w:hyperlink w:history="1" r:id="rIdn725blfqm3tgnssd6o_ia">
+            <w:hyperlink w:history="1" r:id="rIdzl37k19ehawjn5kd0chud">
               <w:r>
                 <w:rPr>
                   <w:rFonts w:ascii="Arial" w:cs="Arial" w:eastAsia="Arial" w:hAnsi="Arial"/>
@@ -19522,7 +19517,7 @@
                   <w:szCs w:val="16"/>
                   <w:u w:val="single" w:color="2E75B6"/>
                 </w:rPr>
-                <w:t xml:space="preserve">Fraction Comparison with Lowest Common Denominators (Flexbook)</w:t>
+                <w:t xml:space="preserve">Common and Natural Logarithms Practice</w:t>
               </w:r>
             </w:hyperlink>
           </w:p>
@@ -19546,7 +19541,7 @@
               <w:spacing w:after="10" w:before="0"/>
               <w:ind w:left="120"/>
             </w:pPr>
-            <w:hyperlink w:history="1" r:id="rIdryggeu2oacaz9nc1cwkej">
+            <w:hyperlink w:history="1" r:id="rId1tjhrkywowut7fz1tbi3v">
               <w:r>
                 <w:rPr>
                   <w:rFonts w:ascii="Arial" w:cs="Arial" w:eastAsia="Arial" w:hAnsi="Arial"/>
@@ -21033,7 +21028,7 @@
             <w:pPr>
               <w:spacing w:after="20" w:before="0"/>
             </w:pPr>
-            <w:hyperlink w:history="1" r:id="rIdylqorf5s1uc8xwsxeilfm">
+            <w:hyperlink w:history="1" r:id="rIdyqgrvb_xbfcmejfrgqfjw">
               <w:r>
                 <w:rPr>
                   <w:rFonts w:ascii="Arial" w:cs="Arial" w:eastAsia="Arial" w:hAnsi="Arial"/>
@@ -21042,7 +21037,7 @@
                   <w:szCs w:val="16"/>
                   <w:u w:val="single" w:color="2E75B6"/>
                 </w:rPr>
-                <w:t xml:space="preserve">Intro to logarithms</w:t>
+                <w:t xml:space="preserve">Proof of the logarithm quotient and power rules</w:t>
               </w:r>
             </w:hyperlink>
           </w:p>
@@ -21066,7 +21061,7 @@
               <w:spacing w:after="10" w:before="0"/>
               <w:ind w:left="120"/>
             </w:pPr>
-            <w:hyperlink w:history="1" r:id="rIddoptq2nh6mdjyytr-jy0n">
+            <w:hyperlink w:history="1" r:id="rIdkcuneckwaf9ze-hmtnet5">
               <w:r>
                 <w:rPr>
                   <w:rFonts w:ascii="Arial" w:cs="Arial" w:eastAsia="Arial" w:hAnsi="Arial"/>
@@ -21104,14 +21099,14 @@
                 <w:sz w:val="16"/>
                 <w:szCs w:val="16"/>
               </w:rPr>
-              <w:t xml:space="preserve">📖 HTML:</w:t>
+              <w:t xml:space="preserve">📖 EXERCISE:</w:t>
             </w:r>
           </w:p>
           <w:p>
             <w:pPr>
               <w:spacing w:after="20" w:before="0"/>
             </w:pPr>
-            <w:hyperlink w:history="1" r:id="rIddm1xx9mptmb0ap1jdbm6y">
+            <w:hyperlink w:history="1" r:id="rIdh9pf7unq2j8v2ehw39ncy">
               <w:r>
                 <w:rPr>
                   <w:rFonts w:ascii="Arial" w:cs="Arial" w:eastAsia="Arial" w:hAnsi="Arial"/>
@@ -21120,7 +21115,7 @@
                   <w:szCs w:val="16"/>
                   <w:u w:val="single" w:color="2E75B6"/>
                 </w:rPr>
-                <w:t xml:space="preserve">Logarithm Triangle (PLIX)</w:t>
+                <w:t xml:space="preserve">Definite integrals: common functions</w:t>
               </w:r>
             </w:hyperlink>
           </w:p>
@@ -21136,7 +21131,7 @@
                 <w:sz w:val="14"/>
                 <w:szCs w:val="14"/>
               </w:rPr>
-              <w:t xml:space="preserve">Source: CK-12</w:t>
+              <w:t xml:space="preserve">Source: Khan Academy (English - US curriculum)</w:t>
             </w:r>
           </w:p>
           <w:p>
@@ -21144,7 +21139,7 @@
               <w:spacing w:after="10" w:before="0"/>
               <w:ind w:left="120"/>
             </w:pPr>
-            <w:hyperlink w:history="1" r:id="rIdyi5bpopokhvmzlvlrz3t5">
+            <w:hyperlink w:history="1" r:id="rIdrmm2sif-4txkbpgyibgyh">
               <w:r>
                 <w:rPr>
                   <w:rFonts w:ascii="Arial" w:cs="Arial" w:eastAsia="Arial" w:hAnsi="Arial"/>
@@ -21339,7 +21334,7 @@
             <w:pPr>
               <w:spacing w:after="20" w:before="0"/>
             </w:pPr>
-            <w:hyperlink w:history="1" r:id="rIddc-auqvtnlrwn5grbmibv">
+            <w:hyperlink w:history="1" r:id="rIdrxbbmsmjwe4-ey96dz9-0">
               <w:r>
                 <w:rPr>
                   <w:rFonts w:ascii="Arial" w:cs="Arial" w:eastAsia="Arial" w:hAnsi="Arial"/>
@@ -21348,7 +21343,7 @@
                   <w:szCs w:val="16"/>
                   <w:u w:val="single" w:color="2E75B6"/>
                 </w:rPr>
-                <w:t xml:space="preserve">Intro to logarithms</w:t>
+                <w:t xml:space="preserve">Proof of the logarithm quotient and power rules -dubbed(KY)</w:t>
               </w:r>
             </w:hyperlink>
           </w:p>
@@ -21364,7 +21359,7 @@
                 <w:sz w:val="14"/>
                 <w:szCs w:val="14"/>
               </w:rPr>
-              <w:t xml:space="preserve">Source: Khan Academy (English - US curriculum)</w:t>
+              <w:t xml:space="preserve">Source: Khan Academy (Kiswahili)</w:t>
             </w:r>
           </w:p>
           <w:p>
@@ -21372,7 +21367,7 @@
               <w:spacing w:after="10" w:before="0"/>
               <w:ind w:left="120"/>
             </w:pPr>
-            <w:hyperlink w:history="1" r:id="rIdenf9ezwzo5doltlxvxrpr">
+            <w:hyperlink w:history="1" r:id="rIdrecjikggaz-wxub2v8e9d">
               <w:r>
                 <w:rPr>
                   <w:rFonts w:ascii="Arial" w:cs="Arial" w:eastAsia="Arial" w:hAnsi="Arial"/>
@@ -21417,7 +21412,7 @@
             <w:pPr>
               <w:spacing w:after="20" w:before="0"/>
             </w:pPr>
-            <w:hyperlink w:history="1" r:id="rIddqt_vwr6mipfxqssjjwer">
+            <w:hyperlink w:history="1" r:id="rIdrczlsollq-czy4qkmnafc">
               <w:r>
                 <w:rPr>
                   <w:rFonts w:ascii="Arial" w:cs="Arial" w:eastAsia="Arial" w:hAnsi="Arial"/>
@@ -21426,7 +21421,7 @@
                   <w:szCs w:val="16"/>
                   <w:u w:val="single" w:color="2E75B6"/>
                 </w:rPr>
-                <w:t xml:space="preserve">Logarithm Triangle (PLIX)</w:t>
+                <w:t xml:space="preserve">Powers and Roots of Complex Numbers (Flexbook)</w:t>
               </w:r>
             </w:hyperlink>
           </w:p>
@@ -21450,7 +21445,7 @@
               <w:spacing w:after="10" w:before="0"/>
               <w:ind w:left="120"/>
             </w:pPr>
-            <w:hyperlink w:history="1" r:id="rIdk-scr8ny4bfsjdtsg2tec">
+            <w:hyperlink w:history="1" r:id="rIdyfham2zepecgprdog67fx">
               <w:r>
                 <w:rPr>
                   <w:rFonts w:ascii="Arial" w:cs="Arial" w:eastAsia="Arial" w:hAnsi="Arial"/>
@@ -21645,7 +21640,7 @@
             <w:pPr>
               <w:spacing w:after="20" w:before="0"/>
             </w:pPr>
-            <w:hyperlink w:history="1" r:id="rIdpl0i46cigcvuuynnqi6n_">
+            <w:hyperlink w:history="1" r:id="rIdjr7tottmipx-wdcpani7l">
               <w:r>
                 <w:rPr>
                   <w:rFonts w:ascii="Arial" w:cs="Arial" w:eastAsia="Arial" w:hAnsi="Arial"/>
@@ -21654,7 +21649,7 @@
                   <w:szCs w:val="16"/>
                   <w:u w:val="single" w:color="2E75B6"/>
                 </w:rPr>
-                <w:t xml:space="preserve">Intro to logarithms</w:t>
+                <w:t xml:space="preserve">Relationship between exponentials &amp; logarithms: tables</w:t>
               </w:r>
             </w:hyperlink>
           </w:p>
@@ -21678,7 +21673,7 @@
               <w:spacing w:after="10" w:before="0"/>
               <w:ind w:left="120"/>
             </w:pPr>
-            <w:hyperlink w:history="1" r:id="rId4beixmcuqit0mqg3bpgfr">
+            <w:hyperlink w:history="1" r:id="rIdp35-9vsrzcwgbymiaja12">
               <w:r>
                 <w:rPr>
                   <w:rFonts w:ascii="Arial" w:cs="Arial" w:eastAsia="Arial" w:hAnsi="Arial"/>
@@ -21716,14 +21711,14 @@
                 <w:sz w:val="16"/>
                 <w:szCs w:val="16"/>
               </w:rPr>
-              <w:t xml:space="preserve">📖 HTML:</w:t>
+              <w:t xml:space="preserve">📖 EXERCISE:</w:t>
             </w:r>
           </w:p>
           <w:p>
             <w:pPr>
               <w:spacing w:after="20" w:before="0"/>
             </w:pPr>
-            <w:hyperlink w:history="1" r:id="rIdmwjc3bekkoxqhnswsnlt2">
+            <w:hyperlink w:history="1" r:id="rIdy58ubrep-xrnd1g3zot61">
               <w:r>
                 <w:rPr>
                   <w:rFonts w:ascii="Arial" w:cs="Arial" w:eastAsia="Arial" w:hAnsi="Arial"/>
@@ -21732,7 +21727,7 @@
                   <w:szCs w:val="16"/>
                   <w:u w:val="single" w:color="2E75B6"/>
                 </w:rPr>
-                <w:t xml:space="preserve">Logarithm Triangle (PLIX)</w:t>
+                <w:t xml:space="preserve">Powers and Roots of Complex Numbers Practice</w:t>
               </w:r>
             </w:hyperlink>
           </w:p>
@@ -21756,7 +21751,7 @@
               <w:spacing w:after="10" w:before="0"/>
               <w:ind w:left="120"/>
             </w:pPr>
-            <w:hyperlink w:history="1" r:id="rId8trpsmz4u1oi_57qhc9am">
+            <w:hyperlink w:history="1" r:id="rId73jdtrdfoqm3ui-fmu2lw">
               <w:r>
                 <w:rPr>
                   <w:rFonts w:ascii="Arial" w:cs="Arial" w:eastAsia="Arial" w:hAnsi="Arial"/>
@@ -21951,7 +21946,7 @@
             <w:pPr>
               <w:spacing w:after="20" w:before="0"/>
             </w:pPr>
-            <w:hyperlink w:history="1" r:id="rIdxqtrla0ac7ctnk74tfhhl">
+            <w:hyperlink w:history="1" r:id="rIdbo41wukzwt3heacqj9k8e">
               <w:r>
                 <w:rPr>
                   <w:rFonts w:ascii="Arial" w:cs="Arial" w:eastAsia="Arial" w:hAnsi="Arial"/>
@@ -21960,7 +21955,7 @@
                   <w:szCs w:val="16"/>
                   <w:u w:val="single" w:color="2E75B6"/>
                 </w:rPr>
-                <w:t xml:space="preserve">Intro to logarithms</w:t>
+                <w:t xml:space="preserve">Solving exponential equations using logarithms: base-2</w:t>
               </w:r>
             </w:hyperlink>
           </w:p>
@@ -21984,7 +21979,7 @@
               <w:spacing w:after="10" w:before="0"/>
               <w:ind w:left="120"/>
             </w:pPr>
-            <w:hyperlink w:history="1" r:id="rIdi_3q6urossnqvyk0gweb8">
+            <w:hyperlink w:history="1" r:id="rIdj6h4r9muwmrdsorp-nt2k">
               <w:r>
                 <w:rPr>
                   <w:rFonts w:ascii="Arial" w:cs="Arial" w:eastAsia="Arial" w:hAnsi="Arial"/>
@@ -22022,14 +22017,14 @@
                 <w:sz w:val="16"/>
                 <w:szCs w:val="16"/>
               </w:rPr>
-              <w:t xml:space="preserve">📖 HTML:</w:t>
+              <w:t xml:space="preserve">📖 EXERCISE:</w:t>
             </w:r>
           </w:p>
           <w:p>
             <w:pPr>
               <w:spacing w:after="20" w:before="0"/>
             </w:pPr>
-            <w:hyperlink w:history="1" r:id="rIdojc6tdxnmzcdperdrvuug">
+            <w:hyperlink w:history="1" r:id="rIdsxv_byuaqssdegtdt_qk3">
               <w:r>
                 <w:rPr>
                   <w:rFonts w:ascii="Arial" w:cs="Arial" w:eastAsia="Arial" w:hAnsi="Arial"/>
@@ -22038,7 +22033,7 @@
                   <w:szCs w:val="16"/>
                   <w:u w:val="single" w:color="2E75B6"/>
                 </w:rPr>
-                <w:t xml:space="preserve">Logarithm Triangle (PLIX)</w:t>
+                <w:t xml:space="preserve">Definite integrals: common functions</w:t>
               </w:r>
             </w:hyperlink>
           </w:p>
@@ -22054,7 +22049,7 @@
                 <w:sz w:val="14"/>
                 <w:szCs w:val="14"/>
               </w:rPr>
-              <w:t xml:space="preserve">Source: CK-12</w:t>
+              <w:t xml:space="preserve">Source: Khan Academy (English - US curriculum)</w:t>
             </w:r>
           </w:p>
           <w:p>
@@ -22062,7 +22057,7 @@
               <w:spacing w:after="10" w:before="0"/>
               <w:ind w:left="120"/>
             </w:pPr>
-            <w:hyperlink w:history="1" r:id="rId4cwx1chdv3czf6fk32ahp">
+            <w:hyperlink w:history="1" r:id="rIdi-oxn-v2eq0ned0zulv2f">
               <w:r>
                 <w:rPr>
                   <w:rFonts w:ascii="Arial" w:cs="Arial" w:eastAsia="Arial" w:hAnsi="Arial"/>
@@ -22257,7 +22252,7 @@
             <w:pPr>
               <w:spacing w:after="20" w:before="0"/>
             </w:pPr>
-            <w:hyperlink w:history="1" r:id="rIdqxlmsrbv3qfiealmz-_5o">
+            <w:hyperlink w:history="1" r:id="rIdudupy7gwulujmj9vfnafv">
               <w:r>
                 <w:rPr>
                   <w:rFonts w:ascii="Arial" w:cs="Arial" w:eastAsia="Arial" w:hAnsi="Arial"/>
@@ -22266,7 +22261,7 @@
                   <w:szCs w:val="16"/>
                   <w:u w:val="single" w:color="2E75B6"/>
                 </w:rPr>
-                <w:t xml:space="preserve">Intro to logarithms</w:t>
+                <w:t xml:space="preserve">Proof of the logarithm product rule</w:t>
               </w:r>
             </w:hyperlink>
           </w:p>
@@ -22290,7 +22285,7 @@
               <w:spacing w:after="10" w:before="0"/>
               <w:ind w:left="120"/>
             </w:pPr>
-            <w:hyperlink w:history="1" r:id="rId4uocgdstyfsijyr6cyaa-">
+            <w:hyperlink w:history="1" r:id="rIdtiki0olvsxfgrr8wtjhpx">
               <w:r>
                 <w:rPr>
                   <w:rFonts w:ascii="Arial" w:cs="Arial" w:eastAsia="Arial" w:hAnsi="Arial"/>
@@ -22328,14 +22323,14 @@
                 <w:sz w:val="16"/>
                 <w:szCs w:val="16"/>
               </w:rPr>
-              <w:t xml:space="preserve">📖 HTML:</w:t>
+              <w:t xml:space="preserve">📖 EXERCISE:</w:t>
             </w:r>
           </w:p>
           <w:p>
             <w:pPr>
               <w:spacing w:after="20" w:before="0"/>
             </w:pPr>
-            <w:hyperlink w:history="1" r:id="rIdmq-rmzu3nt-4_pmggsi8v">
+            <w:hyperlink w:history="1" r:id="rIdi33qxj_a98k_ca-v7sy67">
               <w:r>
                 <w:rPr>
                   <w:rFonts w:ascii="Arial" w:cs="Arial" w:eastAsia="Arial" w:hAnsi="Arial"/>
@@ -22344,7 +22339,7 @@
                   <w:szCs w:val="16"/>
                   <w:u w:val="single" w:color="2E75B6"/>
                 </w:rPr>
-                <w:t xml:space="preserve">Logarithm Triangle (PLIX)</w:t>
+                <w:t xml:space="preserve">Definite integrals: common functions</w:t>
               </w:r>
             </w:hyperlink>
           </w:p>
@@ -22360,7 +22355,7 @@
                 <w:sz w:val="14"/>
                 <w:szCs w:val="14"/>
               </w:rPr>
-              <w:t xml:space="preserve">Source: CK-12</w:t>
+              <w:t xml:space="preserve">Source: Khan Academy (English - US curriculum)</w:t>
             </w:r>
           </w:p>
           <w:p>
@@ -22368,7 +22363,7 @@
               <w:spacing w:after="10" w:before="0"/>
               <w:ind w:left="120"/>
             </w:pPr>
-            <w:hyperlink w:history="1" r:id="rIdtnw7gsf-ifa1di6bv1cut">
+            <w:hyperlink w:history="1" r:id="rIdqgaqaqzz4befqn2jfsfr_">
               <w:r>
                 <w:rPr>
                   <w:rFonts w:ascii="Arial" w:cs="Arial" w:eastAsia="Arial" w:hAnsi="Arial"/>
@@ -23855,7 +23850,7 @@
             <w:pPr>
               <w:spacing w:after="20" w:before="0"/>
             </w:pPr>
-            <w:hyperlink w:history="1" r:id="rIdg4dutyschiuxuyyppn4mv">
+            <w:hyperlink w:history="1" r:id="rIdjwban4grxioortei1mrjb">
               <w:r>
                 <w:rPr>
                   <w:rFonts w:ascii="Arial" w:cs="Arial" w:eastAsia="Arial" w:hAnsi="Arial"/>
@@ -23864,7 +23859,7 @@
                   <w:szCs w:val="16"/>
                   <w:u w:val="single" w:color="2E75B6"/>
                 </w:rPr>
-                <w:t xml:space="preserve">Video: Bending Light</w:t>
+                <w:t xml:space="preserve">Solving exponential equations using logarithms: base-2</w:t>
               </w:r>
             </w:hyperlink>
           </w:p>
@@ -23880,7 +23875,7 @@
                 <w:sz w:val="14"/>
                 <w:szCs w:val="14"/>
               </w:rPr>
-              <w:t xml:space="preserve">Source: PhET Interactive Simulations (English)</w:t>
+              <w:t xml:space="preserve">Source: Khan Academy (English - US curriculum)</w:t>
             </w:r>
           </w:p>
           <w:p>
@@ -23888,7 +23883,7 @@
               <w:spacing w:after="10" w:before="0"/>
               <w:ind w:left="120"/>
             </w:pPr>
-            <w:hyperlink w:history="1" r:id="rId40lkuv5eixi75ggv2dpl7">
+            <w:hyperlink w:history="1" r:id="rIdlyaqpehvv-u1c9gpf7ges">
               <w:r>
                 <w:rPr>
                   <w:rFonts w:ascii="Arial" w:cs="Arial" w:eastAsia="Arial" w:hAnsi="Arial"/>
@@ -23926,14 +23921,14 @@
                 <w:sz w:val="16"/>
                 <w:szCs w:val="16"/>
               </w:rPr>
-              <w:t xml:space="preserve">📖 HTML:</w:t>
+              <w:t xml:space="preserve">📖 EXERCISE:</w:t>
             </w:r>
           </w:p>
           <w:p>
             <w:pPr>
               <w:spacing w:after="20" w:before="0"/>
             </w:pPr>
-            <w:hyperlink w:history="1" r:id="rIdhlpsoxheft70cnhafndh6">
+            <w:hyperlink w:history="1" r:id="rId_u_bnztsd9gavkysk1-db">
               <w:r>
                 <w:rPr>
                   <w:rFonts w:ascii="Arial" w:cs="Arial" w:eastAsia="Arial" w:hAnsi="Arial"/>
@@ -23942,7 +23937,7 @@
                   <w:szCs w:val="16"/>
                   <w:u w:val="single" w:color="2E75B6"/>
                 </w:rPr>
-                <w:t xml:space="preserve">Defining Logarithms (Flexbook)</w:t>
+                <w:t xml:space="preserve">Solve exponential equations using logarithms: base-2 and other bases</w:t>
               </w:r>
             </w:hyperlink>
           </w:p>
@@ -23958,7 +23953,7 @@
                 <w:sz w:val="14"/>
                 <w:szCs w:val="14"/>
               </w:rPr>
-              <w:t xml:space="preserve">Source: CK-12</w:t>
+              <w:t xml:space="preserve">Source: Khan Academy (English - US curriculum)</w:t>
             </w:r>
           </w:p>
           <w:p>
@@ -23966,7 +23961,7 @@
               <w:spacing w:after="10" w:before="0"/>
               <w:ind w:left="120"/>
             </w:pPr>
-            <w:hyperlink w:history="1" r:id="rIdgwhays4v9mxzskpbybszr">
+            <w:hyperlink w:history="1" r:id="rIdkq1nqqdxvnecs_a7myulb">
               <w:r>
                 <w:rPr>
                   <w:rFonts w:ascii="Arial" w:cs="Arial" w:eastAsia="Arial" w:hAnsi="Arial"/>
@@ -24161,7 +24156,7 @@
             <w:pPr>
               <w:spacing w:after="20" w:before="0"/>
             </w:pPr>
-            <w:hyperlink w:history="1" r:id="rIdkefqgkxri7oyfozkwk4kf">
+            <w:hyperlink w:history="1" r:id="rIdqhruvqtlyy3h12h3zjbar">
               <w:r>
                 <w:rPr>
                   <w:rFonts w:ascii="Arial" w:cs="Arial" w:eastAsia="Arial" w:hAnsi="Arial"/>
@@ -24170,7 +24165,7 @@
                   <w:szCs w:val="16"/>
                   <w:u w:val="single" w:color="2E75B6"/>
                 </w:rPr>
-                <w:t xml:space="preserve">Video: Bending Light</w:t>
+                <w:t xml:space="preserve">Relationship between exponentials &amp; logarithms: tables</w:t>
               </w:r>
             </w:hyperlink>
           </w:p>
@@ -24186,7 +24181,7 @@
                 <w:sz w:val="14"/>
                 <w:szCs w:val="14"/>
               </w:rPr>
-              <w:t xml:space="preserve">Source: PhET Interactive Simulations (English)</w:t>
+              <w:t xml:space="preserve">Source: Khan Academy (English - US curriculum)</w:t>
             </w:r>
           </w:p>
           <w:p>
@@ -24194,7 +24189,7 @@
               <w:spacing w:after="10" w:before="0"/>
               <w:ind w:left="120"/>
             </w:pPr>
-            <w:hyperlink w:history="1" r:id="rId8ai8c7lpqzggq8czwf8wc">
+            <w:hyperlink w:history="1" r:id="rIdvogg59mgvbbrkiwyaiqtl">
               <w:r>
                 <w:rPr>
                   <w:rFonts w:ascii="Arial" w:cs="Arial" w:eastAsia="Arial" w:hAnsi="Arial"/>
@@ -24239,7 +24234,7 @@
             <w:pPr>
               <w:spacing w:after="20" w:before="0"/>
             </w:pPr>
-            <w:hyperlink w:history="1" r:id="rId0d5hqg6ad119tmzdpbcpr">
+            <w:hyperlink w:history="1" r:id="rIdlgh0jlcy4elsixe9ayoy2">
               <w:r>
                 <w:rPr>
                   <w:rFonts w:ascii="Arial" w:cs="Arial" w:eastAsia="Arial" w:hAnsi="Arial"/>
@@ -24248,7 +24243,7 @@
                   <w:szCs w:val="16"/>
                   <w:u w:val="single" w:color="2E75B6"/>
                 </w:rPr>
-                <w:t xml:space="preserve">Defining Logarithms (Flexbook)</w:t>
+                <w:t xml:space="preserve">Product and Quotient Properties of Logarithms (Flexbook)</w:t>
               </w:r>
             </w:hyperlink>
           </w:p>
@@ -24272,7 +24267,7 @@
               <w:spacing w:after="10" w:before="0"/>
               <w:ind w:left="120"/>
             </w:pPr>
-            <w:hyperlink w:history="1" r:id="rId4ck_jhx6tivdzbbs08qcr">
+            <w:hyperlink w:history="1" r:id="rIdmh7vm9josgx8oz7zgomth">
               <w:r>
                 <w:rPr>
                   <w:rFonts w:ascii="Arial" w:cs="Arial" w:eastAsia="Arial" w:hAnsi="Arial"/>
@@ -24695,7 +24690,7 @@
             <w:pPr>
               <w:spacing w:after="20" w:before="0"/>
             </w:pPr>
-            <w:hyperlink w:history="1" r:id="rIdwu4-gdzrrhiw9qrjci916">
+            <w:hyperlink w:history="1" r:id="rId-4uhusup9adwoohy-a4hl">
               <w:r>
                 <w:rPr>
                   <w:rFonts w:ascii="Arial" w:cs="Arial" w:eastAsia="Arial" w:hAnsi="Arial"/>
@@ -24704,7 +24699,7 @@
                   <w:szCs w:val="16"/>
                   <w:u w:val="single" w:color="2E75B6"/>
                 </w:rPr>
-                <w:t xml:space="preserve">Video: Bending Light</w:t>
+                <w:t xml:space="preserve">Proof of the logarithm quotient and power rules</w:t>
               </w:r>
             </w:hyperlink>
           </w:p>
@@ -24720,7 +24715,7 @@
                 <w:sz w:val="14"/>
                 <w:szCs w:val="14"/>
               </w:rPr>
-              <w:t xml:space="preserve">Source: PhET Interactive Simulations (English)</w:t>
+              <w:t xml:space="preserve">Source: Khan Academy (English - US curriculum)</w:t>
             </w:r>
           </w:p>
           <w:p>
@@ -24728,7 +24723,7 @@
               <w:spacing w:after="10" w:before="0"/>
               <w:ind w:left="120"/>
             </w:pPr>
-            <w:hyperlink w:history="1" r:id="rIddcjfm4s-tfee4u4z3riom">
+            <w:hyperlink w:history="1" r:id="rIdq0plouzrysn0ouaocfjay">
               <w:r>
                 <w:rPr>
                   <w:rFonts w:ascii="Arial" w:cs="Arial" w:eastAsia="Arial" w:hAnsi="Arial"/>
@@ -24766,14 +24761,14 @@
                 <w:sz w:val="16"/>
                 <w:szCs w:val="16"/>
               </w:rPr>
-              <w:t xml:space="preserve">📖 HTML:</w:t>
+              <w:t xml:space="preserve">📖 EXERCISE:</w:t>
             </w:r>
           </w:p>
           <w:p>
             <w:pPr>
               <w:spacing w:after="20" w:before="0"/>
             </w:pPr>
-            <w:hyperlink w:history="1" r:id="rIdk9a__asp8flrmi2cg9khh">
+            <w:hyperlink w:history="1" r:id="rId4kgjrzbfdevawdlxopknd">
               <w:r>
                 <w:rPr>
                   <w:rFonts w:ascii="Arial" w:cs="Arial" w:eastAsia="Arial" w:hAnsi="Arial"/>
@@ -24782,7 +24777,7 @@
                   <w:szCs w:val="16"/>
                   <w:u w:val="single" w:color="2E75B6"/>
                 </w:rPr>
-                <w:t xml:space="preserve">Defining Logarithms (Flexbook)</w:t>
+                <w:t xml:space="preserve">Product and Quotient Properties of Logarithms Practice</w:t>
               </w:r>
             </w:hyperlink>
           </w:p>
@@ -24806,7 +24801,7 @@
               <w:spacing w:after="10" w:before="0"/>
               <w:ind w:left="120"/>
             </w:pPr>
-            <w:hyperlink w:history="1" r:id="rIdl8hnjmay4hj2s8e0qlaod">
+            <w:hyperlink w:history="1" r:id="rIdi2jrzsqlrmhlh_yf24bmn">
               <w:r>
                 <w:rPr>
                   <w:rFonts w:ascii="Arial" w:cs="Arial" w:eastAsia="Arial" w:hAnsi="Arial"/>
@@ -25001,7 +24996,7 @@
             <w:pPr>
               <w:spacing w:after="20" w:before="0"/>
             </w:pPr>
-            <w:hyperlink w:history="1" r:id="rIdjybxyyfptitcesnk-timk">
+            <w:hyperlink w:history="1" r:id="rIdjjnrkbx8r6tyimwpmdgap">
               <w:r>
                 <w:rPr>
                   <w:rFonts w:ascii="Arial" w:cs="Arial" w:eastAsia="Arial" w:hAnsi="Arial"/>
@@ -25010,7 +25005,7 @@
                   <w:szCs w:val="16"/>
                   <w:u w:val="single" w:color="2E75B6"/>
                 </w:rPr>
-                <w:t xml:space="preserve">Video: Bending Light</w:t>
+                <w:t xml:space="preserve">Proof of the logarithm quotient and power rules -dubbed(KY)</w:t>
               </w:r>
             </w:hyperlink>
           </w:p>
@@ -25026,7 +25021,7 @@
                 <w:sz w:val="14"/>
                 <w:szCs w:val="14"/>
               </w:rPr>
-              <w:t xml:space="preserve">Source: PhET Interactive Simulations (English)</w:t>
+              <w:t xml:space="preserve">Source: Khan Academy (Kiswahili)</w:t>
             </w:r>
           </w:p>
           <w:p>
@@ -25034,7 +25029,7 @@
               <w:spacing w:after="10" w:before="0"/>
               <w:ind w:left="120"/>
             </w:pPr>
-            <w:hyperlink w:history="1" r:id="rId0r2yxhefhta730hjjfqqx">
+            <w:hyperlink w:history="1" r:id="rIdpqaiy1vqw3ihnsvir3lyf">
               <w:r>
                 <w:rPr>
                   <w:rFonts w:ascii="Arial" w:cs="Arial" w:eastAsia="Arial" w:hAnsi="Arial"/>
@@ -25072,14 +25067,14 @@
                 <w:sz w:val="16"/>
                 <w:szCs w:val="16"/>
               </w:rPr>
-              <w:t xml:space="preserve">📖 HTML:</w:t>
+              <w:t xml:space="preserve">📖 EXERCISE:</w:t>
             </w:r>
           </w:p>
           <w:p>
             <w:pPr>
               <w:spacing w:after="20" w:before="0"/>
             </w:pPr>
-            <w:hyperlink w:history="1" r:id="rId3024dcgokeksqaj5e7hb6">
+            <w:hyperlink w:history="1" r:id="rIdqavqdsvo3xy0xyrmv12c1">
               <w:r>
                 <w:rPr>
                   <w:rFonts w:ascii="Arial" w:cs="Arial" w:eastAsia="Arial" w:hAnsi="Arial"/>
@@ -25088,7 +25083,7 @@
                   <w:szCs w:val="16"/>
                   <w:u w:val="single" w:color="2E75B6"/>
                 </w:rPr>
-                <w:t xml:space="preserve">Defining Logarithms (Flexbook)</w:t>
+                <w:t xml:space="preserve">Solve exponential equations using logarithms: base-10 and base-e</w:t>
               </w:r>
             </w:hyperlink>
           </w:p>
@@ -25104,7 +25099,7 @@
                 <w:sz w:val="14"/>
                 <w:szCs w:val="14"/>
               </w:rPr>
-              <w:t xml:space="preserve">Source: CK-12</w:t>
+              <w:t xml:space="preserve">Source: Khan Academy (English - US curriculum)</w:t>
             </w:r>
           </w:p>
           <w:p>
@@ -25112,7 +25107,7 @@
               <w:spacing w:after="10" w:before="0"/>
               <w:ind w:left="120"/>
             </w:pPr>
-            <w:hyperlink w:history="1" r:id="rIdakjqyms_wikdzthdihfda">
+            <w:hyperlink w:history="1" r:id="rIdcrhivm96njmq5ithefehc">
               <w:r>
                 <w:rPr>
                   <w:rFonts w:ascii="Arial" w:cs="Arial" w:eastAsia="Arial" w:hAnsi="Arial"/>
@@ -25307,7 +25302,7 @@
             <w:pPr>
               <w:spacing w:after="20" w:before="0"/>
             </w:pPr>
-            <w:hyperlink w:history="1" r:id="rId3t1bivisluwj8w0dxkdce">
+            <w:hyperlink w:history="1" r:id="rIdijlbvzjzmecpeznskykjp">
               <w:r>
                 <w:rPr>
                   <w:rFonts w:ascii="Arial" w:cs="Arial" w:eastAsia="Arial" w:hAnsi="Arial"/>
@@ -25316,7 +25311,7 @@
                   <w:szCs w:val="16"/>
                   <w:u w:val="single" w:color="2E75B6"/>
                 </w:rPr>
-                <w:t xml:space="preserve">Video: Bending Light</w:t>
+                <w:t xml:space="preserve">Relationship between exponentials &amp; logarithms</w:t>
               </w:r>
             </w:hyperlink>
           </w:p>
@@ -25332,7 +25327,7 @@
                 <w:sz w:val="14"/>
                 <w:szCs w:val="14"/>
               </w:rPr>
-              <w:t xml:space="preserve">Source: PhET Interactive Simulations (English)</w:t>
+              <w:t xml:space="preserve">Source: Khan Academy (English - US curriculum)</w:t>
             </w:r>
           </w:p>
           <w:p>
@@ -25340,7 +25335,7 @@
               <w:spacing w:after="10" w:before="0"/>
               <w:ind w:left="120"/>
             </w:pPr>
-            <w:hyperlink w:history="1" r:id="rId1fucgjvqqwjrvpuioicpo">
+            <w:hyperlink w:history="1" r:id="rIddbj3hab8pbsn1l4rbza0n">
               <w:r>
                 <w:rPr>
                   <w:rFonts w:ascii="Arial" w:cs="Arial" w:eastAsia="Arial" w:hAnsi="Arial"/>
@@ -25378,14 +25373,14 @@
                 <w:sz w:val="16"/>
                 <w:szCs w:val="16"/>
               </w:rPr>
-              <w:t xml:space="preserve">📖 HTML:</w:t>
+              <w:t xml:space="preserve">📖 EXERCISE:</w:t>
             </w:r>
           </w:p>
           <w:p>
             <w:pPr>
               <w:spacing w:after="20" w:before="0"/>
             </w:pPr>
-            <w:hyperlink w:history="1" r:id="rId_um5djqmm3cbmo35x8qed">
+            <w:hyperlink w:history="1" r:id="rIdhiau-ry6jaumdk8tqddkz">
               <w:r>
                 <w:rPr>
                   <w:rFonts w:ascii="Arial" w:cs="Arial" w:eastAsia="Arial" w:hAnsi="Arial"/>
@@ -25394,7 +25389,7 @@
                   <w:szCs w:val="16"/>
                   <w:u w:val="single" w:color="2E75B6"/>
                 </w:rPr>
-                <w:t xml:space="preserve">Defining Logarithms (Flexbook)</w:t>
+                <w:t xml:space="preserve">Relationship between exponentials &amp; logarithms</w:t>
               </w:r>
             </w:hyperlink>
           </w:p>
@@ -25410,7 +25405,7 @@
                 <w:sz w:val="14"/>
                 <w:szCs w:val="14"/>
               </w:rPr>
-              <w:t xml:space="preserve">Source: CK-12</w:t>
+              <w:t xml:space="preserve">Source: Khan Academy (English - US curriculum)</w:t>
             </w:r>
           </w:p>
           <w:p>
@@ -25418,7 +25413,7 @@
               <w:spacing w:after="10" w:before="0"/>
               <w:ind w:left="120"/>
             </w:pPr>
-            <w:hyperlink w:history="1" r:id="rIdkumzgfnhhjpmwe3iniqsz">
+            <w:hyperlink w:history="1" r:id="rIdjv2iozlnxqgkf0lr6pdnk">
               <w:r>
                 <w:rPr>
                   <w:rFonts w:ascii="Arial" w:cs="Arial" w:eastAsia="Arial" w:hAnsi="Arial"/>

--- a/data/outputs/v2/Maths/SS1.2_Indices/Mathematics_Indices_CBE_LessonSequence.docx
+++ b/data/outputs/v2/Maths/SS1.2_Indices/Mathematics_Indices_CBE_LessonSequence.docx
@@ -42,6 +42,177 @@
     </w:p>
     <w:p>
       <w:pPr>
+        <w:spacing w:after="80" w:before="120"/>
+      </w:pPr>
+      <w:r>
+        <w:rPr>
+          <w:rFonts w:ascii="Arial" w:cs="Arial" w:eastAsia="Arial" w:hAnsi="Arial"/>
+          <w:b/>
+          <w:bCs/>
+          <w:color w:val="1F3864"/>
+          <w:sz w:val="20"/>
+          <w:szCs w:val="20"/>
+        </w:rPr>
+        <w:t xml:space="preserve">ATTRIBUTION AND LICENSING</w:t>
+      </w:r>
+    </w:p>
+    <w:p>
+      <w:pPr>
+        <w:spacing w:after="60" w:before="0"/>
+      </w:pPr>
+      <w:r>
+        <w:rPr>
+          <w:rFonts w:ascii="Arial" w:cs="Arial" w:eastAsia="Arial" w:hAnsi="Arial"/>
+          <w:b/>
+          <w:bCs/>
+          <w:sz w:val="17"/>
+          <w:szCs w:val="17"/>
+        </w:rPr>
+        <w:t xml:space="preserve">Curriculum Alignment: </w:t>
+      </w:r>
+      <w:r>
+        <w:rPr>
+          <w:rFonts w:ascii="Arial" w:cs="Arial" w:eastAsia="Arial" w:hAnsi="Arial"/>
+          <w:sz w:val="17"/>
+          <w:szCs w:val="17"/>
+        </w:rPr>
+        <w:t xml:space="preserve">Structured in pedagogical alignment with the competence-based curriculum format and learning outcomes established by the Kenya Institute of Curriculum Development (KICD). This material is independently developed and is not officially endorsed or published by KICD.</w:t>
+      </w:r>
+    </w:p>
+    <w:p>
+      <w:pPr>
+        <w:spacing w:after="60" w:before="0"/>
+      </w:pPr>
+      <w:r>
+        <w:rPr>
+          <w:rFonts w:ascii="Arial" w:cs="Arial" w:eastAsia="Arial" w:hAnsi="Arial"/>
+          <w:b/>
+          <w:bCs/>
+          <w:sz w:val="17"/>
+          <w:szCs w:val="17"/>
+        </w:rPr>
+        <w:t xml:space="preserve">Content &amp; Pedagogy: </w:t>
+      </w:r>
+      <w:r>
+        <w:rPr>
+          <w:rFonts w:ascii="Arial" w:cs="Arial" w:eastAsia="Arial" w:hAnsi="Arial"/>
+          <w:sz w:val="17"/>
+          <w:szCs w:val="17"/>
+        </w:rPr>
+        <w:t xml:space="preserve">Developed and adapted by the educator team at SeaVuria (registered 501(c)(3) in the United States and registered NGO in Kenya, No. 872-850A-BF11), who designed the pedagogical framework, lesson templates and exemplar lessons on which this material is based.</w:t>
+      </w:r>
+    </w:p>
+    <w:p>
+      <w:pPr>
+        <w:spacing w:after="60" w:before="0"/>
+      </w:pPr>
+      <w:r>
+        <w:rPr>
+          <w:rFonts w:ascii="Arial" w:cs="Arial" w:eastAsia="Arial" w:hAnsi="Arial"/>
+          <w:b/>
+          <w:bCs/>
+          <w:sz w:val="17"/>
+          <w:szCs w:val="17"/>
+        </w:rPr>
+        <w:t xml:space="preserve">Production &amp; Layout: </w:t>
+      </w:r>
+      <w:r>
+        <w:rPr>
+          <w:rFonts w:ascii="Arial" w:cs="Arial" w:eastAsia="Arial" w:hAnsi="Arial"/>
+          <w:sz w:val="17"/>
+          <w:szCs w:val="17"/>
+        </w:rPr>
+        <w:t xml:space="preserve">Educational design and curriculum sequencing by SeaVuria. Technical layout, structural formatting, and digital optimization/implementation executed in partnership with ARES Education (registered 501(c)(3) in the United States and Canada (as Afretech Aid) and registered NGO in Kenya), with lesson drafting and compilation assisted by AI (Claude, Anthropic).</w:t>
+      </w:r>
+    </w:p>
+    <w:p>
+      <w:pPr>
+        <w:pBdr>
+          <w:bottom w:val="single" w:color="1F3864" w:sz="6" w:space="6"/>
+        </w:pBdr>
+        <w:spacing w:after="60" w:before="0"/>
+      </w:pPr>
+      <w:r>
+        <w:rPr>
+          <w:rFonts w:ascii="Arial" w:cs="Arial" w:eastAsia="Arial" w:hAnsi="Arial"/>
+          <w:b/>
+          <w:bCs/>
+          <w:sz w:val="17"/>
+          <w:szCs w:val="17"/>
+        </w:rPr>
+        <w:t xml:space="preserve">Licensing &amp; Copyright: </w:t>
+      </w:r>
+      <w:r>
+        <w:rPr>
+          <w:rFonts w:ascii="Arial" w:cs="Arial" w:eastAsia="Arial" w:hAnsi="Arial"/>
+          <w:sz w:val="17"/>
+          <w:szCs w:val="17"/>
+        </w:rPr>
+        <w:t xml:space="preserve">© 2026 SeaVuria and ARES. This work is licensed under a </w:t>
+      </w:r>
+      <w:hyperlink w:history="1" r:id="rIdc5juykiksgdtjajc_xec5">
+        <w:r>
+          <w:rPr>
+            <w:rFonts w:ascii="Arial" w:cs="Arial" w:eastAsia="Arial" w:hAnsi="Arial"/>
+            <w:color w:val="1F6B75"/>
+            <w:sz w:val="17"/>
+            <w:szCs w:val="17"/>
+            <w:u w:val="single" w:color="1F6B75"/>
+          </w:rPr>
+          <w:t xml:space="preserve">Creative Commons Attribution-NonCommercial 4.0 International License</w:t>
+        </w:r>
+      </w:hyperlink>
+      <w:r>
+        <w:rPr>
+          <w:rFonts w:ascii="Arial" w:cs="Arial" w:eastAsia="Arial" w:hAnsi="Arial"/>
+          <w:sz w:val="17"/>
+          <w:szCs w:val="17"/>
+        </w:rPr>
+        <w:t xml:space="preserve"> (</w:t>
+      </w:r>
+      <w:hyperlink w:history="1" r:id="rIdzydev7gfkr7jnlyeohdre">
+        <w:r>
+          <w:rPr>
+            <w:rFonts w:ascii="Arial" w:cs="Arial" w:eastAsia="Arial" w:hAnsi="Arial"/>
+            <w:color w:val="1F6B75"/>
+            <w:sz w:val="17"/>
+            <w:szCs w:val="17"/>
+            <w:u w:val="single" w:color="1F6B75"/>
+          </w:rPr>
+          <w:t xml:space="preserve">CC BY-NC 4.0</w:t>
+        </w:r>
+      </w:hyperlink>
+      <w:r>
+        <w:rPr>
+          <w:rFonts w:ascii="Arial" w:cs="Arial" w:eastAsia="Arial" w:hAnsi="Arial"/>
+          <w:sz w:val="17"/>
+          <w:szCs w:val="17"/>
+        </w:rPr>
+        <w:t xml:space="preserve">). To view a copy of this license, visit </w:t>
+      </w:r>
+      <w:hyperlink w:history="1" r:id="rIdvaiodgt79wh-s7dgiyydq">
+        <w:r>
+          <w:rPr>
+            <w:rFonts w:ascii="Arial" w:cs="Arial" w:eastAsia="Arial" w:hAnsi="Arial"/>
+            <w:color w:val="1F6B75"/>
+            <w:sz w:val="17"/>
+            <w:szCs w:val="17"/>
+            <w:u w:val="single" w:color="1F6B75"/>
+          </w:rPr>
+          <w:t xml:space="preserve">https://creativecommons.org/licenses/by-nc/4.0/</w:t>
+        </w:r>
+      </w:hyperlink>
+      <w:r>
+        <w:rPr>
+          <w:rFonts w:ascii="Arial" w:cs="Arial" w:eastAsia="Arial" w:hAnsi="Arial"/>
+          <w:sz w:val="17"/>
+          <w:szCs w:val="17"/>
+        </w:rPr>
+        <w:t xml:space="preserve">. You are free to copy, redistribute, and adapt this material in any medium or format, provided appropriate credit is given and the material is not used for commercial purposes. KICD learning outcomes and curriculum designations reproduced here for alignment purposes remain the property of KICD and are not covered by this license. Linked external resources (e.g. CK-12, Khan Academy, PhET) are subject to their own licenses.</w:t>
+      </w:r>
+    </w:p>
+    <w:p>
+      <w:pPr>
         <w:spacing w:after="120"/>
       </w:pPr>
       <w:r>
@@ -3065,7 +3236,7 @@
             <w:pPr>
               <w:spacing w:after="20" w:before="0"/>
             </w:pPr>
-            <w:hyperlink w:history="1" r:id="rIdknk8h3wbelraj2lsvvj3u">
+            <w:hyperlink w:history="1" r:id="rIdiblfyq3e7xhlmg-ew33-7">
               <w:r>
                 <w:rPr>
                   <w:rFonts w:ascii="Arial" w:cs="Arial" w:eastAsia="Arial" w:hAnsi="Arial"/>
@@ -3098,7 +3269,7 @@
               <w:spacing w:after="10" w:before="0"/>
               <w:ind w:left="120"/>
             </w:pPr>
-            <w:hyperlink w:history="1" r:id="rIdkmum7dxaosgtkpitgo0s8">
+            <w:hyperlink w:history="1" r:id="rIduruqfswij0zgztjoxhi2t">
               <w:r>
                 <w:rPr>
                   <w:rFonts w:ascii="Arial" w:cs="Arial" w:eastAsia="Arial" w:hAnsi="Arial"/>
@@ -3143,7 +3314,7 @@
             <w:pPr>
               <w:spacing w:after="20" w:before="0"/>
             </w:pPr>
-            <w:hyperlink w:history="1" r:id="rIdcloz4qo2fuh8vgh5-ljf7">
+            <w:hyperlink w:history="1" r:id="rIdnnkjsaoid0dtytkrpq2a0">
               <w:r>
                 <w:rPr>
                   <w:rFonts w:ascii="Arial" w:cs="Arial" w:eastAsia="Arial" w:hAnsi="Arial"/>
@@ -3176,7 +3347,7 @@
               <w:spacing w:after="10" w:before="0"/>
               <w:ind w:left="120"/>
             </w:pPr>
-            <w:hyperlink w:history="1" r:id="rIdumshzgnca5uik-zjlljda">
+            <w:hyperlink w:history="1" r:id="rIdwp4bgsxfhx5_a3i1yvj2i">
               <w:r>
                 <w:rPr>
                   <w:rFonts w:ascii="Arial" w:cs="Arial" w:eastAsia="Arial" w:hAnsi="Arial"/>
@@ -3371,7 +3542,7 @@
             <w:pPr>
               <w:spacing w:after="20" w:before="0"/>
             </w:pPr>
-            <w:hyperlink w:history="1" r:id="rIdkmgzh7c44rqendhxqioih">
+            <w:hyperlink w:history="1" r:id="rId7crepo_v8d1xtnmyjljz6">
               <w:r>
                 <w:rPr>
                   <w:rFonts w:ascii="Arial" w:cs="Arial" w:eastAsia="Arial" w:hAnsi="Arial"/>
@@ -3404,7 +3575,7 @@
               <w:spacing w:after="10" w:before="0"/>
               <w:ind w:left="120"/>
             </w:pPr>
-            <w:hyperlink w:history="1" r:id="rIdb3b2ualao_f0yomi9igi1">
+            <w:hyperlink w:history="1" r:id="rIdzj2nffpz1id8yhbngurtn">
               <w:r>
                 <w:rPr>
                   <w:rFonts w:ascii="Arial" w:cs="Arial" w:eastAsia="Arial" w:hAnsi="Arial"/>
@@ -3449,7 +3620,7 @@
             <w:pPr>
               <w:spacing w:after="20" w:before="0"/>
             </w:pPr>
-            <w:hyperlink w:history="1" r:id="rId5b_zyv8qzgejiii2jo_33">
+            <w:hyperlink w:history="1" r:id="rIdczfmf5aqra7bljwt3jzdq">
               <w:r>
                 <w:rPr>
                   <w:rFonts w:ascii="Arial" w:cs="Arial" w:eastAsia="Arial" w:hAnsi="Arial"/>
@@ -3482,7 +3653,7 @@
               <w:spacing w:after="10" w:before="0"/>
               <w:ind w:left="120"/>
             </w:pPr>
-            <w:hyperlink w:history="1" r:id="rId2z02wnam11p6h4supfscn">
+            <w:hyperlink w:history="1" r:id="rId-n4_kh5mjk-31chfe8y23">
               <w:r>
                 <w:rPr>
                   <w:rFonts w:ascii="Arial" w:cs="Arial" w:eastAsia="Arial" w:hAnsi="Arial"/>
@@ -3677,7 +3848,7 @@
             <w:pPr>
               <w:spacing w:after="20" w:before="0"/>
             </w:pPr>
-            <w:hyperlink w:history="1" r:id="rIdahi0z9ipqkfauozfrpxwe">
+            <w:hyperlink w:history="1" r:id="rIdksuyynisr2xwipuj6ft9c">
               <w:r>
                 <w:rPr>
                   <w:rFonts w:ascii="Arial" w:cs="Arial" w:eastAsia="Arial" w:hAnsi="Arial"/>
@@ -3710,7 +3881,7 @@
               <w:spacing w:after="10" w:before="0"/>
               <w:ind w:left="120"/>
             </w:pPr>
-            <w:hyperlink w:history="1" r:id="rIdoumy8qj2duhah0lrn1hyr">
+            <w:hyperlink w:history="1" r:id="rIdxzbum2ftaz-gk-fj7aksc">
               <w:r>
                 <w:rPr>
                   <w:rFonts w:ascii="Arial" w:cs="Arial" w:eastAsia="Arial" w:hAnsi="Arial"/>
@@ -3755,7 +3926,7 @@
             <w:pPr>
               <w:spacing w:after="20" w:before="0"/>
             </w:pPr>
-            <w:hyperlink w:history="1" r:id="rIdvqlj1jy4g-5k9cdkjzdlo">
+            <w:hyperlink w:history="1" r:id="rIdo4zautqy8sv9gqwswm3zf">
               <w:r>
                 <w:rPr>
                   <w:rFonts w:ascii="Arial" w:cs="Arial" w:eastAsia="Arial" w:hAnsi="Arial"/>
@@ -3788,7 +3959,7 @@
               <w:spacing w:after="10" w:before="0"/>
               <w:ind w:left="120"/>
             </w:pPr>
-            <w:hyperlink w:history="1" r:id="rId7ykhhr2fju-9mj-or4a3c">
+            <w:hyperlink w:history="1" r:id="rId21crxfxqjv_tq27fof6t1">
               <w:r>
                 <w:rPr>
                   <w:rFonts w:ascii="Arial" w:cs="Arial" w:eastAsia="Arial" w:hAnsi="Arial"/>
@@ -3983,7 +4154,7 @@
             <w:pPr>
               <w:spacing w:after="20" w:before="0"/>
             </w:pPr>
-            <w:hyperlink w:history="1" r:id="rIdivprgau2xts53un4psnr8">
+            <w:hyperlink w:history="1" r:id="rIdnfij2nkiwdkp2k9cbiw51">
               <w:r>
                 <w:rPr>
                   <w:rFonts w:ascii="Arial" w:cs="Arial" w:eastAsia="Arial" w:hAnsi="Arial"/>
@@ -4016,7 +4187,7 @@
               <w:spacing w:after="10" w:before="0"/>
               <w:ind w:left="120"/>
             </w:pPr>
-            <w:hyperlink w:history="1" r:id="rIdg7na229xqwkoyk2acafm6">
+            <w:hyperlink w:history="1" r:id="rIduey5gus-nxzdn-yiaybzz">
               <w:r>
                 <w:rPr>
                   <w:rFonts w:ascii="Arial" w:cs="Arial" w:eastAsia="Arial" w:hAnsi="Arial"/>
@@ -4061,7 +4232,7 @@
             <w:pPr>
               <w:spacing w:after="20" w:before="0"/>
             </w:pPr>
-            <w:hyperlink w:history="1" r:id="rIduriuzpwr2ssh-gv8-prrd">
+            <w:hyperlink w:history="1" r:id="rIdht0_pllgbzu9up--7rhzw">
               <w:r>
                 <w:rPr>
                   <w:rFonts w:ascii="Arial" w:cs="Arial" w:eastAsia="Arial" w:hAnsi="Arial"/>
@@ -4094,7 +4265,7 @@
               <w:spacing w:after="10" w:before="0"/>
               <w:ind w:left="120"/>
             </w:pPr>
-            <w:hyperlink w:history="1" r:id="rIdhkweby19awv6q0ilp0xhe">
+            <w:hyperlink w:history="1" r:id="rIdpaeodp5y2cfsabrkhpqjo">
               <w:r>
                 <w:rPr>
                   <w:rFonts w:ascii="Arial" w:cs="Arial" w:eastAsia="Arial" w:hAnsi="Arial"/>
@@ -4289,7 +4460,7 @@
             <w:pPr>
               <w:spacing w:after="20" w:before="0"/>
             </w:pPr>
-            <w:hyperlink w:history="1" r:id="rIdszyzmjpkt_rmvdqqjazym">
+            <w:hyperlink w:history="1" r:id="rIdutu2wcqsfipevllrjuwna">
               <w:r>
                 <w:rPr>
                   <w:rFonts w:ascii="Arial" w:cs="Arial" w:eastAsia="Arial" w:hAnsi="Arial"/>
@@ -4322,7 +4493,7 @@
               <w:spacing w:after="10" w:before="0"/>
               <w:ind w:left="120"/>
             </w:pPr>
-            <w:hyperlink w:history="1" r:id="rId-wi4ya6qzp3vwlrs_btsm">
+            <w:hyperlink w:history="1" r:id="rIdj-qwu9lchr1l_2zjazg5u">
               <w:r>
                 <w:rPr>
                   <w:rFonts w:ascii="Arial" w:cs="Arial" w:eastAsia="Arial" w:hAnsi="Arial"/>
@@ -4367,7 +4538,7 @@
             <w:pPr>
               <w:spacing w:after="20" w:before="0"/>
             </w:pPr>
-            <w:hyperlink w:history="1" r:id="rIdsqm5t69acmkw9h3m-v_hc">
+            <w:hyperlink w:history="1" r:id="rId23-5-nas3rehdhfasw2hu">
               <w:r>
                 <w:rPr>
                   <w:rFonts w:ascii="Arial" w:cs="Arial" w:eastAsia="Arial" w:hAnsi="Arial"/>
@@ -4400,7 +4571,7 @@
               <w:spacing w:after="10" w:before="0"/>
               <w:ind w:left="120"/>
             </w:pPr>
-            <w:hyperlink w:history="1" r:id="rIdhsse7cccv-djfeloatuap">
+            <w:hyperlink w:history="1" r:id="rId8hsxu9r-lfhlb51gpbn3u">
               <w:r>
                 <w:rPr>
                   <w:rFonts w:ascii="Arial" w:cs="Arial" w:eastAsia="Arial" w:hAnsi="Arial"/>
@@ -4896,6 +5067,65 @@
         </w:tc>
       </w:tr>
     </w:tbl>
+    <w:p>
+      <w:pPr>
+        <w:pBdr>
+          <w:top w:val="single" w:color="BBBBBB" w:sz="4" w:space="4"/>
+        </w:pBdr>
+        <w:spacing w:after="0" w:before="160"/>
+      </w:pPr>
+      <w:r>
+        <w:rPr>
+          <w:rFonts w:ascii="Arial" w:cs="Arial" w:eastAsia="Arial" w:hAnsi="Arial"/>
+          <w:color w:val="666666"/>
+          <w:sz w:val="14"/>
+          <w:szCs w:val="14"/>
+        </w:rPr>
+        <w:t xml:space="preserve">© 2026 SeaVuria and ARES. Aligned with KICD objectives. Developed by SeaVuria; technical implementation by ARES (with AI assistance from Claude). Licensed under </w:t>
+      </w:r>
+      <w:hyperlink w:history="1" r:id="rId4h693f1zjuouxyxvgqwht">
+        <w:r>
+          <w:rPr>
+            <w:rFonts w:ascii="Arial" w:cs="Arial" w:eastAsia="Arial" w:hAnsi="Arial"/>
+            <w:color w:val="1F6B75"/>
+            <w:sz w:val="14"/>
+            <w:szCs w:val="14"/>
+            <w:u w:val="single" w:color="1F6B75"/>
+          </w:rPr>
+          <w:t xml:space="preserve">CC BY-NC 4.0</w:t>
+        </w:r>
+      </w:hyperlink>
+      <w:r>
+        <w:rPr>
+          <w:rFonts w:ascii="Arial" w:cs="Arial" w:eastAsia="Arial" w:hAnsi="Arial"/>
+          <w:color w:val="666666"/>
+          <w:sz w:val="14"/>
+          <w:szCs w:val="14"/>
+        </w:rPr>
+        <w:t xml:space="preserve"> (</w:t>
+      </w:r>
+      <w:hyperlink w:history="1" r:id="rIdgnntp1p3uc99cvxvgkbib">
+        <w:r>
+          <w:rPr>
+            <w:rFonts w:ascii="Arial" w:cs="Arial" w:eastAsia="Arial" w:hAnsi="Arial"/>
+            <w:color w:val="1F6B75"/>
+            <w:sz w:val="14"/>
+            <w:szCs w:val="14"/>
+            <w:u w:val="single" w:color="1F6B75"/>
+          </w:rPr>
+          <w:t xml:space="preserve">https://creativecommons.org/licenses/by-nc/4.0/</w:t>
+        </w:r>
+      </w:hyperlink>
+      <w:r>
+        <w:rPr>
+          <w:rFonts w:ascii="Arial" w:cs="Arial" w:eastAsia="Arial" w:hAnsi="Arial"/>
+          <w:color w:val="666666"/>
+          <w:sz w:val="14"/>
+          <w:szCs w:val="14"/>
+        </w:rPr>
+        <w:t xml:space="preserve">).</w:t>
+      </w:r>
+    </w:p>
     <w:p>
       <w:r>
         <w:br w:type="page"/>
@@ -5887,7 +6117,7 @@
             <w:pPr>
               <w:spacing w:after="20" w:before="0"/>
             </w:pPr>
-            <w:hyperlink w:history="1" r:id="rIdmalkj1auon_s3owsnpskz">
+            <w:hyperlink w:history="1" r:id="rId8xnti-ikbsnje35q6m4qp">
               <w:r>
                 <w:rPr>
                   <w:rFonts w:ascii="Arial" w:cs="Arial" w:eastAsia="Arial" w:hAnsi="Arial"/>
@@ -5920,7 +6150,7 @@
               <w:spacing w:after="10" w:before="0"/>
               <w:ind w:left="120"/>
             </w:pPr>
-            <w:hyperlink w:history="1" r:id="rId5mlnztejic7ibxjgbybvp">
+            <w:hyperlink w:history="1" r:id="rIdv8zbzqil7umnfluw626yh">
               <w:r>
                 <w:rPr>
                   <w:rFonts w:ascii="Arial" w:cs="Arial" w:eastAsia="Arial" w:hAnsi="Arial"/>
@@ -5965,7 +6195,7 @@
             <w:pPr>
               <w:spacing w:after="20" w:before="0"/>
             </w:pPr>
-            <w:hyperlink w:history="1" r:id="rIdmpcavfqgs0tsbmubvjxe1">
+            <w:hyperlink w:history="1" r:id="rIdl8m1wdcottxl5ptwmwueh">
               <w:r>
                 <w:rPr>
                   <w:rFonts w:ascii="Arial" w:cs="Arial" w:eastAsia="Arial" w:hAnsi="Arial"/>
@@ -5998,7 +6228,7 @@
               <w:spacing w:after="10" w:before="0"/>
               <w:ind w:left="120"/>
             </w:pPr>
-            <w:hyperlink w:history="1" r:id="rIdhw_2w1hqwychdn3w5sq_e">
+            <w:hyperlink w:history="1" r:id="rIdk-r2qtk9gtxsyxjyto__z">
               <w:r>
                 <w:rPr>
                   <w:rFonts w:ascii="Arial" w:cs="Arial" w:eastAsia="Arial" w:hAnsi="Arial"/>
@@ -6193,7 +6423,7 @@
             <w:pPr>
               <w:spacing w:after="20" w:before="0"/>
             </w:pPr>
-            <w:hyperlink w:history="1" r:id="rIdcpl0-pgdp-a6gwl5juril">
+            <w:hyperlink w:history="1" r:id="rIdfd7yqz7ydvfkrowqox95u">
               <w:r>
                 <w:rPr>
                   <w:rFonts w:ascii="Arial" w:cs="Arial" w:eastAsia="Arial" w:hAnsi="Arial"/>
@@ -6226,7 +6456,7 @@
               <w:spacing w:after="10" w:before="0"/>
               <w:ind w:left="120"/>
             </w:pPr>
-            <w:hyperlink w:history="1" r:id="rId6bhw4_gxqjgecgraxgpso">
+            <w:hyperlink w:history="1" r:id="rIdxnbgekmrymqu1k42c7rvc">
               <w:r>
                 <w:rPr>
                   <w:rFonts w:ascii="Arial" w:cs="Arial" w:eastAsia="Arial" w:hAnsi="Arial"/>
@@ -6271,7 +6501,7 @@
             <w:pPr>
               <w:spacing w:after="20" w:before="0"/>
             </w:pPr>
-            <w:hyperlink w:history="1" r:id="rId0hz33pefpd8mnxw6qaipy">
+            <w:hyperlink w:history="1" r:id="rIdyfrmnjsmrupdxnnayxhs7">
               <w:r>
                 <w:rPr>
                   <w:rFonts w:ascii="Arial" w:cs="Arial" w:eastAsia="Arial" w:hAnsi="Arial"/>
@@ -6304,7 +6534,7 @@
               <w:spacing w:after="10" w:before="0"/>
               <w:ind w:left="120"/>
             </w:pPr>
-            <w:hyperlink w:history="1" r:id="rIdoukj53zpvz5d11fdrmjnc">
+            <w:hyperlink w:history="1" r:id="rIdemjzrk8_z8wyavjlosqwi">
               <w:r>
                 <w:rPr>
                   <w:rFonts w:ascii="Arial" w:cs="Arial" w:eastAsia="Arial" w:hAnsi="Arial"/>
@@ -6499,7 +6729,7 @@
             <w:pPr>
               <w:spacing w:after="20" w:before="0"/>
             </w:pPr>
-            <w:hyperlink w:history="1" r:id="rIdqxoab1ay7qin0s9jkfhpi">
+            <w:hyperlink w:history="1" r:id="rIdnzog8dp7uo2dw9trrtcdy">
               <w:r>
                 <w:rPr>
                   <w:rFonts w:ascii="Arial" w:cs="Arial" w:eastAsia="Arial" w:hAnsi="Arial"/>
@@ -6532,7 +6762,7 @@
               <w:spacing w:after="10" w:before="0"/>
               <w:ind w:left="120"/>
             </w:pPr>
-            <w:hyperlink w:history="1" r:id="rIdigljp5w7sz8xhekw-oydv">
+            <w:hyperlink w:history="1" r:id="rIdje-df6xhgy4tzftlk4pnc">
               <w:r>
                 <w:rPr>
                   <w:rFonts w:ascii="Arial" w:cs="Arial" w:eastAsia="Arial" w:hAnsi="Arial"/>
@@ -6577,7 +6807,7 @@
             <w:pPr>
               <w:spacing w:after="20" w:before="0"/>
             </w:pPr>
-            <w:hyperlink w:history="1" r:id="rIdr2dkw4wczkerkcjaphbyt">
+            <w:hyperlink w:history="1" r:id="rIdg6eaxm9elw7wivwyvwsmw">
               <w:r>
                 <w:rPr>
                   <w:rFonts w:ascii="Arial" w:cs="Arial" w:eastAsia="Arial" w:hAnsi="Arial"/>
@@ -6610,7 +6840,7 @@
               <w:spacing w:after="10" w:before="0"/>
               <w:ind w:left="120"/>
             </w:pPr>
-            <w:hyperlink w:history="1" r:id="rIduonqybosqt_ifk_wfuv1t">
+            <w:hyperlink w:history="1" r:id="rIdkphbdfzan3f0je1xddyqr">
               <w:r>
                 <w:rPr>
                   <w:rFonts w:ascii="Arial" w:cs="Arial" w:eastAsia="Arial" w:hAnsi="Arial"/>
@@ -6805,7 +7035,7 @@
             <w:pPr>
               <w:spacing w:after="20" w:before="0"/>
             </w:pPr>
-            <w:hyperlink w:history="1" r:id="rIdeifvoggginxs49zburpuk">
+            <w:hyperlink w:history="1" r:id="rIdy7pne-60yfdssqxysziqc">
               <w:r>
                 <w:rPr>
                   <w:rFonts w:ascii="Arial" w:cs="Arial" w:eastAsia="Arial" w:hAnsi="Arial"/>
@@ -6838,7 +7068,7 @@
               <w:spacing w:after="10" w:before="0"/>
               <w:ind w:left="120"/>
             </w:pPr>
-            <w:hyperlink w:history="1" r:id="rIda1b8mc36r9ew6sfb2s9sn">
+            <w:hyperlink w:history="1" r:id="rIdbnombksjpkno0et46qnsi">
               <w:r>
                 <w:rPr>
                   <w:rFonts w:ascii="Arial" w:cs="Arial" w:eastAsia="Arial" w:hAnsi="Arial"/>
@@ -6883,7 +7113,7 @@
             <w:pPr>
               <w:spacing w:after="20" w:before="0"/>
             </w:pPr>
-            <w:hyperlink w:history="1" r:id="rIdy8myc9kp46fgcvlhvixod">
+            <w:hyperlink w:history="1" r:id="rIdaj3226wkoe6itityjjtl2">
               <w:r>
                 <w:rPr>
                   <w:rFonts w:ascii="Arial" w:cs="Arial" w:eastAsia="Arial" w:hAnsi="Arial"/>
@@ -6916,7 +7146,7 @@
               <w:spacing w:after="10" w:before="0"/>
               <w:ind w:left="120"/>
             </w:pPr>
-            <w:hyperlink w:history="1" r:id="rIdr34f2cjl1lgrqlythgi6n">
+            <w:hyperlink w:history="1" r:id="rIdx0cvqajpnmbldncim0t67">
               <w:r>
                 <w:rPr>
                   <w:rFonts w:ascii="Arial" w:cs="Arial" w:eastAsia="Arial" w:hAnsi="Arial"/>
@@ -7111,7 +7341,7 @@
             <w:pPr>
               <w:spacing w:after="20" w:before="0"/>
             </w:pPr>
-            <w:hyperlink w:history="1" r:id="rIdevz7jsnxo1xciebz5ptid">
+            <w:hyperlink w:history="1" r:id="rIdwhha_7lmyxmsosj9eqqci">
               <w:r>
                 <w:rPr>
                   <w:rFonts w:ascii="Arial" w:cs="Arial" w:eastAsia="Arial" w:hAnsi="Arial"/>
@@ -7144,7 +7374,7 @@
               <w:spacing w:after="10" w:before="0"/>
               <w:ind w:left="120"/>
             </w:pPr>
-            <w:hyperlink w:history="1" r:id="rIdp-6q1zqgcy0nqi4ltzgsw">
+            <w:hyperlink w:history="1" r:id="rIdi5ce7-sc1_byngonlbt9g">
               <w:r>
                 <w:rPr>
                   <w:rFonts w:ascii="Arial" w:cs="Arial" w:eastAsia="Arial" w:hAnsi="Arial"/>
@@ -7189,7 +7419,7 @@
             <w:pPr>
               <w:spacing w:after="20" w:before="0"/>
             </w:pPr>
-            <w:hyperlink w:history="1" r:id="rIdy9by-xuvnj9qqma0dmf0c">
+            <w:hyperlink w:history="1" r:id="rIdusgpazd8zvdbixdbqjlux">
               <w:r>
                 <w:rPr>
                   <w:rFonts w:ascii="Arial" w:cs="Arial" w:eastAsia="Arial" w:hAnsi="Arial"/>
@@ -7222,7 +7452,7 @@
               <w:spacing w:after="10" w:before="0"/>
               <w:ind w:left="120"/>
             </w:pPr>
-            <w:hyperlink w:history="1" r:id="rIddsc9j-rnngj1maz-0hmsx">
+            <w:hyperlink w:history="1" r:id="rIdbbixnrzzf_w1ke9mjucvu">
               <w:r>
                 <w:rPr>
                   <w:rFonts w:ascii="Arial" w:cs="Arial" w:eastAsia="Arial" w:hAnsi="Arial"/>
@@ -7813,6 +8043,65 @@
         </w:tc>
       </w:tr>
     </w:tbl>
+    <w:p>
+      <w:pPr>
+        <w:pBdr>
+          <w:top w:val="single" w:color="BBBBBB" w:sz="4" w:space="4"/>
+        </w:pBdr>
+        <w:spacing w:after="0" w:before="160"/>
+      </w:pPr>
+      <w:r>
+        <w:rPr>
+          <w:rFonts w:ascii="Arial" w:cs="Arial" w:eastAsia="Arial" w:hAnsi="Arial"/>
+          <w:color w:val="666666"/>
+          <w:sz w:val="14"/>
+          <w:szCs w:val="14"/>
+        </w:rPr>
+        <w:t xml:space="preserve">© 2026 SeaVuria and ARES. Aligned with KICD objectives. Developed by SeaVuria; technical implementation by ARES (with AI assistance from Claude). Licensed under </w:t>
+      </w:r>
+      <w:hyperlink w:history="1" r:id="rIdnlr8aost9sk4etkwgdotd">
+        <w:r>
+          <w:rPr>
+            <w:rFonts w:ascii="Arial" w:cs="Arial" w:eastAsia="Arial" w:hAnsi="Arial"/>
+            <w:color w:val="1F6B75"/>
+            <w:sz w:val="14"/>
+            <w:szCs w:val="14"/>
+            <w:u w:val="single" w:color="1F6B75"/>
+          </w:rPr>
+          <w:t xml:space="preserve">CC BY-NC 4.0</w:t>
+        </w:r>
+      </w:hyperlink>
+      <w:r>
+        <w:rPr>
+          <w:rFonts w:ascii="Arial" w:cs="Arial" w:eastAsia="Arial" w:hAnsi="Arial"/>
+          <w:color w:val="666666"/>
+          <w:sz w:val="14"/>
+          <w:szCs w:val="14"/>
+        </w:rPr>
+        <w:t xml:space="preserve"> (</w:t>
+      </w:r>
+      <w:hyperlink w:history="1" r:id="rId7zj5f0hnijz-mo-tvvct3">
+        <w:r>
+          <w:rPr>
+            <w:rFonts w:ascii="Arial" w:cs="Arial" w:eastAsia="Arial" w:hAnsi="Arial"/>
+            <w:color w:val="1F6B75"/>
+            <w:sz w:val="14"/>
+            <w:szCs w:val="14"/>
+            <w:u w:val="single" w:color="1F6B75"/>
+          </w:rPr>
+          <w:t xml:space="preserve">https://creativecommons.org/licenses/by-nc/4.0/</w:t>
+        </w:r>
+      </w:hyperlink>
+      <w:r>
+        <w:rPr>
+          <w:rFonts w:ascii="Arial" w:cs="Arial" w:eastAsia="Arial" w:hAnsi="Arial"/>
+          <w:color w:val="666666"/>
+          <w:sz w:val="14"/>
+          <w:szCs w:val="14"/>
+        </w:rPr>
+        <w:t xml:space="preserve">).</w:t>
+      </w:r>
+    </w:p>
     <w:p>
       <w:r>
         <w:br w:type="page"/>
@@ -8804,7 +9093,7 @@
             <w:pPr>
               <w:spacing w:after="20" w:before="0"/>
             </w:pPr>
-            <w:hyperlink w:history="1" r:id="rIdnxqgekqhazfc9zqcqnaf7">
+            <w:hyperlink w:history="1" r:id="rIdxe0wv6uxq9dniqij0nbs5">
               <w:r>
                 <w:rPr>
                   <w:rFonts w:ascii="Arial" w:cs="Arial" w:eastAsia="Arial" w:hAnsi="Arial"/>
@@ -8837,7 +9126,7 @@
               <w:spacing w:after="10" w:before="0"/>
               <w:ind w:left="120"/>
             </w:pPr>
-            <w:hyperlink w:history="1" r:id="rIdykhjekkoasnlt1qnhfld8">
+            <w:hyperlink w:history="1" r:id="rId6kl85ix5hngdrpfeotmad">
               <w:r>
                 <w:rPr>
                   <w:rFonts w:ascii="Arial" w:cs="Arial" w:eastAsia="Arial" w:hAnsi="Arial"/>
@@ -8882,7 +9171,7 @@
             <w:pPr>
               <w:spacing w:after="20" w:before="0"/>
             </w:pPr>
-            <w:hyperlink w:history="1" r:id="rIdpjpduvb0isn-u3txucc6m">
+            <w:hyperlink w:history="1" r:id="rId2crlahkfzgpxpndpgswxc">
               <w:r>
                 <w:rPr>
                   <w:rFonts w:ascii="Arial" w:cs="Arial" w:eastAsia="Arial" w:hAnsi="Arial"/>
@@ -8915,7 +9204,7 @@
               <w:spacing w:after="10" w:before="0"/>
               <w:ind w:left="120"/>
             </w:pPr>
-            <w:hyperlink w:history="1" r:id="rIdi71cqawf3mjr4fmph3oz9">
+            <w:hyperlink w:history="1" r:id="rIdwizgokupqv_suk0pji78b">
               <w:r>
                 <w:rPr>
                   <w:rFonts w:ascii="Arial" w:cs="Arial" w:eastAsia="Arial" w:hAnsi="Arial"/>
@@ -9110,7 +9399,7 @@
             <w:pPr>
               <w:spacing w:after="20" w:before="0"/>
             </w:pPr>
-            <w:hyperlink w:history="1" r:id="rIdbvfwk2g-ptdiforepf0xv">
+            <w:hyperlink w:history="1" r:id="rIdk8kgdvb1pgi-nzyqjy2vd">
               <w:r>
                 <w:rPr>
                   <w:rFonts w:ascii="Arial" w:cs="Arial" w:eastAsia="Arial" w:hAnsi="Arial"/>
@@ -9143,7 +9432,7 @@
               <w:spacing w:after="10" w:before="0"/>
               <w:ind w:left="120"/>
             </w:pPr>
-            <w:hyperlink w:history="1" r:id="rId8aqixtprt2zh-2qus8t7p">
+            <w:hyperlink w:history="1" r:id="rIdejtz-t9pywmyto3v_s4lf">
               <w:r>
                 <w:rPr>
                   <w:rFonts w:ascii="Arial" w:cs="Arial" w:eastAsia="Arial" w:hAnsi="Arial"/>
@@ -9188,7 +9477,7 @@
             <w:pPr>
               <w:spacing w:after="20" w:before="0"/>
             </w:pPr>
-            <w:hyperlink w:history="1" r:id="rIdqmx8qjp_pbi1phgpn4gj8">
+            <w:hyperlink w:history="1" r:id="rId0adja-bhjfatf4heek0iz">
               <w:r>
                 <w:rPr>
                   <w:rFonts w:ascii="Arial" w:cs="Arial" w:eastAsia="Arial" w:hAnsi="Arial"/>
@@ -9221,7 +9510,7 @@
               <w:spacing w:after="10" w:before="0"/>
               <w:ind w:left="120"/>
             </w:pPr>
-            <w:hyperlink w:history="1" r:id="rIdceulwalfaajrsg2atvkjc">
+            <w:hyperlink w:history="1" r:id="rIdcnmnd12nai_yd6k-qgfrm">
               <w:r>
                 <w:rPr>
                   <w:rFonts w:ascii="Arial" w:cs="Arial" w:eastAsia="Arial" w:hAnsi="Arial"/>
@@ -9416,7 +9705,7 @@
             <w:pPr>
               <w:spacing w:after="20" w:before="0"/>
             </w:pPr>
-            <w:hyperlink w:history="1" r:id="rIdsdzxyvhhbqkznkscf8aw4">
+            <w:hyperlink w:history="1" r:id="rIdlcvukvgzxdvjmk43tuueo">
               <w:r>
                 <w:rPr>
                   <w:rFonts w:ascii="Arial" w:cs="Arial" w:eastAsia="Arial" w:hAnsi="Arial"/>
@@ -9449,7 +9738,7 @@
               <w:spacing w:after="10" w:before="0"/>
               <w:ind w:left="120"/>
             </w:pPr>
-            <w:hyperlink w:history="1" r:id="rIdpo3bo0m5gqdo0tawgsq0k">
+            <w:hyperlink w:history="1" r:id="rIdi-rvivz8mt_mgflakccre">
               <w:r>
                 <w:rPr>
                   <w:rFonts w:ascii="Arial" w:cs="Arial" w:eastAsia="Arial" w:hAnsi="Arial"/>
@@ -9494,7 +9783,7 @@
             <w:pPr>
               <w:spacing w:after="20" w:before="0"/>
             </w:pPr>
-            <w:hyperlink w:history="1" r:id="rIdhk4xeyk9zk6rjmnjxrdfw">
+            <w:hyperlink w:history="1" r:id="rIdmkpnkqdmmu2zpnv2ux3ex">
               <w:r>
                 <w:rPr>
                   <w:rFonts w:ascii="Arial" w:cs="Arial" w:eastAsia="Arial" w:hAnsi="Arial"/>
@@ -9527,7 +9816,7 @@
               <w:spacing w:after="10" w:before="0"/>
               <w:ind w:left="120"/>
             </w:pPr>
-            <w:hyperlink w:history="1" r:id="rIdl2p250lqpiwmizmwx-ejd">
+            <w:hyperlink w:history="1" r:id="rIdica_et-uwmrbeanpvq95w">
               <w:r>
                 <w:rPr>
                   <w:rFonts w:ascii="Arial" w:cs="Arial" w:eastAsia="Arial" w:hAnsi="Arial"/>
@@ -9722,7 +10011,7 @@
             <w:pPr>
               <w:spacing w:after="20" w:before="0"/>
             </w:pPr>
-            <w:hyperlink w:history="1" r:id="rId4wz-ovtm0fswcuhuqz-ny">
+            <w:hyperlink w:history="1" r:id="rIdh9jxdeido_a1l1ci2mqy-">
               <w:r>
                 <w:rPr>
                   <w:rFonts w:ascii="Arial" w:cs="Arial" w:eastAsia="Arial" w:hAnsi="Arial"/>
@@ -9755,7 +10044,7 @@
               <w:spacing w:after="10" w:before="0"/>
               <w:ind w:left="120"/>
             </w:pPr>
-            <w:hyperlink w:history="1" r:id="rIdcbizzl9hmz339rnuyh_qg">
+            <w:hyperlink w:history="1" r:id="rIdta9msemqonc4y_0ignu6r">
               <w:r>
                 <w:rPr>
                   <w:rFonts w:ascii="Arial" w:cs="Arial" w:eastAsia="Arial" w:hAnsi="Arial"/>
@@ -9800,7 +10089,7 @@
             <w:pPr>
               <w:spacing w:after="20" w:before="0"/>
             </w:pPr>
-            <w:hyperlink w:history="1" r:id="rIdiqssxvxkwfwccghkc4gk3">
+            <w:hyperlink w:history="1" r:id="rIdttq73zjeah5msw_pwzimb">
               <w:r>
                 <w:rPr>
                   <w:rFonts w:ascii="Arial" w:cs="Arial" w:eastAsia="Arial" w:hAnsi="Arial"/>
@@ -9833,7 +10122,7 @@
               <w:spacing w:after="10" w:before="0"/>
               <w:ind w:left="120"/>
             </w:pPr>
-            <w:hyperlink w:history="1" r:id="rIdutcr2nugtysiyjfn-9umm">
+            <w:hyperlink w:history="1" r:id="rIdzuihez4og2npxqhyiowpm">
               <w:r>
                 <w:rPr>
                   <w:rFonts w:ascii="Arial" w:cs="Arial" w:eastAsia="Arial" w:hAnsi="Arial"/>
@@ -10028,7 +10317,7 @@
             <w:pPr>
               <w:spacing w:after="20" w:before="0"/>
             </w:pPr>
-            <w:hyperlink w:history="1" r:id="rId1knjrhvmapfocddc04ftq">
+            <w:hyperlink w:history="1" r:id="rIdr6qhsx6g07mwto5qpd6bv">
               <w:r>
                 <w:rPr>
                   <w:rFonts w:ascii="Arial" w:cs="Arial" w:eastAsia="Arial" w:hAnsi="Arial"/>
@@ -10061,7 +10350,7 @@
               <w:spacing w:after="10" w:before="0"/>
               <w:ind w:left="120"/>
             </w:pPr>
-            <w:hyperlink w:history="1" r:id="rIdc0_zb6xzmro17sa3nv-2b">
+            <w:hyperlink w:history="1" r:id="rIdizsu6vjzbsbl0j6i4-wpp">
               <w:r>
                 <w:rPr>
                   <w:rFonts w:ascii="Arial" w:cs="Arial" w:eastAsia="Arial" w:hAnsi="Arial"/>
@@ -10106,7 +10395,7 @@
             <w:pPr>
               <w:spacing w:after="20" w:before="0"/>
             </w:pPr>
-            <w:hyperlink w:history="1" r:id="rIdy3igkusjsb-8_qsv7f2dl">
+            <w:hyperlink w:history="1" r:id="rIdlcjv-nlauhmqpstuom66l">
               <w:r>
                 <w:rPr>
                   <w:rFonts w:ascii="Arial" w:cs="Arial" w:eastAsia="Arial" w:hAnsi="Arial"/>
@@ -10139,7 +10428,7 @@
               <w:spacing w:after="10" w:before="0"/>
               <w:ind w:left="120"/>
             </w:pPr>
-            <w:hyperlink w:history="1" r:id="rIdankndvwcad_ev2nzkjhyo">
+            <w:hyperlink w:history="1" r:id="rIdkpfdtzrwswjxn81bjfno3">
               <w:r>
                 <w:rPr>
                   <w:rFonts w:ascii="Arial" w:cs="Arial" w:eastAsia="Arial" w:hAnsi="Arial"/>
@@ -10635,6 +10924,65 @@
         </w:tc>
       </w:tr>
     </w:tbl>
+    <w:p>
+      <w:pPr>
+        <w:pBdr>
+          <w:top w:val="single" w:color="BBBBBB" w:sz="4" w:space="4"/>
+        </w:pBdr>
+        <w:spacing w:after="0" w:before="160"/>
+      </w:pPr>
+      <w:r>
+        <w:rPr>
+          <w:rFonts w:ascii="Arial" w:cs="Arial" w:eastAsia="Arial" w:hAnsi="Arial"/>
+          <w:color w:val="666666"/>
+          <w:sz w:val="14"/>
+          <w:szCs w:val="14"/>
+        </w:rPr>
+        <w:t xml:space="preserve">© 2026 SeaVuria and ARES. Aligned with KICD objectives. Developed by SeaVuria; technical implementation by ARES (with AI assistance from Claude). Licensed under </w:t>
+      </w:r>
+      <w:hyperlink w:history="1" r:id="rIdxmw1y8aikjmouxca5di_w">
+        <w:r>
+          <w:rPr>
+            <w:rFonts w:ascii="Arial" w:cs="Arial" w:eastAsia="Arial" w:hAnsi="Arial"/>
+            <w:color w:val="1F6B75"/>
+            <w:sz w:val="14"/>
+            <w:szCs w:val="14"/>
+            <w:u w:val="single" w:color="1F6B75"/>
+          </w:rPr>
+          <w:t xml:space="preserve">CC BY-NC 4.0</w:t>
+        </w:r>
+      </w:hyperlink>
+      <w:r>
+        <w:rPr>
+          <w:rFonts w:ascii="Arial" w:cs="Arial" w:eastAsia="Arial" w:hAnsi="Arial"/>
+          <w:color w:val="666666"/>
+          <w:sz w:val="14"/>
+          <w:szCs w:val="14"/>
+        </w:rPr>
+        <w:t xml:space="preserve"> (</w:t>
+      </w:r>
+      <w:hyperlink w:history="1" r:id="rIddlzehhy5o3shrj-eawr9c">
+        <w:r>
+          <w:rPr>
+            <w:rFonts w:ascii="Arial" w:cs="Arial" w:eastAsia="Arial" w:hAnsi="Arial"/>
+            <w:color w:val="1F6B75"/>
+            <w:sz w:val="14"/>
+            <w:szCs w:val="14"/>
+            <w:u w:val="single" w:color="1F6B75"/>
+          </w:rPr>
+          <w:t xml:space="preserve">https://creativecommons.org/licenses/by-nc/4.0/</w:t>
+        </w:r>
+      </w:hyperlink>
+      <w:r>
+        <w:rPr>
+          <w:rFonts w:ascii="Arial" w:cs="Arial" w:eastAsia="Arial" w:hAnsi="Arial"/>
+          <w:color w:val="666666"/>
+          <w:sz w:val="14"/>
+          <w:szCs w:val="14"/>
+        </w:rPr>
+        <w:t xml:space="preserve">).</w:t>
+      </w:r>
+    </w:p>
     <w:p>
       <w:r>
         <w:br w:type="page"/>
@@ -11626,7 +11974,7 @@
             <w:pPr>
               <w:spacing w:after="20" w:before="0"/>
             </w:pPr>
-            <w:hyperlink w:history="1" r:id="rId_kcibkqfczco5hlta9sdh">
+            <w:hyperlink w:history="1" r:id="rIdtdsoh727jppk_4rqgyomb">
               <w:r>
                 <w:rPr>
                   <w:rFonts w:ascii="Arial" w:cs="Arial" w:eastAsia="Arial" w:hAnsi="Arial"/>
@@ -11659,7 +12007,7 @@
               <w:spacing w:after="10" w:before="0"/>
               <w:ind w:left="120"/>
             </w:pPr>
-            <w:hyperlink w:history="1" r:id="rIdtw2drmmvjpvkjg2ofz8lp">
+            <w:hyperlink w:history="1" r:id="rIdkxzw58tckvkxvpoew1m1e">
               <w:r>
                 <w:rPr>
                   <w:rFonts w:ascii="Arial" w:cs="Arial" w:eastAsia="Arial" w:hAnsi="Arial"/>
@@ -11704,7 +12052,7 @@
             <w:pPr>
               <w:spacing w:after="20" w:before="0"/>
             </w:pPr>
-            <w:hyperlink w:history="1" r:id="rIdsht_4afz6zfwof2ehbvix">
+            <w:hyperlink w:history="1" r:id="rIdaodykvuu4md-yjmq8iufk">
               <w:r>
                 <w:rPr>
                   <w:rFonts w:ascii="Arial" w:cs="Arial" w:eastAsia="Arial" w:hAnsi="Arial"/>
@@ -11737,7 +12085,7 @@
               <w:spacing w:after="10" w:before="0"/>
               <w:ind w:left="120"/>
             </w:pPr>
-            <w:hyperlink w:history="1" r:id="rIdk_63hde4zn2xbtx3kun8p">
+            <w:hyperlink w:history="1" r:id="rId9-xddvypaceql4itrf4um">
               <w:r>
                 <w:rPr>
                   <w:rFonts w:ascii="Arial" w:cs="Arial" w:eastAsia="Arial" w:hAnsi="Arial"/>
@@ -12065,7 +12413,7 @@
             <w:pPr>
               <w:spacing w:after="20" w:before="0"/>
             </w:pPr>
-            <w:hyperlink w:history="1" r:id="rIdipnoa0j7nqol0vf8fv2wv">
+            <w:hyperlink w:history="1" r:id="rIdqrxqbr0pioodyctobjjss">
               <w:r>
                 <w:rPr>
                   <w:rFonts w:ascii="Arial" w:cs="Arial" w:eastAsia="Arial" w:hAnsi="Arial"/>
@@ -12098,7 +12446,7 @@
               <w:spacing w:after="10" w:before="0"/>
               <w:ind w:left="120"/>
             </w:pPr>
-            <w:hyperlink w:history="1" r:id="rIdcaloaumk0pmb6a0blqzjp">
+            <w:hyperlink w:history="1" r:id="rIdybcqwf04xi-jfljkbnzjz">
               <w:r>
                 <w:rPr>
                   <w:rFonts w:ascii="Arial" w:cs="Arial" w:eastAsia="Arial" w:hAnsi="Arial"/>
@@ -12143,7 +12491,7 @@
             <w:pPr>
               <w:spacing w:after="20" w:before="0"/>
             </w:pPr>
-            <w:hyperlink w:history="1" r:id="rIdnjmnufgb-qvavcn91cf-o">
+            <w:hyperlink w:history="1" r:id="rIduo-znw9_bzv_onhgnsp8s">
               <w:r>
                 <w:rPr>
                   <w:rFonts w:ascii="Arial" w:cs="Arial" w:eastAsia="Arial" w:hAnsi="Arial"/>
@@ -12176,7 +12524,7 @@
               <w:spacing w:after="10" w:before="0"/>
               <w:ind w:left="120"/>
             </w:pPr>
-            <w:hyperlink w:history="1" r:id="rIdxahzglsc875eszbtdvni_">
+            <w:hyperlink w:history="1" r:id="rIdg9qoetf2fut9p3yqqgu7w">
               <w:r>
                 <w:rPr>
                   <w:rFonts w:ascii="Arial" w:cs="Arial" w:eastAsia="Arial" w:hAnsi="Arial"/>
@@ -12641,7 +12989,7 @@
             <w:pPr>
               <w:spacing w:after="20" w:before="0"/>
             </w:pPr>
-            <w:hyperlink w:history="1" r:id="rIdby5cetbr5w6fuipfo9lzw">
+            <w:hyperlink w:history="1" r:id="rIddkv2j9umvglqj7dphumt1">
               <w:r>
                 <w:rPr>
                   <w:rFonts w:ascii="Arial" w:cs="Arial" w:eastAsia="Arial" w:hAnsi="Arial"/>
@@ -12674,7 +13022,7 @@
               <w:spacing w:after="10" w:before="0"/>
               <w:ind w:left="120"/>
             </w:pPr>
-            <w:hyperlink w:history="1" r:id="rIdkekd_vsoedxjerzifdxkc">
+            <w:hyperlink w:history="1" r:id="rIdf-gypnznbkrzp-6zx74pw">
               <w:r>
                 <w:rPr>
                   <w:rFonts w:ascii="Arial" w:cs="Arial" w:eastAsia="Arial" w:hAnsi="Arial"/>
@@ -12719,7 +13067,7 @@
             <w:pPr>
               <w:spacing w:after="20" w:before="0"/>
             </w:pPr>
-            <w:hyperlink w:history="1" r:id="rIdhrp4sa9zlspacgktk5hig">
+            <w:hyperlink w:history="1" r:id="rIdzslnb1iipecxcxcdazt2w">
               <w:r>
                 <w:rPr>
                   <w:rFonts w:ascii="Arial" w:cs="Arial" w:eastAsia="Arial" w:hAnsi="Arial"/>
@@ -12752,7 +13100,7 @@
               <w:spacing w:after="10" w:before="0"/>
               <w:ind w:left="120"/>
             </w:pPr>
-            <w:hyperlink w:history="1" r:id="rId4f9uf0rmnwltrsqptb-za">
+            <w:hyperlink w:history="1" r:id="rIdznditqybxmntx5wxu4-n9">
               <w:r>
                 <w:rPr>
                   <w:rFonts w:ascii="Arial" w:cs="Arial" w:eastAsia="Arial" w:hAnsi="Arial"/>
@@ -13099,7 +13447,7 @@
             <w:pPr>
               <w:spacing w:after="20" w:before="0"/>
             </w:pPr>
-            <w:hyperlink w:history="1" r:id="rIdh7wvm1qtg9frf22jqsbui">
+            <w:hyperlink w:history="1" r:id="rIdmgk-wkq5-1alpaxw-qy7h">
               <w:r>
                 <w:rPr>
                   <w:rFonts w:ascii="Arial" w:cs="Arial" w:eastAsia="Arial" w:hAnsi="Arial"/>
@@ -13132,7 +13480,7 @@
               <w:spacing w:after="10" w:before="0"/>
               <w:ind w:left="120"/>
             </w:pPr>
-            <w:hyperlink w:history="1" r:id="rId0gsqmehk36p6sl2ecenvh">
+            <w:hyperlink w:history="1" r:id="rIdz0qtobkakchx6hoedix3x">
               <w:r>
                 <w:rPr>
                   <w:rFonts w:ascii="Arial" w:cs="Arial" w:eastAsia="Arial" w:hAnsi="Arial"/>
@@ -13177,7 +13525,7 @@
             <w:pPr>
               <w:spacing w:after="20" w:before="0"/>
             </w:pPr>
-            <w:hyperlink w:history="1" r:id="rIdl4onbjqc5ulh4cloaqvs-">
+            <w:hyperlink w:history="1" r:id="rIdmkxj2eitqaq9dszg4_agy">
               <w:r>
                 <w:rPr>
                   <w:rFonts w:ascii="Arial" w:cs="Arial" w:eastAsia="Arial" w:hAnsi="Arial"/>
@@ -13210,7 +13558,7 @@
               <w:spacing w:after="10" w:before="0"/>
               <w:ind w:left="120"/>
             </w:pPr>
-            <w:hyperlink w:history="1" r:id="rId7tvx58qzp1aepckueoyh3">
+            <w:hyperlink w:history="1" r:id="rIduhzhn5vduaqysbzivumeu">
               <w:r>
                 <w:rPr>
                   <w:rFonts w:ascii="Arial" w:cs="Arial" w:eastAsia="Arial" w:hAnsi="Arial"/>
@@ -13541,7 +13889,7 @@
             <w:pPr>
               <w:spacing w:after="20" w:before="0"/>
             </w:pPr>
-            <w:hyperlink w:history="1" r:id="rIdfhuovpwl0ecqmq1jid4xz">
+            <w:hyperlink w:history="1" r:id="rId_yagvgjm42qtaql5vsjbh">
               <w:r>
                 <w:rPr>
                   <w:rFonts w:ascii="Arial" w:cs="Arial" w:eastAsia="Arial" w:hAnsi="Arial"/>
@@ -13574,7 +13922,7 @@
               <w:spacing w:after="10" w:before="0"/>
               <w:ind w:left="120"/>
             </w:pPr>
-            <w:hyperlink w:history="1" r:id="rIdquhilhyq0cqwcwcqjkn9o">
+            <w:hyperlink w:history="1" r:id="rIdrdo29kesr1heswp1wjrgg">
               <w:r>
                 <w:rPr>
                   <w:rFonts w:ascii="Arial" w:cs="Arial" w:eastAsia="Arial" w:hAnsi="Arial"/>
@@ -13619,7 +13967,7 @@
             <w:pPr>
               <w:spacing w:after="20" w:before="0"/>
             </w:pPr>
-            <w:hyperlink w:history="1" r:id="rId7j29s5_dw63pvavlaairh">
+            <w:hyperlink w:history="1" r:id="rIdxhbvwbfyu7r58sjh9hh-t">
               <w:r>
                 <w:rPr>
                   <w:rFonts w:ascii="Arial" w:cs="Arial" w:eastAsia="Arial" w:hAnsi="Arial"/>
@@ -13652,7 +14000,7 @@
               <w:spacing w:after="10" w:before="0"/>
               <w:ind w:left="120"/>
             </w:pPr>
-            <w:hyperlink w:history="1" r:id="rIdats0e8xftq9knzmpcy0lr">
+            <w:hyperlink w:history="1" r:id="rIdeabxl0y9mcuupmdsxvdyj">
               <w:r>
                 <w:rPr>
                   <w:rFonts w:ascii="Arial" w:cs="Arial" w:eastAsia="Arial" w:hAnsi="Arial"/>
@@ -14398,6 +14746,65 @@
         </w:tc>
       </w:tr>
     </w:tbl>
+    <w:p>
+      <w:pPr>
+        <w:pBdr>
+          <w:top w:val="single" w:color="BBBBBB" w:sz="4" w:space="4"/>
+        </w:pBdr>
+        <w:spacing w:after="0" w:before="160"/>
+      </w:pPr>
+      <w:r>
+        <w:rPr>
+          <w:rFonts w:ascii="Arial" w:cs="Arial" w:eastAsia="Arial" w:hAnsi="Arial"/>
+          <w:color w:val="666666"/>
+          <w:sz w:val="14"/>
+          <w:szCs w:val="14"/>
+        </w:rPr>
+        <w:t xml:space="preserve">© 2026 SeaVuria and ARES. Aligned with KICD objectives. Developed by SeaVuria; technical implementation by ARES (with AI assistance from Claude). Licensed under </w:t>
+      </w:r>
+      <w:hyperlink w:history="1" r:id="rIdjqklpbgyh42gpgxup6x3k">
+        <w:r>
+          <w:rPr>
+            <w:rFonts w:ascii="Arial" w:cs="Arial" w:eastAsia="Arial" w:hAnsi="Arial"/>
+            <w:color w:val="1F6B75"/>
+            <w:sz w:val="14"/>
+            <w:szCs w:val="14"/>
+            <w:u w:val="single" w:color="1F6B75"/>
+          </w:rPr>
+          <w:t xml:space="preserve">CC BY-NC 4.0</w:t>
+        </w:r>
+      </w:hyperlink>
+      <w:r>
+        <w:rPr>
+          <w:rFonts w:ascii="Arial" w:cs="Arial" w:eastAsia="Arial" w:hAnsi="Arial"/>
+          <w:color w:val="666666"/>
+          <w:sz w:val="14"/>
+          <w:szCs w:val="14"/>
+        </w:rPr>
+        <w:t xml:space="preserve"> (</w:t>
+      </w:r>
+      <w:hyperlink w:history="1" r:id="rId6ibdvasin138h_o9rours">
+        <w:r>
+          <w:rPr>
+            <w:rFonts w:ascii="Arial" w:cs="Arial" w:eastAsia="Arial" w:hAnsi="Arial"/>
+            <w:color w:val="1F6B75"/>
+            <w:sz w:val="14"/>
+            <w:szCs w:val="14"/>
+            <w:u w:val="single" w:color="1F6B75"/>
+          </w:rPr>
+          <w:t xml:space="preserve">https://creativecommons.org/licenses/by-nc/4.0/</w:t>
+        </w:r>
+      </w:hyperlink>
+      <w:r>
+        <w:rPr>
+          <w:rFonts w:ascii="Arial" w:cs="Arial" w:eastAsia="Arial" w:hAnsi="Arial"/>
+          <w:color w:val="666666"/>
+          <w:sz w:val="14"/>
+          <w:szCs w:val="14"/>
+        </w:rPr>
+        <w:t xml:space="preserve">).</w:t>
+      </w:r>
+    </w:p>
     <w:p>
       <w:r>
         <w:br w:type="page"/>
@@ -15389,7 +15796,7 @@
             <w:pPr>
               <w:spacing w:after="20" w:before="0"/>
             </w:pPr>
-            <w:hyperlink w:history="1" r:id="rId9ft5twjgjeizg9zuuczzs">
+            <w:hyperlink w:history="1" r:id="rIdxu0wbnr1qvpyjeokbjgwg">
               <w:r>
                 <w:rPr>
                   <w:rFonts w:ascii="Arial" w:cs="Arial" w:eastAsia="Arial" w:hAnsi="Arial"/>
@@ -15422,7 +15829,7 @@
               <w:spacing w:after="10" w:before="0"/>
               <w:ind w:left="120"/>
             </w:pPr>
-            <w:hyperlink w:history="1" r:id="rIdabpplq1tdig-lkmw1b1v4">
+            <w:hyperlink w:history="1" r:id="rIdwwzaosttsukzpe19k9bqj">
               <w:r>
                 <w:rPr>
                   <w:rFonts w:ascii="Arial" w:cs="Arial" w:eastAsia="Arial" w:hAnsi="Arial"/>
@@ -15467,7 +15874,7 @@
             <w:pPr>
               <w:spacing w:after="20" w:before="0"/>
             </w:pPr>
-            <w:hyperlink w:history="1" r:id="rIdfusmj-hvabtylrkutylh7">
+            <w:hyperlink w:history="1" r:id="rIdswxc1-kx3l3isc21v_biq">
               <w:r>
                 <w:rPr>
                   <w:rFonts w:ascii="Arial" w:cs="Arial" w:eastAsia="Arial" w:hAnsi="Arial"/>
@@ -15500,7 +15907,7 @@
               <w:spacing w:after="10" w:before="0"/>
               <w:ind w:left="120"/>
             </w:pPr>
-            <w:hyperlink w:history="1" r:id="rIdff5bmymf5xuxmzwpogjm1">
+            <w:hyperlink w:history="1" r:id="rIdbosoib3cpsm7m2e1eoic0">
               <w:r>
                 <w:rPr>
                   <w:rFonts w:ascii="Arial" w:cs="Arial" w:eastAsia="Arial" w:hAnsi="Arial"/>
@@ -15695,7 +16102,7 @@
             <w:pPr>
               <w:spacing w:after="20" w:before="0"/>
             </w:pPr>
-            <w:hyperlink w:history="1" r:id="rIdrdabs_vke4yv_7hmocheu">
+            <w:hyperlink w:history="1" r:id="rIdumsi0ydafqnwqqp86gpub">
               <w:r>
                 <w:rPr>
                   <w:rFonts w:ascii="Arial" w:cs="Arial" w:eastAsia="Arial" w:hAnsi="Arial"/>
@@ -15728,7 +16135,7 @@
               <w:spacing w:after="10" w:before="0"/>
               <w:ind w:left="120"/>
             </w:pPr>
-            <w:hyperlink w:history="1" r:id="rIdvgob9ex_83m0hbuctjpnq">
+            <w:hyperlink w:history="1" r:id="rIdtfed0fkfsya6v89sr7_ra">
               <w:r>
                 <w:rPr>
                   <w:rFonts w:ascii="Arial" w:cs="Arial" w:eastAsia="Arial" w:hAnsi="Arial"/>
@@ -15773,7 +16180,7 @@
             <w:pPr>
               <w:spacing w:after="20" w:before="0"/>
             </w:pPr>
-            <w:hyperlink w:history="1" r:id="rIdxwc6uz11bswq3bxsnlg5k">
+            <w:hyperlink w:history="1" r:id="rIdeftuyveko_5jbzrkncy6m">
               <w:r>
                 <w:rPr>
                   <w:rFonts w:ascii="Arial" w:cs="Arial" w:eastAsia="Arial" w:hAnsi="Arial"/>
@@ -15806,7 +16213,7 @@
               <w:spacing w:after="10" w:before="0"/>
               <w:ind w:left="120"/>
             </w:pPr>
-            <w:hyperlink w:history="1" r:id="rIdybqaubuagvbrags-zzcez">
+            <w:hyperlink w:history="1" r:id="rIdz4fbothn0wedk_rlcrd-8">
               <w:r>
                 <w:rPr>
                   <w:rFonts w:ascii="Arial" w:cs="Arial" w:eastAsia="Arial" w:hAnsi="Arial"/>
@@ -16001,7 +16408,7 @@
             <w:pPr>
               <w:spacing w:after="20" w:before="0"/>
             </w:pPr>
-            <w:hyperlink w:history="1" r:id="rIdwe_nwzxrfil78trgcdlzj">
+            <w:hyperlink w:history="1" r:id="rIduk3qyzlvrliounwlhawa5">
               <w:r>
                 <w:rPr>
                   <w:rFonts w:ascii="Arial" w:cs="Arial" w:eastAsia="Arial" w:hAnsi="Arial"/>
@@ -16034,7 +16441,7 @@
               <w:spacing w:after="10" w:before="0"/>
               <w:ind w:left="120"/>
             </w:pPr>
-            <w:hyperlink w:history="1" r:id="rIdp9wgiujmgd1eiua8tzkd5">
+            <w:hyperlink w:history="1" r:id="rId00jtzuommvw9br3t5ee4j">
               <w:r>
                 <w:rPr>
                   <w:rFonts w:ascii="Arial" w:cs="Arial" w:eastAsia="Arial" w:hAnsi="Arial"/>
@@ -16079,7 +16486,7 @@
             <w:pPr>
               <w:spacing w:after="20" w:before="0"/>
             </w:pPr>
-            <w:hyperlink w:history="1" r:id="rIdw3xoi1isrrdrlsiyywqtn">
+            <w:hyperlink w:history="1" r:id="rIdzpr217lamuefratf9zswf">
               <w:r>
                 <w:rPr>
                   <w:rFonts w:ascii="Arial" w:cs="Arial" w:eastAsia="Arial" w:hAnsi="Arial"/>
@@ -16112,7 +16519,7 @@
               <w:spacing w:after="10" w:before="0"/>
               <w:ind w:left="120"/>
             </w:pPr>
-            <w:hyperlink w:history="1" r:id="rIdskj25upx2xv9cvsqrvv9c">
+            <w:hyperlink w:history="1" r:id="rIdvtuaubbbqsc2gl3zb8xuu">
               <w:r>
                 <w:rPr>
                   <w:rFonts w:ascii="Arial" w:cs="Arial" w:eastAsia="Arial" w:hAnsi="Arial"/>
@@ -16307,7 +16714,7 @@
             <w:pPr>
               <w:spacing w:after="20" w:before="0"/>
             </w:pPr>
-            <w:hyperlink w:history="1" r:id="rIdwhmkrkegejj80ygkgh2hu">
+            <w:hyperlink w:history="1" r:id="rIdqdmzefyykcievwevzwaty">
               <w:r>
                 <w:rPr>
                   <w:rFonts w:ascii="Arial" w:cs="Arial" w:eastAsia="Arial" w:hAnsi="Arial"/>
@@ -16340,7 +16747,7 @@
               <w:spacing w:after="10" w:before="0"/>
               <w:ind w:left="120"/>
             </w:pPr>
-            <w:hyperlink w:history="1" r:id="rId6qvffbs_vrg7aztliemcr">
+            <w:hyperlink w:history="1" r:id="rId0b2qsss5qmrf6wxdt1o9y">
               <w:r>
                 <w:rPr>
                   <w:rFonts w:ascii="Arial" w:cs="Arial" w:eastAsia="Arial" w:hAnsi="Arial"/>
@@ -16385,7 +16792,7 @@
             <w:pPr>
               <w:spacing w:after="20" w:before="0"/>
             </w:pPr>
-            <w:hyperlink w:history="1" r:id="rIdnz-j3vbti7z6r71btvicb">
+            <w:hyperlink w:history="1" r:id="rIdha7aacsedgf25oavjofut">
               <w:r>
                 <w:rPr>
                   <w:rFonts w:ascii="Arial" w:cs="Arial" w:eastAsia="Arial" w:hAnsi="Arial"/>
@@ -16418,7 +16825,7 @@
               <w:spacing w:after="10" w:before="0"/>
               <w:ind w:left="120"/>
             </w:pPr>
-            <w:hyperlink w:history="1" r:id="rIdg6t9d1_mo2mt61s0xy5yr">
+            <w:hyperlink w:history="1" r:id="rIdzkddyg1sbon9lkcnj_pgy">
               <w:r>
                 <w:rPr>
                   <w:rFonts w:ascii="Arial" w:cs="Arial" w:eastAsia="Arial" w:hAnsi="Arial"/>
@@ -16613,7 +17020,7 @@
             <w:pPr>
               <w:spacing w:after="20" w:before="0"/>
             </w:pPr>
-            <w:hyperlink w:history="1" r:id="rIdbudbp7kiikbq0yfnuj_ou">
+            <w:hyperlink w:history="1" r:id="rIdhnccd9nrvrzstsa6riorz">
               <w:r>
                 <w:rPr>
                   <w:rFonts w:ascii="Arial" w:cs="Arial" w:eastAsia="Arial" w:hAnsi="Arial"/>
@@ -16646,7 +17053,7 @@
               <w:spacing w:after="10" w:before="0"/>
               <w:ind w:left="120"/>
             </w:pPr>
-            <w:hyperlink w:history="1" r:id="rId2vzlnbhjydj03enseabrb">
+            <w:hyperlink w:history="1" r:id="rId99naodzdwwzy81q3bzlri">
               <w:r>
                 <w:rPr>
                   <w:rFonts w:ascii="Arial" w:cs="Arial" w:eastAsia="Arial" w:hAnsi="Arial"/>
@@ -16691,7 +17098,7 @@
             <w:pPr>
               <w:spacing w:after="20" w:before="0"/>
             </w:pPr>
-            <w:hyperlink w:history="1" r:id="rIdmz-umati-e3d7lusb6b1h">
+            <w:hyperlink w:history="1" r:id="rId8s62ndlmfshytjufoyuwl">
               <w:r>
                 <w:rPr>
                   <w:rFonts w:ascii="Arial" w:cs="Arial" w:eastAsia="Arial" w:hAnsi="Arial"/>
@@ -16724,7 +17131,7 @@
               <w:spacing w:after="10" w:before="0"/>
               <w:ind w:left="120"/>
             </w:pPr>
-            <w:hyperlink w:history="1" r:id="rIdwazgyp4_-atvtlg7yip9z">
+            <w:hyperlink w:history="1" r:id="rIduqitwhko-sydouakepbcf">
               <w:r>
                 <w:rPr>
                   <w:rFonts w:ascii="Arial" w:cs="Arial" w:eastAsia="Arial" w:hAnsi="Arial"/>
@@ -17220,6 +17627,65 @@
         </w:tc>
       </w:tr>
     </w:tbl>
+    <w:p>
+      <w:pPr>
+        <w:pBdr>
+          <w:top w:val="single" w:color="BBBBBB" w:sz="4" w:space="4"/>
+        </w:pBdr>
+        <w:spacing w:after="0" w:before="160"/>
+      </w:pPr>
+      <w:r>
+        <w:rPr>
+          <w:rFonts w:ascii="Arial" w:cs="Arial" w:eastAsia="Arial" w:hAnsi="Arial"/>
+          <w:color w:val="666666"/>
+          <w:sz w:val="14"/>
+          <w:szCs w:val="14"/>
+        </w:rPr>
+        <w:t xml:space="preserve">© 2026 SeaVuria and ARES. Aligned with KICD objectives. Developed by SeaVuria; technical implementation by ARES (with AI assistance from Claude). Licensed under </w:t>
+      </w:r>
+      <w:hyperlink w:history="1" r:id="rId6f8ypx0tr8doc1mem81ol">
+        <w:r>
+          <w:rPr>
+            <w:rFonts w:ascii="Arial" w:cs="Arial" w:eastAsia="Arial" w:hAnsi="Arial"/>
+            <w:color w:val="1F6B75"/>
+            <w:sz w:val="14"/>
+            <w:szCs w:val="14"/>
+            <w:u w:val="single" w:color="1F6B75"/>
+          </w:rPr>
+          <w:t xml:space="preserve">CC BY-NC 4.0</w:t>
+        </w:r>
+      </w:hyperlink>
+      <w:r>
+        <w:rPr>
+          <w:rFonts w:ascii="Arial" w:cs="Arial" w:eastAsia="Arial" w:hAnsi="Arial"/>
+          <w:color w:val="666666"/>
+          <w:sz w:val="14"/>
+          <w:szCs w:val="14"/>
+        </w:rPr>
+        <w:t xml:space="preserve"> (</w:t>
+      </w:r>
+      <w:hyperlink w:history="1" r:id="rIdbct2d6czwqxbqjdp7wjba">
+        <w:r>
+          <w:rPr>
+            <w:rFonts w:ascii="Arial" w:cs="Arial" w:eastAsia="Arial" w:hAnsi="Arial"/>
+            <w:color w:val="1F6B75"/>
+            <w:sz w:val="14"/>
+            <w:szCs w:val="14"/>
+            <w:u w:val="single" w:color="1F6B75"/>
+          </w:rPr>
+          <w:t xml:space="preserve">https://creativecommons.org/licenses/by-nc/4.0/</w:t>
+        </w:r>
+      </w:hyperlink>
+      <w:r>
+        <w:rPr>
+          <w:rFonts w:ascii="Arial" w:cs="Arial" w:eastAsia="Arial" w:hAnsi="Arial"/>
+          <w:color w:val="666666"/>
+          <w:sz w:val="14"/>
+          <w:szCs w:val="14"/>
+        </w:rPr>
+        <w:t xml:space="preserve">).</w:t>
+      </w:r>
+    </w:p>
     <w:p>
       <w:r>
         <w:br w:type="page"/>
@@ -18211,7 +18677,7 @@
             <w:pPr>
               <w:spacing w:after="20" w:before="0"/>
             </w:pPr>
-            <w:hyperlink w:history="1" r:id="rIdqv9cudfm-qd2bhotsr3bz">
+            <w:hyperlink w:history="1" r:id="rId8t7qg5rwdhdrrif2vnbuo">
               <w:r>
                 <w:rPr>
                   <w:rFonts w:ascii="Arial" w:cs="Arial" w:eastAsia="Arial" w:hAnsi="Arial"/>
@@ -18244,7 +18710,7 @@
               <w:spacing w:after="10" w:before="0"/>
               <w:ind w:left="120"/>
             </w:pPr>
-            <w:hyperlink w:history="1" r:id="rIdwfhqi7vm3wbeil7vthst0">
+            <w:hyperlink w:history="1" r:id="rIdaz1tkvx0odqttec06ec5s">
               <w:r>
                 <w:rPr>
                   <w:rFonts w:ascii="Arial" w:cs="Arial" w:eastAsia="Arial" w:hAnsi="Arial"/>
@@ -18289,7 +18755,7 @@
             <w:pPr>
               <w:spacing w:after="20" w:before="0"/>
             </w:pPr>
-            <w:hyperlink w:history="1" r:id="rId13z0zdmz6tienstrpz6k_">
+            <w:hyperlink w:history="1" r:id="rIdtxxlf2r_pblnhy4yihx3y">
               <w:r>
                 <w:rPr>
                   <w:rFonts w:ascii="Arial" w:cs="Arial" w:eastAsia="Arial" w:hAnsi="Arial"/>
@@ -18322,7 +18788,7 @@
               <w:spacing w:after="10" w:before="0"/>
               <w:ind w:left="120"/>
             </w:pPr>
-            <w:hyperlink w:history="1" r:id="rId_aal4tpgmrxsu6u0a8jmd">
+            <w:hyperlink w:history="1" r:id="rIdtva89ygecdtkjalbtgdsn">
               <w:r>
                 <w:rPr>
                   <w:rFonts w:ascii="Arial" w:cs="Arial" w:eastAsia="Arial" w:hAnsi="Arial"/>
@@ -18517,7 +18983,7 @@
             <w:pPr>
               <w:spacing w:after="20" w:before="0"/>
             </w:pPr>
-            <w:hyperlink w:history="1" r:id="rIdwpcvxb5b4eof-hcoenwao">
+            <w:hyperlink w:history="1" r:id="rIdlykmi5oa-yu00fi-0ru-_">
               <w:r>
                 <w:rPr>
                   <w:rFonts w:ascii="Arial" w:cs="Arial" w:eastAsia="Arial" w:hAnsi="Arial"/>
@@ -18550,7 +19016,7 @@
               <w:spacing w:after="10" w:before="0"/>
               <w:ind w:left="120"/>
             </w:pPr>
-            <w:hyperlink w:history="1" r:id="rIdvgep8uvkmio1xlp5-l5lb">
+            <w:hyperlink w:history="1" r:id="rIduxa07bouj3bvait2lpruo">
               <w:r>
                 <w:rPr>
                   <w:rFonts w:ascii="Arial" w:cs="Arial" w:eastAsia="Arial" w:hAnsi="Arial"/>
@@ -18595,7 +19061,7 @@
             <w:pPr>
               <w:spacing w:after="20" w:before="0"/>
             </w:pPr>
-            <w:hyperlink w:history="1" r:id="rId_4mminbzeyyizlq2prkdi">
+            <w:hyperlink w:history="1" r:id="rIdlftsoliwnxxbx_gkz_k0z">
               <w:r>
                 <w:rPr>
                   <w:rFonts w:ascii="Arial" w:cs="Arial" w:eastAsia="Arial" w:hAnsi="Arial"/>
@@ -18628,7 +19094,7 @@
               <w:spacing w:after="10" w:before="0"/>
               <w:ind w:left="120"/>
             </w:pPr>
-            <w:hyperlink w:history="1" r:id="rIdltzbivx2ueevde54p0ujd">
+            <w:hyperlink w:history="1" r:id="rId8x2q9kjd-c7venvzo2dh3">
               <w:r>
                 <w:rPr>
                   <w:rFonts w:ascii="Arial" w:cs="Arial" w:eastAsia="Arial" w:hAnsi="Arial"/>
@@ -18823,7 +19289,7 @@
             <w:pPr>
               <w:spacing w:after="20" w:before="0"/>
             </w:pPr>
-            <w:hyperlink w:history="1" r:id="rIdcv-52hfiajitkg7ggchbl">
+            <w:hyperlink w:history="1" r:id="rIdggilsdgn1kgl0q7qtqclo">
               <w:r>
                 <w:rPr>
                   <w:rFonts w:ascii="Arial" w:cs="Arial" w:eastAsia="Arial" w:hAnsi="Arial"/>
@@ -18856,7 +19322,7 @@
               <w:spacing w:after="10" w:before="0"/>
               <w:ind w:left="120"/>
             </w:pPr>
-            <w:hyperlink w:history="1" r:id="rIdeyw-f-gfkheoptnis-fle">
+            <w:hyperlink w:history="1" r:id="rIdgc-mbyp-bwg5plrzfacsm">
               <w:r>
                 <w:rPr>
                   <w:rFonts w:ascii="Arial" w:cs="Arial" w:eastAsia="Arial" w:hAnsi="Arial"/>
@@ -18901,7 +19367,7 @@
             <w:pPr>
               <w:spacing w:after="20" w:before="0"/>
             </w:pPr>
-            <w:hyperlink w:history="1" r:id="rIdr7h2eyrdecnxzewqggki3">
+            <w:hyperlink w:history="1" r:id="rIdbgzlrw7oywiodyr0wjek1">
               <w:r>
                 <w:rPr>
                   <w:rFonts w:ascii="Arial" w:cs="Arial" w:eastAsia="Arial" w:hAnsi="Arial"/>
@@ -18934,7 +19400,7 @@
               <w:spacing w:after="10" w:before="0"/>
               <w:ind w:left="120"/>
             </w:pPr>
-            <w:hyperlink w:history="1" r:id="rIdo7vq3olovjwfps41txjf_">
+            <w:hyperlink w:history="1" r:id="rId0_ostcjgagxplkoqavwgc">
               <w:r>
                 <w:rPr>
                   <w:rFonts w:ascii="Arial" w:cs="Arial" w:eastAsia="Arial" w:hAnsi="Arial"/>
@@ -19129,7 +19595,7 @@
             <w:pPr>
               <w:spacing w:after="20" w:before="0"/>
             </w:pPr>
-            <w:hyperlink w:history="1" r:id="rIdspf0zvob99qfh9bkoiwl1">
+            <w:hyperlink w:history="1" r:id="rIdozi_zra5-0fnwtek1o3rp">
               <w:r>
                 <w:rPr>
                   <w:rFonts w:ascii="Arial" w:cs="Arial" w:eastAsia="Arial" w:hAnsi="Arial"/>
@@ -19162,7 +19628,7 @@
               <w:spacing w:after="10" w:before="0"/>
               <w:ind w:left="120"/>
             </w:pPr>
-            <w:hyperlink w:history="1" r:id="rIdiidd6agxzfequ-bs_mopw">
+            <w:hyperlink w:history="1" r:id="rIdcsfec6hgc1zh-sfq3lzgz">
               <w:r>
                 <w:rPr>
                   <w:rFonts w:ascii="Arial" w:cs="Arial" w:eastAsia="Arial" w:hAnsi="Arial"/>
@@ -19207,7 +19673,7 @@
             <w:pPr>
               <w:spacing w:after="20" w:before="0"/>
             </w:pPr>
-            <w:hyperlink w:history="1" r:id="rId6p41naybsvcdildttum1-">
+            <w:hyperlink w:history="1" r:id="rIdelxm42igmjegqa1aut76a">
               <w:r>
                 <w:rPr>
                   <w:rFonts w:ascii="Arial" w:cs="Arial" w:eastAsia="Arial" w:hAnsi="Arial"/>
@@ -19240,7 +19706,7 @@
               <w:spacing w:after="10" w:before="0"/>
               <w:ind w:left="120"/>
             </w:pPr>
-            <w:hyperlink w:history="1" r:id="rIdtr_tetadokhg3v6g1ia2v">
+            <w:hyperlink w:history="1" r:id="rIdx5soel7yjmfm93q6yyz1y">
               <w:r>
                 <w:rPr>
                   <w:rFonts w:ascii="Arial" w:cs="Arial" w:eastAsia="Arial" w:hAnsi="Arial"/>
@@ -19435,7 +19901,7 @@
             <w:pPr>
               <w:spacing w:after="20" w:before="0"/>
             </w:pPr>
-            <w:hyperlink w:history="1" r:id="rIddj_qz5cnd5t9f9vuyysnz">
+            <w:hyperlink w:history="1" r:id="rIdymctrpkvifem1hcqwctax">
               <w:r>
                 <w:rPr>
                   <w:rFonts w:ascii="Arial" w:cs="Arial" w:eastAsia="Arial" w:hAnsi="Arial"/>
@@ -19468,7 +19934,7 @@
               <w:spacing w:after="10" w:before="0"/>
               <w:ind w:left="120"/>
             </w:pPr>
-            <w:hyperlink w:history="1" r:id="rIdg9ptqt9d0ubnd9ckwrzzx">
+            <w:hyperlink w:history="1" r:id="rIdtcpnrd8_aoaznrms-bgfj">
               <w:r>
                 <w:rPr>
                   <w:rFonts w:ascii="Arial" w:cs="Arial" w:eastAsia="Arial" w:hAnsi="Arial"/>
@@ -19513,7 +19979,7 @@
             <w:pPr>
               <w:spacing w:after="20" w:before="0"/>
             </w:pPr>
-            <w:hyperlink w:history="1" r:id="rIdfbi7ptsufowein08rwtmi">
+            <w:hyperlink w:history="1" r:id="rIdhlvsfx_evj7nolhih4dt6">
               <w:r>
                 <w:rPr>
                   <w:rFonts w:ascii="Arial" w:cs="Arial" w:eastAsia="Arial" w:hAnsi="Arial"/>
@@ -19546,7 +20012,7 @@
               <w:spacing w:after="10" w:before="0"/>
               <w:ind w:left="120"/>
             </w:pPr>
-            <w:hyperlink w:history="1" r:id="rIddf7m8eoccqvrfp-gfpce0">
+            <w:hyperlink w:history="1" r:id="rIdajnz9yr_mic5ncmmunlmt">
               <w:r>
                 <w:rPr>
                   <w:rFonts w:ascii="Arial" w:cs="Arial" w:eastAsia="Arial" w:hAnsi="Arial"/>
@@ -20042,6 +20508,65 @@
         </w:tc>
       </w:tr>
     </w:tbl>
+    <w:p>
+      <w:pPr>
+        <w:pBdr>
+          <w:top w:val="single" w:color="BBBBBB" w:sz="4" w:space="4"/>
+        </w:pBdr>
+        <w:spacing w:after="0" w:before="160"/>
+      </w:pPr>
+      <w:r>
+        <w:rPr>
+          <w:rFonts w:ascii="Arial" w:cs="Arial" w:eastAsia="Arial" w:hAnsi="Arial"/>
+          <w:color w:val="666666"/>
+          <w:sz w:val="14"/>
+          <w:szCs w:val="14"/>
+        </w:rPr>
+        <w:t xml:space="preserve">© 2026 SeaVuria and ARES. Aligned with KICD objectives. Developed by SeaVuria; technical implementation by ARES (with AI assistance from Claude). Licensed under </w:t>
+      </w:r>
+      <w:hyperlink w:history="1" r:id="rIdpemrwszvvd-kgwekk5rke">
+        <w:r>
+          <w:rPr>
+            <w:rFonts w:ascii="Arial" w:cs="Arial" w:eastAsia="Arial" w:hAnsi="Arial"/>
+            <w:color w:val="1F6B75"/>
+            <w:sz w:val="14"/>
+            <w:szCs w:val="14"/>
+            <w:u w:val="single" w:color="1F6B75"/>
+          </w:rPr>
+          <w:t xml:space="preserve">CC BY-NC 4.0</w:t>
+        </w:r>
+      </w:hyperlink>
+      <w:r>
+        <w:rPr>
+          <w:rFonts w:ascii="Arial" w:cs="Arial" w:eastAsia="Arial" w:hAnsi="Arial"/>
+          <w:color w:val="666666"/>
+          <w:sz w:val="14"/>
+          <w:szCs w:val="14"/>
+        </w:rPr>
+        <w:t xml:space="preserve"> (</w:t>
+      </w:r>
+      <w:hyperlink w:history="1" r:id="rId7uuny_o7j2rcib1rc4ltb">
+        <w:r>
+          <w:rPr>
+            <w:rFonts w:ascii="Arial" w:cs="Arial" w:eastAsia="Arial" w:hAnsi="Arial"/>
+            <w:color w:val="1F6B75"/>
+            <w:sz w:val="14"/>
+            <w:szCs w:val="14"/>
+            <w:u w:val="single" w:color="1F6B75"/>
+          </w:rPr>
+          <w:t xml:space="preserve">https://creativecommons.org/licenses/by-nc/4.0/</w:t>
+        </w:r>
+      </w:hyperlink>
+      <w:r>
+        <w:rPr>
+          <w:rFonts w:ascii="Arial" w:cs="Arial" w:eastAsia="Arial" w:hAnsi="Arial"/>
+          <w:color w:val="666666"/>
+          <w:sz w:val="14"/>
+          <w:szCs w:val="14"/>
+        </w:rPr>
+        <w:t xml:space="preserve">).</w:t>
+      </w:r>
+    </w:p>
     <w:p>
       <w:r>
         <w:br w:type="page"/>
@@ -21033,7 +21558,7 @@
             <w:pPr>
               <w:spacing w:after="20" w:before="0"/>
             </w:pPr>
-            <w:hyperlink w:history="1" r:id="rIdbhzxkurf509ct8wp9zi9y">
+            <w:hyperlink w:history="1" r:id="rIddcjp7xvlxzjaoa51zobj3">
               <w:r>
                 <w:rPr>
                   <w:rFonts w:ascii="Arial" w:cs="Arial" w:eastAsia="Arial" w:hAnsi="Arial"/>
@@ -21066,7 +21591,7 @@
               <w:spacing w:after="10" w:before="0"/>
               <w:ind w:left="120"/>
             </w:pPr>
-            <w:hyperlink w:history="1" r:id="rIdgs72p1okymhbh909zcvmw">
+            <w:hyperlink w:history="1" r:id="rIdal2cph05swpxbdylw0u7i">
               <w:r>
                 <w:rPr>
                   <w:rFonts w:ascii="Arial" w:cs="Arial" w:eastAsia="Arial" w:hAnsi="Arial"/>
@@ -21111,7 +21636,7 @@
             <w:pPr>
               <w:spacing w:after="20" w:before="0"/>
             </w:pPr>
-            <w:hyperlink w:history="1" r:id="rId0iwwha566eiv4-wetmiyq">
+            <w:hyperlink w:history="1" r:id="rIdnkagpjp6bq9yzcgtzh3al">
               <w:r>
                 <w:rPr>
                   <w:rFonts w:ascii="Arial" w:cs="Arial" w:eastAsia="Arial" w:hAnsi="Arial"/>
@@ -21144,7 +21669,7 @@
               <w:spacing w:after="10" w:before="0"/>
               <w:ind w:left="120"/>
             </w:pPr>
-            <w:hyperlink w:history="1" r:id="rIdsy7ul7c7a8uzhkmrhgvlp">
+            <w:hyperlink w:history="1" r:id="rIdbeoj3pqez8voznb3t1v56">
               <w:r>
                 <w:rPr>
                   <w:rFonts w:ascii="Arial" w:cs="Arial" w:eastAsia="Arial" w:hAnsi="Arial"/>
@@ -21339,7 +21864,7 @@
             <w:pPr>
               <w:spacing w:after="20" w:before="0"/>
             </w:pPr>
-            <w:hyperlink w:history="1" r:id="rIdgjutv9ftojglls9iqc0pk">
+            <w:hyperlink w:history="1" r:id="rIdogzumaqdj2ffhmzfgkxdr">
               <w:r>
                 <w:rPr>
                   <w:rFonts w:ascii="Arial" w:cs="Arial" w:eastAsia="Arial" w:hAnsi="Arial"/>
@@ -21372,7 +21897,7 @@
               <w:spacing w:after="10" w:before="0"/>
               <w:ind w:left="120"/>
             </w:pPr>
-            <w:hyperlink w:history="1" r:id="rId25dv5kmpr93ogagoymwdj">
+            <w:hyperlink w:history="1" r:id="rIdmwflqsc_kqcnabrrt6z55">
               <w:r>
                 <w:rPr>
                   <w:rFonts w:ascii="Arial" w:cs="Arial" w:eastAsia="Arial" w:hAnsi="Arial"/>
@@ -21417,7 +21942,7 @@
             <w:pPr>
               <w:spacing w:after="20" w:before="0"/>
             </w:pPr>
-            <w:hyperlink w:history="1" r:id="rIdxohrdsahewghsbglq7ngx">
+            <w:hyperlink w:history="1" r:id="rId1dnqi3_qbanajcn_eqel7">
               <w:r>
                 <w:rPr>
                   <w:rFonts w:ascii="Arial" w:cs="Arial" w:eastAsia="Arial" w:hAnsi="Arial"/>
@@ -21450,7 +21975,7 @@
               <w:spacing w:after="10" w:before="0"/>
               <w:ind w:left="120"/>
             </w:pPr>
-            <w:hyperlink w:history="1" r:id="rIdrx8jdtbtz9v5vkhttdklv">
+            <w:hyperlink w:history="1" r:id="rIdl10fq5-rvupdi1bqqwoqc">
               <w:r>
                 <w:rPr>
                   <w:rFonts w:ascii="Arial" w:cs="Arial" w:eastAsia="Arial" w:hAnsi="Arial"/>
@@ -21645,7 +22170,7 @@
             <w:pPr>
               <w:spacing w:after="20" w:before="0"/>
             </w:pPr>
-            <w:hyperlink w:history="1" r:id="rId5334e6l8s9t8dsj13rsod">
+            <w:hyperlink w:history="1" r:id="rId4kxll7mrlq594dl-f-wqh">
               <w:r>
                 <w:rPr>
                   <w:rFonts w:ascii="Arial" w:cs="Arial" w:eastAsia="Arial" w:hAnsi="Arial"/>
@@ -21678,7 +22203,7 @@
               <w:spacing w:after="10" w:before="0"/>
               <w:ind w:left="120"/>
             </w:pPr>
-            <w:hyperlink w:history="1" r:id="rIdbnvibkyledxqvjtyfkzu0">
+            <w:hyperlink w:history="1" r:id="rId-h0x-mp4lrbb6-m3ih_4a">
               <w:r>
                 <w:rPr>
                   <w:rFonts w:ascii="Arial" w:cs="Arial" w:eastAsia="Arial" w:hAnsi="Arial"/>
@@ -21723,7 +22248,7 @@
             <w:pPr>
               <w:spacing w:after="20" w:before="0"/>
             </w:pPr>
-            <w:hyperlink w:history="1" r:id="rIdob-34veqowdsigj680kjm">
+            <w:hyperlink w:history="1" r:id="rIduzamey37oybvlgtswc9nm">
               <w:r>
                 <w:rPr>
                   <w:rFonts w:ascii="Arial" w:cs="Arial" w:eastAsia="Arial" w:hAnsi="Arial"/>
@@ -21756,7 +22281,7 @@
               <w:spacing w:after="10" w:before="0"/>
               <w:ind w:left="120"/>
             </w:pPr>
-            <w:hyperlink w:history="1" r:id="rIdqvd5ra6ovy9eg3divqmbr">
+            <w:hyperlink w:history="1" r:id="rId3ncfgkt0fy67hyounhzxk">
               <w:r>
                 <w:rPr>
                   <w:rFonts w:ascii="Arial" w:cs="Arial" w:eastAsia="Arial" w:hAnsi="Arial"/>
@@ -21951,7 +22476,7 @@
             <w:pPr>
               <w:spacing w:after="20" w:before="0"/>
             </w:pPr>
-            <w:hyperlink w:history="1" r:id="rIdkvtehmddt6hlyvnuzwkdr">
+            <w:hyperlink w:history="1" r:id="rIdgbuhdp0cijzyqxitgeow0">
               <w:r>
                 <w:rPr>
                   <w:rFonts w:ascii="Arial" w:cs="Arial" w:eastAsia="Arial" w:hAnsi="Arial"/>
@@ -21984,7 +22509,7 @@
               <w:spacing w:after="10" w:before="0"/>
               <w:ind w:left="120"/>
             </w:pPr>
-            <w:hyperlink w:history="1" r:id="rId3konmve3dsncwupfacdzi">
+            <w:hyperlink w:history="1" r:id="rIdwx2jjhl81smbtcpxhspne">
               <w:r>
                 <w:rPr>
                   <w:rFonts w:ascii="Arial" w:cs="Arial" w:eastAsia="Arial" w:hAnsi="Arial"/>
@@ -22029,7 +22554,7 @@
             <w:pPr>
               <w:spacing w:after="20" w:before="0"/>
             </w:pPr>
-            <w:hyperlink w:history="1" r:id="rId-ajulxc9j7stclpxki_bo">
+            <w:hyperlink w:history="1" r:id="rIdamzwblvfttoxqagxmmfpa">
               <w:r>
                 <w:rPr>
                   <w:rFonts w:ascii="Arial" w:cs="Arial" w:eastAsia="Arial" w:hAnsi="Arial"/>
@@ -22062,7 +22587,7 @@
               <w:spacing w:after="10" w:before="0"/>
               <w:ind w:left="120"/>
             </w:pPr>
-            <w:hyperlink w:history="1" r:id="rIdw7j5uuokqfb1dzi_3klvf">
+            <w:hyperlink w:history="1" r:id="rIdh57nyyipfzhoprdrerzbg">
               <w:r>
                 <w:rPr>
                   <w:rFonts w:ascii="Arial" w:cs="Arial" w:eastAsia="Arial" w:hAnsi="Arial"/>
@@ -22257,7 +22782,7 @@
             <w:pPr>
               <w:spacing w:after="20" w:before="0"/>
             </w:pPr>
-            <w:hyperlink w:history="1" r:id="rId1t4ny1j-v4eubzsbgzpiu">
+            <w:hyperlink w:history="1" r:id="rIdlc5dyoamzecjd_h_ahno9">
               <w:r>
                 <w:rPr>
                   <w:rFonts w:ascii="Arial" w:cs="Arial" w:eastAsia="Arial" w:hAnsi="Arial"/>
@@ -22290,7 +22815,7 @@
               <w:spacing w:after="10" w:before="0"/>
               <w:ind w:left="120"/>
             </w:pPr>
-            <w:hyperlink w:history="1" r:id="rIdmmlncprh2uiugnnaxamll">
+            <w:hyperlink w:history="1" r:id="rIdlmdfvn98uuh78ohtpije8">
               <w:r>
                 <w:rPr>
                   <w:rFonts w:ascii="Arial" w:cs="Arial" w:eastAsia="Arial" w:hAnsi="Arial"/>
@@ -22335,7 +22860,7 @@
             <w:pPr>
               <w:spacing w:after="20" w:before="0"/>
             </w:pPr>
-            <w:hyperlink w:history="1" r:id="rIdbhffvfcdwot2ygymlfg3m">
+            <w:hyperlink w:history="1" r:id="rIdoeabis12iffry4bbiu9ku">
               <w:r>
                 <w:rPr>
                   <w:rFonts w:ascii="Arial" w:cs="Arial" w:eastAsia="Arial" w:hAnsi="Arial"/>
@@ -22368,7 +22893,7 @@
               <w:spacing w:after="10" w:before="0"/>
               <w:ind w:left="120"/>
             </w:pPr>
-            <w:hyperlink w:history="1" r:id="rIdrdl1d2ay1dj5kjrt2qaom">
+            <w:hyperlink w:history="1" r:id="rIdkatzps6r_bxnz3c0-8fqr">
               <w:r>
                 <w:rPr>
                   <w:rFonts w:ascii="Arial" w:cs="Arial" w:eastAsia="Arial" w:hAnsi="Arial"/>
@@ -22864,6 +23389,65 @@
         </w:tc>
       </w:tr>
     </w:tbl>
+    <w:p>
+      <w:pPr>
+        <w:pBdr>
+          <w:top w:val="single" w:color="BBBBBB" w:sz="4" w:space="4"/>
+        </w:pBdr>
+        <w:spacing w:after="0" w:before="160"/>
+      </w:pPr>
+      <w:r>
+        <w:rPr>
+          <w:rFonts w:ascii="Arial" w:cs="Arial" w:eastAsia="Arial" w:hAnsi="Arial"/>
+          <w:color w:val="666666"/>
+          <w:sz w:val="14"/>
+          <w:szCs w:val="14"/>
+        </w:rPr>
+        <w:t xml:space="preserve">© 2026 SeaVuria and ARES. Aligned with KICD objectives. Developed by SeaVuria; technical implementation by ARES (with AI assistance from Claude). Licensed under </w:t>
+      </w:r>
+      <w:hyperlink w:history="1" r:id="rIdkv0xkm7zowf_mowqciucp">
+        <w:r>
+          <w:rPr>
+            <w:rFonts w:ascii="Arial" w:cs="Arial" w:eastAsia="Arial" w:hAnsi="Arial"/>
+            <w:color w:val="1F6B75"/>
+            <w:sz w:val="14"/>
+            <w:szCs w:val="14"/>
+            <w:u w:val="single" w:color="1F6B75"/>
+          </w:rPr>
+          <w:t xml:space="preserve">CC BY-NC 4.0</w:t>
+        </w:r>
+      </w:hyperlink>
+      <w:r>
+        <w:rPr>
+          <w:rFonts w:ascii="Arial" w:cs="Arial" w:eastAsia="Arial" w:hAnsi="Arial"/>
+          <w:color w:val="666666"/>
+          <w:sz w:val="14"/>
+          <w:szCs w:val="14"/>
+        </w:rPr>
+        <w:t xml:space="preserve"> (</w:t>
+      </w:r>
+      <w:hyperlink w:history="1" r:id="rIdw_q2n7smfbymqgg-tieoq">
+        <w:r>
+          <w:rPr>
+            <w:rFonts w:ascii="Arial" w:cs="Arial" w:eastAsia="Arial" w:hAnsi="Arial"/>
+            <w:color w:val="1F6B75"/>
+            <w:sz w:val="14"/>
+            <w:szCs w:val="14"/>
+            <w:u w:val="single" w:color="1F6B75"/>
+          </w:rPr>
+          <w:t xml:space="preserve">https://creativecommons.org/licenses/by-nc/4.0/</w:t>
+        </w:r>
+      </w:hyperlink>
+      <w:r>
+        <w:rPr>
+          <w:rFonts w:ascii="Arial" w:cs="Arial" w:eastAsia="Arial" w:hAnsi="Arial"/>
+          <w:color w:val="666666"/>
+          <w:sz w:val="14"/>
+          <w:szCs w:val="14"/>
+        </w:rPr>
+        <w:t xml:space="preserve">).</w:t>
+      </w:r>
+    </w:p>
     <w:p>
       <w:r>
         <w:br w:type="page"/>
@@ -23855,7 +24439,7 @@
             <w:pPr>
               <w:spacing w:after="20" w:before="0"/>
             </w:pPr>
-            <w:hyperlink w:history="1" r:id="rIdiyqtsjtkrlmp6k-pxf7tx">
+            <w:hyperlink w:history="1" r:id="rIdpnznrm03teebbsiveey5k">
               <w:r>
                 <w:rPr>
                   <w:rFonts w:ascii="Arial" w:cs="Arial" w:eastAsia="Arial" w:hAnsi="Arial"/>
@@ -23888,7 +24472,7 @@
               <w:spacing w:after="10" w:before="0"/>
               <w:ind w:left="120"/>
             </w:pPr>
-            <w:hyperlink w:history="1" r:id="rIdpt1f8eqwlefapgugro5e7">
+            <w:hyperlink w:history="1" r:id="rId7vawc8skeogoghnu6r3tt">
               <w:r>
                 <w:rPr>
                   <w:rFonts w:ascii="Arial" w:cs="Arial" w:eastAsia="Arial" w:hAnsi="Arial"/>
@@ -23933,7 +24517,7 @@
             <w:pPr>
               <w:spacing w:after="20" w:before="0"/>
             </w:pPr>
-            <w:hyperlink w:history="1" r:id="rId2fnbaxvuwwlqlhf59u9eq">
+            <w:hyperlink w:history="1" r:id="rIdjtz2clcusajxrfnb8eneg">
               <w:r>
                 <w:rPr>
                   <w:rFonts w:ascii="Arial" w:cs="Arial" w:eastAsia="Arial" w:hAnsi="Arial"/>
@@ -23966,7 +24550,7 @@
               <w:spacing w:after="10" w:before="0"/>
               <w:ind w:left="120"/>
             </w:pPr>
-            <w:hyperlink w:history="1" r:id="rIdwinb341xhdgsete5velwf">
+            <w:hyperlink w:history="1" r:id="rIdq3exv8jlfm4uo-fyeyqlp">
               <w:r>
                 <w:rPr>
                   <w:rFonts w:ascii="Arial" w:cs="Arial" w:eastAsia="Arial" w:hAnsi="Arial"/>
@@ -24161,7 +24745,7 @@
             <w:pPr>
               <w:spacing w:after="20" w:before="0"/>
             </w:pPr>
-            <w:hyperlink w:history="1" r:id="rIdkzzwir1pcqqcnfqyhdnmq">
+            <w:hyperlink w:history="1" r:id="rIdqc7qc4qy92omah1mpgzb5">
               <w:r>
                 <w:rPr>
                   <w:rFonts w:ascii="Arial" w:cs="Arial" w:eastAsia="Arial" w:hAnsi="Arial"/>
@@ -24194,7 +24778,7 @@
               <w:spacing w:after="10" w:before="0"/>
               <w:ind w:left="120"/>
             </w:pPr>
-            <w:hyperlink w:history="1" r:id="rIdcnaonsadcbidqnts1zxvc">
+            <w:hyperlink w:history="1" r:id="rIdzzjqxehgbyva0v5jp4ldn">
               <w:r>
                 <w:rPr>
                   <w:rFonts w:ascii="Arial" w:cs="Arial" w:eastAsia="Arial" w:hAnsi="Arial"/>
@@ -24239,7 +24823,7 @@
             <w:pPr>
               <w:spacing w:after="20" w:before="0"/>
             </w:pPr>
-            <w:hyperlink w:history="1" r:id="rIdgdtv5j1ancvp2rg5jkyea">
+            <w:hyperlink w:history="1" r:id="rIdzuafd0gszvlffvxubiq69">
               <w:r>
                 <w:rPr>
                   <w:rFonts w:ascii="Arial" w:cs="Arial" w:eastAsia="Arial" w:hAnsi="Arial"/>
@@ -24272,7 +24856,7 @@
               <w:spacing w:after="10" w:before="0"/>
               <w:ind w:left="120"/>
             </w:pPr>
-            <w:hyperlink w:history="1" r:id="rId3iwzj9etfzknd8qonb__i">
+            <w:hyperlink w:history="1" r:id="rIdtmqzlbccec3-jkorbesum">
               <w:r>
                 <w:rPr>
                   <w:rFonts w:ascii="Arial" w:cs="Arial" w:eastAsia="Arial" w:hAnsi="Arial"/>
@@ -24695,7 +25279,7 @@
             <w:pPr>
               <w:spacing w:after="20" w:before="0"/>
             </w:pPr>
-            <w:hyperlink w:history="1" r:id="rIdri4-6v4nlfu1q8l5aqk9o">
+            <w:hyperlink w:history="1" r:id="rIdyqjarynnku5c12kgs7eof">
               <w:r>
                 <w:rPr>
                   <w:rFonts w:ascii="Arial" w:cs="Arial" w:eastAsia="Arial" w:hAnsi="Arial"/>
@@ -24728,7 +25312,7 @@
               <w:spacing w:after="10" w:before="0"/>
               <w:ind w:left="120"/>
             </w:pPr>
-            <w:hyperlink w:history="1" r:id="rId6sxxcxa-q75bk_lh_vl5j">
+            <w:hyperlink w:history="1" r:id="rIdxujwpwhzp2or50gnrs1xc">
               <w:r>
                 <w:rPr>
                   <w:rFonts w:ascii="Arial" w:cs="Arial" w:eastAsia="Arial" w:hAnsi="Arial"/>
@@ -24773,7 +25357,7 @@
             <w:pPr>
               <w:spacing w:after="20" w:before="0"/>
             </w:pPr>
-            <w:hyperlink w:history="1" r:id="rIdn0s127ws1k8msbqvwdaiw">
+            <w:hyperlink w:history="1" r:id="rIdu1ld3nivbtbgho4vbyqvr">
               <w:r>
                 <w:rPr>
                   <w:rFonts w:ascii="Arial" w:cs="Arial" w:eastAsia="Arial" w:hAnsi="Arial"/>
@@ -24806,7 +25390,7 @@
               <w:spacing w:after="10" w:before="0"/>
               <w:ind w:left="120"/>
             </w:pPr>
-            <w:hyperlink w:history="1" r:id="rId6qmalapbu-kjcrob6raal">
+            <w:hyperlink w:history="1" r:id="rIdkfpqea2etnbklzsuetnbq">
               <w:r>
                 <w:rPr>
                   <w:rFonts w:ascii="Arial" w:cs="Arial" w:eastAsia="Arial" w:hAnsi="Arial"/>
@@ -25001,7 +25585,7 @@
             <w:pPr>
               <w:spacing w:after="20" w:before="0"/>
             </w:pPr>
-            <w:hyperlink w:history="1" r:id="rId19xognp2jz7bule7t7vns">
+            <w:hyperlink w:history="1" r:id="rIdju97jusgjuhm03v-_7opg">
               <w:r>
                 <w:rPr>
                   <w:rFonts w:ascii="Arial" w:cs="Arial" w:eastAsia="Arial" w:hAnsi="Arial"/>
@@ -25034,7 +25618,7 @@
               <w:spacing w:after="10" w:before="0"/>
               <w:ind w:left="120"/>
             </w:pPr>
-            <w:hyperlink w:history="1" r:id="rIdpd9tllt__ucjuoxmbaliw">
+            <w:hyperlink w:history="1" r:id="rIdppaocqtehzcn9wspi_fim">
               <w:r>
                 <w:rPr>
                   <w:rFonts w:ascii="Arial" w:cs="Arial" w:eastAsia="Arial" w:hAnsi="Arial"/>
@@ -25079,7 +25663,7 @@
             <w:pPr>
               <w:spacing w:after="20" w:before="0"/>
             </w:pPr>
-            <w:hyperlink w:history="1" r:id="rIdaad2jgtln2njodd_nqurj">
+            <w:hyperlink w:history="1" r:id="rIdspdsuzlbm4ezrhzqjngna">
               <w:r>
                 <w:rPr>
                   <w:rFonts w:ascii="Arial" w:cs="Arial" w:eastAsia="Arial" w:hAnsi="Arial"/>
@@ -25112,7 +25696,7 @@
               <w:spacing w:after="10" w:before="0"/>
               <w:ind w:left="120"/>
             </w:pPr>
-            <w:hyperlink w:history="1" r:id="rIdpidxntgni0wbjwzmqxry2">
+            <w:hyperlink w:history="1" r:id="rIdo6uk4n9aqnae39jtxxaks">
               <w:r>
                 <w:rPr>
                   <w:rFonts w:ascii="Arial" w:cs="Arial" w:eastAsia="Arial" w:hAnsi="Arial"/>
@@ -25307,7 +25891,7 @@
             <w:pPr>
               <w:spacing w:after="20" w:before="0"/>
             </w:pPr>
-            <w:hyperlink w:history="1" r:id="rIdktmjrj819gazqsasokgcf">
+            <w:hyperlink w:history="1" r:id="rIdmepuhzmgcnp1ubgvhabiy">
               <w:r>
                 <w:rPr>
                   <w:rFonts w:ascii="Arial" w:cs="Arial" w:eastAsia="Arial" w:hAnsi="Arial"/>
@@ -25340,7 +25924,7 @@
               <w:spacing w:after="10" w:before="0"/>
               <w:ind w:left="120"/>
             </w:pPr>
-            <w:hyperlink w:history="1" r:id="rId3ejq0rsm0hjkv3fz2zx-3">
+            <w:hyperlink w:history="1" r:id="rIdory6ca5ctqkqkfjvp4bzt">
               <w:r>
                 <w:rPr>
                   <w:rFonts w:ascii="Arial" w:cs="Arial" w:eastAsia="Arial" w:hAnsi="Arial"/>
@@ -25385,7 +25969,7 @@
             <w:pPr>
               <w:spacing w:after="20" w:before="0"/>
             </w:pPr>
-            <w:hyperlink w:history="1" r:id="rIdrtsobaup6im7mlm3lbej_">
+            <w:hyperlink w:history="1" r:id="rIdibn-grkcfyvchkf9lfa2u">
               <w:r>
                 <w:rPr>
                   <w:rFonts w:ascii="Arial" w:cs="Arial" w:eastAsia="Arial" w:hAnsi="Arial"/>
@@ -25418,7 +26002,7 @@
               <w:spacing w:after="10" w:before="0"/>
               <w:ind w:left="120"/>
             </w:pPr>
-            <w:hyperlink w:history="1" r:id="rId3f43znursjxpo4ogih52g">
+            <w:hyperlink w:history="1" r:id="rIduxc4h-jjilm79fiwpaghi">
               <w:r>
                 <w:rPr>
                   <w:rFonts w:ascii="Arial" w:cs="Arial" w:eastAsia="Arial" w:hAnsi="Arial"/>
@@ -26142,6 +26726,65 @@
         </w:tc>
       </w:tr>
     </w:tbl>
+    <w:p>
+      <w:pPr>
+        <w:pBdr>
+          <w:top w:val="single" w:color="BBBBBB" w:sz="4" w:space="4"/>
+        </w:pBdr>
+        <w:spacing w:after="0" w:before="160"/>
+      </w:pPr>
+      <w:r>
+        <w:rPr>
+          <w:rFonts w:ascii="Arial" w:cs="Arial" w:eastAsia="Arial" w:hAnsi="Arial"/>
+          <w:color w:val="666666"/>
+          <w:sz w:val="14"/>
+          <w:szCs w:val="14"/>
+        </w:rPr>
+        <w:t xml:space="preserve">© 2026 SeaVuria and ARES. Aligned with KICD objectives. Developed by SeaVuria; technical implementation by ARES (with AI assistance from Claude). Licensed under </w:t>
+      </w:r>
+      <w:hyperlink w:history="1" r:id="rId4zaucxc3taf7gukvpr3iv">
+        <w:r>
+          <w:rPr>
+            <w:rFonts w:ascii="Arial" w:cs="Arial" w:eastAsia="Arial" w:hAnsi="Arial"/>
+            <w:color w:val="1F6B75"/>
+            <w:sz w:val="14"/>
+            <w:szCs w:val="14"/>
+            <w:u w:val="single" w:color="1F6B75"/>
+          </w:rPr>
+          <w:t xml:space="preserve">CC BY-NC 4.0</w:t>
+        </w:r>
+      </w:hyperlink>
+      <w:r>
+        <w:rPr>
+          <w:rFonts w:ascii="Arial" w:cs="Arial" w:eastAsia="Arial" w:hAnsi="Arial"/>
+          <w:color w:val="666666"/>
+          <w:sz w:val="14"/>
+          <w:szCs w:val="14"/>
+        </w:rPr>
+        <w:t xml:space="preserve"> (</w:t>
+      </w:r>
+      <w:hyperlink w:history="1" r:id="rIdjatinhzkaabwc6w0x4euz">
+        <w:r>
+          <w:rPr>
+            <w:rFonts w:ascii="Arial" w:cs="Arial" w:eastAsia="Arial" w:hAnsi="Arial"/>
+            <w:color w:val="1F6B75"/>
+            <w:sz w:val="14"/>
+            <w:szCs w:val="14"/>
+            <w:u w:val="single" w:color="1F6B75"/>
+          </w:rPr>
+          <w:t xml:space="preserve">https://creativecommons.org/licenses/by-nc/4.0/</w:t>
+        </w:r>
+      </w:hyperlink>
+      <w:r>
+        <w:rPr>
+          <w:rFonts w:ascii="Arial" w:cs="Arial" w:eastAsia="Arial" w:hAnsi="Arial"/>
+          <w:color w:val="666666"/>
+          <w:sz w:val="14"/>
+          <w:szCs w:val="14"/>
+        </w:rPr>
+        <w:t xml:space="preserve">).</w:t>
+      </w:r>
+    </w:p>
     <w:p>
       <w:r>
         <w:br w:type="page"/>

--- a/data/outputs/v2/Maths/SS1.2_Indices/Mathematics_Indices_CBE_LessonSequence.docx
+++ b/data/outputs/v2/Maths/SS1.2_Indices/Mathematics_Indices_CBE_LessonSequence.docx
@@ -38,6 +38,2040 @@
           <w:szCs w:val="22"/>
         </w:rPr>
         <w:t xml:space="preserve">CBE Phenomenon-Driven Lesson Sequence — Sub-Strand 1.2 (8 Lessons)</w:t>
+      </w:r>
+    </w:p>
+    <w:p>
+      <w:pPr>
+        <w:spacing w:after="120"/>
+      </w:pPr>
+      <w:r>
+        <w:t xml:space="preserve"/>
+      </w:r>
+    </w:p>
+    <w:tbl>
+      <w:tblPr>
+        <w:tblW w:type="dxa" w:w="13680"/>
+        <w:tblBorders>
+          <w:top w:val="single" w:color="AAAAAA" w:sz="4"/>
+          <w:left w:val="single" w:color="AAAAAA" w:sz="4"/>
+          <w:bottom w:val="single" w:color="AAAAAA" w:sz="4"/>
+          <w:right w:val="single" w:color="AAAAAA" w:sz="4"/>
+          <w:insideH w:val="single" w:color="auto" w:sz="4"/>
+          <w:insideV w:val="single" w:color="auto" w:sz="4"/>
+        </w:tblBorders>
+        <w:tblLayout w:type="fixed"/>
+      </w:tblPr>
+      <w:tblGrid>
+        <w:gridCol w:w="3000"/>
+        <w:gridCol w:w="10680"/>
+      </w:tblGrid>
+      <w:tr>
+        <w:tc>
+          <w:tcPr>
+            <w:tcW w:type="dxa" w:w="13680"/>
+            <w:gridSpan w:val="2"/>
+            <w:shd w:fill="1F3864" w:color="auto" w:val="clear"/>
+            <w:tcMar>
+              <w:top w:type="dxa" w:w="60"/>
+              <w:left w:type="dxa" w:w="120"/>
+              <w:bottom w:type="dxa" w:w="60"/>
+              <w:right w:type="dxa" w:w="120"/>
+            </w:tcMar>
+            <w:vAlign w:val="top"/>
+          </w:tcPr>
+          <w:p>
+            <w:pPr>
+              <w:spacing w:after="40" w:before="0"/>
+              <w:jc w:val="center"/>
+            </w:pPr>
+            <w:r>
+              <w:rPr>
+                <w:rFonts w:ascii="Arial" w:cs="Arial" w:eastAsia="Arial" w:hAnsi="Arial"/>
+                <w:b/>
+                <w:bCs/>
+                <w:i w:val="false"/>
+                <w:iCs w:val="false"/>
+                <w:color w:val="FFFFFF"/>
+                <w:sz w:val="22"/>
+                <w:szCs w:val="22"/>
+              </w:rPr>
+              <w:t xml:space="preserve">SUB-STRAND OVERVIEW</w:t>
+            </w:r>
+          </w:p>
+        </w:tc>
+      </w:tr>
+      <w:tr>
+        <w:tc>
+          <w:tcPr>
+            <w:tcW w:type="dxa" w:w="3000"/>
+            <w:shd w:fill="D5E8F0" w:color="auto" w:val="clear"/>
+            <w:tcMar>
+              <w:top w:type="dxa" w:w="60"/>
+              <w:left w:type="dxa" w:w="120"/>
+              <w:bottom w:type="dxa" w:w="60"/>
+              <w:right w:type="dxa" w:w="120"/>
+            </w:tcMar>
+            <w:vAlign w:val="top"/>
+          </w:tcPr>
+          <w:p>
+            <w:pPr>
+              <w:spacing w:after="40" w:before="0"/>
+              <w:jc w:val="left"/>
+            </w:pPr>
+            <w:r>
+              <w:rPr>
+                <w:rFonts w:ascii="Arial" w:cs="Arial" w:eastAsia="Arial" w:hAnsi="Arial"/>
+                <w:b/>
+                <w:bCs/>
+                <w:i w:val="false"/>
+                <w:iCs w:val="false"/>
+                <w:color w:val="000000"/>
+                <w:sz w:val="18"/>
+                <w:szCs w:val="18"/>
+              </w:rPr>
+              <w:t xml:space="preserve">Grade Level</w:t>
+            </w:r>
+          </w:p>
+        </w:tc>
+        <w:tc>
+          <w:tcPr>
+            <w:tcW w:type="dxa" w:w="10680"/>
+            <w:shd w:fill="FFFFFF" w:color="auto" w:val="clear"/>
+            <w:tcMar>
+              <w:top w:type="dxa" w:w="60"/>
+              <w:left w:type="dxa" w:w="120"/>
+              <w:bottom w:type="dxa" w:w="60"/>
+              <w:right w:type="dxa" w:w="120"/>
+            </w:tcMar>
+            <w:vAlign w:val="top"/>
+          </w:tcPr>
+          <w:p>
+            <w:pPr>
+              <w:spacing w:after="40" w:before="0"/>
+              <w:jc w:val="left"/>
+            </w:pPr>
+            <w:r>
+              <w:rPr>
+                <w:rFonts w:ascii="Arial" w:cs="Arial" w:eastAsia="Arial" w:hAnsi="Arial"/>
+                <w:b w:val="false"/>
+                <w:bCs w:val="false"/>
+                <w:i w:val="false"/>
+                <w:iCs w:val="false"/>
+                <w:color w:val="000000"/>
+                <w:sz w:val="18"/>
+                <w:szCs w:val="18"/>
+              </w:rPr>
+              <w:t xml:space="preserve">10</w:t>
+            </w:r>
+          </w:p>
+        </w:tc>
+      </w:tr>
+      <w:tr>
+        <w:tc>
+          <w:tcPr>
+            <w:tcW w:type="dxa" w:w="3000"/>
+            <w:shd w:fill="D5E8F0" w:color="auto" w:val="clear"/>
+            <w:tcMar>
+              <w:top w:type="dxa" w:w="60"/>
+              <w:left w:type="dxa" w:w="120"/>
+              <w:bottom w:type="dxa" w:w="60"/>
+              <w:right w:type="dxa" w:w="120"/>
+            </w:tcMar>
+            <w:vAlign w:val="top"/>
+          </w:tcPr>
+          <w:p>
+            <w:pPr>
+              <w:spacing w:after="40" w:before="0"/>
+              <w:jc w:val="left"/>
+            </w:pPr>
+            <w:r>
+              <w:rPr>
+                <w:rFonts w:ascii="Arial" w:cs="Arial" w:eastAsia="Arial" w:hAnsi="Arial"/>
+                <w:b/>
+                <w:bCs/>
+                <w:i w:val="false"/>
+                <w:iCs w:val="false"/>
+                <w:color w:val="000000"/>
+                <w:sz w:val="18"/>
+                <w:szCs w:val="18"/>
+              </w:rPr>
+              <w:t xml:space="preserve">Subject</w:t>
+            </w:r>
+          </w:p>
+        </w:tc>
+        <w:tc>
+          <w:tcPr>
+            <w:tcW w:type="dxa" w:w="10680"/>
+            <w:shd w:fill="FFFFFF" w:color="auto" w:val="clear"/>
+            <w:tcMar>
+              <w:top w:type="dxa" w:w="60"/>
+              <w:left w:type="dxa" w:w="120"/>
+              <w:bottom w:type="dxa" w:w="60"/>
+              <w:right w:type="dxa" w:w="120"/>
+            </w:tcMar>
+            <w:vAlign w:val="top"/>
+          </w:tcPr>
+          <w:p>
+            <w:pPr>
+              <w:spacing w:after="40" w:before="0"/>
+              <w:jc w:val="left"/>
+            </w:pPr>
+            <w:r>
+              <w:rPr>
+                <w:rFonts w:ascii="Arial" w:cs="Arial" w:eastAsia="Arial" w:hAnsi="Arial"/>
+                <w:b w:val="false"/>
+                <w:bCs w:val="false"/>
+                <w:i w:val="false"/>
+                <w:iCs w:val="false"/>
+                <w:color w:val="000000"/>
+                <w:sz w:val="18"/>
+                <w:szCs w:val="18"/>
+              </w:rPr>
+              <w:t xml:space="preserve">Mathematics</w:t>
+            </w:r>
+          </w:p>
+        </w:tc>
+      </w:tr>
+      <w:tr>
+        <w:tc>
+          <w:tcPr>
+            <w:tcW w:type="dxa" w:w="3000"/>
+            <w:shd w:fill="D5E8F0" w:color="auto" w:val="clear"/>
+            <w:tcMar>
+              <w:top w:type="dxa" w:w="60"/>
+              <w:left w:type="dxa" w:w="120"/>
+              <w:bottom w:type="dxa" w:w="60"/>
+              <w:right w:type="dxa" w:w="120"/>
+            </w:tcMar>
+            <w:vAlign w:val="top"/>
+          </w:tcPr>
+          <w:p>
+            <w:pPr>
+              <w:spacing w:after="40" w:before="0"/>
+              <w:jc w:val="left"/>
+            </w:pPr>
+            <w:r>
+              <w:rPr>
+                <w:rFonts w:ascii="Arial" w:cs="Arial" w:eastAsia="Arial" w:hAnsi="Arial"/>
+                <w:b/>
+                <w:bCs/>
+                <w:i w:val="false"/>
+                <w:iCs w:val="false"/>
+                <w:color w:val="000000"/>
+                <w:sz w:val="18"/>
+                <w:szCs w:val="18"/>
+              </w:rPr>
+              <w:t xml:space="preserve">Strand</w:t>
+            </w:r>
+          </w:p>
+        </w:tc>
+        <w:tc>
+          <w:tcPr>
+            <w:tcW w:type="dxa" w:w="10680"/>
+            <w:shd w:fill="FFFFFF" w:color="auto" w:val="clear"/>
+            <w:tcMar>
+              <w:top w:type="dxa" w:w="60"/>
+              <w:left w:type="dxa" w:w="120"/>
+              <w:bottom w:type="dxa" w:w="60"/>
+              <w:right w:type="dxa" w:w="120"/>
+            </w:tcMar>
+            <w:vAlign w:val="top"/>
+          </w:tcPr>
+          <w:p>
+            <w:pPr>
+              <w:spacing w:after="40" w:before="0"/>
+              <w:jc w:val="left"/>
+            </w:pPr>
+            <w:r>
+              <w:rPr>
+                <w:rFonts w:ascii="Arial" w:cs="Arial" w:eastAsia="Arial" w:hAnsi="Arial"/>
+                <w:b w:val="false"/>
+                <w:bCs w:val="false"/>
+                <w:i w:val="false"/>
+                <w:iCs w:val="false"/>
+                <w:color w:val="000000"/>
+                <w:sz w:val="18"/>
+                <w:szCs w:val="18"/>
+              </w:rPr>
+              <w:t xml:space="preserve">Strand 1.0: Numbers and Algebra</w:t>
+            </w:r>
+          </w:p>
+        </w:tc>
+      </w:tr>
+      <w:tr>
+        <w:tc>
+          <w:tcPr>
+            <w:tcW w:type="dxa" w:w="3000"/>
+            <w:shd w:fill="D5E8F0" w:color="auto" w:val="clear"/>
+            <w:tcMar>
+              <w:top w:type="dxa" w:w="60"/>
+              <w:left w:type="dxa" w:w="120"/>
+              <w:bottom w:type="dxa" w:w="60"/>
+              <w:right w:type="dxa" w:w="120"/>
+            </w:tcMar>
+            <w:vAlign w:val="top"/>
+          </w:tcPr>
+          <w:p>
+            <w:pPr>
+              <w:spacing w:after="40" w:before="0"/>
+              <w:jc w:val="left"/>
+            </w:pPr>
+            <w:r>
+              <w:rPr>
+                <w:rFonts w:ascii="Arial" w:cs="Arial" w:eastAsia="Arial" w:hAnsi="Arial"/>
+                <w:b/>
+                <w:bCs/>
+                <w:i w:val="false"/>
+                <w:iCs w:val="false"/>
+                <w:color w:val="000000"/>
+                <w:sz w:val="18"/>
+                <w:szCs w:val="18"/>
+              </w:rPr>
+              <w:t xml:space="preserve">Sub-Strand</w:t>
+            </w:r>
+          </w:p>
+        </w:tc>
+        <w:tc>
+          <w:tcPr>
+            <w:tcW w:type="dxa" w:w="10680"/>
+            <w:shd w:fill="FFFFFF" w:color="auto" w:val="clear"/>
+            <w:tcMar>
+              <w:top w:type="dxa" w:w="60"/>
+              <w:left w:type="dxa" w:w="120"/>
+              <w:bottom w:type="dxa" w:w="60"/>
+              <w:right w:type="dxa" w:w="120"/>
+            </w:tcMar>
+            <w:vAlign w:val="top"/>
+          </w:tcPr>
+          <w:p>
+            <w:pPr>
+              <w:spacing w:after="40" w:before="0"/>
+              <w:jc w:val="left"/>
+            </w:pPr>
+            <w:r>
+              <w:rPr>
+                <w:rFonts w:ascii="Arial" w:cs="Arial" w:eastAsia="Arial" w:hAnsi="Arial"/>
+                <w:b w:val="false"/>
+                <w:bCs w:val="false"/>
+                <w:i w:val="false"/>
+                <w:iCs w:val="false"/>
+                <w:color w:val="000000"/>
+                <w:sz w:val="18"/>
+                <w:szCs w:val="18"/>
+              </w:rPr>
+              <w:t xml:space="preserve">Sub-Strand 1.2: Indices and Logarithms</w:t>
+            </w:r>
+          </w:p>
+        </w:tc>
+      </w:tr>
+      <w:tr>
+        <w:tc>
+          <w:tcPr>
+            <w:tcW w:type="dxa" w:w="3000"/>
+            <w:shd w:fill="D5E8F0" w:color="auto" w:val="clear"/>
+            <w:tcMar>
+              <w:top w:type="dxa" w:w="60"/>
+              <w:left w:type="dxa" w:w="120"/>
+              <w:bottom w:type="dxa" w:w="60"/>
+              <w:right w:type="dxa" w:w="120"/>
+            </w:tcMar>
+            <w:vAlign w:val="top"/>
+          </w:tcPr>
+          <w:p>
+            <w:pPr>
+              <w:spacing w:after="40" w:before="0"/>
+              <w:jc w:val="left"/>
+            </w:pPr>
+            <w:r>
+              <w:rPr>
+                <w:rFonts w:ascii="Arial" w:cs="Arial" w:eastAsia="Arial" w:hAnsi="Arial"/>
+                <w:b/>
+                <w:bCs/>
+                <w:i w:val="false"/>
+                <w:iCs w:val="false"/>
+                <w:color w:val="000000"/>
+                <w:sz w:val="18"/>
+                <w:szCs w:val="18"/>
+              </w:rPr>
+              <w:t xml:space="preserve">Total Duration</w:t>
+            </w:r>
+          </w:p>
+        </w:tc>
+        <w:tc>
+          <w:tcPr>
+            <w:tcW w:type="dxa" w:w="10680"/>
+            <w:shd w:fill="FFFFFF" w:color="auto" w:val="clear"/>
+            <w:tcMar>
+              <w:top w:type="dxa" w:w="60"/>
+              <w:left w:type="dxa" w:w="120"/>
+              <w:bottom w:type="dxa" w:w="60"/>
+              <w:right w:type="dxa" w:w="120"/>
+            </w:tcMar>
+            <w:vAlign w:val="top"/>
+          </w:tcPr>
+          <w:p>
+            <w:pPr>
+              <w:spacing w:after="40" w:before="0"/>
+              <w:jc w:val="left"/>
+            </w:pPr>
+            <w:r>
+              <w:rPr>
+                <w:rFonts w:ascii="Arial" w:cs="Arial" w:eastAsia="Arial" w:hAnsi="Arial"/>
+                <w:b w:val="false"/>
+                <w:bCs w:val="false"/>
+                <w:i w:val="false"/>
+                <w:iCs w:val="false"/>
+                <w:color w:val="000000"/>
+                <w:sz w:val="18"/>
+                <w:szCs w:val="18"/>
+              </w:rPr>
+              <w:t xml:space="preserve">8 lessons × 40 minutes = 320 minutes total</w:t>
+            </w:r>
+          </w:p>
+        </w:tc>
+      </w:tr>
+      <w:tr>
+        <w:tc>
+          <w:tcPr>
+            <w:tcW w:type="dxa" w:w="3000"/>
+            <w:shd w:fill="D5E8F0" w:color="auto" w:val="clear"/>
+            <w:tcMar>
+              <w:top w:type="dxa" w:w="60"/>
+              <w:left w:type="dxa" w:w="120"/>
+              <w:bottom w:type="dxa" w:w="60"/>
+              <w:right w:type="dxa" w:w="120"/>
+            </w:tcMar>
+            <w:vAlign w:val="top"/>
+          </w:tcPr>
+          <w:p>
+            <w:pPr>
+              <w:spacing w:after="40" w:before="0"/>
+              <w:jc w:val="left"/>
+            </w:pPr>
+            <w:r>
+              <w:rPr>
+                <w:rFonts w:ascii="Arial" w:cs="Arial" w:eastAsia="Arial" w:hAnsi="Arial"/>
+                <w:b/>
+                <w:bCs/>
+                <w:i w:val="false"/>
+                <w:iCs w:val="false"/>
+                <w:color w:val="000000"/>
+                <w:sz w:val="18"/>
+                <w:szCs w:val="18"/>
+              </w:rPr>
+              <w:t xml:space="preserve">Sub-Strand Content</w:t>
+            </w:r>
+          </w:p>
+        </w:tc>
+        <w:tc>
+          <w:tcPr>
+            <w:tcW w:type="dxa" w:w="10680"/>
+            <w:shd w:fill="FFFFFF" w:color="auto" w:val="clear"/>
+            <w:tcMar>
+              <w:top w:type="dxa" w:w="60"/>
+              <w:left w:type="dxa" w:w="120"/>
+              <w:bottom w:type="dxa" w:w="60"/>
+              <w:right w:type="dxa" w:w="120"/>
+            </w:tcMar>
+            <w:vAlign w:val="top"/>
+          </w:tcPr>
+          <w:p>
+            <w:pPr>
+              <w:spacing w:after="30" w:before="0"/>
+              <w:ind w:left="360" w:hanging="180"/>
+              <w:jc w:val="left"/>
+            </w:pPr>
+            <w:r>
+              <w:rPr>
+                <w:rFonts w:ascii="Arial" w:cs="Arial" w:eastAsia="Arial" w:hAnsi="Arial"/>
+                <w:b w:val="false"/>
+                <w:bCs w:val="false"/>
+                <w:i w:val="false"/>
+                <w:iCs w:val="false"/>
+                <w:color w:val="000000"/>
+                <w:sz w:val="18"/>
+                <w:szCs w:val="18"/>
+              </w:rPr>
+              <w:t xml:space="preserve">–  Indices — writing numbers in terms of bases and indices</w:t>
+            </w:r>
+          </w:p>
+          <w:p>
+            <w:pPr>
+              <w:spacing w:after="30" w:before="0"/>
+              <w:ind w:left="360" w:hanging="180"/>
+              <w:jc w:val="left"/>
+            </w:pPr>
+            <w:r>
+              <w:rPr>
+                <w:rFonts w:ascii="Arial" w:cs="Arial" w:eastAsia="Arial" w:hAnsi="Arial"/>
+                <w:b w:val="false"/>
+                <w:bCs w:val="false"/>
+                <w:i w:val="false"/>
+                <w:iCs w:val="false"/>
+                <w:color w:val="000000"/>
+                <w:sz w:val="18"/>
+                <w:szCs w:val="18"/>
+              </w:rPr>
+              <w:t xml:space="preserve">–  Laws of Indices — deriving and applying the product, quotient, power, zero, and negative index laws</w:t>
+            </w:r>
+          </w:p>
+          <w:p>
+            <w:pPr>
+              <w:spacing w:after="30" w:before="0"/>
+              <w:ind w:left="360" w:hanging="180"/>
+              <w:jc w:val="left"/>
+            </w:pPr>
+            <w:r>
+              <w:rPr>
+                <w:rFonts w:ascii="Arial" w:cs="Arial" w:eastAsia="Arial" w:hAnsi="Arial"/>
+                <w:b w:val="false"/>
+                <w:bCs w:val="false"/>
+                <w:i w:val="false"/>
+                <w:iCs w:val="false"/>
+                <w:color w:val="000000"/>
+                <w:sz w:val="18"/>
+                <w:szCs w:val="18"/>
+              </w:rPr>
+              <w:t xml:space="preserve">–  Index Notation to Logarithm Notation — relating index form to logarithm form (base 10)</w:t>
+            </w:r>
+          </w:p>
+          <w:p>
+            <w:pPr>
+              <w:spacing w:after="30" w:before="0"/>
+              <w:ind w:left="360" w:hanging="180"/>
+              <w:jc w:val="left"/>
+            </w:pPr>
+            <w:r>
+              <w:rPr>
+                <w:rFonts w:ascii="Arial" w:cs="Arial" w:eastAsia="Arial" w:hAnsi="Arial"/>
+                <w:b w:val="false"/>
+                <w:bCs w:val="false"/>
+                <w:i w:val="false"/>
+                <w:iCs w:val="false"/>
+                <w:color w:val="000000"/>
+                <w:sz w:val="18"/>
+                <w:szCs w:val="18"/>
+              </w:rPr>
+              <w:t xml:space="preserve">–  Common Logarithms — reading logarithms from mathematical tables and calculators</w:t>
+            </w:r>
+          </w:p>
+          <w:p>
+            <w:pPr>
+              <w:spacing w:after="30" w:before="0"/>
+              <w:ind w:left="360" w:hanging="180"/>
+              <w:jc w:val="left"/>
+            </w:pPr>
+            <w:r>
+              <w:rPr>
+                <w:rFonts w:ascii="Arial" w:cs="Arial" w:eastAsia="Arial" w:hAnsi="Arial"/>
+                <w:b w:val="false"/>
+                <w:bCs w:val="false"/>
+                <w:i w:val="false"/>
+                <w:iCs w:val="false"/>
+                <w:color w:val="000000"/>
+                <w:sz w:val="18"/>
+                <w:szCs w:val="18"/>
+              </w:rPr>
+              <w:t xml:space="preserve">–  Application of Logarithms — using logarithms in multiplication, division, powers, and roots of numbers</w:t>
+            </w:r>
+          </w:p>
+        </w:tc>
+      </w:tr>
+      <w:tr>
+        <w:tc>
+          <w:tcPr>
+            <w:tcW w:type="dxa" w:w="3000"/>
+            <w:shd w:fill="D5E8F0" w:color="auto" w:val="clear"/>
+            <w:tcMar>
+              <w:top w:type="dxa" w:w="60"/>
+              <w:left w:type="dxa" w:w="120"/>
+              <w:bottom w:type="dxa" w:w="60"/>
+              <w:right w:type="dxa" w:w="120"/>
+            </w:tcMar>
+            <w:vAlign w:val="top"/>
+          </w:tcPr>
+          <w:p>
+            <w:pPr>
+              <w:spacing w:after="40" w:before="0"/>
+              <w:jc w:val="left"/>
+            </w:pPr>
+            <w:r>
+              <w:rPr>
+                <w:rFonts w:ascii="Arial" w:cs="Arial" w:eastAsia="Arial" w:hAnsi="Arial"/>
+                <w:b/>
+                <w:bCs/>
+                <w:i w:val="false"/>
+                <w:iCs w:val="false"/>
+                <w:color w:val="000000"/>
+                <w:sz w:val="18"/>
+                <w:szCs w:val="18"/>
+              </w:rPr>
+              <w:t xml:space="preserve">Learning Outcomes</w:t>
+            </w:r>
+          </w:p>
+        </w:tc>
+        <w:tc>
+          <w:tcPr>
+            <w:tcW w:type="dxa" w:w="10680"/>
+            <w:shd w:fill="FFFFFF" w:color="auto" w:val="clear"/>
+            <w:tcMar>
+              <w:top w:type="dxa" w:w="60"/>
+              <w:left w:type="dxa" w:w="120"/>
+              <w:bottom w:type="dxa" w:w="60"/>
+              <w:right w:type="dxa" w:w="120"/>
+            </w:tcMar>
+            <w:vAlign w:val="top"/>
+          </w:tcPr>
+          <w:p>
+            <w:pPr>
+              <w:spacing w:after="40" w:before="0"/>
+              <w:jc w:val="left"/>
+            </w:pPr>
+            <w:r>
+              <w:rPr>
+                <w:rFonts w:ascii="Arial" w:cs="Arial" w:eastAsia="Arial" w:hAnsi="Arial"/>
+                <w:b w:val="false"/>
+                <w:bCs w:val="false"/>
+                <w:i w:val="false"/>
+                <w:iCs w:val="false"/>
+                <w:color w:val="000000"/>
+                <w:sz w:val="18"/>
+                <w:szCs w:val="18"/>
+              </w:rPr>
+              <w:t xml:space="preserve">By the end of the sub-strand, the learner should be able to:</w:t>
+            </w:r>
+          </w:p>
+          <w:p>
+            <w:pPr>
+              <w:spacing w:after="40" w:before="0"/>
+              <w:jc w:val="left"/>
+            </w:pPr>
+            <w:r>
+              <w:rPr>
+                <w:rFonts w:ascii="Arial" w:cs="Arial" w:eastAsia="Arial" w:hAnsi="Arial"/>
+                <w:b w:val="false"/>
+                <w:bCs w:val="false"/>
+                <w:i w:val="false"/>
+                <w:iCs w:val="false"/>
+                <w:color w:val="000000"/>
+                <w:sz w:val="18"/>
+                <w:szCs w:val="18"/>
+              </w:rPr>
+              <w:t xml:space="preserve">a) express numbers in index form,</w:t>
+            </w:r>
+          </w:p>
+          <w:p>
+            <w:pPr>
+              <w:spacing w:after="40" w:before="0"/>
+              <w:jc w:val="left"/>
+            </w:pPr>
+            <w:r>
+              <w:rPr>
+                <w:rFonts w:ascii="Arial" w:cs="Arial" w:eastAsia="Arial" w:hAnsi="Arial"/>
+                <w:b w:val="false"/>
+                <w:bCs w:val="false"/>
+                <w:i w:val="false"/>
+                <w:iCs w:val="false"/>
+                <w:color w:val="000000"/>
+                <w:sz w:val="18"/>
+                <w:szCs w:val="18"/>
+              </w:rPr>
+              <w:t xml:space="preserve">b) derive the laws of indices using factors,</w:t>
+            </w:r>
+          </w:p>
+          <w:p>
+            <w:pPr>
+              <w:spacing w:after="40" w:before="0"/>
+              <w:jc w:val="left"/>
+            </w:pPr>
+            <w:r>
+              <w:rPr>
+                <w:rFonts w:ascii="Arial" w:cs="Arial" w:eastAsia="Arial" w:hAnsi="Arial"/>
+                <w:b w:val="false"/>
+                <w:bCs w:val="false"/>
+                <w:i w:val="false"/>
+                <w:iCs w:val="false"/>
+                <w:color w:val="000000"/>
+                <w:sz w:val="18"/>
+                <w:szCs w:val="18"/>
+              </w:rPr>
+              <w:t xml:space="preserve">c) apply the laws of indices in different situations,</w:t>
+            </w:r>
+          </w:p>
+          <w:p>
+            <w:pPr>
+              <w:spacing w:after="40" w:before="0"/>
+              <w:jc w:val="left"/>
+            </w:pPr>
+            <w:r>
+              <w:rPr>
+                <w:rFonts w:ascii="Arial" w:cs="Arial" w:eastAsia="Arial" w:hAnsi="Arial"/>
+                <w:b w:val="false"/>
+                <w:bCs w:val="false"/>
+                <w:i w:val="false"/>
+                <w:iCs w:val="false"/>
+                <w:color w:val="000000"/>
+                <w:sz w:val="18"/>
+                <w:szCs w:val="18"/>
+              </w:rPr>
+              <w:t xml:space="preserve">d) relate index notation to logarithm notation to base 10,</w:t>
+            </w:r>
+          </w:p>
+          <w:p>
+            <w:pPr>
+              <w:spacing w:after="40" w:before="0"/>
+              <w:jc w:val="left"/>
+            </w:pPr>
+            <w:r>
+              <w:rPr>
+                <w:rFonts w:ascii="Arial" w:cs="Arial" w:eastAsia="Arial" w:hAnsi="Arial"/>
+                <w:b w:val="false"/>
+                <w:bCs w:val="false"/>
+                <w:i w:val="false"/>
+                <w:iCs w:val="false"/>
+                <w:color w:val="000000"/>
+                <w:sz w:val="18"/>
+                <w:szCs w:val="18"/>
+              </w:rPr>
+              <w:t xml:space="preserve">e) determine common logarithms of numbers from mathematical tables and calculators,</w:t>
+            </w:r>
+          </w:p>
+          <w:p>
+            <w:pPr>
+              <w:spacing w:after="40" w:before="0"/>
+              <w:jc w:val="left"/>
+            </w:pPr>
+            <w:r>
+              <w:rPr>
+                <w:rFonts w:ascii="Arial" w:cs="Arial" w:eastAsia="Arial" w:hAnsi="Arial"/>
+                <w:b w:val="false"/>
+                <w:bCs w:val="false"/>
+                <w:i w:val="false"/>
+                <w:iCs w:val="false"/>
+                <w:color w:val="000000"/>
+                <w:sz w:val="18"/>
+                <w:szCs w:val="18"/>
+              </w:rPr>
+              <w:t xml:space="preserve">f) apply common logarithms in multiplication, division, powers and roots of numbers.</w:t>
+            </w:r>
+          </w:p>
+        </w:tc>
+      </w:tr>
+      <w:tr>
+        <w:tc>
+          <w:tcPr>
+            <w:tcW w:type="dxa" w:w="3000"/>
+            <w:shd w:fill="D5E8F0" w:color="auto" w:val="clear"/>
+            <w:tcMar>
+              <w:top w:type="dxa" w:w="60"/>
+              <w:left w:type="dxa" w:w="120"/>
+              <w:bottom w:type="dxa" w:w="60"/>
+              <w:right w:type="dxa" w:w="120"/>
+            </w:tcMar>
+            <w:vAlign w:val="top"/>
+          </w:tcPr>
+          <w:p>
+            <w:pPr>
+              <w:spacing w:after="40" w:before="0"/>
+              <w:jc w:val="left"/>
+            </w:pPr>
+            <w:r>
+              <w:rPr>
+                <w:rFonts w:ascii="Arial" w:cs="Arial" w:eastAsia="Arial" w:hAnsi="Arial"/>
+                <w:b/>
+                <w:bCs/>
+                <w:i w:val="false"/>
+                <w:iCs w:val="false"/>
+                <w:color w:val="000000"/>
+                <w:sz w:val="18"/>
+                <w:szCs w:val="18"/>
+              </w:rPr>
+              <w:t xml:space="preserve">Core Competencies</w:t>
+            </w:r>
+          </w:p>
+        </w:tc>
+        <w:tc>
+          <w:tcPr>
+            <w:tcW w:type="dxa" w:w="10680"/>
+            <w:shd w:fill="FFFFFF" w:color="auto" w:val="clear"/>
+            <w:tcMar>
+              <w:top w:type="dxa" w:w="60"/>
+              <w:left w:type="dxa" w:w="120"/>
+              <w:bottom w:type="dxa" w:w="60"/>
+              <w:right w:type="dxa" w:w="120"/>
+            </w:tcMar>
+            <w:vAlign w:val="top"/>
+          </w:tcPr>
+          <w:p>
+            <w:pPr>
+              <w:spacing w:after="30" w:before="0"/>
+              <w:ind w:left="360" w:hanging="180"/>
+              <w:jc w:val="left"/>
+            </w:pPr>
+            <w:r>
+              <w:rPr>
+                <w:rFonts w:ascii="Arial" w:cs="Arial" w:eastAsia="Arial" w:hAnsi="Arial"/>
+                <w:b w:val="false"/>
+                <w:bCs w:val="false"/>
+                <w:i w:val="false"/>
+                <w:iCs w:val="false"/>
+                <w:color w:val="000000"/>
+                <w:sz w:val="18"/>
+                <w:szCs w:val="18"/>
+              </w:rPr>
+              <w:t xml:space="preserve">–  Communication and Collaboration: the learner writes numbers in index form and shares them with peers, and discusses in a group to generate the laws of indices and relate index notation to logarithm notation.</w:t>
+            </w:r>
+          </w:p>
+          <w:p>
+            <w:pPr>
+              <w:spacing w:after="30" w:before="0"/>
+              <w:ind w:left="360" w:hanging="180"/>
+              <w:jc w:val="left"/>
+            </w:pPr>
+            <w:r>
+              <w:rPr>
+                <w:rFonts w:ascii="Arial" w:cs="Arial" w:eastAsia="Arial" w:hAnsi="Arial"/>
+                <w:b w:val="false"/>
+                <w:bCs w:val="false"/>
+                <w:i w:val="false"/>
+                <w:iCs w:val="false"/>
+                <w:color w:val="000000"/>
+                <w:sz w:val="18"/>
+                <w:szCs w:val="18"/>
+              </w:rPr>
+              <w:t xml:space="preserve">–  Critical Thinking and Problem Solving: the learner derives the laws of indices using factors and applies common logarithms to solve multiplication, division, powers, and roots of numbers in real-life mathematical tasks.</w:t>
+            </w:r>
+          </w:p>
+          <w:p>
+            <w:pPr>
+              <w:spacing w:after="30" w:before="0"/>
+              <w:ind w:left="360" w:hanging="180"/>
+              <w:jc w:val="left"/>
+            </w:pPr>
+            <w:r>
+              <w:rPr>
+                <w:rFonts w:ascii="Arial" w:cs="Arial" w:eastAsia="Arial" w:hAnsi="Arial"/>
+                <w:b w:val="false"/>
+                <w:bCs w:val="false"/>
+                <w:i w:val="false"/>
+                <w:iCs w:val="false"/>
+                <w:color w:val="000000"/>
+                <w:sz w:val="18"/>
+                <w:szCs w:val="18"/>
+              </w:rPr>
+              <w:t xml:space="preserve">–  Digital Literacy: the learner uses calculators and digital devices to determine common logarithms of numbers and verify results obtained from mathematical tables.</w:t>
+            </w:r>
+          </w:p>
+        </w:tc>
+      </w:tr>
+      <w:tr>
+        <w:tc>
+          <w:tcPr>
+            <w:tcW w:type="dxa" w:w="3000"/>
+            <w:shd w:fill="E2EFDA" w:color="auto" w:val="clear"/>
+            <w:tcMar>
+              <w:top w:type="dxa" w:w="60"/>
+              <w:left w:type="dxa" w:w="120"/>
+              <w:bottom w:type="dxa" w:w="60"/>
+              <w:right w:type="dxa" w:w="120"/>
+            </w:tcMar>
+            <w:vAlign w:val="top"/>
+          </w:tcPr>
+          <w:p>
+            <w:pPr>
+              <w:spacing w:after="40" w:before="0"/>
+              <w:jc w:val="left"/>
+            </w:pPr>
+            <w:r>
+              <w:rPr>
+                <w:rFonts w:ascii="Arial" w:cs="Arial" w:eastAsia="Arial" w:hAnsi="Arial"/>
+                <w:b/>
+                <w:bCs/>
+                <w:i w:val="false"/>
+                <w:iCs w:val="false"/>
+                <w:color w:val="000000"/>
+                <w:sz w:val="18"/>
+                <w:szCs w:val="18"/>
+              </w:rPr>
+              <w:t xml:space="preserve">Core Values</w:t>
+            </w:r>
+          </w:p>
+        </w:tc>
+        <w:tc>
+          <w:tcPr>
+            <w:tcW w:type="dxa" w:w="10680"/>
+            <w:shd w:fill="FFFFFF" w:color="auto" w:val="clear"/>
+            <w:tcMar>
+              <w:top w:type="dxa" w:w="60"/>
+              <w:left w:type="dxa" w:w="120"/>
+              <w:bottom w:type="dxa" w:w="60"/>
+              <w:right w:type="dxa" w:w="120"/>
+            </w:tcMar>
+            <w:vAlign w:val="top"/>
+          </w:tcPr>
+          <w:p>
+            <w:pPr>
+              <w:spacing w:after="30" w:before="0"/>
+              <w:ind w:left="360" w:hanging="180"/>
+              <w:jc w:val="left"/>
+            </w:pPr>
+            <w:r>
+              <w:rPr>
+                <w:rFonts w:ascii="Arial" w:cs="Arial" w:eastAsia="Arial" w:hAnsi="Arial"/>
+                <w:b w:val="false"/>
+                <w:bCs w:val="false"/>
+                <w:i w:val="false"/>
+                <w:iCs w:val="false"/>
+                <w:color w:val="000000"/>
+                <w:sz w:val="18"/>
+                <w:szCs w:val="18"/>
+              </w:rPr>
+              <w:t xml:space="preserve">–  Unity: the learner collaborates with peers in group discussions to generate the laws of indices and relate index notation to logarithm notation.</w:t>
+            </w:r>
+          </w:p>
+          <w:p>
+            <w:pPr>
+              <w:spacing w:after="30" w:before="0"/>
+              <w:ind w:left="360" w:hanging="180"/>
+              <w:jc w:val="left"/>
+            </w:pPr>
+            <w:r>
+              <w:rPr>
+                <w:rFonts w:ascii="Arial" w:cs="Arial" w:eastAsia="Arial" w:hAnsi="Arial"/>
+                <w:b w:val="false"/>
+                <w:bCs w:val="false"/>
+                <w:i w:val="false"/>
+                <w:iCs w:val="false"/>
+                <w:color w:val="000000"/>
+                <w:sz w:val="18"/>
+                <w:szCs w:val="18"/>
+              </w:rPr>
+              <w:t xml:space="preserve">–  Responsibility: the learner takes care of mathematical tables and calculators when reading and computing common logarithms of numbers.</w:t>
+            </w:r>
+          </w:p>
+        </w:tc>
+      </w:tr>
+      <w:tr>
+        <w:tc>
+          <w:tcPr>
+            <w:tcW w:type="dxa" w:w="3000"/>
+            <w:shd w:fill="D5E8F0" w:color="auto" w:val="clear"/>
+            <w:tcMar>
+              <w:top w:type="dxa" w:w="60"/>
+              <w:left w:type="dxa" w:w="120"/>
+              <w:bottom w:type="dxa" w:w="60"/>
+              <w:right w:type="dxa" w:w="120"/>
+            </w:tcMar>
+            <w:vAlign w:val="top"/>
+          </w:tcPr>
+          <w:p>
+            <w:pPr>
+              <w:spacing w:after="40" w:before="0"/>
+              <w:jc w:val="left"/>
+            </w:pPr>
+            <w:r>
+              <w:rPr>
+                <w:rFonts w:ascii="Arial" w:cs="Arial" w:eastAsia="Arial" w:hAnsi="Arial"/>
+                <w:b/>
+                <w:bCs/>
+                <w:i w:val="false"/>
+                <w:iCs w:val="false"/>
+                <w:color w:val="000000"/>
+                <w:sz w:val="18"/>
+                <w:szCs w:val="18"/>
+              </w:rPr>
+              <w:t xml:space="preserve">Science &amp; Engineering Practices</w:t>
+            </w:r>
+          </w:p>
+        </w:tc>
+        <w:tc>
+          <w:tcPr>
+            <w:tcW w:type="dxa" w:w="10680"/>
+            <w:shd w:fill="FFFFFF" w:color="auto" w:val="clear"/>
+            <w:tcMar>
+              <w:top w:type="dxa" w:w="60"/>
+              <w:left w:type="dxa" w:w="120"/>
+              <w:bottom w:type="dxa" w:w="60"/>
+              <w:right w:type="dxa" w:w="120"/>
+            </w:tcMar>
+            <w:vAlign w:val="top"/>
+          </w:tcPr>
+          <w:p>
+            <w:pPr>
+              <w:spacing w:after="30" w:before="0"/>
+              <w:ind w:left="360" w:hanging="180"/>
+              <w:jc w:val="left"/>
+            </w:pPr>
+            <w:r>
+              <w:rPr>
+                <w:rFonts w:ascii="Arial" w:cs="Arial" w:eastAsia="Arial" w:hAnsi="Arial"/>
+                <w:b w:val="false"/>
+                <w:bCs w:val="false"/>
+                <w:i w:val="false"/>
+                <w:iCs w:val="false"/>
+                <w:color w:val="000000"/>
+                <w:sz w:val="18"/>
+                <w:szCs w:val="18"/>
+              </w:rPr>
+              <w:t xml:space="preserve">–  Asking Questions and Defining Problems: learners ask why very large and very small quantities (e.g., population of Nairobi, distance from Nairobi to Mombasa in millimetres) are difficult to work with in standard form, motivating the need for index notation.</w:t>
+            </w:r>
+          </w:p>
+          <w:p>
+            <w:pPr>
+              <w:spacing w:after="30" w:before="0"/>
+              <w:ind w:left="360" w:hanging="180"/>
+              <w:jc w:val="left"/>
+            </w:pPr>
+            <w:r>
+              <w:rPr>
+                <w:rFonts w:ascii="Arial" w:cs="Arial" w:eastAsia="Arial" w:hAnsi="Arial"/>
+                <w:b w:val="false"/>
+                <w:bCs w:val="false"/>
+                <w:i w:val="false"/>
+                <w:iCs w:val="false"/>
+                <w:color w:val="000000"/>
+                <w:sz w:val="18"/>
+                <w:szCs w:val="18"/>
+              </w:rPr>
+              <w:t xml:space="preserve">–  Developing and Using Models: learners construct factor-tree models to derive the laws of indices from first principles and build a conceptual bridge to logarithm notation.</w:t>
+            </w:r>
+          </w:p>
+          <w:p>
+            <w:pPr>
+              <w:spacing w:after="30" w:before="0"/>
+              <w:ind w:left="360" w:hanging="180"/>
+              <w:jc w:val="left"/>
+            </w:pPr>
+            <w:r>
+              <w:rPr>
+                <w:rFonts w:ascii="Arial" w:cs="Arial" w:eastAsia="Arial" w:hAnsi="Arial"/>
+                <w:b w:val="false"/>
+                <w:bCs w:val="false"/>
+                <w:i w:val="false"/>
+                <w:iCs w:val="false"/>
+                <w:color w:val="000000"/>
+                <w:sz w:val="18"/>
+                <w:szCs w:val="18"/>
+              </w:rPr>
+              <w:t xml:space="preserve">–  Using Mathematics and Computational Thinking: learners systematically apply the laws of indices and logarithm tables/calculators to carry out multi-step numerical computations.</w:t>
+            </w:r>
+          </w:p>
+          <w:p>
+            <w:pPr>
+              <w:spacing w:after="30" w:before="0"/>
+              <w:ind w:left="360" w:hanging="180"/>
+              <w:jc w:val="left"/>
+            </w:pPr>
+            <w:r>
+              <w:rPr>
+                <w:rFonts w:ascii="Arial" w:cs="Arial" w:eastAsia="Arial" w:hAnsi="Arial"/>
+                <w:b w:val="false"/>
+                <w:bCs w:val="false"/>
+                <w:i w:val="false"/>
+                <w:iCs w:val="false"/>
+                <w:color w:val="000000"/>
+                <w:sz w:val="18"/>
+                <w:szCs w:val="18"/>
+              </w:rPr>
+              <w:t xml:space="preserve">–  Obtaining, Evaluating, and Communicating Information: learners read common logarithms from mathematical tables and digital tools, evaluate accuracy, and communicate solutions to peers.</w:t>
+            </w:r>
+          </w:p>
+        </w:tc>
+      </w:tr>
+      <w:tr>
+        <w:tc>
+          <w:tcPr>
+            <w:tcW w:type="dxa" w:w="3000"/>
+            <w:shd w:fill="FCE4D6" w:color="auto" w:val="clear"/>
+            <w:tcMar>
+              <w:top w:type="dxa" w:w="60"/>
+              <w:left w:type="dxa" w:w="120"/>
+              <w:bottom w:type="dxa" w:w="60"/>
+              <w:right w:type="dxa" w:w="120"/>
+            </w:tcMar>
+            <w:vAlign w:val="top"/>
+          </w:tcPr>
+          <w:p>
+            <w:pPr>
+              <w:spacing w:after="40" w:before="0"/>
+              <w:jc w:val="left"/>
+            </w:pPr>
+            <w:r>
+              <w:rPr>
+                <w:rFonts w:ascii="Arial" w:cs="Arial" w:eastAsia="Arial" w:hAnsi="Arial"/>
+                <w:b/>
+                <w:bCs/>
+                <w:i w:val="false"/>
+                <w:iCs w:val="false"/>
+                <w:color w:val="000000"/>
+                <w:sz w:val="18"/>
+                <w:szCs w:val="18"/>
+              </w:rPr>
+              <w:t xml:space="preserve">Pertinent &amp; Contemporary Issues (PCIs)</w:t>
+            </w:r>
+          </w:p>
+        </w:tc>
+        <w:tc>
+          <w:tcPr>
+            <w:tcW w:type="dxa" w:w="10680"/>
+            <w:shd w:fill="FFFFFF" w:color="auto" w:val="clear"/>
+            <w:tcMar>
+              <w:top w:type="dxa" w:w="60"/>
+              <w:left w:type="dxa" w:w="120"/>
+              <w:bottom w:type="dxa" w:w="60"/>
+              <w:right w:type="dxa" w:w="120"/>
+            </w:tcMar>
+            <w:vAlign w:val="top"/>
+          </w:tcPr>
+          <w:p>
+            <w:pPr>
+              <w:spacing w:after="30" w:before="0"/>
+              <w:ind w:left="360" w:hanging="180"/>
+              <w:jc w:val="left"/>
+            </w:pPr>
+            <w:r>
+              <w:rPr>
+                <w:rFonts w:ascii="Arial" w:cs="Arial" w:eastAsia="Arial" w:hAnsi="Arial"/>
+                <w:b w:val="false"/>
+                <w:bCs w:val="false"/>
+                <w:i w:val="false"/>
+                <w:iCs w:val="false"/>
+                <w:color w:val="000000"/>
+                <w:sz w:val="18"/>
+                <w:szCs w:val="18"/>
+              </w:rPr>
+              <w:t xml:space="preserve">–  Life Skills (Self-Esteem): the learner participates actively in group discussions on the concepts of indices and logarithms, building confidence in handling abstract number representations.</w:t>
+            </w:r>
+          </w:p>
+          <w:p>
+            <w:pPr>
+              <w:spacing w:after="30" w:before="0"/>
+              <w:ind w:left="360" w:hanging="180"/>
+              <w:jc w:val="left"/>
+            </w:pPr>
+            <w:r>
+              <w:rPr>
+                <w:rFonts w:ascii="Arial" w:cs="Arial" w:eastAsia="Arial" w:hAnsi="Arial"/>
+                <w:b w:val="false"/>
+                <w:bCs w:val="false"/>
+                <w:i w:val="false"/>
+                <w:iCs w:val="false"/>
+                <w:color w:val="000000"/>
+                <w:sz w:val="18"/>
+                <w:szCs w:val="18"/>
+              </w:rPr>
+              <w:t xml:space="preserve">–  Financial Literacy: the learner applies powers and logarithms to real-world financial contexts such as compound interest calculations relevant to M-Pesa savings and Kenyan bank products.</w:t>
+            </w:r>
+          </w:p>
+          <w:p>
+            <w:pPr>
+              <w:spacing w:after="30" w:before="0"/>
+              <w:ind w:left="360" w:hanging="180"/>
+              <w:jc w:val="left"/>
+            </w:pPr>
+            <w:r>
+              <w:rPr>
+                <w:rFonts w:ascii="Arial" w:cs="Arial" w:eastAsia="Arial" w:hAnsi="Arial"/>
+                <w:b w:val="false"/>
+                <w:bCs w:val="false"/>
+                <w:i w:val="false"/>
+                <w:iCs w:val="false"/>
+                <w:color w:val="000000"/>
+                <w:sz w:val="18"/>
+                <w:szCs w:val="18"/>
+              </w:rPr>
+              <w:t xml:space="preserve">–  Environmental Awareness: the learner uses index notation to express and appreciate very large quantities such as Kenya's forest coverage area in square metres and very small quantities such as microbial cell sizes studied in environmental science.</w:t>
+            </w:r>
+          </w:p>
+        </w:tc>
+      </w:tr>
+      <w:tr>
+        <w:tc>
+          <w:tcPr>
+            <w:tcW w:type="dxa" w:w="3000"/>
+            <w:shd w:fill="D9EEF1" w:color="auto" w:val="clear"/>
+            <w:tcMar>
+              <w:top w:type="dxa" w:w="60"/>
+              <w:left w:type="dxa" w:w="120"/>
+              <w:bottom w:type="dxa" w:w="60"/>
+              <w:right w:type="dxa" w:w="120"/>
+            </w:tcMar>
+            <w:vAlign w:val="top"/>
+          </w:tcPr>
+          <w:p>
+            <w:pPr>
+              <w:spacing w:after="40" w:before="0"/>
+              <w:jc w:val="left"/>
+            </w:pPr>
+            <w:r>
+              <w:rPr>
+                <w:rFonts w:ascii="Arial" w:cs="Arial" w:eastAsia="Arial" w:hAnsi="Arial"/>
+                <w:b/>
+                <w:bCs/>
+                <w:i w:val="false"/>
+                <w:iCs w:val="false"/>
+                <w:color w:val="000000"/>
+                <w:sz w:val="18"/>
+                <w:szCs w:val="18"/>
+              </w:rPr>
+              <w:t xml:space="preserve">Career Connections</w:t>
+            </w:r>
+          </w:p>
+        </w:tc>
+        <w:tc>
+          <w:tcPr>
+            <w:tcW w:type="dxa" w:w="10680"/>
+            <w:shd w:fill="FFFFFF" w:color="auto" w:val="clear"/>
+            <w:tcMar>
+              <w:top w:type="dxa" w:w="60"/>
+              <w:left w:type="dxa" w:w="120"/>
+              <w:bottom w:type="dxa" w:w="60"/>
+              <w:right w:type="dxa" w:w="120"/>
+            </w:tcMar>
+            <w:vAlign w:val="top"/>
+          </w:tcPr>
+          <w:p>
+            <w:pPr>
+              <w:spacing w:after="30" w:before="0"/>
+              <w:ind w:left="360" w:hanging="180"/>
+              <w:jc w:val="left"/>
+            </w:pPr>
+            <w:r>
+              <w:rPr>
+                <w:rFonts w:ascii="Arial" w:cs="Arial" w:eastAsia="Arial" w:hAnsi="Arial"/>
+                <w:b w:val="false"/>
+                <w:bCs w:val="false"/>
+                <w:i w:val="false"/>
+                <w:iCs w:val="false"/>
+                <w:color w:val="000000"/>
+                <w:sz w:val="18"/>
+                <w:szCs w:val="18"/>
+              </w:rPr>
+              <w:t xml:space="preserve">–  Banking and Finance: indices and logarithms underpin compound interest, loan amortisation, and investment growth calculations used daily in Kenyan banks and SACCOs.</w:t>
+            </w:r>
+          </w:p>
+          <w:p>
+            <w:pPr>
+              <w:spacing w:after="30" w:before="0"/>
+              <w:ind w:left="360" w:hanging="180"/>
+              <w:jc w:val="left"/>
+            </w:pPr>
+            <w:r>
+              <w:rPr>
+                <w:rFonts w:ascii="Arial" w:cs="Arial" w:eastAsia="Arial" w:hAnsi="Arial"/>
+                <w:b w:val="false"/>
+                <w:bCs w:val="false"/>
+                <w:i w:val="false"/>
+                <w:iCs w:val="false"/>
+                <w:color w:val="000000"/>
+                <w:sz w:val="18"/>
+                <w:szCs w:val="18"/>
+              </w:rPr>
+              <w:t xml:space="preserve">–  Engineering and Architecture: index notation is used in structural load calculations, electrical engineering (e.g., decibels in telecommunications), and civil engineering projects such as the SGR and LAPSSET corridor.</w:t>
+            </w:r>
+          </w:p>
+          <w:p>
+            <w:pPr>
+              <w:spacing w:after="30" w:before="0"/>
+              <w:ind w:left="360" w:hanging="180"/>
+              <w:jc w:val="left"/>
+            </w:pPr>
+            <w:r>
+              <w:rPr>
+                <w:rFonts w:ascii="Arial" w:cs="Arial" w:eastAsia="Arial" w:hAnsi="Arial"/>
+                <w:b w:val="false"/>
+                <w:bCs w:val="false"/>
+                <w:i w:val="false"/>
+                <w:iCs w:val="false"/>
+                <w:color w:val="000000"/>
+                <w:sz w:val="18"/>
+                <w:szCs w:val="18"/>
+              </w:rPr>
+              <w:t xml:space="preserve">–  Computer Science and Data Science: binary index notation (powers of 2) is foundational to digital storage, coding, and data science careers growing rapidly in Kenya's Silicon Savannah (Konza Technopolis).</w:t>
+            </w:r>
+          </w:p>
+          <w:p>
+            <w:pPr>
+              <w:spacing w:after="30" w:before="0"/>
+              <w:ind w:left="360" w:hanging="180"/>
+              <w:jc w:val="left"/>
+            </w:pPr>
+            <w:r>
+              <w:rPr>
+                <w:rFonts w:ascii="Arial" w:cs="Arial" w:eastAsia="Arial" w:hAnsi="Arial"/>
+                <w:b w:val="false"/>
+                <w:bCs w:val="false"/>
+                <w:i w:val="false"/>
+                <w:iCs w:val="false"/>
+                <w:color w:val="000000"/>
+                <w:sz w:val="18"/>
+                <w:szCs w:val="18"/>
+              </w:rPr>
+              <w:t xml:space="preserve">–  Medicine and Public Health: logarithmic scales are used in measuring pH of body fluids, sound intensity in hospitals, and modelling the spread of diseases such as malaria across the Lake Victoria basin.</w:t>
+            </w:r>
+          </w:p>
+          <w:p>
+            <w:pPr>
+              <w:spacing w:after="30" w:before="0"/>
+              <w:ind w:left="360" w:hanging="180"/>
+              <w:jc w:val="left"/>
+            </w:pPr>
+            <w:r>
+              <w:rPr>
+                <w:rFonts w:ascii="Arial" w:cs="Arial" w:eastAsia="Arial" w:hAnsi="Arial"/>
+                <w:b w:val="false"/>
+                <w:bCs w:val="false"/>
+                <w:i w:val="false"/>
+                <w:iCs w:val="false"/>
+                <w:color w:val="000000"/>
+                <w:sz w:val="18"/>
+                <w:szCs w:val="18"/>
+              </w:rPr>
+              <w:t xml:space="preserve">–  Environmental Science and Agriculture: scientists and agronomists in the Rift Valley use scientific notation and logarithms to express soil nutrient concentrations, pesticide dilutions, and crop yield projections.</w:t>
+            </w:r>
+          </w:p>
+        </w:tc>
+      </w:tr>
+      <w:tr>
+        <w:tc>
+          <w:tcPr>
+            <w:tcW w:type="dxa" w:w="3000"/>
+            <w:shd w:fill="D5E8F0" w:color="auto" w:val="clear"/>
+            <w:tcMar>
+              <w:top w:type="dxa" w:w="60"/>
+              <w:left w:type="dxa" w:w="120"/>
+              <w:bottom w:type="dxa" w:w="60"/>
+              <w:right w:type="dxa" w:w="120"/>
+            </w:tcMar>
+            <w:vAlign w:val="top"/>
+          </w:tcPr>
+          <w:p>
+            <w:pPr>
+              <w:spacing w:after="40" w:before="0"/>
+              <w:jc w:val="left"/>
+            </w:pPr>
+            <w:r>
+              <w:rPr>
+                <w:rFonts w:ascii="Arial" w:cs="Arial" w:eastAsia="Arial" w:hAnsi="Arial"/>
+                <w:b/>
+                <w:bCs/>
+                <w:i w:val="false"/>
+                <w:iCs w:val="false"/>
+                <w:color w:val="000000"/>
+                <w:sz w:val="18"/>
+                <w:szCs w:val="18"/>
+              </w:rPr>
+              <w:t xml:space="preserve">Focus for Lessons</w:t>
+            </w:r>
+          </w:p>
+        </w:tc>
+        <w:tc>
+          <w:tcPr>
+            <w:tcW w:type="dxa" w:w="10680"/>
+            <w:shd w:fill="FFFFFF" w:color="auto" w:val="clear"/>
+            <w:tcMar>
+              <w:top w:type="dxa" w:w="60"/>
+              <w:left w:type="dxa" w:w="120"/>
+              <w:bottom w:type="dxa" w:w="60"/>
+              <w:right w:type="dxa" w:w="120"/>
+            </w:tcMar>
+            <w:vAlign w:val="top"/>
+          </w:tcPr>
+          <w:p>
+            <w:pPr>
+              <w:spacing w:after="40" w:before="0"/>
+              <w:jc w:val="left"/>
+            </w:pPr>
+            <w:r>
+              <w:rPr>
+                <w:rFonts w:ascii="Arial" w:cs="Arial" w:eastAsia="Arial" w:hAnsi="Arial"/>
+                <w:b w:val="false"/>
+                <w:bCs w:val="false"/>
+                <w:i w:val="false"/>
+                <w:iCs w:val="false"/>
+                <w:color w:val="000000"/>
+                <w:sz w:val="18"/>
+                <w:szCs w:val="18"/>
+              </w:rPr>
+              <w:t xml:space="preserve">This unit develops learners' ability to represent, manipulate, and apply numbers expressed in index and logarithmic form — two of the most powerful notational tools in mathematics. Starting from the concrete idea of repeated multiplication (e.g., how many maize seeds double over successive planting seasons), learners derive the laws of indices, transition to logarithm notation, and build fluency using mathematical tables and digital tools. Throughout the unit, Kenyan real-life contexts — from M-Pesa transaction volumes and SGR engineering data to microbial populations in Lake Victoria — anchor abstract concepts in meaningful, observable phenomena.</w:t>
+            </w:r>
+          </w:p>
+        </w:tc>
+      </w:tr>
+      <w:tr>
+        <w:tc>
+          <w:tcPr>
+            <w:tcW w:type="dxa" w:w="3000"/>
+            <w:shd w:fill="EAD1F5" w:color="auto" w:val="clear"/>
+            <w:tcMar>
+              <w:top w:type="dxa" w:w="60"/>
+              <w:left w:type="dxa" w:w="120"/>
+              <w:bottom w:type="dxa" w:w="60"/>
+              <w:right w:type="dxa" w:w="120"/>
+            </w:tcMar>
+            <w:vAlign w:val="top"/>
+          </w:tcPr>
+          <w:p>
+            <w:pPr>
+              <w:spacing w:after="40" w:before="0"/>
+              <w:jc w:val="left"/>
+            </w:pPr>
+            <w:r>
+              <w:rPr>
+                <w:rFonts w:ascii="Arial" w:cs="Arial" w:eastAsia="Arial" w:hAnsi="Arial"/>
+                <w:b/>
+                <w:bCs/>
+                <w:i w:val="false"/>
+                <w:iCs w:val="false"/>
+                <w:color w:val="000000"/>
+                <w:sz w:val="18"/>
+                <w:szCs w:val="18"/>
+              </w:rPr>
+              <w:t xml:space="preserve">Driving Question / Key Inquiry Questions</w:t>
+            </w:r>
+          </w:p>
+        </w:tc>
+        <w:tc>
+          <w:tcPr>
+            <w:tcW w:type="dxa" w:w="10680"/>
+            <w:shd w:fill="FFFFFF" w:color="auto" w:val="clear"/>
+            <w:tcMar>
+              <w:top w:type="dxa" w:w="60"/>
+              <w:left w:type="dxa" w:w="120"/>
+              <w:bottom w:type="dxa" w:w="60"/>
+              <w:right w:type="dxa" w:w="120"/>
+            </w:tcMar>
+            <w:vAlign w:val="top"/>
+          </w:tcPr>
+          <w:p>
+            <w:pPr>
+              <w:spacing w:after="40" w:before="0"/>
+              <w:jc w:val="left"/>
+            </w:pPr>
+            <w:r>
+              <w:rPr>
+                <w:rFonts w:ascii="Arial" w:cs="Arial" w:eastAsia="Arial" w:hAnsi="Arial"/>
+                <w:b w:val="false"/>
+                <w:bCs w:val="false"/>
+                <w:i w:val="false"/>
+                <w:iCs w:val="false"/>
+                <w:color w:val="000000"/>
+                <w:sz w:val="18"/>
+                <w:szCs w:val="18"/>
+              </w:rPr>
+              <w:t xml:space="preserve">DRIVING QUESTION: How can writing numbers as powers and logarithms help us make sense of — and calculate with — the enormous and tiny quantities that appear in Kenyan farming, finance, engineering, and science?</w:t>
+            </w:r>
+          </w:p>
+          <w:p>
+            <w:pPr>
+              <w:spacing w:after="40" w:before="0"/>
+              <w:jc w:val="left"/>
+            </w:pPr>
+            <w:r>
+              <w:rPr>
+                <w:rFonts w:ascii="Arial" w:cs="Arial" w:eastAsia="Arial" w:hAnsi="Arial"/>
+                <w:b w:val="false"/>
+                <w:bCs w:val="false"/>
+                <w:i w:val="false"/>
+                <w:iCs w:val="false"/>
+                <w:color w:val="000000"/>
+                <w:sz w:val="18"/>
+                <w:szCs w:val="18"/>
+              </w:rPr>
+              <w:t xml:space="preserve"/>
+            </w:r>
+          </w:p>
+          <w:p>
+            <w:pPr>
+              <w:spacing w:after="40" w:before="0"/>
+              <w:jc w:val="left"/>
+            </w:pPr>
+            <w:r>
+              <w:rPr>
+                <w:rFonts w:ascii="Arial" w:cs="Arial" w:eastAsia="Arial" w:hAnsi="Arial"/>
+                <w:b w:val="false"/>
+                <w:bCs w:val="false"/>
+                <w:i w:val="false"/>
+                <w:iCs w:val="false"/>
+                <w:color w:val="000000"/>
+                <w:sz w:val="18"/>
+                <w:szCs w:val="18"/>
+              </w:rPr>
+              <w:t xml:space="preserve">KICD KEY INQUIRY QUESTION:</w:t>
+            </w:r>
+          </w:p>
+          <w:p>
+            <w:pPr>
+              <w:spacing w:after="40" w:before="0"/>
+              <w:jc w:val="left"/>
+            </w:pPr>
+            <w:r>
+              <w:rPr>
+                <w:rFonts w:ascii="Arial" w:cs="Arial" w:eastAsia="Arial" w:hAnsi="Arial"/>
+                <w:b w:val="false"/>
+                <w:bCs w:val="false"/>
+                <w:i w:val="false"/>
+                <w:iCs w:val="false"/>
+                <w:color w:val="000000"/>
+                <w:sz w:val="18"/>
+                <w:szCs w:val="18"/>
+              </w:rPr>
+              <w:t xml:space="preserve">1. Why do we use indices and logarithms?</w:t>
+            </w:r>
+          </w:p>
+        </w:tc>
+      </w:tr>
+      <w:tr>
+        <w:tc>
+          <w:tcPr>
+            <w:tcW w:type="dxa" w:w="3000"/>
+            <w:shd w:fill="EAD1F5" w:color="auto" w:val="clear"/>
+            <w:tcMar>
+              <w:top w:type="dxa" w:w="60"/>
+              <w:left w:type="dxa" w:w="120"/>
+              <w:bottom w:type="dxa" w:w="60"/>
+              <w:right w:type="dxa" w:w="120"/>
+            </w:tcMar>
+            <w:vAlign w:val="top"/>
+          </w:tcPr>
+          <w:p>
+            <w:pPr>
+              <w:spacing w:after="40" w:before="0"/>
+              <w:jc w:val="left"/>
+            </w:pPr>
+            <w:r>
+              <w:rPr>
+                <w:rFonts w:ascii="Arial" w:cs="Arial" w:eastAsia="Arial" w:hAnsi="Arial"/>
+                <w:b/>
+                <w:bCs/>
+                <w:i w:val="false"/>
+                <w:iCs w:val="false"/>
+                <w:color w:val="000000"/>
+                <w:sz w:val="18"/>
+                <w:szCs w:val="18"/>
+              </w:rPr>
+              <w:t xml:space="preserve">Anchoring Phenomenon</w:t>
+            </w:r>
+          </w:p>
+        </w:tc>
+        <w:tc>
+          <w:tcPr>
+            <w:tcW w:type="dxa" w:w="10680"/>
+            <w:shd w:fill="FFFFFF" w:color="auto" w:val="clear"/>
+            <w:tcMar>
+              <w:top w:type="dxa" w:w="60"/>
+              <w:left w:type="dxa" w:w="120"/>
+              <w:bottom w:type="dxa" w:w="60"/>
+              <w:right w:type="dxa" w:w="120"/>
+            </w:tcMar>
+            <w:vAlign w:val="top"/>
+          </w:tcPr>
+          <w:p>
+            <w:pPr>
+              <w:spacing w:after="40" w:before="0"/>
+              <w:jc w:val="left"/>
+            </w:pPr>
+            <w:r>
+              <w:rPr>
+                <w:rFonts w:ascii="Arial" w:cs="Arial" w:eastAsia="Arial" w:hAnsi="Arial"/>
+                <w:b w:val="false"/>
+                <w:bCs w:val="false"/>
+                <w:i w:val="false"/>
+                <w:iCs w:val="false"/>
+                <w:color w:val="000000"/>
+                <w:sz w:val="18"/>
+                <w:szCs w:val="18"/>
+              </w:rPr>
+              <w:t xml:space="preserve">ANCHORING PHENOMENON — The Maize Doubling Puzzle:</w:t>
+            </w:r>
+          </w:p>
+          <w:p>
+            <w:pPr>
+              <w:spacing w:after="40" w:before="0"/>
+              <w:jc w:val="left"/>
+            </w:pPr>
+            <w:r>
+              <w:rPr>
+                <w:rFonts w:ascii="Arial" w:cs="Arial" w:eastAsia="Arial" w:hAnsi="Arial"/>
+                <w:b w:val="false"/>
+                <w:bCs w:val="false"/>
+                <w:i w:val="false"/>
+                <w:iCs w:val="false"/>
+                <w:color w:val="000000"/>
+                <w:sz w:val="18"/>
+                <w:szCs w:val="18"/>
+              </w:rPr>
+              <w:t xml:space="preserve">A smallholder farmer in Kitale plants 1 maize seed. Each season, every plant produces enough seeds to double the total number of seeds harvested. A student records the number of seeds after each of 8 successive seasons: 1, 2, 4, 8, 16, 32, 64, 128, 256. The student notices that by Season 20 the number exceeds 1,000,000 — yet the farmer's notebook can barely fit the number, and adding or multiplying these numbers by hand takes an extremely long time. The puzzle: Is there a smarter, more compact way to write, compare, and calculate with these exploding quantities? Why do scientists, engineers, and bankers always seem to compress huge numbers into short expressions? Students observe that 256 = 2⁸ and that multiplying 2⁸ × 2⁴ can be done simply by adding the exponents — a deeply non-obvious result that the unit will explain, formalise, and extend into the world of logarithms.</w:t>
+            </w:r>
+          </w:p>
+        </w:tc>
+      </w:tr>
+      <w:tr>
+        <w:tc>
+          <w:tcPr>
+            <w:tcW w:type="dxa" w:w="3000"/>
+            <w:shd w:fill="D9EEF1" w:color="auto" w:val="clear"/>
+            <w:tcMar>
+              <w:top w:type="dxa" w:w="60"/>
+              <w:left w:type="dxa" w:w="120"/>
+              <w:bottom w:type="dxa" w:w="60"/>
+              <w:right w:type="dxa" w:w="120"/>
+            </w:tcMar>
+            <w:vAlign w:val="top"/>
+          </w:tcPr>
+          <w:p>
+            <w:pPr>
+              <w:spacing w:after="40" w:before="0"/>
+              <w:jc w:val="left"/>
+            </w:pPr>
+            <w:r>
+              <w:rPr>
+                <w:rFonts w:ascii="Arial" w:cs="Arial" w:eastAsia="Arial" w:hAnsi="Arial"/>
+                <w:b/>
+                <w:bCs/>
+                <w:i w:val="false"/>
+                <w:iCs w:val="false"/>
+                <w:color w:val="000000"/>
+                <w:sz w:val="18"/>
+                <w:szCs w:val="18"/>
+              </w:rPr>
+              <w:t xml:space="preserve">Storyline Thread</w:t>
+            </w:r>
+          </w:p>
+        </w:tc>
+        <w:tc>
+          <w:tcPr>
+            <w:tcW w:type="dxa" w:w="10680"/>
+            <w:shd w:fill="FFFFFF" w:color="auto" w:val="clear"/>
+            <w:tcMar>
+              <w:top w:type="dxa" w:w="60"/>
+              <w:left w:type="dxa" w:w="120"/>
+              <w:bottom w:type="dxa" w:w="60"/>
+              <w:right w:type="dxa" w:w="120"/>
+            </w:tcMar>
+            <w:vAlign w:val="top"/>
+          </w:tcPr>
+          <w:p>
+            <w:pPr>
+              <w:spacing w:after="40" w:before="0"/>
+              <w:jc w:val="left"/>
+            </w:pPr>
+            <w:r>
+              <w:rPr>
+                <w:rFonts w:ascii="Arial" w:cs="Arial" w:eastAsia="Arial" w:hAnsi="Arial"/>
+                <w:b w:val="false"/>
+                <w:bCs w:val="false"/>
+                <w:i w:val="false"/>
+                <w:iCs w:val="false"/>
+                <w:color w:val="000000"/>
+                <w:sz w:val="18"/>
+                <w:szCs w:val="18"/>
+              </w:rPr>
+              <w:t xml:space="preserve">Lesson 1 — Noticing the Pattern (Index Notation): Students encounter the Maize Doubling Puzzle and record seed counts for 8 seasons. They identify the pattern of repeated multiplication and are guided to rewrite each count as a power (base and index), sharing their expressions with peers. The class establishes that index notation is a compact, powerful shorthand — DQB opens with student-generated questions.</w:t>
+            </w:r>
+          </w:p>
+          <w:p>
+            <w:pPr>
+              <w:spacing w:after="40" w:before="0"/>
+              <w:jc w:val="left"/>
+            </w:pPr>
+            <w:r>
+              <w:rPr>
+                <w:rFonts w:ascii="Arial" w:cs="Arial" w:eastAsia="Arial" w:hAnsi="Arial"/>
+                <w:b w:val="false"/>
+                <w:bCs w:val="false"/>
+                <w:i w:val="false"/>
+                <w:iCs w:val="false"/>
+                <w:color w:val="000000"/>
+                <w:sz w:val="18"/>
+                <w:szCs w:val="18"/>
+              </w:rPr>
+              <w:t xml:space="preserve"/>
+            </w:r>
+          </w:p>
+          <w:p>
+            <w:pPr>
+              <w:spacing w:after="40" w:before="0"/>
+              <w:jc w:val="left"/>
+            </w:pPr>
+            <w:r>
+              <w:rPr>
+                <w:rFonts w:ascii="Arial" w:cs="Arial" w:eastAsia="Arial" w:hAnsi="Arial"/>
+                <w:b w:val="false"/>
+                <w:bCs w:val="false"/>
+                <w:i w:val="false"/>
+                <w:iCs w:val="false"/>
+                <w:color w:val="000000"/>
+                <w:sz w:val="18"/>
+                <w:szCs w:val="18"/>
+              </w:rPr>
+              <w:t xml:space="preserve">Lesson 2 — Laws of Indices I (Product and Quotient Laws): Using factor expansion (e.g., 2³ × 2⁴ = 2 × 2 × 2 × 2 × 2 × 2 × 2 = 2⁷), learners derive the Product Law (aᵐ × aⁿ = aᵐ⁺ⁿ) and Quotient Law (aᵐ ÷ aⁿ = aᵐ⁻ⁿ) through guided group investigation. Contexts include computing M-Pesa transaction multiples and maize seed ratios. DQB updated: "What happens when we multiply powers of the same base?"</w:t>
+            </w:r>
+          </w:p>
+          <w:p>
+            <w:pPr>
+              <w:spacing w:after="40" w:before="0"/>
+              <w:jc w:val="left"/>
+            </w:pPr>
+            <w:r>
+              <w:rPr>
+                <w:rFonts w:ascii="Arial" w:cs="Arial" w:eastAsia="Arial" w:hAnsi="Arial"/>
+                <w:b w:val="false"/>
+                <w:bCs w:val="false"/>
+                <w:i w:val="false"/>
+                <w:iCs w:val="false"/>
+                <w:color w:val="000000"/>
+                <w:sz w:val="18"/>
+                <w:szCs w:val="18"/>
+              </w:rPr>
+              <w:t xml:space="preserve"/>
+            </w:r>
+          </w:p>
+          <w:p>
+            <w:pPr>
+              <w:spacing w:after="40" w:before="0"/>
+              <w:jc w:val="left"/>
+            </w:pPr>
+            <w:r>
+              <w:rPr>
+                <w:rFonts w:ascii="Arial" w:cs="Arial" w:eastAsia="Arial" w:hAnsi="Arial"/>
+                <w:b w:val="false"/>
+                <w:bCs w:val="false"/>
+                <w:i w:val="false"/>
+                <w:iCs w:val="false"/>
+                <w:color w:val="000000"/>
+                <w:sz w:val="18"/>
+                <w:szCs w:val="18"/>
+              </w:rPr>
+              <w:t xml:space="preserve">Lesson 3 — Laws of Indices II (Power, Zero, and Negative Index Laws): Learners extend their investigation to derive the Power Law ((aᵐ)ⁿ = aᵐⁿ), Zero Index Law (a⁰ = 1), and Negative Index Law (a⁻ⁿ = 1/aⁿ). The E. coli bacterial growth supporting phenomenon is introduced — learners compute how many doublings are needed to reach 10⁹ bacteria. DQB updated: "Can an index be zero or negative — what does that even mean?"</w:t>
+            </w:r>
+          </w:p>
+          <w:p>
+            <w:pPr>
+              <w:spacing w:after="40" w:before="0"/>
+              <w:jc w:val="left"/>
+            </w:pPr>
+            <w:r>
+              <w:rPr>
+                <w:rFonts w:ascii="Arial" w:cs="Arial" w:eastAsia="Arial" w:hAnsi="Arial"/>
+                <w:b w:val="false"/>
+                <w:bCs w:val="false"/>
+                <w:i w:val="false"/>
+                <w:iCs w:val="false"/>
+                <w:color w:val="000000"/>
+                <w:sz w:val="18"/>
+                <w:szCs w:val="18"/>
+              </w:rPr>
+              <w:t xml:space="preserve"/>
+            </w:r>
+          </w:p>
+          <w:p>
+            <w:pPr>
+              <w:spacing w:after="40" w:before="0"/>
+              <w:jc w:val="left"/>
+            </w:pPr>
+            <w:r>
+              <w:rPr>
+                <w:rFonts w:ascii="Arial" w:cs="Arial" w:eastAsia="Arial" w:hAnsi="Arial"/>
+                <w:b w:val="false"/>
+                <w:bCs w:val="false"/>
+                <w:i w:val="false"/>
+                <w:iCs w:val="false"/>
+                <w:color w:val="000000"/>
+                <w:sz w:val="18"/>
+                <w:szCs w:val="18"/>
+              </w:rPr>
+              <w:t xml:space="preserve">Lesson 4 — Applying the Laws of Indices: Learners apply all five laws to work out multi-step computations, simplify algebraic index expressions, and solve index equations. Problems are drawn from the SGR engineering context (large distances expressed as powers of 10) and Rift Valley geothermal energy data. Peer teaching pairs present solutions to the class.</w:t>
+            </w:r>
+          </w:p>
+          <w:p>
+            <w:pPr>
+              <w:spacing w:after="40" w:before="0"/>
+              <w:jc w:val="left"/>
+            </w:pPr>
+            <w:r>
+              <w:rPr>
+                <w:rFonts w:ascii="Arial" w:cs="Arial" w:eastAsia="Arial" w:hAnsi="Arial"/>
+                <w:b w:val="false"/>
+                <w:bCs w:val="false"/>
+                <w:i w:val="false"/>
+                <w:iCs w:val="false"/>
+                <w:color w:val="000000"/>
+                <w:sz w:val="18"/>
+                <w:szCs w:val="18"/>
+              </w:rPr>
+              <w:t xml:space="preserve"/>
+            </w:r>
+          </w:p>
+          <w:p>
+            <w:pPr>
+              <w:spacing w:after="40" w:before="0"/>
+              <w:jc w:val="left"/>
+            </w:pPr>
+            <w:r>
+              <w:rPr>
+                <w:rFonts w:ascii="Arial" w:cs="Arial" w:eastAsia="Arial" w:hAnsi="Arial"/>
+                <w:b w:val="false"/>
+                <w:bCs w:val="false"/>
+                <w:i w:val="false"/>
+                <w:iCs w:val="false"/>
+                <w:color w:val="000000"/>
+                <w:sz w:val="18"/>
+                <w:szCs w:val="18"/>
+              </w:rPr>
+              <w:t xml:space="preserve">Lesson 5 — Bridging to Logarithms (Index ↔ Log Notation): Learners revisit the anchoring phenomenon: if 2⁸ = 256, then "8 is the logarithm of 256 to base 2." The class is guided to formalise the definition: if aˣ = N then logₐN = x, and to convert fluently between index and logarithm notation for base 10. The Richter scale supporting phenomenon is used to make the concept concrete. DQB updated: "So logarithm is just the index — but why do we need a new word?"</w:t>
+            </w:r>
+          </w:p>
+          <w:p>
+            <w:pPr>
+              <w:spacing w:after="40" w:before="0"/>
+              <w:jc w:val="left"/>
+            </w:pPr>
+            <w:r>
+              <w:rPr>
+                <w:rFonts w:ascii="Arial" w:cs="Arial" w:eastAsia="Arial" w:hAnsi="Arial"/>
+                <w:b w:val="false"/>
+                <w:bCs w:val="false"/>
+                <w:i w:val="false"/>
+                <w:iCs w:val="false"/>
+                <w:color w:val="000000"/>
+                <w:sz w:val="18"/>
+                <w:szCs w:val="18"/>
+              </w:rPr>
+              <w:t xml:space="preserve"/>
+            </w:r>
+          </w:p>
+          <w:p>
+            <w:pPr>
+              <w:spacing w:after="40" w:before="0"/>
+              <w:jc w:val="left"/>
+            </w:pPr>
+            <w:r>
+              <w:rPr>
+                <w:rFonts w:ascii="Arial" w:cs="Arial" w:eastAsia="Arial" w:hAnsi="Arial"/>
+                <w:b w:val="false"/>
+                <w:bCs w:val="false"/>
+                <w:i w:val="false"/>
+                <w:iCs w:val="false"/>
+                <w:color w:val="000000"/>
+                <w:sz w:val="18"/>
+                <w:szCs w:val="18"/>
+              </w:rPr>
+              <w:t xml:space="preserve">Lesson 6 — Reading Common Logarithms from Tables and Calculators: Learners practise reading the mantissa and characteristic from four-figure mathematical tables, and verify results using calculators and digital devices. They apply log tables to find common logarithms of numbers relevant to Kenyan contexts (e.g., log 25,000 for population density calculations, log 0.004 for pesticide concentrations). Error analysis: learners identify and correct common reading mistakes.</w:t>
+            </w:r>
+          </w:p>
+          <w:p>
+            <w:pPr>
+              <w:spacing w:after="40" w:before="0"/>
+              <w:jc w:val="left"/>
+            </w:pPr>
+            <w:r>
+              <w:rPr>
+                <w:rFonts w:ascii="Arial" w:cs="Arial" w:eastAsia="Arial" w:hAnsi="Arial"/>
+                <w:b w:val="false"/>
+                <w:bCs w:val="false"/>
+                <w:i w:val="false"/>
+                <w:iCs w:val="false"/>
+                <w:color w:val="000000"/>
+                <w:sz w:val="18"/>
+                <w:szCs w:val="18"/>
+              </w:rPr>
+              <w:t xml:space="preserve"/>
+            </w:r>
+          </w:p>
+          <w:p>
+            <w:pPr>
+              <w:spacing w:after="40" w:before="0"/>
+              <w:jc w:val="left"/>
+            </w:pPr>
+            <w:r>
+              <w:rPr>
+                <w:rFonts w:ascii="Arial" w:cs="Arial" w:eastAsia="Arial" w:hAnsi="Arial"/>
+                <w:b w:val="false"/>
+                <w:bCs w:val="false"/>
+                <w:i w:val="false"/>
+                <w:iCs w:val="false"/>
+                <w:color w:val="000000"/>
+                <w:sz w:val="18"/>
+                <w:szCs w:val="18"/>
+              </w:rPr>
+              <w:t xml:space="preserve">Lesson 7 — Applying Logarithms (Multiplication, Division, Powers, Roots): Learners use logarithm properties (log MN = log M + log N; log M/N = log M − log N; log Mⁿ = n log M) to perform calculations without a calculator, then verify with digital tools. Problems include computing compound interest on a KCB savings account and finding the cube root of a large harvest yield figure from a Kericho tea farm. DQB updated with newly resolved questions.</w:t>
+            </w:r>
+          </w:p>
+          <w:p>
+            <w:pPr>
+              <w:spacing w:after="40" w:before="0"/>
+              <w:jc w:val="left"/>
+            </w:pPr>
+            <w:r>
+              <w:rPr>
+                <w:rFonts w:ascii="Arial" w:cs="Arial" w:eastAsia="Arial" w:hAnsi="Arial"/>
+                <w:b w:val="false"/>
+                <w:bCs w:val="false"/>
+                <w:i w:val="false"/>
+                <w:iCs w:val="false"/>
+                <w:color w:val="000000"/>
+                <w:sz w:val="18"/>
+                <w:szCs w:val="18"/>
+              </w:rPr>
+              <w:t xml:space="preserve"/>
+            </w:r>
+          </w:p>
+          <w:p>
+            <w:pPr>
+              <w:spacing w:after="40" w:before="0"/>
+              <w:jc w:val="left"/>
+            </w:pPr>
+            <w:r>
+              <w:rPr>
+                <w:rFonts w:ascii="Arial" w:cs="Arial" w:eastAsia="Arial" w:hAnsi="Arial"/>
+                <w:b w:val="false"/>
+                <w:bCs w:val="false"/>
+                <w:i w:val="false"/>
+                <w:iCs w:val="false"/>
+                <w:color w:val="000000"/>
+                <w:sz w:val="18"/>
+                <w:szCs w:val="18"/>
+              </w:rPr>
+              <w:t xml:space="preserve">Lesson 8 — Summative Assessment and Model Consolidation: Learners complete a printed summative assessment covering index notation, laws of indices, index-to-log conversion, reading log tables, and log-based computation. After submission, the class conducts a final DQB review — crossing off resolved questions and celebrating the explanatory journey from the Maize Doubling Puzzle to logarithms. Students articulate in writing how indices and logarithms answer the driving question, connecting back to farming, finance, engineering, and science contexts used throughout the unit.</w:t>
+            </w:r>
+          </w:p>
+        </w:tc>
+      </w:tr>
+      <w:tr>
+        <w:tc>
+          <w:tcPr>
+            <w:tcW w:type="dxa" w:w="3000"/>
+            <w:shd w:fill="EAD1F5" w:color="auto" w:val="clear"/>
+            <w:tcMar>
+              <w:top w:type="dxa" w:w="60"/>
+              <w:left w:type="dxa" w:w="120"/>
+              <w:bottom w:type="dxa" w:w="60"/>
+              <w:right w:type="dxa" w:w="120"/>
+            </w:tcMar>
+            <w:vAlign w:val="top"/>
+          </w:tcPr>
+          <w:p>
+            <w:pPr>
+              <w:spacing w:after="40" w:before="0"/>
+              <w:jc w:val="left"/>
+            </w:pPr>
+            <w:r>
+              <w:rPr>
+                <w:rFonts w:ascii="Arial" w:cs="Arial" w:eastAsia="Arial" w:hAnsi="Arial"/>
+                <w:b/>
+                <w:bCs/>
+                <w:i w:val="false"/>
+                <w:iCs w:val="false"/>
+                <w:color w:val="000000"/>
+                <w:sz w:val="18"/>
+                <w:szCs w:val="18"/>
+              </w:rPr>
+              <w:t xml:space="preserve">Supporting Phenomena</w:t>
+            </w:r>
+          </w:p>
+        </w:tc>
+        <w:tc>
+          <w:tcPr>
+            <w:tcW w:type="dxa" w:w="10680"/>
+            <w:shd w:fill="FFFFFF" w:color="auto" w:val="clear"/>
+            <w:tcMar>
+              <w:top w:type="dxa" w:w="60"/>
+              <w:left w:type="dxa" w:w="120"/>
+              <w:bottom w:type="dxa" w:w="60"/>
+              <w:right w:type="dxa" w:w="120"/>
+            </w:tcMar>
+            <w:vAlign w:val="top"/>
+          </w:tcPr>
+          <w:p>
+            <w:pPr>
+              <w:spacing w:after="30" w:before="0"/>
+              <w:ind w:left="360" w:hanging="180"/>
+              <w:jc w:val="left"/>
+            </w:pPr>
+            <w:r>
+              <w:rPr>
+                <w:rFonts w:ascii="Arial" w:cs="Arial" w:eastAsia="Arial" w:hAnsi="Arial"/>
+                <w:b w:val="false"/>
+                <w:bCs w:val="false"/>
+                <w:i w:val="false"/>
+                <w:iCs w:val="false"/>
+                <w:color w:val="000000"/>
+                <w:sz w:val="18"/>
+                <w:szCs w:val="18"/>
+              </w:rPr>
+              <w:t xml:space="preserve">–  M-Pesa Transaction Volume: Safaricom processes over 10,000,000,000 (10¹⁰) shillings in daily M-Pesa transactions — learners explore why scientists and economists write and compute with such figures using index notation rather than strings of zeros.</w:t>
+            </w:r>
+          </w:p>
+          <w:p>
+            <w:pPr>
+              <w:spacing w:after="30" w:before="0"/>
+              <w:ind w:left="360" w:hanging="180"/>
+              <w:jc w:val="left"/>
+            </w:pPr>
+            <w:r>
+              <w:rPr>
+                <w:rFonts w:ascii="Arial" w:cs="Arial" w:eastAsia="Arial" w:hAnsi="Arial"/>
+                <w:b w:val="false"/>
+                <w:bCs w:val="false"/>
+                <w:i w:val="false"/>
+                <w:iCs w:val="false"/>
+                <w:color w:val="000000"/>
+                <w:sz w:val="18"/>
+                <w:szCs w:val="18"/>
+              </w:rPr>
+              <w:t xml:space="preserve">–  Earthquake Magnitude Scale in the East African Rift: Geologists monitoring tremors along the East African Rift System use the Richter scale — a base-10 logarithmic scale — so that a magnitude-6 quake is 10 times stronger than a magnitude-5 quake; learners interrogate why a simple "+1" on the scale means ×10 in energy.</w:t>
+            </w:r>
+          </w:p>
+          <w:p>
+            <w:pPr>
+              <w:spacing w:after="30" w:before="0"/>
+              <w:ind w:left="360" w:hanging="180"/>
+              <w:jc w:val="left"/>
+            </w:pPr>
+            <w:r>
+              <w:rPr>
+                <w:rFonts w:ascii="Arial" w:cs="Arial" w:eastAsia="Arial" w:hAnsi="Arial"/>
+                <w:b w:val="false"/>
+                <w:bCs w:val="false"/>
+                <w:i w:val="false"/>
+                <w:iCs w:val="false"/>
+                <w:color w:val="000000"/>
+                <w:sz w:val="18"/>
+                <w:szCs w:val="18"/>
+              </w:rPr>
+              <w:t xml:space="preserve">–  Sound Intensity in Nairobi Traffic: Noise pollution researchers in Nairobi's CBD measure traffic noise in decibels (dB), a logarithmic unit; learners discover that 80 dB (matatu) vs. 40 dB (library) is not "twice as loud" but 10,000 times as intense — a counterintuitive result explained by logarithms.</w:t>
+            </w:r>
+          </w:p>
+          <w:p>
+            <w:pPr>
+              <w:spacing w:after="30" w:before="0"/>
+              <w:ind w:left="360" w:hanging="180"/>
+              <w:jc w:val="left"/>
+            </w:pPr>
+            <w:r>
+              <w:rPr>
+                <w:rFonts w:ascii="Arial" w:cs="Arial" w:eastAsia="Arial" w:hAnsi="Arial"/>
+                <w:b w:val="false"/>
+                <w:bCs w:val="false"/>
+                <w:i w:val="false"/>
+                <w:iCs w:val="false"/>
+                <w:color w:val="000000"/>
+                <w:sz w:val="18"/>
+                <w:szCs w:val="18"/>
+              </w:rPr>
+              <w:t xml:space="preserve">–  Bacterial Growth in Contaminated Water (Lake Victoria): Public health scientists studying E. coli in water samples near Kisumu find that a single bacterium can become 2³⁰ (over 1 billion) bacteria in 30 doubling cycles — learners use index laws to compute and compare these populations without writing out billions of digits.</w:t>
+            </w:r>
+          </w:p>
+        </w:tc>
+      </w:tr>
+    </w:tbl>
+    <w:p>
+      <w:pPr>
+        <w:spacing w:after="120"/>
+      </w:pPr>
+      <w:r>
+        <w:t xml:space="preserve"/>
       </w:r>
     </w:p>
     <w:p>
@@ -150,7 +2184,7 @@
         </w:rPr>
         <w:t xml:space="preserve">© 2026 SeaVuria and ARES. This work is licensed under a </w:t>
       </w:r>
-      <w:hyperlink w:history="1" r:id="rIdc5juykiksgdtjajc_xec5">
+      <w:hyperlink w:history="1" r:id="rId5x55jenuc4eh3daoj_j6t">
         <w:r>
           <w:rPr>
             <w:rFonts w:ascii="Arial" w:cs="Arial" w:eastAsia="Arial" w:hAnsi="Arial"/>
@@ -170,7 +2204,7 @@
         </w:rPr>
         <w:t xml:space="preserve"> (</w:t>
       </w:r>
-      <w:hyperlink w:history="1" r:id="rIdzydev7gfkr7jnlyeohdre">
+      <w:hyperlink w:history="1" r:id="rIdberv5ixtfagcl62gxyask">
         <w:r>
           <w:rPr>
             <w:rFonts w:ascii="Arial" w:cs="Arial" w:eastAsia="Arial" w:hAnsi="Arial"/>
@@ -190,7 +2224,7 @@
         </w:rPr>
         <w:t xml:space="preserve">). To view a copy of this license, visit </w:t>
       </w:r>
-      <w:hyperlink w:history="1" r:id="rIdvaiodgt79wh-s7dgiyydq">
+      <w:hyperlink w:history="1" r:id="rIddq3-fzbp_5uggsws8qaia">
         <w:r>
           <w:rPr>
             <w:rFonts w:ascii="Arial" w:cs="Arial" w:eastAsia="Arial" w:hAnsi="Arial"/>
@@ -209,2040 +2243,6 @@
           <w:szCs w:val="17"/>
         </w:rPr>
         <w:t xml:space="preserve">. You are free to copy, redistribute, and adapt this material in any medium or format, provided appropriate credit is given and the material is not used for commercial purposes. KICD learning outcomes and curriculum designations reproduced here for alignment purposes remain the property of KICD and are not covered by this license. Linked external resources (e.g. CK-12, Khan Academy, PhET) are subject to their own licenses.</w:t>
-      </w:r>
-    </w:p>
-    <w:p>
-      <w:pPr>
-        <w:spacing w:after="120"/>
-      </w:pPr>
-      <w:r>
-        <w:t xml:space="preserve"/>
-      </w:r>
-    </w:p>
-    <w:tbl>
-      <w:tblPr>
-        <w:tblW w:type="dxa" w:w="13680"/>
-        <w:tblBorders>
-          <w:top w:val="single" w:color="AAAAAA" w:sz="4"/>
-          <w:left w:val="single" w:color="AAAAAA" w:sz="4"/>
-          <w:bottom w:val="single" w:color="AAAAAA" w:sz="4"/>
-          <w:right w:val="single" w:color="AAAAAA" w:sz="4"/>
-          <w:insideH w:val="single" w:color="auto" w:sz="4"/>
-          <w:insideV w:val="single" w:color="auto" w:sz="4"/>
-        </w:tblBorders>
-        <w:tblLayout w:type="fixed"/>
-      </w:tblPr>
-      <w:tblGrid>
-        <w:gridCol w:w="3000"/>
-        <w:gridCol w:w="10680"/>
-      </w:tblGrid>
-      <w:tr>
-        <w:tc>
-          <w:tcPr>
-            <w:tcW w:type="dxa" w:w="13680"/>
-            <w:gridSpan w:val="2"/>
-            <w:shd w:fill="1F3864" w:color="auto" w:val="clear"/>
-            <w:tcMar>
-              <w:top w:type="dxa" w:w="60"/>
-              <w:left w:type="dxa" w:w="120"/>
-              <w:bottom w:type="dxa" w:w="60"/>
-              <w:right w:type="dxa" w:w="120"/>
-            </w:tcMar>
-            <w:vAlign w:val="top"/>
-          </w:tcPr>
-          <w:p>
-            <w:pPr>
-              <w:spacing w:after="40" w:before="0"/>
-              <w:jc w:val="center"/>
-            </w:pPr>
-            <w:r>
-              <w:rPr>
-                <w:rFonts w:ascii="Arial" w:cs="Arial" w:eastAsia="Arial" w:hAnsi="Arial"/>
-                <w:b/>
-                <w:bCs/>
-                <w:i w:val="false"/>
-                <w:iCs w:val="false"/>
-                <w:color w:val="FFFFFF"/>
-                <w:sz w:val="22"/>
-                <w:szCs w:val="22"/>
-              </w:rPr>
-              <w:t xml:space="preserve">SUB-STRAND OVERVIEW</w:t>
-            </w:r>
-          </w:p>
-        </w:tc>
-      </w:tr>
-      <w:tr>
-        <w:tc>
-          <w:tcPr>
-            <w:tcW w:type="dxa" w:w="3000"/>
-            <w:shd w:fill="D5E8F0" w:color="auto" w:val="clear"/>
-            <w:tcMar>
-              <w:top w:type="dxa" w:w="60"/>
-              <w:left w:type="dxa" w:w="120"/>
-              <w:bottom w:type="dxa" w:w="60"/>
-              <w:right w:type="dxa" w:w="120"/>
-            </w:tcMar>
-            <w:vAlign w:val="top"/>
-          </w:tcPr>
-          <w:p>
-            <w:pPr>
-              <w:spacing w:after="40" w:before="0"/>
-              <w:jc w:val="left"/>
-            </w:pPr>
-            <w:r>
-              <w:rPr>
-                <w:rFonts w:ascii="Arial" w:cs="Arial" w:eastAsia="Arial" w:hAnsi="Arial"/>
-                <w:b/>
-                <w:bCs/>
-                <w:i w:val="false"/>
-                <w:iCs w:val="false"/>
-                <w:color w:val="000000"/>
-                <w:sz w:val="18"/>
-                <w:szCs w:val="18"/>
-              </w:rPr>
-              <w:t xml:space="preserve">Grade Level</w:t>
-            </w:r>
-          </w:p>
-        </w:tc>
-        <w:tc>
-          <w:tcPr>
-            <w:tcW w:type="dxa" w:w="10680"/>
-            <w:shd w:fill="FFFFFF" w:color="auto" w:val="clear"/>
-            <w:tcMar>
-              <w:top w:type="dxa" w:w="60"/>
-              <w:left w:type="dxa" w:w="120"/>
-              <w:bottom w:type="dxa" w:w="60"/>
-              <w:right w:type="dxa" w:w="120"/>
-            </w:tcMar>
-            <w:vAlign w:val="top"/>
-          </w:tcPr>
-          <w:p>
-            <w:pPr>
-              <w:spacing w:after="40" w:before="0"/>
-              <w:jc w:val="left"/>
-            </w:pPr>
-            <w:r>
-              <w:rPr>
-                <w:rFonts w:ascii="Arial" w:cs="Arial" w:eastAsia="Arial" w:hAnsi="Arial"/>
-                <w:b w:val="false"/>
-                <w:bCs w:val="false"/>
-                <w:i w:val="false"/>
-                <w:iCs w:val="false"/>
-                <w:color w:val="000000"/>
-                <w:sz w:val="18"/>
-                <w:szCs w:val="18"/>
-              </w:rPr>
-              <w:t xml:space="preserve">10</w:t>
-            </w:r>
-          </w:p>
-        </w:tc>
-      </w:tr>
-      <w:tr>
-        <w:tc>
-          <w:tcPr>
-            <w:tcW w:type="dxa" w:w="3000"/>
-            <w:shd w:fill="D5E8F0" w:color="auto" w:val="clear"/>
-            <w:tcMar>
-              <w:top w:type="dxa" w:w="60"/>
-              <w:left w:type="dxa" w:w="120"/>
-              <w:bottom w:type="dxa" w:w="60"/>
-              <w:right w:type="dxa" w:w="120"/>
-            </w:tcMar>
-            <w:vAlign w:val="top"/>
-          </w:tcPr>
-          <w:p>
-            <w:pPr>
-              <w:spacing w:after="40" w:before="0"/>
-              <w:jc w:val="left"/>
-            </w:pPr>
-            <w:r>
-              <w:rPr>
-                <w:rFonts w:ascii="Arial" w:cs="Arial" w:eastAsia="Arial" w:hAnsi="Arial"/>
-                <w:b/>
-                <w:bCs/>
-                <w:i w:val="false"/>
-                <w:iCs w:val="false"/>
-                <w:color w:val="000000"/>
-                <w:sz w:val="18"/>
-                <w:szCs w:val="18"/>
-              </w:rPr>
-              <w:t xml:space="preserve">Subject</w:t>
-            </w:r>
-          </w:p>
-        </w:tc>
-        <w:tc>
-          <w:tcPr>
-            <w:tcW w:type="dxa" w:w="10680"/>
-            <w:shd w:fill="FFFFFF" w:color="auto" w:val="clear"/>
-            <w:tcMar>
-              <w:top w:type="dxa" w:w="60"/>
-              <w:left w:type="dxa" w:w="120"/>
-              <w:bottom w:type="dxa" w:w="60"/>
-              <w:right w:type="dxa" w:w="120"/>
-            </w:tcMar>
-            <w:vAlign w:val="top"/>
-          </w:tcPr>
-          <w:p>
-            <w:pPr>
-              <w:spacing w:after="40" w:before="0"/>
-              <w:jc w:val="left"/>
-            </w:pPr>
-            <w:r>
-              <w:rPr>
-                <w:rFonts w:ascii="Arial" w:cs="Arial" w:eastAsia="Arial" w:hAnsi="Arial"/>
-                <w:b w:val="false"/>
-                <w:bCs w:val="false"/>
-                <w:i w:val="false"/>
-                <w:iCs w:val="false"/>
-                <w:color w:val="000000"/>
-                <w:sz w:val="18"/>
-                <w:szCs w:val="18"/>
-              </w:rPr>
-              <w:t xml:space="preserve">Mathematics</w:t>
-            </w:r>
-          </w:p>
-        </w:tc>
-      </w:tr>
-      <w:tr>
-        <w:tc>
-          <w:tcPr>
-            <w:tcW w:type="dxa" w:w="3000"/>
-            <w:shd w:fill="D5E8F0" w:color="auto" w:val="clear"/>
-            <w:tcMar>
-              <w:top w:type="dxa" w:w="60"/>
-              <w:left w:type="dxa" w:w="120"/>
-              <w:bottom w:type="dxa" w:w="60"/>
-              <w:right w:type="dxa" w:w="120"/>
-            </w:tcMar>
-            <w:vAlign w:val="top"/>
-          </w:tcPr>
-          <w:p>
-            <w:pPr>
-              <w:spacing w:after="40" w:before="0"/>
-              <w:jc w:val="left"/>
-            </w:pPr>
-            <w:r>
-              <w:rPr>
-                <w:rFonts w:ascii="Arial" w:cs="Arial" w:eastAsia="Arial" w:hAnsi="Arial"/>
-                <w:b/>
-                <w:bCs/>
-                <w:i w:val="false"/>
-                <w:iCs w:val="false"/>
-                <w:color w:val="000000"/>
-                <w:sz w:val="18"/>
-                <w:szCs w:val="18"/>
-              </w:rPr>
-              <w:t xml:space="preserve">Strand</w:t>
-            </w:r>
-          </w:p>
-        </w:tc>
-        <w:tc>
-          <w:tcPr>
-            <w:tcW w:type="dxa" w:w="10680"/>
-            <w:shd w:fill="FFFFFF" w:color="auto" w:val="clear"/>
-            <w:tcMar>
-              <w:top w:type="dxa" w:w="60"/>
-              <w:left w:type="dxa" w:w="120"/>
-              <w:bottom w:type="dxa" w:w="60"/>
-              <w:right w:type="dxa" w:w="120"/>
-            </w:tcMar>
-            <w:vAlign w:val="top"/>
-          </w:tcPr>
-          <w:p>
-            <w:pPr>
-              <w:spacing w:after="40" w:before="0"/>
-              <w:jc w:val="left"/>
-            </w:pPr>
-            <w:r>
-              <w:rPr>
-                <w:rFonts w:ascii="Arial" w:cs="Arial" w:eastAsia="Arial" w:hAnsi="Arial"/>
-                <w:b w:val="false"/>
-                <w:bCs w:val="false"/>
-                <w:i w:val="false"/>
-                <w:iCs w:val="false"/>
-                <w:color w:val="000000"/>
-                <w:sz w:val="18"/>
-                <w:szCs w:val="18"/>
-              </w:rPr>
-              <w:t xml:space="preserve">Strand 1.0: Numbers and Algebra</w:t>
-            </w:r>
-          </w:p>
-        </w:tc>
-      </w:tr>
-      <w:tr>
-        <w:tc>
-          <w:tcPr>
-            <w:tcW w:type="dxa" w:w="3000"/>
-            <w:shd w:fill="D5E8F0" w:color="auto" w:val="clear"/>
-            <w:tcMar>
-              <w:top w:type="dxa" w:w="60"/>
-              <w:left w:type="dxa" w:w="120"/>
-              <w:bottom w:type="dxa" w:w="60"/>
-              <w:right w:type="dxa" w:w="120"/>
-            </w:tcMar>
-            <w:vAlign w:val="top"/>
-          </w:tcPr>
-          <w:p>
-            <w:pPr>
-              <w:spacing w:after="40" w:before="0"/>
-              <w:jc w:val="left"/>
-            </w:pPr>
-            <w:r>
-              <w:rPr>
-                <w:rFonts w:ascii="Arial" w:cs="Arial" w:eastAsia="Arial" w:hAnsi="Arial"/>
-                <w:b/>
-                <w:bCs/>
-                <w:i w:val="false"/>
-                <w:iCs w:val="false"/>
-                <w:color w:val="000000"/>
-                <w:sz w:val="18"/>
-                <w:szCs w:val="18"/>
-              </w:rPr>
-              <w:t xml:space="preserve">Sub-Strand</w:t>
-            </w:r>
-          </w:p>
-        </w:tc>
-        <w:tc>
-          <w:tcPr>
-            <w:tcW w:type="dxa" w:w="10680"/>
-            <w:shd w:fill="FFFFFF" w:color="auto" w:val="clear"/>
-            <w:tcMar>
-              <w:top w:type="dxa" w:w="60"/>
-              <w:left w:type="dxa" w:w="120"/>
-              <w:bottom w:type="dxa" w:w="60"/>
-              <w:right w:type="dxa" w:w="120"/>
-            </w:tcMar>
-            <w:vAlign w:val="top"/>
-          </w:tcPr>
-          <w:p>
-            <w:pPr>
-              <w:spacing w:after="40" w:before="0"/>
-              <w:jc w:val="left"/>
-            </w:pPr>
-            <w:r>
-              <w:rPr>
-                <w:rFonts w:ascii="Arial" w:cs="Arial" w:eastAsia="Arial" w:hAnsi="Arial"/>
-                <w:b w:val="false"/>
-                <w:bCs w:val="false"/>
-                <w:i w:val="false"/>
-                <w:iCs w:val="false"/>
-                <w:color w:val="000000"/>
-                <w:sz w:val="18"/>
-                <w:szCs w:val="18"/>
-              </w:rPr>
-              <w:t xml:space="preserve">Sub-Strand 1.2: Indices and Logarithms</w:t>
-            </w:r>
-          </w:p>
-        </w:tc>
-      </w:tr>
-      <w:tr>
-        <w:tc>
-          <w:tcPr>
-            <w:tcW w:type="dxa" w:w="3000"/>
-            <w:shd w:fill="D5E8F0" w:color="auto" w:val="clear"/>
-            <w:tcMar>
-              <w:top w:type="dxa" w:w="60"/>
-              <w:left w:type="dxa" w:w="120"/>
-              <w:bottom w:type="dxa" w:w="60"/>
-              <w:right w:type="dxa" w:w="120"/>
-            </w:tcMar>
-            <w:vAlign w:val="top"/>
-          </w:tcPr>
-          <w:p>
-            <w:pPr>
-              <w:spacing w:after="40" w:before="0"/>
-              <w:jc w:val="left"/>
-            </w:pPr>
-            <w:r>
-              <w:rPr>
-                <w:rFonts w:ascii="Arial" w:cs="Arial" w:eastAsia="Arial" w:hAnsi="Arial"/>
-                <w:b/>
-                <w:bCs/>
-                <w:i w:val="false"/>
-                <w:iCs w:val="false"/>
-                <w:color w:val="000000"/>
-                <w:sz w:val="18"/>
-                <w:szCs w:val="18"/>
-              </w:rPr>
-              <w:t xml:space="preserve">Total Duration</w:t>
-            </w:r>
-          </w:p>
-        </w:tc>
-        <w:tc>
-          <w:tcPr>
-            <w:tcW w:type="dxa" w:w="10680"/>
-            <w:shd w:fill="FFFFFF" w:color="auto" w:val="clear"/>
-            <w:tcMar>
-              <w:top w:type="dxa" w:w="60"/>
-              <w:left w:type="dxa" w:w="120"/>
-              <w:bottom w:type="dxa" w:w="60"/>
-              <w:right w:type="dxa" w:w="120"/>
-            </w:tcMar>
-            <w:vAlign w:val="top"/>
-          </w:tcPr>
-          <w:p>
-            <w:pPr>
-              <w:spacing w:after="40" w:before="0"/>
-              <w:jc w:val="left"/>
-            </w:pPr>
-            <w:r>
-              <w:rPr>
-                <w:rFonts w:ascii="Arial" w:cs="Arial" w:eastAsia="Arial" w:hAnsi="Arial"/>
-                <w:b w:val="false"/>
-                <w:bCs w:val="false"/>
-                <w:i w:val="false"/>
-                <w:iCs w:val="false"/>
-                <w:color w:val="000000"/>
-                <w:sz w:val="18"/>
-                <w:szCs w:val="18"/>
-              </w:rPr>
-              <w:t xml:space="preserve">8 lessons × 40 minutes = 320 minutes total</w:t>
-            </w:r>
-          </w:p>
-        </w:tc>
-      </w:tr>
-      <w:tr>
-        <w:tc>
-          <w:tcPr>
-            <w:tcW w:type="dxa" w:w="3000"/>
-            <w:shd w:fill="D5E8F0" w:color="auto" w:val="clear"/>
-            <w:tcMar>
-              <w:top w:type="dxa" w:w="60"/>
-              <w:left w:type="dxa" w:w="120"/>
-              <w:bottom w:type="dxa" w:w="60"/>
-              <w:right w:type="dxa" w:w="120"/>
-            </w:tcMar>
-            <w:vAlign w:val="top"/>
-          </w:tcPr>
-          <w:p>
-            <w:pPr>
-              <w:spacing w:after="40" w:before="0"/>
-              <w:jc w:val="left"/>
-            </w:pPr>
-            <w:r>
-              <w:rPr>
-                <w:rFonts w:ascii="Arial" w:cs="Arial" w:eastAsia="Arial" w:hAnsi="Arial"/>
-                <w:b/>
-                <w:bCs/>
-                <w:i w:val="false"/>
-                <w:iCs w:val="false"/>
-                <w:color w:val="000000"/>
-                <w:sz w:val="18"/>
-                <w:szCs w:val="18"/>
-              </w:rPr>
-              <w:t xml:space="preserve">Sub-Strand Content</w:t>
-            </w:r>
-          </w:p>
-        </w:tc>
-        <w:tc>
-          <w:tcPr>
-            <w:tcW w:type="dxa" w:w="10680"/>
-            <w:shd w:fill="FFFFFF" w:color="auto" w:val="clear"/>
-            <w:tcMar>
-              <w:top w:type="dxa" w:w="60"/>
-              <w:left w:type="dxa" w:w="120"/>
-              <w:bottom w:type="dxa" w:w="60"/>
-              <w:right w:type="dxa" w:w="120"/>
-            </w:tcMar>
-            <w:vAlign w:val="top"/>
-          </w:tcPr>
-          <w:p>
-            <w:pPr>
-              <w:spacing w:after="30" w:before="0"/>
-              <w:ind w:left="360" w:hanging="180"/>
-              <w:jc w:val="left"/>
-            </w:pPr>
-            <w:r>
-              <w:rPr>
-                <w:rFonts w:ascii="Arial" w:cs="Arial" w:eastAsia="Arial" w:hAnsi="Arial"/>
-                <w:b w:val="false"/>
-                <w:bCs w:val="false"/>
-                <w:i w:val="false"/>
-                <w:iCs w:val="false"/>
-                <w:color w:val="000000"/>
-                <w:sz w:val="18"/>
-                <w:szCs w:val="18"/>
-              </w:rPr>
-              <w:t xml:space="preserve">–  Indices — writing numbers in terms of bases and indices</w:t>
-            </w:r>
-          </w:p>
-          <w:p>
-            <w:pPr>
-              <w:spacing w:after="30" w:before="0"/>
-              <w:ind w:left="360" w:hanging="180"/>
-              <w:jc w:val="left"/>
-            </w:pPr>
-            <w:r>
-              <w:rPr>
-                <w:rFonts w:ascii="Arial" w:cs="Arial" w:eastAsia="Arial" w:hAnsi="Arial"/>
-                <w:b w:val="false"/>
-                <w:bCs w:val="false"/>
-                <w:i w:val="false"/>
-                <w:iCs w:val="false"/>
-                <w:color w:val="000000"/>
-                <w:sz w:val="18"/>
-                <w:szCs w:val="18"/>
-              </w:rPr>
-              <w:t xml:space="preserve">–  Laws of Indices — deriving and applying the product, quotient, power, zero, and negative index laws</w:t>
-            </w:r>
-          </w:p>
-          <w:p>
-            <w:pPr>
-              <w:spacing w:after="30" w:before="0"/>
-              <w:ind w:left="360" w:hanging="180"/>
-              <w:jc w:val="left"/>
-            </w:pPr>
-            <w:r>
-              <w:rPr>
-                <w:rFonts w:ascii="Arial" w:cs="Arial" w:eastAsia="Arial" w:hAnsi="Arial"/>
-                <w:b w:val="false"/>
-                <w:bCs w:val="false"/>
-                <w:i w:val="false"/>
-                <w:iCs w:val="false"/>
-                <w:color w:val="000000"/>
-                <w:sz w:val="18"/>
-                <w:szCs w:val="18"/>
-              </w:rPr>
-              <w:t xml:space="preserve">–  Index Notation to Logarithm Notation — relating index form to logarithm form (base 10)</w:t>
-            </w:r>
-          </w:p>
-          <w:p>
-            <w:pPr>
-              <w:spacing w:after="30" w:before="0"/>
-              <w:ind w:left="360" w:hanging="180"/>
-              <w:jc w:val="left"/>
-            </w:pPr>
-            <w:r>
-              <w:rPr>
-                <w:rFonts w:ascii="Arial" w:cs="Arial" w:eastAsia="Arial" w:hAnsi="Arial"/>
-                <w:b w:val="false"/>
-                <w:bCs w:val="false"/>
-                <w:i w:val="false"/>
-                <w:iCs w:val="false"/>
-                <w:color w:val="000000"/>
-                <w:sz w:val="18"/>
-                <w:szCs w:val="18"/>
-              </w:rPr>
-              <w:t xml:space="preserve">–  Common Logarithms — reading logarithms from mathematical tables and calculators</w:t>
-            </w:r>
-          </w:p>
-          <w:p>
-            <w:pPr>
-              <w:spacing w:after="30" w:before="0"/>
-              <w:ind w:left="360" w:hanging="180"/>
-              <w:jc w:val="left"/>
-            </w:pPr>
-            <w:r>
-              <w:rPr>
-                <w:rFonts w:ascii="Arial" w:cs="Arial" w:eastAsia="Arial" w:hAnsi="Arial"/>
-                <w:b w:val="false"/>
-                <w:bCs w:val="false"/>
-                <w:i w:val="false"/>
-                <w:iCs w:val="false"/>
-                <w:color w:val="000000"/>
-                <w:sz w:val="18"/>
-                <w:szCs w:val="18"/>
-              </w:rPr>
-              <w:t xml:space="preserve">–  Application of Logarithms — using logarithms in multiplication, division, powers, and roots of numbers</w:t>
-            </w:r>
-          </w:p>
-        </w:tc>
-      </w:tr>
-      <w:tr>
-        <w:tc>
-          <w:tcPr>
-            <w:tcW w:type="dxa" w:w="3000"/>
-            <w:shd w:fill="D5E8F0" w:color="auto" w:val="clear"/>
-            <w:tcMar>
-              <w:top w:type="dxa" w:w="60"/>
-              <w:left w:type="dxa" w:w="120"/>
-              <w:bottom w:type="dxa" w:w="60"/>
-              <w:right w:type="dxa" w:w="120"/>
-            </w:tcMar>
-            <w:vAlign w:val="top"/>
-          </w:tcPr>
-          <w:p>
-            <w:pPr>
-              <w:spacing w:after="40" w:before="0"/>
-              <w:jc w:val="left"/>
-            </w:pPr>
-            <w:r>
-              <w:rPr>
-                <w:rFonts w:ascii="Arial" w:cs="Arial" w:eastAsia="Arial" w:hAnsi="Arial"/>
-                <w:b/>
-                <w:bCs/>
-                <w:i w:val="false"/>
-                <w:iCs w:val="false"/>
-                <w:color w:val="000000"/>
-                <w:sz w:val="18"/>
-                <w:szCs w:val="18"/>
-              </w:rPr>
-              <w:t xml:space="preserve">Learning Outcomes</w:t>
-            </w:r>
-          </w:p>
-        </w:tc>
-        <w:tc>
-          <w:tcPr>
-            <w:tcW w:type="dxa" w:w="10680"/>
-            <w:shd w:fill="FFFFFF" w:color="auto" w:val="clear"/>
-            <w:tcMar>
-              <w:top w:type="dxa" w:w="60"/>
-              <w:left w:type="dxa" w:w="120"/>
-              <w:bottom w:type="dxa" w:w="60"/>
-              <w:right w:type="dxa" w:w="120"/>
-            </w:tcMar>
-            <w:vAlign w:val="top"/>
-          </w:tcPr>
-          <w:p>
-            <w:pPr>
-              <w:spacing w:after="40" w:before="0"/>
-              <w:jc w:val="left"/>
-            </w:pPr>
-            <w:r>
-              <w:rPr>
-                <w:rFonts w:ascii="Arial" w:cs="Arial" w:eastAsia="Arial" w:hAnsi="Arial"/>
-                <w:b w:val="false"/>
-                <w:bCs w:val="false"/>
-                <w:i w:val="false"/>
-                <w:iCs w:val="false"/>
-                <w:color w:val="000000"/>
-                <w:sz w:val="18"/>
-                <w:szCs w:val="18"/>
-              </w:rPr>
-              <w:t xml:space="preserve">By the end of the sub-strand, the learner should be able to:</w:t>
-            </w:r>
-          </w:p>
-          <w:p>
-            <w:pPr>
-              <w:spacing w:after="40" w:before="0"/>
-              <w:jc w:val="left"/>
-            </w:pPr>
-            <w:r>
-              <w:rPr>
-                <w:rFonts w:ascii="Arial" w:cs="Arial" w:eastAsia="Arial" w:hAnsi="Arial"/>
-                <w:b w:val="false"/>
-                <w:bCs w:val="false"/>
-                <w:i w:val="false"/>
-                <w:iCs w:val="false"/>
-                <w:color w:val="000000"/>
-                <w:sz w:val="18"/>
-                <w:szCs w:val="18"/>
-              </w:rPr>
-              <w:t xml:space="preserve">a) express numbers in index form,</w:t>
-            </w:r>
-          </w:p>
-          <w:p>
-            <w:pPr>
-              <w:spacing w:after="40" w:before="0"/>
-              <w:jc w:val="left"/>
-            </w:pPr>
-            <w:r>
-              <w:rPr>
-                <w:rFonts w:ascii="Arial" w:cs="Arial" w:eastAsia="Arial" w:hAnsi="Arial"/>
-                <w:b w:val="false"/>
-                <w:bCs w:val="false"/>
-                <w:i w:val="false"/>
-                <w:iCs w:val="false"/>
-                <w:color w:val="000000"/>
-                <w:sz w:val="18"/>
-                <w:szCs w:val="18"/>
-              </w:rPr>
-              <w:t xml:space="preserve">b) derive the laws of indices using factors,</w:t>
-            </w:r>
-          </w:p>
-          <w:p>
-            <w:pPr>
-              <w:spacing w:after="40" w:before="0"/>
-              <w:jc w:val="left"/>
-            </w:pPr>
-            <w:r>
-              <w:rPr>
-                <w:rFonts w:ascii="Arial" w:cs="Arial" w:eastAsia="Arial" w:hAnsi="Arial"/>
-                <w:b w:val="false"/>
-                <w:bCs w:val="false"/>
-                <w:i w:val="false"/>
-                <w:iCs w:val="false"/>
-                <w:color w:val="000000"/>
-                <w:sz w:val="18"/>
-                <w:szCs w:val="18"/>
-              </w:rPr>
-              <w:t xml:space="preserve">c) apply the laws of indices in different situations,</w:t>
-            </w:r>
-          </w:p>
-          <w:p>
-            <w:pPr>
-              <w:spacing w:after="40" w:before="0"/>
-              <w:jc w:val="left"/>
-            </w:pPr>
-            <w:r>
-              <w:rPr>
-                <w:rFonts w:ascii="Arial" w:cs="Arial" w:eastAsia="Arial" w:hAnsi="Arial"/>
-                <w:b w:val="false"/>
-                <w:bCs w:val="false"/>
-                <w:i w:val="false"/>
-                <w:iCs w:val="false"/>
-                <w:color w:val="000000"/>
-                <w:sz w:val="18"/>
-                <w:szCs w:val="18"/>
-              </w:rPr>
-              <w:t xml:space="preserve">d) relate index notation to logarithm notation to base 10,</w:t>
-            </w:r>
-          </w:p>
-          <w:p>
-            <w:pPr>
-              <w:spacing w:after="40" w:before="0"/>
-              <w:jc w:val="left"/>
-            </w:pPr>
-            <w:r>
-              <w:rPr>
-                <w:rFonts w:ascii="Arial" w:cs="Arial" w:eastAsia="Arial" w:hAnsi="Arial"/>
-                <w:b w:val="false"/>
-                <w:bCs w:val="false"/>
-                <w:i w:val="false"/>
-                <w:iCs w:val="false"/>
-                <w:color w:val="000000"/>
-                <w:sz w:val="18"/>
-                <w:szCs w:val="18"/>
-              </w:rPr>
-              <w:t xml:space="preserve">e) determine common logarithms of numbers from mathematical tables and calculators,</w:t>
-            </w:r>
-          </w:p>
-          <w:p>
-            <w:pPr>
-              <w:spacing w:after="40" w:before="0"/>
-              <w:jc w:val="left"/>
-            </w:pPr>
-            <w:r>
-              <w:rPr>
-                <w:rFonts w:ascii="Arial" w:cs="Arial" w:eastAsia="Arial" w:hAnsi="Arial"/>
-                <w:b w:val="false"/>
-                <w:bCs w:val="false"/>
-                <w:i w:val="false"/>
-                <w:iCs w:val="false"/>
-                <w:color w:val="000000"/>
-                <w:sz w:val="18"/>
-                <w:szCs w:val="18"/>
-              </w:rPr>
-              <w:t xml:space="preserve">f) apply common logarithms in multiplication, division, powers and roots of numbers.</w:t>
-            </w:r>
-          </w:p>
-        </w:tc>
-      </w:tr>
-      <w:tr>
-        <w:tc>
-          <w:tcPr>
-            <w:tcW w:type="dxa" w:w="3000"/>
-            <w:shd w:fill="D5E8F0" w:color="auto" w:val="clear"/>
-            <w:tcMar>
-              <w:top w:type="dxa" w:w="60"/>
-              <w:left w:type="dxa" w:w="120"/>
-              <w:bottom w:type="dxa" w:w="60"/>
-              <w:right w:type="dxa" w:w="120"/>
-            </w:tcMar>
-            <w:vAlign w:val="top"/>
-          </w:tcPr>
-          <w:p>
-            <w:pPr>
-              <w:spacing w:after="40" w:before="0"/>
-              <w:jc w:val="left"/>
-            </w:pPr>
-            <w:r>
-              <w:rPr>
-                <w:rFonts w:ascii="Arial" w:cs="Arial" w:eastAsia="Arial" w:hAnsi="Arial"/>
-                <w:b/>
-                <w:bCs/>
-                <w:i w:val="false"/>
-                <w:iCs w:val="false"/>
-                <w:color w:val="000000"/>
-                <w:sz w:val="18"/>
-                <w:szCs w:val="18"/>
-              </w:rPr>
-              <w:t xml:space="preserve">Core Competencies</w:t>
-            </w:r>
-          </w:p>
-        </w:tc>
-        <w:tc>
-          <w:tcPr>
-            <w:tcW w:type="dxa" w:w="10680"/>
-            <w:shd w:fill="FFFFFF" w:color="auto" w:val="clear"/>
-            <w:tcMar>
-              <w:top w:type="dxa" w:w="60"/>
-              <w:left w:type="dxa" w:w="120"/>
-              <w:bottom w:type="dxa" w:w="60"/>
-              <w:right w:type="dxa" w:w="120"/>
-            </w:tcMar>
-            <w:vAlign w:val="top"/>
-          </w:tcPr>
-          <w:p>
-            <w:pPr>
-              <w:spacing w:after="30" w:before="0"/>
-              <w:ind w:left="360" w:hanging="180"/>
-              <w:jc w:val="left"/>
-            </w:pPr>
-            <w:r>
-              <w:rPr>
-                <w:rFonts w:ascii="Arial" w:cs="Arial" w:eastAsia="Arial" w:hAnsi="Arial"/>
-                <w:b w:val="false"/>
-                <w:bCs w:val="false"/>
-                <w:i w:val="false"/>
-                <w:iCs w:val="false"/>
-                <w:color w:val="000000"/>
-                <w:sz w:val="18"/>
-                <w:szCs w:val="18"/>
-              </w:rPr>
-              <w:t xml:space="preserve">–  Communication and Collaboration: the learner writes numbers in index form and shares them with peers, and discusses in a group to generate the laws of indices and relate index notation to logarithm notation.</w:t>
-            </w:r>
-          </w:p>
-          <w:p>
-            <w:pPr>
-              <w:spacing w:after="30" w:before="0"/>
-              <w:ind w:left="360" w:hanging="180"/>
-              <w:jc w:val="left"/>
-            </w:pPr>
-            <w:r>
-              <w:rPr>
-                <w:rFonts w:ascii="Arial" w:cs="Arial" w:eastAsia="Arial" w:hAnsi="Arial"/>
-                <w:b w:val="false"/>
-                <w:bCs w:val="false"/>
-                <w:i w:val="false"/>
-                <w:iCs w:val="false"/>
-                <w:color w:val="000000"/>
-                <w:sz w:val="18"/>
-                <w:szCs w:val="18"/>
-              </w:rPr>
-              <w:t xml:space="preserve">–  Critical Thinking and Problem Solving: the learner derives the laws of indices using factors and applies common logarithms to solve multiplication, division, powers, and roots of numbers in real-life mathematical tasks.</w:t>
-            </w:r>
-          </w:p>
-          <w:p>
-            <w:pPr>
-              <w:spacing w:after="30" w:before="0"/>
-              <w:ind w:left="360" w:hanging="180"/>
-              <w:jc w:val="left"/>
-            </w:pPr>
-            <w:r>
-              <w:rPr>
-                <w:rFonts w:ascii="Arial" w:cs="Arial" w:eastAsia="Arial" w:hAnsi="Arial"/>
-                <w:b w:val="false"/>
-                <w:bCs w:val="false"/>
-                <w:i w:val="false"/>
-                <w:iCs w:val="false"/>
-                <w:color w:val="000000"/>
-                <w:sz w:val="18"/>
-                <w:szCs w:val="18"/>
-              </w:rPr>
-              <w:t xml:space="preserve">–  Digital Literacy: the learner uses calculators and digital devices to determine common logarithms of numbers and verify results obtained from mathematical tables.</w:t>
-            </w:r>
-          </w:p>
-        </w:tc>
-      </w:tr>
-      <w:tr>
-        <w:tc>
-          <w:tcPr>
-            <w:tcW w:type="dxa" w:w="3000"/>
-            <w:shd w:fill="E2EFDA" w:color="auto" w:val="clear"/>
-            <w:tcMar>
-              <w:top w:type="dxa" w:w="60"/>
-              <w:left w:type="dxa" w:w="120"/>
-              <w:bottom w:type="dxa" w:w="60"/>
-              <w:right w:type="dxa" w:w="120"/>
-            </w:tcMar>
-            <w:vAlign w:val="top"/>
-          </w:tcPr>
-          <w:p>
-            <w:pPr>
-              <w:spacing w:after="40" w:before="0"/>
-              <w:jc w:val="left"/>
-            </w:pPr>
-            <w:r>
-              <w:rPr>
-                <w:rFonts w:ascii="Arial" w:cs="Arial" w:eastAsia="Arial" w:hAnsi="Arial"/>
-                <w:b/>
-                <w:bCs/>
-                <w:i w:val="false"/>
-                <w:iCs w:val="false"/>
-                <w:color w:val="000000"/>
-                <w:sz w:val="18"/>
-                <w:szCs w:val="18"/>
-              </w:rPr>
-              <w:t xml:space="preserve">Core Values</w:t>
-            </w:r>
-          </w:p>
-        </w:tc>
-        <w:tc>
-          <w:tcPr>
-            <w:tcW w:type="dxa" w:w="10680"/>
-            <w:shd w:fill="FFFFFF" w:color="auto" w:val="clear"/>
-            <w:tcMar>
-              <w:top w:type="dxa" w:w="60"/>
-              <w:left w:type="dxa" w:w="120"/>
-              <w:bottom w:type="dxa" w:w="60"/>
-              <w:right w:type="dxa" w:w="120"/>
-            </w:tcMar>
-            <w:vAlign w:val="top"/>
-          </w:tcPr>
-          <w:p>
-            <w:pPr>
-              <w:spacing w:after="30" w:before="0"/>
-              <w:ind w:left="360" w:hanging="180"/>
-              <w:jc w:val="left"/>
-            </w:pPr>
-            <w:r>
-              <w:rPr>
-                <w:rFonts w:ascii="Arial" w:cs="Arial" w:eastAsia="Arial" w:hAnsi="Arial"/>
-                <w:b w:val="false"/>
-                <w:bCs w:val="false"/>
-                <w:i w:val="false"/>
-                <w:iCs w:val="false"/>
-                <w:color w:val="000000"/>
-                <w:sz w:val="18"/>
-                <w:szCs w:val="18"/>
-              </w:rPr>
-              <w:t xml:space="preserve">–  Unity: the learner collaborates with peers in group discussions to generate the laws of indices and relate index notation to logarithm notation.</w:t>
-            </w:r>
-          </w:p>
-          <w:p>
-            <w:pPr>
-              <w:spacing w:after="30" w:before="0"/>
-              <w:ind w:left="360" w:hanging="180"/>
-              <w:jc w:val="left"/>
-            </w:pPr>
-            <w:r>
-              <w:rPr>
-                <w:rFonts w:ascii="Arial" w:cs="Arial" w:eastAsia="Arial" w:hAnsi="Arial"/>
-                <w:b w:val="false"/>
-                <w:bCs w:val="false"/>
-                <w:i w:val="false"/>
-                <w:iCs w:val="false"/>
-                <w:color w:val="000000"/>
-                <w:sz w:val="18"/>
-                <w:szCs w:val="18"/>
-              </w:rPr>
-              <w:t xml:space="preserve">–  Responsibility: the learner takes care of mathematical tables and calculators when reading and computing common logarithms of numbers.</w:t>
-            </w:r>
-          </w:p>
-        </w:tc>
-      </w:tr>
-      <w:tr>
-        <w:tc>
-          <w:tcPr>
-            <w:tcW w:type="dxa" w:w="3000"/>
-            <w:shd w:fill="D5E8F0" w:color="auto" w:val="clear"/>
-            <w:tcMar>
-              <w:top w:type="dxa" w:w="60"/>
-              <w:left w:type="dxa" w:w="120"/>
-              <w:bottom w:type="dxa" w:w="60"/>
-              <w:right w:type="dxa" w:w="120"/>
-            </w:tcMar>
-            <w:vAlign w:val="top"/>
-          </w:tcPr>
-          <w:p>
-            <w:pPr>
-              <w:spacing w:after="40" w:before="0"/>
-              <w:jc w:val="left"/>
-            </w:pPr>
-            <w:r>
-              <w:rPr>
-                <w:rFonts w:ascii="Arial" w:cs="Arial" w:eastAsia="Arial" w:hAnsi="Arial"/>
-                <w:b/>
-                <w:bCs/>
-                <w:i w:val="false"/>
-                <w:iCs w:val="false"/>
-                <w:color w:val="000000"/>
-                <w:sz w:val="18"/>
-                <w:szCs w:val="18"/>
-              </w:rPr>
-              <w:t xml:space="preserve">Science &amp; Engineering Practices</w:t>
-            </w:r>
-          </w:p>
-        </w:tc>
-        <w:tc>
-          <w:tcPr>
-            <w:tcW w:type="dxa" w:w="10680"/>
-            <w:shd w:fill="FFFFFF" w:color="auto" w:val="clear"/>
-            <w:tcMar>
-              <w:top w:type="dxa" w:w="60"/>
-              <w:left w:type="dxa" w:w="120"/>
-              <w:bottom w:type="dxa" w:w="60"/>
-              <w:right w:type="dxa" w:w="120"/>
-            </w:tcMar>
-            <w:vAlign w:val="top"/>
-          </w:tcPr>
-          <w:p>
-            <w:pPr>
-              <w:spacing w:after="30" w:before="0"/>
-              <w:ind w:left="360" w:hanging="180"/>
-              <w:jc w:val="left"/>
-            </w:pPr>
-            <w:r>
-              <w:rPr>
-                <w:rFonts w:ascii="Arial" w:cs="Arial" w:eastAsia="Arial" w:hAnsi="Arial"/>
-                <w:b w:val="false"/>
-                <w:bCs w:val="false"/>
-                <w:i w:val="false"/>
-                <w:iCs w:val="false"/>
-                <w:color w:val="000000"/>
-                <w:sz w:val="18"/>
-                <w:szCs w:val="18"/>
-              </w:rPr>
-              <w:t xml:space="preserve">–  Asking Questions and Defining Problems: learners ask why very large and very small quantities (e.g., population of Nairobi, distance from Nairobi to Mombasa in millimetres) are difficult to work with in standard form, motivating the need for index notation.</w:t>
-            </w:r>
-          </w:p>
-          <w:p>
-            <w:pPr>
-              <w:spacing w:after="30" w:before="0"/>
-              <w:ind w:left="360" w:hanging="180"/>
-              <w:jc w:val="left"/>
-            </w:pPr>
-            <w:r>
-              <w:rPr>
-                <w:rFonts w:ascii="Arial" w:cs="Arial" w:eastAsia="Arial" w:hAnsi="Arial"/>
-                <w:b w:val="false"/>
-                <w:bCs w:val="false"/>
-                <w:i w:val="false"/>
-                <w:iCs w:val="false"/>
-                <w:color w:val="000000"/>
-                <w:sz w:val="18"/>
-                <w:szCs w:val="18"/>
-              </w:rPr>
-              <w:t xml:space="preserve">–  Developing and Using Models: learners construct factor-tree models to derive the laws of indices from first principles and build a conceptual bridge to logarithm notation.</w:t>
-            </w:r>
-          </w:p>
-          <w:p>
-            <w:pPr>
-              <w:spacing w:after="30" w:before="0"/>
-              <w:ind w:left="360" w:hanging="180"/>
-              <w:jc w:val="left"/>
-            </w:pPr>
-            <w:r>
-              <w:rPr>
-                <w:rFonts w:ascii="Arial" w:cs="Arial" w:eastAsia="Arial" w:hAnsi="Arial"/>
-                <w:b w:val="false"/>
-                <w:bCs w:val="false"/>
-                <w:i w:val="false"/>
-                <w:iCs w:val="false"/>
-                <w:color w:val="000000"/>
-                <w:sz w:val="18"/>
-                <w:szCs w:val="18"/>
-              </w:rPr>
-              <w:t xml:space="preserve">–  Using Mathematics and Computational Thinking: learners systematically apply the laws of indices and logarithm tables/calculators to carry out multi-step numerical computations.</w:t>
-            </w:r>
-          </w:p>
-          <w:p>
-            <w:pPr>
-              <w:spacing w:after="30" w:before="0"/>
-              <w:ind w:left="360" w:hanging="180"/>
-              <w:jc w:val="left"/>
-            </w:pPr>
-            <w:r>
-              <w:rPr>
-                <w:rFonts w:ascii="Arial" w:cs="Arial" w:eastAsia="Arial" w:hAnsi="Arial"/>
-                <w:b w:val="false"/>
-                <w:bCs w:val="false"/>
-                <w:i w:val="false"/>
-                <w:iCs w:val="false"/>
-                <w:color w:val="000000"/>
-                <w:sz w:val="18"/>
-                <w:szCs w:val="18"/>
-              </w:rPr>
-              <w:t xml:space="preserve">–  Obtaining, Evaluating, and Communicating Information: learners read common logarithms from mathematical tables and digital tools, evaluate accuracy, and communicate solutions to peers.</w:t>
-            </w:r>
-          </w:p>
-        </w:tc>
-      </w:tr>
-      <w:tr>
-        <w:tc>
-          <w:tcPr>
-            <w:tcW w:type="dxa" w:w="3000"/>
-            <w:shd w:fill="FCE4D6" w:color="auto" w:val="clear"/>
-            <w:tcMar>
-              <w:top w:type="dxa" w:w="60"/>
-              <w:left w:type="dxa" w:w="120"/>
-              <w:bottom w:type="dxa" w:w="60"/>
-              <w:right w:type="dxa" w:w="120"/>
-            </w:tcMar>
-            <w:vAlign w:val="top"/>
-          </w:tcPr>
-          <w:p>
-            <w:pPr>
-              <w:spacing w:after="40" w:before="0"/>
-              <w:jc w:val="left"/>
-            </w:pPr>
-            <w:r>
-              <w:rPr>
-                <w:rFonts w:ascii="Arial" w:cs="Arial" w:eastAsia="Arial" w:hAnsi="Arial"/>
-                <w:b/>
-                <w:bCs/>
-                <w:i w:val="false"/>
-                <w:iCs w:val="false"/>
-                <w:color w:val="000000"/>
-                <w:sz w:val="18"/>
-                <w:szCs w:val="18"/>
-              </w:rPr>
-              <w:t xml:space="preserve">Pertinent &amp; Contemporary Issues (PCIs)</w:t>
-            </w:r>
-          </w:p>
-        </w:tc>
-        <w:tc>
-          <w:tcPr>
-            <w:tcW w:type="dxa" w:w="10680"/>
-            <w:shd w:fill="FFFFFF" w:color="auto" w:val="clear"/>
-            <w:tcMar>
-              <w:top w:type="dxa" w:w="60"/>
-              <w:left w:type="dxa" w:w="120"/>
-              <w:bottom w:type="dxa" w:w="60"/>
-              <w:right w:type="dxa" w:w="120"/>
-            </w:tcMar>
-            <w:vAlign w:val="top"/>
-          </w:tcPr>
-          <w:p>
-            <w:pPr>
-              <w:spacing w:after="30" w:before="0"/>
-              <w:ind w:left="360" w:hanging="180"/>
-              <w:jc w:val="left"/>
-            </w:pPr>
-            <w:r>
-              <w:rPr>
-                <w:rFonts w:ascii="Arial" w:cs="Arial" w:eastAsia="Arial" w:hAnsi="Arial"/>
-                <w:b w:val="false"/>
-                <w:bCs w:val="false"/>
-                <w:i w:val="false"/>
-                <w:iCs w:val="false"/>
-                <w:color w:val="000000"/>
-                <w:sz w:val="18"/>
-                <w:szCs w:val="18"/>
-              </w:rPr>
-              <w:t xml:space="preserve">–  Life Skills (Self-Esteem): the learner participates actively in group discussions on the concepts of indices and logarithms, building confidence in handling abstract number representations.</w:t>
-            </w:r>
-          </w:p>
-          <w:p>
-            <w:pPr>
-              <w:spacing w:after="30" w:before="0"/>
-              <w:ind w:left="360" w:hanging="180"/>
-              <w:jc w:val="left"/>
-            </w:pPr>
-            <w:r>
-              <w:rPr>
-                <w:rFonts w:ascii="Arial" w:cs="Arial" w:eastAsia="Arial" w:hAnsi="Arial"/>
-                <w:b w:val="false"/>
-                <w:bCs w:val="false"/>
-                <w:i w:val="false"/>
-                <w:iCs w:val="false"/>
-                <w:color w:val="000000"/>
-                <w:sz w:val="18"/>
-                <w:szCs w:val="18"/>
-              </w:rPr>
-              <w:t xml:space="preserve">–  Financial Literacy: the learner applies powers and logarithms to real-world financial contexts such as compound interest calculations relevant to M-Pesa savings and Kenyan bank products.</w:t>
-            </w:r>
-          </w:p>
-          <w:p>
-            <w:pPr>
-              <w:spacing w:after="30" w:before="0"/>
-              <w:ind w:left="360" w:hanging="180"/>
-              <w:jc w:val="left"/>
-            </w:pPr>
-            <w:r>
-              <w:rPr>
-                <w:rFonts w:ascii="Arial" w:cs="Arial" w:eastAsia="Arial" w:hAnsi="Arial"/>
-                <w:b w:val="false"/>
-                <w:bCs w:val="false"/>
-                <w:i w:val="false"/>
-                <w:iCs w:val="false"/>
-                <w:color w:val="000000"/>
-                <w:sz w:val="18"/>
-                <w:szCs w:val="18"/>
-              </w:rPr>
-              <w:t xml:space="preserve">–  Environmental Awareness: the learner uses index notation to express and appreciate very large quantities such as Kenya's forest coverage area in square metres and very small quantities such as microbial cell sizes studied in environmental science.</w:t>
-            </w:r>
-          </w:p>
-        </w:tc>
-      </w:tr>
-      <w:tr>
-        <w:tc>
-          <w:tcPr>
-            <w:tcW w:type="dxa" w:w="3000"/>
-            <w:shd w:fill="D9EEF1" w:color="auto" w:val="clear"/>
-            <w:tcMar>
-              <w:top w:type="dxa" w:w="60"/>
-              <w:left w:type="dxa" w:w="120"/>
-              <w:bottom w:type="dxa" w:w="60"/>
-              <w:right w:type="dxa" w:w="120"/>
-            </w:tcMar>
-            <w:vAlign w:val="top"/>
-          </w:tcPr>
-          <w:p>
-            <w:pPr>
-              <w:spacing w:after="40" w:before="0"/>
-              <w:jc w:val="left"/>
-            </w:pPr>
-            <w:r>
-              <w:rPr>
-                <w:rFonts w:ascii="Arial" w:cs="Arial" w:eastAsia="Arial" w:hAnsi="Arial"/>
-                <w:b/>
-                <w:bCs/>
-                <w:i w:val="false"/>
-                <w:iCs w:val="false"/>
-                <w:color w:val="000000"/>
-                <w:sz w:val="18"/>
-                <w:szCs w:val="18"/>
-              </w:rPr>
-              <w:t xml:space="preserve">Career Connections</w:t>
-            </w:r>
-          </w:p>
-        </w:tc>
-        <w:tc>
-          <w:tcPr>
-            <w:tcW w:type="dxa" w:w="10680"/>
-            <w:shd w:fill="FFFFFF" w:color="auto" w:val="clear"/>
-            <w:tcMar>
-              <w:top w:type="dxa" w:w="60"/>
-              <w:left w:type="dxa" w:w="120"/>
-              <w:bottom w:type="dxa" w:w="60"/>
-              <w:right w:type="dxa" w:w="120"/>
-            </w:tcMar>
-            <w:vAlign w:val="top"/>
-          </w:tcPr>
-          <w:p>
-            <w:pPr>
-              <w:spacing w:after="30" w:before="0"/>
-              <w:ind w:left="360" w:hanging="180"/>
-              <w:jc w:val="left"/>
-            </w:pPr>
-            <w:r>
-              <w:rPr>
-                <w:rFonts w:ascii="Arial" w:cs="Arial" w:eastAsia="Arial" w:hAnsi="Arial"/>
-                <w:b w:val="false"/>
-                <w:bCs w:val="false"/>
-                <w:i w:val="false"/>
-                <w:iCs w:val="false"/>
-                <w:color w:val="000000"/>
-                <w:sz w:val="18"/>
-                <w:szCs w:val="18"/>
-              </w:rPr>
-              <w:t xml:space="preserve">–  Banking and Finance: indices and logarithms underpin compound interest, loan amortisation, and investment growth calculations used daily in Kenyan banks and SACCOs.</w:t>
-            </w:r>
-          </w:p>
-          <w:p>
-            <w:pPr>
-              <w:spacing w:after="30" w:before="0"/>
-              <w:ind w:left="360" w:hanging="180"/>
-              <w:jc w:val="left"/>
-            </w:pPr>
-            <w:r>
-              <w:rPr>
-                <w:rFonts w:ascii="Arial" w:cs="Arial" w:eastAsia="Arial" w:hAnsi="Arial"/>
-                <w:b w:val="false"/>
-                <w:bCs w:val="false"/>
-                <w:i w:val="false"/>
-                <w:iCs w:val="false"/>
-                <w:color w:val="000000"/>
-                <w:sz w:val="18"/>
-                <w:szCs w:val="18"/>
-              </w:rPr>
-              <w:t xml:space="preserve">–  Engineering and Architecture: index notation is used in structural load calculations, electrical engineering (e.g., decibels in telecommunications), and civil engineering projects such as the SGR and LAPSSET corridor.</w:t>
-            </w:r>
-          </w:p>
-          <w:p>
-            <w:pPr>
-              <w:spacing w:after="30" w:before="0"/>
-              <w:ind w:left="360" w:hanging="180"/>
-              <w:jc w:val="left"/>
-            </w:pPr>
-            <w:r>
-              <w:rPr>
-                <w:rFonts w:ascii="Arial" w:cs="Arial" w:eastAsia="Arial" w:hAnsi="Arial"/>
-                <w:b w:val="false"/>
-                <w:bCs w:val="false"/>
-                <w:i w:val="false"/>
-                <w:iCs w:val="false"/>
-                <w:color w:val="000000"/>
-                <w:sz w:val="18"/>
-                <w:szCs w:val="18"/>
-              </w:rPr>
-              <w:t xml:space="preserve">–  Computer Science and Data Science: binary index notation (powers of 2) is foundational to digital storage, coding, and data science careers growing rapidly in Kenya's Silicon Savannah (Konza Technopolis).</w:t>
-            </w:r>
-          </w:p>
-          <w:p>
-            <w:pPr>
-              <w:spacing w:after="30" w:before="0"/>
-              <w:ind w:left="360" w:hanging="180"/>
-              <w:jc w:val="left"/>
-            </w:pPr>
-            <w:r>
-              <w:rPr>
-                <w:rFonts w:ascii="Arial" w:cs="Arial" w:eastAsia="Arial" w:hAnsi="Arial"/>
-                <w:b w:val="false"/>
-                <w:bCs w:val="false"/>
-                <w:i w:val="false"/>
-                <w:iCs w:val="false"/>
-                <w:color w:val="000000"/>
-                <w:sz w:val="18"/>
-                <w:szCs w:val="18"/>
-              </w:rPr>
-              <w:t xml:space="preserve">–  Medicine and Public Health: logarithmic scales are used in measuring pH of body fluids, sound intensity in hospitals, and modelling the spread of diseases such as malaria across the Lake Victoria basin.</w:t>
-            </w:r>
-          </w:p>
-          <w:p>
-            <w:pPr>
-              <w:spacing w:after="30" w:before="0"/>
-              <w:ind w:left="360" w:hanging="180"/>
-              <w:jc w:val="left"/>
-            </w:pPr>
-            <w:r>
-              <w:rPr>
-                <w:rFonts w:ascii="Arial" w:cs="Arial" w:eastAsia="Arial" w:hAnsi="Arial"/>
-                <w:b w:val="false"/>
-                <w:bCs w:val="false"/>
-                <w:i w:val="false"/>
-                <w:iCs w:val="false"/>
-                <w:color w:val="000000"/>
-                <w:sz w:val="18"/>
-                <w:szCs w:val="18"/>
-              </w:rPr>
-              <w:t xml:space="preserve">–  Environmental Science and Agriculture: scientists and agronomists in the Rift Valley use scientific notation and logarithms to express soil nutrient concentrations, pesticide dilutions, and crop yield projections.</w:t>
-            </w:r>
-          </w:p>
-        </w:tc>
-      </w:tr>
-      <w:tr>
-        <w:tc>
-          <w:tcPr>
-            <w:tcW w:type="dxa" w:w="3000"/>
-            <w:shd w:fill="D5E8F0" w:color="auto" w:val="clear"/>
-            <w:tcMar>
-              <w:top w:type="dxa" w:w="60"/>
-              <w:left w:type="dxa" w:w="120"/>
-              <w:bottom w:type="dxa" w:w="60"/>
-              <w:right w:type="dxa" w:w="120"/>
-            </w:tcMar>
-            <w:vAlign w:val="top"/>
-          </w:tcPr>
-          <w:p>
-            <w:pPr>
-              <w:spacing w:after="40" w:before="0"/>
-              <w:jc w:val="left"/>
-            </w:pPr>
-            <w:r>
-              <w:rPr>
-                <w:rFonts w:ascii="Arial" w:cs="Arial" w:eastAsia="Arial" w:hAnsi="Arial"/>
-                <w:b/>
-                <w:bCs/>
-                <w:i w:val="false"/>
-                <w:iCs w:val="false"/>
-                <w:color w:val="000000"/>
-                <w:sz w:val="18"/>
-                <w:szCs w:val="18"/>
-              </w:rPr>
-              <w:t xml:space="preserve">Focus for Lessons</w:t>
-            </w:r>
-          </w:p>
-        </w:tc>
-        <w:tc>
-          <w:tcPr>
-            <w:tcW w:type="dxa" w:w="10680"/>
-            <w:shd w:fill="FFFFFF" w:color="auto" w:val="clear"/>
-            <w:tcMar>
-              <w:top w:type="dxa" w:w="60"/>
-              <w:left w:type="dxa" w:w="120"/>
-              <w:bottom w:type="dxa" w:w="60"/>
-              <w:right w:type="dxa" w:w="120"/>
-            </w:tcMar>
-            <w:vAlign w:val="top"/>
-          </w:tcPr>
-          <w:p>
-            <w:pPr>
-              <w:spacing w:after="40" w:before="0"/>
-              <w:jc w:val="left"/>
-            </w:pPr>
-            <w:r>
-              <w:rPr>
-                <w:rFonts w:ascii="Arial" w:cs="Arial" w:eastAsia="Arial" w:hAnsi="Arial"/>
-                <w:b w:val="false"/>
-                <w:bCs w:val="false"/>
-                <w:i w:val="false"/>
-                <w:iCs w:val="false"/>
-                <w:color w:val="000000"/>
-                <w:sz w:val="18"/>
-                <w:szCs w:val="18"/>
-              </w:rPr>
-              <w:t xml:space="preserve">This unit develops learners' ability to represent, manipulate, and apply numbers expressed in index and logarithmic form — two of the most powerful notational tools in mathematics. Starting from the concrete idea of repeated multiplication (e.g., how many maize seeds double over successive planting seasons), learners derive the laws of indices, transition to logarithm notation, and build fluency using mathematical tables and digital tools. Throughout the unit, Kenyan real-life contexts — from M-Pesa transaction volumes and SGR engineering data to microbial populations in Lake Victoria — anchor abstract concepts in meaningful, observable phenomena.</w:t>
-            </w:r>
-          </w:p>
-        </w:tc>
-      </w:tr>
-      <w:tr>
-        <w:tc>
-          <w:tcPr>
-            <w:tcW w:type="dxa" w:w="3000"/>
-            <w:shd w:fill="EAD1F5" w:color="auto" w:val="clear"/>
-            <w:tcMar>
-              <w:top w:type="dxa" w:w="60"/>
-              <w:left w:type="dxa" w:w="120"/>
-              <w:bottom w:type="dxa" w:w="60"/>
-              <w:right w:type="dxa" w:w="120"/>
-            </w:tcMar>
-            <w:vAlign w:val="top"/>
-          </w:tcPr>
-          <w:p>
-            <w:pPr>
-              <w:spacing w:after="40" w:before="0"/>
-              <w:jc w:val="left"/>
-            </w:pPr>
-            <w:r>
-              <w:rPr>
-                <w:rFonts w:ascii="Arial" w:cs="Arial" w:eastAsia="Arial" w:hAnsi="Arial"/>
-                <w:b/>
-                <w:bCs/>
-                <w:i w:val="false"/>
-                <w:iCs w:val="false"/>
-                <w:color w:val="000000"/>
-                <w:sz w:val="18"/>
-                <w:szCs w:val="18"/>
-              </w:rPr>
-              <w:t xml:space="preserve">Driving Question / Key Inquiry Questions</w:t>
-            </w:r>
-          </w:p>
-        </w:tc>
-        <w:tc>
-          <w:tcPr>
-            <w:tcW w:type="dxa" w:w="10680"/>
-            <w:shd w:fill="FFFFFF" w:color="auto" w:val="clear"/>
-            <w:tcMar>
-              <w:top w:type="dxa" w:w="60"/>
-              <w:left w:type="dxa" w:w="120"/>
-              <w:bottom w:type="dxa" w:w="60"/>
-              <w:right w:type="dxa" w:w="120"/>
-            </w:tcMar>
-            <w:vAlign w:val="top"/>
-          </w:tcPr>
-          <w:p>
-            <w:pPr>
-              <w:spacing w:after="40" w:before="0"/>
-              <w:jc w:val="left"/>
-            </w:pPr>
-            <w:r>
-              <w:rPr>
-                <w:rFonts w:ascii="Arial" w:cs="Arial" w:eastAsia="Arial" w:hAnsi="Arial"/>
-                <w:b w:val="false"/>
-                <w:bCs w:val="false"/>
-                <w:i w:val="false"/>
-                <w:iCs w:val="false"/>
-                <w:color w:val="000000"/>
-                <w:sz w:val="18"/>
-                <w:szCs w:val="18"/>
-              </w:rPr>
-              <w:t xml:space="preserve">DRIVING QUESTION: How can writing numbers as powers and logarithms help us make sense of — and calculate with — the enormous and tiny quantities that appear in Kenyan farming, finance, engineering, and science?</w:t>
-            </w:r>
-          </w:p>
-          <w:p>
-            <w:pPr>
-              <w:spacing w:after="40" w:before="0"/>
-              <w:jc w:val="left"/>
-            </w:pPr>
-            <w:r>
-              <w:rPr>
-                <w:rFonts w:ascii="Arial" w:cs="Arial" w:eastAsia="Arial" w:hAnsi="Arial"/>
-                <w:b w:val="false"/>
-                <w:bCs w:val="false"/>
-                <w:i w:val="false"/>
-                <w:iCs w:val="false"/>
-                <w:color w:val="000000"/>
-                <w:sz w:val="18"/>
-                <w:szCs w:val="18"/>
-              </w:rPr>
-              <w:t xml:space="preserve"/>
-            </w:r>
-          </w:p>
-          <w:p>
-            <w:pPr>
-              <w:spacing w:after="40" w:before="0"/>
-              <w:jc w:val="left"/>
-            </w:pPr>
-            <w:r>
-              <w:rPr>
-                <w:rFonts w:ascii="Arial" w:cs="Arial" w:eastAsia="Arial" w:hAnsi="Arial"/>
-                <w:b w:val="false"/>
-                <w:bCs w:val="false"/>
-                <w:i w:val="false"/>
-                <w:iCs w:val="false"/>
-                <w:color w:val="000000"/>
-                <w:sz w:val="18"/>
-                <w:szCs w:val="18"/>
-              </w:rPr>
-              <w:t xml:space="preserve">KICD KEY INQUIRY QUESTION:</w:t>
-            </w:r>
-          </w:p>
-          <w:p>
-            <w:pPr>
-              <w:spacing w:after="40" w:before="0"/>
-              <w:jc w:val="left"/>
-            </w:pPr>
-            <w:r>
-              <w:rPr>
-                <w:rFonts w:ascii="Arial" w:cs="Arial" w:eastAsia="Arial" w:hAnsi="Arial"/>
-                <w:b w:val="false"/>
-                <w:bCs w:val="false"/>
-                <w:i w:val="false"/>
-                <w:iCs w:val="false"/>
-                <w:color w:val="000000"/>
-                <w:sz w:val="18"/>
-                <w:szCs w:val="18"/>
-              </w:rPr>
-              <w:t xml:space="preserve">1. Why do we use indices and logarithms?</w:t>
-            </w:r>
-          </w:p>
-        </w:tc>
-      </w:tr>
-      <w:tr>
-        <w:tc>
-          <w:tcPr>
-            <w:tcW w:type="dxa" w:w="3000"/>
-            <w:shd w:fill="EAD1F5" w:color="auto" w:val="clear"/>
-            <w:tcMar>
-              <w:top w:type="dxa" w:w="60"/>
-              <w:left w:type="dxa" w:w="120"/>
-              <w:bottom w:type="dxa" w:w="60"/>
-              <w:right w:type="dxa" w:w="120"/>
-            </w:tcMar>
-            <w:vAlign w:val="top"/>
-          </w:tcPr>
-          <w:p>
-            <w:pPr>
-              <w:spacing w:after="40" w:before="0"/>
-              <w:jc w:val="left"/>
-            </w:pPr>
-            <w:r>
-              <w:rPr>
-                <w:rFonts w:ascii="Arial" w:cs="Arial" w:eastAsia="Arial" w:hAnsi="Arial"/>
-                <w:b/>
-                <w:bCs/>
-                <w:i w:val="false"/>
-                <w:iCs w:val="false"/>
-                <w:color w:val="000000"/>
-                <w:sz w:val="18"/>
-                <w:szCs w:val="18"/>
-              </w:rPr>
-              <w:t xml:space="preserve">Anchoring Phenomenon</w:t>
-            </w:r>
-          </w:p>
-        </w:tc>
-        <w:tc>
-          <w:tcPr>
-            <w:tcW w:type="dxa" w:w="10680"/>
-            <w:shd w:fill="FFFFFF" w:color="auto" w:val="clear"/>
-            <w:tcMar>
-              <w:top w:type="dxa" w:w="60"/>
-              <w:left w:type="dxa" w:w="120"/>
-              <w:bottom w:type="dxa" w:w="60"/>
-              <w:right w:type="dxa" w:w="120"/>
-            </w:tcMar>
-            <w:vAlign w:val="top"/>
-          </w:tcPr>
-          <w:p>
-            <w:pPr>
-              <w:spacing w:after="40" w:before="0"/>
-              <w:jc w:val="left"/>
-            </w:pPr>
-            <w:r>
-              <w:rPr>
-                <w:rFonts w:ascii="Arial" w:cs="Arial" w:eastAsia="Arial" w:hAnsi="Arial"/>
-                <w:b w:val="false"/>
-                <w:bCs w:val="false"/>
-                <w:i w:val="false"/>
-                <w:iCs w:val="false"/>
-                <w:color w:val="000000"/>
-                <w:sz w:val="18"/>
-                <w:szCs w:val="18"/>
-              </w:rPr>
-              <w:t xml:space="preserve">ANCHORING PHENOMENON — The Maize Doubling Puzzle:</w:t>
-            </w:r>
-          </w:p>
-          <w:p>
-            <w:pPr>
-              <w:spacing w:after="40" w:before="0"/>
-              <w:jc w:val="left"/>
-            </w:pPr>
-            <w:r>
-              <w:rPr>
-                <w:rFonts w:ascii="Arial" w:cs="Arial" w:eastAsia="Arial" w:hAnsi="Arial"/>
-                <w:b w:val="false"/>
-                <w:bCs w:val="false"/>
-                <w:i w:val="false"/>
-                <w:iCs w:val="false"/>
-                <w:color w:val="000000"/>
-                <w:sz w:val="18"/>
-                <w:szCs w:val="18"/>
-              </w:rPr>
-              <w:t xml:space="preserve">A smallholder farmer in Kitale plants 1 maize seed. Each season, every plant produces enough seeds to double the total number of seeds harvested. A student records the number of seeds after each of 8 successive seasons: 1, 2, 4, 8, 16, 32, 64, 128, 256. The student notices that by Season 20 the number exceeds 1,000,000 — yet the farmer's notebook can barely fit the number, and adding or multiplying these numbers by hand takes an extremely long time. The puzzle: Is there a smarter, more compact way to write, compare, and calculate with these exploding quantities? Why do scientists, engineers, and bankers always seem to compress huge numbers into short expressions? Students observe that 256 = 2⁸ and that multiplying 2⁸ × 2⁴ can be done simply by adding the exponents — a deeply non-obvious result that the unit will explain, formalise, and extend into the world of logarithms.</w:t>
-            </w:r>
-          </w:p>
-        </w:tc>
-      </w:tr>
-      <w:tr>
-        <w:tc>
-          <w:tcPr>
-            <w:tcW w:type="dxa" w:w="3000"/>
-            <w:shd w:fill="D9EEF1" w:color="auto" w:val="clear"/>
-            <w:tcMar>
-              <w:top w:type="dxa" w:w="60"/>
-              <w:left w:type="dxa" w:w="120"/>
-              <w:bottom w:type="dxa" w:w="60"/>
-              <w:right w:type="dxa" w:w="120"/>
-            </w:tcMar>
-            <w:vAlign w:val="top"/>
-          </w:tcPr>
-          <w:p>
-            <w:pPr>
-              <w:spacing w:after="40" w:before="0"/>
-              <w:jc w:val="left"/>
-            </w:pPr>
-            <w:r>
-              <w:rPr>
-                <w:rFonts w:ascii="Arial" w:cs="Arial" w:eastAsia="Arial" w:hAnsi="Arial"/>
-                <w:b/>
-                <w:bCs/>
-                <w:i w:val="false"/>
-                <w:iCs w:val="false"/>
-                <w:color w:val="000000"/>
-                <w:sz w:val="18"/>
-                <w:szCs w:val="18"/>
-              </w:rPr>
-              <w:t xml:space="preserve">Storyline Thread</w:t>
-            </w:r>
-          </w:p>
-        </w:tc>
-        <w:tc>
-          <w:tcPr>
-            <w:tcW w:type="dxa" w:w="10680"/>
-            <w:shd w:fill="FFFFFF" w:color="auto" w:val="clear"/>
-            <w:tcMar>
-              <w:top w:type="dxa" w:w="60"/>
-              <w:left w:type="dxa" w:w="120"/>
-              <w:bottom w:type="dxa" w:w="60"/>
-              <w:right w:type="dxa" w:w="120"/>
-            </w:tcMar>
-            <w:vAlign w:val="top"/>
-          </w:tcPr>
-          <w:p>
-            <w:pPr>
-              <w:spacing w:after="40" w:before="0"/>
-              <w:jc w:val="left"/>
-            </w:pPr>
-            <w:r>
-              <w:rPr>
-                <w:rFonts w:ascii="Arial" w:cs="Arial" w:eastAsia="Arial" w:hAnsi="Arial"/>
-                <w:b w:val="false"/>
-                <w:bCs w:val="false"/>
-                <w:i w:val="false"/>
-                <w:iCs w:val="false"/>
-                <w:color w:val="000000"/>
-                <w:sz w:val="18"/>
-                <w:szCs w:val="18"/>
-              </w:rPr>
-              <w:t xml:space="preserve">Lesson 1 — Noticing the Pattern (Index Notation): Students encounter the Maize Doubling Puzzle and record seed counts for 8 seasons. They identify the pattern of repeated multiplication and are guided to rewrite each count as a power (base and index), sharing their expressions with peers. The class establishes that index notation is a compact, powerful shorthand — DQB opens with student-generated questions.</w:t>
-            </w:r>
-          </w:p>
-          <w:p>
-            <w:pPr>
-              <w:spacing w:after="40" w:before="0"/>
-              <w:jc w:val="left"/>
-            </w:pPr>
-            <w:r>
-              <w:rPr>
-                <w:rFonts w:ascii="Arial" w:cs="Arial" w:eastAsia="Arial" w:hAnsi="Arial"/>
-                <w:b w:val="false"/>
-                <w:bCs w:val="false"/>
-                <w:i w:val="false"/>
-                <w:iCs w:val="false"/>
-                <w:color w:val="000000"/>
-                <w:sz w:val="18"/>
-                <w:szCs w:val="18"/>
-              </w:rPr>
-              <w:t xml:space="preserve"/>
-            </w:r>
-          </w:p>
-          <w:p>
-            <w:pPr>
-              <w:spacing w:after="40" w:before="0"/>
-              <w:jc w:val="left"/>
-            </w:pPr>
-            <w:r>
-              <w:rPr>
-                <w:rFonts w:ascii="Arial" w:cs="Arial" w:eastAsia="Arial" w:hAnsi="Arial"/>
-                <w:b w:val="false"/>
-                <w:bCs w:val="false"/>
-                <w:i w:val="false"/>
-                <w:iCs w:val="false"/>
-                <w:color w:val="000000"/>
-                <w:sz w:val="18"/>
-                <w:szCs w:val="18"/>
-              </w:rPr>
-              <w:t xml:space="preserve">Lesson 2 — Laws of Indices I (Product and Quotient Laws): Using factor expansion (e.g., 2³ × 2⁴ = 2 × 2 × 2 × 2 × 2 × 2 × 2 = 2⁷), learners derive the Product Law (aᵐ × aⁿ = aᵐ⁺ⁿ) and Quotient Law (aᵐ ÷ aⁿ = aᵐ⁻ⁿ) through guided group investigation. Contexts include computing M-Pesa transaction multiples and maize seed ratios. DQB updated: "What happens when we multiply powers of the same base?"</w:t>
-            </w:r>
-          </w:p>
-          <w:p>
-            <w:pPr>
-              <w:spacing w:after="40" w:before="0"/>
-              <w:jc w:val="left"/>
-            </w:pPr>
-            <w:r>
-              <w:rPr>
-                <w:rFonts w:ascii="Arial" w:cs="Arial" w:eastAsia="Arial" w:hAnsi="Arial"/>
-                <w:b w:val="false"/>
-                <w:bCs w:val="false"/>
-                <w:i w:val="false"/>
-                <w:iCs w:val="false"/>
-                <w:color w:val="000000"/>
-                <w:sz w:val="18"/>
-                <w:szCs w:val="18"/>
-              </w:rPr>
-              <w:t xml:space="preserve"/>
-            </w:r>
-          </w:p>
-          <w:p>
-            <w:pPr>
-              <w:spacing w:after="40" w:before="0"/>
-              <w:jc w:val="left"/>
-            </w:pPr>
-            <w:r>
-              <w:rPr>
-                <w:rFonts w:ascii="Arial" w:cs="Arial" w:eastAsia="Arial" w:hAnsi="Arial"/>
-                <w:b w:val="false"/>
-                <w:bCs w:val="false"/>
-                <w:i w:val="false"/>
-                <w:iCs w:val="false"/>
-                <w:color w:val="000000"/>
-                <w:sz w:val="18"/>
-                <w:szCs w:val="18"/>
-              </w:rPr>
-              <w:t xml:space="preserve">Lesson 3 — Laws of Indices II (Power, Zero, and Negative Index Laws): Learners extend their investigation to derive the Power Law ((aᵐ)ⁿ = aᵐⁿ), Zero Index Law (a⁰ = 1), and Negative Index Law (a⁻ⁿ = 1/aⁿ). The E. coli bacterial growth supporting phenomenon is introduced — learners compute how many doublings are needed to reach 10⁹ bacteria. DQB updated: "Can an index be zero or negative — what does that even mean?"</w:t>
-            </w:r>
-          </w:p>
-          <w:p>
-            <w:pPr>
-              <w:spacing w:after="40" w:before="0"/>
-              <w:jc w:val="left"/>
-            </w:pPr>
-            <w:r>
-              <w:rPr>
-                <w:rFonts w:ascii="Arial" w:cs="Arial" w:eastAsia="Arial" w:hAnsi="Arial"/>
-                <w:b w:val="false"/>
-                <w:bCs w:val="false"/>
-                <w:i w:val="false"/>
-                <w:iCs w:val="false"/>
-                <w:color w:val="000000"/>
-                <w:sz w:val="18"/>
-                <w:szCs w:val="18"/>
-              </w:rPr>
-              <w:t xml:space="preserve"/>
-            </w:r>
-          </w:p>
-          <w:p>
-            <w:pPr>
-              <w:spacing w:after="40" w:before="0"/>
-              <w:jc w:val="left"/>
-            </w:pPr>
-            <w:r>
-              <w:rPr>
-                <w:rFonts w:ascii="Arial" w:cs="Arial" w:eastAsia="Arial" w:hAnsi="Arial"/>
-                <w:b w:val="false"/>
-                <w:bCs w:val="false"/>
-                <w:i w:val="false"/>
-                <w:iCs w:val="false"/>
-                <w:color w:val="000000"/>
-                <w:sz w:val="18"/>
-                <w:szCs w:val="18"/>
-              </w:rPr>
-              <w:t xml:space="preserve">Lesson 4 — Applying the Laws of Indices: Learners apply all five laws to work out multi-step computations, simplify algebraic index expressions, and solve index equations. Problems are drawn from the SGR engineering context (large distances expressed as powers of 10) and Rift Valley geothermal energy data. Peer teaching pairs present solutions to the class.</w:t>
-            </w:r>
-          </w:p>
-          <w:p>
-            <w:pPr>
-              <w:spacing w:after="40" w:before="0"/>
-              <w:jc w:val="left"/>
-            </w:pPr>
-            <w:r>
-              <w:rPr>
-                <w:rFonts w:ascii="Arial" w:cs="Arial" w:eastAsia="Arial" w:hAnsi="Arial"/>
-                <w:b w:val="false"/>
-                <w:bCs w:val="false"/>
-                <w:i w:val="false"/>
-                <w:iCs w:val="false"/>
-                <w:color w:val="000000"/>
-                <w:sz w:val="18"/>
-                <w:szCs w:val="18"/>
-              </w:rPr>
-              <w:t xml:space="preserve"/>
-            </w:r>
-          </w:p>
-          <w:p>
-            <w:pPr>
-              <w:spacing w:after="40" w:before="0"/>
-              <w:jc w:val="left"/>
-            </w:pPr>
-            <w:r>
-              <w:rPr>
-                <w:rFonts w:ascii="Arial" w:cs="Arial" w:eastAsia="Arial" w:hAnsi="Arial"/>
-                <w:b w:val="false"/>
-                <w:bCs w:val="false"/>
-                <w:i w:val="false"/>
-                <w:iCs w:val="false"/>
-                <w:color w:val="000000"/>
-                <w:sz w:val="18"/>
-                <w:szCs w:val="18"/>
-              </w:rPr>
-              <w:t xml:space="preserve">Lesson 5 — Bridging to Logarithms (Index ↔ Log Notation): Learners revisit the anchoring phenomenon: if 2⁸ = 256, then "8 is the logarithm of 256 to base 2." The class is guided to formalise the definition: if aˣ = N then logₐN = x, and to convert fluently between index and logarithm notation for base 10. The Richter scale supporting phenomenon is used to make the concept concrete. DQB updated: "So logarithm is just the index — but why do we need a new word?"</w:t>
-            </w:r>
-          </w:p>
-          <w:p>
-            <w:pPr>
-              <w:spacing w:after="40" w:before="0"/>
-              <w:jc w:val="left"/>
-            </w:pPr>
-            <w:r>
-              <w:rPr>
-                <w:rFonts w:ascii="Arial" w:cs="Arial" w:eastAsia="Arial" w:hAnsi="Arial"/>
-                <w:b w:val="false"/>
-                <w:bCs w:val="false"/>
-                <w:i w:val="false"/>
-                <w:iCs w:val="false"/>
-                <w:color w:val="000000"/>
-                <w:sz w:val="18"/>
-                <w:szCs w:val="18"/>
-              </w:rPr>
-              <w:t xml:space="preserve"/>
-            </w:r>
-          </w:p>
-          <w:p>
-            <w:pPr>
-              <w:spacing w:after="40" w:before="0"/>
-              <w:jc w:val="left"/>
-            </w:pPr>
-            <w:r>
-              <w:rPr>
-                <w:rFonts w:ascii="Arial" w:cs="Arial" w:eastAsia="Arial" w:hAnsi="Arial"/>
-                <w:b w:val="false"/>
-                <w:bCs w:val="false"/>
-                <w:i w:val="false"/>
-                <w:iCs w:val="false"/>
-                <w:color w:val="000000"/>
-                <w:sz w:val="18"/>
-                <w:szCs w:val="18"/>
-              </w:rPr>
-              <w:t xml:space="preserve">Lesson 6 — Reading Common Logarithms from Tables and Calculators: Learners practise reading the mantissa and characteristic from four-figure mathematical tables, and verify results using calculators and digital devices. They apply log tables to find common logarithms of numbers relevant to Kenyan contexts (e.g., log 25,000 for population density calculations, log 0.004 for pesticide concentrations). Error analysis: learners identify and correct common reading mistakes.</w:t>
-            </w:r>
-          </w:p>
-          <w:p>
-            <w:pPr>
-              <w:spacing w:after="40" w:before="0"/>
-              <w:jc w:val="left"/>
-            </w:pPr>
-            <w:r>
-              <w:rPr>
-                <w:rFonts w:ascii="Arial" w:cs="Arial" w:eastAsia="Arial" w:hAnsi="Arial"/>
-                <w:b w:val="false"/>
-                <w:bCs w:val="false"/>
-                <w:i w:val="false"/>
-                <w:iCs w:val="false"/>
-                <w:color w:val="000000"/>
-                <w:sz w:val="18"/>
-                <w:szCs w:val="18"/>
-              </w:rPr>
-              <w:t xml:space="preserve"/>
-            </w:r>
-          </w:p>
-          <w:p>
-            <w:pPr>
-              <w:spacing w:after="40" w:before="0"/>
-              <w:jc w:val="left"/>
-            </w:pPr>
-            <w:r>
-              <w:rPr>
-                <w:rFonts w:ascii="Arial" w:cs="Arial" w:eastAsia="Arial" w:hAnsi="Arial"/>
-                <w:b w:val="false"/>
-                <w:bCs w:val="false"/>
-                <w:i w:val="false"/>
-                <w:iCs w:val="false"/>
-                <w:color w:val="000000"/>
-                <w:sz w:val="18"/>
-                <w:szCs w:val="18"/>
-              </w:rPr>
-              <w:t xml:space="preserve">Lesson 7 — Applying Logarithms (Multiplication, Division, Powers, Roots): Learners use logarithm properties (log MN = log M + log N; log M/N = log M − log N; log Mⁿ = n log M) to perform calculations without a calculator, then verify with digital tools. Problems include computing compound interest on a KCB savings account and finding the cube root of a large harvest yield figure from a Kericho tea farm. DQB updated with newly resolved questions.</w:t>
-            </w:r>
-          </w:p>
-          <w:p>
-            <w:pPr>
-              <w:spacing w:after="40" w:before="0"/>
-              <w:jc w:val="left"/>
-            </w:pPr>
-            <w:r>
-              <w:rPr>
-                <w:rFonts w:ascii="Arial" w:cs="Arial" w:eastAsia="Arial" w:hAnsi="Arial"/>
-                <w:b w:val="false"/>
-                <w:bCs w:val="false"/>
-                <w:i w:val="false"/>
-                <w:iCs w:val="false"/>
-                <w:color w:val="000000"/>
-                <w:sz w:val="18"/>
-                <w:szCs w:val="18"/>
-              </w:rPr>
-              <w:t xml:space="preserve"/>
-            </w:r>
-          </w:p>
-          <w:p>
-            <w:pPr>
-              <w:spacing w:after="40" w:before="0"/>
-              <w:jc w:val="left"/>
-            </w:pPr>
-            <w:r>
-              <w:rPr>
-                <w:rFonts w:ascii="Arial" w:cs="Arial" w:eastAsia="Arial" w:hAnsi="Arial"/>
-                <w:b w:val="false"/>
-                <w:bCs w:val="false"/>
-                <w:i w:val="false"/>
-                <w:iCs w:val="false"/>
-                <w:color w:val="000000"/>
-                <w:sz w:val="18"/>
-                <w:szCs w:val="18"/>
-              </w:rPr>
-              <w:t xml:space="preserve">Lesson 8 — Summative Assessment and Model Consolidation: Learners complete a printed summative assessment covering index notation, laws of indices, index-to-log conversion, reading log tables, and log-based computation. After submission, the class conducts a final DQB review — crossing off resolved questions and celebrating the explanatory journey from the Maize Doubling Puzzle to logarithms. Students articulate in writing how indices and logarithms answer the driving question, connecting back to farming, finance, engineering, and science contexts used throughout the unit.</w:t>
-            </w:r>
-          </w:p>
-        </w:tc>
-      </w:tr>
-      <w:tr>
-        <w:tc>
-          <w:tcPr>
-            <w:tcW w:type="dxa" w:w="3000"/>
-            <w:shd w:fill="EAD1F5" w:color="auto" w:val="clear"/>
-            <w:tcMar>
-              <w:top w:type="dxa" w:w="60"/>
-              <w:left w:type="dxa" w:w="120"/>
-              <w:bottom w:type="dxa" w:w="60"/>
-              <w:right w:type="dxa" w:w="120"/>
-            </w:tcMar>
-            <w:vAlign w:val="top"/>
-          </w:tcPr>
-          <w:p>
-            <w:pPr>
-              <w:spacing w:after="40" w:before="0"/>
-              <w:jc w:val="left"/>
-            </w:pPr>
-            <w:r>
-              <w:rPr>
-                <w:rFonts w:ascii="Arial" w:cs="Arial" w:eastAsia="Arial" w:hAnsi="Arial"/>
-                <w:b/>
-                <w:bCs/>
-                <w:i w:val="false"/>
-                <w:iCs w:val="false"/>
-                <w:color w:val="000000"/>
-                <w:sz w:val="18"/>
-                <w:szCs w:val="18"/>
-              </w:rPr>
-              <w:t xml:space="preserve">Supporting Phenomena</w:t>
-            </w:r>
-          </w:p>
-        </w:tc>
-        <w:tc>
-          <w:tcPr>
-            <w:tcW w:type="dxa" w:w="10680"/>
-            <w:shd w:fill="FFFFFF" w:color="auto" w:val="clear"/>
-            <w:tcMar>
-              <w:top w:type="dxa" w:w="60"/>
-              <w:left w:type="dxa" w:w="120"/>
-              <w:bottom w:type="dxa" w:w="60"/>
-              <w:right w:type="dxa" w:w="120"/>
-            </w:tcMar>
-            <w:vAlign w:val="top"/>
-          </w:tcPr>
-          <w:p>
-            <w:pPr>
-              <w:spacing w:after="30" w:before="0"/>
-              <w:ind w:left="360" w:hanging="180"/>
-              <w:jc w:val="left"/>
-            </w:pPr>
-            <w:r>
-              <w:rPr>
-                <w:rFonts w:ascii="Arial" w:cs="Arial" w:eastAsia="Arial" w:hAnsi="Arial"/>
-                <w:b w:val="false"/>
-                <w:bCs w:val="false"/>
-                <w:i w:val="false"/>
-                <w:iCs w:val="false"/>
-                <w:color w:val="000000"/>
-                <w:sz w:val="18"/>
-                <w:szCs w:val="18"/>
-              </w:rPr>
-              <w:t xml:space="preserve">–  M-Pesa Transaction Volume: Safaricom processes over 10,000,000,000 (10¹⁰) shillings in daily M-Pesa transactions — learners explore why scientists and economists write and compute with such figures using index notation rather than strings of zeros.</w:t>
-            </w:r>
-          </w:p>
-          <w:p>
-            <w:pPr>
-              <w:spacing w:after="30" w:before="0"/>
-              <w:ind w:left="360" w:hanging="180"/>
-              <w:jc w:val="left"/>
-            </w:pPr>
-            <w:r>
-              <w:rPr>
-                <w:rFonts w:ascii="Arial" w:cs="Arial" w:eastAsia="Arial" w:hAnsi="Arial"/>
-                <w:b w:val="false"/>
-                <w:bCs w:val="false"/>
-                <w:i w:val="false"/>
-                <w:iCs w:val="false"/>
-                <w:color w:val="000000"/>
-                <w:sz w:val="18"/>
-                <w:szCs w:val="18"/>
-              </w:rPr>
-              <w:t xml:space="preserve">–  Earthquake Magnitude Scale in the East African Rift: Geologists monitoring tremors along the East African Rift System use the Richter scale — a base-10 logarithmic scale — so that a magnitude-6 quake is 10 times stronger than a magnitude-5 quake; learners interrogate why a simple "+1" on the scale means ×10 in energy.</w:t>
-            </w:r>
-          </w:p>
-          <w:p>
-            <w:pPr>
-              <w:spacing w:after="30" w:before="0"/>
-              <w:ind w:left="360" w:hanging="180"/>
-              <w:jc w:val="left"/>
-            </w:pPr>
-            <w:r>
-              <w:rPr>
-                <w:rFonts w:ascii="Arial" w:cs="Arial" w:eastAsia="Arial" w:hAnsi="Arial"/>
-                <w:b w:val="false"/>
-                <w:bCs w:val="false"/>
-                <w:i w:val="false"/>
-                <w:iCs w:val="false"/>
-                <w:color w:val="000000"/>
-                <w:sz w:val="18"/>
-                <w:szCs w:val="18"/>
-              </w:rPr>
-              <w:t xml:space="preserve">–  Sound Intensity in Nairobi Traffic: Noise pollution researchers in Nairobi's CBD measure traffic noise in decibels (dB), a logarithmic unit; learners discover that 80 dB (matatu) vs. 40 dB (library) is not "twice as loud" but 10,000 times as intense — a counterintuitive result explained by logarithms.</w:t>
-            </w:r>
-          </w:p>
-          <w:p>
-            <w:pPr>
-              <w:spacing w:after="30" w:before="0"/>
-              <w:ind w:left="360" w:hanging="180"/>
-              <w:jc w:val="left"/>
-            </w:pPr>
-            <w:r>
-              <w:rPr>
-                <w:rFonts w:ascii="Arial" w:cs="Arial" w:eastAsia="Arial" w:hAnsi="Arial"/>
-                <w:b w:val="false"/>
-                <w:bCs w:val="false"/>
-                <w:i w:val="false"/>
-                <w:iCs w:val="false"/>
-                <w:color w:val="000000"/>
-                <w:sz w:val="18"/>
-                <w:szCs w:val="18"/>
-              </w:rPr>
-              <w:t xml:space="preserve">–  Bacterial Growth in Contaminated Water (Lake Victoria): Public health scientists studying E. coli in water samples near Kisumu find that a single bacterium can become 2³⁰ (over 1 billion) bacteria in 30 doubling cycles — learners use index laws to compute and compare these populations without writing out billions of digits.</w:t>
-            </w:r>
-          </w:p>
-        </w:tc>
-      </w:tr>
-    </w:tbl>
-    <w:p>
-      <w:pPr>
-        <w:spacing w:after="120"/>
-      </w:pPr>
-      <w:r>
-        <w:t xml:space="preserve"/>
       </w:r>
     </w:p>
     <w:p>
@@ -3236,7 +3236,7 @@
             <w:pPr>
               <w:spacing w:after="20" w:before="0"/>
             </w:pPr>
-            <w:hyperlink w:history="1" r:id="rIdiblfyq3e7xhlmg-ew33-7">
+            <w:hyperlink w:history="1" r:id="rIddjgtzp5xyivz_7essya_k">
               <w:r>
                 <w:rPr>
                   <w:rFonts w:ascii="Arial" w:cs="Arial" w:eastAsia="Arial" w:hAnsi="Arial"/>
@@ -3269,7 +3269,7 @@
               <w:spacing w:after="10" w:before="0"/>
               <w:ind w:left="120"/>
             </w:pPr>
-            <w:hyperlink w:history="1" r:id="rIduruqfswij0zgztjoxhi2t">
+            <w:hyperlink w:history="1" r:id="rIdml5bgeidmxilekp7yp0re">
               <w:r>
                 <w:rPr>
                   <w:rFonts w:ascii="Arial" w:cs="Arial" w:eastAsia="Arial" w:hAnsi="Arial"/>
@@ -3314,7 +3314,7 @@
             <w:pPr>
               <w:spacing w:after="20" w:before="0"/>
             </w:pPr>
-            <w:hyperlink w:history="1" r:id="rIdnnkjsaoid0dtytkrpq2a0">
+            <w:hyperlink w:history="1" r:id="rIdd089cxbuyg_p2thnc4v4u">
               <w:r>
                 <w:rPr>
                   <w:rFonts w:ascii="Arial" w:cs="Arial" w:eastAsia="Arial" w:hAnsi="Arial"/>
@@ -3347,7 +3347,7 @@
               <w:spacing w:after="10" w:before="0"/>
               <w:ind w:left="120"/>
             </w:pPr>
-            <w:hyperlink w:history="1" r:id="rIdwp4bgsxfhx5_a3i1yvj2i">
+            <w:hyperlink w:history="1" r:id="rIdgvxgrzmt43zyzx3b2poth">
               <w:r>
                 <w:rPr>
                   <w:rFonts w:ascii="Arial" w:cs="Arial" w:eastAsia="Arial" w:hAnsi="Arial"/>
@@ -3542,7 +3542,7 @@
             <w:pPr>
               <w:spacing w:after="20" w:before="0"/>
             </w:pPr>
-            <w:hyperlink w:history="1" r:id="rId7crepo_v8d1xtnmyjljz6">
+            <w:hyperlink w:history="1" r:id="rIdie3i-eelmvo_auhpbmb48">
               <w:r>
                 <w:rPr>
                   <w:rFonts w:ascii="Arial" w:cs="Arial" w:eastAsia="Arial" w:hAnsi="Arial"/>
@@ -3575,7 +3575,7 @@
               <w:spacing w:after="10" w:before="0"/>
               <w:ind w:left="120"/>
             </w:pPr>
-            <w:hyperlink w:history="1" r:id="rIdzj2nffpz1id8yhbngurtn">
+            <w:hyperlink w:history="1" r:id="rIdh-p0ov3jsxgnfws64pemv">
               <w:r>
                 <w:rPr>
                   <w:rFonts w:ascii="Arial" w:cs="Arial" w:eastAsia="Arial" w:hAnsi="Arial"/>
@@ -3620,7 +3620,7 @@
             <w:pPr>
               <w:spacing w:after="20" w:before="0"/>
             </w:pPr>
-            <w:hyperlink w:history="1" r:id="rIdczfmf5aqra7bljwt3jzdq">
+            <w:hyperlink w:history="1" r:id="rIdmcopnldkbnklmvqfo57wv">
               <w:r>
                 <w:rPr>
                   <w:rFonts w:ascii="Arial" w:cs="Arial" w:eastAsia="Arial" w:hAnsi="Arial"/>
@@ -3653,7 +3653,7 @@
               <w:spacing w:after="10" w:before="0"/>
               <w:ind w:left="120"/>
             </w:pPr>
-            <w:hyperlink w:history="1" r:id="rId-n4_kh5mjk-31chfe8y23">
+            <w:hyperlink w:history="1" r:id="rIdlwerilqlr61jbdwrr-hfw">
               <w:r>
                 <w:rPr>
                   <w:rFonts w:ascii="Arial" w:cs="Arial" w:eastAsia="Arial" w:hAnsi="Arial"/>
@@ -3848,7 +3848,7 @@
             <w:pPr>
               <w:spacing w:after="20" w:before="0"/>
             </w:pPr>
-            <w:hyperlink w:history="1" r:id="rIdksuyynisr2xwipuj6ft9c">
+            <w:hyperlink w:history="1" r:id="rIdxo5oxmlbknu950zqoaxoh">
               <w:r>
                 <w:rPr>
                   <w:rFonts w:ascii="Arial" w:cs="Arial" w:eastAsia="Arial" w:hAnsi="Arial"/>
@@ -3881,7 +3881,7 @@
               <w:spacing w:after="10" w:before="0"/>
               <w:ind w:left="120"/>
             </w:pPr>
-            <w:hyperlink w:history="1" r:id="rIdxzbum2ftaz-gk-fj7aksc">
+            <w:hyperlink w:history="1" r:id="rIddkrujrc-ypnmrl3piwjyi">
               <w:r>
                 <w:rPr>
                   <w:rFonts w:ascii="Arial" w:cs="Arial" w:eastAsia="Arial" w:hAnsi="Arial"/>
@@ -3926,7 +3926,7 @@
             <w:pPr>
               <w:spacing w:after="20" w:before="0"/>
             </w:pPr>
-            <w:hyperlink w:history="1" r:id="rIdo4zautqy8sv9gqwswm3zf">
+            <w:hyperlink w:history="1" r:id="rIdqrexe42tjynm2u_6iu-kf">
               <w:r>
                 <w:rPr>
                   <w:rFonts w:ascii="Arial" w:cs="Arial" w:eastAsia="Arial" w:hAnsi="Arial"/>
@@ -3959,7 +3959,7 @@
               <w:spacing w:after="10" w:before="0"/>
               <w:ind w:left="120"/>
             </w:pPr>
-            <w:hyperlink w:history="1" r:id="rId21crxfxqjv_tq27fof6t1">
+            <w:hyperlink w:history="1" r:id="rIdppihdizme1umoagoycdcd">
               <w:r>
                 <w:rPr>
                   <w:rFonts w:ascii="Arial" w:cs="Arial" w:eastAsia="Arial" w:hAnsi="Arial"/>
@@ -4154,7 +4154,7 @@
             <w:pPr>
               <w:spacing w:after="20" w:before="0"/>
             </w:pPr>
-            <w:hyperlink w:history="1" r:id="rIdnfij2nkiwdkp2k9cbiw51">
+            <w:hyperlink w:history="1" r:id="rId6fc25wxo790r5h9huybji">
               <w:r>
                 <w:rPr>
                   <w:rFonts w:ascii="Arial" w:cs="Arial" w:eastAsia="Arial" w:hAnsi="Arial"/>
@@ -4187,7 +4187,7 @@
               <w:spacing w:after="10" w:before="0"/>
               <w:ind w:left="120"/>
             </w:pPr>
-            <w:hyperlink w:history="1" r:id="rIduey5gus-nxzdn-yiaybzz">
+            <w:hyperlink w:history="1" r:id="rId1wxud7p8vw-q8k0htzwv-">
               <w:r>
                 <w:rPr>
                   <w:rFonts w:ascii="Arial" w:cs="Arial" w:eastAsia="Arial" w:hAnsi="Arial"/>
@@ -4232,7 +4232,7 @@
             <w:pPr>
               <w:spacing w:after="20" w:before="0"/>
             </w:pPr>
-            <w:hyperlink w:history="1" r:id="rIdht0_pllgbzu9up--7rhzw">
+            <w:hyperlink w:history="1" r:id="rIdzpc50lp5b1agqb5bqfaq2">
               <w:r>
                 <w:rPr>
                   <w:rFonts w:ascii="Arial" w:cs="Arial" w:eastAsia="Arial" w:hAnsi="Arial"/>
@@ -4265,7 +4265,7 @@
               <w:spacing w:after="10" w:before="0"/>
               <w:ind w:left="120"/>
             </w:pPr>
-            <w:hyperlink w:history="1" r:id="rIdpaeodp5y2cfsabrkhpqjo">
+            <w:hyperlink w:history="1" r:id="rIdefqpti0v5qdmwpqow2z-j">
               <w:r>
                 <w:rPr>
                   <w:rFonts w:ascii="Arial" w:cs="Arial" w:eastAsia="Arial" w:hAnsi="Arial"/>
@@ -4460,7 +4460,7 @@
             <w:pPr>
               <w:spacing w:after="20" w:before="0"/>
             </w:pPr>
-            <w:hyperlink w:history="1" r:id="rIdutu2wcqsfipevllrjuwna">
+            <w:hyperlink w:history="1" r:id="rIdwggeontg10bsfyybhcjsj">
               <w:r>
                 <w:rPr>
                   <w:rFonts w:ascii="Arial" w:cs="Arial" w:eastAsia="Arial" w:hAnsi="Arial"/>
@@ -4493,7 +4493,7 @@
               <w:spacing w:after="10" w:before="0"/>
               <w:ind w:left="120"/>
             </w:pPr>
-            <w:hyperlink w:history="1" r:id="rIdj-qwu9lchr1l_2zjazg5u">
+            <w:hyperlink w:history="1" r:id="rId_lnx003nxznznjdkso53f">
               <w:r>
                 <w:rPr>
                   <w:rFonts w:ascii="Arial" w:cs="Arial" w:eastAsia="Arial" w:hAnsi="Arial"/>
@@ -4538,7 +4538,7 @@
             <w:pPr>
               <w:spacing w:after="20" w:before="0"/>
             </w:pPr>
-            <w:hyperlink w:history="1" r:id="rId23-5-nas3rehdhfasw2hu">
+            <w:hyperlink w:history="1" r:id="rIddb-bprju6nfwxmi9zd3lv">
               <w:r>
                 <w:rPr>
                   <w:rFonts w:ascii="Arial" w:cs="Arial" w:eastAsia="Arial" w:hAnsi="Arial"/>
@@ -4571,7 +4571,7 @@
               <w:spacing w:after="10" w:before="0"/>
               <w:ind w:left="120"/>
             </w:pPr>
-            <w:hyperlink w:history="1" r:id="rId8hsxu9r-lfhlb51gpbn3u">
+            <w:hyperlink w:history="1" r:id="rIdczdscehrrpqu5iq24i4yk">
               <w:r>
                 <w:rPr>
                   <w:rFonts w:ascii="Arial" w:cs="Arial" w:eastAsia="Arial" w:hAnsi="Arial"/>
@@ -5083,7 +5083,7 @@
         </w:rPr>
         <w:t xml:space="preserve">© 2026 SeaVuria and ARES. Aligned with KICD objectives. Developed by SeaVuria; technical implementation by ARES (with AI assistance from Claude). Licensed under </w:t>
       </w:r>
-      <w:hyperlink w:history="1" r:id="rId4h693f1zjuouxyxvgqwht">
+      <w:hyperlink w:history="1" r:id="rIdsalq0d2vrrti8iobye65z">
         <w:r>
           <w:rPr>
             <w:rFonts w:ascii="Arial" w:cs="Arial" w:eastAsia="Arial" w:hAnsi="Arial"/>
@@ -5104,7 +5104,7 @@
         </w:rPr>
         <w:t xml:space="preserve"> (</w:t>
       </w:r>
-      <w:hyperlink w:history="1" r:id="rIdgnntp1p3uc99cvxvgkbib">
+      <w:hyperlink w:history="1" r:id="rIdtacjdwr_6f3orhspa7zrz">
         <w:r>
           <w:rPr>
             <w:rFonts w:ascii="Arial" w:cs="Arial" w:eastAsia="Arial" w:hAnsi="Arial"/>
@@ -6117,7 +6117,7 @@
             <w:pPr>
               <w:spacing w:after="20" w:before="0"/>
             </w:pPr>
-            <w:hyperlink w:history="1" r:id="rId8xnti-ikbsnje35q6m4qp">
+            <w:hyperlink w:history="1" r:id="rIdqj8hsi_ahydslfzlkkyaf">
               <w:r>
                 <w:rPr>
                   <w:rFonts w:ascii="Arial" w:cs="Arial" w:eastAsia="Arial" w:hAnsi="Arial"/>
@@ -6150,7 +6150,7 @@
               <w:spacing w:after="10" w:before="0"/>
               <w:ind w:left="120"/>
             </w:pPr>
-            <w:hyperlink w:history="1" r:id="rIdv8zbzqil7umnfluw626yh">
+            <w:hyperlink w:history="1" r:id="rIdnyovekglgvd0r6-n5tlyy">
               <w:r>
                 <w:rPr>
                   <w:rFonts w:ascii="Arial" w:cs="Arial" w:eastAsia="Arial" w:hAnsi="Arial"/>
@@ -6195,7 +6195,7 @@
             <w:pPr>
               <w:spacing w:after="20" w:before="0"/>
             </w:pPr>
-            <w:hyperlink w:history="1" r:id="rIdl8m1wdcottxl5ptwmwueh">
+            <w:hyperlink w:history="1" r:id="rIdvlf2osnxgu1w-64lf3meh">
               <w:r>
                 <w:rPr>
                   <w:rFonts w:ascii="Arial" w:cs="Arial" w:eastAsia="Arial" w:hAnsi="Arial"/>
@@ -6228,7 +6228,7 @@
               <w:spacing w:after="10" w:before="0"/>
               <w:ind w:left="120"/>
             </w:pPr>
-            <w:hyperlink w:history="1" r:id="rIdk-r2qtk9gtxsyxjyto__z">
+            <w:hyperlink w:history="1" r:id="rIdi-o1cbsrgwhavpspfhdud">
               <w:r>
                 <w:rPr>
                   <w:rFonts w:ascii="Arial" w:cs="Arial" w:eastAsia="Arial" w:hAnsi="Arial"/>
@@ -6423,7 +6423,7 @@
             <w:pPr>
               <w:spacing w:after="20" w:before="0"/>
             </w:pPr>
-            <w:hyperlink w:history="1" r:id="rIdfd7yqz7ydvfkrowqox95u">
+            <w:hyperlink w:history="1" r:id="rIdlaoyawl_mlnblyt3g9fjk">
               <w:r>
                 <w:rPr>
                   <w:rFonts w:ascii="Arial" w:cs="Arial" w:eastAsia="Arial" w:hAnsi="Arial"/>
@@ -6456,7 +6456,7 @@
               <w:spacing w:after="10" w:before="0"/>
               <w:ind w:left="120"/>
             </w:pPr>
-            <w:hyperlink w:history="1" r:id="rIdxnbgekmrymqu1k42c7rvc">
+            <w:hyperlink w:history="1" r:id="rIdy_0w8y17z8enc7djpo8s-">
               <w:r>
                 <w:rPr>
                   <w:rFonts w:ascii="Arial" w:cs="Arial" w:eastAsia="Arial" w:hAnsi="Arial"/>
@@ -6501,7 +6501,7 @@
             <w:pPr>
               <w:spacing w:after="20" w:before="0"/>
             </w:pPr>
-            <w:hyperlink w:history="1" r:id="rIdyfrmnjsmrupdxnnayxhs7">
+            <w:hyperlink w:history="1" r:id="rIdnur4v2ccqwgrchoznfpks">
               <w:r>
                 <w:rPr>
                   <w:rFonts w:ascii="Arial" w:cs="Arial" w:eastAsia="Arial" w:hAnsi="Arial"/>
@@ -6534,7 +6534,7 @@
               <w:spacing w:after="10" w:before="0"/>
               <w:ind w:left="120"/>
             </w:pPr>
-            <w:hyperlink w:history="1" r:id="rIdemjzrk8_z8wyavjlosqwi">
+            <w:hyperlink w:history="1" r:id="rIdsmawukk7ple_chz10uprp">
               <w:r>
                 <w:rPr>
                   <w:rFonts w:ascii="Arial" w:cs="Arial" w:eastAsia="Arial" w:hAnsi="Arial"/>
@@ -6729,7 +6729,7 @@
             <w:pPr>
               <w:spacing w:after="20" w:before="0"/>
             </w:pPr>
-            <w:hyperlink w:history="1" r:id="rIdnzog8dp7uo2dw9trrtcdy">
+            <w:hyperlink w:history="1" r:id="rId_a06edh9ymsgcpng8bv5t">
               <w:r>
                 <w:rPr>
                   <w:rFonts w:ascii="Arial" w:cs="Arial" w:eastAsia="Arial" w:hAnsi="Arial"/>
@@ -6762,7 +6762,7 @@
               <w:spacing w:after="10" w:before="0"/>
               <w:ind w:left="120"/>
             </w:pPr>
-            <w:hyperlink w:history="1" r:id="rIdje-df6xhgy4tzftlk4pnc">
+            <w:hyperlink w:history="1" r:id="rIdgbbabv03rf2cfdoysewzr">
               <w:r>
                 <w:rPr>
                   <w:rFonts w:ascii="Arial" w:cs="Arial" w:eastAsia="Arial" w:hAnsi="Arial"/>
@@ -6807,7 +6807,7 @@
             <w:pPr>
               <w:spacing w:after="20" w:before="0"/>
             </w:pPr>
-            <w:hyperlink w:history="1" r:id="rIdg6eaxm9elw7wivwyvwsmw">
+            <w:hyperlink w:history="1" r:id="rIdold_5joqtzicyk59rhrny">
               <w:r>
                 <w:rPr>
                   <w:rFonts w:ascii="Arial" w:cs="Arial" w:eastAsia="Arial" w:hAnsi="Arial"/>
@@ -6840,7 +6840,7 @@
               <w:spacing w:after="10" w:before="0"/>
               <w:ind w:left="120"/>
             </w:pPr>
-            <w:hyperlink w:history="1" r:id="rIdkphbdfzan3f0je1xddyqr">
+            <w:hyperlink w:history="1" r:id="rIdqt_qlkf0rzfdazbkoztjd">
               <w:r>
                 <w:rPr>
                   <w:rFonts w:ascii="Arial" w:cs="Arial" w:eastAsia="Arial" w:hAnsi="Arial"/>
@@ -7035,7 +7035,7 @@
             <w:pPr>
               <w:spacing w:after="20" w:before="0"/>
             </w:pPr>
-            <w:hyperlink w:history="1" r:id="rIdy7pne-60yfdssqxysziqc">
+            <w:hyperlink w:history="1" r:id="rIdl9iamaii5n_gc_3xkpdoh">
               <w:r>
                 <w:rPr>
                   <w:rFonts w:ascii="Arial" w:cs="Arial" w:eastAsia="Arial" w:hAnsi="Arial"/>
@@ -7068,7 +7068,7 @@
               <w:spacing w:after="10" w:before="0"/>
               <w:ind w:left="120"/>
             </w:pPr>
-            <w:hyperlink w:history="1" r:id="rIdbnombksjpkno0et46qnsi">
+            <w:hyperlink w:history="1" r:id="rIdthn_2rii36kkgch02qhs5">
               <w:r>
                 <w:rPr>
                   <w:rFonts w:ascii="Arial" w:cs="Arial" w:eastAsia="Arial" w:hAnsi="Arial"/>
@@ -7113,7 +7113,7 @@
             <w:pPr>
               <w:spacing w:after="20" w:before="0"/>
             </w:pPr>
-            <w:hyperlink w:history="1" r:id="rIdaj3226wkoe6itityjjtl2">
+            <w:hyperlink w:history="1" r:id="rIdggs07irykpqxvi03ts646">
               <w:r>
                 <w:rPr>
                   <w:rFonts w:ascii="Arial" w:cs="Arial" w:eastAsia="Arial" w:hAnsi="Arial"/>
@@ -7146,7 +7146,7 @@
               <w:spacing w:after="10" w:before="0"/>
               <w:ind w:left="120"/>
             </w:pPr>
-            <w:hyperlink w:history="1" r:id="rIdx0cvqajpnmbldncim0t67">
+            <w:hyperlink w:history="1" r:id="rIdbwh-wzarpbh1nwrbhwwug">
               <w:r>
                 <w:rPr>
                   <w:rFonts w:ascii="Arial" w:cs="Arial" w:eastAsia="Arial" w:hAnsi="Arial"/>
@@ -7341,7 +7341,7 @@
             <w:pPr>
               <w:spacing w:after="20" w:before="0"/>
             </w:pPr>
-            <w:hyperlink w:history="1" r:id="rIdwhha_7lmyxmsosj9eqqci">
+            <w:hyperlink w:history="1" r:id="rId7xehrc1lbu9b6tfyb447d">
               <w:r>
                 <w:rPr>
                   <w:rFonts w:ascii="Arial" w:cs="Arial" w:eastAsia="Arial" w:hAnsi="Arial"/>
@@ -7374,7 +7374,7 @@
               <w:spacing w:after="10" w:before="0"/>
               <w:ind w:left="120"/>
             </w:pPr>
-            <w:hyperlink w:history="1" r:id="rIdi5ce7-sc1_byngonlbt9g">
+            <w:hyperlink w:history="1" r:id="rIdn6p0b0udskow5n8ldhlfe">
               <w:r>
                 <w:rPr>
                   <w:rFonts w:ascii="Arial" w:cs="Arial" w:eastAsia="Arial" w:hAnsi="Arial"/>
@@ -7419,7 +7419,7 @@
             <w:pPr>
               <w:spacing w:after="20" w:before="0"/>
             </w:pPr>
-            <w:hyperlink w:history="1" r:id="rIdusgpazd8zvdbixdbqjlux">
+            <w:hyperlink w:history="1" r:id="rIdro6_0rxhivrpbl-y2ppgy">
               <w:r>
                 <w:rPr>
                   <w:rFonts w:ascii="Arial" w:cs="Arial" w:eastAsia="Arial" w:hAnsi="Arial"/>
@@ -7452,7 +7452,7 @@
               <w:spacing w:after="10" w:before="0"/>
               <w:ind w:left="120"/>
             </w:pPr>
-            <w:hyperlink w:history="1" r:id="rIdbbixnrzzf_w1ke9mjucvu">
+            <w:hyperlink w:history="1" r:id="rIdxyjuit5pykyckuxeffocb">
               <w:r>
                 <w:rPr>
                   <w:rFonts w:ascii="Arial" w:cs="Arial" w:eastAsia="Arial" w:hAnsi="Arial"/>
@@ -8059,7 +8059,7 @@
         </w:rPr>
         <w:t xml:space="preserve">© 2026 SeaVuria and ARES. Aligned with KICD objectives. Developed by SeaVuria; technical implementation by ARES (with AI assistance from Claude). Licensed under </w:t>
       </w:r>
-      <w:hyperlink w:history="1" r:id="rIdnlr8aost9sk4etkwgdotd">
+      <w:hyperlink w:history="1" r:id="rIdlxjj8t6wh0tmdgawoz2xg">
         <w:r>
           <w:rPr>
             <w:rFonts w:ascii="Arial" w:cs="Arial" w:eastAsia="Arial" w:hAnsi="Arial"/>
@@ -8080,7 +8080,7 @@
         </w:rPr>
         <w:t xml:space="preserve"> (</w:t>
       </w:r>
-      <w:hyperlink w:history="1" r:id="rId7zj5f0hnijz-mo-tvvct3">
+      <w:hyperlink w:history="1" r:id="rIdttu820u-un0iybpu6qkhl">
         <w:r>
           <w:rPr>
             <w:rFonts w:ascii="Arial" w:cs="Arial" w:eastAsia="Arial" w:hAnsi="Arial"/>
@@ -9093,7 +9093,7 @@
             <w:pPr>
               <w:spacing w:after="20" w:before="0"/>
             </w:pPr>
-            <w:hyperlink w:history="1" r:id="rIdxe0wv6uxq9dniqij0nbs5">
+            <w:hyperlink w:history="1" r:id="rId8ez2eig9ywjcrzqxq8ri-">
               <w:r>
                 <w:rPr>
                   <w:rFonts w:ascii="Arial" w:cs="Arial" w:eastAsia="Arial" w:hAnsi="Arial"/>
@@ -9126,7 +9126,7 @@
               <w:spacing w:after="10" w:before="0"/>
               <w:ind w:left="120"/>
             </w:pPr>
-            <w:hyperlink w:history="1" r:id="rId6kl85ix5hngdrpfeotmad">
+            <w:hyperlink w:history="1" r:id="rIdgqff4ekvkvhho_uu1xzj0">
               <w:r>
                 <w:rPr>
                   <w:rFonts w:ascii="Arial" w:cs="Arial" w:eastAsia="Arial" w:hAnsi="Arial"/>
@@ -9171,7 +9171,7 @@
             <w:pPr>
               <w:spacing w:after="20" w:before="0"/>
             </w:pPr>
-            <w:hyperlink w:history="1" r:id="rId2crlahkfzgpxpndpgswxc">
+            <w:hyperlink w:history="1" r:id="rIdnhrfecenhgs9styp6shcg">
               <w:r>
                 <w:rPr>
                   <w:rFonts w:ascii="Arial" w:cs="Arial" w:eastAsia="Arial" w:hAnsi="Arial"/>
@@ -9204,7 +9204,7 @@
               <w:spacing w:after="10" w:before="0"/>
               <w:ind w:left="120"/>
             </w:pPr>
-            <w:hyperlink w:history="1" r:id="rIdwizgokupqv_suk0pji78b">
+            <w:hyperlink w:history="1" r:id="rIdyftga_icuyklqvenlkgsh">
               <w:r>
                 <w:rPr>
                   <w:rFonts w:ascii="Arial" w:cs="Arial" w:eastAsia="Arial" w:hAnsi="Arial"/>
@@ -9399,7 +9399,7 @@
             <w:pPr>
               <w:spacing w:after="20" w:before="0"/>
             </w:pPr>
-            <w:hyperlink w:history="1" r:id="rIdk8kgdvb1pgi-nzyqjy2vd">
+            <w:hyperlink w:history="1" r:id="rIdsaqlaavp4rt4849gqykrp">
               <w:r>
                 <w:rPr>
                   <w:rFonts w:ascii="Arial" w:cs="Arial" w:eastAsia="Arial" w:hAnsi="Arial"/>
@@ -9432,7 +9432,7 @@
               <w:spacing w:after="10" w:before="0"/>
               <w:ind w:left="120"/>
             </w:pPr>
-            <w:hyperlink w:history="1" r:id="rIdejtz-t9pywmyto3v_s4lf">
+            <w:hyperlink w:history="1" r:id="rIdbdyauhoibdfgdxtw-w0gx">
               <w:r>
                 <w:rPr>
                   <w:rFonts w:ascii="Arial" w:cs="Arial" w:eastAsia="Arial" w:hAnsi="Arial"/>
@@ -9477,7 +9477,7 @@
             <w:pPr>
               <w:spacing w:after="20" w:before="0"/>
             </w:pPr>
-            <w:hyperlink w:history="1" r:id="rId0adja-bhjfatf4heek0iz">
+            <w:hyperlink w:history="1" r:id="rIdurf9k5bdudalh-6gpf101">
               <w:r>
                 <w:rPr>
                   <w:rFonts w:ascii="Arial" w:cs="Arial" w:eastAsia="Arial" w:hAnsi="Arial"/>
@@ -9510,7 +9510,7 @@
               <w:spacing w:after="10" w:before="0"/>
               <w:ind w:left="120"/>
             </w:pPr>
-            <w:hyperlink w:history="1" r:id="rIdcnmnd12nai_yd6k-qgfrm">
+            <w:hyperlink w:history="1" r:id="rIdrdj2wgmrxrvhun4fij9gf">
               <w:r>
                 <w:rPr>
                   <w:rFonts w:ascii="Arial" w:cs="Arial" w:eastAsia="Arial" w:hAnsi="Arial"/>
@@ -9705,7 +9705,7 @@
             <w:pPr>
               <w:spacing w:after="20" w:before="0"/>
             </w:pPr>
-            <w:hyperlink w:history="1" r:id="rIdlcvukvgzxdvjmk43tuueo">
+            <w:hyperlink w:history="1" r:id="rIdndugik29hjfytqi8qfxgc">
               <w:r>
                 <w:rPr>
                   <w:rFonts w:ascii="Arial" w:cs="Arial" w:eastAsia="Arial" w:hAnsi="Arial"/>
@@ -9738,7 +9738,7 @@
               <w:spacing w:after="10" w:before="0"/>
               <w:ind w:left="120"/>
             </w:pPr>
-            <w:hyperlink w:history="1" r:id="rIdi-rvivz8mt_mgflakccre">
+            <w:hyperlink w:history="1" r:id="rId4avjkrzlhkpvglhdgy_uw">
               <w:r>
                 <w:rPr>
                   <w:rFonts w:ascii="Arial" w:cs="Arial" w:eastAsia="Arial" w:hAnsi="Arial"/>
@@ -9783,7 +9783,7 @@
             <w:pPr>
               <w:spacing w:after="20" w:before="0"/>
             </w:pPr>
-            <w:hyperlink w:history="1" r:id="rIdmkpnkqdmmu2zpnv2ux3ex">
+            <w:hyperlink w:history="1" r:id="rIdxr5y_dtsb0nhtbi3j0zsz">
               <w:r>
                 <w:rPr>
                   <w:rFonts w:ascii="Arial" w:cs="Arial" w:eastAsia="Arial" w:hAnsi="Arial"/>
@@ -9816,7 +9816,7 @@
               <w:spacing w:after="10" w:before="0"/>
               <w:ind w:left="120"/>
             </w:pPr>
-            <w:hyperlink w:history="1" r:id="rIdica_et-uwmrbeanpvq95w">
+            <w:hyperlink w:history="1" r:id="rIdcpd6kki4-e3jvwd6c8c9b">
               <w:r>
                 <w:rPr>
                   <w:rFonts w:ascii="Arial" w:cs="Arial" w:eastAsia="Arial" w:hAnsi="Arial"/>
@@ -10011,7 +10011,7 @@
             <w:pPr>
               <w:spacing w:after="20" w:before="0"/>
             </w:pPr>
-            <w:hyperlink w:history="1" r:id="rIdh9jxdeido_a1l1ci2mqy-">
+            <w:hyperlink w:history="1" r:id="rIdmdlryx2n_ays_nkecrvmu">
               <w:r>
                 <w:rPr>
                   <w:rFonts w:ascii="Arial" w:cs="Arial" w:eastAsia="Arial" w:hAnsi="Arial"/>
@@ -10044,7 +10044,7 @@
               <w:spacing w:after="10" w:before="0"/>
               <w:ind w:left="120"/>
             </w:pPr>
-            <w:hyperlink w:history="1" r:id="rIdta9msemqonc4y_0ignu6r">
+            <w:hyperlink w:history="1" r:id="rIdtub9y4l4pntvembre6k1s">
               <w:r>
                 <w:rPr>
                   <w:rFonts w:ascii="Arial" w:cs="Arial" w:eastAsia="Arial" w:hAnsi="Arial"/>
@@ -10089,7 +10089,7 @@
             <w:pPr>
               <w:spacing w:after="20" w:before="0"/>
             </w:pPr>
-            <w:hyperlink w:history="1" r:id="rIdttq73zjeah5msw_pwzimb">
+            <w:hyperlink w:history="1" r:id="rIde35euj7o4tg1b5th8uwmy">
               <w:r>
                 <w:rPr>
                   <w:rFonts w:ascii="Arial" w:cs="Arial" w:eastAsia="Arial" w:hAnsi="Arial"/>
@@ -10122,7 +10122,7 @@
               <w:spacing w:after="10" w:before="0"/>
               <w:ind w:left="120"/>
             </w:pPr>
-            <w:hyperlink w:history="1" r:id="rIdzuihez4og2npxqhyiowpm">
+            <w:hyperlink w:history="1" r:id="rIdpwb-jfvqpb27gku8ljzf8">
               <w:r>
                 <w:rPr>
                   <w:rFonts w:ascii="Arial" w:cs="Arial" w:eastAsia="Arial" w:hAnsi="Arial"/>
@@ -10317,7 +10317,7 @@
             <w:pPr>
               <w:spacing w:after="20" w:before="0"/>
             </w:pPr>
-            <w:hyperlink w:history="1" r:id="rIdr6qhsx6g07mwto5qpd6bv">
+            <w:hyperlink w:history="1" r:id="rIdmdcezbxl6ucxebwptt2oc">
               <w:r>
                 <w:rPr>
                   <w:rFonts w:ascii="Arial" w:cs="Arial" w:eastAsia="Arial" w:hAnsi="Arial"/>
@@ -10350,7 +10350,7 @@
               <w:spacing w:after="10" w:before="0"/>
               <w:ind w:left="120"/>
             </w:pPr>
-            <w:hyperlink w:history="1" r:id="rIdizsu6vjzbsbl0j6i4-wpp">
+            <w:hyperlink w:history="1" r:id="rIdlq_pqfrxvrz70mlx4zm1y">
               <w:r>
                 <w:rPr>
                   <w:rFonts w:ascii="Arial" w:cs="Arial" w:eastAsia="Arial" w:hAnsi="Arial"/>
@@ -10395,7 +10395,7 @@
             <w:pPr>
               <w:spacing w:after="20" w:before="0"/>
             </w:pPr>
-            <w:hyperlink w:history="1" r:id="rIdlcjv-nlauhmqpstuom66l">
+            <w:hyperlink w:history="1" r:id="rIdxjcrgnnfxdsth3bxfnfsh">
               <w:r>
                 <w:rPr>
                   <w:rFonts w:ascii="Arial" w:cs="Arial" w:eastAsia="Arial" w:hAnsi="Arial"/>
@@ -10428,7 +10428,7 @@
               <w:spacing w:after="10" w:before="0"/>
               <w:ind w:left="120"/>
             </w:pPr>
-            <w:hyperlink w:history="1" r:id="rIdkpfdtzrwswjxn81bjfno3">
+            <w:hyperlink w:history="1" r:id="rIdo92mtnkhxzdnar247magb">
               <w:r>
                 <w:rPr>
                   <w:rFonts w:ascii="Arial" w:cs="Arial" w:eastAsia="Arial" w:hAnsi="Arial"/>
@@ -10940,7 +10940,7 @@
         </w:rPr>
         <w:t xml:space="preserve">© 2026 SeaVuria and ARES. Aligned with KICD objectives. Developed by SeaVuria; technical implementation by ARES (with AI assistance from Claude). Licensed under </w:t>
       </w:r>
-      <w:hyperlink w:history="1" r:id="rIdxmw1y8aikjmouxca5di_w">
+      <w:hyperlink w:history="1" r:id="rIdcxqbq3pi3sptxijo36nva">
         <w:r>
           <w:rPr>
             <w:rFonts w:ascii="Arial" w:cs="Arial" w:eastAsia="Arial" w:hAnsi="Arial"/>
@@ -10961,7 +10961,7 @@
         </w:rPr>
         <w:t xml:space="preserve"> (</w:t>
       </w:r>
-      <w:hyperlink w:history="1" r:id="rIddlzehhy5o3shrj-eawr9c">
+      <w:hyperlink w:history="1" r:id="rIdndizoq2nl3-oudl7i8dqz">
         <w:r>
           <w:rPr>
             <w:rFonts w:ascii="Arial" w:cs="Arial" w:eastAsia="Arial" w:hAnsi="Arial"/>
@@ -11974,7 +11974,7 @@
             <w:pPr>
               <w:spacing w:after="20" w:before="0"/>
             </w:pPr>
-            <w:hyperlink w:history="1" r:id="rIdtdsoh727jppk_4rqgyomb">
+            <w:hyperlink w:history="1" r:id="rIdwd6p2koiuli5dw7bziyis">
               <w:r>
                 <w:rPr>
                   <w:rFonts w:ascii="Arial" w:cs="Arial" w:eastAsia="Arial" w:hAnsi="Arial"/>
@@ -12007,7 +12007,7 @@
               <w:spacing w:after="10" w:before="0"/>
               <w:ind w:left="120"/>
             </w:pPr>
-            <w:hyperlink w:history="1" r:id="rIdkxzw58tckvkxvpoew1m1e">
+            <w:hyperlink w:history="1" r:id="rIdkfhtgnon2t6ni9i5ugfif">
               <w:r>
                 <w:rPr>
                   <w:rFonts w:ascii="Arial" w:cs="Arial" w:eastAsia="Arial" w:hAnsi="Arial"/>
@@ -12052,7 +12052,7 @@
             <w:pPr>
               <w:spacing w:after="20" w:before="0"/>
             </w:pPr>
-            <w:hyperlink w:history="1" r:id="rIdaodykvuu4md-yjmq8iufk">
+            <w:hyperlink w:history="1" r:id="rIdtxgpfbf15vwnngqqhgwwn">
               <w:r>
                 <w:rPr>
                   <w:rFonts w:ascii="Arial" w:cs="Arial" w:eastAsia="Arial" w:hAnsi="Arial"/>
@@ -12085,7 +12085,7 @@
               <w:spacing w:after="10" w:before="0"/>
               <w:ind w:left="120"/>
             </w:pPr>
-            <w:hyperlink w:history="1" r:id="rId9-xddvypaceql4itrf4um">
+            <w:hyperlink w:history="1" r:id="rIdd4gyaoqlqvyeo9kbdncet">
               <w:r>
                 <w:rPr>
                   <w:rFonts w:ascii="Arial" w:cs="Arial" w:eastAsia="Arial" w:hAnsi="Arial"/>
@@ -12413,7 +12413,7 @@
             <w:pPr>
               <w:spacing w:after="20" w:before="0"/>
             </w:pPr>
-            <w:hyperlink w:history="1" r:id="rIdqrxqbr0pioodyctobjjss">
+            <w:hyperlink w:history="1" r:id="rIdktggsarz_lpv9bd2dj6--">
               <w:r>
                 <w:rPr>
                   <w:rFonts w:ascii="Arial" w:cs="Arial" w:eastAsia="Arial" w:hAnsi="Arial"/>
@@ -12446,7 +12446,7 @@
               <w:spacing w:after="10" w:before="0"/>
               <w:ind w:left="120"/>
             </w:pPr>
-            <w:hyperlink w:history="1" r:id="rIdybcqwf04xi-jfljkbnzjz">
+            <w:hyperlink w:history="1" r:id="rIdt_nqhc74y6pbx93zzscy1">
               <w:r>
                 <w:rPr>
                   <w:rFonts w:ascii="Arial" w:cs="Arial" w:eastAsia="Arial" w:hAnsi="Arial"/>
@@ -12491,7 +12491,7 @@
             <w:pPr>
               <w:spacing w:after="20" w:before="0"/>
             </w:pPr>
-            <w:hyperlink w:history="1" r:id="rIduo-znw9_bzv_onhgnsp8s">
+            <w:hyperlink w:history="1" r:id="rIdagbivfxkl0towk4afsowb">
               <w:r>
                 <w:rPr>
                   <w:rFonts w:ascii="Arial" w:cs="Arial" w:eastAsia="Arial" w:hAnsi="Arial"/>
@@ -12524,7 +12524,7 @@
               <w:spacing w:after="10" w:before="0"/>
               <w:ind w:left="120"/>
             </w:pPr>
-            <w:hyperlink w:history="1" r:id="rIdg9qoetf2fut9p3yqqgu7w">
+            <w:hyperlink w:history="1" r:id="rIddgoytztgvpy2x1d8mmu0v">
               <w:r>
                 <w:rPr>
                   <w:rFonts w:ascii="Arial" w:cs="Arial" w:eastAsia="Arial" w:hAnsi="Arial"/>
@@ -12989,7 +12989,7 @@
             <w:pPr>
               <w:spacing w:after="20" w:before="0"/>
             </w:pPr>
-            <w:hyperlink w:history="1" r:id="rIddkv2j9umvglqj7dphumt1">
+            <w:hyperlink w:history="1" r:id="rIdiowon3we_lrnzgfsgxjbs">
               <w:r>
                 <w:rPr>
                   <w:rFonts w:ascii="Arial" w:cs="Arial" w:eastAsia="Arial" w:hAnsi="Arial"/>
@@ -13022,7 +13022,7 @@
               <w:spacing w:after="10" w:before="0"/>
               <w:ind w:left="120"/>
             </w:pPr>
-            <w:hyperlink w:history="1" r:id="rIdf-gypnznbkrzp-6zx74pw">
+            <w:hyperlink w:history="1" r:id="rIdysbzfm1adtbtlovp7xttn">
               <w:r>
                 <w:rPr>
                   <w:rFonts w:ascii="Arial" w:cs="Arial" w:eastAsia="Arial" w:hAnsi="Arial"/>
@@ -13067,7 +13067,7 @@
             <w:pPr>
               <w:spacing w:after="20" w:before="0"/>
             </w:pPr>
-            <w:hyperlink w:history="1" r:id="rIdzslnb1iipecxcxcdazt2w">
+            <w:hyperlink w:history="1" r:id="rIdhycjrwwsnapoaiczuhy5u">
               <w:r>
                 <w:rPr>
                   <w:rFonts w:ascii="Arial" w:cs="Arial" w:eastAsia="Arial" w:hAnsi="Arial"/>
@@ -13100,7 +13100,7 @@
               <w:spacing w:after="10" w:before="0"/>
               <w:ind w:left="120"/>
             </w:pPr>
-            <w:hyperlink w:history="1" r:id="rIdznditqybxmntx5wxu4-n9">
+            <w:hyperlink w:history="1" r:id="rIdtkrbuwf1bfavoahgps3si">
               <w:r>
                 <w:rPr>
                   <w:rFonts w:ascii="Arial" w:cs="Arial" w:eastAsia="Arial" w:hAnsi="Arial"/>
@@ -13447,7 +13447,7 @@
             <w:pPr>
               <w:spacing w:after="20" w:before="0"/>
             </w:pPr>
-            <w:hyperlink w:history="1" r:id="rIdmgk-wkq5-1alpaxw-qy7h">
+            <w:hyperlink w:history="1" r:id="rIdgxvntzdsokxiod9-tpnlv">
               <w:r>
                 <w:rPr>
                   <w:rFonts w:ascii="Arial" w:cs="Arial" w:eastAsia="Arial" w:hAnsi="Arial"/>
@@ -13480,7 +13480,7 @@
               <w:spacing w:after="10" w:before="0"/>
               <w:ind w:left="120"/>
             </w:pPr>
-            <w:hyperlink w:history="1" r:id="rIdz0qtobkakchx6hoedix3x">
+            <w:hyperlink w:history="1" r:id="rId3-s6mamosnyhgg3kumogd">
               <w:r>
                 <w:rPr>
                   <w:rFonts w:ascii="Arial" w:cs="Arial" w:eastAsia="Arial" w:hAnsi="Arial"/>
@@ -13525,7 +13525,7 @@
             <w:pPr>
               <w:spacing w:after="20" w:before="0"/>
             </w:pPr>
-            <w:hyperlink w:history="1" r:id="rIdmkxj2eitqaq9dszg4_agy">
+            <w:hyperlink w:history="1" r:id="rIdslqatvovwt1ue_iz5_8oz">
               <w:r>
                 <w:rPr>
                   <w:rFonts w:ascii="Arial" w:cs="Arial" w:eastAsia="Arial" w:hAnsi="Arial"/>
@@ -13558,7 +13558,7 @@
               <w:spacing w:after="10" w:before="0"/>
               <w:ind w:left="120"/>
             </w:pPr>
-            <w:hyperlink w:history="1" r:id="rIduhzhn5vduaqysbzivumeu">
+            <w:hyperlink w:history="1" r:id="rId-ydwnh0odlsfrltg6jauh">
               <w:r>
                 <w:rPr>
                   <w:rFonts w:ascii="Arial" w:cs="Arial" w:eastAsia="Arial" w:hAnsi="Arial"/>
@@ -13889,7 +13889,7 @@
             <w:pPr>
               <w:spacing w:after="20" w:before="0"/>
             </w:pPr>
-            <w:hyperlink w:history="1" r:id="rId_yagvgjm42qtaql5vsjbh">
+            <w:hyperlink w:history="1" r:id="rIdt4vksjeazq2pvagxocwet">
               <w:r>
                 <w:rPr>
                   <w:rFonts w:ascii="Arial" w:cs="Arial" w:eastAsia="Arial" w:hAnsi="Arial"/>
@@ -13922,7 +13922,7 @@
               <w:spacing w:after="10" w:before="0"/>
               <w:ind w:left="120"/>
             </w:pPr>
-            <w:hyperlink w:history="1" r:id="rIdrdo29kesr1heswp1wjrgg">
+            <w:hyperlink w:history="1" r:id="rIdkzb7oup9ng1jhabesz0cf">
               <w:r>
                 <w:rPr>
                   <w:rFonts w:ascii="Arial" w:cs="Arial" w:eastAsia="Arial" w:hAnsi="Arial"/>
@@ -13967,7 +13967,7 @@
             <w:pPr>
               <w:spacing w:after="20" w:before="0"/>
             </w:pPr>
-            <w:hyperlink w:history="1" r:id="rIdxhbvwbfyu7r58sjh9hh-t">
+            <w:hyperlink w:history="1" r:id="rId760xmdbtmymv_ji3f6znb">
               <w:r>
                 <w:rPr>
                   <w:rFonts w:ascii="Arial" w:cs="Arial" w:eastAsia="Arial" w:hAnsi="Arial"/>
@@ -14000,7 +14000,7 @@
               <w:spacing w:after="10" w:before="0"/>
               <w:ind w:left="120"/>
             </w:pPr>
-            <w:hyperlink w:history="1" r:id="rIdeabxl0y9mcuupmdsxvdyj">
+            <w:hyperlink w:history="1" r:id="rId_rnr8fzketwmsjkoxg0rk">
               <w:r>
                 <w:rPr>
                   <w:rFonts w:ascii="Arial" w:cs="Arial" w:eastAsia="Arial" w:hAnsi="Arial"/>
@@ -14762,7 +14762,7 @@
         </w:rPr>
         <w:t xml:space="preserve">© 2026 SeaVuria and ARES. Aligned with KICD objectives. Developed by SeaVuria; technical implementation by ARES (with AI assistance from Claude). Licensed under </w:t>
       </w:r>
-      <w:hyperlink w:history="1" r:id="rIdjqklpbgyh42gpgxup6x3k">
+      <w:hyperlink w:history="1" r:id="rIdwrkpzue8egdr5vhnyh5nn">
         <w:r>
           <w:rPr>
             <w:rFonts w:ascii="Arial" w:cs="Arial" w:eastAsia="Arial" w:hAnsi="Arial"/>
@@ -14783,7 +14783,7 @@
         </w:rPr>
         <w:t xml:space="preserve"> (</w:t>
       </w:r>
-      <w:hyperlink w:history="1" r:id="rId6ibdvasin138h_o9rours">
+      <w:hyperlink w:history="1" r:id="rIdyrl0reqw6smm9o0dt6dvx">
         <w:r>
           <w:rPr>
             <w:rFonts w:ascii="Arial" w:cs="Arial" w:eastAsia="Arial" w:hAnsi="Arial"/>
@@ -15796,7 +15796,7 @@
             <w:pPr>
               <w:spacing w:after="20" w:before="0"/>
             </w:pPr>
-            <w:hyperlink w:history="1" r:id="rIdxu0wbnr1qvpyjeokbjgwg">
+            <w:hyperlink w:history="1" r:id="rId_uvwiuvictdevstsrrjql">
               <w:r>
                 <w:rPr>
                   <w:rFonts w:ascii="Arial" w:cs="Arial" w:eastAsia="Arial" w:hAnsi="Arial"/>
@@ -15829,7 +15829,7 @@
               <w:spacing w:after="10" w:before="0"/>
               <w:ind w:left="120"/>
             </w:pPr>
-            <w:hyperlink w:history="1" r:id="rIdwwzaosttsukzpe19k9bqj">
+            <w:hyperlink w:history="1" r:id="rIduspmax2v-typa5-rgp4ru">
               <w:r>
                 <w:rPr>
                   <w:rFonts w:ascii="Arial" w:cs="Arial" w:eastAsia="Arial" w:hAnsi="Arial"/>
@@ -15874,7 +15874,7 @@
             <w:pPr>
               <w:spacing w:after="20" w:before="0"/>
             </w:pPr>
-            <w:hyperlink w:history="1" r:id="rIdswxc1-kx3l3isc21v_biq">
+            <w:hyperlink w:history="1" r:id="rIdhulxim_bwabtbvsflfrgx">
               <w:r>
                 <w:rPr>
                   <w:rFonts w:ascii="Arial" w:cs="Arial" w:eastAsia="Arial" w:hAnsi="Arial"/>
@@ -15907,7 +15907,7 @@
               <w:spacing w:after="10" w:before="0"/>
               <w:ind w:left="120"/>
             </w:pPr>
-            <w:hyperlink w:history="1" r:id="rIdbosoib3cpsm7m2e1eoic0">
+            <w:hyperlink w:history="1" r:id="rIdjixg-5scz9zy-vt8vyfll">
               <w:r>
                 <w:rPr>
                   <w:rFonts w:ascii="Arial" w:cs="Arial" w:eastAsia="Arial" w:hAnsi="Arial"/>
@@ -16102,7 +16102,7 @@
             <w:pPr>
               <w:spacing w:after="20" w:before="0"/>
             </w:pPr>
-            <w:hyperlink w:history="1" r:id="rIdumsi0ydafqnwqqp86gpub">
+            <w:hyperlink w:history="1" r:id="rId3uyiou9faolir3b0ncd7d">
               <w:r>
                 <w:rPr>
                   <w:rFonts w:ascii="Arial" w:cs="Arial" w:eastAsia="Arial" w:hAnsi="Arial"/>
@@ -16135,7 +16135,7 @@
               <w:spacing w:after="10" w:before="0"/>
               <w:ind w:left="120"/>
             </w:pPr>
-            <w:hyperlink w:history="1" r:id="rIdtfed0fkfsya6v89sr7_ra">
+            <w:hyperlink w:history="1" r:id="rIdfpas1y1ni0m_rrvefzwva">
               <w:r>
                 <w:rPr>
                   <w:rFonts w:ascii="Arial" w:cs="Arial" w:eastAsia="Arial" w:hAnsi="Arial"/>
@@ -16180,7 +16180,7 @@
             <w:pPr>
               <w:spacing w:after="20" w:before="0"/>
             </w:pPr>
-            <w:hyperlink w:history="1" r:id="rIdeftuyveko_5jbzrkncy6m">
+            <w:hyperlink w:history="1" r:id="rIdeppz7nnp6jmu8cifcfwt9">
               <w:r>
                 <w:rPr>
                   <w:rFonts w:ascii="Arial" w:cs="Arial" w:eastAsia="Arial" w:hAnsi="Arial"/>
@@ -16213,7 +16213,7 @@
               <w:spacing w:after="10" w:before="0"/>
               <w:ind w:left="120"/>
             </w:pPr>
-            <w:hyperlink w:history="1" r:id="rIdz4fbothn0wedk_rlcrd-8">
+            <w:hyperlink w:history="1" r:id="rIdzfiy7ca42vpnzrd-a3zgq">
               <w:r>
                 <w:rPr>
                   <w:rFonts w:ascii="Arial" w:cs="Arial" w:eastAsia="Arial" w:hAnsi="Arial"/>
@@ -16408,7 +16408,7 @@
             <w:pPr>
               <w:spacing w:after="20" w:before="0"/>
             </w:pPr>
-            <w:hyperlink w:history="1" r:id="rIduk3qyzlvrliounwlhawa5">
+            <w:hyperlink w:history="1" r:id="rIdfnxv-yu27cbym00m1juyh">
               <w:r>
                 <w:rPr>
                   <w:rFonts w:ascii="Arial" w:cs="Arial" w:eastAsia="Arial" w:hAnsi="Arial"/>
@@ -16441,7 +16441,7 @@
               <w:spacing w:after="10" w:before="0"/>
               <w:ind w:left="120"/>
             </w:pPr>
-            <w:hyperlink w:history="1" r:id="rId00jtzuommvw9br3t5ee4j">
+            <w:hyperlink w:history="1" r:id="rIdjqfxuyc8peo4wf4x20k2-">
               <w:r>
                 <w:rPr>
                   <w:rFonts w:ascii="Arial" w:cs="Arial" w:eastAsia="Arial" w:hAnsi="Arial"/>
@@ -16486,7 +16486,7 @@
             <w:pPr>
               <w:spacing w:after="20" w:before="0"/>
             </w:pPr>
-            <w:hyperlink w:history="1" r:id="rIdzpr217lamuefratf9zswf">
+            <w:hyperlink w:history="1" r:id="rId1r8lz03w19xzv4l0ztdsq">
               <w:r>
                 <w:rPr>
                   <w:rFonts w:ascii="Arial" w:cs="Arial" w:eastAsia="Arial" w:hAnsi="Arial"/>
@@ -16519,7 +16519,7 @@
               <w:spacing w:after="10" w:before="0"/>
               <w:ind w:left="120"/>
             </w:pPr>
-            <w:hyperlink w:history="1" r:id="rIdvtuaubbbqsc2gl3zb8xuu">
+            <w:hyperlink w:history="1" r:id="rIdpik7-gwa7_fv90x1wiuph">
               <w:r>
                 <w:rPr>
                   <w:rFonts w:ascii="Arial" w:cs="Arial" w:eastAsia="Arial" w:hAnsi="Arial"/>
@@ -16714,7 +16714,7 @@
             <w:pPr>
               <w:spacing w:after="20" w:before="0"/>
             </w:pPr>
-            <w:hyperlink w:history="1" r:id="rIdqdmzefyykcievwevzwaty">
+            <w:hyperlink w:history="1" r:id="rIdnvyu1rkodr4xjwguxb7gf">
               <w:r>
                 <w:rPr>
                   <w:rFonts w:ascii="Arial" w:cs="Arial" w:eastAsia="Arial" w:hAnsi="Arial"/>
@@ -16747,7 +16747,7 @@
               <w:spacing w:after="10" w:before="0"/>
               <w:ind w:left="120"/>
             </w:pPr>
-            <w:hyperlink w:history="1" r:id="rId0b2qsss5qmrf6wxdt1o9y">
+            <w:hyperlink w:history="1" r:id="rIdjxsqjloz6wq2ehrwhtwek">
               <w:r>
                 <w:rPr>
                   <w:rFonts w:ascii="Arial" w:cs="Arial" w:eastAsia="Arial" w:hAnsi="Arial"/>
@@ -16792,7 +16792,7 @@
             <w:pPr>
               <w:spacing w:after="20" w:before="0"/>
             </w:pPr>
-            <w:hyperlink w:history="1" r:id="rIdha7aacsedgf25oavjofut">
+            <w:hyperlink w:history="1" r:id="rIdekdyqdpeltcw_u7_aw2bl">
               <w:r>
                 <w:rPr>
                   <w:rFonts w:ascii="Arial" w:cs="Arial" w:eastAsia="Arial" w:hAnsi="Arial"/>
@@ -16825,7 +16825,7 @@
               <w:spacing w:after="10" w:before="0"/>
               <w:ind w:left="120"/>
             </w:pPr>
-            <w:hyperlink w:history="1" r:id="rIdzkddyg1sbon9lkcnj_pgy">
+            <w:hyperlink w:history="1" r:id="rIdfvsnnzj45c27vvexdl2sb">
               <w:r>
                 <w:rPr>
                   <w:rFonts w:ascii="Arial" w:cs="Arial" w:eastAsia="Arial" w:hAnsi="Arial"/>
@@ -17020,7 +17020,7 @@
             <w:pPr>
               <w:spacing w:after="20" w:before="0"/>
             </w:pPr>
-            <w:hyperlink w:history="1" r:id="rIdhnccd9nrvrzstsa6riorz">
+            <w:hyperlink w:history="1" r:id="rIdbnyno70fyxqfmnhxbuk2z">
               <w:r>
                 <w:rPr>
                   <w:rFonts w:ascii="Arial" w:cs="Arial" w:eastAsia="Arial" w:hAnsi="Arial"/>
@@ -17053,7 +17053,7 @@
               <w:spacing w:after="10" w:before="0"/>
               <w:ind w:left="120"/>
             </w:pPr>
-            <w:hyperlink w:history="1" r:id="rId99naodzdwwzy81q3bzlri">
+            <w:hyperlink w:history="1" r:id="rIdeayojvdg1wjhmajed0mza">
               <w:r>
                 <w:rPr>
                   <w:rFonts w:ascii="Arial" w:cs="Arial" w:eastAsia="Arial" w:hAnsi="Arial"/>
@@ -17098,7 +17098,7 @@
             <w:pPr>
               <w:spacing w:after="20" w:before="0"/>
             </w:pPr>
-            <w:hyperlink w:history="1" r:id="rId8s62ndlmfshytjufoyuwl">
+            <w:hyperlink w:history="1" r:id="rIdjlpilmix246lotvmpdatk">
               <w:r>
                 <w:rPr>
                   <w:rFonts w:ascii="Arial" w:cs="Arial" w:eastAsia="Arial" w:hAnsi="Arial"/>
@@ -17131,7 +17131,7 @@
               <w:spacing w:after="10" w:before="0"/>
               <w:ind w:left="120"/>
             </w:pPr>
-            <w:hyperlink w:history="1" r:id="rIduqitwhko-sydouakepbcf">
+            <w:hyperlink w:history="1" r:id="rId7fosothtz8okdkarlcllr">
               <w:r>
                 <w:rPr>
                   <w:rFonts w:ascii="Arial" w:cs="Arial" w:eastAsia="Arial" w:hAnsi="Arial"/>
@@ -17643,7 +17643,7 @@
         </w:rPr>
         <w:t xml:space="preserve">© 2026 SeaVuria and ARES. Aligned with KICD objectives. Developed by SeaVuria; technical implementation by ARES (with AI assistance from Claude). Licensed under </w:t>
       </w:r>
-      <w:hyperlink w:history="1" r:id="rId6f8ypx0tr8doc1mem81ol">
+      <w:hyperlink w:history="1" r:id="rIdqadu872x7iuighb9bslgq">
         <w:r>
           <w:rPr>
             <w:rFonts w:ascii="Arial" w:cs="Arial" w:eastAsia="Arial" w:hAnsi="Arial"/>
@@ -17664,7 +17664,7 @@
         </w:rPr>
         <w:t xml:space="preserve"> (</w:t>
       </w:r>
-      <w:hyperlink w:history="1" r:id="rIdbct2d6czwqxbqjdp7wjba">
+      <w:hyperlink w:history="1" r:id="rIdogtlqrypmryj1uhofzktt">
         <w:r>
           <w:rPr>
             <w:rFonts w:ascii="Arial" w:cs="Arial" w:eastAsia="Arial" w:hAnsi="Arial"/>
@@ -18677,7 +18677,7 @@
             <w:pPr>
               <w:spacing w:after="20" w:before="0"/>
             </w:pPr>
-            <w:hyperlink w:history="1" r:id="rId8t7qg5rwdhdrrif2vnbuo">
+            <w:hyperlink w:history="1" r:id="rIdzcow19mfmxgnynpe4mksk">
               <w:r>
                 <w:rPr>
                   <w:rFonts w:ascii="Arial" w:cs="Arial" w:eastAsia="Arial" w:hAnsi="Arial"/>
@@ -18710,7 +18710,7 @@
               <w:spacing w:after="10" w:before="0"/>
               <w:ind w:left="120"/>
             </w:pPr>
-            <w:hyperlink w:history="1" r:id="rIdaz1tkvx0odqttec06ec5s">
+            <w:hyperlink w:history="1" r:id="rIdt-zddddq-rjmhqxdcyc3q">
               <w:r>
                 <w:rPr>
                   <w:rFonts w:ascii="Arial" w:cs="Arial" w:eastAsia="Arial" w:hAnsi="Arial"/>
@@ -18755,7 +18755,7 @@
             <w:pPr>
               <w:spacing w:after="20" w:before="0"/>
             </w:pPr>
-            <w:hyperlink w:history="1" r:id="rIdtxxlf2r_pblnhy4yihx3y">
+            <w:hyperlink w:history="1" r:id="rIdlmmi8e3kfkwddkbmde0ai">
               <w:r>
                 <w:rPr>
                   <w:rFonts w:ascii="Arial" w:cs="Arial" w:eastAsia="Arial" w:hAnsi="Arial"/>
@@ -18788,7 +18788,7 @@
               <w:spacing w:after="10" w:before="0"/>
               <w:ind w:left="120"/>
             </w:pPr>
-            <w:hyperlink w:history="1" r:id="rIdtva89ygecdtkjalbtgdsn">
+            <w:hyperlink w:history="1" r:id="rIdfztdy1maongetociedery">
               <w:r>
                 <w:rPr>
                   <w:rFonts w:ascii="Arial" w:cs="Arial" w:eastAsia="Arial" w:hAnsi="Arial"/>
@@ -18983,7 +18983,7 @@
             <w:pPr>
               <w:spacing w:after="20" w:before="0"/>
             </w:pPr>
-            <w:hyperlink w:history="1" r:id="rIdlykmi5oa-yu00fi-0ru-_">
+            <w:hyperlink w:history="1" r:id="rIdbtbpuext4_3oeh7eod0ma">
               <w:r>
                 <w:rPr>
                   <w:rFonts w:ascii="Arial" w:cs="Arial" w:eastAsia="Arial" w:hAnsi="Arial"/>
@@ -19016,7 +19016,7 @@
               <w:spacing w:after="10" w:before="0"/>
               <w:ind w:left="120"/>
             </w:pPr>
-            <w:hyperlink w:history="1" r:id="rIduxa07bouj3bvait2lpruo">
+            <w:hyperlink w:history="1" r:id="rId32ybcs2x3nzfsq4zap7se">
               <w:r>
                 <w:rPr>
                   <w:rFonts w:ascii="Arial" w:cs="Arial" w:eastAsia="Arial" w:hAnsi="Arial"/>
@@ -19061,7 +19061,7 @@
             <w:pPr>
               <w:spacing w:after="20" w:before="0"/>
             </w:pPr>
-            <w:hyperlink w:history="1" r:id="rIdlftsoliwnxxbx_gkz_k0z">
+            <w:hyperlink w:history="1" r:id="rIdpsxlyrzpxtrfetptkbj8v">
               <w:r>
                 <w:rPr>
                   <w:rFonts w:ascii="Arial" w:cs="Arial" w:eastAsia="Arial" w:hAnsi="Arial"/>
@@ -19094,7 +19094,7 @@
               <w:spacing w:after="10" w:before="0"/>
               <w:ind w:left="120"/>
             </w:pPr>
-            <w:hyperlink w:history="1" r:id="rId8x2q9kjd-c7venvzo2dh3">
+            <w:hyperlink w:history="1" r:id="rIdolx0lrxugcetygrx-gzot">
               <w:r>
                 <w:rPr>
                   <w:rFonts w:ascii="Arial" w:cs="Arial" w:eastAsia="Arial" w:hAnsi="Arial"/>
@@ -19289,7 +19289,7 @@
             <w:pPr>
               <w:spacing w:after="20" w:before="0"/>
             </w:pPr>
-            <w:hyperlink w:history="1" r:id="rIdggilsdgn1kgl0q7qtqclo">
+            <w:hyperlink w:history="1" r:id="rIdx8nvfe2ngomhzhrjz4yiw">
               <w:r>
                 <w:rPr>
                   <w:rFonts w:ascii="Arial" w:cs="Arial" w:eastAsia="Arial" w:hAnsi="Arial"/>
@@ -19322,7 +19322,7 @@
               <w:spacing w:after="10" w:before="0"/>
               <w:ind w:left="120"/>
             </w:pPr>
-            <w:hyperlink w:history="1" r:id="rIdgc-mbyp-bwg5plrzfacsm">
+            <w:hyperlink w:history="1" r:id="rIdqvqpcnc-bidoymb--jmyu">
               <w:r>
                 <w:rPr>
                   <w:rFonts w:ascii="Arial" w:cs="Arial" w:eastAsia="Arial" w:hAnsi="Arial"/>
@@ -19367,7 +19367,7 @@
             <w:pPr>
               <w:spacing w:after="20" w:before="0"/>
             </w:pPr>
-            <w:hyperlink w:history="1" r:id="rIdbgzlrw7oywiodyr0wjek1">
+            <w:hyperlink w:history="1" r:id="rId0ow2603v-pmkkmtcuz7tp">
               <w:r>
                 <w:rPr>
                   <w:rFonts w:ascii="Arial" w:cs="Arial" w:eastAsia="Arial" w:hAnsi="Arial"/>
@@ -19400,7 +19400,7 @@
               <w:spacing w:after="10" w:before="0"/>
               <w:ind w:left="120"/>
             </w:pPr>
-            <w:hyperlink w:history="1" r:id="rId0_ostcjgagxplkoqavwgc">
+            <w:hyperlink w:history="1" r:id="rIdijj06ptk-vgzewidiuiro">
               <w:r>
                 <w:rPr>
                   <w:rFonts w:ascii="Arial" w:cs="Arial" w:eastAsia="Arial" w:hAnsi="Arial"/>
@@ -19595,7 +19595,7 @@
             <w:pPr>
               <w:spacing w:after="20" w:before="0"/>
             </w:pPr>
-            <w:hyperlink w:history="1" r:id="rIdozi_zra5-0fnwtek1o3rp">
+            <w:hyperlink w:history="1" r:id="rId-2q7afsf0nyr17sxq2tc5">
               <w:r>
                 <w:rPr>
                   <w:rFonts w:ascii="Arial" w:cs="Arial" w:eastAsia="Arial" w:hAnsi="Arial"/>
@@ -19628,7 +19628,7 @@
               <w:spacing w:after="10" w:before="0"/>
               <w:ind w:left="120"/>
             </w:pPr>
-            <w:hyperlink w:history="1" r:id="rIdcsfec6hgc1zh-sfq3lzgz">
+            <w:hyperlink w:history="1" r:id="rIdhx00pgfl2ltffi5quatft">
               <w:r>
                 <w:rPr>
                   <w:rFonts w:ascii="Arial" w:cs="Arial" w:eastAsia="Arial" w:hAnsi="Arial"/>
@@ -19673,7 +19673,7 @@
             <w:pPr>
               <w:spacing w:after="20" w:before="0"/>
             </w:pPr>
-            <w:hyperlink w:history="1" r:id="rIdelxm42igmjegqa1aut76a">
+            <w:hyperlink w:history="1" r:id="rIdmo3uud8kl152im4-jhas8">
               <w:r>
                 <w:rPr>
                   <w:rFonts w:ascii="Arial" w:cs="Arial" w:eastAsia="Arial" w:hAnsi="Arial"/>
@@ -19706,7 +19706,7 @@
               <w:spacing w:after="10" w:before="0"/>
               <w:ind w:left="120"/>
             </w:pPr>
-            <w:hyperlink w:history="1" r:id="rIdx5soel7yjmfm93q6yyz1y">
+            <w:hyperlink w:history="1" r:id="rIdqmn5v8r-ceagrmdh2fkid">
               <w:r>
                 <w:rPr>
                   <w:rFonts w:ascii="Arial" w:cs="Arial" w:eastAsia="Arial" w:hAnsi="Arial"/>
@@ -19901,7 +19901,7 @@
             <w:pPr>
               <w:spacing w:after="20" w:before="0"/>
             </w:pPr>
-            <w:hyperlink w:history="1" r:id="rIdymctrpkvifem1hcqwctax">
+            <w:hyperlink w:history="1" r:id="rIdxafpp30_j9uieukwbpi_j">
               <w:r>
                 <w:rPr>
                   <w:rFonts w:ascii="Arial" w:cs="Arial" w:eastAsia="Arial" w:hAnsi="Arial"/>
@@ -19934,7 +19934,7 @@
               <w:spacing w:after="10" w:before="0"/>
               <w:ind w:left="120"/>
             </w:pPr>
-            <w:hyperlink w:history="1" r:id="rIdtcpnrd8_aoaznrms-bgfj">
+            <w:hyperlink w:history="1" r:id="rIdfb_nknw-342gmct9rfxnd">
               <w:r>
                 <w:rPr>
                   <w:rFonts w:ascii="Arial" w:cs="Arial" w:eastAsia="Arial" w:hAnsi="Arial"/>
@@ -19979,7 +19979,7 @@
             <w:pPr>
               <w:spacing w:after="20" w:before="0"/>
             </w:pPr>
-            <w:hyperlink w:history="1" r:id="rIdhlvsfx_evj7nolhih4dt6">
+            <w:hyperlink w:history="1" r:id="rId9luqjo8v-kfos_b-j8_wg">
               <w:r>
                 <w:rPr>
                   <w:rFonts w:ascii="Arial" w:cs="Arial" w:eastAsia="Arial" w:hAnsi="Arial"/>
@@ -20012,7 +20012,7 @@
               <w:spacing w:after="10" w:before="0"/>
               <w:ind w:left="120"/>
             </w:pPr>
-            <w:hyperlink w:history="1" r:id="rIdajnz9yr_mic5ncmmunlmt">
+            <w:hyperlink w:history="1" r:id="rIdzwysyvmssurrwbw2mbif_">
               <w:r>
                 <w:rPr>
                   <w:rFonts w:ascii="Arial" w:cs="Arial" w:eastAsia="Arial" w:hAnsi="Arial"/>
@@ -20524,7 +20524,7 @@
         </w:rPr>
         <w:t xml:space="preserve">© 2026 SeaVuria and ARES. Aligned with KICD objectives. Developed by SeaVuria; technical implementation by ARES (with AI assistance from Claude). Licensed under </w:t>
       </w:r>
-      <w:hyperlink w:history="1" r:id="rIdpemrwszvvd-kgwekk5rke">
+      <w:hyperlink w:history="1" r:id="rIdsuxkhbzl0ma6cjrektstv">
         <w:r>
           <w:rPr>
             <w:rFonts w:ascii="Arial" w:cs="Arial" w:eastAsia="Arial" w:hAnsi="Arial"/>
@@ -20545,7 +20545,7 @@
         </w:rPr>
         <w:t xml:space="preserve"> (</w:t>
       </w:r>
-      <w:hyperlink w:history="1" r:id="rId7uuny_o7j2rcib1rc4ltb">
+      <w:hyperlink w:history="1" r:id="rIdb7yrxuehwzlctcctw2eg0">
         <w:r>
           <w:rPr>
             <w:rFonts w:ascii="Arial" w:cs="Arial" w:eastAsia="Arial" w:hAnsi="Arial"/>
@@ -21558,7 +21558,7 @@
             <w:pPr>
               <w:spacing w:after="20" w:before="0"/>
             </w:pPr>
-            <w:hyperlink w:history="1" r:id="rIddcjp7xvlxzjaoa51zobj3">
+            <w:hyperlink w:history="1" r:id="rIdnugctw8vpzpdj6eqq6s2i">
               <w:r>
                 <w:rPr>
                   <w:rFonts w:ascii="Arial" w:cs="Arial" w:eastAsia="Arial" w:hAnsi="Arial"/>
@@ -21591,7 +21591,7 @@
               <w:spacing w:after="10" w:before="0"/>
               <w:ind w:left="120"/>
             </w:pPr>
-            <w:hyperlink w:history="1" r:id="rIdal2cph05swpxbdylw0u7i">
+            <w:hyperlink w:history="1" r:id="rId6nw78aavz-mivxnf0b4wt">
               <w:r>
                 <w:rPr>
                   <w:rFonts w:ascii="Arial" w:cs="Arial" w:eastAsia="Arial" w:hAnsi="Arial"/>
@@ -21636,7 +21636,7 @@
             <w:pPr>
               <w:spacing w:after="20" w:before="0"/>
             </w:pPr>
-            <w:hyperlink w:history="1" r:id="rIdnkagpjp6bq9yzcgtzh3al">
+            <w:hyperlink w:history="1" r:id="rIdz3r9l_2pmmaqcc7mthhmz">
               <w:r>
                 <w:rPr>
                   <w:rFonts w:ascii="Arial" w:cs="Arial" w:eastAsia="Arial" w:hAnsi="Arial"/>
@@ -21669,7 +21669,7 @@
               <w:spacing w:after="10" w:before="0"/>
               <w:ind w:left="120"/>
             </w:pPr>
-            <w:hyperlink w:history="1" r:id="rIdbeoj3pqez8voznb3t1v56">
+            <w:hyperlink w:history="1" r:id="rIdzpmkffgptlgsd32thjcuz">
               <w:r>
                 <w:rPr>
                   <w:rFonts w:ascii="Arial" w:cs="Arial" w:eastAsia="Arial" w:hAnsi="Arial"/>
@@ -21864,7 +21864,7 @@
             <w:pPr>
               <w:spacing w:after="20" w:before="0"/>
             </w:pPr>
-            <w:hyperlink w:history="1" r:id="rIdogzumaqdj2ffhmzfgkxdr">
+            <w:hyperlink w:history="1" r:id="rIdyynmekwh8lyn010h69dr6">
               <w:r>
                 <w:rPr>
                   <w:rFonts w:ascii="Arial" w:cs="Arial" w:eastAsia="Arial" w:hAnsi="Arial"/>
@@ -21897,7 +21897,7 @@
               <w:spacing w:after="10" w:before="0"/>
               <w:ind w:left="120"/>
             </w:pPr>
-            <w:hyperlink w:history="1" r:id="rIdmwflqsc_kqcnabrrt6z55">
+            <w:hyperlink w:history="1" r:id="rIdolu8fegg4xqvc6jsicvwp">
               <w:r>
                 <w:rPr>
                   <w:rFonts w:ascii="Arial" w:cs="Arial" w:eastAsia="Arial" w:hAnsi="Arial"/>
@@ -21942,7 +21942,7 @@
             <w:pPr>
               <w:spacing w:after="20" w:before="0"/>
             </w:pPr>
-            <w:hyperlink w:history="1" r:id="rId1dnqi3_qbanajcn_eqel7">
+            <w:hyperlink w:history="1" r:id="rIdl6w8qovzbk2jvxirpz8i6">
               <w:r>
                 <w:rPr>
                   <w:rFonts w:ascii="Arial" w:cs="Arial" w:eastAsia="Arial" w:hAnsi="Arial"/>
@@ -21975,7 +21975,7 @@
               <w:spacing w:after="10" w:before="0"/>
               <w:ind w:left="120"/>
             </w:pPr>
-            <w:hyperlink w:history="1" r:id="rIdl10fq5-rvupdi1bqqwoqc">
+            <w:hyperlink w:history="1" r:id="rIdihbwrkor1hyjiepwv9dnu">
               <w:r>
                 <w:rPr>
                   <w:rFonts w:ascii="Arial" w:cs="Arial" w:eastAsia="Arial" w:hAnsi="Arial"/>
@@ -22170,7 +22170,7 @@
             <w:pPr>
               <w:spacing w:after="20" w:before="0"/>
             </w:pPr>
-            <w:hyperlink w:history="1" r:id="rId4kxll7mrlq594dl-f-wqh">
+            <w:hyperlink w:history="1" r:id="rIdewlblpq-f7srh2yyn9qxw">
               <w:r>
                 <w:rPr>
                   <w:rFonts w:ascii="Arial" w:cs="Arial" w:eastAsia="Arial" w:hAnsi="Arial"/>
@@ -22203,7 +22203,7 @@
               <w:spacing w:after="10" w:before="0"/>
               <w:ind w:left="120"/>
             </w:pPr>
-            <w:hyperlink w:history="1" r:id="rId-h0x-mp4lrbb6-m3ih_4a">
+            <w:hyperlink w:history="1" r:id="rIdxvpjbmlsca8anbcybenwq">
               <w:r>
                 <w:rPr>
                   <w:rFonts w:ascii="Arial" w:cs="Arial" w:eastAsia="Arial" w:hAnsi="Arial"/>
@@ -22248,7 +22248,7 @@
             <w:pPr>
               <w:spacing w:after="20" w:before="0"/>
             </w:pPr>
-            <w:hyperlink w:history="1" r:id="rIduzamey37oybvlgtswc9nm">
+            <w:hyperlink w:history="1" r:id="rIdjf-8yteaidn3klhmvmntr">
               <w:r>
                 <w:rPr>
                   <w:rFonts w:ascii="Arial" w:cs="Arial" w:eastAsia="Arial" w:hAnsi="Arial"/>
@@ -22281,7 +22281,7 @@
               <w:spacing w:after="10" w:before="0"/>
               <w:ind w:left="120"/>
             </w:pPr>
-            <w:hyperlink w:history="1" r:id="rId3ncfgkt0fy67hyounhzxk">
+            <w:hyperlink w:history="1" r:id="rIduyo9itfagwcdxryypj6ow">
               <w:r>
                 <w:rPr>
                   <w:rFonts w:ascii="Arial" w:cs="Arial" w:eastAsia="Arial" w:hAnsi="Arial"/>
@@ -22476,7 +22476,7 @@
             <w:pPr>
               <w:spacing w:after="20" w:before="0"/>
             </w:pPr>
-            <w:hyperlink w:history="1" r:id="rIdgbuhdp0cijzyqxitgeow0">
+            <w:hyperlink w:history="1" r:id="rId2bafci7dag9sstophejx7">
               <w:r>
                 <w:rPr>
                   <w:rFonts w:ascii="Arial" w:cs="Arial" w:eastAsia="Arial" w:hAnsi="Arial"/>
@@ -22509,7 +22509,7 @@
               <w:spacing w:after="10" w:before="0"/>
               <w:ind w:left="120"/>
             </w:pPr>
-            <w:hyperlink w:history="1" r:id="rIdwx2jjhl81smbtcpxhspne">
+            <w:hyperlink w:history="1" r:id="rIdavn9b36mvh3e_flmqhqoi">
               <w:r>
                 <w:rPr>
                   <w:rFonts w:ascii="Arial" w:cs="Arial" w:eastAsia="Arial" w:hAnsi="Arial"/>
@@ -22554,7 +22554,7 @@
             <w:pPr>
               <w:spacing w:after="20" w:before="0"/>
             </w:pPr>
-            <w:hyperlink w:history="1" r:id="rIdamzwblvfttoxqagxmmfpa">
+            <w:hyperlink w:history="1" r:id="rIdvytqcz9_bgbibcknlxpqv">
               <w:r>
                 <w:rPr>
                   <w:rFonts w:ascii="Arial" w:cs="Arial" w:eastAsia="Arial" w:hAnsi="Arial"/>
@@ -22587,7 +22587,7 @@
               <w:spacing w:after="10" w:before="0"/>
               <w:ind w:left="120"/>
             </w:pPr>
-            <w:hyperlink w:history="1" r:id="rIdh57nyyipfzhoprdrerzbg">
+            <w:hyperlink w:history="1" r:id="rIdya3iv-vlwwpu1vtd06hsw">
               <w:r>
                 <w:rPr>
                   <w:rFonts w:ascii="Arial" w:cs="Arial" w:eastAsia="Arial" w:hAnsi="Arial"/>
@@ -22782,7 +22782,7 @@
             <w:pPr>
               <w:spacing w:after="20" w:before="0"/>
             </w:pPr>
-            <w:hyperlink w:history="1" r:id="rIdlc5dyoamzecjd_h_ahno9">
+            <w:hyperlink w:history="1" r:id="rIdaebvjdyen8xnp5y2yeb_0">
               <w:r>
                 <w:rPr>
                   <w:rFonts w:ascii="Arial" w:cs="Arial" w:eastAsia="Arial" w:hAnsi="Arial"/>
@@ -22815,7 +22815,7 @@
               <w:spacing w:after="10" w:before="0"/>
               <w:ind w:left="120"/>
             </w:pPr>
-            <w:hyperlink w:history="1" r:id="rIdlmdfvn98uuh78ohtpije8">
+            <w:hyperlink w:history="1" r:id="rIdcs8pqfy_ekuwvlqjunp8m">
               <w:r>
                 <w:rPr>
                   <w:rFonts w:ascii="Arial" w:cs="Arial" w:eastAsia="Arial" w:hAnsi="Arial"/>
@@ -22860,7 +22860,7 @@
             <w:pPr>
               <w:spacing w:after="20" w:before="0"/>
             </w:pPr>
-            <w:hyperlink w:history="1" r:id="rIdoeabis12iffry4bbiu9ku">
+            <w:hyperlink w:history="1" r:id="rIdftkl3kvepczu7qft6z-ga">
               <w:r>
                 <w:rPr>
                   <w:rFonts w:ascii="Arial" w:cs="Arial" w:eastAsia="Arial" w:hAnsi="Arial"/>
@@ -22893,7 +22893,7 @@
               <w:spacing w:after="10" w:before="0"/>
               <w:ind w:left="120"/>
             </w:pPr>
-            <w:hyperlink w:history="1" r:id="rIdkatzps6r_bxnz3c0-8fqr">
+            <w:hyperlink w:history="1" r:id="rIdnazn6g-a1vblefnvx6vai">
               <w:r>
                 <w:rPr>
                   <w:rFonts w:ascii="Arial" w:cs="Arial" w:eastAsia="Arial" w:hAnsi="Arial"/>
@@ -23405,7 +23405,7 @@
         </w:rPr>
         <w:t xml:space="preserve">© 2026 SeaVuria and ARES. Aligned with KICD objectives. Developed by SeaVuria; technical implementation by ARES (with AI assistance from Claude). Licensed under </w:t>
       </w:r>
-      <w:hyperlink w:history="1" r:id="rIdkv0xkm7zowf_mowqciucp">
+      <w:hyperlink w:history="1" r:id="rId9yad-9xav3zxpge_u1gsp">
         <w:r>
           <w:rPr>
             <w:rFonts w:ascii="Arial" w:cs="Arial" w:eastAsia="Arial" w:hAnsi="Arial"/>
@@ -23426,7 +23426,7 @@
         </w:rPr>
         <w:t xml:space="preserve"> (</w:t>
       </w:r>
-      <w:hyperlink w:history="1" r:id="rIdw_q2n7smfbymqgg-tieoq">
+      <w:hyperlink w:history="1" r:id="rId49qs_exchovxzdespka3a">
         <w:r>
           <w:rPr>
             <w:rFonts w:ascii="Arial" w:cs="Arial" w:eastAsia="Arial" w:hAnsi="Arial"/>
@@ -24439,7 +24439,7 @@
             <w:pPr>
               <w:spacing w:after="20" w:before="0"/>
             </w:pPr>
-            <w:hyperlink w:history="1" r:id="rIdpnznrm03teebbsiveey5k">
+            <w:hyperlink w:history="1" r:id="rId1p-mansyxsk8imci0wsr1">
               <w:r>
                 <w:rPr>
                   <w:rFonts w:ascii="Arial" w:cs="Arial" w:eastAsia="Arial" w:hAnsi="Arial"/>
@@ -24472,7 +24472,7 @@
               <w:spacing w:after="10" w:before="0"/>
               <w:ind w:left="120"/>
             </w:pPr>
-            <w:hyperlink w:history="1" r:id="rId7vawc8skeogoghnu6r3tt">
+            <w:hyperlink w:history="1" r:id="rIddrjavz738zup_p1gzssux">
               <w:r>
                 <w:rPr>
                   <w:rFonts w:ascii="Arial" w:cs="Arial" w:eastAsia="Arial" w:hAnsi="Arial"/>
@@ -24517,7 +24517,7 @@
             <w:pPr>
               <w:spacing w:after="20" w:before="0"/>
             </w:pPr>
-            <w:hyperlink w:history="1" r:id="rIdjtz2clcusajxrfnb8eneg">
+            <w:hyperlink w:history="1" r:id="rIdm_xh6syvbdzfh1vwjcpfx">
               <w:r>
                 <w:rPr>
                   <w:rFonts w:ascii="Arial" w:cs="Arial" w:eastAsia="Arial" w:hAnsi="Arial"/>
@@ -24550,7 +24550,7 @@
               <w:spacing w:after="10" w:before="0"/>
               <w:ind w:left="120"/>
             </w:pPr>
-            <w:hyperlink w:history="1" r:id="rIdq3exv8jlfm4uo-fyeyqlp">
+            <w:hyperlink w:history="1" r:id="rIdpbhvtuovgwc5sb8qxgkok">
               <w:r>
                 <w:rPr>
                   <w:rFonts w:ascii="Arial" w:cs="Arial" w:eastAsia="Arial" w:hAnsi="Arial"/>
@@ -24745,7 +24745,7 @@
             <w:pPr>
               <w:spacing w:after="20" w:before="0"/>
             </w:pPr>
-            <w:hyperlink w:history="1" r:id="rIdqc7qc4qy92omah1mpgzb5">
+            <w:hyperlink w:history="1" r:id="rIdpwh6cbtiijomqzt8pbekh">
               <w:r>
                 <w:rPr>
                   <w:rFonts w:ascii="Arial" w:cs="Arial" w:eastAsia="Arial" w:hAnsi="Arial"/>
@@ -24778,7 +24778,7 @@
               <w:spacing w:after="10" w:before="0"/>
               <w:ind w:left="120"/>
             </w:pPr>
-            <w:hyperlink w:history="1" r:id="rIdzzjqxehgbyva0v5jp4ldn">
+            <w:hyperlink w:history="1" r:id="rIdv9v0fwe6owfndxrsps-wn">
               <w:r>
                 <w:rPr>
                   <w:rFonts w:ascii="Arial" w:cs="Arial" w:eastAsia="Arial" w:hAnsi="Arial"/>
@@ -24823,7 +24823,7 @@
             <w:pPr>
               <w:spacing w:after="20" w:before="0"/>
             </w:pPr>
-            <w:hyperlink w:history="1" r:id="rIdzuafd0gszvlffvxubiq69">
+            <w:hyperlink w:history="1" r:id="rId_lyceqm_kemhreo0eysb6">
               <w:r>
                 <w:rPr>
                   <w:rFonts w:ascii="Arial" w:cs="Arial" w:eastAsia="Arial" w:hAnsi="Arial"/>
@@ -24856,7 +24856,7 @@
               <w:spacing w:after="10" w:before="0"/>
               <w:ind w:left="120"/>
             </w:pPr>
-            <w:hyperlink w:history="1" r:id="rIdtmqzlbccec3-jkorbesum">
+            <w:hyperlink w:history="1" r:id="rIdjwey-mtj7cxu03ocetuef">
               <w:r>
                 <w:rPr>
                   <w:rFonts w:ascii="Arial" w:cs="Arial" w:eastAsia="Arial" w:hAnsi="Arial"/>
@@ -25279,7 +25279,7 @@
             <w:pPr>
               <w:spacing w:after="20" w:before="0"/>
             </w:pPr>
-            <w:hyperlink w:history="1" r:id="rIdyqjarynnku5c12kgs7eof">
+            <w:hyperlink w:history="1" r:id="rId0x0ihltmswuhp6ajymjwh">
               <w:r>
                 <w:rPr>
                   <w:rFonts w:ascii="Arial" w:cs="Arial" w:eastAsia="Arial" w:hAnsi="Arial"/>
@@ -25312,7 +25312,7 @@
               <w:spacing w:after="10" w:before="0"/>
               <w:ind w:left="120"/>
             </w:pPr>
-            <w:hyperlink w:history="1" r:id="rIdxujwpwhzp2or50gnrs1xc">
+            <w:hyperlink w:history="1" r:id="rIdk29qsex-fgsmqkpvdhujk">
               <w:r>
                 <w:rPr>
                   <w:rFonts w:ascii="Arial" w:cs="Arial" w:eastAsia="Arial" w:hAnsi="Arial"/>
@@ -25357,7 +25357,7 @@
             <w:pPr>
               <w:spacing w:after="20" w:before="0"/>
             </w:pPr>
-            <w:hyperlink w:history="1" r:id="rIdu1ld3nivbtbgho4vbyqvr">
+            <w:hyperlink w:history="1" r:id="rIdn3e319tguuyangen-xtli">
               <w:r>
                 <w:rPr>
                   <w:rFonts w:ascii="Arial" w:cs="Arial" w:eastAsia="Arial" w:hAnsi="Arial"/>
@@ -25390,7 +25390,7 @@
               <w:spacing w:after="10" w:before="0"/>
               <w:ind w:left="120"/>
             </w:pPr>
-            <w:hyperlink w:history="1" r:id="rIdkfpqea2etnbklzsuetnbq">
+            <w:hyperlink w:history="1" r:id="rId3vddqcufqasanlel-veoi">
               <w:r>
                 <w:rPr>
                   <w:rFonts w:ascii="Arial" w:cs="Arial" w:eastAsia="Arial" w:hAnsi="Arial"/>
@@ -25585,7 +25585,7 @@
             <w:pPr>
               <w:spacing w:after="20" w:before="0"/>
             </w:pPr>
-            <w:hyperlink w:history="1" r:id="rIdju97jusgjuhm03v-_7opg">
+            <w:hyperlink w:history="1" r:id="rIdzyg9lraolmxjkncwgjiww">
               <w:r>
                 <w:rPr>
                   <w:rFonts w:ascii="Arial" w:cs="Arial" w:eastAsia="Arial" w:hAnsi="Arial"/>
@@ -25618,7 +25618,7 @@
               <w:spacing w:after="10" w:before="0"/>
               <w:ind w:left="120"/>
             </w:pPr>
-            <w:hyperlink w:history="1" r:id="rIdppaocqtehzcn9wspi_fim">
+            <w:hyperlink w:history="1" r:id="rIdywotn-xbgjzq7rd9bnhou">
               <w:r>
                 <w:rPr>
                   <w:rFonts w:ascii="Arial" w:cs="Arial" w:eastAsia="Arial" w:hAnsi="Arial"/>
@@ -25663,7 +25663,7 @@
             <w:pPr>
               <w:spacing w:after="20" w:before="0"/>
             </w:pPr>
-            <w:hyperlink w:history="1" r:id="rIdspdsuzlbm4ezrhzqjngna">
+            <w:hyperlink w:history="1" r:id="rId85qibi4iq8rhezecif37n">
               <w:r>
                 <w:rPr>
                   <w:rFonts w:ascii="Arial" w:cs="Arial" w:eastAsia="Arial" w:hAnsi="Arial"/>
@@ -25696,7 +25696,7 @@
               <w:spacing w:after="10" w:before="0"/>
               <w:ind w:left="120"/>
             </w:pPr>
-            <w:hyperlink w:history="1" r:id="rIdo6uk4n9aqnae39jtxxaks">
+            <w:hyperlink w:history="1" r:id="rIda0vqr97mzmgnw_ufdbhfx">
               <w:r>
                 <w:rPr>
                   <w:rFonts w:ascii="Arial" w:cs="Arial" w:eastAsia="Arial" w:hAnsi="Arial"/>
@@ -25891,7 +25891,7 @@
             <w:pPr>
               <w:spacing w:after="20" w:before="0"/>
             </w:pPr>
-            <w:hyperlink w:history="1" r:id="rIdmepuhzmgcnp1ubgvhabiy">
+            <w:hyperlink w:history="1" r:id="rIdi6gnzk3s9jj_azxeyyozf">
               <w:r>
                 <w:rPr>
                   <w:rFonts w:ascii="Arial" w:cs="Arial" w:eastAsia="Arial" w:hAnsi="Arial"/>
@@ -25924,7 +25924,7 @@
               <w:spacing w:after="10" w:before="0"/>
               <w:ind w:left="120"/>
             </w:pPr>
-            <w:hyperlink w:history="1" r:id="rIdory6ca5ctqkqkfjvp4bzt">
+            <w:hyperlink w:history="1" r:id="rIdbgxxps6qnrb1wtsfiq00v">
               <w:r>
                 <w:rPr>
                   <w:rFonts w:ascii="Arial" w:cs="Arial" w:eastAsia="Arial" w:hAnsi="Arial"/>
@@ -25969,7 +25969,7 @@
             <w:pPr>
               <w:spacing w:after="20" w:before="0"/>
             </w:pPr>
-            <w:hyperlink w:history="1" r:id="rIdibn-grkcfyvchkf9lfa2u">
+            <w:hyperlink w:history="1" r:id="rIdn4bbou3lrm_puy-yx6ms3">
               <w:r>
                 <w:rPr>
                   <w:rFonts w:ascii="Arial" w:cs="Arial" w:eastAsia="Arial" w:hAnsi="Arial"/>
@@ -26002,7 +26002,7 @@
               <w:spacing w:after="10" w:before="0"/>
               <w:ind w:left="120"/>
             </w:pPr>
-            <w:hyperlink w:history="1" r:id="rIduxc4h-jjilm79fiwpaghi">
+            <w:hyperlink w:history="1" r:id="rIdlfgy2usbflculn-uiyel1">
               <w:r>
                 <w:rPr>
                   <w:rFonts w:ascii="Arial" w:cs="Arial" w:eastAsia="Arial" w:hAnsi="Arial"/>
@@ -26742,7 +26742,7 @@
         </w:rPr>
         <w:t xml:space="preserve">© 2026 SeaVuria and ARES. Aligned with KICD objectives. Developed by SeaVuria; technical implementation by ARES (with AI assistance from Claude). Licensed under </w:t>
       </w:r>
-      <w:hyperlink w:history="1" r:id="rId4zaucxc3taf7gukvpr3iv">
+      <w:hyperlink w:history="1" r:id="rId3ihuappljxzp_wbqvssmt">
         <w:r>
           <w:rPr>
             <w:rFonts w:ascii="Arial" w:cs="Arial" w:eastAsia="Arial" w:hAnsi="Arial"/>
@@ -26763,7 +26763,7 @@
         </w:rPr>
         <w:t xml:space="preserve"> (</w:t>
       </w:r>
-      <w:hyperlink w:history="1" r:id="rIdjatinhzkaabwc6w0x4euz">
+      <w:hyperlink w:history="1" r:id="rIdclkmdvorick_ym7fpi4hz">
         <w:r>
           <w:rPr>
             <w:rFonts w:ascii="Arial" w:cs="Arial" w:eastAsia="Arial" w:hAnsi="Arial"/>

--- a/data/outputs/v2/Maths/SS1.2_Indices/Mathematics_Indices_CBE_LessonSequence.docx
+++ b/data/outputs/v2/Maths/SS1.2_Indices/Mathematics_Indices_CBE_LessonSequence.docx
@@ -2184,7 +2184,7 @@
         </w:rPr>
         <w:t xml:space="preserve">© 2026 SeaVuria and ARES. This work is licensed under a </w:t>
       </w:r>
-      <w:hyperlink w:history="1" r:id="rIdidskv2fdbkajnk88rzvbh">
+      <w:hyperlink w:history="1" r:id="rIdgzi0yyzuvxgut4krkqbml">
         <w:r>
           <w:rPr>
             <w:rFonts w:ascii="Arial" w:cs="Arial" w:eastAsia="Arial" w:hAnsi="Arial"/>
@@ -2204,7 +2204,7 @@
         </w:rPr>
         <w:t xml:space="preserve"> (</w:t>
       </w:r>
-      <w:hyperlink w:history="1" r:id="rIdzctjwzwyvfrkbmdcynsgf">
+      <w:hyperlink w:history="1" r:id="rIdmk6snb97jwafddqtinydb">
         <w:r>
           <w:rPr>
             <w:rFonts w:ascii="Arial" w:cs="Arial" w:eastAsia="Arial" w:hAnsi="Arial"/>
@@ -2224,7 +2224,7 @@
         </w:rPr>
         <w:t xml:space="preserve">). To view a copy of this license, visit </w:t>
       </w:r>
-      <w:hyperlink w:history="1" r:id="rIdjvotnrjvo4ez7i_e5v4p3">
+      <w:hyperlink w:history="1" r:id="rIdflplqmhlq4ojzgqczslh0">
         <w:r>
           <w:rPr>
             <w:rFonts w:ascii="Arial" w:cs="Arial" w:eastAsia="Arial" w:hAnsi="Arial"/>
@@ -3236,7 +3236,7 @@
             <w:pPr>
               <w:spacing w:after="20" w:before="0"/>
             </w:pPr>
-            <w:hyperlink w:history="1" r:id="rIdi_u-kl5slolmnokdf_tl_">
+            <w:hyperlink w:history="1" r:id="rIduo5qryoodpadarowmk2cp">
               <w:r>
                 <w:rPr>
                   <w:rFonts w:ascii="Arial" w:cs="Arial" w:eastAsia="Arial" w:hAnsi="Arial"/>
@@ -3269,7 +3269,7 @@
               <w:spacing w:after="10" w:before="0"/>
               <w:ind w:left="120"/>
             </w:pPr>
-            <w:hyperlink w:history="1" r:id="rId6az7nql6kwxyqiaqepqda">
+            <w:hyperlink w:history="1" r:id="rIdkc_hrxblnghcy_galcewn">
               <w:r>
                 <w:rPr>
                   <w:rFonts w:ascii="Arial" w:cs="Arial" w:eastAsia="Arial" w:hAnsi="Arial"/>
@@ -3314,7 +3314,7 @@
             <w:pPr>
               <w:spacing w:after="20" w:before="0"/>
             </w:pPr>
-            <w:hyperlink w:history="1" r:id="rIduu6xva451km_yhrpxiadz">
+            <w:hyperlink w:history="1" r:id="rIdb0axhgtyl4xen4l8vjn-m">
               <w:r>
                 <w:rPr>
                   <w:rFonts w:ascii="Arial" w:cs="Arial" w:eastAsia="Arial" w:hAnsi="Arial"/>
@@ -3347,7 +3347,7 @@
               <w:spacing w:after="10" w:before="0"/>
               <w:ind w:left="120"/>
             </w:pPr>
-            <w:hyperlink w:history="1" r:id="rIdshhjwrtrmk-ywaybkmr-p">
+            <w:hyperlink w:history="1" r:id="rId2ijnopxl5_gu1a7yr9ip2">
               <w:r>
                 <w:rPr>
                   <w:rFonts w:ascii="Arial" w:cs="Arial" w:eastAsia="Arial" w:hAnsi="Arial"/>
@@ -3542,7 +3542,7 @@
             <w:pPr>
               <w:spacing w:after="20" w:before="0"/>
             </w:pPr>
-            <w:hyperlink w:history="1" r:id="rIdw5sath4kf3lfi12sfqq15">
+            <w:hyperlink w:history="1" r:id="rIdgkdykbly49ohggowzndsj">
               <w:r>
                 <w:rPr>
                   <w:rFonts w:ascii="Arial" w:cs="Arial" w:eastAsia="Arial" w:hAnsi="Arial"/>
@@ -3575,7 +3575,7 @@
               <w:spacing w:after="10" w:before="0"/>
               <w:ind w:left="120"/>
             </w:pPr>
-            <w:hyperlink w:history="1" r:id="rIdgydovmci-oj0xwr86s8rz">
+            <w:hyperlink w:history="1" r:id="rIdzhubbu5zelkc0p2detbfv">
               <w:r>
                 <w:rPr>
                   <w:rFonts w:ascii="Arial" w:cs="Arial" w:eastAsia="Arial" w:hAnsi="Arial"/>
@@ -3620,7 +3620,7 @@
             <w:pPr>
               <w:spacing w:after="20" w:before="0"/>
             </w:pPr>
-            <w:hyperlink w:history="1" r:id="rIdsgaoimlhwnxu-ey5ewegp">
+            <w:hyperlink w:history="1" r:id="rIdorwrhmphndvzz8uwz4xrb">
               <w:r>
                 <w:rPr>
                   <w:rFonts w:ascii="Arial" w:cs="Arial" w:eastAsia="Arial" w:hAnsi="Arial"/>
@@ -3653,7 +3653,7 @@
               <w:spacing w:after="10" w:before="0"/>
               <w:ind w:left="120"/>
             </w:pPr>
-            <w:hyperlink w:history="1" r:id="rIdwyuxfejxil5mkdkruixdd">
+            <w:hyperlink w:history="1" r:id="rIdzdt00u7fg-qazz-qznk3j">
               <w:r>
                 <w:rPr>
                   <w:rFonts w:ascii="Arial" w:cs="Arial" w:eastAsia="Arial" w:hAnsi="Arial"/>
@@ -3848,7 +3848,7 @@
             <w:pPr>
               <w:spacing w:after="20" w:before="0"/>
             </w:pPr>
-            <w:hyperlink w:history="1" r:id="rIdkwhuyzwhhjnq3oslewb9-">
+            <w:hyperlink w:history="1" r:id="rIdjd__qfpxqfsk3y0jcdluw">
               <w:r>
                 <w:rPr>
                   <w:rFonts w:ascii="Arial" w:cs="Arial" w:eastAsia="Arial" w:hAnsi="Arial"/>
@@ -3897,7 +3897,7 @@
               <w:spacing w:after="10" w:before="0"/>
               <w:ind w:left="120"/>
             </w:pPr>
-            <w:hyperlink w:history="1" r:id="rIdy5mocf1s7d65robk0e1jy">
+            <w:hyperlink w:history="1" r:id="rId6np-3ievrzbvjpy6bkfdy">
               <w:r>
                 <w:rPr>
                   <w:rFonts w:ascii="Arial" w:cs="Arial" w:eastAsia="Arial" w:hAnsi="Arial"/>
@@ -3942,7 +3942,7 @@
             <w:pPr>
               <w:spacing w:after="20" w:before="0"/>
             </w:pPr>
-            <w:hyperlink w:history="1" r:id="rIdogl2jj5ni86yoohcar_y1">
+            <w:hyperlink w:history="1" r:id="rIdtfsmj0ymqrzceyuj9sxph">
               <w:r>
                 <w:rPr>
                   <w:rFonts w:ascii="Arial" w:cs="Arial" w:eastAsia="Arial" w:hAnsi="Arial"/>
@@ -3991,7 +3991,7 @@
               <w:spacing w:after="10" w:before="0"/>
               <w:ind w:left="120"/>
             </w:pPr>
-            <w:hyperlink w:history="1" r:id="rIdtwnbm7ipx1kj-uirumjyr">
+            <w:hyperlink w:history="1" r:id="rIdhylwe-35qzdzlxvyrn6a1">
               <w:r>
                 <w:rPr>
                   <w:rFonts w:ascii="Arial" w:cs="Arial" w:eastAsia="Arial" w:hAnsi="Arial"/>
@@ -4186,7 +4186,7 @@
             <w:pPr>
               <w:spacing w:after="20" w:before="0"/>
             </w:pPr>
-            <w:hyperlink w:history="1" r:id="rIdv28d0ohxusvsoy6a3qsnc">
+            <w:hyperlink w:history="1" r:id="rId6852nas2wj_bncm8sq7mv">
               <w:r>
                 <w:rPr>
                   <w:rFonts w:ascii="Arial" w:cs="Arial" w:eastAsia="Arial" w:hAnsi="Arial"/>
@@ -4235,7 +4235,7 @@
               <w:spacing w:after="10" w:before="0"/>
               <w:ind w:left="120"/>
             </w:pPr>
-            <w:hyperlink w:history="1" r:id="rIdzzm4jyjp7jmylkrauqydz">
+            <w:hyperlink w:history="1" r:id="rId1dyx7oqqr2ugb-ioipuyr">
               <w:r>
                 <w:rPr>
                   <w:rFonts w:ascii="Arial" w:cs="Arial" w:eastAsia="Arial" w:hAnsi="Arial"/>
@@ -4280,7 +4280,7 @@
             <w:pPr>
               <w:spacing w:after="20" w:before="0"/>
             </w:pPr>
-            <w:hyperlink w:history="1" r:id="rIdyvfsuwojezfcxxlir91bh">
+            <w:hyperlink w:history="1" r:id="rIdh9cf5aq9cqwt8xzoznngw">
               <w:r>
                 <w:rPr>
                   <w:rFonts w:ascii="Arial" w:cs="Arial" w:eastAsia="Arial" w:hAnsi="Arial"/>
@@ -4329,7 +4329,7 @@
               <w:spacing w:after="10" w:before="0"/>
               <w:ind w:left="120"/>
             </w:pPr>
-            <w:hyperlink w:history="1" r:id="rIdjc6glcidnityb3q1uheo5">
+            <w:hyperlink w:history="1" r:id="rIddyqgyja6uqqe6j8valq9k">
               <w:r>
                 <w:rPr>
                   <w:rFonts w:ascii="Arial" w:cs="Arial" w:eastAsia="Arial" w:hAnsi="Arial"/>
@@ -4524,7 +4524,7 @@
             <w:pPr>
               <w:spacing w:after="20" w:before="0"/>
             </w:pPr>
-            <w:hyperlink w:history="1" r:id="rId1_3lgcjwsjlgwp6cconnp">
+            <w:hyperlink w:history="1" r:id="rIdz57lvhx8623ghmzhtfhx8">
               <w:r>
                 <w:rPr>
                   <w:rFonts w:ascii="Arial" w:cs="Arial" w:eastAsia="Arial" w:hAnsi="Arial"/>
@@ -4573,7 +4573,7 @@
               <w:spacing w:after="10" w:before="0"/>
               <w:ind w:left="120"/>
             </w:pPr>
-            <w:hyperlink w:history="1" r:id="rIdlqxj8iyl-0xjyvgpccbwt">
+            <w:hyperlink w:history="1" r:id="rIdar-ybnphzzcp-7mxplfbg">
               <w:r>
                 <w:rPr>
                   <w:rFonts w:ascii="Arial" w:cs="Arial" w:eastAsia="Arial" w:hAnsi="Arial"/>
@@ -4618,7 +4618,7 @@
             <w:pPr>
               <w:spacing w:after="20" w:before="0"/>
             </w:pPr>
-            <w:hyperlink w:history="1" r:id="rIdayp-0qngkuj4_bzp5awbt">
+            <w:hyperlink w:history="1" r:id="rIdojepvwac2nelhs4crbi_2">
               <w:r>
                 <w:rPr>
                   <w:rFonts w:ascii="Arial" w:cs="Arial" w:eastAsia="Arial" w:hAnsi="Arial"/>
@@ -4667,7 +4667,7 @@
               <w:spacing w:after="10" w:before="0"/>
               <w:ind w:left="120"/>
             </w:pPr>
-            <w:hyperlink w:history="1" r:id="rIdpyoaerwutogqhka-4pdtj">
+            <w:hyperlink w:history="1" r:id="rIds_vwfxgftxklruo8h6nac">
               <w:r>
                 <w:rPr>
                   <w:rFonts w:ascii="Arial" w:cs="Arial" w:eastAsia="Arial" w:hAnsi="Arial"/>
@@ -5179,7 +5179,7 @@
         </w:rPr>
         <w:t xml:space="preserve">© 2026 SeaVuria and ARES. Aligned with KICD objectives. Developed by SeaVuria; technical implementation by ARES (with AI assistance from Claude). Licensed under </w:t>
       </w:r>
-      <w:hyperlink w:history="1" r:id="rIdtuslgd68f5kofzi4mlkqc">
+      <w:hyperlink w:history="1" r:id="rIdhrktvxexjewbcmu6uwzw4">
         <w:r>
           <w:rPr>
             <w:rFonts w:ascii="Arial" w:cs="Arial" w:eastAsia="Arial" w:hAnsi="Arial"/>
@@ -5200,7 +5200,7 @@
         </w:rPr>
         <w:t xml:space="preserve"> (</w:t>
       </w:r>
-      <w:hyperlink w:history="1" r:id="rIdfdjj2hbthgyfn9qsoq5lm">
+      <w:hyperlink w:history="1" r:id="rIdndujgsz3k3puwzio6eno5">
         <w:r>
           <w:rPr>
             <w:rFonts w:ascii="Arial" w:cs="Arial" w:eastAsia="Arial" w:hAnsi="Arial"/>
@@ -6213,7 +6213,7 @@
             <w:pPr>
               <w:spacing w:after="20" w:before="0"/>
             </w:pPr>
-            <w:hyperlink w:history="1" r:id="rIdyh1wrf-naqkp25yqmreux">
+            <w:hyperlink w:history="1" r:id="rId5kahisahrx1pdbkkgcmrt">
               <w:r>
                 <w:rPr>
                   <w:rFonts w:ascii="Arial" w:cs="Arial" w:eastAsia="Arial" w:hAnsi="Arial"/>
@@ -6246,7 +6246,7 @@
               <w:spacing w:after="10" w:before="0"/>
               <w:ind w:left="120"/>
             </w:pPr>
-            <w:hyperlink w:history="1" r:id="rIdjvvwrdtzqk8fiu7gwsure">
+            <w:hyperlink w:history="1" r:id="rIdyf50zrlqrtu2pyy-k8kcq">
               <w:r>
                 <w:rPr>
                   <w:rFonts w:ascii="Arial" w:cs="Arial" w:eastAsia="Arial" w:hAnsi="Arial"/>
@@ -6291,7 +6291,7 @@
             <w:pPr>
               <w:spacing w:after="20" w:before="0"/>
             </w:pPr>
-            <w:hyperlink w:history="1" r:id="rId8tts3vmvzssfolrmgvn39">
+            <w:hyperlink w:history="1" r:id="rIdsguifnrcs4shjk1hflziu">
               <w:r>
                 <w:rPr>
                   <w:rFonts w:ascii="Arial" w:cs="Arial" w:eastAsia="Arial" w:hAnsi="Arial"/>
@@ -6324,7 +6324,7 @@
               <w:spacing w:after="10" w:before="0"/>
               <w:ind w:left="120"/>
             </w:pPr>
-            <w:hyperlink w:history="1" r:id="rIdwqx1nyybkhbf7bsim9prg">
+            <w:hyperlink w:history="1" r:id="rIdhpqbhs-ytys9l_0i-ybpn">
               <w:r>
                 <w:rPr>
                   <w:rFonts w:ascii="Arial" w:cs="Arial" w:eastAsia="Arial" w:hAnsi="Arial"/>
@@ -6519,7 +6519,7 @@
             <w:pPr>
               <w:spacing w:after="20" w:before="0"/>
             </w:pPr>
-            <w:hyperlink w:history="1" r:id="rIdo87ddv9hlfo-xzcy6rlkl">
+            <w:hyperlink w:history="1" r:id="rIdfvp6yswal2k24mu2lbkhb">
               <w:r>
                 <w:rPr>
                   <w:rFonts w:ascii="Arial" w:cs="Arial" w:eastAsia="Arial" w:hAnsi="Arial"/>
@@ -6552,7 +6552,7 @@
               <w:spacing w:after="10" w:before="0"/>
               <w:ind w:left="120"/>
             </w:pPr>
-            <w:hyperlink w:history="1" r:id="rId2mmqodju_jitl8ktfuv6v">
+            <w:hyperlink w:history="1" r:id="rIdm6vrinlh5smpyuyc9p7v_">
               <w:r>
                 <w:rPr>
                   <w:rFonts w:ascii="Arial" w:cs="Arial" w:eastAsia="Arial" w:hAnsi="Arial"/>
@@ -6597,7 +6597,7 @@
             <w:pPr>
               <w:spacing w:after="20" w:before="0"/>
             </w:pPr>
-            <w:hyperlink w:history="1" r:id="rIdydsylcpahtafvmyniuxf9">
+            <w:hyperlink w:history="1" r:id="rIdybzu4nn3r7dvwpf2mc5bs">
               <w:r>
                 <w:rPr>
                   <w:rFonts w:ascii="Arial" w:cs="Arial" w:eastAsia="Arial" w:hAnsi="Arial"/>
@@ -6630,7 +6630,7 @@
               <w:spacing w:after="10" w:before="0"/>
               <w:ind w:left="120"/>
             </w:pPr>
-            <w:hyperlink w:history="1" r:id="rIdywd8rs-ciox1fh86bxhqf">
+            <w:hyperlink w:history="1" r:id="rId7rzhfldz0rihqb52pvybv">
               <w:r>
                 <w:rPr>
                   <w:rFonts w:ascii="Arial" w:cs="Arial" w:eastAsia="Arial" w:hAnsi="Arial"/>
@@ -6825,7 +6825,7 @@
             <w:pPr>
               <w:spacing w:after="20" w:before="0"/>
             </w:pPr>
-            <w:hyperlink w:history="1" r:id="rIdpa5faw5hnlgnldi76zlwy">
+            <w:hyperlink w:history="1" r:id="rIddyrhgjlghyajtgstu8mll">
               <w:r>
                 <w:rPr>
                   <w:rFonts w:ascii="Arial" w:cs="Arial" w:eastAsia="Arial" w:hAnsi="Arial"/>
@@ -6858,7 +6858,7 @@
               <w:spacing w:after="10" w:before="0"/>
               <w:ind w:left="120"/>
             </w:pPr>
-            <w:hyperlink w:history="1" r:id="rIdxblxqtj5vgrxdhjlxai_p">
+            <w:hyperlink w:history="1" r:id="rId2atrkcw3oab55i4uu4kxh">
               <w:r>
                 <w:rPr>
                   <w:rFonts w:ascii="Arial" w:cs="Arial" w:eastAsia="Arial" w:hAnsi="Arial"/>
@@ -6903,7 +6903,7 @@
             <w:pPr>
               <w:spacing w:after="20" w:before="0"/>
             </w:pPr>
-            <w:hyperlink w:history="1" r:id="rId4a6xchdzajpci0ebjx1lo">
+            <w:hyperlink w:history="1" r:id="rIdqqdlcxfnndkczo9h5cr7t">
               <w:r>
                 <w:rPr>
                   <w:rFonts w:ascii="Arial" w:cs="Arial" w:eastAsia="Arial" w:hAnsi="Arial"/>
@@ -6936,7 +6936,7 @@
               <w:spacing w:after="10" w:before="0"/>
               <w:ind w:left="120"/>
             </w:pPr>
-            <w:hyperlink w:history="1" r:id="rIdnlxelqj6wvdnsqvx4dbfe">
+            <w:hyperlink w:history="1" r:id="rIda4mrkp_qzy87z4oaez63g">
               <w:r>
                 <w:rPr>
                   <w:rFonts w:ascii="Arial" w:cs="Arial" w:eastAsia="Arial" w:hAnsi="Arial"/>
@@ -7131,7 +7131,7 @@
             <w:pPr>
               <w:spacing w:after="20" w:before="0"/>
             </w:pPr>
-            <w:hyperlink w:history="1" r:id="rIddb75pkefcpjvjgxbeobii">
+            <w:hyperlink w:history="1" r:id="rIdlupq0p9uvbzj1m3vxdlkb">
               <w:r>
                 <w:rPr>
                   <w:rFonts w:ascii="Arial" w:cs="Arial" w:eastAsia="Arial" w:hAnsi="Arial"/>
@@ -7164,7 +7164,7 @@
               <w:spacing w:after="10" w:before="0"/>
               <w:ind w:left="120"/>
             </w:pPr>
-            <w:hyperlink w:history="1" r:id="rId6in-ierglmmq_ausfp55z">
+            <w:hyperlink w:history="1" r:id="rIdrrecyyszxiuj9z1zfomv0">
               <w:r>
                 <w:rPr>
                   <w:rFonts w:ascii="Arial" w:cs="Arial" w:eastAsia="Arial" w:hAnsi="Arial"/>
@@ -7209,7 +7209,7 @@
             <w:pPr>
               <w:spacing w:after="20" w:before="0"/>
             </w:pPr>
-            <w:hyperlink w:history="1" r:id="rIds2pnvcldkujvnc0w41b_l">
+            <w:hyperlink w:history="1" r:id="rId77c8saqhpj6djun2p6-sg">
               <w:r>
                 <w:rPr>
                   <w:rFonts w:ascii="Arial" w:cs="Arial" w:eastAsia="Arial" w:hAnsi="Arial"/>
@@ -7242,7 +7242,7 @@
               <w:spacing w:after="10" w:before="0"/>
               <w:ind w:left="120"/>
             </w:pPr>
-            <w:hyperlink w:history="1" r:id="rIdnd2rzxuzhhfsxhldgyrr-">
+            <w:hyperlink w:history="1" r:id="rIdgz3fh8pngpobdncudt2dt">
               <w:r>
                 <w:rPr>
                   <w:rFonts w:ascii="Arial" w:cs="Arial" w:eastAsia="Arial" w:hAnsi="Arial"/>
@@ -7437,7 +7437,7 @@
             <w:pPr>
               <w:spacing w:after="20" w:before="0"/>
             </w:pPr>
-            <w:hyperlink w:history="1" r:id="rIdjj2eboalrxbefmkgd1gte">
+            <w:hyperlink w:history="1" r:id="rIdoa0fl6aqmzbn6si0vh_x_">
               <w:r>
                 <w:rPr>
                   <w:rFonts w:ascii="Arial" w:cs="Arial" w:eastAsia="Arial" w:hAnsi="Arial"/>
@@ -7486,7 +7486,7 @@
               <w:spacing w:after="10" w:before="0"/>
               <w:ind w:left="120"/>
             </w:pPr>
-            <w:hyperlink w:history="1" r:id="rIdbcz67routpdwptg8wgkmm">
+            <w:hyperlink w:history="1" r:id="rIdsiyn_lvaksxkahkmslpk7">
               <w:r>
                 <w:rPr>
                   <w:rFonts w:ascii="Arial" w:cs="Arial" w:eastAsia="Arial" w:hAnsi="Arial"/>
@@ -7531,7 +7531,7 @@
             <w:pPr>
               <w:spacing w:after="20" w:before="0"/>
             </w:pPr>
-            <w:hyperlink w:history="1" r:id="rIdyyb65yeo-fkzsx0a2xg8w">
+            <w:hyperlink w:history="1" r:id="rIdsq3mf8-owsxru7de5pzo2">
               <w:r>
                 <w:rPr>
                   <w:rFonts w:ascii="Arial" w:cs="Arial" w:eastAsia="Arial" w:hAnsi="Arial"/>
@@ -7564,7 +7564,7 @@
               <w:spacing w:after="10" w:before="0"/>
               <w:ind w:left="120"/>
             </w:pPr>
-            <w:hyperlink w:history="1" r:id="rIduzqb8v8wol2b9gvkdqxqm">
+            <w:hyperlink w:history="1" r:id="rIdiwqkdz6qitewuihtqh-rb">
               <w:r>
                 <w:rPr>
                   <w:rFonts w:ascii="Arial" w:cs="Arial" w:eastAsia="Arial" w:hAnsi="Arial"/>
@@ -7606,7 +7606,7 @@
                 <w:sz w:val="18"/>
                 <w:szCs w:val="18"/>
               </w:rPr>
-              <w:t xml:space="preserve">Learners return to the Maize Doubling Puzzle from Lesson 1. Each learner retrieves their personal Maize Model diagram (begun in Lesson 1) showing a number line of seasons vs. powers of 2. Today they add two new annotations: (A) PRODUCT LAW ARROW — draw a double-headed arrow between any two seasons and label it with the multiplication sentence, e.g., Season 3 to Season 7: '2³ × 2⁴ = 2⁷ (Product Law)'. (B) QUOTIENT LAW ARROW — draw a downward arrow showing a division, e.g., 'If we divide Season 8 seeds equally into 2³ bags → 2⁸ ÷ 2³ = 2⁵ bags'. Learners write a two-sentence model caption: 'My model now shows… The Product/Quotient Laws help the Kitale farmer because…'</w:t>
+              <w:t xml:space="preserve">Learners return to the Maize Doubling Puzzle from Lesson 1. Each learner retrieves their personal Maize Model diagram (begun in Lesson 1) showing seasons vs. powers of 2. Today they add two new annotations: (A) PRODUCT LAW ARROW — draw a double-headed arrow between any two seasons and label it with the multiplication sentence, e.g., Season 3 to Season 7: '2³ × 2⁴ = 2⁷ (Product Law)'. (B) QUOTIENT LAW ARROW — draw a downward arrow showing a division, e.g., 'If we divide Season 8 seeds equally into 2³ bags → 2⁸ ÷ 2³ = 2⁵ bags'. Learners write a two-sentence model caption: 'My model now shows… The Product/Quotient Laws help the Kitale farmer because…'</w:t>
             </w:r>
           </w:p>
         </w:tc>
@@ -8171,7 +8171,7 @@
         </w:rPr>
         <w:t xml:space="preserve">© 2026 SeaVuria and ARES. Aligned with KICD objectives. Developed by SeaVuria; technical implementation by ARES (with AI assistance from Claude). Licensed under </w:t>
       </w:r>
-      <w:hyperlink w:history="1" r:id="rId5ty2tm_fix7oaujalecqd">
+      <w:hyperlink w:history="1" r:id="rIdtrbd6t3xxihzmyt2-aykv">
         <w:r>
           <w:rPr>
             <w:rFonts w:ascii="Arial" w:cs="Arial" w:eastAsia="Arial" w:hAnsi="Arial"/>
@@ -8192,7 +8192,7 @@
         </w:rPr>
         <w:t xml:space="preserve"> (</w:t>
       </w:r>
-      <w:hyperlink w:history="1" r:id="rIdzvo2v39hqslphsza607ml">
+      <w:hyperlink w:history="1" r:id="rIdh5_75tmrpxd5uwxer8krs">
         <w:r>
           <w:rPr>
             <w:rFonts w:ascii="Arial" w:cs="Arial" w:eastAsia="Arial" w:hAnsi="Arial"/>
@@ -8763,7 +8763,7 @@
                 <w:sz w:val="18"/>
                 <w:szCs w:val="18"/>
               </w:rPr>
-              <w:t xml:space="preserve">In Lessons 1–2 learners derived the Product and Quotient Laws and confirmed that 2⁸ × 2⁴ = 2¹² describes the Kitale farmer's maize seeds. Lesson 3 pushes deeper: What happens when the exponent is zero or negative? Can a farmer harvest 2⁰ seeds? What does 2⁻³ even mean? By introducing E. coli bacterial doubling, learners see that the same index machinery governs both explosive growth and extremely small fractional quantities, setting up the need for logarithms in Lesson 4.</w:t>
+              <w:t xml:space="preserve">In Lessons 1–2 learners derived the Product and Quotient Laws and confirmed that 2⁸ × 2⁴ = 2¹² describes the Kitale farmer's maize seeds. Lesson 3 pushes deeper: What happens when the exponent is zero or negative? Can a farmer harvest 2⁰ seeds? What does 2⁻³ even mean? By introducing E. coli bacterial doubling, learners see that the same index machinery governs both explosive growth and extremely small fractional quantities, setting up the need for logarithms in Lesson 5.</w:t>
             </w:r>
           </w:p>
         </w:tc>
@@ -9205,7 +9205,7 @@
             <w:pPr>
               <w:spacing w:after="20" w:before="0"/>
             </w:pPr>
-            <w:hyperlink w:history="1" r:id="rIddxlm8sbwq9tlfhmfzji-7">
+            <w:hyperlink w:history="1" r:id="rIdplimn6tjoadns4nvg-kij">
               <w:r>
                 <w:rPr>
                   <w:rFonts w:ascii="Arial" w:cs="Arial" w:eastAsia="Arial" w:hAnsi="Arial"/>
@@ -9238,7 +9238,7 @@
               <w:spacing w:after="10" w:before="0"/>
               <w:ind w:left="120"/>
             </w:pPr>
-            <w:hyperlink w:history="1" r:id="rId0x3kxpfxg_kisrr18fwff">
+            <w:hyperlink w:history="1" r:id="rId8knpuis-5-pspk45_wncw">
               <w:r>
                 <w:rPr>
                   <w:rFonts w:ascii="Arial" w:cs="Arial" w:eastAsia="Arial" w:hAnsi="Arial"/>
@@ -9283,7 +9283,7 @@
             <w:pPr>
               <w:spacing w:after="20" w:before="0"/>
             </w:pPr>
-            <w:hyperlink w:history="1" r:id="rIdmwgi3tvxrutgpzwr4-0v3">
+            <w:hyperlink w:history="1" r:id="rId1r8tuucwzrxndg2muruga">
               <w:r>
                 <w:rPr>
                   <w:rFonts w:ascii="Arial" w:cs="Arial" w:eastAsia="Arial" w:hAnsi="Arial"/>
@@ -9316,7 +9316,7 @@
               <w:spacing w:after="10" w:before="0"/>
               <w:ind w:left="120"/>
             </w:pPr>
-            <w:hyperlink w:history="1" r:id="rIdbywkztfzrgxq3gngpzhak">
+            <w:hyperlink w:history="1" r:id="rIdmt3njz2at8b-ebeq693_f">
               <w:r>
                 <w:rPr>
                   <w:rFonts w:ascii="Arial" w:cs="Arial" w:eastAsia="Arial" w:hAnsi="Arial"/>
@@ -9511,7 +9511,7 @@
             <w:pPr>
               <w:spacing w:after="20" w:before="0"/>
             </w:pPr>
-            <w:hyperlink w:history="1" r:id="rIdntunkmbq9iibtu4wyyqwu">
+            <w:hyperlink w:history="1" r:id="rIdmeyvrkzdvbxztpoeg0dmf">
               <w:r>
                 <w:rPr>
                   <w:rFonts w:ascii="Arial" w:cs="Arial" w:eastAsia="Arial" w:hAnsi="Arial"/>
@@ -9544,7 +9544,7 @@
               <w:spacing w:after="10" w:before="0"/>
               <w:ind w:left="120"/>
             </w:pPr>
-            <w:hyperlink w:history="1" r:id="rIdwpechp3nhh6dl1t7v32pk">
+            <w:hyperlink w:history="1" r:id="rIdybd1hj6bcnhtyfjxotcfb">
               <w:r>
                 <w:rPr>
                   <w:rFonts w:ascii="Arial" w:cs="Arial" w:eastAsia="Arial" w:hAnsi="Arial"/>
@@ -9589,7 +9589,7 @@
             <w:pPr>
               <w:spacing w:after="20" w:before="0"/>
             </w:pPr>
-            <w:hyperlink w:history="1" r:id="rIduvcufigvsrj4xgqvdgoms">
+            <w:hyperlink w:history="1" r:id="rIdh1ciloj4_xg7exkd9lyan">
               <w:r>
                 <w:rPr>
                   <w:rFonts w:ascii="Arial" w:cs="Arial" w:eastAsia="Arial" w:hAnsi="Arial"/>
@@ -9622,7 +9622,7 @@
               <w:spacing w:after="10" w:before="0"/>
               <w:ind w:left="120"/>
             </w:pPr>
-            <w:hyperlink w:history="1" r:id="rId5ekbemq1ixzjo9ujv7rle">
+            <w:hyperlink w:history="1" r:id="rIda3myauhdroi-tga702kjy">
               <w:r>
                 <w:rPr>
                   <w:rFonts w:ascii="Arial" w:cs="Arial" w:eastAsia="Arial" w:hAnsi="Arial"/>
@@ -9817,7 +9817,7 @@
             <w:pPr>
               <w:spacing w:after="20" w:before="0"/>
             </w:pPr>
-            <w:hyperlink w:history="1" r:id="rIdwcavjgow89nn0gzcdbzs8">
+            <w:hyperlink w:history="1" r:id="rIdgilqxwaah7ue4qtzgxpd9">
               <w:r>
                 <w:rPr>
                   <w:rFonts w:ascii="Arial" w:cs="Arial" w:eastAsia="Arial" w:hAnsi="Arial"/>
@@ -9850,7 +9850,7 @@
               <w:spacing w:after="10" w:before="0"/>
               <w:ind w:left="120"/>
             </w:pPr>
-            <w:hyperlink w:history="1" r:id="rIdahx78ywzn6fy9onpghk-j">
+            <w:hyperlink w:history="1" r:id="rId0tatpxhphke2dkaafxth_">
               <w:r>
                 <w:rPr>
                   <w:rFonts w:ascii="Arial" w:cs="Arial" w:eastAsia="Arial" w:hAnsi="Arial"/>
@@ -9895,7 +9895,7 @@
             <w:pPr>
               <w:spacing w:after="20" w:before="0"/>
             </w:pPr>
-            <w:hyperlink w:history="1" r:id="rIdjcdk2kafmeijrdvetuyk_">
+            <w:hyperlink w:history="1" r:id="rIdlfbasos6zrsqgw1kxxyoj">
               <w:r>
                 <w:rPr>
                   <w:rFonts w:ascii="Arial" w:cs="Arial" w:eastAsia="Arial" w:hAnsi="Arial"/>
@@ -9928,7 +9928,7 @@
               <w:spacing w:after="10" w:before="0"/>
               <w:ind w:left="120"/>
             </w:pPr>
-            <w:hyperlink w:history="1" r:id="rId4ctlx6qdp9n-g0q39scmn">
+            <w:hyperlink w:history="1" r:id="rIdfpudwmgmkapttdsrlb2ye">
               <w:r>
                 <w:rPr>
                   <w:rFonts w:ascii="Arial" w:cs="Arial" w:eastAsia="Arial" w:hAnsi="Arial"/>
@@ -10123,7 +10123,7 @@
             <w:pPr>
               <w:spacing w:after="20" w:before="0"/>
             </w:pPr>
-            <w:hyperlink w:history="1" r:id="rIdmn8cz4369lylsj6pgsjhm">
+            <w:hyperlink w:history="1" r:id="rIdkqlmavxrl_qjj4uuvxhit">
               <w:r>
                 <w:rPr>
                   <w:rFonts w:ascii="Arial" w:cs="Arial" w:eastAsia="Arial" w:hAnsi="Arial"/>
@@ -10156,7 +10156,7 @@
               <w:spacing w:after="10" w:before="0"/>
               <w:ind w:left="120"/>
             </w:pPr>
-            <w:hyperlink w:history="1" r:id="rIdsd-rokl4xbhfvczj2z1xv">
+            <w:hyperlink w:history="1" r:id="rIdmmyi3tfulzdoh2zy-xnwx">
               <w:r>
                 <w:rPr>
                   <w:rFonts w:ascii="Arial" w:cs="Arial" w:eastAsia="Arial" w:hAnsi="Arial"/>
@@ -10201,7 +10201,7 @@
             <w:pPr>
               <w:spacing w:after="20" w:before="0"/>
             </w:pPr>
-            <w:hyperlink w:history="1" r:id="rIdxqlzzoguylwx4tm-twkzb">
+            <w:hyperlink w:history="1" r:id="rIdh0734bjezcs4ypezapj1-">
               <w:r>
                 <w:rPr>
                   <w:rFonts w:ascii="Arial" w:cs="Arial" w:eastAsia="Arial" w:hAnsi="Arial"/>
@@ -10234,7 +10234,7 @@
               <w:spacing w:after="10" w:before="0"/>
               <w:ind w:left="120"/>
             </w:pPr>
-            <w:hyperlink w:history="1" r:id="rIdaezkugppkjeaz-j5-aa4c">
+            <w:hyperlink w:history="1" r:id="rIdsq1juhwdapfpfdtvkf_lz">
               <w:r>
                 <w:rPr>
                   <w:rFonts w:ascii="Arial" w:cs="Arial" w:eastAsia="Arial" w:hAnsi="Arial"/>
@@ -10429,7 +10429,7 @@
             <w:pPr>
               <w:spacing w:after="20" w:before="0"/>
             </w:pPr>
-            <w:hyperlink w:history="1" r:id="rId-zhen-ou8zruusedz5tok">
+            <w:hyperlink w:history="1" r:id="rIdpyrov5-pz-_wfaffo_ceu">
               <w:r>
                 <w:rPr>
                   <w:rFonts w:ascii="Arial" w:cs="Arial" w:eastAsia="Arial" w:hAnsi="Arial"/>
@@ -10462,7 +10462,7 @@
               <w:spacing w:after="10" w:before="0"/>
               <w:ind w:left="120"/>
             </w:pPr>
-            <w:hyperlink w:history="1" r:id="rIdm8uqfyjr0lvhx_-ttsyet">
+            <w:hyperlink w:history="1" r:id="rId_z2yj2bknezym3gjhrssm">
               <w:r>
                 <w:rPr>
                   <w:rFonts w:ascii="Arial" w:cs="Arial" w:eastAsia="Arial" w:hAnsi="Arial"/>
@@ -10507,7 +10507,7 @@
             <w:pPr>
               <w:spacing w:after="20" w:before="0"/>
             </w:pPr>
-            <w:hyperlink w:history="1" r:id="rIdpmgfabj4xd3anpc8goxmc">
+            <w:hyperlink w:history="1" r:id="rIdrwkknfty2yf_kynqj_cuk">
               <w:r>
                 <w:rPr>
                   <w:rFonts w:ascii="Arial" w:cs="Arial" w:eastAsia="Arial" w:hAnsi="Arial"/>
@@ -10540,7 +10540,7 @@
               <w:spacing w:after="10" w:before="0"/>
               <w:ind w:left="120"/>
             </w:pPr>
-            <w:hyperlink w:history="1" r:id="rIdinmm4ramdd6zea3cy3rti">
+            <w:hyperlink w:history="1" r:id="rId4udh9slkd2yto95phvckt">
               <w:r>
                 <w:rPr>
                   <w:rFonts w:ascii="Arial" w:cs="Arial" w:eastAsia="Arial" w:hAnsi="Arial"/>
@@ -10614,7 +10614,7 @@
                 <w:sz w:val="18"/>
                 <w:szCs w:val="18"/>
               </w:rPr>
-              <w:t xml:space="preserve">Distribute the Lesson 2 posters. Say: 'Your model is growing — today you are adding three new laws. Make sure every law has: the algebraic rule, one worked numerical example, and one sentence connecting it to our Kitale or Nairobi story.' Circulate and ask targeted questions: 'Why does your number line go below zero on the exponent? What is the value at 2⁻¹ — check it against your fraction rule.' For the challenge extension, say: 'Use your laws one at a time — don't skip steps. Which law do you apply first?' WAIT TIME: 15 seconds before offering a hint. Cold-call one pair to present the extension solution and narrate each step aloud. Close by saying: 'Your poster is now a reference card for all five laws. In Lesson 4, we will need every one of them when we meet logarithms for the first time.'</w:t>
+              <w:t xml:space="preserve">Distribute the Lesson 2 posters. Say: 'Your model is growing — today you are adding three new laws. Make sure every law has: the algebraic rule, one worked numerical example, and one sentence connecting it to our Kitale or Nairobi story.' Circulate and ask targeted questions: 'Why does your number line go below zero on the exponent? What is the value at 2⁻¹ — check it against your fraction rule.' For the challenge extension, say: 'Use your laws one at a time — don't skip steps. Which law do you apply first?' WAIT TIME: 15 seconds before offering a hint. Cold-call one pair to present the extension solution and narrate each step aloud. Close by saying: 'Your poster is now a reference card for all five laws. In Lesson 4, we will need every one of them, and in Lesson 5 we meet logarithms for the first time.'</w:t>
             </w:r>
           </w:p>
         </w:tc>
@@ -11052,7 +11052,7 @@
         </w:rPr>
         <w:t xml:space="preserve">© 2026 SeaVuria and ARES. Aligned with KICD objectives. Developed by SeaVuria; technical implementation by ARES (with AI assistance from Claude). Licensed under </w:t>
       </w:r>
-      <w:hyperlink w:history="1" r:id="rId5kxfr5e3aiq5ypcmjatcq">
+      <w:hyperlink w:history="1" r:id="rIdvjqokp6t_iilvk_czupte">
         <w:r>
           <w:rPr>
             <w:rFonts w:ascii="Arial" w:cs="Arial" w:eastAsia="Arial" w:hAnsi="Arial"/>
@@ -11073,7 +11073,7 @@
         </w:rPr>
         <w:t xml:space="preserve"> (</w:t>
       </w:r>
-      <w:hyperlink w:history="1" r:id="rId0943enigdrkn6drz0eli8">
+      <w:hyperlink w:history="1" r:id="rIduqmg2_3sd7inbd9qasxs9">
         <w:r>
           <w:rPr>
             <w:rFonts w:ascii="Arial" w:cs="Arial" w:eastAsia="Arial" w:hAnsi="Arial"/>
@@ -12086,7 +12086,7 @@
             <w:pPr>
               <w:spacing w:after="20" w:before="0"/>
             </w:pPr>
-            <w:hyperlink w:history="1" r:id="rId62291e3reswgovnntwged">
+            <w:hyperlink w:history="1" r:id="rIddfmalxydxdsrdeslmkvnn">
               <w:r>
                 <w:rPr>
                   <w:rFonts w:ascii="Arial" w:cs="Arial" w:eastAsia="Arial" w:hAnsi="Arial"/>
@@ -12119,7 +12119,7 @@
               <w:spacing w:after="10" w:before="0"/>
               <w:ind w:left="120"/>
             </w:pPr>
-            <w:hyperlink w:history="1" r:id="rIdsdg2kz2zb8_kwngcwzchb">
+            <w:hyperlink w:history="1" r:id="rId0ti0bunnpkr0a1_gplhn6">
               <w:r>
                 <w:rPr>
                   <w:rFonts w:ascii="Arial" w:cs="Arial" w:eastAsia="Arial" w:hAnsi="Arial"/>
@@ -12164,7 +12164,7 @@
             <w:pPr>
               <w:spacing w:after="20" w:before="0"/>
             </w:pPr>
-            <w:hyperlink w:history="1" r:id="rIdu99rb-uh5t5kpkroomuua">
+            <w:hyperlink w:history="1" r:id="rIdc_orhegorzvs9ezijkbla">
               <w:r>
                 <w:rPr>
                   <w:rFonts w:ascii="Arial" w:cs="Arial" w:eastAsia="Arial" w:hAnsi="Arial"/>
@@ -12197,7 +12197,7 @@
               <w:spacing w:after="10" w:before="0"/>
               <w:ind w:left="120"/>
             </w:pPr>
-            <w:hyperlink w:history="1" r:id="rIde99g8bwknosaqjoyfellv">
+            <w:hyperlink w:history="1" r:id="rIdq5uczs4y6la1zet8mtkqn">
               <w:r>
                 <w:rPr>
                   <w:rFonts w:ascii="Arial" w:cs="Arial" w:eastAsia="Arial" w:hAnsi="Arial"/>
@@ -12525,7 +12525,7 @@
             <w:pPr>
               <w:spacing w:after="20" w:before="0"/>
             </w:pPr>
-            <w:hyperlink w:history="1" r:id="rIdwhonijp6ew7_w-8htswgp">
+            <w:hyperlink w:history="1" r:id="rIdmtpvgjcyqxqwgqf2augwx">
               <w:r>
                 <w:rPr>
                   <w:rFonts w:ascii="Arial" w:cs="Arial" w:eastAsia="Arial" w:hAnsi="Arial"/>
@@ -12558,7 +12558,7 @@
               <w:spacing w:after="10" w:before="0"/>
               <w:ind w:left="120"/>
             </w:pPr>
-            <w:hyperlink w:history="1" r:id="rIdsshozztypxamesetxaa0_">
+            <w:hyperlink w:history="1" r:id="rIdnzgdyf2hhjgsqb9dqbh0w">
               <w:r>
                 <w:rPr>
                   <w:rFonts w:ascii="Arial" w:cs="Arial" w:eastAsia="Arial" w:hAnsi="Arial"/>
@@ -12603,7 +12603,7 @@
             <w:pPr>
               <w:spacing w:after="20" w:before="0"/>
             </w:pPr>
-            <w:hyperlink w:history="1" r:id="rIdrxd4mrmxonejdstx09ex1">
+            <w:hyperlink w:history="1" r:id="rIdn4b-lqtph6cjevidw9qi7">
               <w:r>
                 <w:rPr>
                   <w:rFonts w:ascii="Arial" w:cs="Arial" w:eastAsia="Arial" w:hAnsi="Arial"/>
@@ -12636,7 +12636,7 @@
               <w:spacing w:after="10" w:before="0"/>
               <w:ind w:left="120"/>
             </w:pPr>
-            <w:hyperlink w:history="1" r:id="rIdg8xnrxmkdxje_qrbjrscs">
+            <w:hyperlink w:history="1" r:id="rIdpa2odvupnsfemlzsf1jls">
               <w:r>
                 <w:rPr>
                   <w:rFonts w:ascii="Arial" w:cs="Arial" w:eastAsia="Arial" w:hAnsi="Arial"/>
@@ -13101,7 +13101,7 @@
             <w:pPr>
               <w:spacing w:after="20" w:before="0"/>
             </w:pPr>
-            <w:hyperlink w:history="1" r:id="rId3jlwx1c5cnbheo5inm30e">
+            <w:hyperlink w:history="1" r:id="rIdgsojeurfshacyyc3h6wvp">
               <w:r>
                 <w:rPr>
                   <w:rFonts w:ascii="Arial" w:cs="Arial" w:eastAsia="Arial" w:hAnsi="Arial"/>
@@ -13134,7 +13134,7 @@
               <w:spacing w:after="10" w:before="0"/>
               <w:ind w:left="120"/>
             </w:pPr>
-            <w:hyperlink w:history="1" r:id="rIdrn7juw7lsx96mhonksnyi">
+            <w:hyperlink w:history="1" r:id="rIdbxuswqfwggv95cowl_4nk">
               <w:r>
                 <w:rPr>
                   <w:rFonts w:ascii="Arial" w:cs="Arial" w:eastAsia="Arial" w:hAnsi="Arial"/>
@@ -13179,7 +13179,7 @@
             <w:pPr>
               <w:spacing w:after="20" w:before="0"/>
             </w:pPr>
-            <w:hyperlink w:history="1" r:id="rIdlaf250d2r2pn3a4mairuk">
+            <w:hyperlink w:history="1" r:id="rIdrkm-wvlu9npop_qh36wo_">
               <w:r>
                 <w:rPr>
                   <w:rFonts w:ascii="Arial" w:cs="Arial" w:eastAsia="Arial" w:hAnsi="Arial"/>
@@ -13212,7 +13212,7 @@
               <w:spacing w:after="10" w:before="0"/>
               <w:ind w:left="120"/>
             </w:pPr>
-            <w:hyperlink w:history="1" r:id="rIdybum4rfyehjkjl0isi_t8">
+            <w:hyperlink w:history="1" r:id="rIdlhdsfzbvydsgijiqss82p">
               <w:r>
                 <w:rPr>
                   <w:rFonts w:ascii="Arial" w:cs="Arial" w:eastAsia="Arial" w:hAnsi="Arial"/>
@@ -13559,7 +13559,7 @@
             <w:pPr>
               <w:spacing w:after="20" w:before="0"/>
             </w:pPr>
-            <w:hyperlink w:history="1" r:id="rIdgsptlyjqzptwycx4gz9zf">
+            <w:hyperlink w:history="1" r:id="rIda2dyfdizgpc89-vp5vvu9">
               <w:r>
                 <w:rPr>
                   <w:rFonts w:ascii="Arial" w:cs="Arial" w:eastAsia="Arial" w:hAnsi="Arial"/>
@@ -13592,7 +13592,7 @@
               <w:spacing w:after="10" w:before="0"/>
               <w:ind w:left="120"/>
             </w:pPr>
-            <w:hyperlink w:history="1" r:id="rIdhroiobedrakvugrtzwci2">
+            <w:hyperlink w:history="1" r:id="rIdvlqm2ymvumdovzzvsuybv">
               <w:r>
                 <w:rPr>
                   <w:rFonts w:ascii="Arial" w:cs="Arial" w:eastAsia="Arial" w:hAnsi="Arial"/>
@@ -13637,7 +13637,7 @@
             <w:pPr>
               <w:spacing w:after="20" w:before="0"/>
             </w:pPr>
-            <w:hyperlink w:history="1" r:id="rIdvedfwwfauxnqq3t1kecqg">
+            <w:hyperlink w:history="1" r:id="rIdzyinmh_muumavys1dlei3">
               <w:r>
                 <w:rPr>
                   <w:rFonts w:ascii="Arial" w:cs="Arial" w:eastAsia="Arial" w:hAnsi="Arial"/>
@@ -13670,7 +13670,7 @@
               <w:spacing w:after="10" w:before="0"/>
               <w:ind w:left="120"/>
             </w:pPr>
-            <w:hyperlink w:history="1" r:id="rIdtfumam4w4vwjnt9lhijso">
+            <w:hyperlink w:history="1" r:id="rIdmhf71xdu8i0sv900pzesj">
               <w:r>
                 <w:rPr>
                   <w:rFonts w:ascii="Arial" w:cs="Arial" w:eastAsia="Arial" w:hAnsi="Arial"/>
@@ -14001,7 +14001,7 @@
             <w:pPr>
               <w:spacing w:after="20" w:before="0"/>
             </w:pPr>
-            <w:hyperlink w:history="1" r:id="rIdqdzxwzoo2cupo_ihm0yts">
+            <w:hyperlink w:history="1" r:id="rIdkury71ixsur8jb5sm_nqy">
               <w:r>
                 <w:rPr>
                   <w:rFonts w:ascii="Arial" w:cs="Arial" w:eastAsia="Arial" w:hAnsi="Arial"/>
@@ -14034,7 +14034,7 @@
               <w:spacing w:after="10" w:before="0"/>
               <w:ind w:left="120"/>
             </w:pPr>
-            <w:hyperlink w:history="1" r:id="rIdev616nflmmczaazrwjrhw">
+            <w:hyperlink w:history="1" r:id="rIddomnaacxmdsxatqw0-wox">
               <w:r>
                 <w:rPr>
                   <w:rFonts w:ascii="Arial" w:cs="Arial" w:eastAsia="Arial" w:hAnsi="Arial"/>
@@ -14079,7 +14079,7 @@
             <w:pPr>
               <w:spacing w:after="20" w:before="0"/>
             </w:pPr>
-            <w:hyperlink w:history="1" r:id="rIdspzvzvdf_o9jl5xre5smz">
+            <w:hyperlink w:history="1" r:id="rIder1xetfiyptccqme7v2n4">
               <w:r>
                 <w:rPr>
                   <w:rFonts w:ascii="Arial" w:cs="Arial" w:eastAsia="Arial" w:hAnsi="Arial"/>
@@ -14112,7 +14112,7 @@
               <w:spacing w:after="10" w:before="0"/>
               <w:ind w:left="120"/>
             </w:pPr>
-            <w:hyperlink w:history="1" r:id="rIdbfoz2emxtqor2nal9pd-h">
+            <w:hyperlink w:history="1" r:id="rIdpxwiw265l3bv8qys-j8ni">
               <w:r>
                 <w:rPr>
                   <w:rFonts w:ascii="Arial" w:cs="Arial" w:eastAsia="Arial" w:hAnsi="Arial"/>
@@ -14874,7 +14874,7 @@
         </w:rPr>
         <w:t xml:space="preserve">© 2026 SeaVuria and ARES. Aligned with KICD objectives. Developed by SeaVuria; technical implementation by ARES (with AI assistance from Claude). Licensed under </w:t>
       </w:r>
-      <w:hyperlink w:history="1" r:id="rIdnrscrfbqa__g-sn5ajyhz">
+      <w:hyperlink w:history="1" r:id="rIdhc7hfoa8vrvay5egrwub1">
         <w:r>
           <w:rPr>
             <w:rFonts w:ascii="Arial" w:cs="Arial" w:eastAsia="Arial" w:hAnsi="Arial"/>
@@ -14895,7 +14895,7 @@
         </w:rPr>
         <w:t xml:space="preserve"> (</w:t>
       </w:r>
-      <w:hyperlink w:history="1" r:id="rIdozyrvdeudeva7h_5_wamd">
+      <w:hyperlink w:history="1" r:id="rIdtmuezafkrsde0whxwkw1r">
         <w:r>
           <w:rPr>
             <w:rFonts w:ascii="Arial" w:cs="Arial" w:eastAsia="Arial" w:hAnsi="Arial"/>
@@ -15908,7 +15908,7 @@
             <w:pPr>
               <w:spacing w:after="20" w:before="0"/>
             </w:pPr>
-            <w:hyperlink w:history="1" r:id="rIdpbhio2rdzaarbcmkq74jj">
+            <w:hyperlink w:history="1" r:id="rIdb1ftqv86mzey4tqt67z6s">
               <w:r>
                 <w:rPr>
                   <w:rFonts w:ascii="Arial" w:cs="Arial" w:eastAsia="Arial" w:hAnsi="Arial"/>
@@ -15941,7 +15941,7 @@
               <w:spacing w:after="10" w:before="0"/>
               <w:ind w:left="120"/>
             </w:pPr>
-            <w:hyperlink w:history="1" r:id="rIdacflbwtpjfbcnk3m2auo5">
+            <w:hyperlink w:history="1" r:id="rIdnsvli0kc_bxomf0_ul30a">
               <w:r>
                 <w:rPr>
                   <w:rFonts w:ascii="Arial" w:cs="Arial" w:eastAsia="Arial" w:hAnsi="Arial"/>
@@ -15986,7 +15986,7 @@
             <w:pPr>
               <w:spacing w:after="20" w:before="0"/>
             </w:pPr>
-            <w:hyperlink w:history="1" r:id="rIdycnflqbhxhfgfdcdz_rxl">
+            <w:hyperlink w:history="1" r:id="rIdigljc2wpszxn_z0lqkvj1">
               <w:r>
                 <w:rPr>
                   <w:rFonts w:ascii="Arial" w:cs="Arial" w:eastAsia="Arial" w:hAnsi="Arial"/>
@@ -16019,7 +16019,7 @@
               <w:spacing w:after="10" w:before="0"/>
               <w:ind w:left="120"/>
             </w:pPr>
-            <w:hyperlink w:history="1" r:id="rIdimidfaouo9ysk-e19xx5l">
+            <w:hyperlink w:history="1" r:id="rIdiehmfah_r0nu5hzq2w0mb">
               <w:r>
                 <w:rPr>
                   <w:rFonts w:ascii="Arial" w:cs="Arial" w:eastAsia="Arial" w:hAnsi="Arial"/>
@@ -16214,7 +16214,7 @@
             <w:pPr>
               <w:spacing w:after="20" w:before="0"/>
             </w:pPr>
-            <w:hyperlink w:history="1" r:id="rId_flcll7soailhfx8qhpsm">
+            <w:hyperlink w:history="1" r:id="rIdkfvsqhr705h99j10riogj">
               <w:r>
                 <w:rPr>
                   <w:rFonts w:ascii="Arial" w:cs="Arial" w:eastAsia="Arial" w:hAnsi="Arial"/>
@@ -16247,7 +16247,7 @@
               <w:spacing w:after="10" w:before="0"/>
               <w:ind w:left="120"/>
             </w:pPr>
-            <w:hyperlink w:history="1" r:id="rIdpceyhs-mwd6utzp3eybcv">
+            <w:hyperlink w:history="1" r:id="rId3px1byp-8hxzbfh2fl8ks">
               <w:r>
                 <w:rPr>
                   <w:rFonts w:ascii="Arial" w:cs="Arial" w:eastAsia="Arial" w:hAnsi="Arial"/>
@@ -16292,7 +16292,7 @@
             <w:pPr>
               <w:spacing w:after="20" w:before="0"/>
             </w:pPr>
-            <w:hyperlink w:history="1" r:id="rIddl9dy5nfevcexvjiwxlb9">
+            <w:hyperlink w:history="1" r:id="rIdialswlp41dn3mgkgclku6">
               <w:r>
                 <w:rPr>
                   <w:rFonts w:ascii="Arial" w:cs="Arial" w:eastAsia="Arial" w:hAnsi="Arial"/>
@@ -16325,7 +16325,7 @@
               <w:spacing w:after="10" w:before="0"/>
               <w:ind w:left="120"/>
             </w:pPr>
-            <w:hyperlink w:history="1" r:id="rIdooigwenqsvhevgxefidjh">
+            <w:hyperlink w:history="1" r:id="rIdvzu3h0jrdmdxgyvxu1hqp">
               <w:r>
                 <w:rPr>
                   <w:rFonts w:ascii="Arial" w:cs="Arial" w:eastAsia="Arial" w:hAnsi="Arial"/>
@@ -16520,7 +16520,7 @@
             <w:pPr>
               <w:spacing w:after="20" w:before="0"/>
             </w:pPr>
-            <w:hyperlink w:history="1" r:id="rIdyt-ssizxubblsa5fljdqv">
+            <w:hyperlink w:history="1" r:id="rIdonfcyzvfz5gd2bte6j0vb">
               <w:r>
                 <w:rPr>
                   <w:rFonts w:ascii="Arial" w:cs="Arial" w:eastAsia="Arial" w:hAnsi="Arial"/>
@@ -16553,7 +16553,7 @@
               <w:spacing w:after="10" w:before="0"/>
               <w:ind w:left="120"/>
             </w:pPr>
-            <w:hyperlink w:history="1" r:id="rIdw7nxabjtgbhtrplhomoau">
+            <w:hyperlink w:history="1" r:id="rIdzvfqzc3n5yp08oulsfu8t">
               <w:r>
                 <w:rPr>
                   <w:rFonts w:ascii="Arial" w:cs="Arial" w:eastAsia="Arial" w:hAnsi="Arial"/>
@@ -16598,7 +16598,7 @@
             <w:pPr>
               <w:spacing w:after="20" w:before="0"/>
             </w:pPr>
-            <w:hyperlink w:history="1" r:id="rId60efyd8ccblmmc6rgj-5r">
+            <w:hyperlink w:history="1" r:id="rIdcljlv48ohloznuq1eabzk">
               <w:r>
                 <w:rPr>
                   <w:rFonts w:ascii="Arial" w:cs="Arial" w:eastAsia="Arial" w:hAnsi="Arial"/>
@@ -16631,7 +16631,7 @@
               <w:spacing w:after="10" w:before="0"/>
               <w:ind w:left="120"/>
             </w:pPr>
-            <w:hyperlink w:history="1" r:id="rIdfhj0urwizgarnj0vy-ab_">
+            <w:hyperlink w:history="1" r:id="rIdvwadxvabag_ezt_m4emzc">
               <w:r>
                 <w:rPr>
                   <w:rFonts w:ascii="Arial" w:cs="Arial" w:eastAsia="Arial" w:hAnsi="Arial"/>
@@ -16826,7 +16826,7 @@
             <w:pPr>
               <w:spacing w:after="20" w:before="0"/>
             </w:pPr>
-            <w:hyperlink w:history="1" r:id="rIdjmpe25pbugtf7pz6zyvma">
+            <w:hyperlink w:history="1" r:id="rIdbxnil1ldqsuywfprq7qsq">
               <w:r>
                 <w:rPr>
                   <w:rFonts w:ascii="Arial" w:cs="Arial" w:eastAsia="Arial" w:hAnsi="Arial"/>
@@ -16859,7 +16859,7 @@
               <w:spacing w:after="10" w:before="0"/>
               <w:ind w:left="120"/>
             </w:pPr>
-            <w:hyperlink w:history="1" r:id="rIdnanvycfoodfwjeme8g3zt">
+            <w:hyperlink w:history="1" r:id="rIdn4suljwtepikw6uxixm7f">
               <w:r>
                 <w:rPr>
                   <w:rFonts w:ascii="Arial" w:cs="Arial" w:eastAsia="Arial" w:hAnsi="Arial"/>
@@ -16904,7 +16904,7 @@
             <w:pPr>
               <w:spacing w:after="20" w:before="0"/>
             </w:pPr>
-            <w:hyperlink w:history="1" r:id="rId_xpxrzjgtsfo7nplk2skn">
+            <w:hyperlink w:history="1" r:id="rIdiljq6cjqcctaz7bfh5kni">
               <w:r>
                 <w:rPr>
                   <w:rFonts w:ascii="Arial" w:cs="Arial" w:eastAsia="Arial" w:hAnsi="Arial"/>
@@ -16937,7 +16937,7 @@
               <w:spacing w:after="10" w:before="0"/>
               <w:ind w:left="120"/>
             </w:pPr>
-            <w:hyperlink w:history="1" r:id="rIdikaxho-3arfeorpvnszog">
+            <w:hyperlink w:history="1" r:id="rIdsljggtrdxofhpgkgmsw9u">
               <w:r>
                 <w:rPr>
                   <w:rFonts w:ascii="Arial" w:cs="Arial" w:eastAsia="Arial" w:hAnsi="Arial"/>
@@ -17132,7 +17132,7 @@
             <w:pPr>
               <w:spacing w:after="20" w:before="0"/>
             </w:pPr>
-            <w:hyperlink w:history="1" r:id="rId9avm-yk9a1hcnwi4vztct">
+            <w:hyperlink w:history="1" r:id="rIdqhu0roev8wu8wkw5x-zio">
               <w:r>
                 <w:rPr>
                   <w:rFonts w:ascii="Arial" w:cs="Arial" w:eastAsia="Arial" w:hAnsi="Arial"/>
@@ -17181,7 +17181,7 @@
               <w:spacing w:after="10" w:before="0"/>
               <w:ind w:left="120"/>
             </w:pPr>
-            <w:hyperlink w:history="1" r:id="rIdzqw8vejj2ty6gvkgzj_p9">
+            <w:hyperlink w:history="1" r:id="rIdbc9xiccnu54oimuvzczqx">
               <w:r>
                 <w:rPr>
                   <w:rFonts w:ascii="Arial" w:cs="Arial" w:eastAsia="Arial" w:hAnsi="Arial"/>
@@ -17226,7 +17226,7 @@
             <w:pPr>
               <w:spacing w:after="20" w:before="0"/>
             </w:pPr>
-            <w:hyperlink w:history="1" r:id="rIdne-xla4pqscssz74fhmed">
+            <w:hyperlink w:history="1" r:id="rId5ieceg2dmjdwhmg94w91v">
               <w:r>
                 <w:rPr>
                   <w:rFonts w:ascii="Arial" w:cs="Arial" w:eastAsia="Arial" w:hAnsi="Arial"/>
@@ -17275,7 +17275,7 @@
               <w:spacing w:after="10" w:before="0"/>
               <w:ind w:left="120"/>
             </w:pPr>
-            <w:hyperlink w:history="1" r:id="rIdpxvsbtzl8cr0xypghrtik">
+            <w:hyperlink w:history="1" r:id="rId_snls9ktmyfushxnlrhfw">
               <w:r>
                 <w:rPr>
                   <w:rFonts w:ascii="Arial" w:cs="Arial" w:eastAsia="Arial" w:hAnsi="Arial"/>
@@ -17787,7 +17787,7 @@
         </w:rPr>
         <w:t xml:space="preserve">© 2026 SeaVuria and ARES. Aligned with KICD objectives. Developed by SeaVuria; technical implementation by ARES (with AI assistance from Claude). Licensed under </w:t>
       </w:r>
-      <w:hyperlink w:history="1" r:id="rIdl-gec-3stkvxnw98p5_1e">
+      <w:hyperlink w:history="1" r:id="rIdlvujvajuclriaqla0uh68">
         <w:r>
           <w:rPr>
             <w:rFonts w:ascii="Arial" w:cs="Arial" w:eastAsia="Arial" w:hAnsi="Arial"/>
@@ -17808,7 +17808,7 @@
         </w:rPr>
         <w:t xml:space="preserve"> (</w:t>
       </w:r>
-      <w:hyperlink w:history="1" r:id="rIdko_l2wyfsyzz6cci__xtn">
+      <w:hyperlink w:history="1" r:id="rIdadgunj368vx9r77rmi7kq">
         <w:r>
           <w:rPr>
             <w:rFonts w:ascii="Arial" w:cs="Arial" w:eastAsia="Arial" w:hAnsi="Arial"/>
@@ -18821,7 +18821,7 @@
             <w:pPr>
               <w:spacing w:after="20" w:before="0"/>
             </w:pPr>
-            <w:hyperlink w:history="1" r:id="rIdtc9aqtrzlp0rvdwo3qvj5">
+            <w:hyperlink w:history="1" r:id="rIdvebpeddb0ibsgohgtr9da">
               <w:r>
                 <w:rPr>
                   <w:rFonts w:ascii="Arial" w:cs="Arial" w:eastAsia="Arial" w:hAnsi="Arial"/>
@@ -18870,7 +18870,7 @@
               <w:spacing w:after="10" w:before="0"/>
               <w:ind w:left="120"/>
             </w:pPr>
-            <w:hyperlink w:history="1" r:id="rId58f3gaqt49myam2ahtnah">
+            <w:hyperlink w:history="1" r:id="rIduubzppcls6cwivaeojgez">
               <w:r>
                 <w:rPr>
                   <w:rFonts w:ascii="Arial" w:cs="Arial" w:eastAsia="Arial" w:hAnsi="Arial"/>
@@ -18915,7 +18915,7 @@
             <w:pPr>
               <w:spacing w:after="20" w:before="0"/>
             </w:pPr>
-            <w:hyperlink w:history="1" r:id="rIdohjgsrk-3a6zzhwysdqii">
+            <w:hyperlink w:history="1" r:id="rIdfhdjdxgjucnekxz8sa7jb">
               <w:r>
                 <w:rPr>
                   <w:rFonts w:ascii="Arial" w:cs="Arial" w:eastAsia="Arial" w:hAnsi="Arial"/>
@@ -18948,7 +18948,7 @@
               <w:spacing w:after="10" w:before="0"/>
               <w:ind w:left="120"/>
             </w:pPr>
-            <w:hyperlink w:history="1" r:id="rIdre210kkusdtvn5yiibjmj">
+            <w:hyperlink w:history="1" r:id="rIdn8rr2fnmjko_fgsw4dee9">
               <w:r>
                 <w:rPr>
                   <w:rFonts w:ascii="Arial" w:cs="Arial" w:eastAsia="Arial" w:hAnsi="Arial"/>
@@ -19143,7 +19143,7 @@
             <w:pPr>
               <w:spacing w:after="20" w:before="0"/>
             </w:pPr>
-            <w:hyperlink w:history="1" r:id="rIdub9z02dfcobpj8uzldwry">
+            <w:hyperlink w:history="1" r:id="rIdad5menes_8zxxx4tv36q4">
               <w:r>
                 <w:rPr>
                   <w:rFonts w:ascii="Arial" w:cs="Arial" w:eastAsia="Arial" w:hAnsi="Arial"/>
@@ -19192,7 +19192,7 @@
               <w:spacing w:after="10" w:before="0"/>
               <w:ind w:left="120"/>
             </w:pPr>
-            <w:hyperlink w:history="1" r:id="rIdhmyq2vwqal-wdxl6ox0hd">
+            <w:hyperlink w:history="1" r:id="rIdm776dyk_rfbrwbccpas7j">
               <w:r>
                 <w:rPr>
                   <w:rFonts w:ascii="Arial" w:cs="Arial" w:eastAsia="Arial" w:hAnsi="Arial"/>
@@ -19237,7 +19237,7 @@
             <w:pPr>
               <w:spacing w:after="20" w:before="0"/>
             </w:pPr>
-            <w:hyperlink w:history="1" r:id="rIdv01swuj3wn-atbt7qtagi">
+            <w:hyperlink w:history="1" r:id="rId9ob_unsijsmyqkoz579gp">
               <w:r>
                 <w:rPr>
                   <w:rFonts w:ascii="Arial" w:cs="Arial" w:eastAsia="Arial" w:hAnsi="Arial"/>
@@ -19270,7 +19270,7 @@
               <w:spacing w:after="10" w:before="0"/>
               <w:ind w:left="120"/>
             </w:pPr>
-            <w:hyperlink w:history="1" r:id="rIdehg7dwz09r_2wvrepg3v8">
+            <w:hyperlink w:history="1" r:id="rIdkpmxf-lqk_nifgfrsssyz">
               <w:r>
                 <w:rPr>
                   <w:rFonts w:ascii="Arial" w:cs="Arial" w:eastAsia="Arial" w:hAnsi="Arial"/>
@@ -19465,7 +19465,7 @@
             <w:pPr>
               <w:spacing w:after="20" w:before="0"/>
             </w:pPr>
-            <w:hyperlink w:history="1" r:id="rIddxvpo2e5f2-yggjn_icjk">
+            <w:hyperlink w:history="1" r:id="rId-pbjn3vadjerg2ptt2fey">
               <w:r>
                 <w:rPr>
                   <w:rFonts w:ascii="Arial" w:cs="Arial" w:eastAsia="Arial" w:hAnsi="Arial"/>
@@ -19514,7 +19514,7 @@
               <w:spacing w:after="10" w:before="0"/>
               <w:ind w:left="120"/>
             </w:pPr>
-            <w:hyperlink w:history="1" r:id="rIdr4_dai96wqhrniyoqbaun">
+            <w:hyperlink w:history="1" r:id="rIdsjeeok7cigbz2e8olp_1y">
               <w:r>
                 <w:rPr>
                   <w:rFonts w:ascii="Arial" w:cs="Arial" w:eastAsia="Arial" w:hAnsi="Arial"/>
@@ -19559,7 +19559,7 @@
             <w:pPr>
               <w:spacing w:after="20" w:before="0"/>
             </w:pPr>
-            <w:hyperlink w:history="1" r:id="rId6bmefgj5zuj8y4yvzz7zp">
+            <w:hyperlink w:history="1" r:id="rIdbmprppjr1mashmbee6d8z">
               <w:r>
                 <w:rPr>
                   <w:rFonts w:ascii="Arial" w:cs="Arial" w:eastAsia="Arial" w:hAnsi="Arial"/>
@@ -19592,7 +19592,7 @@
               <w:spacing w:after="10" w:before="0"/>
               <w:ind w:left="120"/>
             </w:pPr>
-            <w:hyperlink w:history="1" r:id="rIdj3qwg6fl9rym2fsmhglnz">
+            <w:hyperlink w:history="1" r:id="rId9djg2xsbi8xcklgej7rcv">
               <w:r>
                 <w:rPr>
                   <w:rFonts w:ascii="Arial" w:cs="Arial" w:eastAsia="Arial" w:hAnsi="Arial"/>
@@ -19787,7 +19787,7 @@
             <w:pPr>
               <w:spacing w:after="20" w:before="0"/>
             </w:pPr>
-            <w:hyperlink w:history="1" r:id="rIdjlakwclv1dxf1ut1rwebt">
+            <w:hyperlink w:history="1" r:id="rIdsbcddmuyrh3ijlaz9wcag">
               <w:r>
                 <w:rPr>
                   <w:rFonts w:ascii="Arial" w:cs="Arial" w:eastAsia="Arial" w:hAnsi="Arial"/>
@@ -19836,7 +19836,7 @@
               <w:spacing w:after="10" w:before="0"/>
               <w:ind w:left="120"/>
             </w:pPr>
-            <w:hyperlink w:history="1" r:id="rIdmk9meaxver-pq2ucmw9kz">
+            <w:hyperlink w:history="1" r:id="rIdqi0d_8f6app1-7i5vduzi">
               <w:r>
                 <w:rPr>
                   <w:rFonts w:ascii="Arial" w:cs="Arial" w:eastAsia="Arial" w:hAnsi="Arial"/>
@@ -19881,7 +19881,7 @@
             <w:pPr>
               <w:spacing w:after="20" w:before="0"/>
             </w:pPr>
-            <w:hyperlink w:history="1" r:id="rIdrzskylfhxowfe7wel2ukf">
+            <w:hyperlink w:history="1" r:id="rIdyqgg0lya9h0bxze9cspje">
               <w:r>
                 <w:rPr>
                   <w:rFonts w:ascii="Arial" w:cs="Arial" w:eastAsia="Arial" w:hAnsi="Arial"/>
@@ -19914,7 +19914,7 @@
               <w:spacing w:after="10" w:before="0"/>
               <w:ind w:left="120"/>
             </w:pPr>
-            <w:hyperlink w:history="1" r:id="rIdg0bqtgk6pkvisi1juwokz">
+            <w:hyperlink w:history="1" r:id="rIdzv3qdkr9sss8np-beljb8">
               <w:r>
                 <w:rPr>
                   <w:rFonts w:ascii="Arial" w:cs="Arial" w:eastAsia="Arial" w:hAnsi="Arial"/>
@@ -20109,7 +20109,7 @@
             <w:pPr>
               <w:spacing w:after="20" w:before="0"/>
             </w:pPr>
-            <w:hyperlink w:history="1" r:id="rIdgd3wqeuedig38z3xtxuot">
+            <w:hyperlink w:history="1" r:id="rIdyypx8gcajh5ijtte3zdtz">
               <w:r>
                 <w:rPr>
                   <w:rFonts w:ascii="Arial" w:cs="Arial" w:eastAsia="Arial" w:hAnsi="Arial"/>
@@ -20158,7 +20158,7 @@
               <w:spacing w:after="10" w:before="0"/>
               <w:ind w:left="120"/>
             </w:pPr>
-            <w:hyperlink w:history="1" r:id="rIdt8d_ai3be980qhenhwem8">
+            <w:hyperlink w:history="1" r:id="rIddqcf1zfsqoxflnxgxin3w">
               <w:r>
                 <w:rPr>
                   <w:rFonts w:ascii="Arial" w:cs="Arial" w:eastAsia="Arial" w:hAnsi="Arial"/>
@@ -20203,7 +20203,7 @@
             <w:pPr>
               <w:spacing w:after="20" w:before="0"/>
             </w:pPr>
-            <w:hyperlink w:history="1" r:id="rIdvd-ga8uqnom3i1iq2n9h_">
+            <w:hyperlink w:history="1" r:id="rIdxxm6hvk06e9fllf9tsgbe">
               <w:r>
                 <w:rPr>
                   <w:rFonts w:ascii="Arial" w:cs="Arial" w:eastAsia="Arial" w:hAnsi="Arial"/>
@@ -20252,7 +20252,7 @@
               <w:spacing w:after="10" w:before="0"/>
               <w:ind w:left="120"/>
             </w:pPr>
-            <w:hyperlink w:history="1" r:id="rIdp2qvysirvsxrhqujvkx1u">
+            <w:hyperlink w:history="1" r:id="rIdqqrwcubmyx5opu3vpk71v">
               <w:r>
                 <w:rPr>
                   <w:rFonts w:ascii="Arial" w:cs="Arial" w:eastAsia="Arial" w:hAnsi="Arial"/>
@@ -20764,7 +20764,7 @@
         </w:rPr>
         <w:t xml:space="preserve">© 2026 SeaVuria and ARES. Aligned with KICD objectives. Developed by SeaVuria; technical implementation by ARES (with AI assistance from Claude). Licensed under </w:t>
       </w:r>
-      <w:hyperlink w:history="1" r:id="rIddustlavoqewmrx6dvqqc6">
+      <w:hyperlink w:history="1" r:id="rIdig7mh32ptka4eckuvudgo">
         <w:r>
           <w:rPr>
             <w:rFonts w:ascii="Arial" w:cs="Arial" w:eastAsia="Arial" w:hAnsi="Arial"/>
@@ -20785,7 +20785,7 @@
         </w:rPr>
         <w:t xml:space="preserve"> (</w:t>
       </w:r>
-      <w:hyperlink w:history="1" r:id="rIdeubrkhtuzinafv4jjkrvm">
+      <w:hyperlink w:history="1" r:id="rIdv8epiyhuc2fg15abwgofp">
         <w:r>
           <w:rPr>
             <w:rFonts w:ascii="Arial" w:cs="Arial" w:eastAsia="Arial" w:hAnsi="Arial"/>
@@ -21798,7 +21798,7 @@
             <w:pPr>
               <w:spacing w:after="20" w:before="0"/>
             </w:pPr>
-            <w:hyperlink w:history="1" r:id="rIdcah_mx9qk9p8wt7klk2nm">
+            <w:hyperlink w:history="1" r:id="rIdtu_br1n7w6lgkqjgbmwtn">
               <w:r>
                 <w:rPr>
                   <w:rFonts w:ascii="Arial" w:cs="Arial" w:eastAsia="Arial" w:hAnsi="Arial"/>
@@ -21831,7 +21831,7 @@
               <w:spacing w:after="10" w:before="0"/>
               <w:ind w:left="120"/>
             </w:pPr>
-            <w:hyperlink w:history="1" r:id="rIdve3pulqp4qkfjbvhix66_">
+            <w:hyperlink w:history="1" r:id="rIdqfn9kwbsq5oipzqaf5wmj">
               <w:r>
                 <w:rPr>
                   <w:rFonts w:ascii="Arial" w:cs="Arial" w:eastAsia="Arial" w:hAnsi="Arial"/>
@@ -21876,7 +21876,7 @@
             <w:pPr>
               <w:spacing w:after="20" w:before="0"/>
             </w:pPr>
-            <w:hyperlink w:history="1" r:id="rIdbxmsmjct4lbjj2zqfciqc">
+            <w:hyperlink w:history="1" r:id="rIdsbdl2-lyew474okokvajk">
               <w:r>
                 <w:rPr>
                   <w:rFonts w:ascii="Arial" w:cs="Arial" w:eastAsia="Arial" w:hAnsi="Arial"/>
@@ -21909,7 +21909,7 @@
               <w:spacing w:after="10" w:before="0"/>
               <w:ind w:left="120"/>
             </w:pPr>
-            <w:hyperlink w:history="1" r:id="rIdrck24oks9l2mccfain0mf">
+            <w:hyperlink w:history="1" r:id="rId6lnqjmjj18kc7tcccw8vj">
               <w:r>
                 <w:rPr>
                   <w:rFonts w:ascii="Arial" w:cs="Arial" w:eastAsia="Arial" w:hAnsi="Arial"/>
@@ -22104,7 +22104,7 @@
             <w:pPr>
               <w:spacing w:after="20" w:before="0"/>
             </w:pPr>
-            <w:hyperlink w:history="1" r:id="rIdnhxazm8tdg5adayfbixkp">
+            <w:hyperlink w:history="1" r:id="rIdwdequp0dlnxdwfoldafvt">
               <w:r>
                 <w:rPr>
                   <w:rFonts w:ascii="Arial" w:cs="Arial" w:eastAsia="Arial" w:hAnsi="Arial"/>
@@ -22137,7 +22137,7 @@
               <w:spacing w:after="10" w:before="0"/>
               <w:ind w:left="120"/>
             </w:pPr>
-            <w:hyperlink w:history="1" r:id="rIdjo1myvlqfsjhjysv37pug">
+            <w:hyperlink w:history="1" r:id="rIdiynwsf7u1yxwvoqwwfcu1">
               <w:r>
                 <w:rPr>
                   <w:rFonts w:ascii="Arial" w:cs="Arial" w:eastAsia="Arial" w:hAnsi="Arial"/>
@@ -22182,7 +22182,7 @@
             <w:pPr>
               <w:spacing w:after="20" w:before="0"/>
             </w:pPr>
-            <w:hyperlink w:history="1" r:id="rId8ahaefh1lwuuvhuzebo9c">
+            <w:hyperlink w:history="1" r:id="rIdr9psuv8ypt4infw8vbnop">
               <w:r>
                 <w:rPr>
                   <w:rFonts w:ascii="Arial" w:cs="Arial" w:eastAsia="Arial" w:hAnsi="Arial"/>
@@ -22215,7 +22215,7 @@
               <w:spacing w:after="10" w:before="0"/>
               <w:ind w:left="120"/>
             </w:pPr>
-            <w:hyperlink w:history="1" r:id="rIdebouqbjn1f-otg7ngughz">
+            <w:hyperlink w:history="1" r:id="rId0mchp8yrsuepa6oxaj-hi">
               <w:r>
                 <w:rPr>
                   <w:rFonts w:ascii="Arial" w:cs="Arial" w:eastAsia="Arial" w:hAnsi="Arial"/>
@@ -22410,7 +22410,7 @@
             <w:pPr>
               <w:spacing w:after="20" w:before="0"/>
             </w:pPr>
-            <w:hyperlink w:history="1" r:id="rIdb60bogifhq1boxyjmguze">
+            <w:hyperlink w:history="1" r:id="rId5gfqtahqhmbjq1ouiiav6">
               <w:r>
                 <w:rPr>
                   <w:rFonts w:ascii="Arial" w:cs="Arial" w:eastAsia="Arial" w:hAnsi="Arial"/>
@@ -22443,7 +22443,7 @@
               <w:spacing w:after="10" w:before="0"/>
               <w:ind w:left="120"/>
             </w:pPr>
-            <w:hyperlink w:history="1" r:id="rIdvilmwtovxo7dubu1kb9dv">
+            <w:hyperlink w:history="1" r:id="rIdjxflergyru1qvagmmmvtn">
               <w:r>
                 <w:rPr>
                   <w:rFonts w:ascii="Arial" w:cs="Arial" w:eastAsia="Arial" w:hAnsi="Arial"/>
@@ -22488,7 +22488,7 @@
             <w:pPr>
               <w:spacing w:after="20" w:before="0"/>
             </w:pPr>
-            <w:hyperlink w:history="1" r:id="rIdalvhrebmmfryrtylcvfrb">
+            <w:hyperlink w:history="1" r:id="rIdj1nax0iehprmrzcamoxc8">
               <w:r>
                 <w:rPr>
                   <w:rFonts w:ascii="Arial" w:cs="Arial" w:eastAsia="Arial" w:hAnsi="Arial"/>
@@ -22521,7 +22521,7 @@
               <w:spacing w:after="10" w:before="0"/>
               <w:ind w:left="120"/>
             </w:pPr>
-            <w:hyperlink w:history="1" r:id="rIdkmuh88yjey8crsuxjc6ac">
+            <w:hyperlink w:history="1" r:id="rIdruj5bzrxo9qsiifxlkcxt">
               <w:r>
                 <w:rPr>
                   <w:rFonts w:ascii="Arial" w:cs="Arial" w:eastAsia="Arial" w:hAnsi="Arial"/>
@@ -22716,7 +22716,7 @@
             <w:pPr>
               <w:spacing w:after="20" w:before="0"/>
             </w:pPr>
-            <w:hyperlink w:history="1" r:id="rIddtbsok6d_fvx3ahcjc7lx">
+            <w:hyperlink w:history="1" r:id="rIdtyc4w1tocsb05gacklstw">
               <w:r>
                 <w:rPr>
                   <w:rFonts w:ascii="Arial" w:cs="Arial" w:eastAsia="Arial" w:hAnsi="Arial"/>
@@ -22749,7 +22749,7 @@
               <w:spacing w:after="10" w:before="0"/>
               <w:ind w:left="120"/>
             </w:pPr>
-            <w:hyperlink w:history="1" r:id="rId4t30e_6q1uar2oan7uufn">
+            <w:hyperlink w:history="1" r:id="rIdhexawe-t-rmi3cqi6vahg">
               <w:r>
                 <w:rPr>
                   <w:rFonts w:ascii="Arial" w:cs="Arial" w:eastAsia="Arial" w:hAnsi="Arial"/>
@@ -22794,7 +22794,7 @@
             <w:pPr>
               <w:spacing w:after="20" w:before="0"/>
             </w:pPr>
-            <w:hyperlink w:history="1" r:id="rId-ebemzke4ttuwwh0jfx22">
+            <w:hyperlink w:history="1" r:id="rIdkaznuwg_0avzqemngkuv5">
               <w:r>
                 <w:rPr>
                   <w:rFonts w:ascii="Arial" w:cs="Arial" w:eastAsia="Arial" w:hAnsi="Arial"/>
@@ -22827,7 +22827,7 @@
               <w:spacing w:after="10" w:before="0"/>
               <w:ind w:left="120"/>
             </w:pPr>
-            <w:hyperlink w:history="1" r:id="rIdlm4i8s0jzcjmyijqxruct">
+            <w:hyperlink w:history="1" r:id="rIduglup05w9f1vuifegbo1l">
               <w:r>
                 <w:rPr>
                   <w:rFonts w:ascii="Arial" w:cs="Arial" w:eastAsia="Arial" w:hAnsi="Arial"/>
@@ -23022,7 +23022,7 @@
             <w:pPr>
               <w:spacing w:after="20" w:before="0"/>
             </w:pPr>
-            <w:hyperlink w:history="1" r:id="rIdxrqq8uxbmsqf5iacvwvwc">
+            <w:hyperlink w:history="1" r:id="rIddqzcne7ezwkmvlorgx6u_">
               <w:r>
                 <w:rPr>
                   <w:rFonts w:ascii="Arial" w:cs="Arial" w:eastAsia="Arial" w:hAnsi="Arial"/>
@@ -23055,7 +23055,7 @@
               <w:spacing w:after="10" w:before="0"/>
               <w:ind w:left="120"/>
             </w:pPr>
-            <w:hyperlink w:history="1" r:id="rIdcl_vs1epyne_t7u6mpjxt">
+            <w:hyperlink w:history="1" r:id="rIduof-ds3g5d9u44tzsmp9u">
               <w:r>
                 <w:rPr>
                   <w:rFonts w:ascii="Arial" w:cs="Arial" w:eastAsia="Arial" w:hAnsi="Arial"/>
@@ -23100,7 +23100,7 @@
             <w:pPr>
               <w:spacing w:after="20" w:before="0"/>
             </w:pPr>
-            <w:hyperlink w:history="1" r:id="rIdn1suuuovkkzlqo6bs0qq3">
+            <w:hyperlink w:history="1" r:id="rIdfbp_dfwrh8ibxdj1n2zsd">
               <w:r>
                 <w:rPr>
                   <w:rFonts w:ascii="Arial" w:cs="Arial" w:eastAsia="Arial" w:hAnsi="Arial"/>
@@ -23149,7 +23149,7 @@
               <w:spacing w:after="10" w:before="0"/>
               <w:ind w:left="120"/>
             </w:pPr>
-            <w:hyperlink w:history="1" r:id="rIdriapgqg-1tjennurmpnnt">
+            <w:hyperlink w:history="1" r:id="rIdhjpkdlwevavib41qh_0ux">
               <w:r>
                 <w:rPr>
                   <w:rFonts w:ascii="Arial" w:cs="Arial" w:eastAsia="Arial" w:hAnsi="Arial"/>
@@ -23661,7 +23661,7 @@
         </w:rPr>
         <w:t xml:space="preserve">© 2026 SeaVuria and ARES. Aligned with KICD objectives. Developed by SeaVuria; technical implementation by ARES (with AI assistance from Claude). Licensed under </w:t>
       </w:r>
-      <w:hyperlink w:history="1" r:id="rIdj3u9gppewgkgm8jodcpco">
+      <w:hyperlink w:history="1" r:id="rIdk2i4hf6fwaftzbrw5zuye">
         <w:r>
           <w:rPr>
             <w:rFonts w:ascii="Arial" w:cs="Arial" w:eastAsia="Arial" w:hAnsi="Arial"/>
@@ -23682,7 +23682,7 @@
         </w:rPr>
         <w:t xml:space="preserve"> (</w:t>
       </w:r>
-      <w:hyperlink w:history="1" r:id="rIdm8u19-1slrlenjhdxu-hq">
+      <w:hyperlink w:history="1" r:id="rIdcfdhidi6zqbokt_5njmtj">
         <w:r>
           <w:rPr>
             <w:rFonts w:ascii="Arial" w:cs="Arial" w:eastAsia="Arial" w:hAnsi="Arial"/>
@@ -24695,7 +24695,7 @@
             <w:pPr>
               <w:spacing w:after="20" w:before="0"/>
             </w:pPr>
-            <w:hyperlink w:history="1" r:id="rIduzpavjuxrj7_v1a3c-g60">
+            <w:hyperlink w:history="1" r:id="rIdo2_day8kgwtt-dkkvwmn8">
               <w:r>
                 <w:rPr>
                   <w:rFonts w:ascii="Arial" w:cs="Arial" w:eastAsia="Arial" w:hAnsi="Arial"/>
@@ -24728,7 +24728,7 @@
               <w:spacing w:after="10" w:before="0"/>
               <w:ind w:left="120"/>
             </w:pPr>
-            <w:hyperlink w:history="1" r:id="rIdapiw5lttsypaegh6ctagr">
+            <w:hyperlink w:history="1" r:id="rId0o6p68ndonxykynr22ywi">
               <w:r>
                 <w:rPr>
                   <w:rFonts w:ascii="Arial" w:cs="Arial" w:eastAsia="Arial" w:hAnsi="Arial"/>
@@ -24773,7 +24773,7 @@
             <w:pPr>
               <w:spacing w:after="20" w:before="0"/>
             </w:pPr>
-            <w:hyperlink w:history="1" r:id="rIdjqurmpf4cgkw7wqwmmvpz">
+            <w:hyperlink w:history="1" r:id="rIdr_yz37_bhh-uwiyimy6pt">
               <w:r>
                 <w:rPr>
                   <w:rFonts w:ascii="Arial" w:cs="Arial" w:eastAsia="Arial" w:hAnsi="Arial"/>
@@ -24806,7 +24806,7 @@
               <w:spacing w:after="10" w:before="0"/>
               <w:ind w:left="120"/>
             </w:pPr>
-            <w:hyperlink w:history="1" r:id="rIdbksc1dhuazmptuwlefbn0">
+            <w:hyperlink w:history="1" r:id="rIdo030ugu-xnaqmkiqn80xd">
               <w:r>
                 <w:rPr>
                   <w:rFonts w:ascii="Arial" w:cs="Arial" w:eastAsia="Arial" w:hAnsi="Arial"/>
@@ -25001,7 +25001,7 @@
             <w:pPr>
               <w:spacing w:after="20" w:before="0"/>
             </w:pPr>
-            <w:hyperlink w:history="1" r:id="rIdfmrag1yzm_-gn0evmezhp">
+            <w:hyperlink w:history="1" r:id="rIdb_fyawsn8j7oyqd6upodm">
               <w:r>
                 <w:rPr>
                   <w:rFonts w:ascii="Arial" w:cs="Arial" w:eastAsia="Arial" w:hAnsi="Arial"/>
@@ -25034,7 +25034,7 @@
               <w:spacing w:after="10" w:before="0"/>
               <w:ind w:left="120"/>
             </w:pPr>
-            <w:hyperlink w:history="1" r:id="rIdqhnceirbfkvdqfc_aauep">
+            <w:hyperlink w:history="1" r:id="rIdlyclbs2hulq3rya5k5gy6">
               <w:r>
                 <w:rPr>
                   <w:rFonts w:ascii="Arial" w:cs="Arial" w:eastAsia="Arial" w:hAnsi="Arial"/>
@@ -25079,7 +25079,7 @@
             <w:pPr>
               <w:spacing w:after="20" w:before="0"/>
             </w:pPr>
-            <w:hyperlink w:history="1" r:id="rId3qctb-09vo5y6pqclu9-u">
+            <w:hyperlink w:history="1" r:id="rIdqzdc3necrm-jl9rrdodze">
               <w:r>
                 <w:rPr>
                   <w:rFonts w:ascii="Arial" w:cs="Arial" w:eastAsia="Arial" w:hAnsi="Arial"/>
@@ -25112,7 +25112,7 @@
               <w:spacing w:after="10" w:before="0"/>
               <w:ind w:left="120"/>
             </w:pPr>
-            <w:hyperlink w:history="1" r:id="rIdmy8g68n0ixko8bscmggrx">
+            <w:hyperlink w:history="1" r:id="rIdwxdzb4ecyaq5u-qt9k_hp">
               <w:r>
                 <w:rPr>
                   <w:rFonts w:ascii="Arial" w:cs="Arial" w:eastAsia="Arial" w:hAnsi="Arial"/>
@@ -25535,7 +25535,7 @@
             <w:pPr>
               <w:spacing w:after="20" w:before="0"/>
             </w:pPr>
-            <w:hyperlink w:history="1" r:id="rIdhviuw339rqej62p1mw8eo">
+            <w:hyperlink w:history="1" r:id="rIdqjr8hnaukayam22oul73p">
               <w:r>
                 <w:rPr>
                   <w:rFonts w:ascii="Arial" w:cs="Arial" w:eastAsia="Arial" w:hAnsi="Arial"/>
@@ -25568,7 +25568,7 @@
               <w:spacing w:after="10" w:before="0"/>
               <w:ind w:left="120"/>
             </w:pPr>
-            <w:hyperlink w:history="1" r:id="rIdylegpurfqrxf7fakjna7m">
+            <w:hyperlink w:history="1" r:id="rId0ntmlarhzec8bmiddwqsw">
               <w:r>
                 <w:rPr>
                   <w:rFonts w:ascii="Arial" w:cs="Arial" w:eastAsia="Arial" w:hAnsi="Arial"/>
@@ -25613,7 +25613,7 @@
             <w:pPr>
               <w:spacing w:after="20" w:before="0"/>
             </w:pPr>
-            <w:hyperlink w:history="1" r:id="rIdra0lkuscbori4kd_asqfq">
+            <w:hyperlink w:history="1" r:id="rIdxpw91uiww93y_kpew1qkc">
               <w:r>
                 <w:rPr>
                   <w:rFonts w:ascii="Arial" w:cs="Arial" w:eastAsia="Arial" w:hAnsi="Arial"/>
@@ -25646,7 +25646,7 @@
               <w:spacing w:after="10" w:before="0"/>
               <w:ind w:left="120"/>
             </w:pPr>
-            <w:hyperlink w:history="1" r:id="rIdfqbpwfpfnnokms6of9kht">
+            <w:hyperlink w:history="1" r:id="rIdsvitm1nhlau7gjk879jdt">
               <w:r>
                 <w:rPr>
                   <w:rFonts w:ascii="Arial" w:cs="Arial" w:eastAsia="Arial" w:hAnsi="Arial"/>
@@ -25841,7 +25841,7 @@
             <w:pPr>
               <w:spacing w:after="20" w:before="0"/>
             </w:pPr>
-            <w:hyperlink w:history="1" r:id="rIdpljhp6yqkbphwi6yhrcja">
+            <w:hyperlink w:history="1" r:id="rIdstk8-0qvj99hivj2bf4np">
               <w:r>
                 <w:rPr>
                   <w:rFonts w:ascii="Arial" w:cs="Arial" w:eastAsia="Arial" w:hAnsi="Arial"/>
@@ -25874,7 +25874,7 @@
               <w:spacing w:after="10" w:before="0"/>
               <w:ind w:left="120"/>
             </w:pPr>
-            <w:hyperlink w:history="1" r:id="rIdq5gb9k5wt87sg6bitefrq">
+            <w:hyperlink w:history="1" r:id="rIduixnkyqbwgatphwnl38cp">
               <w:r>
                 <w:rPr>
                   <w:rFonts w:ascii="Arial" w:cs="Arial" w:eastAsia="Arial" w:hAnsi="Arial"/>
@@ -25919,7 +25919,7 @@
             <w:pPr>
               <w:spacing w:after="20" w:before="0"/>
             </w:pPr>
-            <w:hyperlink w:history="1" r:id="rIdxihleirg5xfsrjxudhyg0">
+            <w:hyperlink w:history="1" r:id="rIdgb6i_nvar-pljtdn4xjlx">
               <w:r>
                 <w:rPr>
                   <w:rFonts w:ascii="Arial" w:cs="Arial" w:eastAsia="Arial" w:hAnsi="Arial"/>
@@ -25952,7 +25952,7 @@
               <w:spacing w:after="10" w:before="0"/>
               <w:ind w:left="120"/>
             </w:pPr>
-            <w:hyperlink w:history="1" r:id="rIdersq_ftdcbiypn1chno9f">
+            <w:hyperlink w:history="1" r:id="rIdqnfvtywwytmdwndrpwxc6">
               <w:r>
                 <w:rPr>
                   <w:rFonts w:ascii="Arial" w:cs="Arial" w:eastAsia="Arial" w:hAnsi="Arial"/>
@@ -26147,7 +26147,7 @@
             <w:pPr>
               <w:spacing w:after="20" w:before="0"/>
             </w:pPr>
-            <w:hyperlink w:history="1" r:id="rIdsiddcnkzgduyub_scu8ee">
+            <w:hyperlink w:history="1" r:id="rIdt_fldg4h3ckx4wsq89srg">
               <w:r>
                 <w:rPr>
                   <w:rFonts w:ascii="Arial" w:cs="Arial" w:eastAsia="Arial" w:hAnsi="Arial"/>
@@ -26180,7 +26180,7 @@
               <w:spacing w:after="10" w:before="0"/>
               <w:ind w:left="120"/>
             </w:pPr>
-            <w:hyperlink w:history="1" r:id="rIduyw2gd9cz3nkvaxwkmnli">
+            <w:hyperlink w:history="1" r:id="rId7sc0q63ckaafpn0zkkwbk">
               <w:r>
                 <w:rPr>
                   <w:rFonts w:ascii="Arial" w:cs="Arial" w:eastAsia="Arial" w:hAnsi="Arial"/>
@@ -26225,7 +26225,7 @@
             <w:pPr>
               <w:spacing w:after="20" w:before="0"/>
             </w:pPr>
-            <w:hyperlink w:history="1" r:id="rIdd0c9fla8wonmxaxhzwjzv">
+            <w:hyperlink w:history="1" r:id="rId-1k5ub4vdcvcqmwn8r6mr">
               <w:r>
                 <w:rPr>
                   <w:rFonts w:ascii="Arial" w:cs="Arial" w:eastAsia="Arial" w:hAnsi="Arial"/>
@@ -26258,7 +26258,7 @@
               <w:spacing w:after="10" w:before="0"/>
               <w:ind w:left="120"/>
             </w:pPr>
-            <w:hyperlink w:history="1" r:id="rIdctfq7ut-uzmsuoi60ivip">
+            <w:hyperlink w:history="1" r:id="rIdp0qza9gx8tax_b-3gqmut">
               <w:r>
                 <w:rPr>
                   <w:rFonts w:ascii="Arial" w:cs="Arial" w:eastAsia="Arial" w:hAnsi="Arial"/>
@@ -26976,7 +26976,7 @@
                 <w:sz w:val="18"/>
                 <w:szCs w:val="18"/>
               </w:rPr>
-              <w:t xml:space="preserve">Indices and logarithms exist because quantities in the real world — maize seed populations, compound interest in a Nairobi bank, electrical power in a Kenya Power grid, and microscopic organisms in a Kisumu laboratory — grow or shrink at rates that make ordinary arithmetic impractical. Writing numbers as powers of a base compresses enormous quantities into short, comparable expressions and transforms multiplication into addition (via the Product Law and its logarithmic equivalent). This is why scientists, engineers, and bankers use these tools: they make sense of and calculate with quantities that would otherwise overflow a notebook, a calculator screen, or a human working memory. The Maize Doubling Puzzle is solved — and the tools that solved it extend to every domain of Kenyan life where quantities grow beyond ordinary scale.</w:t>
+              <w:t xml:space="preserve">Indices and logarithms exist because quantities in the real world — maize seed populations, compound interest in a Nairobi bank, electrical power in a Kenya Power grid, and microscopic organisms in a Nairobi laboratory — grow or shrink at rates that make ordinary arithmetic impractical. Writing numbers as powers of a base compresses enormous quantities into short, comparable expressions and transforms multiplication into addition (via the Product Law and its logarithmic equivalent). This is why scientists, engineers, and bankers use these tools: they make sense of and calculate with quantities that would otherwise overflow a notebook, a calculator screen, or a human working memory. The Maize Doubling Puzzle is solved — and the tools that solved it extend to every domain of Kenyan life where quantities grow beyond ordinary scale.</w:t>
             </w:r>
           </w:p>
         </w:tc>
@@ -26998,7 +26998,7 @@
         </w:rPr>
         <w:t xml:space="preserve">© 2026 SeaVuria and ARES. Aligned with KICD objectives. Developed by SeaVuria; technical implementation by ARES (with AI assistance from Claude). Licensed under </w:t>
       </w:r>
-      <w:hyperlink w:history="1" r:id="rIdvdc6v7sa4sekpotsa1yx8">
+      <w:hyperlink w:history="1" r:id="rIdukvhb6r8zop28vsqex54x">
         <w:r>
           <w:rPr>
             <w:rFonts w:ascii="Arial" w:cs="Arial" w:eastAsia="Arial" w:hAnsi="Arial"/>
@@ -27019,7 +27019,7 @@
         </w:rPr>
         <w:t xml:space="preserve"> (</w:t>
       </w:r>
-      <w:hyperlink w:history="1" r:id="rId-imghcjozhqplv6msackx">
+      <w:hyperlink w:history="1" r:id="rIdw40a-zdwjm-duutzdnwgm">
         <w:r>
           <w:rPr>
             <w:rFonts w:ascii="Arial" w:cs="Arial" w:eastAsia="Arial" w:hAnsi="Arial"/>

--- a/data/outputs/v2/Maths/SS1.2_Indices/Mathematics_Indices_CBE_LessonSequence.docx
+++ b/data/outputs/v2/Maths/SS1.2_Indices/Mathematics_Indices_CBE_LessonSequence.docx
@@ -2184,7 +2184,7 @@
         </w:rPr>
         <w:t xml:space="preserve">© 2026 SeaVuria and ARES. This work is licensed under a </w:t>
       </w:r>
-      <w:hyperlink w:history="1" r:id="rIdgzi0yyzuvxgut4krkqbml">
+      <w:hyperlink w:history="1" r:id="rIdvl7pmepnujplyee2hqggn">
         <w:r>
           <w:rPr>
             <w:rFonts w:ascii="Arial" w:cs="Arial" w:eastAsia="Arial" w:hAnsi="Arial"/>
@@ -2204,7 +2204,7 @@
         </w:rPr>
         <w:t xml:space="preserve"> (</w:t>
       </w:r>
-      <w:hyperlink w:history="1" r:id="rIdmk6snb97jwafddqtinydb">
+      <w:hyperlink w:history="1" r:id="rIdtzne2ezxf8yzgcnx4r7wl">
         <w:r>
           <w:rPr>
             <w:rFonts w:ascii="Arial" w:cs="Arial" w:eastAsia="Arial" w:hAnsi="Arial"/>
@@ -2224,7 +2224,7 @@
         </w:rPr>
         <w:t xml:space="preserve">). To view a copy of this license, visit </w:t>
       </w:r>
-      <w:hyperlink w:history="1" r:id="rIdflplqmhlq4ojzgqczslh0">
+      <w:hyperlink w:history="1" r:id="rIdfzqzi7yg6gxmnbafmmbqf">
         <w:r>
           <w:rPr>
             <w:rFonts w:ascii="Arial" w:cs="Arial" w:eastAsia="Arial" w:hAnsi="Arial"/>
@@ -3236,7 +3236,7 @@
             <w:pPr>
               <w:spacing w:after="20" w:before="0"/>
             </w:pPr>
-            <w:hyperlink w:history="1" r:id="rIduo5qryoodpadarowmk2cp">
+            <w:hyperlink w:history="1" r:id="rIdlzplz9fzydlopqr2jt-zp">
               <w:r>
                 <w:rPr>
                   <w:rFonts w:ascii="Arial" w:cs="Arial" w:eastAsia="Arial" w:hAnsi="Arial"/>
@@ -3269,7 +3269,7 @@
               <w:spacing w:after="10" w:before="0"/>
               <w:ind w:left="120"/>
             </w:pPr>
-            <w:hyperlink w:history="1" r:id="rIdkc_hrxblnghcy_galcewn">
+            <w:hyperlink w:history="1" r:id="rId9oa3mxet_hfcwkwni4q05">
               <w:r>
                 <w:rPr>
                   <w:rFonts w:ascii="Arial" w:cs="Arial" w:eastAsia="Arial" w:hAnsi="Arial"/>
@@ -3314,7 +3314,7 @@
             <w:pPr>
               <w:spacing w:after="20" w:before="0"/>
             </w:pPr>
-            <w:hyperlink w:history="1" r:id="rIdb0axhgtyl4xen4l8vjn-m">
+            <w:hyperlink w:history="1" r:id="rIdkht9zx565gum0q1osho4g">
               <w:r>
                 <w:rPr>
                   <w:rFonts w:ascii="Arial" w:cs="Arial" w:eastAsia="Arial" w:hAnsi="Arial"/>
@@ -3347,7 +3347,7 @@
               <w:spacing w:after="10" w:before="0"/>
               <w:ind w:left="120"/>
             </w:pPr>
-            <w:hyperlink w:history="1" r:id="rId2ijnopxl5_gu1a7yr9ip2">
+            <w:hyperlink w:history="1" r:id="rIdqjq6wyg9luab_cspluk2z">
               <w:r>
                 <w:rPr>
                   <w:rFonts w:ascii="Arial" w:cs="Arial" w:eastAsia="Arial" w:hAnsi="Arial"/>
@@ -3542,7 +3542,7 @@
             <w:pPr>
               <w:spacing w:after="20" w:before="0"/>
             </w:pPr>
-            <w:hyperlink w:history="1" r:id="rIdgkdykbly49ohggowzndsj">
+            <w:hyperlink w:history="1" r:id="rId5b7qwojk5nnqkiwl7rzku">
               <w:r>
                 <w:rPr>
                   <w:rFonts w:ascii="Arial" w:cs="Arial" w:eastAsia="Arial" w:hAnsi="Arial"/>
@@ -3575,7 +3575,7 @@
               <w:spacing w:after="10" w:before="0"/>
               <w:ind w:left="120"/>
             </w:pPr>
-            <w:hyperlink w:history="1" r:id="rIdzhubbu5zelkc0p2detbfv">
+            <w:hyperlink w:history="1" r:id="rIdll7eocfe5lx5ps6xsj-pn">
               <w:r>
                 <w:rPr>
                   <w:rFonts w:ascii="Arial" w:cs="Arial" w:eastAsia="Arial" w:hAnsi="Arial"/>
@@ -3620,7 +3620,7 @@
             <w:pPr>
               <w:spacing w:after="20" w:before="0"/>
             </w:pPr>
-            <w:hyperlink w:history="1" r:id="rIdorwrhmphndvzz8uwz4xrb">
+            <w:hyperlink w:history="1" r:id="rIdspor3in4-fopihifr8dcc">
               <w:r>
                 <w:rPr>
                   <w:rFonts w:ascii="Arial" w:cs="Arial" w:eastAsia="Arial" w:hAnsi="Arial"/>
@@ -3653,7 +3653,7 @@
               <w:spacing w:after="10" w:before="0"/>
               <w:ind w:left="120"/>
             </w:pPr>
-            <w:hyperlink w:history="1" r:id="rIdzdt00u7fg-qazz-qznk3j">
+            <w:hyperlink w:history="1" r:id="rIdxizseciz7aaxog6rbplxf">
               <w:r>
                 <w:rPr>
                   <w:rFonts w:ascii="Arial" w:cs="Arial" w:eastAsia="Arial" w:hAnsi="Arial"/>
@@ -3848,7 +3848,7 @@
             <w:pPr>
               <w:spacing w:after="20" w:before="0"/>
             </w:pPr>
-            <w:hyperlink w:history="1" r:id="rIdjd__qfpxqfsk3y0jcdluw">
+            <w:hyperlink w:history="1" r:id="rIdkm-kqzekdhrgtbtmj4dnr">
               <w:r>
                 <w:rPr>
                   <w:rFonts w:ascii="Arial" w:cs="Arial" w:eastAsia="Arial" w:hAnsi="Arial"/>
@@ -3897,7 +3897,7 @@
               <w:spacing w:after="10" w:before="0"/>
               <w:ind w:left="120"/>
             </w:pPr>
-            <w:hyperlink w:history="1" r:id="rId6np-3ievrzbvjpy6bkfdy">
+            <w:hyperlink w:history="1" r:id="rIdhmwtsr2em0nh04vfwvhpo">
               <w:r>
                 <w:rPr>
                   <w:rFonts w:ascii="Arial" w:cs="Arial" w:eastAsia="Arial" w:hAnsi="Arial"/>
@@ -3942,7 +3942,7 @@
             <w:pPr>
               <w:spacing w:after="20" w:before="0"/>
             </w:pPr>
-            <w:hyperlink w:history="1" r:id="rIdtfsmj0ymqrzceyuj9sxph">
+            <w:hyperlink w:history="1" r:id="rIdezhvox_gvld56cqlef8et">
               <w:r>
                 <w:rPr>
                   <w:rFonts w:ascii="Arial" w:cs="Arial" w:eastAsia="Arial" w:hAnsi="Arial"/>
@@ -3991,7 +3991,7 @@
               <w:spacing w:after="10" w:before="0"/>
               <w:ind w:left="120"/>
             </w:pPr>
-            <w:hyperlink w:history="1" r:id="rIdhylwe-35qzdzlxvyrn6a1">
+            <w:hyperlink w:history="1" r:id="rIdn_dd30k7qytjyvfrytpll">
               <w:r>
                 <w:rPr>
                   <w:rFonts w:ascii="Arial" w:cs="Arial" w:eastAsia="Arial" w:hAnsi="Arial"/>
@@ -4186,7 +4186,7 @@
             <w:pPr>
               <w:spacing w:after="20" w:before="0"/>
             </w:pPr>
-            <w:hyperlink w:history="1" r:id="rId6852nas2wj_bncm8sq7mv">
+            <w:hyperlink w:history="1" r:id="rIdxczz8paidt-h1mdzmlern">
               <w:r>
                 <w:rPr>
                   <w:rFonts w:ascii="Arial" w:cs="Arial" w:eastAsia="Arial" w:hAnsi="Arial"/>
@@ -4235,7 +4235,7 @@
               <w:spacing w:after="10" w:before="0"/>
               <w:ind w:left="120"/>
             </w:pPr>
-            <w:hyperlink w:history="1" r:id="rId1dyx7oqqr2ugb-ioipuyr">
+            <w:hyperlink w:history="1" r:id="rIdhqxr8yd-qdcnoojoua9gm">
               <w:r>
                 <w:rPr>
                   <w:rFonts w:ascii="Arial" w:cs="Arial" w:eastAsia="Arial" w:hAnsi="Arial"/>
@@ -4280,7 +4280,7 @@
             <w:pPr>
               <w:spacing w:after="20" w:before="0"/>
             </w:pPr>
-            <w:hyperlink w:history="1" r:id="rIdh9cf5aq9cqwt8xzoznngw">
+            <w:hyperlink w:history="1" r:id="rIdlr3ejlnopt1rotszo3l-x">
               <w:r>
                 <w:rPr>
                   <w:rFonts w:ascii="Arial" w:cs="Arial" w:eastAsia="Arial" w:hAnsi="Arial"/>
@@ -4329,7 +4329,7 @@
               <w:spacing w:after="10" w:before="0"/>
               <w:ind w:left="120"/>
             </w:pPr>
-            <w:hyperlink w:history="1" r:id="rIddyqgyja6uqqe6j8valq9k">
+            <w:hyperlink w:history="1" r:id="rIdnahmvlydtvh-q60wuhudl">
               <w:r>
                 <w:rPr>
                   <w:rFonts w:ascii="Arial" w:cs="Arial" w:eastAsia="Arial" w:hAnsi="Arial"/>
@@ -4524,7 +4524,7 @@
             <w:pPr>
               <w:spacing w:after="20" w:before="0"/>
             </w:pPr>
-            <w:hyperlink w:history="1" r:id="rIdz57lvhx8623ghmzhtfhx8">
+            <w:hyperlink w:history="1" r:id="rIdeurqrcxro71v8o00to8af">
               <w:r>
                 <w:rPr>
                   <w:rFonts w:ascii="Arial" w:cs="Arial" w:eastAsia="Arial" w:hAnsi="Arial"/>
@@ -4573,7 +4573,7 @@
               <w:spacing w:after="10" w:before="0"/>
               <w:ind w:left="120"/>
             </w:pPr>
-            <w:hyperlink w:history="1" r:id="rIdar-ybnphzzcp-7mxplfbg">
+            <w:hyperlink w:history="1" r:id="rId_y1c7kfkivdeddr9edzu7">
               <w:r>
                 <w:rPr>
                   <w:rFonts w:ascii="Arial" w:cs="Arial" w:eastAsia="Arial" w:hAnsi="Arial"/>
@@ -4618,7 +4618,7 @@
             <w:pPr>
               <w:spacing w:after="20" w:before="0"/>
             </w:pPr>
-            <w:hyperlink w:history="1" r:id="rIdojepvwac2nelhs4crbi_2">
+            <w:hyperlink w:history="1" r:id="rIdksdrakleon9rpgpaoi1i6">
               <w:r>
                 <w:rPr>
                   <w:rFonts w:ascii="Arial" w:cs="Arial" w:eastAsia="Arial" w:hAnsi="Arial"/>
@@ -4667,7 +4667,7 @@
               <w:spacing w:after="10" w:before="0"/>
               <w:ind w:left="120"/>
             </w:pPr>
-            <w:hyperlink w:history="1" r:id="rIds_vwfxgftxklruo8h6nac">
+            <w:hyperlink w:history="1" r:id="rId3hps_7q74f-khud0mo0n_">
               <w:r>
                 <w:rPr>
                   <w:rFonts w:ascii="Arial" w:cs="Arial" w:eastAsia="Arial" w:hAnsi="Arial"/>
@@ -5179,7 +5179,7 @@
         </w:rPr>
         <w:t xml:space="preserve">© 2026 SeaVuria and ARES. Aligned with KICD objectives. Developed by SeaVuria; technical implementation by ARES (with AI assistance from Claude). Licensed under </w:t>
       </w:r>
-      <w:hyperlink w:history="1" r:id="rIdhrktvxexjewbcmu6uwzw4">
+      <w:hyperlink w:history="1" r:id="rIdbmvptm7g-3yef-jntqs6t">
         <w:r>
           <w:rPr>
             <w:rFonts w:ascii="Arial" w:cs="Arial" w:eastAsia="Arial" w:hAnsi="Arial"/>
@@ -5200,7 +5200,7 @@
         </w:rPr>
         <w:t xml:space="preserve"> (</w:t>
       </w:r>
-      <w:hyperlink w:history="1" r:id="rIdndujgsz3k3puwzio6eno5">
+      <w:hyperlink w:history="1" r:id="rIdql4df_bdvohkqxc71gkpt">
         <w:r>
           <w:rPr>
             <w:rFonts w:ascii="Arial" w:cs="Arial" w:eastAsia="Arial" w:hAnsi="Arial"/>
@@ -6213,7 +6213,7 @@
             <w:pPr>
               <w:spacing w:after="20" w:before="0"/>
             </w:pPr>
-            <w:hyperlink w:history="1" r:id="rId5kahisahrx1pdbkkgcmrt">
+            <w:hyperlink w:history="1" r:id="rIdvb4falmkjum1dddkgox8z">
               <w:r>
                 <w:rPr>
                   <w:rFonts w:ascii="Arial" w:cs="Arial" w:eastAsia="Arial" w:hAnsi="Arial"/>
@@ -6246,7 +6246,7 @@
               <w:spacing w:after="10" w:before="0"/>
               <w:ind w:left="120"/>
             </w:pPr>
-            <w:hyperlink w:history="1" r:id="rIdyf50zrlqrtu2pyy-k8kcq">
+            <w:hyperlink w:history="1" r:id="rIdfpgzdwi0xf82_5zrwbwlr">
               <w:r>
                 <w:rPr>
                   <w:rFonts w:ascii="Arial" w:cs="Arial" w:eastAsia="Arial" w:hAnsi="Arial"/>
@@ -6291,7 +6291,7 @@
             <w:pPr>
               <w:spacing w:after="20" w:before="0"/>
             </w:pPr>
-            <w:hyperlink w:history="1" r:id="rIdsguifnrcs4shjk1hflziu">
+            <w:hyperlink w:history="1" r:id="rIdidmnhtzvmkunzx-f-7tmg">
               <w:r>
                 <w:rPr>
                   <w:rFonts w:ascii="Arial" w:cs="Arial" w:eastAsia="Arial" w:hAnsi="Arial"/>
@@ -6324,7 +6324,7 @@
               <w:spacing w:after="10" w:before="0"/>
               <w:ind w:left="120"/>
             </w:pPr>
-            <w:hyperlink w:history="1" r:id="rIdhpqbhs-ytys9l_0i-ybpn">
+            <w:hyperlink w:history="1" r:id="rIdoiycdqsjnnkseyik6q7o_">
               <w:r>
                 <w:rPr>
                   <w:rFonts w:ascii="Arial" w:cs="Arial" w:eastAsia="Arial" w:hAnsi="Arial"/>
@@ -6519,7 +6519,7 @@
             <w:pPr>
               <w:spacing w:after="20" w:before="0"/>
             </w:pPr>
-            <w:hyperlink w:history="1" r:id="rIdfvp6yswal2k24mu2lbkhb">
+            <w:hyperlink w:history="1" r:id="rIdrem0_zs6nzoqfl99tbsnq">
               <w:r>
                 <w:rPr>
                   <w:rFonts w:ascii="Arial" w:cs="Arial" w:eastAsia="Arial" w:hAnsi="Arial"/>
@@ -6552,7 +6552,7 @@
               <w:spacing w:after="10" w:before="0"/>
               <w:ind w:left="120"/>
             </w:pPr>
-            <w:hyperlink w:history="1" r:id="rIdm6vrinlh5smpyuyc9p7v_">
+            <w:hyperlink w:history="1" r:id="rIdezrmm4gf7eoulzevpgbiw">
               <w:r>
                 <w:rPr>
                   <w:rFonts w:ascii="Arial" w:cs="Arial" w:eastAsia="Arial" w:hAnsi="Arial"/>
@@ -6597,7 +6597,7 @@
             <w:pPr>
               <w:spacing w:after="20" w:before="0"/>
             </w:pPr>
-            <w:hyperlink w:history="1" r:id="rIdybzu4nn3r7dvwpf2mc5bs">
+            <w:hyperlink w:history="1" r:id="rIdpzuiul3hs8zkknkurh1np">
               <w:r>
                 <w:rPr>
                   <w:rFonts w:ascii="Arial" w:cs="Arial" w:eastAsia="Arial" w:hAnsi="Arial"/>
@@ -6630,7 +6630,7 @@
               <w:spacing w:after="10" w:before="0"/>
               <w:ind w:left="120"/>
             </w:pPr>
-            <w:hyperlink w:history="1" r:id="rId7rzhfldz0rihqb52pvybv">
+            <w:hyperlink w:history="1" r:id="rIdczlzy4oywg8if_kjximmf">
               <w:r>
                 <w:rPr>
                   <w:rFonts w:ascii="Arial" w:cs="Arial" w:eastAsia="Arial" w:hAnsi="Arial"/>
@@ -6825,7 +6825,7 @@
             <w:pPr>
               <w:spacing w:after="20" w:before="0"/>
             </w:pPr>
-            <w:hyperlink w:history="1" r:id="rIddyrhgjlghyajtgstu8mll">
+            <w:hyperlink w:history="1" r:id="rIdvoynsf5vmiujyt8qwysjp">
               <w:r>
                 <w:rPr>
                   <w:rFonts w:ascii="Arial" w:cs="Arial" w:eastAsia="Arial" w:hAnsi="Arial"/>
@@ -6858,7 +6858,7 @@
               <w:spacing w:after="10" w:before="0"/>
               <w:ind w:left="120"/>
             </w:pPr>
-            <w:hyperlink w:history="1" r:id="rId2atrkcw3oab55i4uu4kxh">
+            <w:hyperlink w:history="1" r:id="rIdgvsv8qgb-eecolef8vmdr">
               <w:r>
                 <w:rPr>
                   <w:rFonts w:ascii="Arial" w:cs="Arial" w:eastAsia="Arial" w:hAnsi="Arial"/>
@@ -6903,7 +6903,7 @@
             <w:pPr>
               <w:spacing w:after="20" w:before="0"/>
             </w:pPr>
-            <w:hyperlink w:history="1" r:id="rIdqqdlcxfnndkczo9h5cr7t">
+            <w:hyperlink w:history="1" r:id="rIdwpr35xk3qir-qb1fa9c_4">
               <w:r>
                 <w:rPr>
                   <w:rFonts w:ascii="Arial" w:cs="Arial" w:eastAsia="Arial" w:hAnsi="Arial"/>
@@ -6936,7 +6936,7 @@
               <w:spacing w:after="10" w:before="0"/>
               <w:ind w:left="120"/>
             </w:pPr>
-            <w:hyperlink w:history="1" r:id="rIda4mrkp_qzy87z4oaez63g">
+            <w:hyperlink w:history="1" r:id="rIdizxxgvgrn3_jkagywhe5q">
               <w:r>
                 <w:rPr>
                   <w:rFonts w:ascii="Arial" w:cs="Arial" w:eastAsia="Arial" w:hAnsi="Arial"/>
@@ -7131,7 +7131,7 @@
             <w:pPr>
               <w:spacing w:after="20" w:before="0"/>
             </w:pPr>
-            <w:hyperlink w:history="1" r:id="rIdlupq0p9uvbzj1m3vxdlkb">
+            <w:hyperlink w:history="1" r:id="rIdamz8vvehwqeyin65xw7t_">
               <w:r>
                 <w:rPr>
                   <w:rFonts w:ascii="Arial" w:cs="Arial" w:eastAsia="Arial" w:hAnsi="Arial"/>
@@ -7164,7 +7164,7 @@
               <w:spacing w:after="10" w:before="0"/>
               <w:ind w:left="120"/>
             </w:pPr>
-            <w:hyperlink w:history="1" r:id="rIdrrecyyszxiuj9z1zfomv0">
+            <w:hyperlink w:history="1" r:id="rIdjznb3eb5kisst8cj4mwk0">
               <w:r>
                 <w:rPr>
                   <w:rFonts w:ascii="Arial" w:cs="Arial" w:eastAsia="Arial" w:hAnsi="Arial"/>
@@ -7209,7 +7209,7 @@
             <w:pPr>
               <w:spacing w:after="20" w:before="0"/>
             </w:pPr>
-            <w:hyperlink w:history="1" r:id="rId77c8saqhpj6djun2p6-sg">
+            <w:hyperlink w:history="1" r:id="rIdd8tcqigfrv9h9y8v1zelx">
               <w:r>
                 <w:rPr>
                   <w:rFonts w:ascii="Arial" w:cs="Arial" w:eastAsia="Arial" w:hAnsi="Arial"/>
@@ -7242,7 +7242,7 @@
               <w:spacing w:after="10" w:before="0"/>
               <w:ind w:left="120"/>
             </w:pPr>
-            <w:hyperlink w:history="1" r:id="rIdgz3fh8pngpobdncudt2dt">
+            <w:hyperlink w:history="1" r:id="rIdh1llcvcugr7b_hwu-pkbs">
               <w:r>
                 <w:rPr>
                   <w:rFonts w:ascii="Arial" w:cs="Arial" w:eastAsia="Arial" w:hAnsi="Arial"/>
@@ -7437,7 +7437,7 @@
             <w:pPr>
               <w:spacing w:after="20" w:before="0"/>
             </w:pPr>
-            <w:hyperlink w:history="1" r:id="rIdoa0fl6aqmzbn6si0vh_x_">
+            <w:hyperlink w:history="1" r:id="rIdx1bgiqmazkq-jude3pddb">
               <w:r>
                 <w:rPr>
                   <w:rFonts w:ascii="Arial" w:cs="Arial" w:eastAsia="Arial" w:hAnsi="Arial"/>
@@ -7486,7 +7486,7 @@
               <w:spacing w:after="10" w:before="0"/>
               <w:ind w:left="120"/>
             </w:pPr>
-            <w:hyperlink w:history="1" r:id="rIdsiyn_lvaksxkahkmslpk7">
+            <w:hyperlink w:history="1" r:id="rIdri8bhk7-cjndkov3j9mhf">
               <w:r>
                 <w:rPr>
                   <w:rFonts w:ascii="Arial" w:cs="Arial" w:eastAsia="Arial" w:hAnsi="Arial"/>
@@ -7531,7 +7531,7 @@
             <w:pPr>
               <w:spacing w:after="20" w:before="0"/>
             </w:pPr>
-            <w:hyperlink w:history="1" r:id="rIdsq3mf8-owsxru7de5pzo2">
+            <w:hyperlink w:history="1" r:id="rId1aj_fynryyzbto6g440hs">
               <w:r>
                 <w:rPr>
                   <w:rFonts w:ascii="Arial" w:cs="Arial" w:eastAsia="Arial" w:hAnsi="Arial"/>
@@ -7564,7 +7564,7 @@
               <w:spacing w:after="10" w:before="0"/>
               <w:ind w:left="120"/>
             </w:pPr>
-            <w:hyperlink w:history="1" r:id="rIdiwqkdz6qitewuihtqh-rb">
+            <w:hyperlink w:history="1" r:id="rIddidgoe-hxebtfro3zxjx4">
               <w:r>
                 <w:rPr>
                   <w:rFonts w:ascii="Arial" w:cs="Arial" w:eastAsia="Arial" w:hAnsi="Arial"/>
@@ -8171,7 +8171,7 @@
         </w:rPr>
         <w:t xml:space="preserve">© 2026 SeaVuria and ARES. Aligned with KICD objectives. Developed by SeaVuria; technical implementation by ARES (with AI assistance from Claude). Licensed under </w:t>
       </w:r>
-      <w:hyperlink w:history="1" r:id="rIdtrbd6t3xxihzmyt2-aykv">
+      <w:hyperlink w:history="1" r:id="rIdogd05zf4f_fed_qsjp2js">
         <w:r>
           <w:rPr>
             <w:rFonts w:ascii="Arial" w:cs="Arial" w:eastAsia="Arial" w:hAnsi="Arial"/>
@@ -8192,7 +8192,7 @@
         </w:rPr>
         <w:t xml:space="preserve"> (</w:t>
       </w:r>
-      <w:hyperlink w:history="1" r:id="rIdh5_75tmrpxd5uwxer8krs">
+      <w:hyperlink w:history="1" r:id="rId_ulqp94avs21sqiupoqen">
         <w:r>
           <w:rPr>
             <w:rFonts w:ascii="Arial" w:cs="Arial" w:eastAsia="Arial" w:hAnsi="Arial"/>
@@ -9205,7 +9205,7 @@
             <w:pPr>
               <w:spacing w:after="20" w:before="0"/>
             </w:pPr>
-            <w:hyperlink w:history="1" r:id="rIdplimn6tjoadns4nvg-kij">
+            <w:hyperlink w:history="1" r:id="rIdmlgob0uar_sq1wxjs7i5p">
               <w:r>
                 <w:rPr>
                   <w:rFonts w:ascii="Arial" w:cs="Arial" w:eastAsia="Arial" w:hAnsi="Arial"/>
@@ -9238,7 +9238,7 @@
               <w:spacing w:after="10" w:before="0"/>
               <w:ind w:left="120"/>
             </w:pPr>
-            <w:hyperlink w:history="1" r:id="rId8knpuis-5-pspk45_wncw">
+            <w:hyperlink w:history="1" r:id="rIdhtpo9kfrvuzs4_5w0iqx9">
               <w:r>
                 <w:rPr>
                   <w:rFonts w:ascii="Arial" w:cs="Arial" w:eastAsia="Arial" w:hAnsi="Arial"/>
@@ -9283,7 +9283,7 @@
             <w:pPr>
               <w:spacing w:after="20" w:before="0"/>
             </w:pPr>
-            <w:hyperlink w:history="1" r:id="rId1r8tuucwzrxndg2muruga">
+            <w:hyperlink w:history="1" r:id="rIdlttn1y1lqxv16ketk1htw">
               <w:r>
                 <w:rPr>
                   <w:rFonts w:ascii="Arial" w:cs="Arial" w:eastAsia="Arial" w:hAnsi="Arial"/>
@@ -9316,7 +9316,7 @@
               <w:spacing w:after="10" w:before="0"/>
               <w:ind w:left="120"/>
             </w:pPr>
-            <w:hyperlink w:history="1" r:id="rIdmt3njz2at8b-ebeq693_f">
+            <w:hyperlink w:history="1" r:id="rIdq6ll55xey_noof5efxcrl">
               <w:r>
                 <w:rPr>
                   <w:rFonts w:ascii="Arial" w:cs="Arial" w:eastAsia="Arial" w:hAnsi="Arial"/>
@@ -9511,7 +9511,7 @@
             <w:pPr>
               <w:spacing w:after="20" w:before="0"/>
             </w:pPr>
-            <w:hyperlink w:history="1" r:id="rIdmeyvrkzdvbxztpoeg0dmf">
+            <w:hyperlink w:history="1" r:id="rIdoec7e-kpqqvseiqrvd6-c">
               <w:r>
                 <w:rPr>
                   <w:rFonts w:ascii="Arial" w:cs="Arial" w:eastAsia="Arial" w:hAnsi="Arial"/>
@@ -9544,7 +9544,7 @@
               <w:spacing w:after="10" w:before="0"/>
               <w:ind w:left="120"/>
             </w:pPr>
-            <w:hyperlink w:history="1" r:id="rIdybd1hj6bcnhtyfjxotcfb">
+            <w:hyperlink w:history="1" r:id="rId1zpy9gryetxfdhw-_8dw0">
               <w:r>
                 <w:rPr>
                   <w:rFonts w:ascii="Arial" w:cs="Arial" w:eastAsia="Arial" w:hAnsi="Arial"/>
@@ -9589,7 +9589,7 @@
             <w:pPr>
               <w:spacing w:after="20" w:before="0"/>
             </w:pPr>
-            <w:hyperlink w:history="1" r:id="rIdh1ciloj4_xg7exkd9lyan">
+            <w:hyperlink w:history="1" r:id="rIdsj7rxpmc2mhvgahqow_qx">
               <w:r>
                 <w:rPr>
                   <w:rFonts w:ascii="Arial" w:cs="Arial" w:eastAsia="Arial" w:hAnsi="Arial"/>
@@ -9622,7 +9622,7 @@
               <w:spacing w:after="10" w:before="0"/>
               <w:ind w:left="120"/>
             </w:pPr>
-            <w:hyperlink w:history="1" r:id="rIda3myauhdroi-tga702kjy">
+            <w:hyperlink w:history="1" r:id="rIdjou_njggsy1afhozqzlg9">
               <w:r>
                 <w:rPr>
                   <w:rFonts w:ascii="Arial" w:cs="Arial" w:eastAsia="Arial" w:hAnsi="Arial"/>
@@ -9817,7 +9817,7 @@
             <w:pPr>
               <w:spacing w:after="20" w:before="0"/>
             </w:pPr>
-            <w:hyperlink w:history="1" r:id="rIdgilqxwaah7ue4qtzgxpd9">
+            <w:hyperlink w:history="1" r:id="rIdj0npdlhq_fq8sc_fxsofd">
               <w:r>
                 <w:rPr>
                   <w:rFonts w:ascii="Arial" w:cs="Arial" w:eastAsia="Arial" w:hAnsi="Arial"/>
@@ -9850,7 +9850,7 @@
               <w:spacing w:after="10" w:before="0"/>
               <w:ind w:left="120"/>
             </w:pPr>
-            <w:hyperlink w:history="1" r:id="rId0tatpxhphke2dkaafxth_">
+            <w:hyperlink w:history="1" r:id="rIdzmfxkl_phsu0m6amk4qxv">
               <w:r>
                 <w:rPr>
                   <w:rFonts w:ascii="Arial" w:cs="Arial" w:eastAsia="Arial" w:hAnsi="Arial"/>
@@ -9895,7 +9895,7 @@
             <w:pPr>
               <w:spacing w:after="20" w:before="0"/>
             </w:pPr>
-            <w:hyperlink w:history="1" r:id="rIdlfbasos6zrsqgw1kxxyoj">
+            <w:hyperlink w:history="1" r:id="rIdlyhlyimfwey-y0amama0k">
               <w:r>
                 <w:rPr>
                   <w:rFonts w:ascii="Arial" w:cs="Arial" w:eastAsia="Arial" w:hAnsi="Arial"/>
@@ -9928,7 +9928,7 @@
               <w:spacing w:after="10" w:before="0"/>
               <w:ind w:left="120"/>
             </w:pPr>
-            <w:hyperlink w:history="1" r:id="rIdfpudwmgmkapttdsrlb2ye">
+            <w:hyperlink w:history="1" r:id="rIdv_edh-dkfumpis7vmjr6c">
               <w:r>
                 <w:rPr>
                   <w:rFonts w:ascii="Arial" w:cs="Arial" w:eastAsia="Arial" w:hAnsi="Arial"/>
@@ -10123,7 +10123,7 @@
             <w:pPr>
               <w:spacing w:after="20" w:before="0"/>
             </w:pPr>
-            <w:hyperlink w:history="1" r:id="rIdkqlmavxrl_qjj4uuvxhit">
+            <w:hyperlink w:history="1" r:id="rId_gyhsqb7g67bpf8fzp9ew">
               <w:r>
                 <w:rPr>
                   <w:rFonts w:ascii="Arial" w:cs="Arial" w:eastAsia="Arial" w:hAnsi="Arial"/>
@@ -10156,7 +10156,7 @@
               <w:spacing w:after="10" w:before="0"/>
               <w:ind w:left="120"/>
             </w:pPr>
-            <w:hyperlink w:history="1" r:id="rIdmmyi3tfulzdoh2zy-xnwx">
+            <w:hyperlink w:history="1" r:id="rIdcuqkuzw8yfanif_fnsqpx">
               <w:r>
                 <w:rPr>
                   <w:rFonts w:ascii="Arial" w:cs="Arial" w:eastAsia="Arial" w:hAnsi="Arial"/>
@@ -10201,7 +10201,7 @@
             <w:pPr>
               <w:spacing w:after="20" w:before="0"/>
             </w:pPr>
-            <w:hyperlink w:history="1" r:id="rIdh0734bjezcs4ypezapj1-">
+            <w:hyperlink w:history="1" r:id="rIdpcouyxab1iwagpdrijgkk">
               <w:r>
                 <w:rPr>
                   <w:rFonts w:ascii="Arial" w:cs="Arial" w:eastAsia="Arial" w:hAnsi="Arial"/>
@@ -10234,7 +10234,7 @@
               <w:spacing w:after="10" w:before="0"/>
               <w:ind w:left="120"/>
             </w:pPr>
-            <w:hyperlink w:history="1" r:id="rIdsq1juhwdapfpfdtvkf_lz">
+            <w:hyperlink w:history="1" r:id="rIdy4iia9s6r_wiu8wp1u_nw">
               <w:r>
                 <w:rPr>
                   <w:rFonts w:ascii="Arial" w:cs="Arial" w:eastAsia="Arial" w:hAnsi="Arial"/>
@@ -10429,7 +10429,7 @@
             <w:pPr>
               <w:spacing w:after="20" w:before="0"/>
             </w:pPr>
-            <w:hyperlink w:history="1" r:id="rIdpyrov5-pz-_wfaffo_ceu">
+            <w:hyperlink w:history="1" r:id="rIdvycqnl7b-1q34cp6o8t44">
               <w:r>
                 <w:rPr>
                   <w:rFonts w:ascii="Arial" w:cs="Arial" w:eastAsia="Arial" w:hAnsi="Arial"/>
@@ -10462,7 +10462,7 @@
               <w:spacing w:after="10" w:before="0"/>
               <w:ind w:left="120"/>
             </w:pPr>
-            <w:hyperlink w:history="1" r:id="rId_z2yj2bknezym3gjhrssm">
+            <w:hyperlink w:history="1" r:id="rIdb1gb623zqncryr6ea51zl">
               <w:r>
                 <w:rPr>
                   <w:rFonts w:ascii="Arial" w:cs="Arial" w:eastAsia="Arial" w:hAnsi="Arial"/>
@@ -10507,7 +10507,7 @@
             <w:pPr>
               <w:spacing w:after="20" w:before="0"/>
             </w:pPr>
-            <w:hyperlink w:history="1" r:id="rIdrwkknfty2yf_kynqj_cuk">
+            <w:hyperlink w:history="1" r:id="rIdi2x9qynvhzsoggggip4kf">
               <w:r>
                 <w:rPr>
                   <w:rFonts w:ascii="Arial" w:cs="Arial" w:eastAsia="Arial" w:hAnsi="Arial"/>
@@ -10540,7 +10540,7 @@
               <w:spacing w:after="10" w:before="0"/>
               <w:ind w:left="120"/>
             </w:pPr>
-            <w:hyperlink w:history="1" r:id="rId4udh9slkd2yto95phvckt">
+            <w:hyperlink w:history="1" r:id="rIdo1kbppvnmb6_xvg1lh1lm">
               <w:r>
                 <w:rPr>
                   <w:rFonts w:ascii="Arial" w:cs="Arial" w:eastAsia="Arial" w:hAnsi="Arial"/>
@@ -11030,7 +11030,7 @@
                 <w:sz w:val="18"/>
                 <w:szCs w:val="18"/>
               </w:rPr>
-              <w:t xml:space="preserve">The three laws are consistent extensions of the Product and Quotient Laws from Lessons 1–2. They work because the pattern of multiplying and dividing powers is unbroken — even when exponents reach zero or go negative. These laws allow scientists to rewrite 2³⁰ as (2¹⁰)³, making computation manageable. However, index laws alone cannot answer the question 'what is n if 2ⁿ = 10⁹?' — that requires a new tool (logarithms) which we will meet in Lesson 4.</w:t>
+              <w:t xml:space="preserve">The three laws are consistent extensions of the Product and Quotient Laws from Lessons 1–2. They work because the pattern of multiplying and dividing powers is unbroken — even when exponents reach zero or go negative. These laws allow scientists to rewrite 2³⁰ as (2¹⁰)³, making computation manageable. However, index laws alone cannot answer the question 'what is n if 2ⁿ = 10⁹?' — that requires a new tool (logarithms) which we will meet in Lesson 5.</w:t>
             </w:r>
           </w:p>
         </w:tc>
@@ -11052,7 +11052,7 @@
         </w:rPr>
         <w:t xml:space="preserve">© 2026 SeaVuria and ARES. Aligned with KICD objectives. Developed by SeaVuria; technical implementation by ARES (with AI assistance from Claude). Licensed under </w:t>
       </w:r>
-      <w:hyperlink w:history="1" r:id="rIdvjqokp6t_iilvk_czupte">
+      <w:hyperlink w:history="1" r:id="rId6o0dzdaqsmgrosqlvftwk">
         <w:r>
           <w:rPr>
             <w:rFonts w:ascii="Arial" w:cs="Arial" w:eastAsia="Arial" w:hAnsi="Arial"/>
@@ -11073,7 +11073,7 @@
         </w:rPr>
         <w:t xml:space="preserve"> (</w:t>
       </w:r>
-      <w:hyperlink w:history="1" r:id="rIduqmg2_3sd7inbd9qasxs9">
+      <w:hyperlink w:history="1" r:id="rIdsouubys-ptppftm1yive7">
         <w:r>
           <w:rPr>
             <w:rFonts w:ascii="Arial" w:cs="Arial" w:eastAsia="Arial" w:hAnsi="Arial"/>
@@ -12086,7 +12086,7 @@
             <w:pPr>
               <w:spacing w:after="20" w:before="0"/>
             </w:pPr>
-            <w:hyperlink w:history="1" r:id="rIddfmalxydxdsrdeslmkvnn">
+            <w:hyperlink w:history="1" r:id="rIdqel0jjmqqy39zy4ix_qrv">
               <w:r>
                 <w:rPr>
                   <w:rFonts w:ascii="Arial" w:cs="Arial" w:eastAsia="Arial" w:hAnsi="Arial"/>
@@ -12119,7 +12119,7 @@
               <w:spacing w:after="10" w:before="0"/>
               <w:ind w:left="120"/>
             </w:pPr>
-            <w:hyperlink w:history="1" r:id="rId0ti0bunnpkr0a1_gplhn6">
+            <w:hyperlink w:history="1" r:id="rIdkphkleh5k6-qq_vhtnrol">
               <w:r>
                 <w:rPr>
                   <w:rFonts w:ascii="Arial" w:cs="Arial" w:eastAsia="Arial" w:hAnsi="Arial"/>
@@ -12164,7 +12164,7 @@
             <w:pPr>
               <w:spacing w:after="20" w:before="0"/>
             </w:pPr>
-            <w:hyperlink w:history="1" r:id="rIdc_orhegorzvs9ezijkbla">
+            <w:hyperlink w:history="1" r:id="rIdwgac8dgmbrq6tmj4mi3qy">
               <w:r>
                 <w:rPr>
                   <w:rFonts w:ascii="Arial" w:cs="Arial" w:eastAsia="Arial" w:hAnsi="Arial"/>
@@ -12197,7 +12197,7 @@
               <w:spacing w:after="10" w:before="0"/>
               <w:ind w:left="120"/>
             </w:pPr>
-            <w:hyperlink w:history="1" r:id="rIdq5uczs4y6la1zet8mtkqn">
+            <w:hyperlink w:history="1" r:id="rIdlr2kvcwasv9jbimo0mj_q">
               <w:r>
                 <w:rPr>
                   <w:rFonts w:ascii="Arial" w:cs="Arial" w:eastAsia="Arial" w:hAnsi="Arial"/>
@@ -12525,7 +12525,7 @@
             <w:pPr>
               <w:spacing w:after="20" w:before="0"/>
             </w:pPr>
-            <w:hyperlink w:history="1" r:id="rIdmtpvgjcyqxqwgqf2augwx">
+            <w:hyperlink w:history="1" r:id="rId31gqi16vi_l6b0g9q_kv7">
               <w:r>
                 <w:rPr>
                   <w:rFonts w:ascii="Arial" w:cs="Arial" w:eastAsia="Arial" w:hAnsi="Arial"/>
@@ -12558,7 +12558,7 @@
               <w:spacing w:after="10" w:before="0"/>
               <w:ind w:left="120"/>
             </w:pPr>
-            <w:hyperlink w:history="1" r:id="rIdnzgdyf2hhjgsqb9dqbh0w">
+            <w:hyperlink w:history="1" r:id="rIdhy_ahdhofsqv4piv88iyv">
               <w:r>
                 <w:rPr>
                   <w:rFonts w:ascii="Arial" w:cs="Arial" w:eastAsia="Arial" w:hAnsi="Arial"/>
@@ -12603,7 +12603,7 @@
             <w:pPr>
               <w:spacing w:after="20" w:before="0"/>
             </w:pPr>
-            <w:hyperlink w:history="1" r:id="rIdn4b-lqtph6cjevidw9qi7">
+            <w:hyperlink w:history="1" r:id="rId688hhyl4d2pq6dstn_zcr">
               <w:r>
                 <w:rPr>
                   <w:rFonts w:ascii="Arial" w:cs="Arial" w:eastAsia="Arial" w:hAnsi="Arial"/>
@@ -12636,7 +12636,7 @@
               <w:spacing w:after="10" w:before="0"/>
               <w:ind w:left="120"/>
             </w:pPr>
-            <w:hyperlink w:history="1" r:id="rIdpa2odvupnsfemlzsf1jls">
+            <w:hyperlink w:history="1" r:id="rIddbisu_u6o3bottlvh6sla">
               <w:r>
                 <w:rPr>
                   <w:rFonts w:ascii="Arial" w:cs="Arial" w:eastAsia="Arial" w:hAnsi="Arial"/>
@@ -13101,7 +13101,7 @@
             <w:pPr>
               <w:spacing w:after="20" w:before="0"/>
             </w:pPr>
-            <w:hyperlink w:history="1" r:id="rIdgsojeurfshacyyc3h6wvp">
+            <w:hyperlink w:history="1" r:id="rIdcflr02jvathxptyy9qm6m">
               <w:r>
                 <w:rPr>
                   <w:rFonts w:ascii="Arial" w:cs="Arial" w:eastAsia="Arial" w:hAnsi="Arial"/>
@@ -13134,7 +13134,7 @@
               <w:spacing w:after="10" w:before="0"/>
               <w:ind w:left="120"/>
             </w:pPr>
-            <w:hyperlink w:history="1" r:id="rIdbxuswqfwggv95cowl_4nk">
+            <w:hyperlink w:history="1" r:id="rId-6v6wnbgudheskgh14n4a">
               <w:r>
                 <w:rPr>
                   <w:rFonts w:ascii="Arial" w:cs="Arial" w:eastAsia="Arial" w:hAnsi="Arial"/>
@@ -13179,7 +13179,7 @@
             <w:pPr>
               <w:spacing w:after="20" w:before="0"/>
             </w:pPr>
-            <w:hyperlink w:history="1" r:id="rIdrkm-wvlu9npop_qh36wo_">
+            <w:hyperlink w:history="1" r:id="rId5akvn_ypwwywba9eznp6-">
               <w:r>
                 <w:rPr>
                   <w:rFonts w:ascii="Arial" w:cs="Arial" w:eastAsia="Arial" w:hAnsi="Arial"/>
@@ -13212,7 +13212,7 @@
               <w:spacing w:after="10" w:before="0"/>
               <w:ind w:left="120"/>
             </w:pPr>
-            <w:hyperlink w:history="1" r:id="rIdlhdsfzbvydsgijiqss82p">
+            <w:hyperlink w:history="1" r:id="rIdwfndjmxehtgjofs-8moup">
               <w:r>
                 <w:rPr>
                   <w:rFonts w:ascii="Arial" w:cs="Arial" w:eastAsia="Arial" w:hAnsi="Arial"/>
@@ -13559,7 +13559,7 @@
             <w:pPr>
               <w:spacing w:after="20" w:before="0"/>
             </w:pPr>
-            <w:hyperlink w:history="1" r:id="rIda2dyfdizgpc89-vp5vvu9">
+            <w:hyperlink w:history="1" r:id="rIdygpchszchdeoyv4ogrk-u">
               <w:r>
                 <w:rPr>
                   <w:rFonts w:ascii="Arial" w:cs="Arial" w:eastAsia="Arial" w:hAnsi="Arial"/>
@@ -13592,7 +13592,7 @@
               <w:spacing w:after="10" w:before="0"/>
               <w:ind w:left="120"/>
             </w:pPr>
-            <w:hyperlink w:history="1" r:id="rIdvlqm2ymvumdovzzvsuybv">
+            <w:hyperlink w:history="1" r:id="rIdevyzzsdtpgdchy6o6lsxg">
               <w:r>
                 <w:rPr>
                   <w:rFonts w:ascii="Arial" w:cs="Arial" w:eastAsia="Arial" w:hAnsi="Arial"/>
@@ -13637,7 +13637,7 @@
             <w:pPr>
               <w:spacing w:after="20" w:before="0"/>
             </w:pPr>
-            <w:hyperlink w:history="1" r:id="rIdzyinmh_muumavys1dlei3">
+            <w:hyperlink w:history="1" r:id="rIdfw3fpfctciwxrgufxhupq">
               <w:r>
                 <w:rPr>
                   <w:rFonts w:ascii="Arial" w:cs="Arial" w:eastAsia="Arial" w:hAnsi="Arial"/>
@@ -13670,7 +13670,7 @@
               <w:spacing w:after="10" w:before="0"/>
               <w:ind w:left="120"/>
             </w:pPr>
-            <w:hyperlink w:history="1" r:id="rIdmhf71xdu8i0sv900pzesj">
+            <w:hyperlink w:history="1" r:id="rIdo6khes2y9_utdxryqnswp">
               <w:r>
                 <w:rPr>
                   <w:rFonts w:ascii="Arial" w:cs="Arial" w:eastAsia="Arial" w:hAnsi="Arial"/>
@@ -14001,7 +14001,7 @@
             <w:pPr>
               <w:spacing w:after="20" w:before="0"/>
             </w:pPr>
-            <w:hyperlink w:history="1" r:id="rIdkury71ixsur8jb5sm_nqy">
+            <w:hyperlink w:history="1" r:id="rId-x8cd4gyf3uubpe9v4eib">
               <w:r>
                 <w:rPr>
                   <w:rFonts w:ascii="Arial" w:cs="Arial" w:eastAsia="Arial" w:hAnsi="Arial"/>
@@ -14034,7 +14034,7 @@
               <w:spacing w:after="10" w:before="0"/>
               <w:ind w:left="120"/>
             </w:pPr>
-            <w:hyperlink w:history="1" r:id="rIddomnaacxmdsxatqw0-wox">
+            <w:hyperlink w:history="1" r:id="rIdhdkx2upskhitaa3dbwuii">
               <w:r>
                 <w:rPr>
                   <w:rFonts w:ascii="Arial" w:cs="Arial" w:eastAsia="Arial" w:hAnsi="Arial"/>
@@ -14079,7 +14079,7 @@
             <w:pPr>
               <w:spacing w:after="20" w:before="0"/>
             </w:pPr>
-            <w:hyperlink w:history="1" r:id="rIder1xetfiyptccqme7v2n4">
+            <w:hyperlink w:history="1" r:id="rIdyvu2sd_pvvulsqsbudxia">
               <w:r>
                 <w:rPr>
                   <w:rFonts w:ascii="Arial" w:cs="Arial" w:eastAsia="Arial" w:hAnsi="Arial"/>
@@ -14112,7 +14112,7 @@
               <w:spacing w:after="10" w:before="0"/>
               <w:ind w:left="120"/>
             </w:pPr>
-            <w:hyperlink w:history="1" r:id="rIdpxwiw265l3bv8qys-j8ni">
+            <w:hyperlink w:history="1" r:id="rIdik6zurztqziq7d5kn2bxv">
               <w:r>
                 <w:rPr>
                   <w:rFonts w:ascii="Arial" w:cs="Arial" w:eastAsia="Arial" w:hAnsi="Arial"/>
@@ -14874,7 +14874,7 @@
         </w:rPr>
         <w:t xml:space="preserve">© 2026 SeaVuria and ARES. Aligned with KICD objectives. Developed by SeaVuria; technical implementation by ARES (with AI assistance from Claude). Licensed under </w:t>
       </w:r>
-      <w:hyperlink w:history="1" r:id="rIdhc7hfoa8vrvay5egrwub1">
+      <w:hyperlink w:history="1" r:id="rId6oqhaxw7ktq04pzxv7gd2">
         <w:r>
           <w:rPr>
             <w:rFonts w:ascii="Arial" w:cs="Arial" w:eastAsia="Arial" w:hAnsi="Arial"/>
@@ -14895,7 +14895,7 @@
         </w:rPr>
         <w:t xml:space="preserve"> (</w:t>
       </w:r>
-      <w:hyperlink w:history="1" r:id="rIdtmuezafkrsde0whxwkw1r">
+      <w:hyperlink w:history="1" r:id="rIdklqru75yxa10ukfarhwn2">
         <w:r>
           <w:rPr>
             <w:rFonts w:ascii="Arial" w:cs="Arial" w:eastAsia="Arial" w:hAnsi="Arial"/>
@@ -15908,7 +15908,7 @@
             <w:pPr>
               <w:spacing w:after="20" w:before="0"/>
             </w:pPr>
-            <w:hyperlink w:history="1" r:id="rIdb1ftqv86mzey4tqt67z6s">
+            <w:hyperlink w:history="1" r:id="rIdzvposivksiy50fmgx-lg1">
               <w:r>
                 <w:rPr>
                   <w:rFonts w:ascii="Arial" w:cs="Arial" w:eastAsia="Arial" w:hAnsi="Arial"/>
@@ -15941,7 +15941,7 @@
               <w:spacing w:after="10" w:before="0"/>
               <w:ind w:left="120"/>
             </w:pPr>
-            <w:hyperlink w:history="1" r:id="rIdnsvli0kc_bxomf0_ul30a">
+            <w:hyperlink w:history="1" r:id="rIdmata0i3ebxe0wa6pzau1u">
               <w:r>
                 <w:rPr>
                   <w:rFonts w:ascii="Arial" w:cs="Arial" w:eastAsia="Arial" w:hAnsi="Arial"/>
@@ -15986,7 +15986,7 @@
             <w:pPr>
               <w:spacing w:after="20" w:before="0"/>
             </w:pPr>
-            <w:hyperlink w:history="1" r:id="rIdigljc2wpszxn_z0lqkvj1">
+            <w:hyperlink w:history="1" r:id="rIdzrnh8v7-x-ol0hco0l_wv">
               <w:r>
                 <w:rPr>
                   <w:rFonts w:ascii="Arial" w:cs="Arial" w:eastAsia="Arial" w:hAnsi="Arial"/>
@@ -16019,7 +16019,7 @@
               <w:spacing w:after="10" w:before="0"/>
               <w:ind w:left="120"/>
             </w:pPr>
-            <w:hyperlink w:history="1" r:id="rIdiehmfah_r0nu5hzq2w0mb">
+            <w:hyperlink w:history="1" r:id="rIdbsmdeqqxksoj-paha2ujc">
               <w:r>
                 <w:rPr>
                   <w:rFonts w:ascii="Arial" w:cs="Arial" w:eastAsia="Arial" w:hAnsi="Arial"/>
@@ -16214,7 +16214,7 @@
             <w:pPr>
               <w:spacing w:after="20" w:before="0"/>
             </w:pPr>
-            <w:hyperlink w:history="1" r:id="rIdkfvsqhr705h99j10riogj">
+            <w:hyperlink w:history="1" r:id="rIdiijlpyeoblk15qslyme81">
               <w:r>
                 <w:rPr>
                   <w:rFonts w:ascii="Arial" w:cs="Arial" w:eastAsia="Arial" w:hAnsi="Arial"/>
@@ -16247,7 +16247,7 @@
               <w:spacing w:after="10" w:before="0"/>
               <w:ind w:left="120"/>
             </w:pPr>
-            <w:hyperlink w:history="1" r:id="rId3px1byp-8hxzbfh2fl8ks">
+            <w:hyperlink w:history="1" r:id="rIdtoco0rwuzj1bw2_hciio_">
               <w:r>
                 <w:rPr>
                   <w:rFonts w:ascii="Arial" w:cs="Arial" w:eastAsia="Arial" w:hAnsi="Arial"/>
@@ -16292,7 +16292,7 @@
             <w:pPr>
               <w:spacing w:after="20" w:before="0"/>
             </w:pPr>
-            <w:hyperlink w:history="1" r:id="rIdialswlp41dn3mgkgclku6">
+            <w:hyperlink w:history="1" r:id="rIder8olxfh6wl-jj5u7b9h-">
               <w:r>
                 <w:rPr>
                   <w:rFonts w:ascii="Arial" w:cs="Arial" w:eastAsia="Arial" w:hAnsi="Arial"/>
@@ -16325,7 +16325,7 @@
               <w:spacing w:after="10" w:before="0"/>
               <w:ind w:left="120"/>
             </w:pPr>
-            <w:hyperlink w:history="1" r:id="rIdvzu3h0jrdmdxgyvxu1hqp">
+            <w:hyperlink w:history="1" r:id="rIdqwrrjwcevqepvo_4a06zh">
               <w:r>
                 <w:rPr>
                   <w:rFonts w:ascii="Arial" w:cs="Arial" w:eastAsia="Arial" w:hAnsi="Arial"/>
@@ -16520,7 +16520,7 @@
             <w:pPr>
               <w:spacing w:after="20" w:before="0"/>
             </w:pPr>
-            <w:hyperlink w:history="1" r:id="rIdonfcyzvfz5gd2bte6j0vb">
+            <w:hyperlink w:history="1" r:id="rIdbwzm-of-zsbdevtloa0gs">
               <w:r>
                 <w:rPr>
                   <w:rFonts w:ascii="Arial" w:cs="Arial" w:eastAsia="Arial" w:hAnsi="Arial"/>
@@ -16553,7 +16553,7 @@
               <w:spacing w:after="10" w:before="0"/>
               <w:ind w:left="120"/>
             </w:pPr>
-            <w:hyperlink w:history="1" r:id="rIdzvfqzc3n5yp08oulsfu8t">
+            <w:hyperlink w:history="1" r:id="rIdqcw6z2rqws3zllci6onbi">
               <w:r>
                 <w:rPr>
                   <w:rFonts w:ascii="Arial" w:cs="Arial" w:eastAsia="Arial" w:hAnsi="Arial"/>
@@ -16598,7 +16598,7 @@
             <w:pPr>
               <w:spacing w:after="20" w:before="0"/>
             </w:pPr>
-            <w:hyperlink w:history="1" r:id="rIdcljlv48ohloznuq1eabzk">
+            <w:hyperlink w:history="1" r:id="rIdl2pbds4e6o6tuel1k_lta">
               <w:r>
                 <w:rPr>
                   <w:rFonts w:ascii="Arial" w:cs="Arial" w:eastAsia="Arial" w:hAnsi="Arial"/>
@@ -16631,7 +16631,7 @@
               <w:spacing w:after="10" w:before="0"/>
               <w:ind w:left="120"/>
             </w:pPr>
-            <w:hyperlink w:history="1" r:id="rIdvwadxvabag_ezt_m4emzc">
+            <w:hyperlink w:history="1" r:id="rIdvlhnwqoidqh4qgjvvpmnm">
               <w:r>
                 <w:rPr>
                   <w:rFonts w:ascii="Arial" w:cs="Arial" w:eastAsia="Arial" w:hAnsi="Arial"/>
@@ -16826,7 +16826,7 @@
             <w:pPr>
               <w:spacing w:after="20" w:before="0"/>
             </w:pPr>
-            <w:hyperlink w:history="1" r:id="rIdbxnil1ldqsuywfprq7qsq">
+            <w:hyperlink w:history="1" r:id="rIdaymv3q_opw9rtkiqctoqx">
               <w:r>
                 <w:rPr>
                   <w:rFonts w:ascii="Arial" w:cs="Arial" w:eastAsia="Arial" w:hAnsi="Arial"/>
@@ -16859,7 +16859,7 @@
               <w:spacing w:after="10" w:before="0"/>
               <w:ind w:left="120"/>
             </w:pPr>
-            <w:hyperlink w:history="1" r:id="rIdn4suljwtepikw6uxixm7f">
+            <w:hyperlink w:history="1" r:id="rIdgigxzegjmbc9wssn0gwo-">
               <w:r>
                 <w:rPr>
                   <w:rFonts w:ascii="Arial" w:cs="Arial" w:eastAsia="Arial" w:hAnsi="Arial"/>
@@ -16904,7 +16904,7 @@
             <w:pPr>
               <w:spacing w:after="20" w:before="0"/>
             </w:pPr>
-            <w:hyperlink w:history="1" r:id="rIdiljq6cjqcctaz7bfh5kni">
+            <w:hyperlink w:history="1" r:id="rIdfx2rfl3bawyxdzqsszzfq">
               <w:r>
                 <w:rPr>
                   <w:rFonts w:ascii="Arial" w:cs="Arial" w:eastAsia="Arial" w:hAnsi="Arial"/>
@@ -16937,7 +16937,7 @@
               <w:spacing w:after="10" w:before="0"/>
               <w:ind w:left="120"/>
             </w:pPr>
-            <w:hyperlink w:history="1" r:id="rIdsljggtrdxofhpgkgmsw9u">
+            <w:hyperlink w:history="1" r:id="rId_vi2q2f3o8vgl9efcmjgs">
               <w:r>
                 <w:rPr>
                   <w:rFonts w:ascii="Arial" w:cs="Arial" w:eastAsia="Arial" w:hAnsi="Arial"/>
@@ -17132,7 +17132,7 @@
             <w:pPr>
               <w:spacing w:after="20" w:before="0"/>
             </w:pPr>
-            <w:hyperlink w:history="1" r:id="rIdqhu0roev8wu8wkw5x-zio">
+            <w:hyperlink w:history="1" r:id="rIdmszyefyd9ivweqbt3utz-">
               <w:r>
                 <w:rPr>
                   <w:rFonts w:ascii="Arial" w:cs="Arial" w:eastAsia="Arial" w:hAnsi="Arial"/>
@@ -17181,7 +17181,7 @@
               <w:spacing w:after="10" w:before="0"/>
               <w:ind w:left="120"/>
             </w:pPr>
-            <w:hyperlink w:history="1" r:id="rIdbc9xiccnu54oimuvzczqx">
+            <w:hyperlink w:history="1" r:id="rIdtfoijulscke4jeijqhtcn">
               <w:r>
                 <w:rPr>
                   <w:rFonts w:ascii="Arial" w:cs="Arial" w:eastAsia="Arial" w:hAnsi="Arial"/>
@@ -17226,7 +17226,7 @@
             <w:pPr>
               <w:spacing w:after="20" w:before="0"/>
             </w:pPr>
-            <w:hyperlink w:history="1" r:id="rId5ieceg2dmjdwhmg94w91v">
+            <w:hyperlink w:history="1" r:id="rIdnwjl3qaditqi-7r8lrbqe">
               <w:r>
                 <w:rPr>
                   <w:rFonts w:ascii="Arial" w:cs="Arial" w:eastAsia="Arial" w:hAnsi="Arial"/>
@@ -17275,7 +17275,7 @@
               <w:spacing w:after="10" w:before="0"/>
               <w:ind w:left="120"/>
             </w:pPr>
-            <w:hyperlink w:history="1" r:id="rId_snls9ktmyfushxnlrhfw">
+            <w:hyperlink w:history="1" r:id="rId2msiiwaywl8twzvbwfed1">
               <w:r>
                 <w:rPr>
                   <w:rFonts w:ascii="Arial" w:cs="Arial" w:eastAsia="Arial" w:hAnsi="Arial"/>
@@ -17787,7 +17787,7 @@
         </w:rPr>
         <w:t xml:space="preserve">© 2026 SeaVuria and ARES. Aligned with KICD objectives. Developed by SeaVuria; technical implementation by ARES (with AI assistance from Claude). Licensed under </w:t>
       </w:r>
-      <w:hyperlink w:history="1" r:id="rIdlvujvajuclriaqla0uh68">
+      <w:hyperlink w:history="1" r:id="rIdxyho6z3r-eg-nodfnrp7m">
         <w:r>
           <w:rPr>
             <w:rFonts w:ascii="Arial" w:cs="Arial" w:eastAsia="Arial" w:hAnsi="Arial"/>
@@ -17808,7 +17808,7 @@
         </w:rPr>
         <w:t xml:space="preserve"> (</w:t>
       </w:r>
-      <w:hyperlink w:history="1" r:id="rIdadgunj368vx9r77rmi7kq">
+      <w:hyperlink w:history="1" r:id="rIdtlrqpu8quk4bdhvfys6sx">
         <w:r>
           <w:rPr>
             <w:rFonts w:ascii="Arial" w:cs="Arial" w:eastAsia="Arial" w:hAnsi="Arial"/>
@@ -18821,7 +18821,7 @@
             <w:pPr>
               <w:spacing w:after="20" w:before="0"/>
             </w:pPr>
-            <w:hyperlink w:history="1" r:id="rIdvebpeddb0ibsgohgtr9da">
+            <w:hyperlink w:history="1" r:id="rIdgeoeanvd8ymzymy9mc_la">
               <w:r>
                 <w:rPr>
                   <w:rFonts w:ascii="Arial" w:cs="Arial" w:eastAsia="Arial" w:hAnsi="Arial"/>
@@ -18870,7 +18870,7 @@
               <w:spacing w:after="10" w:before="0"/>
               <w:ind w:left="120"/>
             </w:pPr>
-            <w:hyperlink w:history="1" r:id="rIduubzppcls6cwivaeojgez">
+            <w:hyperlink w:history="1" r:id="rIdfjhnnhkzsqx6zpvd85_ug">
               <w:r>
                 <w:rPr>
                   <w:rFonts w:ascii="Arial" w:cs="Arial" w:eastAsia="Arial" w:hAnsi="Arial"/>
@@ -18915,7 +18915,7 @@
             <w:pPr>
               <w:spacing w:after="20" w:before="0"/>
             </w:pPr>
-            <w:hyperlink w:history="1" r:id="rIdfhdjdxgjucnekxz8sa7jb">
+            <w:hyperlink w:history="1" r:id="rIdke95gnlvwjlpymi3ub7fh">
               <w:r>
                 <w:rPr>
                   <w:rFonts w:ascii="Arial" w:cs="Arial" w:eastAsia="Arial" w:hAnsi="Arial"/>
@@ -18948,7 +18948,7 @@
               <w:spacing w:after="10" w:before="0"/>
               <w:ind w:left="120"/>
             </w:pPr>
-            <w:hyperlink w:history="1" r:id="rIdn8rr2fnmjko_fgsw4dee9">
+            <w:hyperlink w:history="1" r:id="rId0ysdvddyrsrue3yhuua07">
               <w:r>
                 <w:rPr>
                   <w:rFonts w:ascii="Arial" w:cs="Arial" w:eastAsia="Arial" w:hAnsi="Arial"/>
@@ -19143,7 +19143,7 @@
             <w:pPr>
               <w:spacing w:after="20" w:before="0"/>
             </w:pPr>
-            <w:hyperlink w:history="1" r:id="rIdad5menes_8zxxx4tv36q4">
+            <w:hyperlink w:history="1" r:id="rIdbjfpabgjoalh9m11prqf0">
               <w:r>
                 <w:rPr>
                   <w:rFonts w:ascii="Arial" w:cs="Arial" w:eastAsia="Arial" w:hAnsi="Arial"/>
@@ -19192,7 +19192,7 @@
               <w:spacing w:after="10" w:before="0"/>
               <w:ind w:left="120"/>
             </w:pPr>
-            <w:hyperlink w:history="1" r:id="rIdm776dyk_rfbrwbccpas7j">
+            <w:hyperlink w:history="1" r:id="rIdffvzalha4qlzkajabudln">
               <w:r>
                 <w:rPr>
                   <w:rFonts w:ascii="Arial" w:cs="Arial" w:eastAsia="Arial" w:hAnsi="Arial"/>
@@ -19237,7 +19237,7 @@
             <w:pPr>
               <w:spacing w:after="20" w:before="0"/>
             </w:pPr>
-            <w:hyperlink w:history="1" r:id="rId9ob_unsijsmyqkoz579gp">
+            <w:hyperlink w:history="1" r:id="rIdcqirzwhoh03gdlopnxr6w">
               <w:r>
                 <w:rPr>
                   <w:rFonts w:ascii="Arial" w:cs="Arial" w:eastAsia="Arial" w:hAnsi="Arial"/>
@@ -19270,7 +19270,7 @@
               <w:spacing w:after="10" w:before="0"/>
               <w:ind w:left="120"/>
             </w:pPr>
-            <w:hyperlink w:history="1" r:id="rIdkpmxf-lqk_nifgfrsssyz">
+            <w:hyperlink w:history="1" r:id="rIdx6eimehphjhaeaskyjgt6">
               <w:r>
                 <w:rPr>
                   <w:rFonts w:ascii="Arial" w:cs="Arial" w:eastAsia="Arial" w:hAnsi="Arial"/>
@@ -19465,7 +19465,7 @@
             <w:pPr>
               <w:spacing w:after="20" w:before="0"/>
             </w:pPr>
-            <w:hyperlink w:history="1" r:id="rId-pbjn3vadjerg2ptt2fey">
+            <w:hyperlink w:history="1" r:id="rIdeubcechl9mhsaj2rj-j6v">
               <w:r>
                 <w:rPr>
                   <w:rFonts w:ascii="Arial" w:cs="Arial" w:eastAsia="Arial" w:hAnsi="Arial"/>
@@ -19514,7 +19514,7 @@
               <w:spacing w:after="10" w:before="0"/>
               <w:ind w:left="120"/>
             </w:pPr>
-            <w:hyperlink w:history="1" r:id="rIdsjeeok7cigbz2e8olp_1y">
+            <w:hyperlink w:history="1" r:id="rIdsc_69aaybt0gimvwfutgr">
               <w:r>
                 <w:rPr>
                   <w:rFonts w:ascii="Arial" w:cs="Arial" w:eastAsia="Arial" w:hAnsi="Arial"/>
@@ -19559,7 +19559,7 @@
             <w:pPr>
               <w:spacing w:after="20" w:before="0"/>
             </w:pPr>
-            <w:hyperlink w:history="1" r:id="rIdbmprppjr1mashmbee6d8z">
+            <w:hyperlink w:history="1" r:id="rIdd21n1rdw_qrzgghdsdsvi">
               <w:r>
                 <w:rPr>
                   <w:rFonts w:ascii="Arial" w:cs="Arial" w:eastAsia="Arial" w:hAnsi="Arial"/>
@@ -19592,7 +19592,7 @@
               <w:spacing w:after="10" w:before="0"/>
               <w:ind w:left="120"/>
             </w:pPr>
-            <w:hyperlink w:history="1" r:id="rId9djg2xsbi8xcklgej7rcv">
+            <w:hyperlink w:history="1" r:id="rIdsudt5hkyo7fx3b_yjabvo">
               <w:r>
                 <w:rPr>
                   <w:rFonts w:ascii="Arial" w:cs="Arial" w:eastAsia="Arial" w:hAnsi="Arial"/>
@@ -19787,7 +19787,7 @@
             <w:pPr>
               <w:spacing w:after="20" w:before="0"/>
             </w:pPr>
-            <w:hyperlink w:history="1" r:id="rIdsbcddmuyrh3ijlaz9wcag">
+            <w:hyperlink w:history="1" r:id="rIdgfzp51b1unrv8vitfloeq">
               <w:r>
                 <w:rPr>
                   <w:rFonts w:ascii="Arial" w:cs="Arial" w:eastAsia="Arial" w:hAnsi="Arial"/>
@@ -19836,7 +19836,7 @@
               <w:spacing w:after="10" w:before="0"/>
               <w:ind w:left="120"/>
             </w:pPr>
-            <w:hyperlink w:history="1" r:id="rIdqi0d_8f6app1-7i5vduzi">
+            <w:hyperlink w:history="1" r:id="rId_yr9q3j563ivtg91tgluf">
               <w:r>
                 <w:rPr>
                   <w:rFonts w:ascii="Arial" w:cs="Arial" w:eastAsia="Arial" w:hAnsi="Arial"/>
@@ -19881,7 +19881,7 @@
             <w:pPr>
               <w:spacing w:after="20" w:before="0"/>
             </w:pPr>
-            <w:hyperlink w:history="1" r:id="rIdyqgg0lya9h0bxze9cspje">
+            <w:hyperlink w:history="1" r:id="rIdes7wxxeeysz7nldxof98s">
               <w:r>
                 <w:rPr>
                   <w:rFonts w:ascii="Arial" w:cs="Arial" w:eastAsia="Arial" w:hAnsi="Arial"/>
@@ -19914,7 +19914,7 @@
               <w:spacing w:after="10" w:before="0"/>
               <w:ind w:left="120"/>
             </w:pPr>
-            <w:hyperlink w:history="1" r:id="rIdzv3qdkr9sss8np-beljb8">
+            <w:hyperlink w:history="1" r:id="rIdi25_xtxp-8fslp6xbnva1">
               <w:r>
                 <w:rPr>
                   <w:rFonts w:ascii="Arial" w:cs="Arial" w:eastAsia="Arial" w:hAnsi="Arial"/>
@@ -20109,7 +20109,7 @@
             <w:pPr>
               <w:spacing w:after="20" w:before="0"/>
             </w:pPr>
-            <w:hyperlink w:history="1" r:id="rIdyypx8gcajh5ijtte3zdtz">
+            <w:hyperlink w:history="1" r:id="rIdkmkc_fh3puildfqjkwhug">
               <w:r>
                 <w:rPr>
                   <w:rFonts w:ascii="Arial" w:cs="Arial" w:eastAsia="Arial" w:hAnsi="Arial"/>
@@ -20158,7 +20158,7 @@
               <w:spacing w:after="10" w:before="0"/>
               <w:ind w:left="120"/>
             </w:pPr>
-            <w:hyperlink w:history="1" r:id="rIddqcf1zfsqoxflnxgxin3w">
+            <w:hyperlink w:history="1" r:id="rId0ngnwlbfv8_gf_k9bmfrj">
               <w:r>
                 <w:rPr>
                   <w:rFonts w:ascii="Arial" w:cs="Arial" w:eastAsia="Arial" w:hAnsi="Arial"/>
@@ -20203,7 +20203,7 @@
             <w:pPr>
               <w:spacing w:after="20" w:before="0"/>
             </w:pPr>
-            <w:hyperlink w:history="1" r:id="rIdxxm6hvk06e9fllf9tsgbe">
+            <w:hyperlink w:history="1" r:id="rIdkjhzgxunwiltkp1t80ogh">
               <w:r>
                 <w:rPr>
                   <w:rFonts w:ascii="Arial" w:cs="Arial" w:eastAsia="Arial" w:hAnsi="Arial"/>
@@ -20252,7 +20252,7 @@
               <w:spacing w:after="10" w:before="0"/>
               <w:ind w:left="120"/>
             </w:pPr>
-            <w:hyperlink w:history="1" r:id="rIdqqrwcubmyx5opu3vpk71v">
+            <w:hyperlink w:history="1" r:id="rId-y4mojktssjjcn0awyayg">
               <w:r>
                 <w:rPr>
                   <w:rFonts w:ascii="Arial" w:cs="Arial" w:eastAsia="Arial" w:hAnsi="Arial"/>
@@ -20764,7 +20764,7 @@
         </w:rPr>
         <w:t xml:space="preserve">© 2026 SeaVuria and ARES. Aligned with KICD objectives. Developed by SeaVuria; technical implementation by ARES (with AI assistance from Claude). Licensed under </w:t>
       </w:r>
-      <w:hyperlink w:history="1" r:id="rIdig7mh32ptka4eckuvudgo">
+      <w:hyperlink w:history="1" r:id="rId4prad1cpymt54qibxo5wy">
         <w:r>
           <w:rPr>
             <w:rFonts w:ascii="Arial" w:cs="Arial" w:eastAsia="Arial" w:hAnsi="Arial"/>
@@ -20785,7 +20785,7 @@
         </w:rPr>
         <w:t xml:space="preserve"> (</w:t>
       </w:r>
-      <w:hyperlink w:history="1" r:id="rIdv8epiyhuc2fg15abwgofp">
+      <w:hyperlink w:history="1" r:id="rIdbl9p_upxly9u6c85ptjq4">
         <w:r>
           <w:rPr>
             <w:rFonts w:ascii="Arial" w:cs="Arial" w:eastAsia="Arial" w:hAnsi="Arial"/>
@@ -21798,7 +21798,7 @@
             <w:pPr>
               <w:spacing w:after="20" w:before="0"/>
             </w:pPr>
-            <w:hyperlink w:history="1" r:id="rIdtu_br1n7w6lgkqjgbmwtn">
+            <w:hyperlink w:history="1" r:id="rId__gx3dnnmgkcx0aeumo2x">
               <w:r>
                 <w:rPr>
                   <w:rFonts w:ascii="Arial" w:cs="Arial" w:eastAsia="Arial" w:hAnsi="Arial"/>
@@ -21831,7 +21831,7 @@
               <w:spacing w:after="10" w:before="0"/>
               <w:ind w:left="120"/>
             </w:pPr>
-            <w:hyperlink w:history="1" r:id="rIdqfn9kwbsq5oipzqaf5wmj">
+            <w:hyperlink w:history="1" r:id="rIdvmiexngczorwo94iegn0n">
               <w:r>
                 <w:rPr>
                   <w:rFonts w:ascii="Arial" w:cs="Arial" w:eastAsia="Arial" w:hAnsi="Arial"/>
@@ -21876,7 +21876,7 @@
             <w:pPr>
               <w:spacing w:after="20" w:before="0"/>
             </w:pPr>
-            <w:hyperlink w:history="1" r:id="rIdsbdl2-lyew474okokvajk">
+            <w:hyperlink w:history="1" r:id="rIda5fznjarqoekwxnjswbxm">
               <w:r>
                 <w:rPr>
                   <w:rFonts w:ascii="Arial" w:cs="Arial" w:eastAsia="Arial" w:hAnsi="Arial"/>
@@ -21909,7 +21909,7 @@
               <w:spacing w:after="10" w:before="0"/>
               <w:ind w:left="120"/>
             </w:pPr>
-            <w:hyperlink w:history="1" r:id="rId6lnqjmjj18kc7tcccw8vj">
+            <w:hyperlink w:history="1" r:id="rIdsvsuazas4fdwfctwfqcbh">
               <w:r>
                 <w:rPr>
                   <w:rFonts w:ascii="Arial" w:cs="Arial" w:eastAsia="Arial" w:hAnsi="Arial"/>
@@ -22104,7 +22104,7 @@
             <w:pPr>
               <w:spacing w:after="20" w:before="0"/>
             </w:pPr>
-            <w:hyperlink w:history="1" r:id="rIdwdequp0dlnxdwfoldafvt">
+            <w:hyperlink w:history="1" r:id="rIdpeikp2lsckhhzpej3ret6">
               <w:r>
                 <w:rPr>
                   <w:rFonts w:ascii="Arial" w:cs="Arial" w:eastAsia="Arial" w:hAnsi="Arial"/>
@@ -22137,7 +22137,7 @@
               <w:spacing w:after="10" w:before="0"/>
               <w:ind w:left="120"/>
             </w:pPr>
-            <w:hyperlink w:history="1" r:id="rIdiynwsf7u1yxwvoqwwfcu1">
+            <w:hyperlink w:history="1" r:id="rIdntfkhhj6hjx8umklvryy9">
               <w:r>
                 <w:rPr>
                   <w:rFonts w:ascii="Arial" w:cs="Arial" w:eastAsia="Arial" w:hAnsi="Arial"/>
@@ -22182,7 +22182,7 @@
             <w:pPr>
               <w:spacing w:after="20" w:before="0"/>
             </w:pPr>
-            <w:hyperlink w:history="1" r:id="rIdr9psuv8ypt4infw8vbnop">
+            <w:hyperlink w:history="1" r:id="rIdjkzs-q56ctch-c7jx_ih-">
               <w:r>
                 <w:rPr>
                   <w:rFonts w:ascii="Arial" w:cs="Arial" w:eastAsia="Arial" w:hAnsi="Arial"/>
@@ -22215,7 +22215,7 @@
               <w:spacing w:after="10" w:before="0"/>
               <w:ind w:left="120"/>
             </w:pPr>
-            <w:hyperlink w:history="1" r:id="rId0mchp8yrsuepa6oxaj-hi">
+            <w:hyperlink w:history="1" r:id="rIdctxfuiwsps7jqxdvjepon">
               <w:r>
                 <w:rPr>
                   <w:rFonts w:ascii="Arial" w:cs="Arial" w:eastAsia="Arial" w:hAnsi="Arial"/>
@@ -22410,7 +22410,7 @@
             <w:pPr>
               <w:spacing w:after="20" w:before="0"/>
             </w:pPr>
-            <w:hyperlink w:history="1" r:id="rId5gfqtahqhmbjq1ouiiav6">
+            <w:hyperlink w:history="1" r:id="rIdhufrt5uzly5mdxnsouww1">
               <w:r>
                 <w:rPr>
                   <w:rFonts w:ascii="Arial" w:cs="Arial" w:eastAsia="Arial" w:hAnsi="Arial"/>
@@ -22443,7 +22443,7 @@
               <w:spacing w:after="10" w:before="0"/>
               <w:ind w:left="120"/>
             </w:pPr>
-            <w:hyperlink w:history="1" r:id="rIdjxflergyru1qvagmmmvtn">
+            <w:hyperlink w:history="1" r:id="rIdz6v0wlwmrlodkqq1ecocn">
               <w:r>
                 <w:rPr>
                   <w:rFonts w:ascii="Arial" w:cs="Arial" w:eastAsia="Arial" w:hAnsi="Arial"/>
@@ -22488,7 +22488,7 @@
             <w:pPr>
               <w:spacing w:after="20" w:before="0"/>
             </w:pPr>
-            <w:hyperlink w:history="1" r:id="rIdj1nax0iehprmrzcamoxc8">
+            <w:hyperlink w:history="1" r:id="rIdrexnhdeteeolrjc7sp3vx">
               <w:r>
                 <w:rPr>
                   <w:rFonts w:ascii="Arial" w:cs="Arial" w:eastAsia="Arial" w:hAnsi="Arial"/>
@@ -22521,7 +22521,7 @@
               <w:spacing w:after="10" w:before="0"/>
               <w:ind w:left="120"/>
             </w:pPr>
-            <w:hyperlink w:history="1" r:id="rIdruj5bzrxo9qsiifxlkcxt">
+            <w:hyperlink w:history="1" r:id="rIdlgri-_yymvibnfbwm5dgf">
               <w:r>
                 <w:rPr>
                   <w:rFonts w:ascii="Arial" w:cs="Arial" w:eastAsia="Arial" w:hAnsi="Arial"/>
@@ -22716,7 +22716,7 @@
             <w:pPr>
               <w:spacing w:after="20" w:before="0"/>
             </w:pPr>
-            <w:hyperlink w:history="1" r:id="rIdtyc4w1tocsb05gacklstw">
+            <w:hyperlink w:history="1" r:id="rIdg0l9_hjz2anewag-arxf6">
               <w:r>
                 <w:rPr>
                   <w:rFonts w:ascii="Arial" w:cs="Arial" w:eastAsia="Arial" w:hAnsi="Arial"/>
@@ -22749,7 +22749,7 @@
               <w:spacing w:after="10" w:before="0"/>
               <w:ind w:left="120"/>
             </w:pPr>
-            <w:hyperlink w:history="1" r:id="rIdhexawe-t-rmi3cqi6vahg">
+            <w:hyperlink w:history="1" r:id="rIdizh5neapaah5fli9kqpdz">
               <w:r>
                 <w:rPr>
                   <w:rFonts w:ascii="Arial" w:cs="Arial" w:eastAsia="Arial" w:hAnsi="Arial"/>
@@ -22794,7 +22794,7 @@
             <w:pPr>
               <w:spacing w:after="20" w:before="0"/>
             </w:pPr>
-            <w:hyperlink w:history="1" r:id="rIdkaznuwg_0avzqemngkuv5">
+            <w:hyperlink w:history="1" r:id="rId_nybovz_klpwyggpiqmr6">
               <w:r>
                 <w:rPr>
                   <w:rFonts w:ascii="Arial" w:cs="Arial" w:eastAsia="Arial" w:hAnsi="Arial"/>
@@ -22827,7 +22827,7 @@
               <w:spacing w:after="10" w:before="0"/>
               <w:ind w:left="120"/>
             </w:pPr>
-            <w:hyperlink w:history="1" r:id="rIduglup05w9f1vuifegbo1l">
+            <w:hyperlink w:history="1" r:id="rIdc1xe0qgnxynuotjpro3is">
               <w:r>
                 <w:rPr>
                   <w:rFonts w:ascii="Arial" w:cs="Arial" w:eastAsia="Arial" w:hAnsi="Arial"/>
@@ -23022,7 +23022,7 @@
             <w:pPr>
               <w:spacing w:after="20" w:before="0"/>
             </w:pPr>
-            <w:hyperlink w:history="1" r:id="rIddqzcne7ezwkmvlorgx6u_">
+            <w:hyperlink w:history="1" r:id="rIdmbbi0ubmovwctql0ebfzx">
               <w:r>
                 <w:rPr>
                   <w:rFonts w:ascii="Arial" w:cs="Arial" w:eastAsia="Arial" w:hAnsi="Arial"/>
@@ -23055,7 +23055,7 @@
               <w:spacing w:after="10" w:before="0"/>
               <w:ind w:left="120"/>
             </w:pPr>
-            <w:hyperlink w:history="1" r:id="rIduof-ds3g5d9u44tzsmp9u">
+            <w:hyperlink w:history="1" r:id="rIdoyhr1ysbxlcnubd7m_hxi">
               <w:r>
                 <w:rPr>
                   <w:rFonts w:ascii="Arial" w:cs="Arial" w:eastAsia="Arial" w:hAnsi="Arial"/>
@@ -23100,7 +23100,7 @@
             <w:pPr>
               <w:spacing w:after="20" w:before="0"/>
             </w:pPr>
-            <w:hyperlink w:history="1" r:id="rIdfbp_dfwrh8ibxdj1n2zsd">
+            <w:hyperlink w:history="1" r:id="rIdyjzwvbg91_tg3potbjdsp">
               <w:r>
                 <w:rPr>
                   <w:rFonts w:ascii="Arial" w:cs="Arial" w:eastAsia="Arial" w:hAnsi="Arial"/>
@@ -23149,7 +23149,7 @@
               <w:spacing w:after="10" w:before="0"/>
               <w:ind w:left="120"/>
             </w:pPr>
-            <w:hyperlink w:history="1" r:id="rIdhjpkdlwevavib41qh_0ux">
+            <w:hyperlink w:history="1" r:id="rIdfelb0rcjjdm0ymvnuxyhv">
               <w:r>
                 <w:rPr>
                   <w:rFonts w:ascii="Arial" w:cs="Arial" w:eastAsia="Arial" w:hAnsi="Arial"/>
@@ -23661,7 +23661,7 @@
         </w:rPr>
         <w:t xml:space="preserve">© 2026 SeaVuria and ARES. Aligned with KICD objectives. Developed by SeaVuria; technical implementation by ARES (with AI assistance from Claude). Licensed under </w:t>
       </w:r>
-      <w:hyperlink w:history="1" r:id="rIdk2i4hf6fwaftzbrw5zuye">
+      <w:hyperlink w:history="1" r:id="rIdafwgbveymn0vazqmokftp">
         <w:r>
           <w:rPr>
             <w:rFonts w:ascii="Arial" w:cs="Arial" w:eastAsia="Arial" w:hAnsi="Arial"/>
@@ -23682,7 +23682,7 @@
         </w:rPr>
         <w:t xml:space="preserve"> (</w:t>
       </w:r>
-      <w:hyperlink w:history="1" r:id="rIdcfdhidi6zqbokt_5njmtj">
+      <w:hyperlink w:history="1" r:id="rIdnc8p0bm2m-0y5sodsibm5">
         <w:r>
           <w:rPr>
             <w:rFonts w:ascii="Arial" w:cs="Arial" w:eastAsia="Arial" w:hAnsi="Arial"/>
@@ -24695,7 +24695,7 @@
             <w:pPr>
               <w:spacing w:after="20" w:before="0"/>
             </w:pPr>
-            <w:hyperlink w:history="1" r:id="rIdo2_day8kgwtt-dkkvwmn8">
+            <w:hyperlink w:history="1" r:id="rIdi3giigfhzfcdop5urpvyv">
               <w:r>
                 <w:rPr>
                   <w:rFonts w:ascii="Arial" w:cs="Arial" w:eastAsia="Arial" w:hAnsi="Arial"/>
@@ -24728,7 +24728,7 @@
               <w:spacing w:after="10" w:before="0"/>
               <w:ind w:left="120"/>
             </w:pPr>
-            <w:hyperlink w:history="1" r:id="rId0o6p68ndonxykynr22ywi">
+            <w:hyperlink w:history="1" r:id="rIdnbclm5n9eftly_63-xfnd">
               <w:r>
                 <w:rPr>
                   <w:rFonts w:ascii="Arial" w:cs="Arial" w:eastAsia="Arial" w:hAnsi="Arial"/>
@@ -24773,7 +24773,7 @@
             <w:pPr>
               <w:spacing w:after="20" w:before="0"/>
             </w:pPr>
-            <w:hyperlink w:history="1" r:id="rIdr_yz37_bhh-uwiyimy6pt">
+            <w:hyperlink w:history="1" r:id="rIdel5t3az10e5owifcxoahz">
               <w:r>
                 <w:rPr>
                   <w:rFonts w:ascii="Arial" w:cs="Arial" w:eastAsia="Arial" w:hAnsi="Arial"/>
@@ -24806,7 +24806,7 @@
               <w:spacing w:after="10" w:before="0"/>
               <w:ind w:left="120"/>
             </w:pPr>
-            <w:hyperlink w:history="1" r:id="rIdo030ugu-xnaqmkiqn80xd">
+            <w:hyperlink w:history="1" r:id="rIdikfqi7tnywobh9-g4jdqa">
               <w:r>
                 <w:rPr>
                   <w:rFonts w:ascii="Arial" w:cs="Arial" w:eastAsia="Arial" w:hAnsi="Arial"/>
@@ -25001,7 +25001,7 @@
             <w:pPr>
               <w:spacing w:after="20" w:before="0"/>
             </w:pPr>
-            <w:hyperlink w:history="1" r:id="rIdb_fyawsn8j7oyqd6upodm">
+            <w:hyperlink w:history="1" r:id="rIdicrtad65jdb0fjkav2_cl">
               <w:r>
                 <w:rPr>
                   <w:rFonts w:ascii="Arial" w:cs="Arial" w:eastAsia="Arial" w:hAnsi="Arial"/>
@@ -25034,7 +25034,7 @@
               <w:spacing w:after="10" w:before="0"/>
               <w:ind w:left="120"/>
             </w:pPr>
-            <w:hyperlink w:history="1" r:id="rIdlyclbs2hulq3rya5k5gy6">
+            <w:hyperlink w:history="1" r:id="rIdt0lgrgykohew7ecb0y98u">
               <w:r>
                 <w:rPr>
                   <w:rFonts w:ascii="Arial" w:cs="Arial" w:eastAsia="Arial" w:hAnsi="Arial"/>
@@ -25079,7 +25079,7 @@
             <w:pPr>
               <w:spacing w:after="20" w:before="0"/>
             </w:pPr>
-            <w:hyperlink w:history="1" r:id="rIdqzdc3necrm-jl9rrdodze">
+            <w:hyperlink w:history="1" r:id="rIdrxc4aip2csoigxa4qylvr">
               <w:r>
                 <w:rPr>
                   <w:rFonts w:ascii="Arial" w:cs="Arial" w:eastAsia="Arial" w:hAnsi="Arial"/>
@@ -25112,7 +25112,7 @@
               <w:spacing w:after="10" w:before="0"/>
               <w:ind w:left="120"/>
             </w:pPr>
-            <w:hyperlink w:history="1" r:id="rIdwxdzb4ecyaq5u-qt9k_hp">
+            <w:hyperlink w:history="1" r:id="rIdl5ma1ezq-bj7hhy2e14t0">
               <w:r>
                 <w:rPr>
                   <w:rFonts w:ascii="Arial" w:cs="Arial" w:eastAsia="Arial" w:hAnsi="Arial"/>
@@ -25535,7 +25535,7 @@
             <w:pPr>
               <w:spacing w:after="20" w:before="0"/>
             </w:pPr>
-            <w:hyperlink w:history="1" r:id="rIdqjr8hnaukayam22oul73p">
+            <w:hyperlink w:history="1" r:id="rIdrma4sacz6g-mlbjj6uuj6">
               <w:r>
                 <w:rPr>
                   <w:rFonts w:ascii="Arial" w:cs="Arial" w:eastAsia="Arial" w:hAnsi="Arial"/>
@@ -25568,7 +25568,7 @@
               <w:spacing w:after="10" w:before="0"/>
               <w:ind w:left="120"/>
             </w:pPr>
-            <w:hyperlink w:history="1" r:id="rId0ntmlarhzec8bmiddwqsw">
+            <w:hyperlink w:history="1" r:id="rIdrr-ns-4fxuaxudqd0qr0u">
               <w:r>
                 <w:rPr>
                   <w:rFonts w:ascii="Arial" w:cs="Arial" w:eastAsia="Arial" w:hAnsi="Arial"/>
@@ -25613,7 +25613,7 @@
             <w:pPr>
               <w:spacing w:after="20" w:before="0"/>
             </w:pPr>
-            <w:hyperlink w:history="1" r:id="rIdxpw91uiww93y_kpew1qkc">
+            <w:hyperlink w:history="1" r:id="rIdnscb2iih547bxtsou9ags">
               <w:r>
                 <w:rPr>
                   <w:rFonts w:ascii="Arial" w:cs="Arial" w:eastAsia="Arial" w:hAnsi="Arial"/>
@@ -25646,7 +25646,7 @@
               <w:spacing w:after="10" w:before="0"/>
               <w:ind w:left="120"/>
             </w:pPr>
-            <w:hyperlink w:history="1" r:id="rIdsvitm1nhlau7gjk879jdt">
+            <w:hyperlink w:history="1" r:id="rId3lvup1rsmhbfjqjpbursu">
               <w:r>
                 <w:rPr>
                   <w:rFonts w:ascii="Arial" w:cs="Arial" w:eastAsia="Arial" w:hAnsi="Arial"/>
@@ -25841,7 +25841,7 @@
             <w:pPr>
               <w:spacing w:after="20" w:before="0"/>
             </w:pPr>
-            <w:hyperlink w:history="1" r:id="rIdstk8-0qvj99hivj2bf4np">
+            <w:hyperlink w:history="1" r:id="rIdkrpmfiwyh_k8lhb8vcoms">
               <w:r>
                 <w:rPr>
                   <w:rFonts w:ascii="Arial" w:cs="Arial" w:eastAsia="Arial" w:hAnsi="Arial"/>
@@ -25874,7 +25874,7 @@
               <w:spacing w:after="10" w:before="0"/>
               <w:ind w:left="120"/>
             </w:pPr>
-            <w:hyperlink w:history="1" r:id="rIduixnkyqbwgatphwnl38cp">
+            <w:hyperlink w:history="1" r:id="rIdzeu7-7vlfdjhzgsigmtw7">
               <w:r>
                 <w:rPr>
                   <w:rFonts w:ascii="Arial" w:cs="Arial" w:eastAsia="Arial" w:hAnsi="Arial"/>
@@ -25919,7 +25919,7 @@
             <w:pPr>
               <w:spacing w:after="20" w:before="0"/>
             </w:pPr>
-            <w:hyperlink w:history="1" r:id="rIdgb6i_nvar-pljtdn4xjlx">
+            <w:hyperlink w:history="1" r:id="rIdhtdbrh_vtrfej2d7kkc_d">
               <w:r>
                 <w:rPr>
                   <w:rFonts w:ascii="Arial" w:cs="Arial" w:eastAsia="Arial" w:hAnsi="Arial"/>
@@ -25952,7 +25952,7 @@
               <w:spacing w:after="10" w:before="0"/>
               <w:ind w:left="120"/>
             </w:pPr>
-            <w:hyperlink w:history="1" r:id="rIdqnfvtywwytmdwndrpwxc6">
+            <w:hyperlink w:history="1" r:id="rIdeawbs7expp7pudvaera2m">
               <w:r>
                 <w:rPr>
                   <w:rFonts w:ascii="Arial" w:cs="Arial" w:eastAsia="Arial" w:hAnsi="Arial"/>
@@ -26147,7 +26147,7 @@
             <w:pPr>
               <w:spacing w:after="20" w:before="0"/>
             </w:pPr>
-            <w:hyperlink w:history="1" r:id="rIdt_fldg4h3ckx4wsq89srg">
+            <w:hyperlink w:history="1" r:id="rIdcacekwjgn6tadgxswnogh">
               <w:r>
                 <w:rPr>
                   <w:rFonts w:ascii="Arial" w:cs="Arial" w:eastAsia="Arial" w:hAnsi="Arial"/>
@@ -26180,7 +26180,7 @@
               <w:spacing w:after="10" w:before="0"/>
               <w:ind w:left="120"/>
             </w:pPr>
-            <w:hyperlink w:history="1" r:id="rId7sc0q63ckaafpn0zkkwbk">
+            <w:hyperlink w:history="1" r:id="rIdffzrclidg3qrkjt9hzhco">
               <w:r>
                 <w:rPr>
                   <w:rFonts w:ascii="Arial" w:cs="Arial" w:eastAsia="Arial" w:hAnsi="Arial"/>
@@ -26225,7 +26225,7 @@
             <w:pPr>
               <w:spacing w:after="20" w:before="0"/>
             </w:pPr>
-            <w:hyperlink w:history="1" r:id="rId-1k5ub4vdcvcqmwn8r6mr">
+            <w:hyperlink w:history="1" r:id="rIdeqpzpzl4yidpikylo6hp-">
               <w:r>
                 <w:rPr>
                   <w:rFonts w:ascii="Arial" w:cs="Arial" w:eastAsia="Arial" w:hAnsi="Arial"/>
@@ -26258,7 +26258,7 @@
               <w:spacing w:after="10" w:before="0"/>
               <w:ind w:left="120"/>
             </w:pPr>
-            <w:hyperlink w:history="1" r:id="rIdp0qza9gx8tax_b-3gqmut">
+            <w:hyperlink w:history="1" r:id="rId8fcvad29lsurr9trw7eli">
               <w:r>
                 <w:rPr>
                   <w:rFonts w:ascii="Arial" w:cs="Arial" w:eastAsia="Arial" w:hAnsi="Arial"/>
@@ -26998,7 +26998,7 @@
         </w:rPr>
         <w:t xml:space="preserve">© 2026 SeaVuria and ARES. Aligned with KICD objectives. Developed by SeaVuria; technical implementation by ARES (with AI assistance from Claude). Licensed under </w:t>
       </w:r>
-      <w:hyperlink w:history="1" r:id="rIdukvhb6r8zop28vsqex54x">
+      <w:hyperlink w:history="1" r:id="rIdh5eqbeltahyit86ddxhk-">
         <w:r>
           <w:rPr>
             <w:rFonts w:ascii="Arial" w:cs="Arial" w:eastAsia="Arial" w:hAnsi="Arial"/>
@@ -27019,7 +27019,7 @@
         </w:rPr>
         <w:t xml:space="preserve"> (</w:t>
       </w:r>
-      <w:hyperlink w:history="1" r:id="rIdw40a-zdwjm-duutzdnwgm">
+      <w:hyperlink w:history="1" r:id="rIdalckhidtpmv6qktvd4cqk">
         <w:r>
           <w:rPr>
             <w:rFonts w:ascii="Arial" w:cs="Arial" w:eastAsia="Arial" w:hAnsi="Arial"/>

--- a/data/outputs/v2/Maths/SS1.2_Indices/Mathematics_Indices_CBE_LessonSequence.docx
+++ b/data/outputs/v2/Maths/SS1.2_Indices/Mathematics_Indices_CBE_LessonSequence.docx
@@ -2184,7 +2184,7 @@
         </w:rPr>
         <w:t xml:space="preserve">© 2026 SeaVuria and ARES. This work is licensed under a </w:t>
       </w:r>
-      <w:hyperlink w:history="1" r:id="rIdvl7pmepnujplyee2hqggn">
+      <w:hyperlink w:history="1" r:id="rIdksepd4naikbi172wdnyfl">
         <w:r>
           <w:rPr>
             <w:rFonts w:ascii="Arial" w:cs="Arial" w:eastAsia="Arial" w:hAnsi="Arial"/>
@@ -2204,7 +2204,7 @@
         </w:rPr>
         <w:t xml:space="preserve"> (</w:t>
       </w:r>
-      <w:hyperlink w:history="1" r:id="rIdtzne2ezxf8yzgcnx4r7wl">
+      <w:hyperlink w:history="1" r:id="rIdc2ywfgek2v6phmcz6qinj">
         <w:r>
           <w:rPr>
             <w:rFonts w:ascii="Arial" w:cs="Arial" w:eastAsia="Arial" w:hAnsi="Arial"/>
@@ -2224,7 +2224,7 @@
         </w:rPr>
         <w:t xml:space="preserve">). To view a copy of this license, visit </w:t>
       </w:r>
-      <w:hyperlink w:history="1" r:id="rIdfzqzi7yg6gxmnbafmmbqf">
+      <w:hyperlink w:history="1" r:id="rIdzfzilo4ble3sxyntef0ou">
         <w:r>
           <w:rPr>
             <w:rFonts w:ascii="Arial" w:cs="Arial" w:eastAsia="Arial" w:hAnsi="Arial"/>
@@ -3236,7 +3236,7 @@
             <w:pPr>
               <w:spacing w:after="20" w:before="0"/>
             </w:pPr>
-            <w:hyperlink w:history="1" r:id="rIdlzplz9fzydlopqr2jt-zp">
+            <w:hyperlink w:history="1" r:id="rIdpexh9ihb5fmhxgogp1owg">
               <w:r>
                 <w:rPr>
                   <w:rFonts w:ascii="Arial" w:cs="Arial" w:eastAsia="Arial" w:hAnsi="Arial"/>
@@ -3269,7 +3269,7 @@
               <w:spacing w:after="10" w:before="0"/>
               <w:ind w:left="120"/>
             </w:pPr>
-            <w:hyperlink w:history="1" r:id="rId9oa3mxet_hfcwkwni4q05">
+            <w:hyperlink w:history="1" r:id="rIdjkrurz8bhfjtknqw3xgtz">
               <w:r>
                 <w:rPr>
                   <w:rFonts w:ascii="Arial" w:cs="Arial" w:eastAsia="Arial" w:hAnsi="Arial"/>
@@ -3314,7 +3314,7 @@
             <w:pPr>
               <w:spacing w:after="20" w:before="0"/>
             </w:pPr>
-            <w:hyperlink w:history="1" r:id="rIdkht9zx565gum0q1osho4g">
+            <w:hyperlink w:history="1" r:id="rId2n-2slvxdz0ab1r_uotwy">
               <w:r>
                 <w:rPr>
                   <w:rFonts w:ascii="Arial" w:cs="Arial" w:eastAsia="Arial" w:hAnsi="Arial"/>
@@ -3347,7 +3347,7 @@
               <w:spacing w:after="10" w:before="0"/>
               <w:ind w:left="120"/>
             </w:pPr>
-            <w:hyperlink w:history="1" r:id="rIdqjq6wyg9luab_cspluk2z">
+            <w:hyperlink w:history="1" r:id="rIds-dy8783yojs3pf6ppkfe">
               <w:r>
                 <w:rPr>
                   <w:rFonts w:ascii="Arial" w:cs="Arial" w:eastAsia="Arial" w:hAnsi="Arial"/>
@@ -3542,7 +3542,7 @@
             <w:pPr>
               <w:spacing w:after="20" w:before="0"/>
             </w:pPr>
-            <w:hyperlink w:history="1" r:id="rId5b7qwojk5nnqkiwl7rzku">
+            <w:hyperlink w:history="1" r:id="rIdruvoxqhsmdlkkebh3qvli">
               <w:r>
                 <w:rPr>
                   <w:rFonts w:ascii="Arial" w:cs="Arial" w:eastAsia="Arial" w:hAnsi="Arial"/>
@@ -3575,7 +3575,7 @@
               <w:spacing w:after="10" w:before="0"/>
               <w:ind w:left="120"/>
             </w:pPr>
-            <w:hyperlink w:history="1" r:id="rIdll7eocfe5lx5ps6xsj-pn">
+            <w:hyperlink w:history="1" r:id="rId-_rjpibqtavvkc9xpv6lu">
               <w:r>
                 <w:rPr>
                   <w:rFonts w:ascii="Arial" w:cs="Arial" w:eastAsia="Arial" w:hAnsi="Arial"/>
@@ -3620,7 +3620,7 @@
             <w:pPr>
               <w:spacing w:after="20" w:before="0"/>
             </w:pPr>
-            <w:hyperlink w:history="1" r:id="rIdspor3in4-fopihifr8dcc">
+            <w:hyperlink w:history="1" r:id="rIdeul7acsfqxeme5r1uehgl">
               <w:r>
                 <w:rPr>
                   <w:rFonts w:ascii="Arial" w:cs="Arial" w:eastAsia="Arial" w:hAnsi="Arial"/>
@@ -3653,7 +3653,7 @@
               <w:spacing w:after="10" w:before="0"/>
               <w:ind w:left="120"/>
             </w:pPr>
-            <w:hyperlink w:history="1" r:id="rIdxizseciz7aaxog6rbplxf">
+            <w:hyperlink w:history="1" r:id="rIdfgwtwvha8g3n3y-wvvufg">
               <w:r>
                 <w:rPr>
                   <w:rFonts w:ascii="Arial" w:cs="Arial" w:eastAsia="Arial" w:hAnsi="Arial"/>
@@ -3848,7 +3848,7 @@
             <w:pPr>
               <w:spacing w:after="20" w:before="0"/>
             </w:pPr>
-            <w:hyperlink w:history="1" r:id="rIdkm-kqzekdhrgtbtmj4dnr">
+            <w:hyperlink w:history="1" r:id="rIdlkyxhvgtlgg3w9axlscmm">
               <w:r>
                 <w:rPr>
                   <w:rFonts w:ascii="Arial" w:cs="Arial" w:eastAsia="Arial" w:hAnsi="Arial"/>
@@ -3897,7 +3897,7 @@
               <w:spacing w:after="10" w:before="0"/>
               <w:ind w:left="120"/>
             </w:pPr>
-            <w:hyperlink w:history="1" r:id="rIdhmwtsr2em0nh04vfwvhpo">
+            <w:hyperlink w:history="1" r:id="rIdk49kkv-ip7davyoonjetl">
               <w:r>
                 <w:rPr>
                   <w:rFonts w:ascii="Arial" w:cs="Arial" w:eastAsia="Arial" w:hAnsi="Arial"/>
@@ -3942,7 +3942,7 @@
             <w:pPr>
               <w:spacing w:after="20" w:before="0"/>
             </w:pPr>
-            <w:hyperlink w:history="1" r:id="rIdezhvox_gvld56cqlef8et">
+            <w:hyperlink w:history="1" r:id="rId6eiobheocfgpylq4fkyvc">
               <w:r>
                 <w:rPr>
                   <w:rFonts w:ascii="Arial" w:cs="Arial" w:eastAsia="Arial" w:hAnsi="Arial"/>
@@ -3991,7 +3991,7 @@
               <w:spacing w:after="10" w:before="0"/>
               <w:ind w:left="120"/>
             </w:pPr>
-            <w:hyperlink w:history="1" r:id="rIdn_dd30k7qytjyvfrytpll">
+            <w:hyperlink w:history="1" r:id="rIds0s8pegqst5hr3zixadhf">
               <w:r>
                 <w:rPr>
                   <w:rFonts w:ascii="Arial" w:cs="Arial" w:eastAsia="Arial" w:hAnsi="Arial"/>
@@ -4186,7 +4186,7 @@
             <w:pPr>
               <w:spacing w:after="20" w:before="0"/>
             </w:pPr>
-            <w:hyperlink w:history="1" r:id="rIdxczz8paidt-h1mdzmlern">
+            <w:hyperlink w:history="1" r:id="rId41zzmiletyjwxkvgxjlfl">
               <w:r>
                 <w:rPr>
                   <w:rFonts w:ascii="Arial" w:cs="Arial" w:eastAsia="Arial" w:hAnsi="Arial"/>
@@ -4235,7 +4235,7 @@
               <w:spacing w:after="10" w:before="0"/>
               <w:ind w:left="120"/>
             </w:pPr>
-            <w:hyperlink w:history="1" r:id="rIdhqxr8yd-qdcnoojoua9gm">
+            <w:hyperlink w:history="1" r:id="rId2pk1azn-og2z9rjycj_fr">
               <w:r>
                 <w:rPr>
                   <w:rFonts w:ascii="Arial" w:cs="Arial" w:eastAsia="Arial" w:hAnsi="Arial"/>
@@ -4280,7 +4280,7 @@
             <w:pPr>
               <w:spacing w:after="20" w:before="0"/>
             </w:pPr>
-            <w:hyperlink w:history="1" r:id="rIdlr3ejlnopt1rotszo3l-x">
+            <w:hyperlink w:history="1" r:id="rId9gtugyzmybhswjkgro4fx">
               <w:r>
                 <w:rPr>
                   <w:rFonts w:ascii="Arial" w:cs="Arial" w:eastAsia="Arial" w:hAnsi="Arial"/>
@@ -4329,7 +4329,7 @@
               <w:spacing w:after="10" w:before="0"/>
               <w:ind w:left="120"/>
             </w:pPr>
-            <w:hyperlink w:history="1" r:id="rIdnahmvlydtvh-q60wuhudl">
+            <w:hyperlink w:history="1" r:id="rIdkfi1jbe1swjs6qukciuio">
               <w:r>
                 <w:rPr>
                   <w:rFonts w:ascii="Arial" w:cs="Arial" w:eastAsia="Arial" w:hAnsi="Arial"/>
@@ -4524,7 +4524,7 @@
             <w:pPr>
               <w:spacing w:after="20" w:before="0"/>
             </w:pPr>
-            <w:hyperlink w:history="1" r:id="rIdeurqrcxro71v8o00to8af">
+            <w:hyperlink w:history="1" r:id="rIdixzeymizfcmcshtubujfe">
               <w:r>
                 <w:rPr>
                   <w:rFonts w:ascii="Arial" w:cs="Arial" w:eastAsia="Arial" w:hAnsi="Arial"/>
@@ -4573,7 +4573,7 @@
               <w:spacing w:after="10" w:before="0"/>
               <w:ind w:left="120"/>
             </w:pPr>
-            <w:hyperlink w:history="1" r:id="rId_y1c7kfkivdeddr9edzu7">
+            <w:hyperlink w:history="1" r:id="rIdovpe1lvu0ep2dk3t63yqw">
               <w:r>
                 <w:rPr>
                   <w:rFonts w:ascii="Arial" w:cs="Arial" w:eastAsia="Arial" w:hAnsi="Arial"/>
@@ -4618,7 +4618,7 @@
             <w:pPr>
               <w:spacing w:after="20" w:before="0"/>
             </w:pPr>
-            <w:hyperlink w:history="1" r:id="rIdksdrakleon9rpgpaoi1i6">
+            <w:hyperlink w:history="1" r:id="rIdm4nu66aakqkmor1pr8t4g">
               <w:r>
                 <w:rPr>
                   <w:rFonts w:ascii="Arial" w:cs="Arial" w:eastAsia="Arial" w:hAnsi="Arial"/>
@@ -4667,7 +4667,7 @@
               <w:spacing w:after="10" w:before="0"/>
               <w:ind w:left="120"/>
             </w:pPr>
-            <w:hyperlink w:history="1" r:id="rId3hps_7q74f-khud0mo0n_">
+            <w:hyperlink w:history="1" r:id="rIdavhkjai6dpkjri6vjur-k">
               <w:r>
                 <w:rPr>
                   <w:rFonts w:ascii="Arial" w:cs="Arial" w:eastAsia="Arial" w:hAnsi="Arial"/>
@@ -5179,7 +5179,7 @@
         </w:rPr>
         <w:t xml:space="preserve">© 2026 SeaVuria and ARES. Aligned with KICD objectives. Developed by SeaVuria; technical implementation by ARES (with AI assistance from Claude). Licensed under </w:t>
       </w:r>
-      <w:hyperlink w:history="1" r:id="rIdbmvptm7g-3yef-jntqs6t">
+      <w:hyperlink w:history="1" r:id="rIdd4qbpmqlt7h7ws4yqhyto">
         <w:r>
           <w:rPr>
             <w:rFonts w:ascii="Arial" w:cs="Arial" w:eastAsia="Arial" w:hAnsi="Arial"/>
@@ -5200,7 +5200,7 @@
         </w:rPr>
         <w:t xml:space="preserve"> (</w:t>
       </w:r>
-      <w:hyperlink w:history="1" r:id="rIdql4df_bdvohkqxc71gkpt">
+      <w:hyperlink w:history="1" r:id="rIdtwxosjduh8tl_2_fcpydv">
         <w:r>
           <w:rPr>
             <w:rFonts w:ascii="Arial" w:cs="Arial" w:eastAsia="Arial" w:hAnsi="Arial"/>
@@ -6213,7 +6213,7 @@
             <w:pPr>
               <w:spacing w:after="20" w:before="0"/>
             </w:pPr>
-            <w:hyperlink w:history="1" r:id="rIdvb4falmkjum1dddkgox8z">
+            <w:hyperlink w:history="1" r:id="rIdgur6u1xyq7yejv5a9nfqx">
               <w:r>
                 <w:rPr>
                   <w:rFonts w:ascii="Arial" w:cs="Arial" w:eastAsia="Arial" w:hAnsi="Arial"/>
@@ -6246,7 +6246,7 @@
               <w:spacing w:after="10" w:before="0"/>
               <w:ind w:left="120"/>
             </w:pPr>
-            <w:hyperlink w:history="1" r:id="rIdfpgzdwi0xf82_5zrwbwlr">
+            <w:hyperlink w:history="1" r:id="rIdlxsrb6gz9gaejnloor_fq">
               <w:r>
                 <w:rPr>
                   <w:rFonts w:ascii="Arial" w:cs="Arial" w:eastAsia="Arial" w:hAnsi="Arial"/>
@@ -6291,7 +6291,7 @@
             <w:pPr>
               <w:spacing w:after="20" w:before="0"/>
             </w:pPr>
-            <w:hyperlink w:history="1" r:id="rIdidmnhtzvmkunzx-f-7tmg">
+            <w:hyperlink w:history="1" r:id="rIdhpatgata2higk3zlhabvt">
               <w:r>
                 <w:rPr>
                   <w:rFonts w:ascii="Arial" w:cs="Arial" w:eastAsia="Arial" w:hAnsi="Arial"/>
@@ -6324,7 +6324,7 @@
               <w:spacing w:after="10" w:before="0"/>
               <w:ind w:left="120"/>
             </w:pPr>
-            <w:hyperlink w:history="1" r:id="rIdoiycdqsjnnkseyik6q7o_">
+            <w:hyperlink w:history="1" r:id="rIdbkdi4tiflcr19iqcpcqdz">
               <w:r>
                 <w:rPr>
                   <w:rFonts w:ascii="Arial" w:cs="Arial" w:eastAsia="Arial" w:hAnsi="Arial"/>
@@ -6519,7 +6519,7 @@
             <w:pPr>
               <w:spacing w:after="20" w:before="0"/>
             </w:pPr>
-            <w:hyperlink w:history="1" r:id="rIdrem0_zs6nzoqfl99tbsnq">
+            <w:hyperlink w:history="1" r:id="rIdyacaxmbqeh5grhhr5thic">
               <w:r>
                 <w:rPr>
                   <w:rFonts w:ascii="Arial" w:cs="Arial" w:eastAsia="Arial" w:hAnsi="Arial"/>
@@ -6552,7 +6552,7 @@
               <w:spacing w:after="10" w:before="0"/>
               <w:ind w:left="120"/>
             </w:pPr>
-            <w:hyperlink w:history="1" r:id="rIdezrmm4gf7eoulzevpgbiw">
+            <w:hyperlink w:history="1" r:id="rId_kg4b6n1shqkjt8b_uoyb">
               <w:r>
                 <w:rPr>
                   <w:rFonts w:ascii="Arial" w:cs="Arial" w:eastAsia="Arial" w:hAnsi="Arial"/>
@@ -6597,7 +6597,7 @@
             <w:pPr>
               <w:spacing w:after="20" w:before="0"/>
             </w:pPr>
-            <w:hyperlink w:history="1" r:id="rIdpzuiul3hs8zkknkurh1np">
+            <w:hyperlink w:history="1" r:id="rId7m2izta5pc2revwjmrabs">
               <w:r>
                 <w:rPr>
                   <w:rFonts w:ascii="Arial" w:cs="Arial" w:eastAsia="Arial" w:hAnsi="Arial"/>
@@ -6630,7 +6630,7 @@
               <w:spacing w:after="10" w:before="0"/>
               <w:ind w:left="120"/>
             </w:pPr>
-            <w:hyperlink w:history="1" r:id="rIdczlzy4oywg8if_kjximmf">
+            <w:hyperlink w:history="1" r:id="rIdlwhbsc_0vtyg8do3t2wb2">
               <w:r>
                 <w:rPr>
                   <w:rFonts w:ascii="Arial" w:cs="Arial" w:eastAsia="Arial" w:hAnsi="Arial"/>
@@ -6825,7 +6825,7 @@
             <w:pPr>
               <w:spacing w:after="20" w:before="0"/>
             </w:pPr>
-            <w:hyperlink w:history="1" r:id="rIdvoynsf5vmiujyt8qwysjp">
+            <w:hyperlink w:history="1" r:id="rIdixfhf_anzgxseyqmhgcwj">
               <w:r>
                 <w:rPr>
                   <w:rFonts w:ascii="Arial" w:cs="Arial" w:eastAsia="Arial" w:hAnsi="Arial"/>
@@ -6858,7 +6858,7 @@
               <w:spacing w:after="10" w:before="0"/>
               <w:ind w:left="120"/>
             </w:pPr>
-            <w:hyperlink w:history="1" r:id="rIdgvsv8qgb-eecolef8vmdr">
+            <w:hyperlink w:history="1" r:id="rIdwvsmp-9klw3nm0svo4xyq">
               <w:r>
                 <w:rPr>
                   <w:rFonts w:ascii="Arial" w:cs="Arial" w:eastAsia="Arial" w:hAnsi="Arial"/>
@@ -6903,7 +6903,7 @@
             <w:pPr>
               <w:spacing w:after="20" w:before="0"/>
             </w:pPr>
-            <w:hyperlink w:history="1" r:id="rIdwpr35xk3qir-qb1fa9c_4">
+            <w:hyperlink w:history="1" r:id="rIdqzdwhn749s6nf4vetq76a">
               <w:r>
                 <w:rPr>
                   <w:rFonts w:ascii="Arial" w:cs="Arial" w:eastAsia="Arial" w:hAnsi="Arial"/>
@@ -6936,7 +6936,7 @@
               <w:spacing w:after="10" w:before="0"/>
               <w:ind w:left="120"/>
             </w:pPr>
-            <w:hyperlink w:history="1" r:id="rIdizxxgvgrn3_jkagywhe5q">
+            <w:hyperlink w:history="1" r:id="rIdyfohyqt5pgw8v_cbdcjzt">
               <w:r>
                 <w:rPr>
                   <w:rFonts w:ascii="Arial" w:cs="Arial" w:eastAsia="Arial" w:hAnsi="Arial"/>
@@ -7131,7 +7131,7 @@
             <w:pPr>
               <w:spacing w:after="20" w:before="0"/>
             </w:pPr>
-            <w:hyperlink w:history="1" r:id="rIdamz8vvehwqeyin65xw7t_">
+            <w:hyperlink w:history="1" r:id="rId0pdg5psbzvhlpsuxpqo6_">
               <w:r>
                 <w:rPr>
                   <w:rFonts w:ascii="Arial" w:cs="Arial" w:eastAsia="Arial" w:hAnsi="Arial"/>
@@ -7164,7 +7164,7 @@
               <w:spacing w:after="10" w:before="0"/>
               <w:ind w:left="120"/>
             </w:pPr>
-            <w:hyperlink w:history="1" r:id="rIdjznb3eb5kisst8cj4mwk0">
+            <w:hyperlink w:history="1" r:id="rId8buvqlqmhumjphzf79-u0">
               <w:r>
                 <w:rPr>
                   <w:rFonts w:ascii="Arial" w:cs="Arial" w:eastAsia="Arial" w:hAnsi="Arial"/>
@@ -7209,7 +7209,7 @@
             <w:pPr>
               <w:spacing w:after="20" w:before="0"/>
             </w:pPr>
-            <w:hyperlink w:history="1" r:id="rIdd8tcqigfrv9h9y8v1zelx">
+            <w:hyperlink w:history="1" r:id="rIduvid9ngliga19kj1e5jmn">
               <w:r>
                 <w:rPr>
                   <w:rFonts w:ascii="Arial" w:cs="Arial" w:eastAsia="Arial" w:hAnsi="Arial"/>
@@ -7242,7 +7242,7 @@
               <w:spacing w:after="10" w:before="0"/>
               <w:ind w:left="120"/>
             </w:pPr>
-            <w:hyperlink w:history="1" r:id="rIdh1llcvcugr7b_hwu-pkbs">
+            <w:hyperlink w:history="1" r:id="rIdid1sjsz2k9vpjqeputgio">
               <w:r>
                 <w:rPr>
                   <w:rFonts w:ascii="Arial" w:cs="Arial" w:eastAsia="Arial" w:hAnsi="Arial"/>
@@ -7437,7 +7437,7 @@
             <w:pPr>
               <w:spacing w:after="20" w:before="0"/>
             </w:pPr>
-            <w:hyperlink w:history="1" r:id="rIdx1bgiqmazkq-jude3pddb">
+            <w:hyperlink w:history="1" r:id="rId5lwwo8-nj2mzuapte8ipt">
               <w:r>
                 <w:rPr>
                   <w:rFonts w:ascii="Arial" w:cs="Arial" w:eastAsia="Arial" w:hAnsi="Arial"/>
@@ -7486,7 +7486,7 @@
               <w:spacing w:after="10" w:before="0"/>
               <w:ind w:left="120"/>
             </w:pPr>
-            <w:hyperlink w:history="1" r:id="rIdri8bhk7-cjndkov3j9mhf">
+            <w:hyperlink w:history="1" r:id="rIdbr4nob-msinzqoxjqbswh">
               <w:r>
                 <w:rPr>
                   <w:rFonts w:ascii="Arial" w:cs="Arial" w:eastAsia="Arial" w:hAnsi="Arial"/>
@@ -7531,7 +7531,7 @@
             <w:pPr>
               <w:spacing w:after="20" w:before="0"/>
             </w:pPr>
-            <w:hyperlink w:history="1" r:id="rId1aj_fynryyzbto6g440hs">
+            <w:hyperlink w:history="1" r:id="rId8012os4mv-zaj771ixn-l">
               <w:r>
                 <w:rPr>
                   <w:rFonts w:ascii="Arial" w:cs="Arial" w:eastAsia="Arial" w:hAnsi="Arial"/>
@@ -7564,7 +7564,7 @@
               <w:spacing w:after="10" w:before="0"/>
               <w:ind w:left="120"/>
             </w:pPr>
-            <w:hyperlink w:history="1" r:id="rIddidgoe-hxebtfro3zxjx4">
+            <w:hyperlink w:history="1" r:id="rId7vylrybtvflfkvmufwdtj">
               <w:r>
                 <w:rPr>
                   <w:rFonts w:ascii="Arial" w:cs="Arial" w:eastAsia="Arial" w:hAnsi="Arial"/>
@@ -8171,7 +8171,7 @@
         </w:rPr>
         <w:t xml:space="preserve">© 2026 SeaVuria and ARES. Aligned with KICD objectives. Developed by SeaVuria; technical implementation by ARES (with AI assistance from Claude). Licensed under </w:t>
       </w:r>
-      <w:hyperlink w:history="1" r:id="rIdogd05zf4f_fed_qsjp2js">
+      <w:hyperlink w:history="1" r:id="rIdwvmmsc5jzl0neozlj3vr7">
         <w:r>
           <w:rPr>
             <w:rFonts w:ascii="Arial" w:cs="Arial" w:eastAsia="Arial" w:hAnsi="Arial"/>
@@ -8192,7 +8192,7 @@
         </w:rPr>
         <w:t xml:space="preserve"> (</w:t>
       </w:r>
-      <w:hyperlink w:history="1" r:id="rId_ulqp94avs21sqiupoqen">
+      <w:hyperlink w:history="1" r:id="rIdqgamehxp_armd508w79aj">
         <w:r>
           <w:rPr>
             <w:rFonts w:ascii="Arial" w:cs="Arial" w:eastAsia="Arial" w:hAnsi="Arial"/>
@@ -9205,7 +9205,7 @@
             <w:pPr>
               <w:spacing w:after="20" w:before="0"/>
             </w:pPr>
-            <w:hyperlink w:history="1" r:id="rIdmlgob0uar_sq1wxjs7i5p">
+            <w:hyperlink w:history="1" r:id="rIde0kvtirbsye20fcb1zspo">
               <w:r>
                 <w:rPr>
                   <w:rFonts w:ascii="Arial" w:cs="Arial" w:eastAsia="Arial" w:hAnsi="Arial"/>
@@ -9238,7 +9238,7 @@
               <w:spacing w:after="10" w:before="0"/>
               <w:ind w:left="120"/>
             </w:pPr>
-            <w:hyperlink w:history="1" r:id="rIdhtpo9kfrvuzs4_5w0iqx9">
+            <w:hyperlink w:history="1" r:id="rIdct29z2_pvkv2lpn6zrlyb">
               <w:r>
                 <w:rPr>
                   <w:rFonts w:ascii="Arial" w:cs="Arial" w:eastAsia="Arial" w:hAnsi="Arial"/>
@@ -9283,7 +9283,7 @@
             <w:pPr>
               <w:spacing w:after="20" w:before="0"/>
             </w:pPr>
-            <w:hyperlink w:history="1" r:id="rIdlttn1y1lqxv16ketk1htw">
+            <w:hyperlink w:history="1" r:id="rIdyz1i30dze1cfbwbyyw_ng">
               <w:r>
                 <w:rPr>
                   <w:rFonts w:ascii="Arial" w:cs="Arial" w:eastAsia="Arial" w:hAnsi="Arial"/>
@@ -9316,7 +9316,7 @@
               <w:spacing w:after="10" w:before="0"/>
               <w:ind w:left="120"/>
             </w:pPr>
-            <w:hyperlink w:history="1" r:id="rIdq6ll55xey_noof5efxcrl">
+            <w:hyperlink w:history="1" r:id="rIdixy5eyffztsdvr3bo6oro">
               <w:r>
                 <w:rPr>
                   <w:rFonts w:ascii="Arial" w:cs="Arial" w:eastAsia="Arial" w:hAnsi="Arial"/>
@@ -9511,7 +9511,7 @@
             <w:pPr>
               <w:spacing w:after="20" w:before="0"/>
             </w:pPr>
-            <w:hyperlink w:history="1" r:id="rIdoec7e-kpqqvseiqrvd6-c">
+            <w:hyperlink w:history="1" r:id="rIdjudhk3qnhle9yxdjleays">
               <w:r>
                 <w:rPr>
                   <w:rFonts w:ascii="Arial" w:cs="Arial" w:eastAsia="Arial" w:hAnsi="Arial"/>
@@ -9544,7 +9544,7 @@
               <w:spacing w:after="10" w:before="0"/>
               <w:ind w:left="120"/>
             </w:pPr>
-            <w:hyperlink w:history="1" r:id="rId1zpy9gryetxfdhw-_8dw0">
+            <w:hyperlink w:history="1" r:id="rIdkoovq-scu6mq77irf5xez">
               <w:r>
                 <w:rPr>
                   <w:rFonts w:ascii="Arial" w:cs="Arial" w:eastAsia="Arial" w:hAnsi="Arial"/>
@@ -9589,7 +9589,7 @@
             <w:pPr>
               <w:spacing w:after="20" w:before="0"/>
             </w:pPr>
-            <w:hyperlink w:history="1" r:id="rIdsj7rxpmc2mhvgahqow_qx">
+            <w:hyperlink w:history="1" r:id="rIdzyax5h0bcaviruqpakqsn">
               <w:r>
                 <w:rPr>
                   <w:rFonts w:ascii="Arial" w:cs="Arial" w:eastAsia="Arial" w:hAnsi="Arial"/>
@@ -9622,7 +9622,7 @@
               <w:spacing w:after="10" w:before="0"/>
               <w:ind w:left="120"/>
             </w:pPr>
-            <w:hyperlink w:history="1" r:id="rIdjou_njggsy1afhozqzlg9">
+            <w:hyperlink w:history="1" r:id="rIdcf5omufnu9zgjla6ay4ly">
               <w:r>
                 <w:rPr>
                   <w:rFonts w:ascii="Arial" w:cs="Arial" w:eastAsia="Arial" w:hAnsi="Arial"/>
@@ -9817,7 +9817,7 @@
             <w:pPr>
               <w:spacing w:after="20" w:before="0"/>
             </w:pPr>
-            <w:hyperlink w:history="1" r:id="rIdj0npdlhq_fq8sc_fxsofd">
+            <w:hyperlink w:history="1" r:id="rIdec20r-fsni13f0icnt52r">
               <w:r>
                 <w:rPr>
                   <w:rFonts w:ascii="Arial" w:cs="Arial" w:eastAsia="Arial" w:hAnsi="Arial"/>
@@ -9850,7 +9850,7 @@
               <w:spacing w:after="10" w:before="0"/>
               <w:ind w:left="120"/>
             </w:pPr>
-            <w:hyperlink w:history="1" r:id="rIdzmfxkl_phsu0m6amk4qxv">
+            <w:hyperlink w:history="1" r:id="rIdxrox7kdrbvuyxfwa1i4fq">
               <w:r>
                 <w:rPr>
                   <w:rFonts w:ascii="Arial" w:cs="Arial" w:eastAsia="Arial" w:hAnsi="Arial"/>
@@ -9895,7 +9895,7 @@
             <w:pPr>
               <w:spacing w:after="20" w:before="0"/>
             </w:pPr>
-            <w:hyperlink w:history="1" r:id="rIdlyhlyimfwey-y0amama0k">
+            <w:hyperlink w:history="1" r:id="rIdcrzg0fc5adddwoucqqras">
               <w:r>
                 <w:rPr>
                   <w:rFonts w:ascii="Arial" w:cs="Arial" w:eastAsia="Arial" w:hAnsi="Arial"/>
@@ -9928,7 +9928,7 @@
               <w:spacing w:after="10" w:before="0"/>
               <w:ind w:left="120"/>
             </w:pPr>
-            <w:hyperlink w:history="1" r:id="rIdv_edh-dkfumpis7vmjr6c">
+            <w:hyperlink w:history="1" r:id="rIdqltw06m0-_1ivbz2cg5w3">
               <w:r>
                 <w:rPr>
                   <w:rFonts w:ascii="Arial" w:cs="Arial" w:eastAsia="Arial" w:hAnsi="Arial"/>
@@ -10123,7 +10123,7 @@
             <w:pPr>
               <w:spacing w:after="20" w:before="0"/>
             </w:pPr>
-            <w:hyperlink w:history="1" r:id="rId_gyhsqb7g67bpf8fzp9ew">
+            <w:hyperlink w:history="1" r:id="rIdgyeupjotrv4jpiw_un7tu">
               <w:r>
                 <w:rPr>
                   <w:rFonts w:ascii="Arial" w:cs="Arial" w:eastAsia="Arial" w:hAnsi="Arial"/>
@@ -10156,7 +10156,7 @@
               <w:spacing w:after="10" w:before="0"/>
               <w:ind w:left="120"/>
             </w:pPr>
-            <w:hyperlink w:history="1" r:id="rIdcuqkuzw8yfanif_fnsqpx">
+            <w:hyperlink w:history="1" r:id="rIdf7cfwhioc3iv-kt7shm2z">
               <w:r>
                 <w:rPr>
                   <w:rFonts w:ascii="Arial" w:cs="Arial" w:eastAsia="Arial" w:hAnsi="Arial"/>
@@ -10201,7 +10201,7 @@
             <w:pPr>
               <w:spacing w:after="20" w:before="0"/>
             </w:pPr>
-            <w:hyperlink w:history="1" r:id="rIdpcouyxab1iwagpdrijgkk">
+            <w:hyperlink w:history="1" r:id="rIddbfwpmikxgz59ukuiilxx">
               <w:r>
                 <w:rPr>
                   <w:rFonts w:ascii="Arial" w:cs="Arial" w:eastAsia="Arial" w:hAnsi="Arial"/>
@@ -10234,7 +10234,7 @@
               <w:spacing w:after="10" w:before="0"/>
               <w:ind w:left="120"/>
             </w:pPr>
-            <w:hyperlink w:history="1" r:id="rIdy4iia9s6r_wiu8wp1u_nw">
+            <w:hyperlink w:history="1" r:id="rIdqhx-qm2m-53rq_savcstn">
               <w:r>
                 <w:rPr>
                   <w:rFonts w:ascii="Arial" w:cs="Arial" w:eastAsia="Arial" w:hAnsi="Arial"/>
@@ -10429,7 +10429,7 @@
             <w:pPr>
               <w:spacing w:after="20" w:before="0"/>
             </w:pPr>
-            <w:hyperlink w:history="1" r:id="rIdvycqnl7b-1q34cp6o8t44">
+            <w:hyperlink w:history="1" r:id="rIdn7dnl4-vmdar7q7sm7fj9">
               <w:r>
                 <w:rPr>
                   <w:rFonts w:ascii="Arial" w:cs="Arial" w:eastAsia="Arial" w:hAnsi="Arial"/>
@@ -10462,7 +10462,7 @@
               <w:spacing w:after="10" w:before="0"/>
               <w:ind w:left="120"/>
             </w:pPr>
-            <w:hyperlink w:history="1" r:id="rIdb1gb623zqncryr6ea51zl">
+            <w:hyperlink w:history="1" r:id="rIdmwx-yrqcfeygk-qhj3-x6">
               <w:r>
                 <w:rPr>
                   <w:rFonts w:ascii="Arial" w:cs="Arial" w:eastAsia="Arial" w:hAnsi="Arial"/>
@@ -10507,7 +10507,7 @@
             <w:pPr>
               <w:spacing w:after="20" w:before="0"/>
             </w:pPr>
-            <w:hyperlink w:history="1" r:id="rIdi2x9qynvhzsoggggip4kf">
+            <w:hyperlink w:history="1" r:id="rId5fvy5qdbjuijq5kmzzpuh">
               <w:r>
                 <w:rPr>
                   <w:rFonts w:ascii="Arial" w:cs="Arial" w:eastAsia="Arial" w:hAnsi="Arial"/>
@@ -10540,7 +10540,7 @@
               <w:spacing w:after="10" w:before="0"/>
               <w:ind w:left="120"/>
             </w:pPr>
-            <w:hyperlink w:history="1" r:id="rIdo1kbppvnmb6_xvg1lh1lm">
+            <w:hyperlink w:history="1" r:id="rIdu_grwviqxjomqvhkbg0gx">
               <w:r>
                 <w:rPr>
                   <w:rFonts w:ascii="Arial" w:cs="Arial" w:eastAsia="Arial" w:hAnsi="Arial"/>
@@ -11052,7 +11052,7 @@
         </w:rPr>
         <w:t xml:space="preserve">© 2026 SeaVuria and ARES. Aligned with KICD objectives. Developed by SeaVuria; technical implementation by ARES (with AI assistance from Claude). Licensed under </w:t>
       </w:r>
-      <w:hyperlink w:history="1" r:id="rId6o0dzdaqsmgrosqlvftwk">
+      <w:hyperlink w:history="1" r:id="rIdpg9db07u0px6zifnchqpd">
         <w:r>
           <w:rPr>
             <w:rFonts w:ascii="Arial" w:cs="Arial" w:eastAsia="Arial" w:hAnsi="Arial"/>
@@ -11073,7 +11073,7 @@
         </w:rPr>
         <w:t xml:space="preserve"> (</w:t>
       </w:r>
-      <w:hyperlink w:history="1" r:id="rIdsouubys-ptppftm1yive7">
+      <w:hyperlink w:history="1" r:id="rIdkl4r44lm4cr6wanz7u3tk">
         <w:r>
           <w:rPr>
             <w:rFonts w:ascii="Arial" w:cs="Arial" w:eastAsia="Arial" w:hAnsi="Arial"/>
@@ -12086,7 +12086,7 @@
             <w:pPr>
               <w:spacing w:after="20" w:before="0"/>
             </w:pPr>
-            <w:hyperlink w:history="1" r:id="rIdqel0jjmqqy39zy4ix_qrv">
+            <w:hyperlink w:history="1" r:id="rIdaxu1-i60-mdn0cl-9z_82">
               <w:r>
                 <w:rPr>
                   <w:rFonts w:ascii="Arial" w:cs="Arial" w:eastAsia="Arial" w:hAnsi="Arial"/>
@@ -12119,7 +12119,7 @@
               <w:spacing w:after="10" w:before="0"/>
               <w:ind w:left="120"/>
             </w:pPr>
-            <w:hyperlink w:history="1" r:id="rIdkphkleh5k6-qq_vhtnrol">
+            <w:hyperlink w:history="1" r:id="rIdxxliionwgxeoqx77vm9lx">
               <w:r>
                 <w:rPr>
                   <w:rFonts w:ascii="Arial" w:cs="Arial" w:eastAsia="Arial" w:hAnsi="Arial"/>
@@ -12164,7 +12164,7 @@
             <w:pPr>
               <w:spacing w:after="20" w:before="0"/>
             </w:pPr>
-            <w:hyperlink w:history="1" r:id="rIdwgac8dgmbrq6tmj4mi3qy">
+            <w:hyperlink w:history="1" r:id="rIdhdjroja9x6drvzvxvo9th">
               <w:r>
                 <w:rPr>
                   <w:rFonts w:ascii="Arial" w:cs="Arial" w:eastAsia="Arial" w:hAnsi="Arial"/>
@@ -12197,7 +12197,7 @@
               <w:spacing w:after="10" w:before="0"/>
               <w:ind w:left="120"/>
             </w:pPr>
-            <w:hyperlink w:history="1" r:id="rIdlr2kvcwasv9jbimo0mj_q">
+            <w:hyperlink w:history="1" r:id="rIdniwrx8bfs1qp3snahf6to">
               <w:r>
                 <w:rPr>
                   <w:rFonts w:ascii="Arial" w:cs="Arial" w:eastAsia="Arial" w:hAnsi="Arial"/>
@@ -12525,7 +12525,7 @@
             <w:pPr>
               <w:spacing w:after="20" w:before="0"/>
             </w:pPr>
-            <w:hyperlink w:history="1" r:id="rId31gqi16vi_l6b0g9q_kv7">
+            <w:hyperlink w:history="1" r:id="rIdm23qx6v4gqrrlmdmzo_-3">
               <w:r>
                 <w:rPr>
                   <w:rFonts w:ascii="Arial" w:cs="Arial" w:eastAsia="Arial" w:hAnsi="Arial"/>
@@ -12558,7 +12558,7 @@
               <w:spacing w:after="10" w:before="0"/>
               <w:ind w:left="120"/>
             </w:pPr>
-            <w:hyperlink w:history="1" r:id="rIdhy_ahdhofsqv4piv88iyv">
+            <w:hyperlink w:history="1" r:id="rId5o9nro3d0hdhaa7usj_p8">
               <w:r>
                 <w:rPr>
                   <w:rFonts w:ascii="Arial" w:cs="Arial" w:eastAsia="Arial" w:hAnsi="Arial"/>
@@ -12603,7 +12603,7 @@
             <w:pPr>
               <w:spacing w:after="20" w:before="0"/>
             </w:pPr>
-            <w:hyperlink w:history="1" r:id="rId688hhyl4d2pq6dstn_zcr">
+            <w:hyperlink w:history="1" r:id="rIdjf6fmpmn1twpfl43__68g">
               <w:r>
                 <w:rPr>
                   <w:rFonts w:ascii="Arial" w:cs="Arial" w:eastAsia="Arial" w:hAnsi="Arial"/>
@@ -12636,7 +12636,7 @@
               <w:spacing w:after="10" w:before="0"/>
               <w:ind w:left="120"/>
             </w:pPr>
-            <w:hyperlink w:history="1" r:id="rIddbisu_u6o3bottlvh6sla">
+            <w:hyperlink w:history="1" r:id="rIdusha9bempolhihwgo9mvi">
               <w:r>
                 <w:rPr>
                   <w:rFonts w:ascii="Arial" w:cs="Arial" w:eastAsia="Arial" w:hAnsi="Arial"/>
@@ -13101,7 +13101,7 @@
             <w:pPr>
               <w:spacing w:after="20" w:before="0"/>
             </w:pPr>
-            <w:hyperlink w:history="1" r:id="rIdcflr02jvathxptyy9qm6m">
+            <w:hyperlink w:history="1" r:id="rId3ct2yzi1h-4ifgchogodn">
               <w:r>
                 <w:rPr>
                   <w:rFonts w:ascii="Arial" w:cs="Arial" w:eastAsia="Arial" w:hAnsi="Arial"/>
@@ -13134,7 +13134,7 @@
               <w:spacing w:after="10" w:before="0"/>
               <w:ind w:left="120"/>
             </w:pPr>
-            <w:hyperlink w:history="1" r:id="rId-6v6wnbgudheskgh14n4a">
+            <w:hyperlink w:history="1" r:id="rIdar4geshdelj6jvjwxflxm">
               <w:r>
                 <w:rPr>
                   <w:rFonts w:ascii="Arial" w:cs="Arial" w:eastAsia="Arial" w:hAnsi="Arial"/>
@@ -13179,7 +13179,7 @@
             <w:pPr>
               <w:spacing w:after="20" w:before="0"/>
             </w:pPr>
-            <w:hyperlink w:history="1" r:id="rId5akvn_ypwwywba9eznp6-">
+            <w:hyperlink w:history="1" r:id="rId4yhvqgcxombouum1jst7s">
               <w:r>
                 <w:rPr>
                   <w:rFonts w:ascii="Arial" w:cs="Arial" w:eastAsia="Arial" w:hAnsi="Arial"/>
@@ -13212,7 +13212,7 @@
               <w:spacing w:after="10" w:before="0"/>
               <w:ind w:left="120"/>
             </w:pPr>
-            <w:hyperlink w:history="1" r:id="rIdwfndjmxehtgjofs-8moup">
+            <w:hyperlink w:history="1" r:id="rIdotqt7wjoywwhpavpmumsa">
               <w:r>
                 <w:rPr>
                   <w:rFonts w:ascii="Arial" w:cs="Arial" w:eastAsia="Arial" w:hAnsi="Arial"/>
@@ -13559,7 +13559,7 @@
             <w:pPr>
               <w:spacing w:after="20" w:before="0"/>
             </w:pPr>
-            <w:hyperlink w:history="1" r:id="rIdygpchszchdeoyv4ogrk-u">
+            <w:hyperlink w:history="1" r:id="rIdfvqml2bkj5sl57vd_n8pv">
               <w:r>
                 <w:rPr>
                   <w:rFonts w:ascii="Arial" w:cs="Arial" w:eastAsia="Arial" w:hAnsi="Arial"/>
@@ -13592,7 +13592,7 @@
               <w:spacing w:after="10" w:before="0"/>
               <w:ind w:left="120"/>
             </w:pPr>
-            <w:hyperlink w:history="1" r:id="rIdevyzzsdtpgdchy6o6lsxg">
+            <w:hyperlink w:history="1" r:id="rIdo39wub5g3jnbbd6kfpfhh">
               <w:r>
                 <w:rPr>
                   <w:rFonts w:ascii="Arial" w:cs="Arial" w:eastAsia="Arial" w:hAnsi="Arial"/>
@@ -13637,7 +13637,7 @@
             <w:pPr>
               <w:spacing w:after="20" w:before="0"/>
             </w:pPr>
-            <w:hyperlink w:history="1" r:id="rIdfw3fpfctciwxrgufxhupq">
+            <w:hyperlink w:history="1" r:id="rIdtpg_pw4aysuqbswkhfmsr">
               <w:r>
                 <w:rPr>
                   <w:rFonts w:ascii="Arial" w:cs="Arial" w:eastAsia="Arial" w:hAnsi="Arial"/>
@@ -13670,7 +13670,7 @@
               <w:spacing w:after="10" w:before="0"/>
               <w:ind w:left="120"/>
             </w:pPr>
-            <w:hyperlink w:history="1" r:id="rIdo6khes2y9_utdxryqnswp">
+            <w:hyperlink w:history="1" r:id="rIdz9pi8_hqiz7_pqsq62m2o">
               <w:r>
                 <w:rPr>
                   <w:rFonts w:ascii="Arial" w:cs="Arial" w:eastAsia="Arial" w:hAnsi="Arial"/>
@@ -14001,7 +14001,7 @@
             <w:pPr>
               <w:spacing w:after="20" w:before="0"/>
             </w:pPr>
-            <w:hyperlink w:history="1" r:id="rId-x8cd4gyf3uubpe9v4eib">
+            <w:hyperlink w:history="1" r:id="rIdndbphsrzs3u9j1neudni_">
               <w:r>
                 <w:rPr>
                   <w:rFonts w:ascii="Arial" w:cs="Arial" w:eastAsia="Arial" w:hAnsi="Arial"/>
@@ -14034,7 +14034,7 @@
               <w:spacing w:after="10" w:before="0"/>
               <w:ind w:left="120"/>
             </w:pPr>
-            <w:hyperlink w:history="1" r:id="rIdhdkx2upskhitaa3dbwuii">
+            <w:hyperlink w:history="1" r:id="rIdpnqrno7zbtaic_aepbhza">
               <w:r>
                 <w:rPr>
                   <w:rFonts w:ascii="Arial" w:cs="Arial" w:eastAsia="Arial" w:hAnsi="Arial"/>
@@ -14079,7 +14079,7 @@
             <w:pPr>
               <w:spacing w:after="20" w:before="0"/>
             </w:pPr>
-            <w:hyperlink w:history="1" r:id="rIdyvu2sd_pvvulsqsbudxia">
+            <w:hyperlink w:history="1" r:id="rId7fvlqvuhc-lg6fwo58gl2">
               <w:r>
                 <w:rPr>
                   <w:rFonts w:ascii="Arial" w:cs="Arial" w:eastAsia="Arial" w:hAnsi="Arial"/>
@@ -14112,7 +14112,7 @@
               <w:spacing w:after="10" w:before="0"/>
               <w:ind w:left="120"/>
             </w:pPr>
-            <w:hyperlink w:history="1" r:id="rIdik6zurztqziq7d5kn2bxv">
+            <w:hyperlink w:history="1" r:id="rIdltwzclsparj4hzvhi9uvj">
               <w:r>
                 <w:rPr>
                   <w:rFonts w:ascii="Arial" w:cs="Arial" w:eastAsia="Arial" w:hAnsi="Arial"/>
@@ -14874,7 +14874,7 @@
         </w:rPr>
         <w:t xml:space="preserve">© 2026 SeaVuria and ARES. Aligned with KICD objectives. Developed by SeaVuria; technical implementation by ARES (with AI assistance from Claude). Licensed under </w:t>
       </w:r>
-      <w:hyperlink w:history="1" r:id="rId6oqhaxw7ktq04pzxv7gd2">
+      <w:hyperlink w:history="1" r:id="rIdvvzcvhreof8bu0m55a22n">
         <w:r>
           <w:rPr>
             <w:rFonts w:ascii="Arial" w:cs="Arial" w:eastAsia="Arial" w:hAnsi="Arial"/>
@@ -14895,7 +14895,7 @@
         </w:rPr>
         <w:t xml:space="preserve"> (</w:t>
       </w:r>
-      <w:hyperlink w:history="1" r:id="rIdklqru75yxa10ukfarhwn2">
+      <w:hyperlink w:history="1" r:id="rIdjkb_yrraxtijuscgdgkhn">
         <w:r>
           <w:rPr>
             <w:rFonts w:ascii="Arial" w:cs="Arial" w:eastAsia="Arial" w:hAnsi="Arial"/>
@@ -15908,7 +15908,7 @@
             <w:pPr>
               <w:spacing w:after="20" w:before="0"/>
             </w:pPr>
-            <w:hyperlink w:history="1" r:id="rIdzvposivksiy50fmgx-lg1">
+            <w:hyperlink w:history="1" r:id="rIdfytr4milwyz3set7w84zh">
               <w:r>
                 <w:rPr>
                   <w:rFonts w:ascii="Arial" w:cs="Arial" w:eastAsia="Arial" w:hAnsi="Arial"/>
@@ -15941,7 +15941,7 @@
               <w:spacing w:after="10" w:before="0"/>
               <w:ind w:left="120"/>
             </w:pPr>
-            <w:hyperlink w:history="1" r:id="rIdmata0i3ebxe0wa6pzau1u">
+            <w:hyperlink w:history="1" r:id="rIdcgteeveo8gqpju0rkyudz">
               <w:r>
                 <w:rPr>
                   <w:rFonts w:ascii="Arial" w:cs="Arial" w:eastAsia="Arial" w:hAnsi="Arial"/>
@@ -15986,7 +15986,7 @@
             <w:pPr>
               <w:spacing w:after="20" w:before="0"/>
             </w:pPr>
-            <w:hyperlink w:history="1" r:id="rIdzrnh8v7-x-ol0hco0l_wv">
+            <w:hyperlink w:history="1" r:id="rIdpnirgnx5lvudaqzod37xy">
               <w:r>
                 <w:rPr>
                   <w:rFonts w:ascii="Arial" w:cs="Arial" w:eastAsia="Arial" w:hAnsi="Arial"/>
@@ -16019,7 +16019,7 @@
               <w:spacing w:after="10" w:before="0"/>
               <w:ind w:left="120"/>
             </w:pPr>
-            <w:hyperlink w:history="1" r:id="rIdbsmdeqqxksoj-paha2ujc">
+            <w:hyperlink w:history="1" r:id="rIdw9_fzlome7ksh6zsjwc2o">
               <w:r>
                 <w:rPr>
                   <w:rFonts w:ascii="Arial" w:cs="Arial" w:eastAsia="Arial" w:hAnsi="Arial"/>
@@ -16214,7 +16214,7 @@
             <w:pPr>
               <w:spacing w:after="20" w:before="0"/>
             </w:pPr>
-            <w:hyperlink w:history="1" r:id="rIdiijlpyeoblk15qslyme81">
+            <w:hyperlink w:history="1" r:id="rIdef27frxf4soe_bwx6u8ka">
               <w:r>
                 <w:rPr>
                   <w:rFonts w:ascii="Arial" w:cs="Arial" w:eastAsia="Arial" w:hAnsi="Arial"/>
@@ -16247,7 +16247,7 @@
               <w:spacing w:after="10" w:before="0"/>
               <w:ind w:left="120"/>
             </w:pPr>
-            <w:hyperlink w:history="1" r:id="rIdtoco0rwuzj1bw2_hciio_">
+            <w:hyperlink w:history="1" r:id="rId1pzlelzmlnln0ukypuzjs">
               <w:r>
                 <w:rPr>
                   <w:rFonts w:ascii="Arial" w:cs="Arial" w:eastAsia="Arial" w:hAnsi="Arial"/>
@@ -16292,7 +16292,7 @@
             <w:pPr>
               <w:spacing w:after="20" w:before="0"/>
             </w:pPr>
-            <w:hyperlink w:history="1" r:id="rIder8olxfh6wl-jj5u7b9h-">
+            <w:hyperlink w:history="1" r:id="rIdbwr2vkdtopjw4-ica70an">
               <w:r>
                 <w:rPr>
                   <w:rFonts w:ascii="Arial" w:cs="Arial" w:eastAsia="Arial" w:hAnsi="Arial"/>
@@ -16325,7 +16325,7 @@
               <w:spacing w:after="10" w:before="0"/>
               <w:ind w:left="120"/>
             </w:pPr>
-            <w:hyperlink w:history="1" r:id="rIdqwrrjwcevqepvo_4a06zh">
+            <w:hyperlink w:history="1" r:id="rIdrtfcnhewqpqy6bv3z5s1r">
               <w:r>
                 <w:rPr>
                   <w:rFonts w:ascii="Arial" w:cs="Arial" w:eastAsia="Arial" w:hAnsi="Arial"/>
@@ -16520,7 +16520,7 @@
             <w:pPr>
               <w:spacing w:after="20" w:before="0"/>
             </w:pPr>
-            <w:hyperlink w:history="1" r:id="rIdbwzm-of-zsbdevtloa0gs">
+            <w:hyperlink w:history="1" r:id="rIdl_svrtecqbzy7pjc4jytw">
               <w:r>
                 <w:rPr>
                   <w:rFonts w:ascii="Arial" w:cs="Arial" w:eastAsia="Arial" w:hAnsi="Arial"/>
@@ -16553,7 +16553,7 @@
               <w:spacing w:after="10" w:before="0"/>
               <w:ind w:left="120"/>
             </w:pPr>
-            <w:hyperlink w:history="1" r:id="rIdqcw6z2rqws3zllci6onbi">
+            <w:hyperlink w:history="1" r:id="rIdcb0kgtzhh51vxjlxpx-7_">
               <w:r>
                 <w:rPr>
                   <w:rFonts w:ascii="Arial" w:cs="Arial" w:eastAsia="Arial" w:hAnsi="Arial"/>
@@ -16598,7 +16598,7 @@
             <w:pPr>
               <w:spacing w:after="20" w:before="0"/>
             </w:pPr>
-            <w:hyperlink w:history="1" r:id="rIdl2pbds4e6o6tuel1k_lta">
+            <w:hyperlink w:history="1" r:id="rId5xv02moocuidq8ypinrmk">
               <w:r>
                 <w:rPr>
                   <w:rFonts w:ascii="Arial" w:cs="Arial" w:eastAsia="Arial" w:hAnsi="Arial"/>
@@ -16631,7 +16631,7 @@
               <w:spacing w:after="10" w:before="0"/>
               <w:ind w:left="120"/>
             </w:pPr>
-            <w:hyperlink w:history="1" r:id="rIdvlhnwqoidqh4qgjvvpmnm">
+            <w:hyperlink w:history="1" r:id="rIdmw5fls8ivnuepw_vtwuhs">
               <w:r>
                 <w:rPr>
                   <w:rFonts w:ascii="Arial" w:cs="Arial" w:eastAsia="Arial" w:hAnsi="Arial"/>
@@ -16826,7 +16826,7 @@
             <w:pPr>
               <w:spacing w:after="20" w:before="0"/>
             </w:pPr>
-            <w:hyperlink w:history="1" r:id="rIdaymv3q_opw9rtkiqctoqx">
+            <w:hyperlink w:history="1" r:id="rIdsdesxrntgwyqxc7chdjd6">
               <w:r>
                 <w:rPr>
                   <w:rFonts w:ascii="Arial" w:cs="Arial" w:eastAsia="Arial" w:hAnsi="Arial"/>
@@ -16859,7 +16859,7 @@
               <w:spacing w:after="10" w:before="0"/>
               <w:ind w:left="120"/>
             </w:pPr>
-            <w:hyperlink w:history="1" r:id="rIdgigxzegjmbc9wssn0gwo-">
+            <w:hyperlink w:history="1" r:id="rId45rmnfdt_mokibj7jg5lk">
               <w:r>
                 <w:rPr>
                   <w:rFonts w:ascii="Arial" w:cs="Arial" w:eastAsia="Arial" w:hAnsi="Arial"/>
@@ -16904,7 +16904,7 @@
             <w:pPr>
               <w:spacing w:after="20" w:before="0"/>
             </w:pPr>
-            <w:hyperlink w:history="1" r:id="rIdfx2rfl3bawyxdzqsszzfq">
+            <w:hyperlink w:history="1" r:id="rIdfq1rnxyuarfry2_i9pivt">
               <w:r>
                 <w:rPr>
                   <w:rFonts w:ascii="Arial" w:cs="Arial" w:eastAsia="Arial" w:hAnsi="Arial"/>
@@ -16937,7 +16937,7 @@
               <w:spacing w:after="10" w:before="0"/>
               <w:ind w:left="120"/>
             </w:pPr>
-            <w:hyperlink w:history="1" r:id="rId_vi2q2f3o8vgl9efcmjgs">
+            <w:hyperlink w:history="1" r:id="rIddtosdk2951lthz5t0sk34">
               <w:r>
                 <w:rPr>
                   <w:rFonts w:ascii="Arial" w:cs="Arial" w:eastAsia="Arial" w:hAnsi="Arial"/>
@@ -17132,7 +17132,7 @@
             <w:pPr>
               <w:spacing w:after="20" w:before="0"/>
             </w:pPr>
-            <w:hyperlink w:history="1" r:id="rIdmszyefyd9ivweqbt3utz-">
+            <w:hyperlink w:history="1" r:id="rIdmwftlg59gdedrjdj4xwz5">
               <w:r>
                 <w:rPr>
                   <w:rFonts w:ascii="Arial" w:cs="Arial" w:eastAsia="Arial" w:hAnsi="Arial"/>
@@ -17181,7 +17181,7 @@
               <w:spacing w:after="10" w:before="0"/>
               <w:ind w:left="120"/>
             </w:pPr>
-            <w:hyperlink w:history="1" r:id="rIdtfoijulscke4jeijqhtcn">
+            <w:hyperlink w:history="1" r:id="rIdul8mukhmhknqa5efoamhz">
               <w:r>
                 <w:rPr>
                   <w:rFonts w:ascii="Arial" w:cs="Arial" w:eastAsia="Arial" w:hAnsi="Arial"/>
@@ -17226,7 +17226,7 @@
             <w:pPr>
               <w:spacing w:after="20" w:before="0"/>
             </w:pPr>
-            <w:hyperlink w:history="1" r:id="rIdnwjl3qaditqi-7r8lrbqe">
+            <w:hyperlink w:history="1" r:id="rIdhtv3so8w8y0rb5glyhp_7">
               <w:r>
                 <w:rPr>
                   <w:rFonts w:ascii="Arial" w:cs="Arial" w:eastAsia="Arial" w:hAnsi="Arial"/>
@@ -17275,7 +17275,7 @@
               <w:spacing w:after="10" w:before="0"/>
               <w:ind w:left="120"/>
             </w:pPr>
-            <w:hyperlink w:history="1" r:id="rId2msiiwaywl8twzvbwfed1">
+            <w:hyperlink w:history="1" r:id="rIdgbb_ndsfaf99kmx5ogtex">
               <w:r>
                 <w:rPr>
                   <w:rFonts w:ascii="Arial" w:cs="Arial" w:eastAsia="Arial" w:hAnsi="Arial"/>
@@ -17787,7 +17787,7 @@
         </w:rPr>
         <w:t xml:space="preserve">© 2026 SeaVuria and ARES. Aligned with KICD objectives. Developed by SeaVuria; technical implementation by ARES (with AI assistance from Claude). Licensed under </w:t>
       </w:r>
-      <w:hyperlink w:history="1" r:id="rIdxyho6z3r-eg-nodfnrp7m">
+      <w:hyperlink w:history="1" r:id="rId9mklwljjpi56iwsuvrvcu">
         <w:r>
           <w:rPr>
             <w:rFonts w:ascii="Arial" w:cs="Arial" w:eastAsia="Arial" w:hAnsi="Arial"/>
@@ -17808,7 +17808,7 @@
         </w:rPr>
         <w:t xml:space="preserve"> (</w:t>
       </w:r>
-      <w:hyperlink w:history="1" r:id="rIdtlrqpu8quk4bdhvfys6sx">
+      <w:hyperlink w:history="1" r:id="rIdhzi75is43eq5z0mp-omz8">
         <w:r>
           <w:rPr>
             <w:rFonts w:ascii="Arial" w:cs="Arial" w:eastAsia="Arial" w:hAnsi="Arial"/>
@@ -18821,7 +18821,7 @@
             <w:pPr>
               <w:spacing w:after="20" w:before="0"/>
             </w:pPr>
-            <w:hyperlink w:history="1" r:id="rIdgeoeanvd8ymzymy9mc_la">
+            <w:hyperlink w:history="1" r:id="rIdatmzuhmuwrnuu404vbbmf">
               <w:r>
                 <w:rPr>
                   <w:rFonts w:ascii="Arial" w:cs="Arial" w:eastAsia="Arial" w:hAnsi="Arial"/>
@@ -18870,7 +18870,7 @@
               <w:spacing w:after="10" w:before="0"/>
               <w:ind w:left="120"/>
             </w:pPr>
-            <w:hyperlink w:history="1" r:id="rIdfjhnnhkzsqx6zpvd85_ug">
+            <w:hyperlink w:history="1" r:id="rIdctje47ewhzl7ajwrmtvo1">
               <w:r>
                 <w:rPr>
                   <w:rFonts w:ascii="Arial" w:cs="Arial" w:eastAsia="Arial" w:hAnsi="Arial"/>
@@ -18915,7 +18915,7 @@
             <w:pPr>
               <w:spacing w:after="20" w:before="0"/>
             </w:pPr>
-            <w:hyperlink w:history="1" r:id="rIdke95gnlvwjlpymi3ub7fh">
+            <w:hyperlink w:history="1" r:id="rIdfl_dj-dq5yprwbs06lji7">
               <w:r>
                 <w:rPr>
                   <w:rFonts w:ascii="Arial" w:cs="Arial" w:eastAsia="Arial" w:hAnsi="Arial"/>
@@ -18948,7 +18948,7 @@
               <w:spacing w:after="10" w:before="0"/>
               <w:ind w:left="120"/>
             </w:pPr>
-            <w:hyperlink w:history="1" r:id="rId0ysdvddyrsrue3yhuua07">
+            <w:hyperlink w:history="1" r:id="rIdc2c0efpsirqlg01yse5w3">
               <w:r>
                 <w:rPr>
                   <w:rFonts w:ascii="Arial" w:cs="Arial" w:eastAsia="Arial" w:hAnsi="Arial"/>
@@ -19143,7 +19143,7 @@
             <w:pPr>
               <w:spacing w:after="20" w:before="0"/>
             </w:pPr>
-            <w:hyperlink w:history="1" r:id="rIdbjfpabgjoalh9m11prqf0">
+            <w:hyperlink w:history="1" r:id="rIdxb53izvhpglyvb74zwrbs">
               <w:r>
                 <w:rPr>
                   <w:rFonts w:ascii="Arial" w:cs="Arial" w:eastAsia="Arial" w:hAnsi="Arial"/>
@@ -19192,7 +19192,7 @@
               <w:spacing w:after="10" w:before="0"/>
               <w:ind w:left="120"/>
             </w:pPr>
-            <w:hyperlink w:history="1" r:id="rIdffvzalha4qlzkajabudln">
+            <w:hyperlink w:history="1" r:id="rIdvse4g3bhyqqo19ntqn7wt">
               <w:r>
                 <w:rPr>
                   <w:rFonts w:ascii="Arial" w:cs="Arial" w:eastAsia="Arial" w:hAnsi="Arial"/>
@@ -19237,7 +19237,7 @@
             <w:pPr>
               <w:spacing w:after="20" w:before="0"/>
             </w:pPr>
-            <w:hyperlink w:history="1" r:id="rIdcqirzwhoh03gdlopnxr6w">
+            <w:hyperlink w:history="1" r:id="rIdwoeqkq7n1yldd37vmbh_z">
               <w:r>
                 <w:rPr>
                   <w:rFonts w:ascii="Arial" w:cs="Arial" w:eastAsia="Arial" w:hAnsi="Arial"/>
@@ -19270,7 +19270,7 @@
               <w:spacing w:after="10" w:before="0"/>
               <w:ind w:left="120"/>
             </w:pPr>
-            <w:hyperlink w:history="1" r:id="rIdx6eimehphjhaeaskyjgt6">
+            <w:hyperlink w:history="1" r:id="rId2n9sexjmzqi-nkcbrvbno">
               <w:r>
                 <w:rPr>
                   <w:rFonts w:ascii="Arial" w:cs="Arial" w:eastAsia="Arial" w:hAnsi="Arial"/>
@@ -19465,7 +19465,7 @@
             <w:pPr>
               <w:spacing w:after="20" w:before="0"/>
             </w:pPr>
-            <w:hyperlink w:history="1" r:id="rIdeubcechl9mhsaj2rj-j6v">
+            <w:hyperlink w:history="1" r:id="rIdyrzgfh_zpsasqqtji0yms">
               <w:r>
                 <w:rPr>
                   <w:rFonts w:ascii="Arial" w:cs="Arial" w:eastAsia="Arial" w:hAnsi="Arial"/>
@@ -19514,7 +19514,7 @@
               <w:spacing w:after="10" w:before="0"/>
               <w:ind w:left="120"/>
             </w:pPr>
-            <w:hyperlink w:history="1" r:id="rIdsc_69aaybt0gimvwfutgr">
+            <w:hyperlink w:history="1" r:id="rIdzshrjx838c9ier7wlio8x">
               <w:r>
                 <w:rPr>
                   <w:rFonts w:ascii="Arial" w:cs="Arial" w:eastAsia="Arial" w:hAnsi="Arial"/>
@@ -19559,7 +19559,7 @@
             <w:pPr>
               <w:spacing w:after="20" w:before="0"/>
             </w:pPr>
-            <w:hyperlink w:history="1" r:id="rIdd21n1rdw_qrzgghdsdsvi">
+            <w:hyperlink w:history="1" r:id="rIdcxjwt0zsoljehf5ykdjqn">
               <w:r>
                 <w:rPr>
                   <w:rFonts w:ascii="Arial" w:cs="Arial" w:eastAsia="Arial" w:hAnsi="Arial"/>
@@ -19592,7 +19592,7 @@
               <w:spacing w:after="10" w:before="0"/>
               <w:ind w:left="120"/>
             </w:pPr>
-            <w:hyperlink w:history="1" r:id="rIdsudt5hkyo7fx3b_yjabvo">
+            <w:hyperlink w:history="1" r:id="rIdpr9_gvvwxu9l7ufy4fn_m">
               <w:r>
                 <w:rPr>
                   <w:rFonts w:ascii="Arial" w:cs="Arial" w:eastAsia="Arial" w:hAnsi="Arial"/>
@@ -19787,7 +19787,7 @@
             <w:pPr>
               <w:spacing w:after="20" w:before="0"/>
             </w:pPr>
-            <w:hyperlink w:history="1" r:id="rIdgfzp51b1unrv8vitfloeq">
+            <w:hyperlink w:history="1" r:id="rId7vzr7z_gx1f9sftrtachg">
               <w:r>
                 <w:rPr>
                   <w:rFonts w:ascii="Arial" w:cs="Arial" w:eastAsia="Arial" w:hAnsi="Arial"/>
@@ -19836,7 +19836,7 @@
               <w:spacing w:after="10" w:before="0"/>
               <w:ind w:left="120"/>
             </w:pPr>
-            <w:hyperlink w:history="1" r:id="rId_yr9q3j563ivtg91tgluf">
+            <w:hyperlink w:history="1" r:id="rIdbw-edrycasfdhpphuqt7u">
               <w:r>
                 <w:rPr>
                   <w:rFonts w:ascii="Arial" w:cs="Arial" w:eastAsia="Arial" w:hAnsi="Arial"/>
@@ -19881,7 +19881,7 @@
             <w:pPr>
               <w:spacing w:after="20" w:before="0"/>
             </w:pPr>
-            <w:hyperlink w:history="1" r:id="rIdes7wxxeeysz7nldxof98s">
+            <w:hyperlink w:history="1" r:id="rIdg5ch9ssjapr-sx61t-evy">
               <w:r>
                 <w:rPr>
                   <w:rFonts w:ascii="Arial" w:cs="Arial" w:eastAsia="Arial" w:hAnsi="Arial"/>
@@ -19914,7 +19914,7 @@
               <w:spacing w:after="10" w:before="0"/>
               <w:ind w:left="120"/>
             </w:pPr>
-            <w:hyperlink w:history="1" r:id="rIdi25_xtxp-8fslp6xbnva1">
+            <w:hyperlink w:history="1" r:id="rIdvcfksywcn5npo3g8wgnhv">
               <w:r>
                 <w:rPr>
                   <w:rFonts w:ascii="Arial" w:cs="Arial" w:eastAsia="Arial" w:hAnsi="Arial"/>
@@ -20109,7 +20109,7 @@
             <w:pPr>
               <w:spacing w:after="20" w:before="0"/>
             </w:pPr>
-            <w:hyperlink w:history="1" r:id="rIdkmkc_fh3puildfqjkwhug">
+            <w:hyperlink w:history="1" r:id="rIdl77fnrtxokffsthvwrb8_">
               <w:r>
                 <w:rPr>
                   <w:rFonts w:ascii="Arial" w:cs="Arial" w:eastAsia="Arial" w:hAnsi="Arial"/>
@@ -20158,7 +20158,7 @@
               <w:spacing w:after="10" w:before="0"/>
               <w:ind w:left="120"/>
             </w:pPr>
-            <w:hyperlink w:history="1" r:id="rId0ngnwlbfv8_gf_k9bmfrj">
+            <w:hyperlink w:history="1" r:id="rIdupvhqot8aj9crqhqbqdw5">
               <w:r>
                 <w:rPr>
                   <w:rFonts w:ascii="Arial" w:cs="Arial" w:eastAsia="Arial" w:hAnsi="Arial"/>
@@ -20203,7 +20203,7 @@
             <w:pPr>
               <w:spacing w:after="20" w:before="0"/>
             </w:pPr>
-            <w:hyperlink w:history="1" r:id="rIdkjhzgxunwiltkp1t80ogh">
+            <w:hyperlink w:history="1" r:id="rIdilbng1ctxd2zi17clkelb">
               <w:r>
                 <w:rPr>
                   <w:rFonts w:ascii="Arial" w:cs="Arial" w:eastAsia="Arial" w:hAnsi="Arial"/>
@@ -20252,7 +20252,7 @@
               <w:spacing w:after="10" w:before="0"/>
               <w:ind w:left="120"/>
             </w:pPr>
-            <w:hyperlink w:history="1" r:id="rId-y4mojktssjjcn0awyayg">
+            <w:hyperlink w:history="1" r:id="rIdmlh8kxmsdri5m2gdhm88o">
               <w:r>
                 <w:rPr>
                   <w:rFonts w:ascii="Arial" w:cs="Arial" w:eastAsia="Arial" w:hAnsi="Arial"/>
@@ -20764,7 +20764,7 @@
         </w:rPr>
         <w:t xml:space="preserve">© 2026 SeaVuria and ARES. Aligned with KICD objectives. Developed by SeaVuria; technical implementation by ARES (with AI assistance from Claude). Licensed under </w:t>
       </w:r>
-      <w:hyperlink w:history="1" r:id="rId4prad1cpymt54qibxo5wy">
+      <w:hyperlink w:history="1" r:id="rIdgg2qqzatkbvuvoyuusqr2">
         <w:r>
           <w:rPr>
             <w:rFonts w:ascii="Arial" w:cs="Arial" w:eastAsia="Arial" w:hAnsi="Arial"/>
@@ -20785,7 +20785,7 @@
         </w:rPr>
         <w:t xml:space="preserve"> (</w:t>
       </w:r>
-      <w:hyperlink w:history="1" r:id="rIdbl9p_upxly9u6c85ptjq4">
+      <w:hyperlink w:history="1" r:id="rId6lpips_2mhx8ja4h5hmem">
         <w:r>
           <w:rPr>
             <w:rFonts w:ascii="Arial" w:cs="Arial" w:eastAsia="Arial" w:hAnsi="Arial"/>
@@ -21798,7 +21798,7 @@
             <w:pPr>
               <w:spacing w:after="20" w:before="0"/>
             </w:pPr>
-            <w:hyperlink w:history="1" r:id="rId__gx3dnnmgkcx0aeumo2x">
+            <w:hyperlink w:history="1" r:id="rId6nhmbdtdnxm5h-iydduyl">
               <w:r>
                 <w:rPr>
                   <w:rFonts w:ascii="Arial" w:cs="Arial" w:eastAsia="Arial" w:hAnsi="Arial"/>
@@ -21831,7 +21831,7 @@
               <w:spacing w:after="10" w:before="0"/>
               <w:ind w:left="120"/>
             </w:pPr>
-            <w:hyperlink w:history="1" r:id="rIdvmiexngczorwo94iegn0n">
+            <w:hyperlink w:history="1" r:id="rId3knc4qzlnhpcdnooltzgt">
               <w:r>
                 <w:rPr>
                   <w:rFonts w:ascii="Arial" w:cs="Arial" w:eastAsia="Arial" w:hAnsi="Arial"/>
@@ -21876,7 +21876,7 @@
             <w:pPr>
               <w:spacing w:after="20" w:before="0"/>
             </w:pPr>
-            <w:hyperlink w:history="1" r:id="rIda5fznjarqoekwxnjswbxm">
+            <w:hyperlink w:history="1" r:id="rIdktxlxru3qhbx1bcog8wqp">
               <w:r>
                 <w:rPr>
                   <w:rFonts w:ascii="Arial" w:cs="Arial" w:eastAsia="Arial" w:hAnsi="Arial"/>
@@ -21909,7 +21909,7 @@
               <w:spacing w:after="10" w:before="0"/>
               <w:ind w:left="120"/>
             </w:pPr>
-            <w:hyperlink w:history="1" r:id="rIdsvsuazas4fdwfctwfqcbh">
+            <w:hyperlink w:history="1" r:id="rIdoq9r7krv8mqcwjsbnkoot">
               <w:r>
                 <w:rPr>
                   <w:rFonts w:ascii="Arial" w:cs="Arial" w:eastAsia="Arial" w:hAnsi="Arial"/>
@@ -22104,7 +22104,7 @@
             <w:pPr>
               <w:spacing w:after="20" w:before="0"/>
             </w:pPr>
-            <w:hyperlink w:history="1" r:id="rIdpeikp2lsckhhzpej3ret6">
+            <w:hyperlink w:history="1" r:id="rId3huefdbazl85az5ejbkie">
               <w:r>
                 <w:rPr>
                   <w:rFonts w:ascii="Arial" w:cs="Arial" w:eastAsia="Arial" w:hAnsi="Arial"/>
@@ -22137,7 +22137,7 @@
               <w:spacing w:after="10" w:before="0"/>
               <w:ind w:left="120"/>
             </w:pPr>
-            <w:hyperlink w:history="1" r:id="rIdntfkhhj6hjx8umklvryy9">
+            <w:hyperlink w:history="1" r:id="rIdwcekby-o0btixfppsy8_i">
               <w:r>
                 <w:rPr>
                   <w:rFonts w:ascii="Arial" w:cs="Arial" w:eastAsia="Arial" w:hAnsi="Arial"/>
@@ -22182,7 +22182,7 @@
             <w:pPr>
               <w:spacing w:after="20" w:before="0"/>
             </w:pPr>
-            <w:hyperlink w:history="1" r:id="rIdjkzs-q56ctch-c7jx_ih-">
+            <w:hyperlink w:history="1" r:id="rIdmmjevcztnsc3pgkzlas1t">
               <w:r>
                 <w:rPr>
                   <w:rFonts w:ascii="Arial" w:cs="Arial" w:eastAsia="Arial" w:hAnsi="Arial"/>
@@ -22215,7 +22215,7 @@
               <w:spacing w:after="10" w:before="0"/>
               <w:ind w:left="120"/>
             </w:pPr>
-            <w:hyperlink w:history="1" r:id="rIdctxfuiwsps7jqxdvjepon">
+            <w:hyperlink w:history="1" r:id="rIdq5xaukxgcyxzv9pyg3mig">
               <w:r>
                 <w:rPr>
                   <w:rFonts w:ascii="Arial" w:cs="Arial" w:eastAsia="Arial" w:hAnsi="Arial"/>
@@ -22410,7 +22410,7 @@
             <w:pPr>
               <w:spacing w:after="20" w:before="0"/>
             </w:pPr>
-            <w:hyperlink w:history="1" r:id="rIdhufrt5uzly5mdxnsouww1">
+            <w:hyperlink w:history="1" r:id="rIdzfioscjl8gwtzvgc_zroq">
               <w:r>
                 <w:rPr>
                   <w:rFonts w:ascii="Arial" w:cs="Arial" w:eastAsia="Arial" w:hAnsi="Arial"/>
@@ -22443,7 +22443,7 @@
               <w:spacing w:after="10" w:before="0"/>
               <w:ind w:left="120"/>
             </w:pPr>
-            <w:hyperlink w:history="1" r:id="rIdz6v0wlwmrlodkqq1ecocn">
+            <w:hyperlink w:history="1" r:id="rIdtwpgcejkwab2isibg0wws">
               <w:r>
                 <w:rPr>
                   <w:rFonts w:ascii="Arial" w:cs="Arial" w:eastAsia="Arial" w:hAnsi="Arial"/>
@@ -22488,7 +22488,7 @@
             <w:pPr>
               <w:spacing w:after="20" w:before="0"/>
             </w:pPr>
-            <w:hyperlink w:history="1" r:id="rIdrexnhdeteeolrjc7sp3vx">
+            <w:hyperlink w:history="1" r:id="rIdbxrocyvksn944i3_xm5we">
               <w:r>
                 <w:rPr>
                   <w:rFonts w:ascii="Arial" w:cs="Arial" w:eastAsia="Arial" w:hAnsi="Arial"/>
@@ -22521,7 +22521,7 @@
               <w:spacing w:after="10" w:before="0"/>
               <w:ind w:left="120"/>
             </w:pPr>
-            <w:hyperlink w:history="1" r:id="rIdlgri-_yymvibnfbwm5dgf">
+            <w:hyperlink w:history="1" r:id="rIdgwdryj_ftl5ywwywvo1w_">
               <w:r>
                 <w:rPr>
                   <w:rFonts w:ascii="Arial" w:cs="Arial" w:eastAsia="Arial" w:hAnsi="Arial"/>
@@ -22716,7 +22716,7 @@
             <w:pPr>
               <w:spacing w:after="20" w:before="0"/>
             </w:pPr>
-            <w:hyperlink w:history="1" r:id="rIdg0l9_hjz2anewag-arxf6">
+            <w:hyperlink w:history="1" r:id="rIdzuoywu3z5lmaifjqomyqm">
               <w:r>
                 <w:rPr>
                   <w:rFonts w:ascii="Arial" w:cs="Arial" w:eastAsia="Arial" w:hAnsi="Arial"/>
@@ -22749,7 +22749,7 @@
               <w:spacing w:after="10" w:before="0"/>
               <w:ind w:left="120"/>
             </w:pPr>
-            <w:hyperlink w:history="1" r:id="rIdizh5neapaah5fli9kqpdz">
+            <w:hyperlink w:history="1" r:id="rIdmdouo8kjbreurl33zkg9x">
               <w:r>
                 <w:rPr>
                   <w:rFonts w:ascii="Arial" w:cs="Arial" w:eastAsia="Arial" w:hAnsi="Arial"/>
@@ -22794,7 +22794,7 @@
             <w:pPr>
               <w:spacing w:after="20" w:before="0"/>
             </w:pPr>
-            <w:hyperlink w:history="1" r:id="rId_nybovz_klpwyggpiqmr6">
+            <w:hyperlink w:history="1" r:id="rId7uyp9oadfknfl0waxseq_">
               <w:r>
                 <w:rPr>
                   <w:rFonts w:ascii="Arial" w:cs="Arial" w:eastAsia="Arial" w:hAnsi="Arial"/>
@@ -22827,7 +22827,7 @@
               <w:spacing w:after="10" w:before="0"/>
               <w:ind w:left="120"/>
             </w:pPr>
-            <w:hyperlink w:history="1" r:id="rIdc1xe0qgnxynuotjpro3is">
+            <w:hyperlink w:history="1" r:id="rIdfhcouob-xy4dcjbyosucr">
               <w:r>
                 <w:rPr>
                   <w:rFonts w:ascii="Arial" w:cs="Arial" w:eastAsia="Arial" w:hAnsi="Arial"/>
@@ -23022,7 +23022,7 @@
             <w:pPr>
               <w:spacing w:after="20" w:before="0"/>
             </w:pPr>
-            <w:hyperlink w:history="1" r:id="rIdmbbi0ubmovwctql0ebfzx">
+            <w:hyperlink w:history="1" r:id="rIdztz-ci3cf8x84rx5zothh">
               <w:r>
                 <w:rPr>
                   <w:rFonts w:ascii="Arial" w:cs="Arial" w:eastAsia="Arial" w:hAnsi="Arial"/>
@@ -23055,7 +23055,7 @@
               <w:spacing w:after="10" w:before="0"/>
               <w:ind w:left="120"/>
             </w:pPr>
-            <w:hyperlink w:history="1" r:id="rIdoyhr1ysbxlcnubd7m_hxi">
+            <w:hyperlink w:history="1" r:id="rIdmi0cyl_hxss9lqxft5rsy">
               <w:r>
                 <w:rPr>
                   <w:rFonts w:ascii="Arial" w:cs="Arial" w:eastAsia="Arial" w:hAnsi="Arial"/>
@@ -23100,7 +23100,7 @@
             <w:pPr>
               <w:spacing w:after="20" w:before="0"/>
             </w:pPr>
-            <w:hyperlink w:history="1" r:id="rIdyjzwvbg91_tg3potbjdsp">
+            <w:hyperlink w:history="1" r:id="rIdx27tczwzbyajaz54667wq">
               <w:r>
                 <w:rPr>
                   <w:rFonts w:ascii="Arial" w:cs="Arial" w:eastAsia="Arial" w:hAnsi="Arial"/>
@@ -23149,7 +23149,7 @@
               <w:spacing w:after="10" w:before="0"/>
               <w:ind w:left="120"/>
             </w:pPr>
-            <w:hyperlink w:history="1" r:id="rIdfelb0rcjjdm0ymvnuxyhv">
+            <w:hyperlink w:history="1" r:id="rIdlus2gu8ax1zr8hss3ptx4">
               <w:r>
                 <w:rPr>
                   <w:rFonts w:ascii="Arial" w:cs="Arial" w:eastAsia="Arial" w:hAnsi="Arial"/>
@@ -23661,7 +23661,7 @@
         </w:rPr>
         <w:t xml:space="preserve">© 2026 SeaVuria and ARES. Aligned with KICD objectives. Developed by SeaVuria; technical implementation by ARES (with AI assistance from Claude). Licensed under </w:t>
       </w:r>
-      <w:hyperlink w:history="1" r:id="rIdafwgbveymn0vazqmokftp">
+      <w:hyperlink w:history="1" r:id="rIdg16anngviice7rc6f7dcf">
         <w:r>
           <w:rPr>
             <w:rFonts w:ascii="Arial" w:cs="Arial" w:eastAsia="Arial" w:hAnsi="Arial"/>
@@ -23682,7 +23682,7 @@
         </w:rPr>
         <w:t xml:space="preserve"> (</w:t>
       </w:r>
-      <w:hyperlink w:history="1" r:id="rIdnc8p0bm2m-0y5sodsibm5">
+      <w:hyperlink w:history="1" r:id="rIdq1ohxks4a718smyji8hpw">
         <w:r>
           <w:rPr>
             <w:rFonts w:ascii="Arial" w:cs="Arial" w:eastAsia="Arial" w:hAnsi="Arial"/>
@@ -24695,7 +24695,7 @@
             <w:pPr>
               <w:spacing w:after="20" w:before="0"/>
             </w:pPr>
-            <w:hyperlink w:history="1" r:id="rIdi3giigfhzfcdop5urpvyv">
+            <w:hyperlink w:history="1" r:id="rIdhsd5r8s6ln2y06nheyuvk">
               <w:r>
                 <w:rPr>
                   <w:rFonts w:ascii="Arial" w:cs="Arial" w:eastAsia="Arial" w:hAnsi="Arial"/>
@@ -24728,7 +24728,7 @@
               <w:spacing w:after="10" w:before="0"/>
               <w:ind w:left="120"/>
             </w:pPr>
-            <w:hyperlink w:history="1" r:id="rIdnbclm5n9eftly_63-xfnd">
+            <w:hyperlink w:history="1" r:id="rIdooah5ptqfpzcmpzbfl9qf">
               <w:r>
                 <w:rPr>
                   <w:rFonts w:ascii="Arial" w:cs="Arial" w:eastAsia="Arial" w:hAnsi="Arial"/>
@@ -24773,7 +24773,7 @@
             <w:pPr>
               <w:spacing w:after="20" w:before="0"/>
             </w:pPr>
-            <w:hyperlink w:history="1" r:id="rIdel5t3az10e5owifcxoahz">
+            <w:hyperlink w:history="1" r:id="rIdkut0ljnymyyxj2pvtekzk">
               <w:r>
                 <w:rPr>
                   <w:rFonts w:ascii="Arial" w:cs="Arial" w:eastAsia="Arial" w:hAnsi="Arial"/>
@@ -24806,7 +24806,7 @@
               <w:spacing w:after="10" w:before="0"/>
               <w:ind w:left="120"/>
             </w:pPr>
-            <w:hyperlink w:history="1" r:id="rIdikfqi7tnywobh9-g4jdqa">
+            <w:hyperlink w:history="1" r:id="rIdyky1uggci1ra_iqibdqr_">
               <w:r>
                 <w:rPr>
                   <w:rFonts w:ascii="Arial" w:cs="Arial" w:eastAsia="Arial" w:hAnsi="Arial"/>
@@ -25001,7 +25001,7 @@
             <w:pPr>
               <w:spacing w:after="20" w:before="0"/>
             </w:pPr>
-            <w:hyperlink w:history="1" r:id="rIdicrtad65jdb0fjkav2_cl">
+            <w:hyperlink w:history="1" r:id="rIdw1dfwr_p93jzxywaaaf9-">
               <w:r>
                 <w:rPr>
                   <w:rFonts w:ascii="Arial" w:cs="Arial" w:eastAsia="Arial" w:hAnsi="Arial"/>
@@ -25034,7 +25034,7 @@
               <w:spacing w:after="10" w:before="0"/>
               <w:ind w:left="120"/>
             </w:pPr>
-            <w:hyperlink w:history="1" r:id="rIdt0lgrgykohew7ecb0y98u">
+            <w:hyperlink w:history="1" r:id="rIdw_09ci2v1gsckfw4brtrn">
               <w:r>
                 <w:rPr>
                   <w:rFonts w:ascii="Arial" w:cs="Arial" w:eastAsia="Arial" w:hAnsi="Arial"/>
@@ -25079,7 +25079,7 @@
             <w:pPr>
               <w:spacing w:after="20" w:before="0"/>
             </w:pPr>
-            <w:hyperlink w:history="1" r:id="rIdrxc4aip2csoigxa4qylvr">
+            <w:hyperlink w:history="1" r:id="rIduahzu_ph79hkm8o6sva22">
               <w:r>
                 <w:rPr>
                   <w:rFonts w:ascii="Arial" w:cs="Arial" w:eastAsia="Arial" w:hAnsi="Arial"/>
@@ -25112,7 +25112,7 @@
               <w:spacing w:after="10" w:before="0"/>
               <w:ind w:left="120"/>
             </w:pPr>
-            <w:hyperlink w:history="1" r:id="rIdl5ma1ezq-bj7hhy2e14t0">
+            <w:hyperlink w:history="1" r:id="rId-kvazy_4ynrpoyxuzx9mq">
               <w:r>
                 <w:rPr>
                   <w:rFonts w:ascii="Arial" w:cs="Arial" w:eastAsia="Arial" w:hAnsi="Arial"/>
@@ -25535,7 +25535,7 @@
             <w:pPr>
               <w:spacing w:after="20" w:before="0"/>
             </w:pPr>
-            <w:hyperlink w:history="1" r:id="rIdrma4sacz6g-mlbjj6uuj6">
+            <w:hyperlink w:history="1" r:id="rIdjwedqtwrikc-qwrgae2re">
               <w:r>
                 <w:rPr>
                   <w:rFonts w:ascii="Arial" w:cs="Arial" w:eastAsia="Arial" w:hAnsi="Arial"/>
@@ -25568,7 +25568,7 @@
               <w:spacing w:after="10" w:before="0"/>
               <w:ind w:left="120"/>
             </w:pPr>
-            <w:hyperlink w:history="1" r:id="rIdrr-ns-4fxuaxudqd0qr0u">
+            <w:hyperlink w:history="1" r:id="rId1jmms-cw9hx4qhacki2og">
               <w:r>
                 <w:rPr>
                   <w:rFonts w:ascii="Arial" w:cs="Arial" w:eastAsia="Arial" w:hAnsi="Arial"/>
@@ -25613,7 +25613,7 @@
             <w:pPr>
               <w:spacing w:after="20" w:before="0"/>
             </w:pPr>
-            <w:hyperlink w:history="1" r:id="rIdnscb2iih547bxtsou9ags">
+            <w:hyperlink w:history="1" r:id="rId6ba5tchety1pjqe_nt7az">
               <w:r>
                 <w:rPr>
                   <w:rFonts w:ascii="Arial" w:cs="Arial" w:eastAsia="Arial" w:hAnsi="Arial"/>
@@ -25646,7 +25646,7 @@
               <w:spacing w:after="10" w:before="0"/>
               <w:ind w:left="120"/>
             </w:pPr>
-            <w:hyperlink w:history="1" r:id="rId3lvup1rsmhbfjqjpbursu">
+            <w:hyperlink w:history="1" r:id="rIdj6qvailkmzhl_1quht5uc">
               <w:r>
                 <w:rPr>
                   <w:rFonts w:ascii="Arial" w:cs="Arial" w:eastAsia="Arial" w:hAnsi="Arial"/>
@@ -25841,7 +25841,7 @@
             <w:pPr>
               <w:spacing w:after="20" w:before="0"/>
             </w:pPr>
-            <w:hyperlink w:history="1" r:id="rIdkrpmfiwyh_k8lhb8vcoms">
+            <w:hyperlink w:history="1" r:id="rIdxdumsg84pwwib5bflcmab">
               <w:r>
                 <w:rPr>
                   <w:rFonts w:ascii="Arial" w:cs="Arial" w:eastAsia="Arial" w:hAnsi="Arial"/>
@@ -25874,7 +25874,7 @@
               <w:spacing w:after="10" w:before="0"/>
               <w:ind w:left="120"/>
             </w:pPr>
-            <w:hyperlink w:history="1" r:id="rIdzeu7-7vlfdjhzgsigmtw7">
+            <w:hyperlink w:history="1" r:id="rIdm_urpsxxzxka1euhnj6oa">
               <w:r>
                 <w:rPr>
                   <w:rFonts w:ascii="Arial" w:cs="Arial" w:eastAsia="Arial" w:hAnsi="Arial"/>
@@ -25919,7 +25919,7 @@
             <w:pPr>
               <w:spacing w:after="20" w:before="0"/>
             </w:pPr>
-            <w:hyperlink w:history="1" r:id="rIdhtdbrh_vtrfej2d7kkc_d">
+            <w:hyperlink w:history="1" r:id="rId6aurdh-dafvmpgwpnvy7o">
               <w:r>
                 <w:rPr>
                   <w:rFonts w:ascii="Arial" w:cs="Arial" w:eastAsia="Arial" w:hAnsi="Arial"/>
@@ -25952,7 +25952,7 @@
               <w:spacing w:after="10" w:before="0"/>
               <w:ind w:left="120"/>
             </w:pPr>
-            <w:hyperlink w:history="1" r:id="rIdeawbs7expp7pudvaera2m">
+            <w:hyperlink w:history="1" r:id="rIddwtyurwsggrvs2aykykqx">
               <w:r>
                 <w:rPr>
                   <w:rFonts w:ascii="Arial" w:cs="Arial" w:eastAsia="Arial" w:hAnsi="Arial"/>
@@ -26147,7 +26147,7 @@
             <w:pPr>
               <w:spacing w:after="20" w:before="0"/>
             </w:pPr>
-            <w:hyperlink w:history="1" r:id="rIdcacekwjgn6tadgxswnogh">
+            <w:hyperlink w:history="1" r:id="rIdazzkcdf2yc64sil7nttsu">
               <w:r>
                 <w:rPr>
                   <w:rFonts w:ascii="Arial" w:cs="Arial" w:eastAsia="Arial" w:hAnsi="Arial"/>
@@ -26180,7 +26180,7 @@
               <w:spacing w:after="10" w:before="0"/>
               <w:ind w:left="120"/>
             </w:pPr>
-            <w:hyperlink w:history="1" r:id="rIdffzrclidg3qrkjt9hzhco">
+            <w:hyperlink w:history="1" r:id="rIdgnhszuyaoiehdihqs4gx2">
               <w:r>
                 <w:rPr>
                   <w:rFonts w:ascii="Arial" w:cs="Arial" w:eastAsia="Arial" w:hAnsi="Arial"/>
@@ -26225,7 +26225,7 @@
             <w:pPr>
               <w:spacing w:after="20" w:before="0"/>
             </w:pPr>
-            <w:hyperlink w:history="1" r:id="rIdeqpzpzl4yidpikylo6hp-">
+            <w:hyperlink w:history="1" r:id="rIdjoyl7towphu8o_cb8rzrh">
               <w:r>
                 <w:rPr>
                   <w:rFonts w:ascii="Arial" w:cs="Arial" w:eastAsia="Arial" w:hAnsi="Arial"/>
@@ -26258,7 +26258,7 @@
               <w:spacing w:after="10" w:before="0"/>
               <w:ind w:left="120"/>
             </w:pPr>
-            <w:hyperlink w:history="1" r:id="rId8fcvad29lsurr9trw7eli">
+            <w:hyperlink w:history="1" r:id="rIdywlpk4dtvyjh4rfznp5xv">
               <w:r>
                 <w:rPr>
                   <w:rFonts w:ascii="Arial" w:cs="Arial" w:eastAsia="Arial" w:hAnsi="Arial"/>
@@ -26998,7 +26998,7 @@
         </w:rPr>
         <w:t xml:space="preserve">© 2026 SeaVuria and ARES. Aligned with KICD objectives. Developed by SeaVuria; technical implementation by ARES (with AI assistance from Claude). Licensed under </w:t>
       </w:r>
-      <w:hyperlink w:history="1" r:id="rIdh5eqbeltahyit86ddxhk-">
+      <w:hyperlink w:history="1" r:id="rIdpzgrjy0lg9gspezuza4kn">
         <w:r>
           <w:rPr>
             <w:rFonts w:ascii="Arial" w:cs="Arial" w:eastAsia="Arial" w:hAnsi="Arial"/>
@@ -27019,7 +27019,7 @@
         </w:rPr>
         <w:t xml:space="preserve"> (</w:t>
       </w:r>
-      <w:hyperlink w:history="1" r:id="rIdalckhidtpmv6qktvd4cqk">
+      <w:hyperlink w:history="1" r:id="rIdrz_tksfy2sxx0dovlp0un">
         <w:r>
           <w:rPr>
             <w:rFonts w:ascii="Arial" w:cs="Arial" w:eastAsia="Arial" w:hAnsi="Arial"/>

--- a/data/outputs/v2/Maths/SS1.2_Indices/Mathematics_Indices_CBE_LessonSequence.docx
+++ b/data/outputs/v2/Maths/SS1.2_Indices/Mathematics_Indices_CBE_LessonSequence.docx
@@ -2184,7 +2184,7 @@
         </w:rPr>
         <w:t xml:space="preserve">© 2026 SeaVuria and ARES. This work is licensed under a </w:t>
       </w:r>
-      <w:hyperlink w:history="1" r:id="rIdksepd4naikbi172wdnyfl">
+      <w:hyperlink w:history="1" r:id="rId5cj80g4tdy401e5ew9kst">
         <w:r>
           <w:rPr>
             <w:rFonts w:ascii="Arial" w:cs="Arial" w:eastAsia="Arial" w:hAnsi="Arial"/>
@@ -2204,7 +2204,7 @@
         </w:rPr>
         <w:t xml:space="preserve"> (</w:t>
       </w:r>
-      <w:hyperlink w:history="1" r:id="rIdc2ywfgek2v6phmcz6qinj">
+      <w:hyperlink w:history="1" r:id="rIdia42ae9ovt3ovq7mqt3zx">
         <w:r>
           <w:rPr>
             <w:rFonts w:ascii="Arial" w:cs="Arial" w:eastAsia="Arial" w:hAnsi="Arial"/>
@@ -2224,7 +2224,7 @@
         </w:rPr>
         <w:t xml:space="preserve">). To view a copy of this license, visit </w:t>
       </w:r>
-      <w:hyperlink w:history="1" r:id="rIdzfzilo4ble3sxyntef0ou">
+      <w:hyperlink w:history="1" r:id="rIdnvmclvc_rl6aiuupcfo50">
         <w:r>
           <w:rPr>
             <w:rFonts w:ascii="Arial" w:cs="Arial" w:eastAsia="Arial" w:hAnsi="Arial"/>
@@ -3236,7 +3236,7 @@
             <w:pPr>
               <w:spacing w:after="20" w:before="0"/>
             </w:pPr>
-            <w:hyperlink w:history="1" r:id="rIdpexh9ihb5fmhxgogp1owg">
+            <w:hyperlink w:history="1" r:id="rIdnvmo2rsostxhjt4g0gjs_">
               <w:r>
                 <w:rPr>
                   <w:rFonts w:ascii="Arial" w:cs="Arial" w:eastAsia="Arial" w:hAnsi="Arial"/>
@@ -3269,7 +3269,7 @@
               <w:spacing w:after="10" w:before="0"/>
               <w:ind w:left="120"/>
             </w:pPr>
-            <w:hyperlink w:history="1" r:id="rIdjkrurz8bhfjtknqw3xgtz">
+            <w:hyperlink w:history="1" r:id="rIdaj9v1knpna3qauexbmdwe">
               <w:r>
                 <w:rPr>
                   <w:rFonts w:ascii="Arial" w:cs="Arial" w:eastAsia="Arial" w:hAnsi="Arial"/>
@@ -3314,7 +3314,7 @@
             <w:pPr>
               <w:spacing w:after="20" w:before="0"/>
             </w:pPr>
-            <w:hyperlink w:history="1" r:id="rId2n-2slvxdz0ab1r_uotwy">
+            <w:hyperlink w:history="1" r:id="rId8chc7dc5d7jrzihxktenw">
               <w:r>
                 <w:rPr>
                   <w:rFonts w:ascii="Arial" w:cs="Arial" w:eastAsia="Arial" w:hAnsi="Arial"/>
@@ -3347,7 +3347,7 @@
               <w:spacing w:after="10" w:before="0"/>
               <w:ind w:left="120"/>
             </w:pPr>
-            <w:hyperlink w:history="1" r:id="rIds-dy8783yojs3pf6ppkfe">
+            <w:hyperlink w:history="1" r:id="rIdwa49kbolxur4pp9db6z0c">
               <w:r>
                 <w:rPr>
                   <w:rFonts w:ascii="Arial" w:cs="Arial" w:eastAsia="Arial" w:hAnsi="Arial"/>
@@ -3542,7 +3542,7 @@
             <w:pPr>
               <w:spacing w:after="20" w:before="0"/>
             </w:pPr>
-            <w:hyperlink w:history="1" r:id="rIdruvoxqhsmdlkkebh3qvli">
+            <w:hyperlink w:history="1" r:id="rIdjegnqswsplqgkuewcv-sa">
               <w:r>
                 <w:rPr>
                   <w:rFonts w:ascii="Arial" w:cs="Arial" w:eastAsia="Arial" w:hAnsi="Arial"/>
@@ -3575,7 +3575,7 @@
               <w:spacing w:after="10" w:before="0"/>
               <w:ind w:left="120"/>
             </w:pPr>
-            <w:hyperlink w:history="1" r:id="rId-_rjpibqtavvkc9xpv6lu">
+            <w:hyperlink w:history="1" r:id="rIdx4xlkkblbyy2qjmkntbfp">
               <w:r>
                 <w:rPr>
                   <w:rFonts w:ascii="Arial" w:cs="Arial" w:eastAsia="Arial" w:hAnsi="Arial"/>
@@ -3620,7 +3620,7 @@
             <w:pPr>
               <w:spacing w:after="20" w:before="0"/>
             </w:pPr>
-            <w:hyperlink w:history="1" r:id="rIdeul7acsfqxeme5r1uehgl">
+            <w:hyperlink w:history="1" r:id="rIdjkjdif-3y282ycji788ha">
               <w:r>
                 <w:rPr>
                   <w:rFonts w:ascii="Arial" w:cs="Arial" w:eastAsia="Arial" w:hAnsi="Arial"/>
@@ -3653,7 +3653,7 @@
               <w:spacing w:after="10" w:before="0"/>
               <w:ind w:left="120"/>
             </w:pPr>
-            <w:hyperlink w:history="1" r:id="rIdfgwtwvha8g3n3y-wvvufg">
+            <w:hyperlink w:history="1" r:id="rIdodmcdgcbkidbovi0glzux">
               <w:r>
                 <w:rPr>
                   <w:rFonts w:ascii="Arial" w:cs="Arial" w:eastAsia="Arial" w:hAnsi="Arial"/>
@@ -3848,7 +3848,7 @@
             <w:pPr>
               <w:spacing w:after="20" w:before="0"/>
             </w:pPr>
-            <w:hyperlink w:history="1" r:id="rIdlkyxhvgtlgg3w9axlscmm">
+            <w:hyperlink w:history="1" r:id="rIdn714gf_fqc9jygkpikbwr">
               <w:r>
                 <w:rPr>
                   <w:rFonts w:ascii="Arial" w:cs="Arial" w:eastAsia="Arial" w:hAnsi="Arial"/>
@@ -3897,7 +3897,7 @@
               <w:spacing w:after="10" w:before="0"/>
               <w:ind w:left="120"/>
             </w:pPr>
-            <w:hyperlink w:history="1" r:id="rIdk49kkv-ip7davyoonjetl">
+            <w:hyperlink w:history="1" r:id="rId1dtm_tizyb95ycls9tjuu">
               <w:r>
                 <w:rPr>
                   <w:rFonts w:ascii="Arial" w:cs="Arial" w:eastAsia="Arial" w:hAnsi="Arial"/>
@@ -3942,7 +3942,7 @@
             <w:pPr>
               <w:spacing w:after="20" w:before="0"/>
             </w:pPr>
-            <w:hyperlink w:history="1" r:id="rId6eiobheocfgpylq4fkyvc">
+            <w:hyperlink w:history="1" r:id="rIdxdjx4ximgt3zobz-emrdj">
               <w:r>
                 <w:rPr>
                   <w:rFonts w:ascii="Arial" w:cs="Arial" w:eastAsia="Arial" w:hAnsi="Arial"/>
@@ -3991,7 +3991,7 @@
               <w:spacing w:after="10" w:before="0"/>
               <w:ind w:left="120"/>
             </w:pPr>
-            <w:hyperlink w:history="1" r:id="rIds0s8pegqst5hr3zixadhf">
+            <w:hyperlink w:history="1" r:id="rIdk5rb48ittdvzgf7ai3fgp">
               <w:r>
                 <w:rPr>
                   <w:rFonts w:ascii="Arial" w:cs="Arial" w:eastAsia="Arial" w:hAnsi="Arial"/>
@@ -4186,7 +4186,7 @@
             <w:pPr>
               <w:spacing w:after="20" w:before="0"/>
             </w:pPr>
-            <w:hyperlink w:history="1" r:id="rId41zzmiletyjwxkvgxjlfl">
+            <w:hyperlink w:history="1" r:id="rIdvntdzl4sdxdcjaoeayjfo">
               <w:r>
                 <w:rPr>
                   <w:rFonts w:ascii="Arial" w:cs="Arial" w:eastAsia="Arial" w:hAnsi="Arial"/>
@@ -4235,7 +4235,7 @@
               <w:spacing w:after="10" w:before="0"/>
               <w:ind w:left="120"/>
             </w:pPr>
-            <w:hyperlink w:history="1" r:id="rId2pk1azn-og2z9rjycj_fr">
+            <w:hyperlink w:history="1" r:id="rId0ikwdcp_am4govbhs2vgo">
               <w:r>
                 <w:rPr>
                   <w:rFonts w:ascii="Arial" w:cs="Arial" w:eastAsia="Arial" w:hAnsi="Arial"/>
@@ -4280,7 +4280,7 @@
             <w:pPr>
               <w:spacing w:after="20" w:before="0"/>
             </w:pPr>
-            <w:hyperlink w:history="1" r:id="rId9gtugyzmybhswjkgro4fx">
+            <w:hyperlink w:history="1" r:id="rIddo6dfxwawgyny-1f0kuup">
               <w:r>
                 <w:rPr>
                   <w:rFonts w:ascii="Arial" w:cs="Arial" w:eastAsia="Arial" w:hAnsi="Arial"/>
@@ -4329,7 +4329,7 @@
               <w:spacing w:after="10" w:before="0"/>
               <w:ind w:left="120"/>
             </w:pPr>
-            <w:hyperlink w:history="1" r:id="rIdkfi1jbe1swjs6qukciuio">
+            <w:hyperlink w:history="1" r:id="rIdbic5d3u71le2yqf8ckl4q">
               <w:r>
                 <w:rPr>
                   <w:rFonts w:ascii="Arial" w:cs="Arial" w:eastAsia="Arial" w:hAnsi="Arial"/>
@@ -4524,7 +4524,7 @@
             <w:pPr>
               <w:spacing w:after="20" w:before="0"/>
             </w:pPr>
-            <w:hyperlink w:history="1" r:id="rIdixzeymizfcmcshtubujfe">
+            <w:hyperlink w:history="1" r:id="rIdenczqbtavpp4dqlqmrkxl">
               <w:r>
                 <w:rPr>
                   <w:rFonts w:ascii="Arial" w:cs="Arial" w:eastAsia="Arial" w:hAnsi="Arial"/>
@@ -4573,7 +4573,7 @@
               <w:spacing w:after="10" w:before="0"/>
               <w:ind w:left="120"/>
             </w:pPr>
-            <w:hyperlink w:history="1" r:id="rIdovpe1lvu0ep2dk3t63yqw">
+            <w:hyperlink w:history="1" r:id="rId2gh3lkohebm3nk0e8mqyd">
               <w:r>
                 <w:rPr>
                   <w:rFonts w:ascii="Arial" w:cs="Arial" w:eastAsia="Arial" w:hAnsi="Arial"/>
@@ -4618,7 +4618,7 @@
             <w:pPr>
               <w:spacing w:after="20" w:before="0"/>
             </w:pPr>
-            <w:hyperlink w:history="1" r:id="rIdm4nu66aakqkmor1pr8t4g">
+            <w:hyperlink w:history="1" r:id="rIdll1yavrqonbkj5xs1kckc">
               <w:r>
                 <w:rPr>
                   <w:rFonts w:ascii="Arial" w:cs="Arial" w:eastAsia="Arial" w:hAnsi="Arial"/>
@@ -4667,7 +4667,7 @@
               <w:spacing w:after="10" w:before="0"/>
               <w:ind w:left="120"/>
             </w:pPr>
-            <w:hyperlink w:history="1" r:id="rIdavhkjai6dpkjri6vjur-k">
+            <w:hyperlink w:history="1" r:id="rIdmripymdiatbvcd_sfjqs4">
               <w:r>
                 <w:rPr>
                   <w:rFonts w:ascii="Arial" w:cs="Arial" w:eastAsia="Arial" w:hAnsi="Arial"/>
@@ -5179,7 +5179,7 @@
         </w:rPr>
         <w:t xml:space="preserve">© 2026 SeaVuria and ARES. Aligned with KICD objectives. Developed by SeaVuria; technical implementation by ARES (with AI assistance from Claude). Licensed under </w:t>
       </w:r>
-      <w:hyperlink w:history="1" r:id="rIdd4qbpmqlt7h7ws4yqhyto">
+      <w:hyperlink w:history="1" r:id="rIdqgntvh5-tcb0h6qmrnojc">
         <w:r>
           <w:rPr>
             <w:rFonts w:ascii="Arial" w:cs="Arial" w:eastAsia="Arial" w:hAnsi="Arial"/>
@@ -5200,7 +5200,7 @@
         </w:rPr>
         <w:t xml:space="preserve"> (</w:t>
       </w:r>
-      <w:hyperlink w:history="1" r:id="rIdtwxosjduh8tl_2_fcpydv">
+      <w:hyperlink w:history="1" r:id="rIdbjhrybj_syxbnpadapgnn">
         <w:r>
           <w:rPr>
             <w:rFonts w:ascii="Arial" w:cs="Arial" w:eastAsia="Arial" w:hAnsi="Arial"/>
@@ -6213,7 +6213,7 @@
             <w:pPr>
               <w:spacing w:after="20" w:before="0"/>
             </w:pPr>
-            <w:hyperlink w:history="1" r:id="rIdgur6u1xyq7yejv5a9nfqx">
+            <w:hyperlink w:history="1" r:id="rIdyecyndim3nywgugttam7e">
               <w:r>
                 <w:rPr>
                   <w:rFonts w:ascii="Arial" w:cs="Arial" w:eastAsia="Arial" w:hAnsi="Arial"/>
@@ -6246,7 +6246,7 @@
               <w:spacing w:after="10" w:before="0"/>
               <w:ind w:left="120"/>
             </w:pPr>
-            <w:hyperlink w:history="1" r:id="rIdlxsrb6gz9gaejnloor_fq">
+            <w:hyperlink w:history="1" r:id="rId6qw_swy2aeo8wc9p4ad8m">
               <w:r>
                 <w:rPr>
                   <w:rFonts w:ascii="Arial" w:cs="Arial" w:eastAsia="Arial" w:hAnsi="Arial"/>
@@ -6291,7 +6291,7 @@
             <w:pPr>
               <w:spacing w:after="20" w:before="0"/>
             </w:pPr>
-            <w:hyperlink w:history="1" r:id="rIdhpatgata2higk3zlhabvt">
+            <w:hyperlink w:history="1" r:id="rIdxmkqqentjpiqmxibek8ol">
               <w:r>
                 <w:rPr>
                   <w:rFonts w:ascii="Arial" w:cs="Arial" w:eastAsia="Arial" w:hAnsi="Arial"/>
@@ -6324,7 +6324,7 @@
               <w:spacing w:after="10" w:before="0"/>
               <w:ind w:left="120"/>
             </w:pPr>
-            <w:hyperlink w:history="1" r:id="rIdbkdi4tiflcr19iqcpcqdz">
+            <w:hyperlink w:history="1" r:id="rIdl5gho357q8cczg2jeaxvj">
               <w:r>
                 <w:rPr>
                   <w:rFonts w:ascii="Arial" w:cs="Arial" w:eastAsia="Arial" w:hAnsi="Arial"/>
@@ -6519,7 +6519,7 @@
             <w:pPr>
               <w:spacing w:after="20" w:before="0"/>
             </w:pPr>
-            <w:hyperlink w:history="1" r:id="rIdyacaxmbqeh5grhhr5thic">
+            <w:hyperlink w:history="1" r:id="rIdosav6_ejcyuhyucvmredl">
               <w:r>
                 <w:rPr>
                   <w:rFonts w:ascii="Arial" w:cs="Arial" w:eastAsia="Arial" w:hAnsi="Arial"/>
@@ -6552,7 +6552,7 @@
               <w:spacing w:after="10" w:before="0"/>
               <w:ind w:left="120"/>
             </w:pPr>
-            <w:hyperlink w:history="1" r:id="rId_kg4b6n1shqkjt8b_uoyb">
+            <w:hyperlink w:history="1" r:id="rIdozwkflsamzkjgtbejyin1">
               <w:r>
                 <w:rPr>
                   <w:rFonts w:ascii="Arial" w:cs="Arial" w:eastAsia="Arial" w:hAnsi="Arial"/>
@@ -6597,7 +6597,7 @@
             <w:pPr>
               <w:spacing w:after="20" w:before="0"/>
             </w:pPr>
-            <w:hyperlink w:history="1" r:id="rId7m2izta5pc2revwjmrabs">
+            <w:hyperlink w:history="1" r:id="rIdwziuncssormnxxnoyjzvr">
               <w:r>
                 <w:rPr>
                   <w:rFonts w:ascii="Arial" w:cs="Arial" w:eastAsia="Arial" w:hAnsi="Arial"/>
@@ -6630,7 +6630,7 @@
               <w:spacing w:after="10" w:before="0"/>
               <w:ind w:left="120"/>
             </w:pPr>
-            <w:hyperlink w:history="1" r:id="rIdlwhbsc_0vtyg8do3t2wb2">
+            <w:hyperlink w:history="1" r:id="rIdcaqtspywhuxxk4wx9svl1">
               <w:r>
                 <w:rPr>
                   <w:rFonts w:ascii="Arial" w:cs="Arial" w:eastAsia="Arial" w:hAnsi="Arial"/>
@@ -6825,7 +6825,7 @@
             <w:pPr>
               <w:spacing w:after="20" w:before="0"/>
             </w:pPr>
-            <w:hyperlink w:history="1" r:id="rIdixfhf_anzgxseyqmhgcwj">
+            <w:hyperlink w:history="1" r:id="rIdeeatap5hweyn9dr2jfhzu">
               <w:r>
                 <w:rPr>
                   <w:rFonts w:ascii="Arial" w:cs="Arial" w:eastAsia="Arial" w:hAnsi="Arial"/>
@@ -6858,7 +6858,7 @@
               <w:spacing w:after="10" w:before="0"/>
               <w:ind w:left="120"/>
             </w:pPr>
-            <w:hyperlink w:history="1" r:id="rIdwvsmp-9klw3nm0svo4xyq">
+            <w:hyperlink w:history="1" r:id="rId62blxohwza7yjdtum1krt">
               <w:r>
                 <w:rPr>
                   <w:rFonts w:ascii="Arial" w:cs="Arial" w:eastAsia="Arial" w:hAnsi="Arial"/>
@@ -6903,7 +6903,7 @@
             <w:pPr>
               <w:spacing w:after="20" w:before="0"/>
             </w:pPr>
-            <w:hyperlink w:history="1" r:id="rIdqzdwhn749s6nf4vetq76a">
+            <w:hyperlink w:history="1" r:id="rIdoqevzcza_xxd1nqyurxfj">
               <w:r>
                 <w:rPr>
                   <w:rFonts w:ascii="Arial" w:cs="Arial" w:eastAsia="Arial" w:hAnsi="Arial"/>
@@ -6936,7 +6936,7 @@
               <w:spacing w:after="10" w:before="0"/>
               <w:ind w:left="120"/>
             </w:pPr>
-            <w:hyperlink w:history="1" r:id="rIdyfohyqt5pgw8v_cbdcjzt">
+            <w:hyperlink w:history="1" r:id="rId73p9-cko-tceyl0iwqqp3">
               <w:r>
                 <w:rPr>
                   <w:rFonts w:ascii="Arial" w:cs="Arial" w:eastAsia="Arial" w:hAnsi="Arial"/>
@@ -7131,7 +7131,7 @@
             <w:pPr>
               <w:spacing w:after="20" w:before="0"/>
             </w:pPr>
-            <w:hyperlink w:history="1" r:id="rId0pdg5psbzvhlpsuxpqo6_">
+            <w:hyperlink w:history="1" r:id="rIdmtps8ykmrmxerlb9adzk6">
               <w:r>
                 <w:rPr>
                   <w:rFonts w:ascii="Arial" w:cs="Arial" w:eastAsia="Arial" w:hAnsi="Arial"/>
@@ -7164,7 +7164,7 @@
               <w:spacing w:after="10" w:before="0"/>
               <w:ind w:left="120"/>
             </w:pPr>
-            <w:hyperlink w:history="1" r:id="rId8buvqlqmhumjphzf79-u0">
+            <w:hyperlink w:history="1" r:id="rIdo7iqmhneu6ai_np-hm87f">
               <w:r>
                 <w:rPr>
                   <w:rFonts w:ascii="Arial" w:cs="Arial" w:eastAsia="Arial" w:hAnsi="Arial"/>
@@ -7209,7 +7209,7 @@
             <w:pPr>
               <w:spacing w:after="20" w:before="0"/>
             </w:pPr>
-            <w:hyperlink w:history="1" r:id="rIduvid9ngliga19kj1e5jmn">
+            <w:hyperlink w:history="1" r:id="rId0ewu9_cgdcqixhtjdavlw">
               <w:r>
                 <w:rPr>
                   <w:rFonts w:ascii="Arial" w:cs="Arial" w:eastAsia="Arial" w:hAnsi="Arial"/>
@@ -7242,7 +7242,7 @@
               <w:spacing w:after="10" w:before="0"/>
               <w:ind w:left="120"/>
             </w:pPr>
-            <w:hyperlink w:history="1" r:id="rIdid1sjsz2k9vpjqeputgio">
+            <w:hyperlink w:history="1" r:id="rIdmnnc9tksbeajqhuojg-ct">
               <w:r>
                 <w:rPr>
                   <w:rFonts w:ascii="Arial" w:cs="Arial" w:eastAsia="Arial" w:hAnsi="Arial"/>
@@ -7437,7 +7437,7 @@
             <w:pPr>
               <w:spacing w:after="20" w:before="0"/>
             </w:pPr>
-            <w:hyperlink w:history="1" r:id="rId5lwwo8-nj2mzuapte8ipt">
+            <w:hyperlink w:history="1" r:id="rIddfd65pvy798pr5kwug4dh">
               <w:r>
                 <w:rPr>
                   <w:rFonts w:ascii="Arial" w:cs="Arial" w:eastAsia="Arial" w:hAnsi="Arial"/>
@@ -7486,7 +7486,7 @@
               <w:spacing w:after="10" w:before="0"/>
               <w:ind w:left="120"/>
             </w:pPr>
-            <w:hyperlink w:history="1" r:id="rIdbr4nob-msinzqoxjqbswh">
+            <w:hyperlink w:history="1" r:id="rIdy8npqbchuooou0nsubfky">
               <w:r>
                 <w:rPr>
                   <w:rFonts w:ascii="Arial" w:cs="Arial" w:eastAsia="Arial" w:hAnsi="Arial"/>
@@ -7531,7 +7531,7 @@
             <w:pPr>
               <w:spacing w:after="20" w:before="0"/>
             </w:pPr>
-            <w:hyperlink w:history="1" r:id="rId8012os4mv-zaj771ixn-l">
+            <w:hyperlink w:history="1" r:id="rIdxeudtfjbptqz99v62wyju">
               <w:r>
                 <w:rPr>
                   <w:rFonts w:ascii="Arial" w:cs="Arial" w:eastAsia="Arial" w:hAnsi="Arial"/>
@@ -7564,7 +7564,7 @@
               <w:spacing w:after="10" w:before="0"/>
               <w:ind w:left="120"/>
             </w:pPr>
-            <w:hyperlink w:history="1" r:id="rId7vylrybtvflfkvmufwdtj">
+            <w:hyperlink w:history="1" r:id="rId7ef1jbcspyh81pqvrgfjl">
               <w:r>
                 <w:rPr>
                   <w:rFonts w:ascii="Arial" w:cs="Arial" w:eastAsia="Arial" w:hAnsi="Arial"/>
@@ -8171,7 +8171,7 @@
         </w:rPr>
         <w:t xml:space="preserve">© 2026 SeaVuria and ARES. Aligned with KICD objectives. Developed by SeaVuria; technical implementation by ARES (with AI assistance from Claude). Licensed under </w:t>
       </w:r>
-      <w:hyperlink w:history="1" r:id="rIdwvmmsc5jzl0neozlj3vr7">
+      <w:hyperlink w:history="1" r:id="rId9nqttluezi8zntieiyuie">
         <w:r>
           <w:rPr>
             <w:rFonts w:ascii="Arial" w:cs="Arial" w:eastAsia="Arial" w:hAnsi="Arial"/>
@@ -8192,7 +8192,7 @@
         </w:rPr>
         <w:t xml:space="preserve"> (</w:t>
       </w:r>
-      <w:hyperlink w:history="1" r:id="rIdqgamehxp_armd508w79aj">
+      <w:hyperlink w:history="1" r:id="rIdk8pnzha8zjyyhryvbprml">
         <w:r>
           <w:rPr>
             <w:rFonts w:ascii="Arial" w:cs="Arial" w:eastAsia="Arial" w:hAnsi="Arial"/>
@@ -9205,7 +9205,7 @@
             <w:pPr>
               <w:spacing w:after="20" w:before="0"/>
             </w:pPr>
-            <w:hyperlink w:history="1" r:id="rIde0kvtirbsye20fcb1zspo">
+            <w:hyperlink w:history="1" r:id="rIdb8unnl2vgotibmwmsxm5q">
               <w:r>
                 <w:rPr>
                   <w:rFonts w:ascii="Arial" w:cs="Arial" w:eastAsia="Arial" w:hAnsi="Arial"/>
@@ -9238,7 +9238,7 @@
               <w:spacing w:after="10" w:before="0"/>
               <w:ind w:left="120"/>
             </w:pPr>
-            <w:hyperlink w:history="1" r:id="rIdct29z2_pvkv2lpn6zrlyb">
+            <w:hyperlink w:history="1" r:id="rId8yqor4n9iomyxjaxmatbt">
               <w:r>
                 <w:rPr>
                   <w:rFonts w:ascii="Arial" w:cs="Arial" w:eastAsia="Arial" w:hAnsi="Arial"/>
@@ -9283,7 +9283,7 @@
             <w:pPr>
               <w:spacing w:after="20" w:before="0"/>
             </w:pPr>
-            <w:hyperlink w:history="1" r:id="rIdyz1i30dze1cfbwbyyw_ng">
+            <w:hyperlink w:history="1" r:id="rIding-fvp0yxcpmh_4m5zmh">
               <w:r>
                 <w:rPr>
                   <w:rFonts w:ascii="Arial" w:cs="Arial" w:eastAsia="Arial" w:hAnsi="Arial"/>
@@ -9316,7 +9316,7 @@
               <w:spacing w:after="10" w:before="0"/>
               <w:ind w:left="120"/>
             </w:pPr>
-            <w:hyperlink w:history="1" r:id="rIdixy5eyffztsdvr3bo6oro">
+            <w:hyperlink w:history="1" r:id="rId3y5fgsnjfdjq_6_pqrxwm">
               <w:r>
                 <w:rPr>
                   <w:rFonts w:ascii="Arial" w:cs="Arial" w:eastAsia="Arial" w:hAnsi="Arial"/>
@@ -9511,7 +9511,7 @@
             <w:pPr>
               <w:spacing w:after="20" w:before="0"/>
             </w:pPr>
-            <w:hyperlink w:history="1" r:id="rIdjudhk3qnhle9yxdjleays">
+            <w:hyperlink w:history="1" r:id="rIdynboxseylsnsj42cu7lrc">
               <w:r>
                 <w:rPr>
                   <w:rFonts w:ascii="Arial" w:cs="Arial" w:eastAsia="Arial" w:hAnsi="Arial"/>
@@ -9544,7 +9544,7 @@
               <w:spacing w:after="10" w:before="0"/>
               <w:ind w:left="120"/>
             </w:pPr>
-            <w:hyperlink w:history="1" r:id="rIdkoovq-scu6mq77irf5xez">
+            <w:hyperlink w:history="1" r:id="rIduvpg2r8px9pmyl5ertp4b">
               <w:r>
                 <w:rPr>
                   <w:rFonts w:ascii="Arial" w:cs="Arial" w:eastAsia="Arial" w:hAnsi="Arial"/>
@@ -9589,7 +9589,7 @@
             <w:pPr>
               <w:spacing w:after="20" w:before="0"/>
             </w:pPr>
-            <w:hyperlink w:history="1" r:id="rIdzyax5h0bcaviruqpakqsn">
+            <w:hyperlink w:history="1" r:id="rIdnnwcmlgg4ov7nb98rlejk">
               <w:r>
                 <w:rPr>
                   <w:rFonts w:ascii="Arial" w:cs="Arial" w:eastAsia="Arial" w:hAnsi="Arial"/>
@@ -9622,7 +9622,7 @@
               <w:spacing w:after="10" w:before="0"/>
               <w:ind w:left="120"/>
             </w:pPr>
-            <w:hyperlink w:history="1" r:id="rIdcf5omufnu9zgjla6ay4ly">
+            <w:hyperlink w:history="1" r:id="rIdxtbl5o4nepqwokp53i_f-">
               <w:r>
                 <w:rPr>
                   <w:rFonts w:ascii="Arial" w:cs="Arial" w:eastAsia="Arial" w:hAnsi="Arial"/>
@@ -9817,7 +9817,7 @@
             <w:pPr>
               <w:spacing w:after="20" w:before="0"/>
             </w:pPr>
-            <w:hyperlink w:history="1" r:id="rIdec20r-fsni13f0icnt52r">
+            <w:hyperlink w:history="1" r:id="rIdggghaxwdvcl5gp3oamvqg">
               <w:r>
                 <w:rPr>
                   <w:rFonts w:ascii="Arial" w:cs="Arial" w:eastAsia="Arial" w:hAnsi="Arial"/>
@@ -9850,7 +9850,7 @@
               <w:spacing w:after="10" w:before="0"/>
               <w:ind w:left="120"/>
             </w:pPr>
-            <w:hyperlink w:history="1" r:id="rIdxrox7kdrbvuyxfwa1i4fq">
+            <w:hyperlink w:history="1" r:id="rId1mnevfcnltkfcq4izeq7s">
               <w:r>
                 <w:rPr>
                   <w:rFonts w:ascii="Arial" w:cs="Arial" w:eastAsia="Arial" w:hAnsi="Arial"/>
@@ -9895,7 +9895,7 @@
             <w:pPr>
               <w:spacing w:after="20" w:before="0"/>
             </w:pPr>
-            <w:hyperlink w:history="1" r:id="rIdcrzg0fc5adddwoucqqras">
+            <w:hyperlink w:history="1" r:id="rId6vmx-bdjq_iyiu4upfslk">
               <w:r>
                 <w:rPr>
                   <w:rFonts w:ascii="Arial" w:cs="Arial" w:eastAsia="Arial" w:hAnsi="Arial"/>
@@ -9928,7 +9928,7 @@
               <w:spacing w:after="10" w:before="0"/>
               <w:ind w:left="120"/>
             </w:pPr>
-            <w:hyperlink w:history="1" r:id="rIdqltw06m0-_1ivbz2cg5w3">
+            <w:hyperlink w:history="1" r:id="rId7hhhwte9qq__rvcv9qpi5">
               <w:r>
                 <w:rPr>
                   <w:rFonts w:ascii="Arial" w:cs="Arial" w:eastAsia="Arial" w:hAnsi="Arial"/>
@@ -10123,7 +10123,7 @@
             <w:pPr>
               <w:spacing w:after="20" w:before="0"/>
             </w:pPr>
-            <w:hyperlink w:history="1" r:id="rIdgyeupjotrv4jpiw_un7tu">
+            <w:hyperlink w:history="1" r:id="rIdqbd9fkyn8lr2okcwzctqj">
               <w:r>
                 <w:rPr>
                   <w:rFonts w:ascii="Arial" w:cs="Arial" w:eastAsia="Arial" w:hAnsi="Arial"/>
@@ -10156,7 +10156,7 @@
               <w:spacing w:after="10" w:before="0"/>
               <w:ind w:left="120"/>
             </w:pPr>
-            <w:hyperlink w:history="1" r:id="rIdf7cfwhioc3iv-kt7shm2z">
+            <w:hyperlink w:history="1" r:id="rId3kzouuebmjwpp3gn-ucch">
               <w:r>
                 <w:rPr>
                   <w:rFonts w:ascii="Arial" w:cs="Arial" w:eastAsia="Arial" w:hAnsi="Arial"/>
@@ -10201,7 +10201,7 @@
             <w:pPr>
               <w:spacing w:after="20" w:before="0"/>
             </w:pPr>
-            <w:hyperlink w:history="1" r:id="rIddbfwpmikxgz59ukuiilxx">
+            <w:hyperlink w:history="1" r:id="rId0ewjfdwcyu8nkgrlvpuua">
               <w:r>
                 <w:rPr>
                   <w:rFonts w:ascii="Arial" w:cs="Arial" w:eastAsia="Arial" w:hAnsi="Arial"/>
@@ -10234,7 +10234,7 @@
               <w:spacing w:after="10" w:before="0"/>
               <w:ind w:left="120"/>
             </w:pPr>
-            <w:hyperlink w:history="1" r:id="rIdqhx-qm2m-53rq_savcstn">
+            <w:hyperlink w:history="1" r:id="rIdcnor6h279_c72b7tc95ym">
               <w:r>
                 <w:rPr>
                   <w:rFonts w:ascii="Arial" w:cs="Arial" w:eastAsia="Arial" w:hAnsi="Arial"/>
@@ -10429,7 +10429,7 @@
             <w:pPr>
               <w:spacing w:after="20" w:before="0"/>
             </w:pPr>
-            <w:hyperlink w:history="1" r:id="rIdn7dnl4-vmdar7q7sm7fj9">
+            <w:hyperlink w:history="1" r:id="rId9acxu8h3l8fpbp4yx1yta">
               <w:r>
                 <w:rPr>
                   <w:rFonts w:ascii="Arial" w:cs="Arial" w:eastAsia="Arial" w:hAnsi="Arial"/>
@@ -10462,7 +10462,7 @@
               <w:spacing w:after="10" w:before="0"/>
               <w:ind w:left="120"/>
             </w:pPr>
-            <w:hyperlink w:history="1" r:id="rIdmwx-yrqcfeygk-qhj3-x6">
+            <w:hyperlink w:history="1" r:id="rIdmlnhqot9jwlneu3acav_v">
               <w:r>
                 <w:rPr>
                   <w:rFonts w:ascii="Arial" w:cs="Arial" w:eastAsia="Arial" w:hAnsi="Arial"/>
@@ -10507,7 +10507,7 @@
             <w:pPr>
               <w:spacing w:after="20" w:before="0"/>
             </w:pPr>
-            <w:hyperlink w:history="1" r:id="rId5fvy5qdbjuijq5kmzzpuh">
+            <w:hyperlink w:history="1" r:id="rIdikvpe5czawtrio5ap3bcd">
               <w:r>
                 <w:rPr>
                   <w:rFonts w:ascii="Arial" w:cs="Arial" w:eastAsia="Arial" w:hAnsi="Arial"/>
@@ -10540,7 +10540,7 @@
               <w:spacing w:after="10" w:before="0"/>
               <w:ind w:left="120"/>
             </w:pPr>
-            <w:hyperlink w:history="1" r:id="rIdu_grwviqxjomqvhkbg0gx">
+            <w:hyperlink w:history="1" r:id="rId0fhl0tq9ft9imosxml4ub">
               <w:r>
                 <w:rPr>
                   <w:rFonts w:ascii="Arial" w:cs="Arial" w:eastAsia="Arial" w:hAnsi="Arial"/>
@@ -11052,7 +11052,7 @@
         </w:rPr>
         <w:t xml:space="preserve">© 2026 SeaVuria and ARES. Aligned with KICD objectives. Developed by SeaVuria; technical implementation by ARES (with AI assistance from Claude). Licensed under </w:t>
       </w:r>
-      <w:hyperlink w:history="1" r:id="rIdpg9db07u0px6zifnchqpd">
+      <w:hyperlink w:history="1" r:id="rIdq72t6u5cvyc4tsn9_dqqv">
         <w:r>
           <w:rPr>
             <w:rFonts w:ascii="Arial" w:cs="Arial" w:eastAsia="Arial" w:hAnsi="Arial"/>
@@ -11073,7 +11073,7 @@
         </w:rPr>
         <w:t xml:space="preserve"> (</w:t>
       </w:r>
-      <w:hyperlink w:history="1" r:id="rIdkl4r44lm4cr6wanz7u3tk">
+      <w:hyperlink w:history="1" r:id="rIdhcsuk4la9-qcnzbnbpooi">
         <w:r>
           <w:rPr>
             <w:rFonts w:ascii="Arial" w:cs="Arial" w:eastAsia="Arial" w:hAnsi="Arial"/>
@@ -12086,7 +12086,7 @@
             <w:pPr>
               <w:spacing w:after="20" w:before="0"/>
             </w:pPr>
-            <w:hyperlink w:history="1" r:id="rIdaxu1-i60-mdn0cl-9z_82">
+            <w:hyperlink w:history="1" r:id="rIdidoo4jzekirfllnd-cfft">
               <w:r>
                 <w:rPr>
                   <w:rFonts w:ascii="Arial" w:cs="Arial" w:eastAsia="Arial" w:hAnsi="Arial"/>
@@ -12119,7 +12119,7 @@
               <w:spacing w:after="10" w:before="0"/>
               <w:ind w:left="120"/>
             </w:pPr>
-            <w:hyperlink w:history="1" r:id="rIdxxliionwgxeoqx77vm9lx">
+            <w:hyperlink w:history="1" r:id="rIdmkxqkkykemvbrjtnlnoiz">
               <w:r>
                 <w:rPr>
                   <w:rFonts w:ascii="Arial" w:cs="Arial" w:eastAsia="Arial" w:hAnsi="Arial"/>
@@ -12164,7 +12164,7 @@
             <w:pPr>
               <w:spacing w:after="20" w:before="0"/>
             </w:pPr>
-            <w:hyperlink w:history="1" r:id="rIdhdjroja9x6drvzvxvo9th">
+            <w:hyperlink w:history="1" r:id="rIdd924bgkr-xiatheh6uxci">
               <w:r>
                 <w:rPr>
                   <w:rFonts w:ascii="Arial" w:cs="Arial" w:eastAsia="Arial" w:hAnsi="Arial"/>
@@ -12197,7 +12197,7 @@
               <w:spacing w:after="10" w:before="0"/>
               <w:ind w:left="120"/>
             </w:pPr>
-            <w:hyperlink w:history="1" r:id="rIdniwrx8bfs1qp3snahf6to">
+            <w:hyperlink w:history="1" r:id="rId_mh9miaf3j4wj6ux2makv">
               <w:r>
                 <w:rPr>
                   <w:rFonts w:ascii="Arial" w:cs="Arial" w:eastAsia="Arial" w:hAnsi="Arial"/>
@@ -12525,7 +12525,7 @@
             <w:pPr>
               <w:spacing w:after="20" w:before="0"/>
             </w:pPr>
-            <w:hyperlink w:history="1" r:id="rIdm23qx6v4gqrrlmdmzo_-3">
+            <w:hyperlink w:history="1" r:id="rIdmo976sjiwxf-7xkfuqbm_">
               <w:r>
                 <w:rPr>
                   <w:rFonts w:ascii="Arial" w:cs="Arial" w:eastAsia="Arial" w:hAnsi="Arial"/>
@@ -12558,7 +12558,7 @@
               <w:spacing w:after="10" w:before="0"/>
               <w:ind w:left="120"/>
             </w:pPr>
-            <w:hyperlink w:history="1" r:id="rId5o9nro3d0hdhaa7usj_p8">
+            <w:hyperlink w:history="1" r:id="rIduepxjfhoynsqph0c7invn">
               <w:r>
                 <w:rPr>
                   <w:rFonts w:ascii="Arial" w:cs="Arial" w:eastAsia="Arial" w:hAnsi="Arial"/>
@@ -12603,7 +12603,7 @@
             <w:pPr>
               <w:spacing w:after="20" w:before="0"/>
             </w:pPr>
-            <w:hyperlink w:history="1" r:id="rIdjf6fmpmn1twpfl43__68g">
+            <w:hyperlink w:history="1" r:id="rIdjnrxrz528yblgzq8adh0u">
               <w:r>
                 <w:rPr>
                   <w:rFonts w:ascii="Arial" w:cs="Arial" w:eastAsia="Arial" w:hAnsi="Arial"/>
@@ -12636,7 +12636,7 @@
               <w:spacing w:after="10" w:before="0"/>
               <w:ind w:left="120"/>
             </w:pPr>
-            <w:hyperlink w:history="1" r:id="rIdusha9bempolhihwgo9mvi">
+            <w:hyperlink w:history="1" r:id="rIdr2kpwat5e_jx74v2cihwl">
               <w:r>
                 <w:rPr>
                   <w:rFonts w:ascii="Arial" w:cs="Arial" w:eastAsia="Arial" w:hAnsi="Arial"/>
@@ -13101,7 +13101,7 @@
             <w:pPr>
               <w:spacing w:after="20" w:before="0"/>
             </w:pPr>
-            <w:hyperlink w:history="1" r:id="rId3ct2yzi1h-4ifgchogodn">
+            <w:hyperlink w:history="1" r:id="rId8ubyn_gge7y0_9ugi54wu">
               <w:r>
                 <w:rPr>
                   <w:rFonts w:ascii="Arial" w:cs="Arial" w:eastAsia="Arial" w:hAnsi="Arial"/>
@@ -13134,7 +13134,7 @@
               <w:spacing w:after="10" w:before="0"/>
               <w:ind w:left="120"/>
             </w:pPr>
-            <w:hyperlink w:history="1" r:id="rIdar4geshdelj6jvjwxflxm">
+            <w:hyperlink w:history="1" r:id="rIdvswwda8ujwax1tz3pi004">
               <w:r>
                 <w:rPr>
                   <w:rFonts w:ascii="Arial" w:cs="Arial" w:eastAsia="Arial" w:hAnsi="Arial"/>
@@ -13179,7 +13179,7 @@
             <w:pPr>
               <w:spacing w:after="20" w:before="0"/>
             </w:pPr>
-            <w:hyperlink w:history="1" r:id="rId4yhvqgcxombouum1jst7s">
+            <w:hyperlink w:history="1" r:id="rId21xtjly7yghtd_4fy4phd">
               <w:r>
                 <w:rPr>
                   <w:rFonts w:ascii="Arial" w:cs="Arial" w:eastAsia="Arial" w:hAnsi="Arial"/>
@@ -13212,7 +13212,7 @@
               <w:spacing w:after="10" w:before="0"/>
               <w:ind w:left="120"/>
             </w:pPr>
-            <w:hyperlink w:history="1" r:id="rIdotqt7wjoywwhpavpmumsa">
+            <w:hyperlink w:history="1" r:id="rIdlxcj1b9u_r_rpgxzmjdmc">
               <w:r>
                 <w:rPr>
                   <w:rFonts w:ascii="Arial" w:cs="Arial" w:eastAsia="Arial" w:hAnsi="Arial"/>
@@ -13559,7 +13559,7 @@
             <w:pPr>
               <w:spacing w:after="20" w:before="0"/>
             </w:pPr>
-            <w:hyperlink w:history="1" r:id="rIdfvqml2bkj5sl57vd_n8pv">
+            <w:hyperlink w:history="1" r:id="rIdo0n7txtcmldqems2wemi_">
               <w:r>
                 <w:rPr>
                   <w:rFonts w:ascii="Arial" w:cs="Arial" w:eastAsia="Arial" w:hAnsi="Arial"/>
@@ -13592,7 +13592,7 @@
               <w:spacing w:after="10" w:before="0"/>
               <w:ind w:left="120"/>
             </w:pPr>
-            <w:hyperlink w:history="1" r:id="rIdo39wub5g3jnbbd6kfpfhh">
+            <w:hyperlink w:history="1" r:id="rIdt4pjm7np8s-htina6jy7w">
               <w:r>
                 <w:rPr>
                   <w:rFonts w:ascii="Arial" w:cs="Arial" w:eastAsia="Arial" w:hAnsi="Arial"/>
@@ -13637,7 +13637,7 @@
             <w:pPr>
               <w:spacing w:after="20" w:before="0"/>
             </w:pPr>
-            <w:hyperlink w:history="1" r:id="rIdtpg_pw4aysuqbswkhfmsr">
+            <w:hyperlink w:history="1" r:id="rIdffxt0bhdqh_log7sju8ni">
               <w:r>
                 <w:rPr>
                   <w:rFonts w:ascii="Arial" w:cs="Arial" w:eastAsia="Arial" w:hAnsi="Arial"/>
@@ -13670,7 +13670,7 @@
               <w:spacing w:after="10" w:before="0"/>
               <w:ind w:left="120"/>
             </w:pPr>
-            <w:hyperlink w:history="1" r:id="rIdz9pi8_hqiz7_pqsq62m2o">
+            <w:hyperlink w:history="1" r:id="rIdczjgaxefgc7ngdu4grgcv">
               <w:r>
                 <w:rPr>
                   <w:rFonts w:ascii="Arial" w:cs="Arial" w:eastAsia="Arial" w:hAnsi="Arial"/>
@@ -14001,7 +14001,7 @@
             <w:pPr>
               <w:spacing w:after="20" w:before="0"/>
             </w:pPr>
-            <w:hyperlink w:history="1" r:id="rIdndbphsrzs3u9j1neudni_">
+            <w:hyperlink w:history="1" r:id="rId5gqydyx2sygpfgfu3we_m">
               <w:r>
                 <w:rPr>
                   <w:rFonts w:ascii="Arial" w:cs="Arial" w:eastAsia="Arial" w:hAnsi="Arial"/>
@@ -14034,7 +14034,7 @@
               <w:spacing w:after="10" w:before="0"/>
               <w:ind w:left="120"/>
             </w:pPr>
-            <w:hyperlink w:history="1" r:id="rIdpnqrno7zbtaic_aepbhza">
+            <w:hyperlink w:history="1" r:id="rIde_ghmhtjdiot-2biwh_cw">
               <w:r>
                 <w:rPr>
                   <w:rFonts w:ascii="Arial" w:cs="Arial" w:eastAsia="Arial" w:hAnsi="Arial"/>
@@ -14079,7 +14079,7 @@
             <w:pPr>
               <w:spacing w:after="20" w:before="0"/>
             </w:pPr>
-            <w:hyperlink w:history="1" r:id="rId7fvlqvuhc-lg6fwo58gl2">
+            <w:hyperlink w:history="1" r:id="rIdvqu-vjbt1mynw6rgrxtf9">
               <w:r>
                 <w:rPr>
                   <w:rFonts w:ascii="Arial" w:cs="Arial" w:eastAsia="Arial" w:hAnsi="Arial"/>
@@ -14112,7 +14112,7 @@
               <w:spacing w:after="10" w:before="0"/>
               <w:ind w:left="120"/>
             </w:pPr>
-            <w:hyperlink w:history="1" r:id="rIdltwzclsparj4hzvhi9uvj">
+            <w:hyperlink w:history="1" r:id="rId_-vjlrtnga73v8-toajmk">
               <w:r>
                 <w:rPr>
                   <w:rFonts w:ascii="Arial" w:cs="Arial" w:eastAsia="Arial" w:hAnsi="Arial"/>
@@ -14874,7 +14874,7 @@
         </w:rPr>
         <w:t xml:space="preserve">© 2026 SeaVuria and ARES. Aligned with KICD objectives. Developed by SeaVuria; technical implementation by ARES (with AI assistance from Claude). Licensed under </w:t>
       </w:r>
-      <w:hyperlink w:history="1" r:id="rIdvvzcvhreof8bu0m55a22n">
+      <w:hyperlink w:history="1" r:id="rIdoaa6gqzp9mzwpmt7whpx9">
         <w:r>
           <w:rPr>
             <w:rFonts w:ascii="Arial" w:cs="Arial" w:eastAsia="Arial" w:hAnsi="Arial"/>
@@ -14895,7 +14895,7 @@
         </w:rPr>
         <w:t xml:space="preserve"> (</w:t>
       </w:r>
-      <w:hyperlink w:history="1" r:id="rIdjkb_yrraxtijuscgdgkhn">
+      <w:hyperlink w:history="1" r:id="rIdkeamtoavdk14p9a7rs6--">
         <w:r>
           <w:rPr>
             <w:rFonts w:ascii="Arial" w:cs="Arial" w:eastAsia="Arial" w:hAnsi="Arial"/>
@@ -15908,7 +15908,7 @@
             <w:pPr>
               <w:spacing w:after="20" w:before="0"/>
             </w:pPr>
-            <w:hyperlink w:history="1" r:id="rIdfytr4milwyz3set7w84zh">
+            <w:hyperlink w:history="1" r:id="rIddo9xzqc_hqrkudbkt55xz">
               <w:r>
                 <w:rPr>
                   <w:rFonts w:ascii="Arial" w:cs="Arial" w:eastAsia="Arial" w:hAnsi="Arial"/>
@@ -15941,7 +15941,7 @@
               <w:spacing w:after="10" w:before="0"/>
               <w:ind w:left="120"/>
             </w:pPr>
-            <w:hyperlink w:history="1" r:id="rIdcgteeveo8gqpju0rkyudz">
+            <w:hyperlink w:history="1" r:id="rIde3ivej9fsi8lycuixmk8v">
               <w:r>
                 <w:rPr>
                   <w:rFonts w:ascii="Arial" w:cs="Arial" w:eastAsia="Arial" w:hAnsi="Arial"/>
@@ -15986,7 +15986,7 @@
             <w:pPr>
               <w:spacing w:after="20" w:before="0"/>
             </w:pPr>
-            <w:hyperlink w:history="1" r:id="rIdpnirgnx5lvudaqzod37xy">
+            <w:hyperlink w:history="1" r:id="rIdcnzba0w6c9ijlewt1bspb">
               <w:r>
                 <w:rPr>
                   <w:rFonts w:ascii="Arial" w:cs="Arial" w:eastAsia="Arial" w:hAnsi="Arial"/>
@@ -16019,7 +16019,7 @@
               <w:spacing w:after="10" w:before="0"/>
               <w:ind w:left="120"/>
             </w:pPr>
-            <w:hyperlink w:history="1" r:id="rIdw9_fzlome7ksh6zsjwc2o">
+            <w:hyperlink w:history="1" r:id="rIdrxbaklfn-j73c_oul5tuf">
               <w:r>
                 <w:rPr>
                   <w:rFonts w:ascii="Arial" w:cs="Arial" w:eastAsia="Arial" w:hAnsi="Arial"/>
@@ -16214,7 +16214,7 @@
             <w:pPr>
               <w:spacing w:after="20" w:before="0"/>
             </w:pPr>
-            <w:hyperlink w:history="1" r:id="rIdef27frxf4soe_bwx6u8ka">
+            <w:hyperlink w:history="1" r:id="rIdrvil1vqjlis8sakmf_dhv">
               <w:r>
                 <w:rPr>
                   <w:rFonts w:ascii="Arial" w:cs="Arial" w:eastAsia="Arial" w:hAnsi="Arial"/>
@@ -16247,7 +16247,7 @@
               <w:spacing w:after="10" w:before="0"/>
               <w:ind w:left="120"/>
             </w:pPr>
-            <w:hyperlink w:history="1" r:id="rId1pzlelzmlnln0ukypuzjs">
+            <w:hyperlink w:history="1" r:id="rIdz_kqib1-r5as6jjgq-rdb">
               <w:r>
                 <w:rPr>
                   <w:rFonts w:ascii="Arial" w:cs="Arial" w:eastAsia="Arial" w:hAnsi="Arial"/>
@@ -16292,7 +16292,7 @@
             <w:pPr>
               <w:spacing w:after="20" w:before="0"/>
             </w:pPr>
-            <w:hyperlink w:history="1" r:id="rIdbwr2vkdtopjw4-ica70an">
+            <w:hyperlink w:history="1" r:id="rIdw4sturbeubo9txm0rnjco">
               <w:r>
                 <w:rPr>
                   <w:rFonts w:ascii="Arial" w:cs="Arial" w:eastAsia="Arial" w:hAnsi="Arial"/>
@@ -16325,7 +16325,7 @@
               <w:spacing w:after="10" w:before="0"/>
               <w:ind w:left="120"/>
             </w:pPr>
-            <w:hyperlink w:history="1" r:id="rIdrtfcnhewqpqy6bv3z5s1r">
+            <w:hyperlink w:history="1" r:id="rIdn2b0umzajkulcy8yqe1by">
               <w:r>
                 <w:rPr>
                   <w:rFonts w:ascii="Arial" w:cs="Arial" w:eastAsia="Arial" w:hAnsi="Arial"/>
@@ -16520,7 +16520,7 @@
             <w:pPr>
               <w:spacing w:after="20" w:before="0"/>
             </w:pPr>
-            <w:hyperlink w:history="1" r:id="rIdl_svrtecqbzy7pjc4jytw">
+            <w:hyperlink w:history="1" r:id="rId7eoqwsju_6c9hn2oc0chz">
               <w:r>
                 <w:rPr>
                   <w:rFonts w:ascii="Arial" w:cs="Arial" w:eastAsia="Arial" w:hAnsi="Arial"/>
@@ -16553,7 +16553,7 @@
               <w:spacing w:after="10" w:before="0"/>
               <w:ind w:left="120"/>
             </w:pPr>
-            <w:hyperlink w:history="1" r:id="rIdcb0kgtzhh51vxjlxpx-7_">
+            <w:hyperlink w:history="1" r:id="rIdnprxd1apexppws5chdn6f">
               <w:r>
                 <w:rPr>
                   <w:rFonts w:ascii="Arial" w:cs="Arial" w:eastAsia="Arial" w:hAnsi="Arial"/>
@@ -16598,7 +16598,7 @@
             <w:pPr>
               <w:spacing w:after="20" w:before="0"/>
             </w:pPr>
-            <w:hyperlink w:history="1" r:id="rId5xv02moocuidq8ypinrmk">
+            <w:hyperlink w:history="1" r:id="rId7dqd66sfmgzomwsnuckui">
               <w:r>
                 <w:rPr>
                   <w:rFonts w:ascii="Arial" w:cs="Arial" w:eastAsia="Arial" w:hAnsi="Arial"/>
@@ -16631,7 +16631,7 @@
               <w:spacing w:after="10" w:before="0"/>
               <w:ind w:left="120"/>
             </w:pPr>
-            <w:hyperlink w:history="1" r:id="rIdmw5fls8ivnuepw_vtwuhs">
+            <w:hyperlink w:history="1" r:id="rIdg5jjoojazcj8eccazu8xc">
               <w:r>
                 <w:rPr>
                   <w:rFonts w:ascii="Arial" w:cs="Arial" w:eastAsia="Arial" w:hAnsi="Arial"/>
@@ -16826,7 +16826,7 @@
             <w:pPr>
               <w:spacing w:after="20" w:before="0"/>
             </w:pPr>
-            <w:hyperlink w:history="1" r:id="rIdsdesxrntgwyqxc7chdjd6">
+            <w:hyperlink w:history="1" r:id="rIdaj87fscsikjrqz-ynlntl">
               <w:r>
                 <w:rPr>
                   <w:rFonts w:ascii="Arial" w:cs="Arial" w:eastAsia="Arial" w:hAnsi="Arial"/>
@@ -16859,7 +16859,7 @@
               <w:spacing w:after="10" w:before="0"/>
               <w:ind w:left="120"/>
             </w:pPr>
-            <w:hyperlink w:history="1" r:id="rId45rmnfdt_mokibj7jg5lk">
+            <w:hyperlink w:history="1" r:id="rIdl195srccxzeuzjbqnz1jr">
               <w:r>
                 <w:rPr>
                   <w:rFonts w:ascii="Arial" w:cs="Arial" w:eastAsia="Arial" w:hAnsi="Arial"/>
@@ -16904,7 +16904,7 @@
             <w:pPr>
               <w:spacing w:after="20" w:before="0"/>
             </w:pPr>
-            <w:hyperlink w:history="1" r:id="rIdfq1rnxyuarfry2_i9pivt">
+            <w:hyperlink w:history="1" r:id="rId18uplintguy3injkirhiu">
               <w:r>
                 <w:rPr>
                   <w:rFonts w:ascii="Arial" w:cs="Arial" w:eastAsia="Arial" w:hAnsi="Arial"/>
@@ -16937,7 +16937,7 @@
               <w:spacing w:after="10" w:before="0"/>
               <w:ind w:left="120"/>
             </w:pPr>
-            <w:hyperlink w:history="1" r:id="rIddtosdk2951lthz5t0sk34">
+            <w:hyperlink w:history="1" r:id="rIdwymizkjvnjaatplzrbdvj">
               <w:r>
                 <w:rPr>
                   <w:rFonts w:ascii="Arial" w:cs="Arial" w:eastAsia="Arial" w:hAnsi="Arial"/>
@@ -17132,7 +17132,7 @@
             <w:pPr>
               <w:spacing w:after="20" w:before="0"/>
             </w:pPr>
-            <w:hyperlink w:history="1" r:id="rIdmwftlg59gdedrjdj4xwz5">
+            <w:hyperlink w:history="1" r:id="rIdve20plhpwu6lh_lnqjaui">
               <w:r>
                 <w:rPr>
                   <w:rFonts w:ascii="Arial" w:cs="Arial" w:eastAsia="Arial" w:hAnsi="Arial"/>
@@ -17181,7 +17181,7 @@
               <w:spacing w:after="10" w:before="0"/>
               <w:ind w:left="120"/>
             </w:pPr>
-            <w:hyperlink w:history="1" r:id="rIdul8mukhmhknqa5efoamhz">
+            <w:hyperlink w:history="1" r:id="rId5nytrs17ww0qkythatrlq">
               <w:r>
                 <w:rPr>
                   <w:rFonts w:ascii="Arial" w:cs="Arial" w:eastAsia="Arial" w:hAnsi="Arial"/>
@@ -17226,7 +17226,7 @@
             <w:pPr>
               <w:spacing w:after="20" w:before="0"/>
             </w:pPr>
-            <w:hyperlink w:history="1" r:id="rIdhtv3so8w8y0rb5glyhp_7">
+            <w:hyperlink w:history="1" r:id="rIdtelxvkou-vk2ptbcnmkpx">
               <w:r>
                 <w:rPr>
                   <w:rFonts w:ascii="Arial" w:cs="Arial" w:eastAsia="Arial" w:hAnsi="Arial"/>
@@ -17275,7 +17275,7 @@
               <w:spacing w:after="10" w:before="0"/>
               <w:ind w:left="120"/>
             </w:pPr>
-            <w:hyperlink w:history="1" r:id="rIdgbb_ndsfaf99kmx5ogtex">
+            <w:hyperlink w:history="1" r:id="rIdsuf_td_rvdvarw91djxau">
               <w:r>
                 <w:rPr>
                   <w:rFonts w:ascii="Arial" w:cs="Arial" w:eastAsia="Arial" w:hAnsi="Arial"/>
@@ -17787,7 +17787,7 @@
         </w:rPr>
         <w:t xml:space="preserve">© 2026 SeaVuria and ARES. Aligned with KICD objectives. Developed by SeaVuria; technical implementation by ARES (with AI assistance from Claude). Licensed under </w:t>
       </w:r>
-      <w:hyperlink w:history="1" r:id="rId9mklwljjpi56iwsuvrvcu">
+      <w:hyperlink w:history="1" r:id="rIdhim6n8k7vidulxiqpiagb">
         <w:r>
           <w:rPr>
             <w:rFonts w:ascii="Arial" w:cs="Arial" w:eastAsia="Arial" w:hAnsi="Arial"/>
@@ -17808,7 +17808,7 @@
         </w:rPr>
         <w:t xml:space="preserve"> (</w:t>
       </w:r>
-      <w:hyperlink w:history="1" r:id="rIdhzi75is43eq5z0mp-omz8">
+      <w:hyperlink w:history="1" r:id="rIdusnbwnjixpxphsqwbhtlp">
         <w:r>
           <w:rPr>
             <w:rFonts w:ascii="Arial" w:cs="Arial" w:eastAsia="Arial" w:hAnsi="Arial"/>
@@ -18821,7 +18821,7 @@
             <w:pPr>
               <w:spacing w:after="20" w:before="0"/>
             </w:pPr>
-            <w:hyperlink w:history="1" r:id="rIdatmzuhmuwrnuu404vbbmf">
+            <w:hyperlink w:history="1" r:id="rIdl717yb5e8vb9x2lhy3eod">
               <w:r>
                 <w:rPr>
                   <w:rFonts w:ascii="Arial" w:cs="Arial" w:eastAsia="Arial" w:hAnsi="Arial"/>
@@ -18870,7 +18870,7 @@
               <w:spacing w:after="10" w:before="0"/>
               <w:ind w:left="120"/>
             </w:pPr>
-            <w:hyperlink w:history="1" r:id="rIdctje47ewhzl7ajwrmtvo1">
+            <w:hyperlink w:history="1" r:id="rIdgnfe79fyv-zwv5rinrh1n">
               <w:r>
                 <w:rPr>
                   <w:rFonts w:ascii="Arial" w:cs="Arial" w:eastAsia="Arial" w:hAnsi="Arial"/>
@@ -18915,7 +18915,7 @@
             <w:pPr>
               <w:spacing w:after="20" w:before="0"/>
             </w:pPr>
-            <w:hyperlink w:history="1" r:id="rIdfl_dj-dq5yprwbs06lji7">
+            <w:hyperlink w:history="1" r:id="rIdgtk66mje5qy25bl64de-m">
               <w:r>
                 <w:rPr>
                   <w:rFonts w:ascii="Arial" w:cs="Arial" w:eastAsia="Arial" w:hAnsi="Arial"/>
@@ -18948,7 +18948,7 @@
               <w:spacing w:after="10" w:before="0"/>
               <w:ind w:left="120"/>
             </w:pPr>
-            <w:hyperlink w:history="1" r:id="rIdc2c0efpsirqlg01yse5w3">
+            <w:hyperlink w:history="1" r:id="rIdtn08we-wzsx7v8nq7jvne">
               <w:r>
                 <w:rPr>
                   <w:rFonts w:ascii="Arial" w:cs="Arial" w:eastAsia="Arial" w:hAnsi="Arial"/>
@@ -19143,7 +19143,7 @@
             <w:pPr>
               <w:spacing w:after="20" w:before="0"/>
             </w:pPr>
-            <w:hyperlink w:history="1" r:id="rIdxb53izvhpglyvb74zwrbs">
+            <w:hyperlink w:history="1" r:id="rId99qtdohut-6rn23jycvgb">
               <w:r>
                 <w:rPr>
                   <w:rFonts w:ascii="Arial" w:cs="Arial" w:eastAsia="Arial" w:hAnsi="Arial"/>
@@ -19192,7 +19192,7 @@
               <w:spacing w:after="10" w:before="0"/>
               <w:ind w:left="120"/>
             </w:pPr>
-            <w:hyperlink w:history="1" r:id="rIdvse4g3bhyqqo19ntqn7wt">
+            <w:hyperlink w:history="1" r:id="rIdhyces9spmdgs3ygfikmiz">
               <w:r>
                 <w:rPr>
                   <w:rFonts w:ascii="Arial" w:cs="Arial" w:eastAsia="Arial" w:hAnsi="Arial"/>
@@ -19237,7 +19237,7 @@
             <w:pPr>
               <w:spacing w:after="20" w:before="0"/>
             </w:pPr>
-            <w:hyperlink w:history="1" r:id="rIdwoeqkq7n1yldd37vmbh_z">
+            <w:hyperlink w:history="1" r:id="rIddmmik251tzwigkohqg5u1">
               <w:r>
                 <w:rPr>
                   <w:rFonts w:ascii="Arial" w:cs="Arial" w:eastAsia="Arial" w:hAnsi="Arial"/>
@@ -19270,7 +19270,7 @@
               <w:spacing w:after="10" w:before="0"/>
               <w:ind w:left="120"/>
             </w:pPr>
-            <w:hyperlink w:history="1" r:id="rId2n9sexjmzqi-nkcbrvbno">
+            <w:hyperlink w:history="1" r:id="rIdycqmoyuo2tdpfm5svrr7g">
               <w:r>
                 <w:rPr>
                   <w:rFonts w:ascii="Arial" w:cs="Arial" w:eastAsia="Arial" w:hAnsi="Arial"/>
@@ -19465,7 +19465,7 @@
             <w:pPr>
               <w:spacing w:after="20" w:before="0"/>
             </w:pPr>
-            <w:hyperlink w:history="1" r:id="rIdyrzgfh_zpsasqqtji0yms">
+            <w:hyperlink w:history="1" r:id="rIdg2xxaxksvhqnrm8opxr-d">
               <w:r>
                 <w:rPr>
                   <w:rFonts w:ascii="Arial" w:cs="Arial" w:eastAsia="Arial" w:hAnsi="Arial"/>
@@ -19514,7 +19514,7 @@
               <w:spacing w:after="10" w:before="0"/>
               <w:ind w:left="120"/>
             </w:pPr>
-            <w:hyperlink w:history="1" r:id="rIdzshrjx838c9ier7wlio8x">
+            <w:hyperlink w:history="1" r:id="rIdyqti7r0ewrnltebx4yiqe">
               <w:r>
                 <w:rPr>
                   <w:rFonts w:ascii="Arial" w:cs="Arial" w:eastAsia="Arial" w:hAnsi="Arial"/>
@@ -19559,7 +19559,7 @@
             <w:pPr>
               <w:spacing w:after="20" w:before="0"/>
             </w:pPr>
-            <w:hyperlink w:history="1" r:id="rIdcxjwt0zsoljehf5ykdjqn">
+            <w:hyperlink w:history="1" r:id="rIdft8mfiea9etil0gmmzunl">
               <w:r>
                 <w:rPr>
                   <w:rFonts w:ascii="Arial" w:cs="Arial" w:eastAsia="Arial" w:hAnsi="Arial"/>
@@ -19592,7 +19592,7 @@
               <w:spacing w:after="10" w:before="0"/>
               <w:ind w:left="120"/>
             </w:pPr>
-            <w:hyperlink w:history="1" r:id="rIdpr9_gvvwxu9l7ufy4fn_m">
+            <w:hyperlink w:history="1" r:id="rIdxcenwjwvqvtyfxmfgaaiz">
               <w:r>
                 <w:rPr>
                   <w:rFonts w:ascii="Arial" w:cs="Arial" w:eastAsia="Arial" w:hAnsi="Arial"/>
@@ -19787,7 +19787,7 @@
             <w:pPr>
               <w:spacing w:after="20" w:before="0"/>
             </w:pPr>
-            <w:hyperlink w:history="1" r:id="rId7vzr7z_gx1f9sftrtachg">
+            <w:hyperlink w:history="1" r:id="rIdeazoqwzd4h0dwshrujhcp">
               <w:r>
                 <w:rPr>
                   <w:rFonts w:ascii="Arial" w:cs="Arial" w:eastAsia="Arial" w:hAnsi="Arial"/>
@@ -19836,7 +19836,7 @@
               <w:spacing w:after="10" w:before="0"/>
               <w:ind w:left="120"/>
             </w:pPr>
-            <w:hyperlink w:history="1" r:id="rIdbw-edrycasfdhpphuqt7u">
+            <w:hyperlink w:history="1" r:id="rId1hy3hlchfcfhfpaiyvft-">
               <w:r>
                 <w:rPr>
                   <w:rFonts w:ascii="Arial" w:cs="Arial" w:eastAsia="Arial" w:hAnsi="Arial"/>
@@ -19881,7 +19881,7 @@
             <w:pPr>
               <w:spacing w:after="20" w:before="0"/>
             </w:pPr>
-            <w:hyperlink w:history="1" r:id="rIdg5ch9ssjapr-sx61t-evy">
+            <w:hyperlink w:history="1" r:id="rId2qhywgx1wxu7nnmgyvxnh">
               <w:r>
                 <w:rPr>
                   <w:rFonts w:ascii="Arial" w:cs="Arial" w:eastAsia="Arial" w:hAnsi="Arial"/>
@@ -19914,7 +19914,7 @@
               <w:spacing w:after="10" w:before="0"/>
               <w:ind w:left="120"/>
             </w:pPr>
-            <w:hyperlink w:history="1" r:id="rIdvcfksywcn5npo3g8wgnhv">
+            <w:hyperlink w:history="1" r:id="rIddgrrb3p9p-harjaoipb37">
               <w:r>
                 <w:rPr>
                   <w:rFonts w:ascii="Arial" w:cs="Arial" w:eastAsia="Arial" w:hAnsi="Arial"/>
@@ -20109,7 +20109,7 @@
             <w:pPr>
               <w:spacing w:after="20" w:before="0"/>
             </w:pPr>
-            <w:hyperlink w:history="1" r:id="rIdl77fnrtxokffsthvwrb8_">
+            <w:hyperlink w:history="1" r:id="rIdquub4waufwermepa63drl">
               <w:r>
                 <w:rPr>
                   <w:rFonts w:ascii="Arial" w:cs="Arial" w:eastAsia="Arial" w:hAnsi="Arial"/>
@@ -20158,7 +20158,7 @@
               <w:spacing w:after="10" w:before="0"/>
               <w:ind w:left="120"/>
             </w:pPr>
-            <w:hyperlink w:history="1" r:id="rIdupvhqot8aj9crqhqbqdw5">
+            <w:hyperlink w:history="1" r:id="rIdnu2jfmdeqorhr6bj9asew">
               <w:r>
                 <w:rPr>
                   <w:rFonts w:ascii="Arial" w:cs="Arial" w:eastAsia="Arial" w:hAnsi="Arial"/>
@@ -20203,7 +20203,7 @@
             <w:pPr>
               <w:spacing w:after="20" w:before="0"/>
             </w:pPr>
-            <w:hyperlink w:history="1" r:id="rIdilbng1ctxd2zi17clkelb">
+            <w:hyperlink w:history="1" r:id="rIdzkoeiun9-c3m949soa_ys">
               <w:r>
                 <w:rPr>
                   <w:rFonts w:ascii="Arial" w:cs="Arial" w:eastAsia="Arial" w:hAnsi="Arial"/>
@@ -20252,7 +20252,7 @@
               <w:spacing w:after="10" w:before="0"/>
               <w:ind w:left="120"/>
             </w:pPr>
-            <w:hyperlink w:history="1" r:id="rIdmlh8kxmsdri5m2gdhm88o">
+            <w:hyperlink w:history="1" r:id="rIdqnnrl584gv_cponklb6tn">
               <w:r>
                 <w:rPr>
                   <w:rFonts w:ascii="Arial" w:cs="Arial" w:eastAsia="Arial" w:hAnsi="Arial"/>
@@ -20764,7 +20764,7 @@
         </w:rPr>
         <w:t xml:space="preserve">© 2026 SeaVuria and ARES. Aligned with KICD objectives. Developed by SeaVuria; technical implementation by ARES (with AI assistance from Claude). Licensed under </w:t>
       </w:r>
-      <w:hyperlink w:history="1" r:id="rIdgg2qqzatkbvuvoyuusqr2">
+      <w:hyperlink w:history="1" r:id="rIdvghhkxet1gcm4xxxdbsuz">
         <w:r>
           <w:rPr>
             <w:rFonts w:ascii="Arial" w:cs="Arial" w:eastAsia="Arial" w:hAnsi="Arial"/>
@@ -20785,7 +20785,7 @@
         </w:rPr>
         <w:t xml:space="preserve"> (</w:t>
       </w:r>
-      <w:hyperlink w:history="1" r:id="rId6lpips_2mhx8ja4h5hmem">
+      <w:hyperlink w:history="1" r:id="rId5ycnavxu4kunfgyajgt02">
         <w:r>
           <w:rPr>
             <w:rFonts w:ascii="Arial" w:cs="Arial" w:eastAsia="Arial" w:hAnsi="Arial"/>
@@ -21798,7 +21798,7 @@
             <w:pPr>
               <w:spacing w:after="20" w:before="0"/>
             </w:pPr>
-            <w:hyperlink w:history="1" r:id="rId6nhmbdtdnxm5h-iydduyl">
+            <w:hyperlink w:history="1" r:id="rIdxzjcqtceta1mgstyfbc6l">
               <w:r>
                 <w:rPr>
                   <w:rFonts w:ascii="Arial" w:cs="Arial" w:eastAsia="Arial" w:hAnsi="Arial"/>
@@ -21831,7 +21831,7 @@
               <w:spacing w:after="10" w:before="0"/>
               <w:ind w:left="120"/>
             </w:pPr>
-            <w:hyperlink w:history="1" r:id="rId3knc4qzlnhpcdnooltzgt">
+            <w:hyperlink w:history="1" r:id="rIdl6_uw2bomss1m6atitgb_">
               <w:r>
                 <w:rPr>
                   <w:rFonts w:ascii="Arial" w:cs="Arial" w:eastAsia="Arial" w:hAnsi="Arial"/>
@@ -21876,7 +21876,7 @@
             <w:pPr>
               <w:spacing w:after="20" w:before="0"/>
             </w:pPr>
-            <w:hyperlink w:history="1" r:id="rIdktxlxru3qhbx1bcog8wqp">
+            <w:hyperlink w:history="1" r:id="rId686cmluzsxgt6hdygpbjt">
               <w:r>
                 <w:rPr>
                   <w:rFonts w:ascii="Arial" w:cs="Arial" w:eastAsia="Arial" w:hAnsi="Arial"/>
@@ -21909,7 +21909,7 @@
               <w:spacing w:after="10" w:before="0"/>
               <w:ind w:left="120"/>
             </w:pPr>
-            <w:hyperlink w:history="1" r:id="rIdoq9r7krv8mqcwjsbnkoot">
+            <w:hyperlink w:history="1" r:id="rId0npwd-aqyvtrnul-2fzox">
               <w:r>
                 <w:rPr>
                   <w:rFonts w:ascii="Arial" w:cs="Arial" w:eastAsia="Arial" w:hAnsi="Arial"/>
@@ -22104,7 +22104,7 @@
             <w:pPr>
               <w:spacing w:after="20" w:before="0"/>
             </w:pPr>
-            <w:hyperlink w:history="1" r:id="rId3huefdbazl85az5ejbkie">
+            <w:hyperlink w:history="1" r:id="rIdnjlmnami3zs1fjfqncshn">
               <w:r>
                 <w:rPr>
                   <w:rFonts w:ascii="Arial" w:cs="Arial" w:eastAsia="Arial" w:hAnsi="Arial"/>
@@ -22137,7 +22137,7 @@
               <w:spacing w:after="10" w:before="0"/>
               <w:ind w:left="120"/>
             </w:pPr>
-            <w:hyperlink w:history="1" r:id="rIdwcekby-o0btixfppsy8_i">
+            <w:hyperlink w:history="1" r:id="rId3rkvco8ek9yblhr2hv-yo">
               <w:r>
                 <w:rPr>
                   <w:rFonts w:ascii="Arial" w:cs="Arial" w:eastAsia="Arial" w:hAnsi="Arial"/>
@@ -22182,7 +22182,7 @@
             <w:pPr>
               <w:spacing w:after="20" w:before="0"/>
             </w:pPr>
-            <w:hyperlink w:history="1" r:id="rIdmmjevcztnsc3pgkzlas1t">
+            <w:hyperlink w:history="1" r:id="rIdywafohv0w8o5sh92a1zkr">
               <w:r>
                 <w:rPr>
                   <w:rFonts w:ascii="Arial" w:cs="Arial" w:eastAsia="Arial" w:hAnsi="Arial"/>
@@ -22215,7 +22215,7 @@
               <w:spacing w:after="10" w:before="0"/>
               <w:ind w:left="120"/>
             </w:pPr>
-            <w:hyperlink w:history="1" r:id="rIdq5xaukxgcyxzv9pyg3mig">
+            <w:hyperlink w:history="1" r:id="rIdtnovheanrac4pypztseka">
               <w:r>
                 <w:rPr>
                   <w:rFonts w:ascii="Arial" w:cs="Arial" w:eastAsia="Arial" w:hAnsi="Arial"/>
@@ -22410,7 +22410,7 @@
             <w:pPr>
               <w:spacing w:after="20" w:before="0"/>
             </w:pPr>
-            <w:hyperlink w:history="1" r:id="rIdzfioscjl8gwtzvgc_zroq">
+            <w:hyperlink w:history="1" r:id="rIdfcxybry6igmss1solnuzi">
               <w:r>
                 <w:rPr>
                   <w:rFonts w:ascii="Arial" w:cs="Arial" w:eastAsia="Arial" w:hAnsi="Arial"/>
@@ -22443,7 +22443,7 @@
               <w:spacing w:after="10" w:before="0"/>
               <w:ind w:left="120"/>
             </w:pPr>
-            <w:hyperlink w:history="1" r:id="rIdtwpgcejkwab2isibg0wws">
+            <w:hyperlink w:history="1" r:id="rIdcyaghxybnp-y0gvn263ph">
               <w:r>
                 <w:rPr>
                   <w:rFonts w:ascii="Arial" w:cs="Arial" w:eastAsia="Arial" w:hAnsi="Arial"/>
@@ -22488,7 +22488,7 @@
             <w:pPr>
               <w:spacing w:after="20" w:before="0"/>
             </w:pPr>
-            <w:hyperlink w:history="1" r:id="rIdbxrocyvksn944i3_xm5we">
+            <w:hyperlink w:history="1" r:id="rIdypevgs-lnk9y7v7rb7ce6">
               <w:r>
                 <w:rPr>
                   <w:rFonts w:ascii="Arial" w:cs="Arial" w:eastAsia="Arial" w:hAnsi="Arial"/>
@@ -22521,7 +22521,7 @@
               <w:spacing w:after="10" w:before="0"/>
               <w:ind w:left="120"/>
             </w:pPr>
-            <w:hyperlink w:history="1" r:id="rIdgwdryj_ftl5ywwywvo1w_">
+            <w:hyperlink w:history="1" r:id="rIdxltcfq1k-_4rsdxg__ekz">
               <w:r>
                 <w:rPr>
                   <w:rFonts w:ascii="Arial" w:cs="Arial" w:eastAsia="Arial" w:hAnsi="Arial"/>
@@ -22716,7 +22716,7 @@
             <w:pPr>
               <w:spacing w:after="20" w:before="0"/>
             </w:pPr>
-            <w:hyperlink w:history="1" r:id="rIdzuoywu3z5lmaifjqomyqm">
+            <w:hyperlink w:history="1" r:id="rIdoedmbi2dj8pintwv0ff3q">
               <w:r>
                 <w:rPr>
                   <w:rFonts w:ascii="Arial" w:cs="Arial" w:eastAsia="Arial" w:hAnsi="Arial"/>
@@ -22749,7 +22749,7 @@
               <w:spacing w:after="10" w:before="0"/>
               <w:ind w:left="120"/>
             </w:pPr>
-            <w:hyperlink w:history="1" r:id="rIdmdouo8kjbreurl33zkg9x">
+            <w:hyperlink w:history="1" r:id="rIdhyyqmdskm7ro0uw8kssgv">
               <w:r>
                 <w:rPr>
                   <w:rFonts w:ascii="Arial" w:cs="Arial" w:eastAsia="Arial" w:hAnsi="Arial"/>
@@ -22794,7 +22794,7 @@
             <w:pPr>
               <w:spacing w:after="20" w:before="0"/>
             </w:pPr>
-            <w:hyperlink w:history="1" r:id="rId7uyp9oadfknfl0waxseq_">
+            <w:hyperlink w:history="1" r:id="rIds2tfy_mppt-fbegqi4-de">
               <w:r>
                 <w:rPr>
                   <w:rFonts w:ascii="Arial" w:cs="Arial" w:eastAsia="Arial" w:hAnsi="Arial"/>
@@ -22827,7 +22827,7 @@
               <w:spacing w:after="10" w:before="0"/>
               <w:ind w:left="120"/>
             </w:pPr>
-            <w:hyperlink w:history="1" r:id="rIdfhcouob-xy4dcjbyosucr">
+            <w:hyperlink w:history="1" r:id="rIdxrphgc6be-itdyqljyab5">
               <w:r>
                 <w:rPr>
                   <w:rFonts w:ascii="Arial" w:cs="Arial" w:eastAsia="Arial" w:hAnsi="Arial"/>
@@ -23022,7 +23022,7 @@
             <w:pPr>
               <w:spacing w:after="20" w:before="0"/>
             </w:pPr>
-            <w:hyperlink w:history="1" r:id="rIdztz-ci3cf8x84rx5zothh">
+            <w:hyperlink w:history="1" r:id="rIdpqagjjluhgodi2r7ulobx">
               <w:r>
                 <w:rPr>
                   <w:rFonts w:ascii="Arial" w:cs="Arial" w:eastAsia="Arial" w:hAnsi="Arial"/>
@@ -23055,7 +23055,7 @@
               <w:spacing w:after="10" w:before="0"/>
               <w:ind w:left="120"/>
             </w:pPr>
-            <w:hyperlink w:history="1" r:id="rIdmi0cyl_hxss9lqxft5rsy">
+            <w:hyperlink w:history="1" r:id="rIdtwp8gs91l43snhdfkao7l">
               <w:r>
                 <w:rPr>
                   <w:rFonts w:ascii="Arial" w:cs="Arial" w:eastAsia="Arial" w:hAnsi="Arial"/>
@@ -23100,7 +23100,7 @@
             <w:pPr>
               <w:spacing w:after="20" w:before="0"/>
             </w:pPr>
-            <w:hyperlink w:history="1" r:id="rIdx27tczwzbyajaz54667wq">
+            <w:hyperlink w:history="1" r:id="rIdj8bqpyq1eyt548qe1hg4s">
               <w:r>
                 <w:rPr>
                   <w:rFonts w:ascii="Arial" w:cs="Arial" w:eastAsia="Arial" w:hAnsi="Arial"/>
@@ -23149,7 +23149,7 @@
               <w:spacing w:after="10" w:before="0"/>
               <w:ind w:left="120"/>
             </w:pPr>
-            <w:hyperlink w:history="1" r:id="rIdlus2gu8ax1zr8hss3ptx4">
+            <w:hyperlink w:history="1" r:id="rId2_e4n9kklazewhrbw5apt">
               <w:r>
                 <w:rPr>
                   <w:rFonts w:ascii="Arial" w:cs="Arial" w:eastAsia="Arial" w:hAnsi="Arial"/>
@@ -23661,7 +23661,7 @@
         </w:rPr>
         <w:t xml:space="preserve">© 2026 SeaVuria and ARES. Aligned with KICD objectives. Developed by SeaVuria; technical implementation by ARES (with AI assistance from Claude). Licensed under </w:t>
       </w:r>
-      <w:hyperlink w:history="1" r:id="rIdg16anngviice7rc6f7dcf">
+      <w:hyperlink w:history="1" r:id="rIdmpvcdnoeupy62zrem93sm">
         <w:r>
           <w:rPr>
             <w:rFonts w:ascii="Arial" w:cs="Arial" w:eastAsia="Arial" w:hAnsi="Arial"/>
@@ -23682,7 +23682,7 @@
         </w:rPr>
         <w:t xml:space="preserve"> (</w:t>
       </w:r>
-      <w:hyperlink w:history="1" r:id="rIdq1ohxks4a718smyji8hpw">
+      <w:hyperlink w:history="1" r:id="rIdwc8qn0o8psi2lmz4n3ail">
         <w:r>
           <w:rPr>
             <w:rFonts w:ascii="Arial" w:cs="Arial" w:eastAsia="Arial" w:hAnsi="Arial"/>
@@ -24695,7 +24695,7 @@
             <w:pPr>
               <w:spacing w:after="20" w:before="0"/>
             </w:pPr>
-            <w:hyperlink w:history="1" r:id="rIdhsd5r8s6ln2y06nheyuvk">
+            <w:hyperlink w:history="1" r:id="rIdwknbslqvupcdablwxhfwy">
               <w:r>
                 <w:rPr>
                   <w:rFonts w:ascii="Arial" w:cs="Arial" w:eastAsia="Arial" w:hAnsi="Arial"/>
@@ -24728,7 +24728,7 @@
               <w:spacing w:after="10" w:before="0"/>
               <w:ind w:left="120"/>
             </w:pPr>
-            <w:hyperlink w:history="1" r:id="rIdooah5ptqfpzcmpzbfl9qf">
+            <w:hyperlink w:history="1" r:id="rIdkj1o8wwpp9qloxdjrhe7n">
               <w:r>
                 <w:rPr>
                   <w:rFonts w:ascii="Arial" w:cs="Arial" w:eastAsia="Arial" w:hAnsi="Arial"/>
@@ -24773,7 +24773,7 @@
             <w:pPr>
               <w:spacing w:after="20" w:before="0"/>
             </w:pPr>
-            <w:hyperlink w:history="1" r:id="rIdkut0ljnymyyxj2pvtekzk">
+            <w:hyperlink w:history="1" r:id="rIdhcwsdl7rpsohx62uyvtdh">
               <w:r>
                 <w:rPr>
                   <w:rFonts w:ascii="Arial" w:cs="Arial" w:eastAsia="Arial" w:hAnsi="Arial"/>
@@ -24806,7 +24806,7 @@
               <w:spacing w:after="10" w:before="0"/>
               <w:ind w:left="120"/>
             </w:pPr>
-            <w:hyperlink w:history="1" r:id="rIdyky1uggci1ra_iqibdqr_">
+            <w:hyperlink w:history="1" r:id="rIdbrq5jeludqzhsodhc6csw">
               <w:r>
                 <w:rPr>
                   <w:rFonts w:ascii="Arial" w:cs="Arial" w:eastAsia="Arial" w:hAnsi="Arial"/>
@@ -25001,7 +25001,7 @@
             <w:pPr>
               <w:spacing w:after="20" w:before="0"/>
             </w:pPr>
-            <w:hyperlink w:history="1" r:id="rIdw1dfwr_p93jzxywaaaf9-">
+            <w:hyperlink w:history="1" r:id="rIdsxn4omwwe_o5msuo7zsud">
               <w:r>
                 <w:rPr>
                   <w:rFonts w:ascii="Arial" w:cs="Arial" w:eastAsia="Arial" w:hAnsi="Arial"/>
@@ -25034,7 +25034,7 @@
               <w:spacing w:after="10" w:before="0"/>
               <w:ind w:left="120"/>
             </w:pPr>
-            <w:hyperlink w:history="1" r:id="rIdw_09ci2v1gsckfw4brtrn">
+            <w:hyperlink w:history="1" r:id="rIdeb2xnx09rc2cdplycdtca">
               <w:r>
                 <w:rPr>
                   <w:rFonts w:ascii="Arial" w:cs="Arial" w:eastAsia="Arial" w:hAnsi="Arial"/>
@@ -25079,7 +25079,7 @@
             <w:pPr>
               <w:spacing w:after="20" w:before="0"/>
             </w:pPr>
-            <w:hyperlink w:history="1" r:id="rIduahzu_ph79hkm8o6sva22">
+            <w:hyperlink w:history="1" r:id="rIdjjwj3izthogl-p612kgts">
               <w:r>
                 <w:rPr>
                   <w:rFonts w:ascii="Arial" w:cs="Arial" w:eastAsia="Arial" w:hAnsi="Arial"/>
@@ -25112,7 +25112,7 @@
               <w:spacing w:after="10" w:before="0"/>
               <w:ind w:left="120"/>
             </w:pPr>
-            <w:hyperlink w:history="1" r:id="rId-kvazy_4ynrpoyxuzx9mq">
+            <w:hyperlink w:history="1" r:id="rId_ewndje2iczjknu2xuepx">
               <w:r>
                 <w:rPr>
                   <w:rFonts w:ascii="Arial" w:cs="Arial" w:eastAsia="Arial" w:hAnsi="Arial"/>
@@ -25535,7 +25535,7 @@
             <w:pPr>
               <w:spacing w:after="20" w:before="0"/>
             </w:pPr>
-            <w:hyperlink w:history="1" r:id="rIdjwedqtwrikc-qwrgae2re">
+            <w:hyperlink w:history="1" r:id="rIdisqnfqj3kc-l1h0izvixn">
               <w:r>
                 <w:rPr>
                   <w:rFonts w:ascii="Arial" w:cs="Arial" w:eastAsia="Arial" w:hAnsi="Arial"/>
@@ -25568,7 +25568,7 @@
               <w:spacing w:after="10" w:before="0"/>
               <w:ind w:left="120"/>
             </w:pPr>
-            <w:hyperlink w:history="1" r:id="rId1jmms-cw9hx4qhacki2og">
+            <w:hyperlink w:history="1" r:id="rIdqhj-qdnmw3jrtf4mqvzk-">
               <w:r>
                 <w:rPr>
                   <w:rFonts w:ascii="Arial" w:cs="Arial" w:eastAsia="Arial" w:hAnsi="Arial"/>
@@ -25613,7 +25613,7 @@
             <w:pPr>
               <w:spacing w:after="20" w:before="0"/>
             </w:pPr>
-            <w:hyperlink w:history="1" r:id="rId6ba5tchety1pjqe_nt7az">
+            <w:hyperlink w:history="1" r:id="rIdzmrgasfgr-twpdxswulae">
               <w:r>
                 <w:rPr>
                   <w:rFonts w:ascii="Arial" w:cs="Arial" w:eastAsia="Arial" w:hAnsi="Arial"/>
@@ -25646,7 +25646,7 @@
               <w:spacing w:after="10" w:before="0"/>
               <w:ind w:left="120"/>
             </w:pPr>
-            <w:hyperlink w:history="1" r:id="rIdj6qvailkmzhl_1quht5uc">
+            <w:hyperlink w:history="1" r:id="rIdotbcsds_jgujgx3n5ozud">
               <w:r>
                 <w:rPr>
                   <w:rFonts w:ascii="Arial" w:cs="Arial" w:eastAsia="Arial" w:hAnsi="Arial"/>
@@ -25841,7 +25841,7 @@
             <w:pPr>
               <w:spacing w:after="20" w:before="0"/>
             </w:pPr>
-            <w:hyperlink w:history="1" r:id="rIdxdumsg84pwwib5bflcmab">
+            <w:hyperlink w:history="1" r:id="rId0hdixen-bhq_wuudk2y8g">
               <w:r>
                 <w:rPr>
                   <w:rFonts w:ascii="Arial" w:cs="Arial" w:eastAsia="Arial" w:hAnsi="Arial"/>
@@ -25874,7 +25874,7 @@
               <w:spacing w:after="10" w:before="0"/>
               <w:ind w:left="120"/>
             </w:pPr>
-            <w:hyperlink w:history="1" r:id="rIdm_urpsxxzxka1euhnj6oa">
+            <w:hyperlink w:history="1" r:id="rIdtuamn3dzzocgi915l0doe">
               <w:r>
                 <w:rPr>
                   <w:rFonts w:ascii="Arial" w:cs="Arial" w:eastAsia="Arial" w:hAnsi="Arial"/>
@@ -25919,7 +25919,7 @@
             <w:pPr>
               <w:spacing w:after="20" w:before="0"/>
             </w:pPr>
-            <w:hyperlink w:history="1" r:id="rId6aurdh-dafvmpgwpnvy7o">
+            <w:hyperlink w:history="1" r:id="rIdhijse6qoudkove9ak7wpl">
               <w:r>
                 <w:rPr>
                   <w:rFonts w:ascii="Arial" w:cs="Arial" w:eastAsia="Arial" w:hAnsi="Arial"/>
@@ -25952,7 +25952,7 @@
               <w:spacing w:after="10" w:before="0"/>
               <w:ind w:left="120"/>
             </w:pPr>
-            <w:hyperlink w:history="1" r:id="rIddwtyurwsggrvs2aykykqx">
+            <w:hyperlink w:history="1" r:id="rId6hijbnejv6rtwymfsr2hh">
               <w:r>
                 <w:rPr>
                   <w:rFonts w:ascii="Arial" w:cs="Arial" w:eastAsia="Arial" w:hAnsi="Arial"/>
@@ -26147,7 +26147,7 @@
             <w:pPr>
               <w:spacing w:after="20" w:before="0"/>
             </w:pPr>
-            <w:hyperlink w:history="1" r:id="rIdazzkcdf2yc64sil7nttsu">
+            <w:hyperlink w:history="1" r:id="rIdeocbd0g9e2_xdzkuyrzyw">
               <w:r>
                 <w:rPr>
                   <w:rFonts w:ascii="Arial" w:cs="Arial" w:eastAsia="Arial" w:hAnsi="Arial"/>
@@ -26180,7 +26180,7 @@
               <w:spacing w:after="10" w:before="0"/>
               <w:ind w:left="120"/>
             </w:pPr>
-            <w:hyperlink w:history="1" r:id="rIdgnhszuyaoiehdihqs4gx2">
+            <w:hyperlink w:history="1" r:id="rId2r3bh-d3dpuzgq-r6diqi">
               <w:r>
                 <w:rPr>
                   <w:rFonts w:ascii="Arial" w:cs="Arial" w:eastAsia="Arial" w:hAnsi="Arial"/>
@@ -26225,7 +26225,7 @@
             <w:pPr>
               <w:spacing w:after="20" w:before="0"/>
             </w:pPr>
-            <w:hyperlink w:history="1" r:id="rIdjoyl7towphu8o_cb8rzrh">
+            <w:hyperlink w:history="1" r:id="rIdxifmobumjbkwnabmuqvpw">
               <w:r>
                 <w:rPr>
                   <w:rFonts w:ascii="Arial" w:cs="Arial" w:eastAsia="Arial" w:hAnsi="Arial"/>
@@ -26258,7 +26258,7 @@
               <w:spacing w:after="10" w:before="0"/>
               <w:ind w:left="120"/>
             </w:pPr>
-            <w:hyperlink w:history="1" r:id="rIdywlpk4dtvyjh4rfznp5xv">
+            <w:hyperlink w:history="1" r:id="rIdtd99y_ps_tvgsiu2utr6p">
               <w:r>
                 <w:rPr>
                   <w:rFonts w:ascii="Arial" w:cs="Arial" w:eastAsia="Arial" w:hAnsi="Arial"/>
@@ -26998,7 +26998,7 @@
         </w:rPr>
         <w:t xml:space="preserve">© 2026 SeaVuria and ARES. Aligned with KICD objectives. Developed by SeaVuria; technical implementation by ARES (with AI assistance from Claude). Licensed under </w:t>
       </w:r>
-      <w:hyperlink w:history="1" r:id="rIdpzgrjy0lg9gspezuza4kn">
+      <w:hyperlink w:history="1" r:id="rIdgrlmqr3a-ivjv-18ljimy">
         <w:r>
           <w:rPr>
             <w:rFonts w:ascii="Arial" w:cs="Arial" w:eastAsia="Arial" w:hAnsi="Arial"/>
@@ -27019,7 +27019,7 @@
         </w:rPr>
         <w:t xml:space="preserve"> (</w:t>
       </w:r>
-      <w:hyperlink w:history="1" r:id="rIdrz_tksfy2sxx0dovlp0un">
+      <w:hyperlink w:history="1" r:id="rIdflhnb_hzgoxoofi9nzvlm">
         <w:r>
           <w:rPr>
             <w:rFonts w:ascii="Arial" w:cs="Arial" w:eastAsia="Arial" w:hAnsi="Arial"/>

--- a/data/outputs/v2/Maths/SS1.2_Indices/Mathematics_Indices_CBE_LessonSequence.docx
+++ b/data/outputs/v2/Maths/SS1.2_Indices/Mathematics_Indices_CBE_LessonSequence.docx
@@ -4,6 +4,7 @@
   <w:body>
     <w:p>
       <w:pPr>
+        <w:keepNext w:val="false"/>
         <w:spacing w:after="30" w:before="0"/>
         <w:jc w:val="center"/>
       </w:pPr>
@@ -23,6 +24,7 @@
     </w:p>
     <w:p>
       <w:pPr>
+        <w:keepNext w:val="false"/>
         <w:spacing w:after="60" w:before="0"/>
         <w:jc w:val="center"/>
       </w:pPr>
@@ -81,6 +83,7 @@
           </w:tcPr>
           <w:p>
             <w:pPr>
+              <w:keepNext w:val="false"/>
               <w:spacing w:after="40" w:before="0"/>
               <w:jc w:val="center"/>
             </w:pPr>
@@ -115,6 +118,7 @@
           </w:tcPr>
           <w:p>
             <w:pPr>
+              <w:keepNext w:val="false"/>
               <w:spacing w:after="40" w:before="0"/>
               <w:jc w:val="left"/>
             </w:pPr>
@@ -147,6 +151,7 @@
           </w:tcPr>
           <w:p>
             <w:pPr>
+              <w:keepNext w:val="false"/>
               <w:spacing w:after="40" w:before="0"/>
               <w:jc w:val="left"/>
             </w:pPr>
@@ -181,6 +186,7 @@
           </w:tcPr>
           <w:p>
             <w:pPr>
+              <w:keepNext w:val="false"/>
               <w:spacing w:after="40" w:before="0"/>
               <w:jc w:val="left"/>
             </w:pPr>
@@ -213,6 +219,7 @@
           </w:tcPr>
           <w:p>
             <w:pPr>
+              <w:keepNext w:val="false"/>
               <w:spacing w:after="40" w:before="0"/>
               <w:jc w:val="left"/>
             </w:pPr>
@@ -247,6 +254,7 @@
           </w:tcPr>
           <w:p>
             <w:pPr>
+              <w:keepNext w:val="false"/>
               <w:spacing w:after="40" w:before="0"/>
               <w:jc w:val="left"/>
             </w:pPr>
@@ -279,6 +287,7 @@
           </w:tcPr>
           <w:p>
             <w:pPr>
+              <w:keepNext w:val="false"/>
               <w:spacing w:after="40" w:before="0"/>
               <w:jc w:val="left"/>
             </w:pPr>
@@ -313,6 +322,7 @@
           </w:tcPr>
           <w:p>
             <w:pPr>
+              <w:keepNext w:val="false"/>
               <w:spacing w:after="40" w:before="0"/>
               <w:jc w:val="left"/>
             </w:pPr>
@@ -345,6 +355,7 @@
           </w:tcPr>
           <w:p>
             <w:pPr>
+              <w:keepNext w:val="false"/>
               <w:spacing w:after="40" w:before="0"/>
               <w:jc w:val="left"/>
             </w:pPr>
@@ -379,6 +390,7 @@
           </w:tcPr>
           <w:p>
             <w:pPr>
+              <w:keepNext w:val="false"/>
               <w:spacing w:after="40" w:before="0"/>
               <w:jc w:val="left"/>
             </w:pPr>
@@ -411,6 +423,7 @@
           </w:tcPr>
           <w:p>
             <w:pPr>
+              <w:keepNext w:val="false"/>
               <w:spacing w:after="40" w:before="0"/>
               <w:jc w:val="left"/>
             </w:pPr>
@@ -445,6 +458,7 @@
           </w:tcPr>
           <w:p>
             <w:pPr>
+              <w:keepNext w:val="false"/>
               <w:spacing w:after="40" w:before="0"/>
               <w:jc w:val="left"/>
             </w:pPr>
@@ -592,6 +606,7 @@
           </w:tcPr>
           <w:p>
             <w:pPr>
+              <w:keepNext w:val="false"/>
               <w:spacing w:after="40" w:before="0"/>
               <w:jc w:val="left"/>
             </w:pPr>
@@ -624,6 +639,7 @@
           </w:tcPr>
           <w:p>
             <w:pPr>
+              <w:keepNext w:val="false"/>
               <w:spacing w:after="40" w:before="0"/>
               <w:jc w:val="left"/>
             </w:pPr>
@@ -643,6 +659,7 @@
           </w:p>
           <w:p>
             <w:pPr>
+              <w:keepNext w:val="false"/>
               <w:spacing w:after="40" w:before="0"/>
               <w:jc w:val="left"/>
             </w:pPr>
@@ -662,6 +679,7 @@
           </w:p>
           <w:p>
             <w:pPr>
+              <w:keepNext w:val="false"/>
               <w:spacing w:after="40" w:before="0"/>
               <w:jc w:val="left"/>
             </w:pPr>
@@ -681,6 +699,7 @@
           </w:p>
           <w:p>
             <w:pPr>
+              <w:keepNext w:val="false"/>
               <w:spacing w:after="40" w:before="0"/>
               <w:jc w:val="left"/>
             </w:pPr>
@@ -700,6 +719,7 @@
           </w:p>
           <w:p>
             <w:pPr>
+              <w:keepNext w:val="false"/>
               <w:spacing w:after="40" w:before="0"/>
               <w:jc w:val="left"/>
             </w:pPr>
@@ -719,6 +739,7 @@
           </w:p>
           <w:p>
             <w:pPr>
+              <w:keepNext w:val="false"/>
               <w:spacing w:after="40" w:before="0"/>
               <w:jc w:val="left"/>
             </w:pPr>
@@ -738,6 +759,7 @@
           </w:p>
           <w:p>
             <w:pPr>
+              <w:keepNext w:val="false"/>
               <w:spacing w:after="40" w:before="0"/>
               <w:jc w:val="left"/>
             </w:pPr>
@@ -772,6 +794,7 @@
           </w:tcPr>
           <w:p>
             <w:pPr>
+              <w:keepNext w:val="false"/>
               <w:spacing w:after="40" w:before="0"/>
               <w:jc w:val="left"/>
             </w:pPr>
@@ -879,6 +902,7 @@
           </w:tcPr>
           <w:p>
             <w:pPr>
+              <w:keepNext w:val="false"/>
               <w:spacing w:after="40" w:before="0"/>
               <w:jc w:val="left"/>
             </w:pPr>
@@ -966,6 +990,7 @@
           </w:tcPr>
           <w:p>
             <w:pPr>
+              <w:keepNext w:val="false"/>
               <w:spacing w:after="40" w:before="0"/>
               <w:jc w:val="left"/>
             </w:pPr>
@@ -1093,6 +1118,7 @@
           </w:tcPr>
           <w:p>
             <w:pPr>
+              <w:keepNext w:val="false"/>
               <w:spacing w:after="40" w:before="0"/>
               <w:jc w:val="left"/>
             </w:pPr>
@@ -1200,6 +1226,7 @@
           </w:tcPr>
           <w:p>
             <w:pPr>
+              <w:keepNext w:val="false"/>
               <w:spacing w:after="40" w:before="0"/>
               <w:jc w:val="left"/>
             </w:pPr>
@@ -1347,6 +1374,7 @@
           </w:tcPr>
           <w:p>
             <w:pPr>
+              <w:keepNext w:val="false"/>
               <w:spacing w:after="40" w:before="0"/>
               <w:jc w:val="left"/>
             </w:pPr>
@@ -1379,6 +1407,7 @@
           </w:tcPr>
           <w:p>
             <w:pPr>
+              <w:keepNext w:val="false"/>
               <w:spacing w:after="40" w:before="0"/>
               <w:jc w:val="left"/>
             </w:pPr>
@@ -1413,6 +1442,7 @@
           </w:tcPr>
           <w:p>
             <w:pPr>
+              <w:keepNext w:val="false"/>
               <w:spacing w:after="40" w:before="0"/>
               <w:jc w:val="left"/>
             </w:pPr>
@@ -1445,6 +1475,7 @@
           </w:tcPr>
           <w:p>
             <w:pPr>
+              <w:keepNext w:val="false"/>
               <w:spacing w:after="40" w:before="0"/>
               <w:jc w:val="left"/>
             </w:pPr>
@@ -1464,6 +1495,7 @@
           </w:p>
           <w:p>
             <w:pPr>
+              <w:keepNext w:val="false"/>
               <w:spacing w:after="40" w:before="0"/>
               <w:jc w:val="left"/>
             </w:pPr>
@@ -1483,6 +1515,7 @@
           </w:p>
           <w:p>
             <w:pPr>
+              <w:keepNext w:val="false"/>
               <w:spacing w:after="40" w:before="0"/>
               <w:jc w:val="left"/>
             </w:pPr>
@@ -1502,6 +1535,7 @@
           </w:p>
           <w:p>
             <w:pPr>
+              <w:keepNext w:val="false"/>
               <w:spacing w:after="40" w:before="0"/>
               <w:jc w:val="left"/>
             </w:pPr>
@@ -1536,6 +1570,7 @@
           </w:tcPr>
           <w:p>
             <w:pPr>
+              <w:keepNext w:val="false"/>
               <w:spacing w:after="40" w:before="0"/>
               <w:jc w:val="left"/>
             </w:pPr>
@@ -1568,6 +1603,7 @@
           </w:tcPr>
           <w:p>
             <w:pPr>
+              <w:keepNext w:val="false"/>
               <w:spacing w:after="40" w:before="0"/>
               <w:jc w:val="left"/>
             </w:pPr>
@@ -1587,6 +1623,7 @@
           </w:p>
           <w:p>
             <w:pPr>
+              <w:keepNext w:val="false"/>
               <w:spacing w:after="40" w:before="0"/>
               <w:jc w:val="left"/>
             </w:pPr>
@@ -1621,6 +1658,7 @@
           </w:tcPr>
           <w:p>
             <w:pPr>
+              <w:keepNext w:val="false"/>
               <w:spacing w:after="40" w:before="0"/>
               <w:jc w:val="left"/>
             </w:pPr>
@@ -1653,6 +1691,7 @@
           </w:tcPr>
           <w:p>
             <w:pPr>
+              <w:keepNext w:val="false"/>
               <w:spacing w:after="40" w:before="0"/>
               <w:jc w:val="left"/>
             </w:pPr>
@@ -1672,6 +1711,7 @@
           </w:p>
           <w:p>
             <w:pPr>
+              <w:keepNext w:val="false"/>
               <w:spacing w:after="40" w:before="0"/>
               <w:jc w:val="left"/>
             </w:pPr>
@@ -1691,6 +1731,7 @@
           </w:p>
           <w:p>
             <w:pPr>
+              <w:keepNext w:val="false"/>
               <w:spacing w:after="40" w:before="0"/>
               <w:jc w:val="left"/>
             </w:pPr>
@@ -1710,6 +1751,7 @@
           </w:p>
           <w:p>
             <w:pPr>
+              <w:keepNext w:val="false"/>
               <w:spacing w:after="40" w:before="0"/>
               <w:jc w:val="left"/>
             </w:pPr>
@@ -1729,6 +1771,7 @@
           </w:p>
           <w:p>
             <w:pPr>
+              <w:keepNext w:val="false"/>
               <w:spacing w:after="40" w:before="0"/>
               <w:jc w:val="left"/>
             </w:pPr>
@@ -1748,6 +1791,7 @@
           </w:p>
           <w:p>
             <w:pPr>
+              <w:keepNext w:val="false"/>
               <w:spacing w:after="40" w:before="0"/>
               <w:jc w:val="left"/>
             </w:pPr>
@@ -1767,6 +1811,7 @@
           </w:p>
           <w:p>
             <w:pPr>
+              <w:keepNext w:val="false"/>
               <w:spacing w:after="40" w:before="0"/>
               <w:jc w:val="left"/>
             </w:pPr>
@@ -1786,6 +1831,7 @@
           </w:p>
           <w:p>
             <w:pPr>
+              <w:keepNext w:val="false"/>
               <w:spacing w:after="40" w:before="0"/>
               <w:jc w:val="left"/>
             </w:pPr>
@@ -1805,6 +1851,7 @@
           </w:p>
           <w:p>
             <w:pPr>
+              <w:keepNext w:val="false"/>
               <w:spacing w:after="40" w:before="0"/>
               <w:jc w:val="left"/>
             </w:pPr>
@@ -1824,6 +1871,7 @@
           </w:p>
           <w:p>
             <w:pPr>
+              <w:keepNext w:val="false"/>
               <w:spacing w:after="40" w:before="0"/>
               <w:jc w:val="left"/>
             </w:pPr>
@@ -1843,6 +1891,7 @@
           </w:p>
           <w:p>
             <w:pPr>
+              <w:keepNext w:val="false"/>
               <w:spacing w:after="40" w:before="0"/>
               <w:jc w:val="left"/>
             </w:pPr>
@@ -1862,6 +1911,7 @@
           </w:p>
           <w:p>
             <w:pPr>
+              <w:keepNext w:val="false"/>
               <w:spacing w:after="40" w:before="0"/>
               <w:jc w:val="left"/>
             </w:pPr>
@@ -1881,6 +1931,7 @@
           </w:p>
           <w:p>
             <w:pPr>
+              <w:keepNext w:val="false"/>
               <w:spacing w:after="40" w:before="0"/>
               <w:jc w:val="left"/>
             </w:pPr>
@@ -1900,6 +1951,7 @@
           </w:p>
           <w:p>
             <w:pPr>
+              <w:keepNext w:val="false"/>
               <w:spacing w:after="40" w:before="0"/>
               <w:jc w:val="left"/>
             </w:pPr>
@@ -1919,6 +1971,7 @@
           </w:p>
           <w:p>
             <w:pPr>
+              <w:keepNext w:val="false"/>
               <w:spacing w:after="40" w:before="0"/>
               <w:jc w:val="left"/>
             </w:pPr>
@@ -1953,6 +2006,7 @@
           </w:tcPr>
           <w:p>
             <w:pPr>
+              <w:keepNext w:val="false"/>
               <w:spacing w:after="40" w:before="0"/>
               <w:jc w:val="left"/>
             </w:pPr>
@@ -2184,7 +2238,7 @@
         </w:rPr>
         <w:t xml:space="preserve">© 2026 SeaVuria and ARES. This work is licensed under a </w:t>
       </w:r>
-      <w:hyperlink w:history="1" r:id="rId5cj80g4tdy401e5ew9kst">
+      <w:hyperlink w:history="1" r:id="rId3iqxk_dtqt6zesacskqzs">
         <w:r>
           <w:rPr>
             <w:rFonts w:ascii="Arial" w:cs="Arial" w:eastAsia="Arial" w:hAnsi="Arial"/>
@@ -2204,7 +2258,7 @@
         </w:rPr>
         <w:t xml:space="preserve"> (</w:t>
       </w:r>
-      <w:hyperlink w:history="1" r:id="rIdia42ae9ovt3ovq7mqt3zx">
+      <w:hyperlink w:history="1" r:id="rIdgal7wh8iqexyopiwwtnaw">
         <w:r>
           <w:rPr>
             <w:rFonts w:ascii="Arial" w:cs="Arial" w:eastAsia="Arial" w:hAnsi="Arial"/>
@@ -2224,7 +2278,7 @@
         </w:rPr>
         <w:t xml:space="preserve">). To view a copy of this license, visit </w:t>
       </w:r>
-      <w:hyperlink w:history="1" r:id="rIdnvmclvc_rl6aiuupcfo50">
+      <w:hyperlink w:history="1" r:id="rIdsyytpsvyyyltwu3c9pyxv">
         <w:r>
           <w:rPr>
             <w:rFonts w:ascii="Arial" w:cs="Arial" w:eastAsia="Arial" w:hAnsi="Arial"/>
@@ -2283,6 +2337,7 @@
           </w:tcPr>
           <w:p>
             <w:pPr>
+              <w:keepNext w:val="false"/>
               <w:spacing w:after="40" w:before="0"/>
               <w:jc w:val="center"/>
             </w:pPr>
@@ -2318,6 +2373,7 @@
           </w:tcPr>
           <w:p>
             <w:pPr>
+              <w:keepNext w:val="false"/>
               <w:spacing w:after="40" w:before="0"/>
               <w:jc w:val="center"/>
             </w:pPr>
@@ -2352,6 +2408,7 @@
           </w:tcPr>
           <w:p>
             <w:pPr>
+              <w:keepNext w:val="false"/>
               <w:spacing w:after="40" w:before="0"/>
               <w:jc w:val="left"/>
             </w:pPr>
@@ -2384,6 +2441,7 @@
           </w:tcPr>
           <w:p>
             <w:pPr>
+              <w:keepNext w:val="false"/>
               <w:spacing w:after="40" w:before="0"/>
               <w:jc w:val="left"/>
             </w:pPr>
@@ -2418,6 +2476,7 @@
           </w:tcPr>
           <w:p>
             <w:pPr>
+              <w:keepNext w:val="false"/>
               <w:spacing w:after="40" w:before="0"/>
               <w:jc w:val="left"/>
             </w:pPr>
@@ -2450,6 +2509,7 @@
           </w:tcPr>
           <w:p>
             <w:pPr>
+              <w:keepNext w:val="false"/>
               <w:spacing w:after="40" w:before="0"/>
               <w:jc w:val="left"/>
             </w:pPr>
@@ -2484,6 +2544,7 @@
           </w:tcPr>
           <w:p>
             <w:pPr>
+              <w:keepNext w:val="false"/>
               <w:spacing w:after="40" w:before="0"/>
               <w:jc w:val="left"/>
             </w:pPr>
@@ -2516,6 +2577,7 @@
           </w:tcPr>
           <w:p>
             <w:pPr>
+              <w:keepNext w:val="false"/>
               <w:spacing w:after="40" w:before="0"/>
               <w:jc w:val="left"/>
             </w:pPr>
@@ -2550,6 +2612,7 @@
           </w:tcPr>
           <w:p>
             <w:pPr>
+              <w:keepNext w:val="false"/>
               <w:spacing w:after="40" w:before="0"/>
               <w:jc w:val="left"/>
             </w:pPr>
@@ -2582,6 +2645,7 @@
           </w:tcPr>
           <w:p>
             <w:pPr>
+              <w:keepNext w:val="false"/>
               <w:spacing w:after="40" w:before="0"/>
               <w:jc w:val="left"/>
             </w:pPr>
@@ -2616,6 +2680,7 @@
           </w:tcPr>
           <w:p>
             <w:pPr>
+              <w:keepNext w:val="false"/>
               <w:spacing w:after="40" w:before="0"/>
               <w:jc w:val="left"/>
             </w:pPr>
@@ -2648,6 +2713,7 @@
           </w:tcPr>
           <w:p>
             <w:pPr>
+              <w:keepNext w:val="false"/>
               <w:spacing w:after="40" w:before="0"/>
               <w:jc w:val="left"/>
             </w:pPr>
@@ -2682,6 +2748,7 @@
           </w:tcPr>
           <w:p>
             <w:pPr>
+              <w:keepNext w:val="false"/>
               <w:spacing w:after="40" w:before="0"/>
               <w:jc w:val="left"/>
             </w:pPr>
@@ -2714,6 +2781,7 @@
           </w:tcPr>
           <w:p>
             <w:pPr>
+              <w:keepNext w:val="false"/>
               <w:spacing w:after="40" w:before="0"/>
               <w:jc w:val="left"/>
             </w:pPr>
@@ -2748,6 +2816,7 @@
           </w:tcPr>
           <w:p>
             <w:pPr>
+              <w:keepNext w:val="false"/>
               <w:spacing w:after="40" w:before="0"/>
               <w:jc w:val="left"/>
             </w:pPr>
@@ -2780,6 +2849,7 @@
           </w:tcPr>
           <w:p>
             <w:pPr>
+              <w:keepNext w:val="false"/>
               <w:spacing w:after="40" w:before="0"/>
               <w:jc w:val="left"/>
             </w:pPr>
@@ -2814,6 +2884,7 @@
           </w:tcPr>
           <w:p>
             <w:pPr>
+              <w:keepNext w:val="false"/>
               <w:spacing w:after="40" w:before="0"/>
               <w:jc w:val="left"/>
             </w:pPr>
@@ -2846,6 +2917,7 @@
           </w:tcPr>
           <w:p>
             <w:pPr>
+              <w:keepNext w:val="false"/>
               <w:spacing w:after="40" w:before="0"/>
               <w:jc w:val="left"/>
             </w:pPr>
@@ -2905,6 +2977,7 @@
           </w:tcPr>
           <w:p>
             <w:pPr>
+              <w:keepNext w:val="false"/>
               <w:spacing w:after="40" w:before="0"/>
               <w:jc w:val="center"/>
             </w:pPr>
@@ -2939,6 +3012,7 @@
           </w:tcPr>
           <w:p>
             <w:pPr>
+              <w:keepNext w:val="false"/>
               <w:spacing w:after="40" w:before="0"/>
               <w:jc w:val="left"/>
             </w:pPr>
@@ -3003,6 +3077,7 @@
           </w:tcPr>
           <w:p>
             <w:pPr>
+              <w:keepNext w:val="false"/>
               <w:spacing w:after="40" w:before="0"/>
               <w:jc w:val="center"/>
             </w:pPr>
@@ -3037,6 +3112,7 @@
           </w:tcPr>
           <w:p>
             <w:pPr>
+              <w:keepNext w:val="false"/>
               <w:spacing w:after="40" w:before="0"/>
               <w:jc w:val="left"/>
             </w:pPr>
@@ -3069,6 +3145,7 @@
           </w:tcPr>
           <w:p>
             <w:pPr>
+              <w:keepNext w:val="false"/>
               <w:spacing w:after="40" w:before="0"/>
               <w:jc w:val="left"/>
             </w:pPr>
@@ -3101,6 +3178,7 @@
           </w:tcPr>
           <w:p>
             <w:pPr>
+              <w:keepNext w:val="false"/>
               <w:spacing w:after="40" w:before="0"/>
               <w:jc w:val="left"/>
             </w:pPr>
@@ -3133,6 +3211,7 @@
           </w:tcPr>
           <w:p>
             <w:pPr>
+              <w:keepNext w:val="false"/>
               <w:spacing w:after="40" w:before="0"/>
               <w:jc w:val="left"/>
             </w:pPr>
@@ -3165,6 +3244,7 @@
           </w:tcPr>
           <w:p>
             <w:pPr>
+              <w:keepNext w:val="false"/>
               <w:spacing w:after="40" w:before="0"/>
               <w:jc w:val="left"/>
             </w:pPr>
@@ -3199,6 +3279,7 @@
           </w:tcPr>
           <w:p>
             <w:pPr>
+              <w:keepNext w:val="false"/>
               <w:spacing w:after="40" w:before="0"/>
               <w:jc w:val="left"/>
             </w:pPr>
@@ -3236,7 +3317,7 @@
             <w:pPr>
               <w:spacing w:after="20" w:before="0"/>
             </w:pPr>
-            <w:hyperlink w:history="1" r:id="rIdnvmo2rsostxhjt4g0gjs_">
+            <w:hyperlink w:history="1" r:id="rIdmcfxborkwj2kssimpywul">
               <w:r>
                 <w:rPr>
                   <w:rFonts w:ascii="Arial" w:cs="Arial" w:eastAsia="Arial" w:hAnsi="Arial"/>
@@ -3269,7 +3350,7 @@
               <w:spacing w:after="10" w:before="0"/>
               <w:ind w:left="120"/>
             </w:pPr>
-            <w:hyperlink w:history="1" r:id="rIdaj9v1knpna3qauexbmdwe">
+            <w:hyperlink w:history="1" r:id="rIdvkiij-9zmdpgc0sbuz8qt">
               <w:r>
                 <w:rPr>
                   <w:rFonts w:ascii="Arial" w:cs="Arial" w:eastAsia="Arial" w:hAnsi="Arial"/>
@@ -3314,7 +3395,7 @@
             <w:pPr>
               <w:spacing w:after="20" w:before="0"/>
             </w:pPr>
-            <w:hyperlink w:history="1" r:id="rId8chc7dc5d7jrzihxktenw">
+            <w:hyperlink w:history="1" r:id="rIdqmajo-28lclf3g83eimmg">
               <w:r>
                 <w:rPr>
                   <w:rFonts w:ascii="Arial" w:cs="Arial" w:eastAsia="Arial" w:hAnsi="Arial"/>
@@ -3347,7 +3428,7 @@
               <w:spacing w:after="10" w:before="0"/>
               <w:ind w:left="120"/>
             </w:pPr>
-            <w:hyperlink w:history="1" r:id="rIdwa49kbolxur4pp9db6z0c">
+            <w:hyperlink w:history="1" r:id="rIdqql7il9rmj0ot-2donfg-">
               <w:r>
                 <w:rPr>
                   <w:rFonts w:ascii="Arial" w:cs="Arial" w:eastAsia="Arial" w:hAnsi="Arial"/>
@@ -3375,6 +3456,7 @@
           </w:tcPr>
           <w:p>
             <w:pPr>
+              <w:keepNext w:val="false"/>
               <w:spacing w:after="40" w:before="0"/>
               <w:jc w:val="left"/>
             </w:pPr>
@@ -3407,6 +3489,7 @@
           </w:tcPr>
           <w:p>
             <w:pPr>
+              <w:keepNext w:val="false"/>
               <w:spacing w:after="40" w:before="0"/>
               <w:jc w:val="left"/>
             </w:pPr>
@@ -3439,6 +3522,7 @@
           </w:tcPr>
           <w:p>
             <w:pPr>
+              <w:keepNext w:val="false"/>
               <w:spacing w:after="40" w:before="0"/>
               <w:jc w:val="left"/>
             </w:pPr>
@@ -3471,6 +3555,7 @@
           </w:tcPr>
           <w:p>
             <w:pPr>
+              <w:keepNext w:val="false"/>
               <w:spacing w:after="40" w:before="0"/>
               <w:jc w:val="left"/>
             </w:pPr>
@@ -3505,6 +3590,7 @@
           </w:tcPr>
           <w:p>
             <w:pPr>
+              <w:keepNext w:val="false"/>
               <w:spacing w:after="40" w:before="0"/>
               <w:jc w:val="left"/>
             </w:pPr>
@@ -3542,7 +3628,7 @@
             <w:pPr>
               <w:spacing w:after="20" w:before="0"/>
             </w:pPr>
-            <w:hyperlink w:history="1" r:id="rIdjegnqswsplqgkuewcv-sa">
+            <w:hyperlink w:history="1" r:id="rIdzqencxlszgwnfeecgl2iq">
               <w:r>
                 <w:rPr>
                   <w:rFonts w:ascii="Arial" w:cs="Arial" w:eastAsia="Arial" w:hAnsi="Arial"/>
@@ -3575,7 +3661,7 @@
               <w:spacing w:after="10" w:before="0"/>
               <w:ind w:left="120"/>
             </w:pPr>
-            <w:hyperlink w:history="1" r:id="rIdx4xlkkblbyy2qjmkntbfp">
+            <w:hyperlink w:history="1" r:id="rIdqdslx4fw3cvcpfbsviyj4">
               <w:r>
                 <w:rPr>
                   <w:rFonts w:ascii="Arial" w:cs="Arial" w:eastAsia="Arial" w:hAnsi="Arial"/>
@@ -3620,7 +3706,7 @@
             <w:pPr>
               <w:spacing w:after="20" w:before="0"/>
             </w:pPr>
-            <w:hyperlink w:history="1" r:id="rIdjkjdif-3y282ycji788ha">
+            <w:hyperlink w:history="1" r:id="rIdh7t7bnhidwbdj_agnr3qb">
               <w:r>
                 <w:rPr>
                   <w:rFonts w:ascii="Arial" w:cs="Arial" w:eastAsia="Arial" w:hAnsi="Arial"/>
@@ -3653,7 +3739,7 @@
               <w:spacing w:after="10" w:before="0"/>
               <w:ind w:left="120"/>
             </w:pPr>
-            <w:hyperlink w:history="1" r:id="rIdodmcdgcbkidbovi0glzux">
+            <w:hyperlink w:history="1" r:id="rIdevgc3qxiq1ao9aqc92qyf">
               <w:r>
                 <w:rPr>
                   <w:rFonts w:ascii="Arial" w:cs="Arial" w:eastAsia="Arial" w:hAnsi="Arial"/>
@@ -3681,6 +3767,7 @@
           </w:tcPr>
           <w:p>
             <w:pPr>
+              <w:keepNext w:val="false"/>
               <w:spacing w:after="40" w:before="0"/>
               <w:jc w:val="left"/>
             </w:pPr>
@@ -3713,6 +3800,7 @@
           </w:tcPr>
           <w:p>
             <w:pPr>
+              <w:keepNext w:val="false"/>
               <w:spacing w:after="40" w:before="0"/>
               <w:jc w:val="left"/>
             </w:pPr>
@@ -3745,6 +3833,7 @@
           </w:tcPr>
           <w:p>
             <w:pPr>
+              <w:keepNext w:val="false"/>
               <w:spacing w:after="40" w:before="0"/>
               <w:jc w:val="left"/>
             </w:pPr>
@@ -3777,6 +3866,7 @@
           </w:tcPr>
           <w:p>
             <w:pPr>
+              <w:keepNext w:val="false"/>
               <w:spacing w:after="40" w:before="0"/>
               <w:jc w:val="left"/>
             </w:pPr>
@@ -3811,6 +3901,7 @@
           </w:tcPr>
           <w:p>
             <w:pPr>
+              <w:keepNext w:val="false"/>
               <w:spacing w:after="40" w:before="0"/>
               <w:jc w:val="left"/>
             </w:pPr>
@@ -3848,7 +3939,7 @@
             <w:pPr>
               <w:spacing w:after="20" w:before="0"/>
             </w:pPr>
-            <w:hyperlink w:history="1" r:id="rIdn714gf_fqc9jygkpikbwr">
+            <w:hyperlink w:history="1" r:id="rIdhgknbnyxpmnhfpmyadshs">
               <w:r>
                 <w:rPr>
                   <w:rFonts w:ascii="Arial" w:cs="Arial" w:eastAsia="Arial" w:hAnsi="Arial"/>
@@ -3897,7 +3988,7 @@
               <w:spacing w:after="10" w:before="0"/>
               <w:ind w:left="120"/>
             </w:pPr>
-            <w:hyperlink w:history="1" r:id="rId1dtm_tizyb95ycls9tjuu">
+            <w:hyperlink w:history="1" r:id="rIdsemk_lwa2riy2jkoq2fs-">
               <w:r>
                 <w:rPr>
                   <w:rFonts w:ascii="Arial" w:cs="Arial" w:eastAsia="Arial" w:hAnsi="Arial"/>
@@ -3942,7 +4033,7 @@
             <w:pPr>
               <w:spacing w:after="20" w:before="0"/>
             </w:pPr>
-            <w:hyperlink w:history="1" r:id="rIdxdjx4ximgt3zobz-emrdj">
+            <w:hyperlink w:history="1" r:id="rIdfwowfbruhxch9kbastfxo">
               <w:r>
                 <w:rPr>
                   <w:rFonts w:ascii="Arial" w:cs="Arial" w:eastAsia="Arial" w:hAnsi="Arial"/>
@@ -3991,7 +4082,7 @@
               <w:spacing w:after="10" w:before="0"/>
               <w:ind w:left="120"/>
             </w:pPr>
-            <w:hyperlink w:history="1" r:id="rIdk5rb48ittdvzgf7ai3fgp">
+            <w:hyperlink w:history="1" r:id="rIdsof3mnd5o-rxq9f5xpr9o">
               <w:r>
                 <w:rPr>
                   <w:rFonts w:ascii="Arial" w:cs="Arial" w:eastAsia="Arial" w:hAnsi="Arial"/>
@@ -4019,6 +4110,7 @@
           </w:tcPr>
           <w:p>
             <w:pPr>
+              <w:keepNext w:val="false"/>
               <w:spacing w:after="40" w:before="0"/>
               <w:jc w:val="left"/>
             </w:pPr>
@@ -4051,6 +4143,7 @@
           </w:tcPr>
           <w:p>
             <w:pPr>
+              <w:keepNext w:val="false"/>
               <w:spacing w:after="40" w:before="0"/>
               <w:jc w:val="left"/>
             </w:pPr>
@@ -4083,6 +4176,7 @@
           </w:tcPr>
           <w:p>
             <w:pPr>
+              <w:keepNext w:val="false"/>
               <w:spacing w:after="40" w:before="0"/>
               <w:jc w:val="left"/>
             </w:pPr>
@@ -4115,6 +4209,7 @@
           </w:tcPr>
           <w:p>
             <w:pPr>
+              <w:keepNext w:val="false"/>
               <w:spacing w:after="40" w:before="0"/>
               <w:jc w:val="left"/>
             </w:pPr>
@@ -4149,6 +4244,7 @@
           </w:tcPr>
           <w:p>
             <w:pPr>
+              <w:keepNext w:val="false"/>
               <w:spacing w:after="40" w:before="0"/>
               <w:jc w:val="left"/>
             </w:pPr>
@@ -4186,7 +4282,7 @@
             <w:pPr>
               <w:spacing w:after="20" w:before="0"/>
             </w:pPr>
-            <w:hyperlink w:history="1" r:id="rIdvntdzl4sdxdcjaoeayjfo">
+            <w:hyperlink w:history="1" r:id="rIdtlgzgsekgdvtuz_begoyo">
               <w:r>
                 <w:rPr>
                   <w:rFonts w:ascii="Arial" w:cs="Arial" w:eastAsia="Arial" w:hAnsi="Arial"/>
@@ -4235,7 +4331,7 @@
               <w:spacing w:after="10" w:before="0"/>
               <w:ind w:left="120"/>
             </w:pPr>
-            <w:hyperlink w:history="1" r:id="rId0ikwdcp_am4govbhs2vgo">
+            <w:hyperlink w:history="1" r:id="rId8txbgpsg5_sk6bnjnifes">
               <w:r>
                 <w:rPr>
                   <w:rFonts w:ascii="Arial" w:cs="Arial" w:eastAsia="Arial" w:hAnsi="Arial"/>
@@ -4280,7 +4376,7 @@
             <w:pPr>
               <w:spacing w:after="20" w:before="0"/>
             </w:pPr>
-            <w:hyperlink w:history="1" r:id="rIddo6dfxwawgyny-1f0kuup">
+            <w:hyperlink w:history="1" r:id="rIdsfsou7-6odxp5qrf_honi">
               <w:r>
                 <w:rPr>
                   <w:rFonts w:ascii="Arial" w:cs="Arial" w:eastAsia="Arial" w:hAnsi="Arial"/>
@@ -4329,7 +4425,7 @@
               <w:spacing w:after="10" w:before="0"/>
               <w:ind w:left="120"/>
             </w:pPr>
-            <w:hyperlink w:history="1" r:id="rIdbic5d3u71le2yqf8ckl4q">
+            <w:hyperlink w:history="1" r:id="rIdwdwx6cim8gfa4ksf4kki2">
               <w:r>
                 <w:rPr>
                   <w:rFonts w:ascii="Arial" w:cs="Arial" w:eastAsia="Arial" w:hAnsi="Arial"/>
@@ -4357,6 +4453,7 @@
           </w:tcPr>
           <w:p>
             <w:pPr>
+              <w:keepNext w:val="false"/>
               <w:spacing w:after="40" w:before="0"/>
               <w:jc w:val="left"/>
             </w:pPr>
@@ -4389,6 +4486,7 @@
           </w:tcPr>
           <w:p>
             <w:pPr>
+              <w:keepNext w:val="false"/>
               <w:spacing w:after="40" w:before="0"/>
               <w:jc w:val="left"/>
             </w:pPr>
@@ -4421,6 +4519,7 @@
           </w:tcPr>
           <w:p>
             <w:pPr>
+              <w:keepNext w:val="false"/>
               <w:spacing w:after="40" w:before="0"/>
               <w:jc w:val="left"/>
             </w:pPr>
@@ -4453,6 +4552,7 @@
           </w:tcPr>
           <w:p>
             <w:pPr>
+              <w:keepNext w:val="false"/>
               <w:spacing w:after="40" w:before="0"/>
               <w:jc w:val="left"/>
             </w:pPr>
@@ -4487,6 +4587,7 @@
           </w:tcPr>
           <w:p>
             <w:pPr>
+              <w:keepNext w:val="false"/>
               <w:spacing w:after="40" w:before="0"/>
               <w:jc w:val="left"/>
             </w:pPr>
@@ -4524,7 +4625,7 @@
             <w:pPr>
               <w:spacing w:after="20" w:before="0"/>
             </w:pPr>
-            <w:hyperlink w:history="1" r:id="rIdenczqbtavpp4dqlqmrkxl">
+            <w:hyperlink w:history="1" r:id="rIdtstyhpfxodwmbl-zjlkiv">
               <w:r>
                 <w:rPr>
                   <w:rFonts w:ascii="Arial" w:cs="Arial" w:eastAsia="Arial" w:hAnsi="Arial"/>
@@ -4573,7 +4674,7 @@
               <w:spacing w:after="10" w:before="0"/>
               <w:ind w:left="120"/>
             </w:pPr>
-            <w:hyperlink w:history="1" r:id="rId2gh3lkohebm3nk0e8mqyd">
+            <w:hyperlink w:history="1" r:id="rIdnbbhlqgqg4ymsl2p4jmiv">
               <w:r>
                 <w:rPr>
                   <w:rFonts w:ascii="Arial" w:cs="Arial" w:eastAsia="Arial" w:hAnsi="Arial"/>
@@ -4618,7 +4719,7 @@
             <w:pPr>
               <w:spacing w:after="20" w:before="0"/>
             </w:pPr>
-            <w:hyperlink w:history="1" r:id="rIdll1yavrqonbkj5xs1kckc">
+            <w:hyperlink w:history="1" r:id="rIdajlw6kwyqtrw0dewg3e-7">
               <w:r>
                 <w:rPr>
                   <w:rFonts w:ascii="Arial" w:cs="Arial" w:eastAsia="Arial" w:hAnsi="Arial"/>
@@ -4667,7 +4768,7 @@
               <w:spacing w:after="10" w:before="0"/>
               <w:ind w:left="120"/>
             </w:pPr>
-            <w:hyperlink w:history="1" r:id="rIdmripymdiatbvcd_sfjqs4">
+            <w:hyperlink w:history="1" r:id="rIdfl5xixxh44p3yztzvoeo6">
               <w:r>
                 <w:rPr>
                   <w:rFonts w:ascii="Arial" w:cs="Arial" w:eastAsia="Arial" w:hAnsi="Arial"/>
@@ -4695,6 +4796,7 @@
           </w:tcPr>
           <w:p>
             <w:pPr>
+              <w:keepNext w:val="false"/>
               <w:spacing w:after="40" w:before="0"/>
               <w:jc w:val="left"/>
             </w:pPr>
@@ -4727,6 +4829,7 @@
           </w:tcPr>
           <w:p>
             <w:pPr>
+              <w:keepNext w:val="false"/>
               <w:spacing w:after="40" w:before="0"/>
               <w:jc w:val="left"/>
             </w:pPr>
@@ -4759,6 +4862,7 @@
           </w:tcPr>
           <w:p>
             <w:pPr>
+              <w:keepNext w:val="false"/>
               <w:spacing w:after="40" w:before="0"/>
               <w:jc w:val="left"/>
             </w:pPr>
@@ -4791,6 +4895,7 @@
           </w:tcPr>
           <w:p>
             <w:pPr>
+              <w:keepNext w:val="false"/>
               <w:spacing w:after="40" w:before="0"/>
               <w:jc w:val="left"/>
             </w:pPr>
@@ -4850,6 +4955,7 @@
           </w:tcPr>
           <w:p>
             <w:pPr>
+              <w:keepNext w:val="false"/>
               <w:spacing w:after="40" w:before="0"/>
               <w:jc w:val="center"/>
             </w:pPr>
@@ -4884,6 +4990,7 @@
           </w:tcPr>
           <w:p>
             <w:pPr>
+              <w:keepNext w:val="false"/>
               <w:spacing w:after="40" w:before="0"/>
               <w:jc w:val="left"/>
             </w:pPr>
@@ -4945,6 +5052,7 @@
           </w:tcPr>
           <w:p>
             <w:pPr>
+              <w:keepNext w:val="false"/>
               <w:spacing w:after="40" w:before="0"/>
               <w:jc w:val="center"/>
             </w:pPr>
@@ -4979,6 +5087,7 @@
           </w:tcPr>
           <w:p>
             <w:pPr>
+              <w:keepNext w:val="false"/>
               <w:spacing w:after="40" w:before="0"/>
               <w:jc w:val="left"/>
             </w:pPr>
@@ -5011,6 +5120,7 @@
           </w:tcPr>
           <w:p>
             <w:pPr>
+              <w:keepNext w:val="false"/>
               <w:spacing w:after="40" w:before="0"/>
               <w:jc w:val="left"/>
             </w:pPr>
@@ -5045,6 +5155,7 @@
           </w:tcPr>
           <w:p>
             <w:pPr>
+              <w:keepNext w:val="false"/>
               <w:spacing w:after="40" w:before="0"/>
               <w:jc w:val="left"/>
             </w:pPr>
@@ -5077,6 +5188,7 @@
           </w:tcPr>
           <w:p>
             <w:pPr>
+              <w:keepNext w:val="false"/>
               <w:spacing w:after="40" w:before="0"/>
               <w:jc w:val="left"/>
             </w:pPr>
@@ -5111,6 +5223,7 @@
           </w:tcPr>
           <w:p>
             <w:pPr>
+              <w:keepNext w:val="false"/>
               <w:spacing w:after="40" w:before="0"/>
               <w:jc w:val="left"/>
             </w:pPr>
@@ -5143,6 +5256,7 @@
           </w:tcPr>
           <w:p>
             <w:pPr>
+              <w:keepNext w:val="false"/>
               <w:spacing w:after="40" w:before="0"/>
               <w:jc w:val="left"/>
             </w:pPr>
@@ -5179,7 +5293,7 @@
         </w:rPr>
         <w:t xml:space="preserve">© 2026 SeaVuria and ARES. Aligned with KICD objectives. Developed by SeaVuria; technical implementation by ARES (with AI assistance from Claude). Licensed under </w:t>
       </w:r>
-      <w:hyperlink w:history="1" r:id="rIdqgntvh5-tcb0h6qmrnojc">
+      <w:hyperlink w:history="1" r:id="rIdu-yt08nw8yqhfnbg60rib">
         <w:r>
           <w:rPr>
             <w:rFonts w:ascii="Arial" w:cs="Arial" w:eastAsia="Arial" w:hAnsi="Arial"/>
@@ -5200,7 +5314,7 @@
         </w:rPr>
         <w:t xml:space="preserve"> (</w:t>
       </w:r>
-      <w:hyperlink w:history="1" r:id="rIdbjhrybj_syxbnpadapgnn">
+      <w:hyperlink w:history="1" r:id="rId1xubgyteo-468ejmlrv9y">
         <w:r>
           <w:rPr>
             <w:rFonts w:ascii="Arial" w:cs="Arial" w:eastAsia="Arial" w:hAnsi="Arial"/>
@@ -5260,6 +5374,7 @@
           </w:tcPr>
           <w:p>
             <w:pPr>
+              <w:keepNext w:val="false"/>
               <w:spacing w:after="40" w:before="0"/>
               <w:jc w:val="center"/>
             </w:pPr>
@@ -5295,6 +5410,7 @@
           </w:tcPr>
           <w:p>
             <w:pPr>
+              <w:keepNext w:val="false"/>
               <w:spacing w:after="40" w:before="0"/>
               <w:jc w:val="center"/>
             </w:pPr>
@@ -5329,6 +5445,7 @@
           </w:tcPr>
           <w:p>
             <w:pPr>
+              <w:keepNext w:val="false"/>
               <w:spacing w:after="40" w:before="0"/>
               <w:jc w:val="left"/>
             </w:pPr>
@@ -5361,6 +5478,7 @@
           </w:tcPr>
           <w:p>
             <w:pPr>
+              <w:keepNext w:val="false"/>
               <w:spacing w:after="40" w:before="0"/>
               <w:jc w:val="left"/>
             </w:pPr>
@@ -5395,6 +5513,7 @@
           </w:tcPr>
           <w:p>
             <w:pPr>
+              <w:keepNext w:val="false"/>
               <w:spacing w:after="40" w:before="0"/>
               <w:jc w:val="left"/>
             </w:pPr>
@@ -5427,6 +5546,7 @@
           </w:tcPr>
           <w:p>
             <w:pPr>
+              <w:keepNext w:val="false"/>
               <w:spacing w:after="40" w:before="0"/>
               <w:jc w:val="left"/>
             </w:pPr>
@@ -5461,6 +5581,7 @@
           </w:tcPr>
           <w:p>
             <w:pPr>
+              <w:keepNext w:val="false"/>
               <w:spacing w:after="40" w:before="0"/>
               <w:jc w:val="left"/>
             </w:pPr>
@@ -5493,6 +5614,7 @@
           </w:tcPr>
           <w:p>
             <w:pPr>
+              <w:keepNext w:val="false"/>
               <w:spacing w:after="40" w:before="0"/>
               <w:jc w:val="left"/>
             </w:pPr>
@@ -5527,6 +5649,7 @@
           </w:tcPr>
           <w:p>
             <w:pPr>
+              <w:keepNext w:val="false"/>
               <w:spacing w:after="40" w:before="0"/>
               <w:jc w:val="left"/>
             </w:pPr>
@@ -5559,6 +5682,7 @@
           </w:tcPr>
           <w:p>
             <w:pPr>
+              <w:keepNext w:val="false"/>
               <w:spacing w:after="40" w:before="0"/>
               <w:jc w:val="left"/>
             </w:pPr>
@@ -5593,6 +5717,7 @@
           </w:tcPr>
           <w:p>
             <w:pPr>
+              <w:keepNext w:val="false"/>
               <w:spacing w:after="40" w:before="0"/>
               <w:jc w:val="left"/>
             </w:pPr>
@@ -5625,6 +5750,7 @@
           </w:tcPr>
           <w:p>
             <w:pPr>
+              <w:keepNext w:val="false"/>
               <w:spacing w:after="40" w:before="0"/>
               <w:jc w:val="left"/>
             </w:pPr>
@@ -5659,6 +5785,7 @@
           </w:tcPr>
           <w:p>
             <w:pPr>
+              <w:keepNext w:val="false"/>
               <w:spacing w:after="40" w:before="0"/>
               <w:jc w:val="left"/>
             </w:pPr>
@@ -5691,6 +5818,7 @@
           </w:tcPr>
           <w:p>
             <w:pPr>
+              <w:keepNext w:val="false"/>
               <w:spacing w:after="40" w:before="0"/>
               <w:jc w:val="left"/>
             </w:pPr>
@@ -5725,6 +5853,7 @@
           </w:tcPr>
           <w:p>
             <w:pPr>
+              <w:keepNext w:val="false"/>
               <w:spacing w:after="40" w:before="0"/>
               <w:jc w:val="left"/>
             </w:pPr>
@@ -5757,6 +5886,7 @@
           </w:tcPr>
           <w:p>
             <w:pPr>
+              <w:keepNext w:val="false"/>
               <w:spacing w:after="40" w:before="0"/>
               <w:jc w:val="left"/>
             </w:pPr>
@@ -5791,6 +5921,7 @@
           </w:tcPr>
           <w:p>
             <w:pPr>
+              <w:keepNext w:val="false"/>
               <w:spacing w:after="40" w:before="0"/>
               <w:jc w:val="left"/>
             </w:pPr>
@@ -5823,6 +5954,7 @@
           </w:tcPr>
           <w:p>
             <w:pPr>
+              <w:keepNext w:val="false"/>
               <w:spacing w:after="40" w:before="0"/>
               <w:jc w:val="left"/>
             </w:pPr>
@@ -5882,6 +6014,7 @@
           </w:tcPr>
           <w:p>
             <w:pPr>
+              <w:keepNext w:val="false"/>
               <w:spacing w:after="40" w:before="0"/>
               <w:jc w:val="center"/>
             </w:pPr>
@@ -5916,6 +6049,7 @@
           </w:tcPr>
           <w:p>
             <w:pPr>
+              <w:keepNext w:val="false"/>
               <w:spacing w:after="40" w:before="0"/>
               <w:jc w:val="left"/>
             </w:pPr>
@@ -5980,6 +6114,7 @@
           </w:tcPr>
           <w:p>
             <w:pPr>
+              <w:keepNext w:val="false"/>
               <w:spacing w:after="40" w:before="0"/>
               <w:jc w:val="center"/>
             </w:pPr>
@@ -6014,6 +6149,7 @@
           </w:tcPr>
           <w:p>
             <w:pPr>
+              <w:keepNext w:val="false"/>
               <w:spacing w:after="40" w:before="0"/>
               <w:jc w:val="left"/>
             </w:pPr>
@@ -6046,6 +6182,7 @@
           </w:tcPr>
           <w:p>
             <w:pPr>
+              <w:keepNext w:val="false"/>
               <w:spacing w:after="40" w:before="0"/>
               <w:jc w:val="left"/>
             </w:pPr>
@@ -6078,6 +6215,7 @@
           </w:tcPr>
           <w:p>
             <w:pPr>
+              <w:keepNext w:val="false"/>
               <w:spacing w:after="40" w:before="0"/>
               <w:jc w:val="left"/>
             </w:pPr>
@@ -6110,6 +6248,7 @@
           </w:tcPr>
           <w:p>
             <w:pPr>
+              <w:keepNext w:val="false"/>
               <w:spacing w:after="40" w:before="0"/>
               <w:jc w:val="left"/>
             </w:pPr>
@@ -6142,6 +6281,7 @@
           </w:tcPr>
           <w:p>
             <w:pPr>
+              <w:keepNext w:val="false"/>
               <w:spacing w:after="40" w:before="0"/>
               <w:jc w:val="left"/>
             </w:pPr>
@@ -6176,6 +6316,7 @@
           </w:tcPr>
           <w:p>
             <w:pPr>
+              <w:keepNext w:val="false"/>
               <w:spacing w:after="40" w:before="0"/>
               <w:jc w:val="left"/>
             </w:pPr>
@@ -6213,7 +6354,7 @@
             <w:pPr>
               <w:spacing w:after="20" w:before="0"/>
             </w:pPr>
-            <w:hyperlink w:history="1" r:id="rIdyecyndim3nywgugttam7e">
+            <w:hyperlink w:history="1" r:id="rId61gyn41n98cxcdrpzkf3x">
               <w:r>
                 <w:rPr>
                   <w:rFonts w:ascii="Arial" w:cs="Arial" w:eastAsia="Arial" w:hAnsi="Arial"/>
@@ -6246,7 +6387,7 @@
               <w:spacing w:after="10" w:before="0"/>
               <w:ind w:left="120"/>
             </w:pPr>
-            <w:hyperlink w:history="1" r:id="rId6qw_swy2aeo8wc9p4ad8m">
+            <w:hyperlink w:history="1" r:id="rId6zaxcgmh2lelnlsb_n8mu">
               <w:r>
                 <w:rPr>
                   <w:rFonts w:ascii="Arial" w:cs="Arial" w:eastAsia="Arial" w:hAnsi="Arial"/>
@@ -6291,7 +6432,7 @@
             <w:pPr>
               <w:spacing w:after="20" w:before="0"/>
             </w:pPr>
-            <w:hyperlink w:history="1" r:id="rIdxmkqqentjpiqmxibek8ol">
+            <w:hyperlink w:history="1" r:id="rIdhsxx5rcj2c1dr_cqmtthh">
               <w:r>
                 <w:rPr>
                   <w:rFonts w:ascii="Arial" w:cs="Arial" w:eastAsia="Arial" w:hAnsi="Arial"/>
@@ -6324,7 +6465,7 @@
               <w:spacing w:after="10" w:before="0"/>
               <w:ind w:left="120"/>
             </w:pPr>
-            <w:hyperlink w:history="1" r:id="rIdl5gho357q8cczg2jeaxvj">
+            <w:hyperlink w:history="1" r:id="rIdit_sbojiu_esebbvmlq4a">
               <w:r>
                 <w:rPr>
                   <w:rFonts w:ascii="Arial" w:cs="Arial" w:eastAsia="Arial" w:hAnsi="Arial"/>
@@ -6352,6 +6493,7 @@
           </w:tcPr>
           <w:p>
             <w:pPr>
+              <w:keepNext w:val="false"/>
               <w:spacing w:after="40" w:before="0"/>
               <w:jc w:val="left"/>
             </w:pPr>
@@ -6384,6 +6526,7 @@
           </w:tcPr>
           <w:p>
             <w:pPr>
+              <w:keepNext w:val="false"/>
               <w:spacing w:after="40" w:before="0"/>
               <w:jc w:val="left"/>
             </w:pPr>
@@ -6416,6 +6559,7 @@
           </w:tcPr>
           <w:p>
             <w:pPr>
+              <w:keepNext w:val="false"/>
               <w:spacing w:after="40" w:before="0"/>
               <w:jc w:val="left"/>
             </w:pPr>
@@ -6448,6 +6592,7 @@
           </w:tcPr>
           <w:p>
             <w:pPr>
+              <w:keepNext w:val="false"/>
               <w:spacing w:after="40" w:before="0"/>
               <w:jc w:val="left"/>
             </w:pPr>
@@ -6482,6 +6627,7 @@
           </w:tcPr>
           <w:p>
             <w:pPr>
+              <w:keepNext w:val="false"/>
               <w:spacing w:after="40" w:before="0"/>
               <w:jc w:val="left"/>
             </w:pPr>
@@ -6519,7 +6665,7 @@
             <w:pPr>
               <w:spacing w:after="20" w:before="0"/>
             </w:pPr>
-            <w:hyperlink w:history="1" r:id="rIdosav6_ejcyuhyucvmredl">
+            <w:hyperlink w:history="1" r:id="rIdk_yw6-2z8e2_zs15nhlsg">
               <w:r>
                 <w:rPr>
                   <w:rFonts w:ascii="Arial" w:cs="Arial" w:eastAsia="Arial" w:hAnsi="Arial"/>
@@ -6552,7 +6698,7 @@
               <w:spacing w:after="10" w:before="0"/>
               <w:ind w:left="120"/>
             </w:pPr>
-            <w:hyperlink w:history="1" r:id="rIdozwkflsamzkjgtbejyin1">
+            <w:hyperlink w:history="1" r:id="rIdrr_d0kr9ufuqa2tyfi_d0">
               <w:r>
                 <w:rPr>
                   <w:rFonts w:ascii="Arial" w:cs="Arial" w:eastAsia="Arial" w:hAnsi="Arial"/>
@@ -6597,7 +6743,7 @@
             <w:pPr>
               <w:spacing w:after="20" w:before="0"/>
             </w:pPr>
-            <w:hyperlink w:history="1" r:id="rIdwziuncssormnxxnoyjzvr">
+            <w:hyperlink w:history="1" r:id="rId0hgxgoprstrmpjlb8189a">
               <w:r>
                 <w:rPr>
                   <w:rFonts w:ascii="Arial" w:cs="Arial" w:eastAsia="Arial" w:hAnsi="Arial"/>
@@ -6630,7 +6776,7 @@
               <w:spacing w:after="10" w:before="0"/>
               <w:ind w:left="120"/>
             </w:pPr>
-            <w:hyperlink w:history="1" r:id="rIdcaqtspywhuxxk4wx9svl1">
+            <w:hyperlink w:history="1" r:id="rIdojgnyhyvu1loahg9sdwvk">
               <w:r>
                 <w:rPr>
                   <w:rFonts w:ascii="Arial" w:cs="Arial" w:eastAsia="Arial" w:hAnsi="Arial"/>
@@ -6658,6 +6804,7 @@
           </w:tcPr>
           <w:p>
             <w:pPr>
+              <w:keepNext w:val="false"/>
               <w:spacing w:after="40" w:before="0"/>
               <w:jc w:val="left"/>
             </w:pPr>
@@ -6690,6 +6837,7 @@
           </w:tcPr>
           <w:p>
             <w:pPr>
+              <w:keepNext w:val="false"/>
               <w:spacing w:after="40" w:before="0"/>
               <w:jc w:val="left"/>
             </w:pPr>
@@ -6722,6 +6870,7 @@
           </w:tcPr>
           <w:p>
             <w:pPr>
+              <w:keepNext w:val="false"/>
               <w:spacing w:after="40" w:before="0"/>
               <w:jc w:val="left"/>
             </w:pPr>
@@ -6754,6 +6903,7 @@
           </w:tcPr>
           <w:p>
             <w:pPr>
+              <w:keepNext w:val="false"/>
               <w:spacing w:after="40" w:before="0"/>
               <w:jc w:val="left"/>
             </w:pPr>
@@ -6788,6 +6938,7 @@
           </w:tcPr>
           <w:p>
             <w:pPr>
+              <w:keepNext w:val="false"/>
               <w:spacing w:after="40" w:before="0"/>
               <w:jc w:val="left"/>
             </w:pPr>
@@ -6825,7 +6976,7 @@
             <w:pPr>
               <w:spacing w:after="20" w:before="0"/>
             </w:pPr>
-            <w:hyperlink w:history="1" r:id="rIdeeatap5hweyn9dr2jfhzu">
+            <w:hyperlink w:history="1" r:id="rIdda0r1esybgnazglssmfzs">
               <w:r>
                 <w:rPr>
                   <w:rFonts w:ascii="Arial" w:cs="Arial" w:eastAsia="Arial" w:hAnsi="Arial"/>
@@ -6858,7 +7009,7 @@
               <w:spacing w:after="10" w:before="0"/>
               <w:ind w:left="120"/>
             </w:pPr>
-            <w:hyperlink w:history="1" r:id="rId62blxohwza7yjdtum1krt">
+            <w:hyperlink w:history="1" r:id="rIdnx2g50i7ozrik-nixsqh4">
               <w:r>
                 <w:rPr>
                   <w:rFonts w:ascii="Arial" w:cs="Arial" w:eastAsia="Arial" w:hAnsi="Arial"/>
@@ -6903,7 +7054,7 @@
             <w:pPr>
               <w:spacing w:after="20" w:before="0"/>
             </w:pPr>
-            <w:hyperlink w:history="1" r:id="rIdoqevzcza_xxd1nqyurxfj">
+            <w:hyperlink w:history="1" r:id="rId6jieewfkyp7dkd2jk1zbr">
               <w:r>
                 <w:rPr>
                   <w:rFonts w:ascii="Arial" w:cs="Arial" w:eastAsia="Arial" w:hAnsi="Arial"/>
@@ -6936,7 +7087,7 @@
               <w:spacing w:after="10" w:before="0"/>
               <w:ind w:left="120"/>
             </w:pPr>
-            <w:hyperlink w:history="1" r:id="rId73p9-cko-tceyl0iwqqp3">
+            <w:hyperlink w:history="1" r:id="rIdexuc9gc8godhp-l5akew0">
               <w:r>
                 <w:rPr>
                   <w:rFonts w:ascii="Arial" w:cs="Arial" w:eastAsia="Arial" w:hAnsi="Arial"/>
@@ -6964,6 +7115,7 @@
           </w:tcPr>
           <w:p>
             <w:pPr>
+              <w:keepNext w:val="false"/>
               <w:spacing w:after="40" w:before="0"/>
               <w:jc w:val="left"/>
             </w:pPr>
@@ -6996,6 +7148,7 @@
           </w:tcPr>
           <w:p>
             <w:pPr>
+              <w:keepNext w:val="false"/>
               <w:spacing w:after="40" w:before="0"/>
               <w:jc w:val="left"/>
             </w:pPr>
@@ -7028,6 +7181,7 @@
           </w:tcPr>
           <w:p>
             <w:pPr>
+              <w:keepNext w:val="false"/>
               <w:spacing w:after="40" w:before="0"/>
               <w:jc w:val="left"/>
             </w:pPr>
@@ -7060,6 +7214,7 @@
           </w:tcPr>
           <w:p>
             <w:pPr>
+              <w:keepNext w:val="false"/>
               <w:spacing w:after="40" w:before="0"/>
               <w:jc w:val="left"/>
             </w:pPr>
@@ -7094,6 +7249,7 @@
           </w:tcPr>
           <w:p>
             <w:pPr>
+              <w:keepNext w:val="false"/>
               <w:spacing w:after="40" w:before="0"/>
               <w:jc w:val="left"/>
             </w:pPr>
@@ -7131,7 +7287,7 @@
             <w:pPr>
               <w:spacing w:after="20" w:before="0"/>
             </w:pPr>
-            <w:hyperlink w:history="1" r:id="rIdmtps8ykmrmxerlb9adzk6">
+            <w:hyperlink w:history="1" r:id="rIdiluqohqmlzgyn97ei2nym">
               <w:r>
                 <w:rPr>
                   <w:rFonts w:ascii="Arial" w:cs="Arial" w:eastAsia="Arial" w:hAnsi="Arial"/>
@@ -7164,7 +7320,7 @@
               <w:spacing w:after="10" w:before="0"/>
               <w:ind w:left="120"/>
             </w:pPr>
-            <w:hyperlink w:history="1" r:id="rIdo7iqmhneu6ai_np-hm87f">
+            <w:hyperlink w:history="1" r:id="rIdypjyipzcutrpdbomz4y1i">
               <w:r>
                 <w:rPr>
                   <w:rFonts w:ascii="Arial" w:cs="Arial" w:eastAsia="Arial" w:hAnsi="Arial"/>
@@ -7209,7 +7365,7 @@
             <w:pPr>
               <w:spacing w:after="20" w:before="0"/>
             </w:pPr>
-            <w:hyperlink w:history="1" r:id="rId0ewu9_cgdcqixhtjdavlw">
+            <w:hyperlink w:history="1" r:id="rIdiu-94hzf9nokmhwyhmlgv">
               <w:r>
                 <w:rPr>
                   <w:rFonts w:ascii="Arial" w:cs="Arial" w:eastAsia="Arial" w:hAnsi="Arial"/>
@@ -7242,7 +7398,7 @@
               <w:spacing w:after="10" w:before="0"/>
               <w:ind w:left="120"/>
             </w:pPr>
-            <w:hyperlink w:history="1" r:id="rIdmnnc9tksbeajqhuojg-ct">
+            <w:hyperlink w:history="1" r:id="rIdgfu0xdaga_xr4wzdhdrir">
               <w:r>
                 <w:rPr>
                   <w:rFonts w:ascii="Arial" w:cs="Arial" w:eastAsia="Arial" w:hAnsi="Arial"/>
@@ -7270,6 +7426,7 @@
           </w:tcPr>
           <w:p>
             <w:pPr>
+              <w:keepNext w:val="false"/>
               <w:spacing w:after="40" w:before="0"/>
               <w:jc w:val="left"/>
             </w:pPr>
@@ -7302,6 +7459,7 @@
           </w:tcPr>
           <w:p>
             <w:pPr>
+              <w:keepNext w:val="false"/>
               <w:spacing w:after="40" w:before="0"/>
               <w:jc w:val="left"/>
             </w:pPr>
@@ -7334,6 +7492,7 @@
           </w:tcPr>
           <w:p>
             <w:pPr>
+              <w:keepNext w:val="false"/>
               <w:spacing w:after="40" w:before="0"/>
               <w:jc w:val="left"/>
             </w:pPr>
@@ -7366,6 +7525,7 @@
           </w:tcPr>
           <w:p>
             <w:pPr>
+              <w:keepNext w:val="false"/>
               <w:spacing w:after="40" w:before="0"/>
               <w:jc w:val="left"/>
             </w:pPr>
@@ -7400,6 +7560,7 @@
           </w:tcPr>
           <w:p>
             <w:pPr>
+              <w:keepNext w:val="false"/>
               <w:spacing w:after="40" w:before="0"/>
               <w:jc w:val="left"/>
             </w:pPr>
@@ -7437,7 +7598,7 @@
             <w:pPr>
               <w:spacing w:after="20" w:before="0"/>
             </w:pPr>
-            <w:hyperlink w:history="1" r:id="rIddfd65pvy798pr5kwug4dh">
+            <w:hyperlink w:history="1" r:id="rIdndbkds8exbyxiqrbzxopo">
               <w:r>
                 <w:rPr>
                   <w:rFonts w:ascii="Arial" w:cs="Arial" w:eastAsia="Arial" w:hAnsi="Arial"/>
@@ -7486,7 +7647,7 @@
               <w:spacing w:after="10" w:before="0"/>
               <w:ind w:left="120"/>
             </w:pPr>
-            <w:hyperlink w:history="1" r:id="rIdy8npqbchuooou0nsubfky">
+            <w:hyperlink w:history="1" r:id="rIdwynjugopjcaifi_micepn">
               <w:r>
                 <w:rPr>
                   <w:rFonts w:ascii="Arial" w:cs="Arial" w:eastAsia="Arial" w:hAnsi="Arial"/>
@@ -7531,7 +7692,7 @@
             <w:pPr>
               <w:spacing w:after="20" w:before="0"/>
             </w:pPr>
-            <w:hyperlink w:history="1" r:id="rIdxeudtfjbptqz99v62wyju">
+            <w:hyperlink w:history="1" r:id="rIdpo0cvlqoc-kw7pcrx2cjz">
               <w:r>
                 <w:rPr>
                   <w:rFonts w:ascii="Arial" w:cs="Arial" w:eastAsia="Arial" w:hAnsi="Arial"/>
@@ -7564,7 +7725,7 @@
               <w:spacing w:after="10" w:before="0"/>
               <w:ind w:left="120"/>
             </w:pPr>
-            <w:hyperlink w:history="1" r:id="rId7ef1jbcspyh81pqvrgfjl">
+            <w:hyperlink w:history="1" r:id="rIdcj32xq8a1g0xsekc7d1ue">
               <w:r>
                 <w:rPr>
                   <w:rFonts w:ascii="Arial" w:cs="Arial" w:eastAsia="Arial" w:hAnsi="Arial"/>
@@ -7592,6 +7753,7 @@
           </w:tcPr>
           <w:p>
             <w:pPr>
+              <w:keepNext w:val="false"/>
               <w:spacing w:after="40" w:before="0"/>
               <w:jc w:val="left"/>
             </w:pPr>
@@ -7624,6 +7786,7 @@
           </w:tcPr>
           <w:p>
             <w:pPr>
+              <w:keepNext w:val="false"/>
               <w:spacing w:after="40" w:before="0"/>
               <w:jc w:val="left"/>
             </w:pPr>
@@ -7656,6 +7819,7 @@
           </w:tcPr>
           <w:p>
             <w:pPr>
+              <w:keepNext w:val="false"/>
               <w:spacing w:after="40" w:before="0"/>
               <w:jc w:val="left"/>
             </w:pPr>
@@ -7688,6 +7852,7 @@
           </w:tcPr>
           <w:p>
             <w:pPr>
+              <w:keepNext w:val="false"/>
               <w:spacing w:after="40" w:before="0"/>
               <w:jc w:val="left"/>
             </w:pPr>
@@ -7747,6 +7912,7 @@
           </w:tcPr>
           <w:p>
             <w:pPr>
+              <w:keepNext w:val="false"/>
               <w:spacing w:after="40" w:before="0"/>
               <w:jc w:val="center"/>
             </w:pPr>
@@ -7781,6 +7947,7 @@
           </w:tcPr>
           <w:p>
             <w:pPr>
+              <w:keepNext w:val="false"/>
               <w:spacing w:after="40" w:before="0"/>
               <w:jc w:val="left"/>
             </w:pPr>
@@ -7800,6 +7967,7 @@
           </w:p>
           <w:p>
             <w:pPr>
+              <w:keepNext w:val="false"/>
               <w:spacing w:after="40" w:before="0"/>
               <w:jc w:val="left"/>
             </w:pPr>
@@ -7819,6 +7987,7 @@
           </w:p>
           <w:p>
             <w:pPr>
+              <w:keepNext w:val="false"/>
               <w:spacing w:after="40" w:before="0"/>
               <w:jc w:val="left"/>
             </w:pPr>
@@ -7838,6 +8007,7 @@
           </w:p>
           <w:p>
             <w:pPr>
+              <w:keepNext w:val="false"/>
               <w:spacing w:after="40" w:before="0"/>
               <w:jc w:val="left"/>
             </w:pPr>
@@ -7857,6 +8027,7 @@
           </w:p>
           <w:p>
             <w:pPr>
+              <w:keepNext w:val="false"/>
               <w:spacing w:after="40" w:before="0"/>
               <w:jc w:val="left"/>
             </w:pPr>
@@ -7876,6 +8047,7 @@
           </w:p>
           <w:p>
             <w:pPr>
+              <w:keepNext w:val="false"/>
               <w:spacing w:after="40" w:before="0"/>
               <w:jc w:val="left"/>
             </w:pPr>
@@ -7937,6 +8109,7 @@
           </w:tcPr>
           <w:p>
             <w:pPr>
+              <w:keepNext w:val="false"/>
               <w:spacing w:after="40" w:before="0"/>
               <w:jc w:val="center"/>
             </w:pPr>
@@ -7971,6 +8144,7 @@
           </w:tcPr>
           <w:p>
             <w:pPr>
+              <w:keepNext w:val="false"/>
               <w:spacing w:after="40" w:before="0"/>
               <w:jc w:val="left"/>
             </w:pPr>
@@ -8003,6 +8177,7 @@
           </w:tcPr>
           <w:p>
             <w:pPr>
+              <w:keepNext w:val="false"/>
               <w:spacing w:after="40" w:before="0"/>
               <w:jc w:val="left"/>
             </w:pPr>
@@ -8037,6 +8212,7 @@
           </w:tcPr>
           <w:p>
             <w:pPr>
+              <w:keepNext w:val="false"/>
               <w:spacing w:after="40" w:before="0"/>
               <w:jc w:val="left"/>
             </w:pPr>
@@ -8069,6 +8245,7 @@
           </w:tcPr>
           <w:p>
             <w:pPr>
+              <w:keepNext w:val="false"/>
               <w:spacing w:after="40" w:before="0"/>
               <w:jc w:val="left"/>
             </w:pPr>
@@ -8103,6 +8280,7 @@
           </w:tcPr>
           <w:p>
             <w:pPr>
+              <w:keepNext w:val="false"/>
               <w:spacing w:after="40" w:before="0"/>
               <w:jc w:val="left"/>
             </w:pPr>
@@ -8135,6 +8313,7 @@
           </w:tcPr>
           <w:p>
             <w:pPr>
+              <w:keepNext w:val="false"/>
               <w:spacing w:after="40" w:before="0"/>
               <w:jc w:val="left"/>
             </w:pPr>
@@ -8171,7 +8350,7 @@
         </w:rPr>
         <w:t xml:space="preserve">© 2026 SeaVuria and ARES. Aligned with KICD objectives. Developed by SeaVuria; technical implementation by ARES (with AI assistance from Claude). Licensed under </w:t>
       </w:r>
-      <w:hyperlink w:history="1" r:id="rId9nqttluezi8zntieiyuie">
+      <w:hyperlink w:history="1" r:id="rIdxcoupzzfwjbrqlwblwi57">
         <w:r>
           <w:rPr>
             <w:rFonts w:ascii="Arial" w:cs="Arial" w:eastAsia="Arial" w:hAnsi="Arial"/>
@@ -8192,7 +8371,7 @@
         </w:rPr>
         <w:t xml:space="preserve"> (</w:t>
       </w:r>
-      <w:hyperlink w:history="1" r:id="rIdk8pnzha8zjyyhryvbprml">
+      <w:hyperlink w:history="1" r:id="rIdb7skqjjdotfwsrsmjikgj">
         <w:r>
           <w:rPr>
             <w:rFonts w:ascii="Arial" w:cs="Arial" w:eastAsia="Arial" w:hAnsi="Arial"/>
@@ -8252,6 +8431,7 @@
           </w:tcPr>
           <w:p>
             <w:pPr>
+              <w:keepNext w:val="false"/>
               <w:spacing w:after="40" w:before="0"/>
               <w:jc w:val="center"/>
             </w:pPr>
@@ -8287,6 +8467,7 @@
           </w:tcPr>
           <w:p>
             <w:pPr>
+              <w:keepNext w:val="false"/>
               <w:spacing w:after="40" w:before="0"/>
               <w:jc w:val="center"/>
             </w:pPr>
@@ -8321,6 +8502,7 @@
           </w:tcPr>
           <w:p>
             <w:pPr>
+              <w:keepNext w:val="false"/>
               <w:spacing w:after="40" w:before="0"/>
               <w:jc w:val="left"/>
             </w:pPr>
@@ -8353,6 +8535,7 @@
           </w:tcPr>
           <w:p>
             <w:pPr>
+              <w:keepNext w:val="false"/>
               <w:spacing w:after="40" w:before="0"/>
               <w:jc w:val="left"/>
             </w:pPr>
@@ -8387,6 +8570,7 @@
           </w:tcPr>
           <w:p>
             <w:pPr>
+              <w:keepNext w:val="false"/>
               <w:spacing w:after="40" w:before="0"/>
               <w:jc w:val="left"/>
             </w:pPr>
@@ -8419,6 +8603,7 @@
           </w:tcPr>
           <w:p>
             <w:pPr>
+              <w:keepNext w:val="false"/>
               <w:spacing w:after="40" w:before="0"/>
               <w:jc w:val="left"/>
             </w:pPr>
@@ -8453,6 +8638,7 @@
           </w:tcPr>
           <w:p>
             <w:pPr>
+              <w:keepNext w:val="false"/>
               <w:spacing w:after="40" w:before="0"/>
               <w:jc w:val="left"/>
             </w:pPr>
@@ -8485,6 +8671,7 @@
           </w:tcPr>
           <w:p>
             <w:pPr>
+              <w:keepNext w:val="false"/>
               <w:spacing w:after="40" w:before="0"/>
               <w:jc w:val="left"/>
             </w:pPr>
@@ -8519,6 +8706,7 @@
           </w:tcPr>
           <w:p>
             <w:pPr>
+              <w:keepNext w:val="false"/>
               <w:spacing w:after="40" w:before="0"/>
               <w:jc w:val="left"/>
             </w:pPr>
@@ -8551,6 +8739,7 @@
           </w:tcPr>
           <w:p>
             <w:pPr>
+              <w:keepNext w:val="false"/>
               <w:spacing w:after="40" w:before="0"/>
               <w:jc w:val="left"/>
             </w:pPr>
@@ -8585,6 +8774,7 @@
           </w:tcPr>
           <w:p>
             <w:pPr>
+              <w:keepNext w:val="false"/>
               <w:spacing w:after="40" w:before="0"/>
               <w:jc w:val="left"/>
             </w:pPr>
@@ -8617,6 +8807,7 @@
           </w:tcPr>
           <w:p>
             <w:pPr>
+              <w:keepNext w:val="false"/>
               <w:spacing w:after="40" w:before="0"/>
               <w:jc w:val="left"/>
             </w:pPr>
@@ -8651,6 +8842,7 @@
           </w:tcPr>
           <w:p>
             <w:pPr>
+              <w:keepNext w:val="false"/>
               <w:spacing w:after="40" w:before="0"/>
               <w:jc w:val="left"/>
             </w:pPr>
@@ -8683,6 +8875,7 @@
           </w:tcPr>
           <w:p>
             <w:pPr>
+              <w:keepNext w:val="false"/>
               <w:spacing w:after="40" w:before="0"/>
               <w:jc w:val="left"/>
             </w:pPr>
@@ -8717,6 +8910,7 @@
           </w:tcPr>
           <w:p>
             <w:pPr>
+              <w:keepNext w:val="false"/>
               <w:spacing w:after="40" w:before="0"/>
               <w:jc w:val="left"/>
             </w:pPr>
@@ -8749,6 +8943,7 @@
           </w:tcPr>
           <w:p>
             <w:pPr>
+              <w:keepNext w:val="false"/>
               <w:spacing w:after="40" w:before="0"/>
               <w:jc w:val="left"/>
             </w:pPr>
@@ -8783,6 +8978,7 @@
           </w:tcPr>
           <w:p>
             <w:pPr>
+              <w:keepNext w:val="false"/>
               <w:spacing w:after="40" w:before="0"/>
               <w:jc w:val="left"/>
             </w:pPr>
@@ -8815,6 +9011,7 @@
           </w:tcPr>
           <w:p>
             <w:pPr>
+              <w:keepNext w:val="false"/>
               <w:spacing w:after="40" w:before="0"/>
               <w:jc w:val="left"/>
             </w:pPr>
@@ -8874,6 +9071,7 @@
           </w:tcPr>
           <w:p>
             <w:pPr>
+              <w:keepNext w:val="false"/>
               <w:spacing w:after="40" w:before="0"/>
               <w:jc w:val="center"/>
             </w:pPr>
@@ -8908,6 +9106,7 @@
           </w:tcPr>
           <w:p>
             <w:pPr>
+              <w:keepNext w:val="false"/>
               <w:spacing w:after="40" w:before="0"/>
               <w:jc w:val="left"/>
             </w:pPr>
@@ -8972,6 +9171,7 @@
           </w:tcPr>
           <w:p>
             <w:pPr>
+              <w:keepNext w:val="false"/>
               <w:spacing w:after="40" w:before="0"/>
               <w:jc w:val="center"/>
             </w:pPr>
@@ -9006,6 +9206,7 @@
           </w:tcPr>
           <w:p>
             <w:pPr>
+              <w:keepNext w:val="false"/>
               <w:spacing w:after="40" w:before="0"/>
               <w:jc w:val="left"/>
             </w:pPr>
@@ -9038,6 +9239,7 @@
           </w:tcPr>
           <w:p>
             <w:pPr>
+              <w:keepNext w:val="false"/>
               <w:spacing w:after="40" w:before="0"/>
               <w:jc w:val="left"/>
             </w:pPr>
@@ -9070,6 +9272,7 @@
           </w:tcPr>
           <w:p>
             <w:pPr>
+              <w:keepNext w:val="false"/>
               <w:spacing w:after="40" w:before="0"/>
               <w:jc w:val="left"/>
             </w:pPr>
@@ -9102,6 +9305,7 @@
           </w:tcPr>
           <w:p>
             <w:pPr>
+              <w:keepNext w:val="false"/>
               <w:spacing w:after="40" w:before="0"/>
               <w:jc w:val="left"/>
             </w:pPr>
@@ -9134,6 +9338,7 @@
           </w:tcPr>
           <w:p>
             <w:pPr>
+              <w:keepNext w:val="false"/>
               <w:spacing w:after="40" w:before="0"/>
               <w:jc w:val="left"/>
             </w:pPr>
@@ -9168,6 +9373,7 @@
           </w:tcPr>
           <w:p>
             <w:pPr>
+              <w:keepNext w:val="false"/>
               <w:spacing w:after="40" w:before="0"/>
               <w:jc w:val="left"/>
             </w:pPr>
@@ -9205,7 +9411,7 @@
             <w:pPr>
               <w:spacing w:after="20" w:before="0"/>
             </w:pPr>
-            <w:hyperlink w:history="1" r:id="rIdb8unnl2vgotibmwmsxm5q">
+            <w:hyperlink w:history="1" r:id="rId_gog2c1liy7twid5xxbu_">
               <w:r>
                 <w:rPr>
                   <w:rFonts w:ascii="Arial" w:cs="Arial" w:eastAsia="Arial" w:hAnsi="Arial"/>
@@ -9238,7 +9444,7 @@
               <w:spacing w:after="10" w:before="0"/>
               <w:ind w:left="120"/>
             </w:pPr>
-            <w:hyperlink w:history="1" r:id="rId8yqor4n9iomyxjaxmatbt">
+            <w:hyperlink w:history="1" r:id="rId6iiqusa_lp_vljdhsiqvy">
               <w:r>
                 <w:rPr>
                   <w:rFonts w:ascii="Arial" w:cs="Arial" w:eastAsia="Arial" w:hAnsi="Arial"/>
@@ -9283,7 +9489,7 @@
             <w:pPr>
               <w:spacing w:after="20" w:before="0"/>
             </w:pPr>
-            <w:hyperlink w:history="1" r:id="rIding-fvp0yxcpmh_4m5zmh">
+            <w:hyperlink w:history="1" r:id="rIdiduc16srqkofgu7rm7rkt">
               <w:r>
                 <w:rPr>
                   <w:rFonts w:ascii="Arial" w:cs="Arial" w:eastAsia="Arial" w:hAnsi="Arial"/>
@@ -9316,7 +9522,7 @@
               <w:spacing w:after="10" w:before="0"/>
               <w:ind w:left="120"/>
             </w:pPr>
-            <w:hyperlink w:history="1" r:id="rId3y5fgsnjfdjq_6_pqrxwm">
+            <w:hyperlink w:history="1" r:id="rId4t-yowj4qv3kxzxcaddaj">
               <w:r>
                 <w:rPr>
                   <w:rFonts w:ascii="Arial" w:cs="Arial" w:eastAsia="Arial" w:hAnsi="Arial"/>
@@ -9344,6 +9550,7 @@
           </w:tcPr>
           <w:p>
             <w:pPr>
+              <w:keepNext w:val="false"/>
               <w:spacing w:after="40" w:before="0"/>
               <w:jc w:val="left"/>
             </w:pPr>
@@ -9376,6 +9583,7 @@
           </w:tcPr>
           <w:p>
             <w:pPr>
+              <w:keepNext w:val="false"/>
               <w:spacing w:after="40" w:before="0"/>
               <w:jc w:val="left"/>
             </w:pPr>
@@ -9408,6 +9616,7 @@
           </w:tcPr>
           <w:p>
             <w:pPr>
+              <w:keepNext w:val="false"/>
               <w:spacing w:after="40" w:before="0"/>
               <w:jc w:val="left"/>
             </w:pPr>
@@ -9440,6 +9649,7 @@
           </w:tcPr>
           <w:p>
             <w:pPr>
+              <w:keepNext w:val="false"/>
               <w:spacing w:after="40" w:before="0"/>
               <w:jc w:val="left"/>
             </w:pPr>
@@ -9474,6 +9684,7 @@
           </w:tcPr>
           <w:p>
             <w:pPr>
+              <w:keepNext w:val="false"/>
               <w:spacing w:after="40" w:before="0"/>
               <w:jc w:val="left"/>
             </w:pPr>
@@ -9511,7 +9722,7 @@
             <w:pPr>
               <w:spacing w:after="20" w:before="0"/>
             </w:pPr>
-            <w:hyperlink w:history="1" r:id="rIdynboxseylsnsj42cu7lrc">
+            <w:hyperlink w:history="1" r:id="rIdjtz_g3v5nclxjgqzm_nhi">
               <w:r>
                 <w:rPr>
                   <w:rFonts w:ascii="Arial" w:cs="Arial" w:eastAsia="Arial" w:hAnsi="Arial"/>
@@ -9544,7 +9755,7 @@
               <w:spacing w:after="10" w:before="0"/>
               <w:ind w:left="120"/>
             </w:pPr>
-            <w:hyperlink w:history="1" r:id="rIduvpg2r8px9pmyl5ertp4b">
+            <w:hyperlink w:history="1" r:id="rIdxd9xwyasx4mg3-i3euzig">
               <w:r>
                 <w:rPr>
                   <w:rFonts w:ascii="Arial" w:cs="Arial" w:eastAsia="Arial" w:hAnsi="Arial"/>
@@ -9589,7 +9800,7 @@
             <w:pPr>
               <w:spacing w:after="20" w:before="0"/>
             </w:pPr>
-            <w:hyperlink w:history="1" r:id="rIdnnwcmlgg4ov7nb98rlejk">
+            <w:hyperlink w:history="1" r:id="rIduqptyn6tryngferton9ps">
               <w:r>
                 <w:rPr>
                   <w:rFonts w:ascii="Arial" w:cs="Arial" w:eastAsia="Arial" w:hAnsi="Arial"/>
@@ -9622,7 +9833,7 @@
               <w:spacing w:after="10" w:before="0"/>
               <w:ind w:left="120"/>
             </w:pPr>
-            <w:hyperlink w:history="1" r:id="rIdxtbl5o4nepqwokp53i_f-">
+            <w:hyperlink w:history="1" r:id="rIdhq5xy-hgn352khfyw3m6w">
               <w:r>
                 <w:rPr>
                   <w:rFonts w:ascii="Arial" w:cs="Arial" w:eastAsia="Arial" w:hAnsi="Arial"/>
@@ -9650,6 +9861,7 @@
           </w:tcPr>
           <w:p>
             <w:pPr>
+              <w:keepNext w:val="false"/>
               <w:spacing w:after="40" w:before="0"/>
               <w:jc w:val="left"/>
             </w:pPr>
@@ -9682,6 +9894,7 @@
           </w:tcPr>
           <w:p>
             <w:pPr>
+              <w:keepNext w:val="false"/>
               <w:spacing w:after="40" w:before="0"/>
               <w:jc w:val="left"/>
             </w:pPr>
@@ -9714,6 +9927,7 @@
           </w:tcPr>
           <w:p>
             <w:pPr>
+              <w:keepNext w:val="false"/>
               <w:spacing w:after="40" w:before="0"/>
               <w:jc w:val="left"/>
             </w:pPr>
@@ -9746,6 +9960,7 @@
           </w:tcPr>
           <w:p>
             <w:pPr>
+              <w:keepNext w:val="false"/>
               <w:spacing w:after="40" w:before="0"/>
               <w:jc w:val="left"/>
             </w:pPr>
@@ -9780,6 +9995,7 @@
           </w:tcPr>
           <w:p>
             <w:pPr>
+              <w:keepNext w:val="false"/>
               <w:spacing w:after="40" w:before="0"/>
               <w:jc w:val="left"/>
             </w:pPr>
@@ -9817,7 +10033,7 @@
             <w:pPr>
               <w:spacing w:after="20" w:before="0"/>
             </w:pPr>
-            <w:hyperlink w:history="1" r:id="rIdggghaxwdvcl5gp3oamvqg">
+            <w:hyperlink w:history="1" r:id="rIdaiob4nthbuchwypddj_zr">
               <w:r>
                 <w:rPr>
                   <w:rFonts w:ascii="Arial" w:cs="Arial" w:eastAsia="Arial" w:hAnsi="Arial"/>
@@ -9850,7 +10066,7 @@
               <w:spacing w:after="10" w:before="0"/>
               <w:ind w:left="120"/>
             </w:pPr>
-            <w:hyperlink w:history="1" r:id="rId1mnevfcnltkfcq4izeq7s">
+            <w:hyperlink w:history="1" r:id="rIdh7kjls9yqccptpdzoyge2">
               <w:r>
                 <w:rPr>
                   <w:rFonts w:ascii="Arial" w:cs="Arial" w:eastAsia="Arial" w:hAnsi="Arial"/>
@@ -9895,7 +10111,7 @@
             <w:pPr>
               <w:spacing w:after="20" w:before="0"/>
             </w:pPr>
-            <w:hyperlink w:history="1" r:id="rId6vmx-bdjq_iyiu4upfslk">
+            <w:hyperlink w:history="1" r:id="rIdu25uxz1mkj3ucmiupgir6">
               <w:r>
                 <w:rPr>
                   <w:rFonts w:ascii="Arial" w:cs="Arial" w:eastAsia="Arial" w:hAnsi="Arial"/>
@@ -9928,7 +10144,7 @@
               <w:spacing w:after="10" w:before="0"/>
               <w:ind w:left="120"/>
             </w:pPr>
-            <w:hyperlink w:history="1" r:id="rId7hhhwte9qq__rvcv9qpi5">
+            <w:hyperlink w:history="1" r:id="rIdjttjxrwgutdm96nncqtns">
               <w:r>
                 <w:rPr>
                   <w:rFonts w:ascii="Arial" w:cs="Arial" w:eastAsia="Arial" w:hAnsi="Arial"/>
@@ -9956,6 +10172,7 @@
           </w:tcPr>
           <w:p>
             <w:pPr>
+              <w:keepNext w:val="false"/>
               <w:spacing w:after="40" w:before="0"/>
               <w:jc w:val="left"/>
             </w:pPr>
@@ -9988,6 +10205,7 @@
           </w:tcPr>
           <w:p>
             <w:pPr>
+              <w:keepNext w:val="false"/>
               <w:spacing w:after="40" w:before="0"/>
               <w:jc w:val="left"/>
             </w:pPr>
@@ -10020,6 +10238,7 @@
           </w:tcPr>
           <w:p>
             <w:pPr>
+              <w:keepNext w:val="false"/>
               <w:spacing w:after="40" w:before="0"/>
               <w:jc w:val="left"/>
             </w:pPr>
@@ -10052,6 +10271,7 @@
           </w:tcPr>
           <w:p>
             <w:pPr>
+              <w:keepNext w:val="false"/>
               <w:spacing w:after="40" w:before="0"/>
               <w:jc w:val="left"/>
             </w:pPr>
@@ -10086,6 +10306,7 @@
           </w:tcPr>
           <w:p>
             <w:pPr>
+              <w:keepNext w:val="false"/>
               <w:spacing w:after="40" w:before="0"/>
               <w:jc w:val="left"/>
             </w:pPr>
@@ -10123,7 +10344,7 @@
             <w:pPr>
               <w:spacing w:after="20" w:before="0"/>
             </w:pPr>
-            <w:hyperlink w:history="1" r:id="rIdqbd9fkyn8lr2okcwzctqj">
+            <w:hyperlink w:history="1" r:id="rId11kq4honi-ooangt9klwt">
               <w:r>
                 <w:rPr>
                   <w:rFonts w:ascii="Arial" w:cs="Arial" w:eastAsia="Arial" w:hAnsi="Arial"/>
@@ -10156,7 +10377,7 @@
               <w:spacing w:after="10" w:before="0"/>
               <w:ind w:left="120"/>
             </w:pPr>
-            <w:hyperlink w:history="1" r:id="rId3kzouuebmjwpp3gn-ucch">
+            <w:hyperlink w:history="1" r:id="rIdvknlipbwabu9-2rr1czdc">
               <w:r>
                 <w:rPr>
                   <w:rFonts w:ascii="Arial" w:cs="Arial" w:eastAsia="Arial" w:hAnsi="Arial"/>
@@ -10201,7 +10422,7 @@
             <w:pPr>
               <w:spacing w:after="20" w:before="0"/>
             </w:pPr>
-            <w:hyperlink w:history="1" r:id="rId0ewjfdwcyu8nkgrlvpuua">
+            <w:hyperlink w:history="1" r:id="rIdw_y3qcxbuvaeblrjlvta2">
               <w:r>
                 <w:rPr>
                   <w:rFonts w:ascii="Arial" w:cs="Arial" w:eastAsia="Arial" w:hAnsi="Arial"/>
@@ -10234,7 +10455,7 @@
               <w:spacing w:after="10" w:before="0"/>
               <w:ind w:left="120"/>
             </w:pPr>
-            <w:hyperlink w:history="1" r:id="rIdcnor6h279_c72b7tc95ym">
+            <w:hyperlink w:history="1" r:id="rIdxiyibnseedu1kjhrq4c-9">
               <w:r>
                 <w:rPr>
                   <w:rFonts w:ascii="Arial" w:cs="Arial" w:eastAsia="Arial" w:hAnsi="Arial"/>
@@ -10262,6 +10483,7 @@
           </w:tcPr>
           <w:p>
             <w:pPr>
+              <w:keepNext w:val="false"/>
               <w:spacing w:after="40" w:before="0"/>
               <w:jc w:val="left"/>
             </w:pPr>
@@ -10294,6 +10516,7 @@
           </w:tcPr>
           <w:p>
             <w:pPr>
+              <w:keepNext w:val="false"/>
               <w:spacing w:after="40" w:before="0"/>
               <w:jc w:val="left"/>
             </w:pPr>
@@ -10326,6 +10549,7 @@
           </w:tcPr>
           <w:p>
             <w:pPr>
+              <w:keepNext w:val="false"/>
               <w:spacing w:after="40" w:before="0"/>
               <w:jc w:val="left"/>
             </w:pPr>
@@ -10358,6 +10582,7 @@
           </w:tcPr>
           <w:p>
             <w:pPr>
+              <w:keepNext w:val="false"/>
               <w:spacing w:after="40" w:before="0"/>
               <w:jc w:val="left"/>
             </w:pPr>
@@ -10392,6 +10617,7 @@
           </w:tcPr>
           <w:p>
             <w:pPr>
+              <w:keepNext w:val="false"/>
               <w:spacing w:after="40" w:before="0"/>
               <w:jc w:val="left"/>
             </w:pPr>
@@ -10429,7 +10655,7 @@
             <w:pPr>
               <w:spacing w:after="20" w:before="0"/>
             </w:pPr>
-            <w:hyperlink w:history="1" r:id="rId9acxu8h3l8fpbp4yx1yta">
+            <w:hyperlink w:history="1" r:id="rIdxwgtn_qwggmkhm0wsyyeb">
               <w:r>
                 <w:rPr>
                   <w:rFonts w:ascii="Arial" w:cs="Arial" w:eastAsia="Arial" w:hAnsi="Arial"/>
@@ -10462,7 +10688,7 @@
               <w:spacing w:after="10" w:before="0"/>
               <w:ind w:left="120"/>
             </w:pPr>
-            <w:hyperlink w:history="1" r:id="rIdmlnhqot9jwlneu3acav_v">
+            <w:hyperlink w:history="1" r:id="rId-6ihnatqxxbqhdqvjg2op">
               <w:r>
                 <w:rPr>
                   <w:rFonts w:ascii="Arial" w:cs="Arial" w:eastAsia="Arial" w:hAnsi="Arial"/>
@@ -10507,7 +10733,7 @@
             <w:pPr>
               <w:spacing w:after="20" w:before="0"/>
             </w:pPr>
-            <w:hyperlink w:history="1" r:id="rIdikvpe5czawtrio5ap3bcd">
+            <w:hyperlink w:history="1" r:id="rId_zgkwkxmszyehi4ypnx4o">
               <w:r>
                 <w:rPr>
                   <w:rFonts w:ascii="Arial" w:cs="Arial" w:eastAsia="Arial" w:hAnsi="Arial"/>
@@ -10540,7 +10766,7 @@
               <w:spacing w:after="10" w:before="0"/>
               <w:ind w:left="120"/>
             </w:pPr>
-            <w:hyperlink w:history="1" r:id="rId0fhl0tq9ft9imosxml4ub">
+            <w:hyperlink w:history="1" r:id="rId-gbu60chwkpllwtpdppws">
               <w:r>
                 <w:rPr>
                   <w:rFonts w:ascii="Arial" w:cs="Arial" w:eastAsia="Arial" w:hAnsi="Arial"/>
@@ -10568,6 +10794,7 @@
           </w:tcPr>
           <w:p>
             <w:pPr>
+              <w:keepNext w:val="false"/>
               <w:spacing w:after="40" w:before="0"/>
               <w:jc w:val="left"/>
             </w:pPr>
@@ -10600,6 +10827,7 @@
           </w:tcPr>
           <w:p>
             <w:pPr>
+              <w:keepNext w:val="false"/>
               <w:spacing w:after="40" w:before="0"/>
               <w:jc w:val="left"/>
             </w:pPr>
@@ -10632,6 +10860,7 @@
           </w:tcPr>
           <w:p>
             <w:pPr>
+              <w:keepNext w:val="false"/>
               <w:spacing w:after="40" w:before="0"/>
               <w:jc w:val="left"/>
             </w:pPr>
@@ -10664,6 +10893,7 @@
           </w:tcPr>
           <w:p>
             <w:pPr>
+              <w:keepNext w:val="false"/>
               <w:spacing w:after="40" w:before="0"/>
               <w:jc w:val="left"/>
             </w:pPr>
@@ -10723,6 +10953,7 @@
           </w:tcPr>
           <w:p>
             <w:pPr>
+              <w:keepNext w:val="false"/>
               <w:spacing w:after="40" w:before="0"/>
               <w:jc w:val="center"/>
             </w:pPr>
@@ -10757,6 +10988,7 @@
           </w:tcPr>
           <w:p>
             <w:pPr>
+              <w:keepNext w:val="false"/>
               <w:spacing w:after="40" w:before="0"/>
               <w:jc w:val="left"/>
             </w:pPr>
@@ -10818,6 +11050,7 @@
           </w:tcPr>
           <w:p>
             <w:pPr>
+              <w:keepNext w:val="false"/>
               <w:spacing w:after="40" w:before="0"/>
               <w:jc w:val="center"/>
             </w:pPr>
@@ -10852,6 +11085,7 @@
           </w:tcPr>
           <w:p>
             <w:pPr>
+              <w:keepNext w:val="false"/>
               <w:spacing w:after="40" w:before="0"/>
               <w:jc w:val="left"/>
             </w:pPr>
@@ -10884,6 +11118,7 @@
           </w:tcPr>
           <w:p>
             <w:pPr>
+              <w:keepNext w:val="false"/>
               <w:spacing w:after="40" w:before="0"/>
               <w:jc w:val="left"/>
             </w:pPr>
@@ -10918,6 +11153,7 @@
           </w:tcPr>
           <w:p>
             <w:pPr>
+              <w:keepNext w:val="false"/>
               <w:spacing w:after="40" w:before="0"/>
               <w:jc w:val="left"/>
             </w:pPr>
@@ -10950,6 +11186,7 @@
           </w:tcPr>
           <w:p>
             <w:pPr>
+              <w:keepNext w:val="false"/>
               <w:spacing w:after="40" w:before="0"/>
               <w:jc w:val="left"/>
             </w:pPr>
@@ -10984,6 +11221,7 @@
           </w:tcPr>
           <w:p>
             <w:pPr>
+              <w:keepNext w:val="false"/>
               <w:spacing w:after="40" w:before="0"/>
               <w:jc w:val="left"/>
             </w:pPr>
@@ -11016,6 +11254,7 @@
           </w:tcPr>
           <w:p>
             <w:pPr>
+              <w:keepNext w:val="false"/>
               <w:spacing w:after="40" w:before="0"/>
               <w:jc w:val="left"/>
             </w:pPr>
@@ -11052,7 +11291,7 @@
         </w:rPr>
         <w:t xml:space="preserve">© 2026 SeaVuria and ARES. Aligned with KICD objectives. Developed by SeaVuria; technical implementation by ARES (with AI assistance from Claude). Licensed under </w:t>
       </w:r>
-      <w:hyperlink w:history="1" r:id="rIdq72t6u5cvyc4tsn9_dqqv">
+      <w:hyperlink w:history="1" r:id="rIdga5lsaqzosm9cwo0rf55n">
         <w:r>
           <w:rPr>
             <w:rFonts w:ascii="Arial" w:cs="Arial" w:eastAsia="Arial" w:hAnsi="Arial"/>
@@ -11073,7 +11312,7 @@
         </w:rPr>
         <w:t xml:space="preserve"> (</w:t>
       </w:r>
-      <w:hyperlink w:history="1" r:id="rIdhcsuk4la9-qcnzbnbpooi">
+      <w:hyperlink w:history="1" r:id="rIdz1bmpoxet1yzxqojldov2">
         <w:r>
           <w:rPr>
             <w:rFonts w:ascii="Arial" w:cs="Arial" w:eastAsia="Arial" w:hAnsi="Arial"/>
@@ -11133,6 +11372,7 @@
           </w:tcPr>
           <w:p>
             <w:pPr>
+              <w:keepNext w:val="false"/>
               <w:spacing w:after="40" w:before="0"/>
               <w:jc w:val="center"/>
             </w:pPr>
@@ -11168,6 +11408,7 @@
           </w:tcPr>
           <w:p>
             <w:pPr>
+              <w:keepNext w:val="false"/>
               <w:spacing w:after="40" w:before="0"/>
               <w:jc w:val="center"/>
             </w:pPr>
@@ -11202,6 +11443,7 @@
           </w:tcPr>
           <w:p>
             <w:pPr>
+              <w:keepNext w:val="false"/>
               <w:spacing w:after="40" w:before="0"/>
               <w:jc w:val="left"/>
             </w:pPr>
@@ -11234,6 +11476,7 @@
           </w:tcPr>
           <w:p>
             <w:pPr>
+              <w:keepNext w:val="false"/>
               <w:spacing w:after="40" w:before="0"/>
               <w:jc w:val="left"/>
             </w:pPr>
@@ -11268,6 +11511,7 @@
           </w:tcPr>
           <w:p>
             <w:pPr>
+              <w:keepNext w:val="false"/>
               <w:spacing w:after="40" w:before="0"/>
               <w:jc w:val="left"/>
             </w:pPr>
@@ -11300,6 +11544,7 @@
           </w:tcPr>
           <w:p>
             <w:pPr>
+              <w:keepNext w:val="false"/>
               <w:spacing w:after="40" w:before="0"/>
               <w:jc w:val="left"/>
             </w:pPr>
@@ -11334,6 +11579,7 @@
           </w:tcPr>
           <w:p>
             <w:pPr>
+              <w:keepNext w:val="false"/>
               <w:spacing w:after="40" w:before="0"/>
               <w:jc w:val="left"/>
             </w:pPr>
@@ -11366,6 +11612,7 @@
           </w:tcPr>
           <w:p>
             <w:pPr>
+              <w:keepNext w:val="false"/>
               <w:spacing w:after="40" w:before="0"/>
               <w:jc w:val="left"/>
             </w:pPr>
@@ -11400,6 +11647,7 @@
           </w:tcPr>
           <w:p>
             <w:pPr>
+              <w:keepNext w:val="false"/>
               <w:spacing w:after="40" w:before="0"/>
               <w:jc w:val="left"/>
             </w:pPr>
@@ -11432,6 +11680,7 @@
           </w:tcPr>
           <w:p>
             <w:pPr>
+              <w:keepNext w:val="false"/>
               <w:spacing w:after="40" w:before="0"/>
               <w:jc w:val="left"/>
             </w:pPr>
@@ -11466,6 +11715,7 @@
           </w:tcPr>
           <w:p>
             <w:pPr>
+              <w:keepNext w:val="false"/>
               <w:spacing w:after="40" w:before="0"/>
               <w:jc w:val="left"/>
             </w:pPr>
@@ -11498,6 +11748,7 @@
           </w:tcPr>
           <w:p>
             <w:pPr>
+              <w:keepNext w:val="false"/>
               <w:spacing w:after="40" w:before="0"/>
               <w:jc w:val="left"/>
             </w:pPr>
@@ -11532,6 +11783,7 @@
           </w:tcPr>
           <w:p>
             <w:pPr>
+              <w:keepNext w:val="false"/>
               <w:spacing w:after="40" w:before="0"/>
               <w:jc w:val="left"/>
             </w:pPr>
@@ -11564,6 +11816,7 @@
           </w:tcPr>
           <w:p>
             <w:pPr>
+              <w:keepNext w:val="false"/>
               <w:spacing w:after="40" w:before="0"/>
               <w:jc w:val="left"/>
             </w:pPr>
@@ -11598,6 +11851,7 @@
           </w:tcPr>
           <w:p>
             <w:pPr>
+              <w:keepNext w:val="false"/>
               <w:spacing w:after="40" w:before="0"/>
               <w:jc w:val="left"/>
             </w:pPr>
@@ -11630,6 +11884,7 @@
           </w:tcPr>
           <w:p>
             <w:pPr>
+              <w:keepNext w:val="false"/>
               <w:spacing w:after="40" w:before="0"/>
               <w:jc w:val="left"/>
             </w:pPr>
@@ -11664,6 +11919,7 @@
           </w:tcPr>
           <w:p>
             <w:pPr>
+              <w:keepNext w:val="false"/>
               <w:spacing w:after="40" w:before="0"/>
               <w:jc w:val="left"/>
             </w:pPr>
@@ -11696,6 +11952,7 @@
           </w:tcPr>
           <w:p>
             <w:pPr>
+              <w:keepNext w:val="false"/>
               <w:spacing w:after="40" w:before="0"/>
               <w:jc w:val="left"/>
             </w:pPr>
@@ -11755,6 +12012,7 @@
           </w:tcPr>
           <w:p>
             <w:pPr>
+              <w:keepNext w:val="false"/>
               <w:spacing w:after="40" w:before="0"/>
               <w:jc w:val="center"/>
             </w:pPr>
@@ -11789,6 +12047,7 @@
           </w:tcPr>
           <w:p>
             <w:pPr>
+              <w:keepNext w:val="false"/>
               <w:spacing w:after="40" w:before="0"/>
               <w:jc w:val="left"/>
             </w:pPr>
@@ -11853,6 +12112,7 @@
           </w:tcPr>
           <w:p>
             <w:pPr>
+              <w:keepNext w:val="false"/>
               <w:spacing w:after="40" w:before="0"/>
               <w:jc w:val="center"/>
             </w:pPr>
@@ -11887,6 +12147,7 @@
           </w:tcPr>
           <w:p>
             <w:pPr>
+              <w:keepNext w:val="false"/>
               <w:spacing w:after="40" w:before="0"/>
               <w:jc w:val="left"/>
             </w:pPr>
@@ -11919,6 +12180,7 @@
           </w:tcPr>
           <w:p>
             <w:pPr>
+              <w:keepNext w:val="false"/>
               <w:spacing w:after="40" w:before="0"/>
               <w:jc w:val="left"/>
             </w:pPr>
@@ -11951,6 +12213,7 @@
           </w:tcPr>
           <w:p>
             <w:pPr>
+              <w:keepNext w:val="false"/>
               <w:spacing w:after="40" w:before="0"/>
               <w:jc w:val="left"/>
             </w:pPr>
@@ -11983,6 +12246,7 @@
           </w:tcPr>
           <w:p>
             <w:pPr>
+              <w:keepNext w:val="false"/>
               <w:spacing w:after="40" w:before="0"/>
               <w:jc w:val="left"/>
             </w:pPr>
@@ -12015,6 +12279,7 @@
           </w:tcPr>
           <w:p>
             <w:pPr>
+              <w:keepNext w:val="false"/>
               <w:spacing w:after="40" w:before="0"/>
               <w:jc w:val="left"/>
             </w:pPr>
@@ -12049,6 +12314,7 @@
           </w:tcPr>
           <w:p>
             <w:pPr>
+              <w:keepNext w:val="false"/>
               <w:spacing w:after="40" w:before="0"/>
               <w:jc w:val="left"/>
             </w:pPr>
@@ -12086,7 +12352,7 @@
             <w:pPr>
               <w:spacing w:after="20" w:before="0"/>
             </w:pPr>
-            <w:hyperlink w:history="1" r:id="rIdidoo4jzekirfllnd-cfft">
+            <w:hyperlink w:history="1" r:id="rId6dbeccrzi9s7bixie3qnz">
               <w:r>
                 <w:rPr>
                   <w:rFonts w:ascii="Arial" w:cs="Arial" w:eastAsia="Arial" w:hAnsi="Arial"/>
@@ -12119,7 +12385,7 @@
               <w:spacing w:after="10" w:before="0"/>
               <w:ind w:left="120"/>
             </w:pPr>
-            <w:hyperlink w:history="1" r:id="rIdmkxqkkykemvbrjtnlnoiz">
+            <w:hyperlink w:history="1" r:id="rId7fvoy38ui0j8_vmvowflg">
               <w:r>
                 <w:rPr>
                   <w:rFonts w:ascii="Arial" w:cs="Arial" w:eastAsia="Arial" w:hAnsi="Arial"/>
@@ -12164,7 +12430,7 @@
             <w:pPr>
               <w:spacing w:after="20" w:before="0"/>
             </w:pPr>
-            <w:hyperlink w:history="1" r:id="rIdd924bgkr-xiatheh6uxci">
+            <w:hyperlink w:history="1" r:id="rIddjqjha0j9klvxdirlfeny">
               <w:r>
                 <w:rPr>
                   <w:rFonts w:ascii="Arial" w:cs="Arial" w:eastAsia="Arial" w:hAnsi="Arial"/>
@@ -12197,7 +12463,7 @@
               <w:spacing w:after="10" w:before="0"/>
               <w:ind w:left="120"/>
             </w:pPr>
-            <w:hyperlink w:history="1" r:id="rId_mh9miaf3j4wj6ux2makv">
+            <w:hyperlink w:history="1" r:id="rIdvuipuajsljmx4z9wvmjcy">
               <w:r>
                 <w:rPr>
                   <w:rFonts w:ascii="Arial" w:cs="Arial" w:eastAsia="Arial" w:hAnsi="Arial"/>
@@ -12225,6 +12491,7 @@
           </w:tcPr>
           <w:p>
             <w:pPr>
+              <w:keepNext w:val="false"/>
               <w:spacing w:after="40" w:before="0"/>
               <w:jc w:val="left"/>
             </w:pPr>
@@ -12244,6 +12511,7 @@
           </w:p>
           <w:p>
             <w:pPr>
+              <w:keepNext w:val="false"/>
               <w:spacing w:after="40" w:before="0"/>
               <w:jc w:val="left"/>
             </w:pPr>
@@ -12263,6 +12531,7 @@
           </w:p>
           <w:p>
             <w:pPr>
+              <w:keepNext w:val="false"/>
               <w:spacing w:after="40" w:before="0"/>
               <w:jc w:val="left"/>
             </w:pPr>
@@ -12282,6 +12551,7 @@
           </w:p>
           <w:p>
             <w:pPr>
+              <w:keepNext w:val="false"/>
               <w:spacing w:after="40" w:before="0"/>
               <w:jc w:val="left"/>
             </w:pPr>
@@ -12301,6 +12571,7 @@
           </w:p>
           <w:p>
             <w:pPr>
+              <w:keepNext w:val="false"/>
               <w:spacing w:after="40" w:before="0"/>
               <w:jc w:val="left"/>
             </w:pPr>
@@ -12333,6 +12604,7 @@
           </w:tcPr>
           <w:p>
             <w:pPr>
+              <w:keepNext w:val="false"/>
               <w:spacing w:after="40" w:before="0"/>
               <w:jc w:val="left"/>
             </w:pPr>
@@ -12352,6 +12624,7 @@
           </w:p>
           <w:p>
             <w:pPr>
+              <w:keepNext w:val="false"/>
               <w:spacing w:after="40" w:before="0"/>
               <w:jc w:val="left"/>
             </w:pPr>
@@ -12371,6 +12644,7 @@
           </w:p>
           <w:p>
             <w:pPr>
+              <w:keepNext w:val="false"/>
               <w:spacing w:after="40" w:before="0"/>
               <w:jc w:val="left"/>
             </w:pPr>
@@ -12390,6 +12664,7 @@
           </w:p>
           <w:p>
             <w:pPr>
+              <w:keepNext w:val="false"/>
               <w:spacing w:after="40" w:before="0"/>
               <w:jc w:val="left"/>
             </w:pPr>
@@ -12422,6 +12697,7 @@
           </w:tcPr>
           <w:p>
             <w:pPr>
+              <w:keepNext w:val="false"/>
               <w:spacing w:after="40" w:before="0"/>
               <w:jc w:val="left"/>
             </w:pPr>
@@ -12454,6 +12730,7 @@
           </w:tcPr>
           <w:p>
             <w:pPr>
+              <w:keepNext w:val="false"/>
               <w:spacing w:after="40" w:before="0"/>
               <w:jc w:val="left"/>
             </w:pPr>
@@ -12488,6 +12765,7 @@
           </w:tcPr>
           <w:p>
             <w:pPr>
+              <w:keepNext w:val="false"/>
               <w:spacing w:after="40" w:before="0"/>
               <w:jc w:val="left"/>
             </w:pPr>
@@ -12525,7 +12803,7 @@
             <w:pPr>
               <w:spacing w:after="20" w:before="0"/>
             </w:pPr>
-            <w:hyperlink w:history="1" r:id="rIdmo976sjiwxf-7xkfuqbm_">
+            <w:hyperlink w:history="1" r:id="rId9v8ehgcdec_0skwpa-c4t">
               <w:r>
                 <w:rPr>
                   <w:rFonts w:ascii="Arial" w:cs="Arial" w:eastAsia="Arial" w:hAnsi="Arial"/>
@@ -12558,7 +12836,7 @@
               <w:spacing w:after="10" w:before="0"/>
               <w:ind w:left="120"/>
             </w:pPr>
-            <w:hyperlink w:history="1" r:id="rIduepxjfhoynsqph0c7invn">
+            <w:hyperlink w:history="1" r:id="rIdlyguge4jwbczhikanbsnm">
               <w:r>
                 <w:rPr>
                   <w:rFonts w:ascii="Arial" w:cs="Arial" w:eastAsia="Arial" w:hAnsi="Arial"/>
@@ -12603,7 +12881,7 @@
             <w:pPr>
               <w:spacing w:after="20" w:before="0"/>
             </w:pPr>
-            <w:hyperlink w:history="1" r:id="rIdjnrxrz528yblgzq8adh0u">
+            <w:hyperlink w:history="1" r:id="rIdm_nhka5fjekkyksxxlq7o">
               <w:r>
                 <w:rPr>
                   <w:rFonts w:ascii="Arial" w:cs="Arial" w:eastAsia="Arial" w:hAnsi="Arial"/>
@@ -12636,7 +12914,7 @@
               <w:spacing w:after="10" w:before="0"/>
               <w:ind w:left="120"/>
             </w:pPr>
-            <w:hyperlink w:history="1" r:id="rIdr2kpwat5e_jx74v2cihwl">
+            <w:hyperlink w:history="1" r:id="rIdcabmoldmfe3bpaetetb_j">
               <w:r>
                 <w:rPr>
                   <w:rFonts w:ascii="Arial" w:cs="Arial" w:eastAsia="Arial" w:hAnsi="Arial"/>
@@ -12664,6 +12942,7 @@
           </w:tcPr>
           <w:p>
             <w:pPr>
+              <w:keepNext w:val="false"/>
               <w:spacing w:after="40" w:before="0"/>
               <w:jc w:val="left"/>
             </w:pPr>
@@ -12683,6 +12962,7 @@
           </w:p>
           <w:p>
             <w:pPr>
+              <w:keepNext w:val="false"/>
               <w:spacing w:after="40" w:before="0"/>
               <w:jc w:val="left"/>
             </w:pPr>
@@ -12702,6 +12982,7 @@
           </w:p>
           <w:p>
             <w:pPr>
+              <w:keepNext w:val="false"/>
               <w:spacing w:after="40" w:before="0"/>
               <w:jc w:val="left"/>
             </w:pPr>
@@ -12761,6 +13042,7 @@
           </w:p>
           <w:p>
             <w:pPr>
+              <w:keepNext w:val="false"/>
               <w:spacing w:after="40" w:before="0"/>
               <w:jc w:val="left"/>
             </w:pPr>
@@ -12780,6 +13062,7 @@
           </w:p>
           <w:p>
             <w:pPr>
+              <w:keepNext w:val="false"/>
               <w:spacing w:after="40" w:before="0"/>
               <w:jc w:val="left"/>
             </w:pPr>
@@ -12839,6 +13122,7 @@
           </w:p>
           <w:p>
             <w:pPr>
+              <w:keepNext w:val="false"/>
               <w:spacing w:after="40" w:before="0"/>
               <w:jc w:val="left"/>
             </w:pPr>
@@ -12858,6 +13142,7 @@
           </w:p>
           <w:p>
             <w:pPr>
+              <w:keepNext w:val="false"/>
               <w:spacing w:after="40" w:before="0"/>
               <w:jc w:val="left"/>
             </w:pPr>
@@ -12890,6 +13175,7 @@
           </w:tcPr>
           <w:p>
             <w:pPr>
+              <w:keepNext w:val="false"/>
               <w:spacing w:after="40" w:before="0"/>
               <w:jc w:val="left"/>
             </w:pPr>
@@ -12909,6 +13195,7 @@
           </w:p>
           <w:p>
             <w:pPr>
+              <w:keepNext w:val="false"/>
               <w:spacing w:after="40" w:before="0"/>
               <w:jc w:val="left"/>
             </w:pPr>
@@ -12928,6 +13215,7 @@
           </w:p>
           <w:p>
             <w:pPr>
+              <w:keepNext w:val="false"/>
               <w:spacing w:after="40" w:before="0"/>
               <w:jc w:val="left"/>
             </w:pPr>
@@ -12947,6 +13235,7 @@
           </w:p>
           <w:p>
             <w:pPr>
+              <w:keepNext w:val="false"/>
               <w:spacing w:after="40" w:before="0"/>
               <w:jc w:val="left"/>
             </w:pPr>
@@ -12966,6 +13255,7 @@
           </w:p>
           <w:p>
             <w:pPr>
+              <w:keepNext w:val="false"/>
               <w:spacing w:after="40" w:before="0"/>
               <w:jc w:val="left"/>
             </w:pPr>
@@ -12998,6 +13288,7 @@
           </w:tcPr>
           <w:p>
             <w:pPr>
+              <w:keepNext w:val="false"/>
               <w:spacing w:after="40" w:before="0"/>
               <w:jc w:val="left"/>
             </w:pPr>
@@ -13030,6 +13321,7 @@
           </w:tcPr>
           <w:p>
             <w:pPr>
+              <w:keepNext w:val="false"/>
               <w:spacing w:after="40" w:before="0"/>
               <w:jc w:val="left"/>
             </w:pPr>
@@ -13064,6 +13356,7 @@
           </w:tcPr>
           <w:p>
             <w:pPr>
+              <w:keepNext w:val="false"/>
               <w:spacing w:after="40" w:before="0"/>
               <w:jc w:val="left"/>
             </w:pPr>
@@ -13101,7 +13394,7 @@
             <w:pPr>
               <w:spacing w:after="20" w:before="0"/>
             </w:pPr>
-            <w:hyperlink w:history="1" r:id="rId8ubyn_gge7y0_9ugi54wu">
+            <w:hyperlink w:history="1" r:id="rIddw0agta2nsqolwhzfo0pl">
               <w:r>
                 <w:rPr>
                   <w:rFonts w:ascii="Arial" w:cs="Arial" w:eastAsia="Arial" w:hAnsi="Arial"/>
@@ -13134,7 +13427,7 @@
               <w:spacing w:after="10" w:before="0"/>
               <w:ind w:left="120"/>
             </w:pPr>
-            <w:hyperlink w:history="1" r:id="rIdvswwda8ujwax1tz3pi004">
+            <w:hyperlink w:history="1" r:id="rIdtcefrf0laynxqnxmffe_p">
               <w:r>
                 <w:rPr>
                   <w:rFonts w:ascii="Arial" w:cs="Arial" w:eastAsia="Arial" w:hAnsi="Arial"/>
@@ -13179,7 +13472,7 @@
             <w:pPr>
               <w:spacing w:after="20" w:before="0"/>
             </w:pPr>
-            <w:hyperlink w:history="1" r:id="rId21xtjly7yghtd_4fy4phd">
+            <w:hyperlink w:history="1" r:id="rId3cfkzirbcb2pejepxqrun">
               <w:r>
                 <w:rPr>
                   <w:rFonts w:ascii="Arial" w:cs="Arial" w:eastAsia="Arial" w:hAnsi="Arial"/>
@@ -13212,7 +13505,7 @@
               <w:spacing w:after="10" w:before="0"/>
               <w:ind w:left="120"/>
             </w:pPr>
-            <w:hyperlink w:history="1" r:id="rIdlxcj1b9u_r_rpgxzmjdmc">
+            <w:hyperlink w:history="1" r:id="rIdvnxogtwocregvbhbzqktc">
               <w:r>
                 <w:rPr>
                   <w:rFonts w:ascii="Arial" w:cs="Arial" w:eastAsia="Arial" w:hAnsi="Arial"/>
@@ -13240,6 +13533,7 @@
           </w:tcPr>
           <w:p>
             <w:pPr>
+              <w:keepNext w:val="false"/>
               <w:spacing w:after="40" w:before="0"/>
               <w:jc w:val="left"/>
             </w:pPr>
@@ -13259,6 +13553,7 @@
           </w:p>
           <w:p>
             <w:pPr>
+              <w:keepNext w:val="false"/>
               <w:spacing w:after="40" w:before="0"/>
               <w:jc w:val="left"/>
             </w:pPr>
@@ -13278,6 +13573,7 @@
           </w:p>
           <w:p>
             <w:pPr>
+              <w:keepNext w:val="false"/>
               <w:spacing w:after="40" w:before="0"/>
               <w:jc w:val="left"/>
             </w:pPr>
@@ -13297,6 +13593,7 @@
           </w:p>
           <w:p>
             <w:pPr>
+              <w:keepNext w:val="false"/>
               <w:spacing w:after="40" w:before="0"/>
               <w:jc w:val="left"/>
             </w:pPr>
@@ -13316,6 +13613,7 @@
           </w:p>
           <w:p>
             <w:pPr>
+              <w:keepNext w:val="false"/>
               <w:spacing w:after="40" w:before="0"/>
               <w:jc w:val="left"/>
             </w:pPr>
@@ -13348,6 +13646,7 @@
           </w:tcPr>
           <w:p>
             <w:pPr>
+              <w:keepNext w:val="false"/>
               <w:spacing w:after="40" w:before="0"/>
               <w:jc w:val="left"/>
             </w:pPr>
@@ -13367,6 +13666,7 @@
           </w:p>
           <w:p>
             <w:pPr>
+              <w:keepNext w:val="false"/>
               <w:spacing w:after="40" w:before="0"/>
               <w:jc w:val="left"/>
             </w:pPr>
@@ -13386,6 +13686,7 @@
           </w:p>
           <w:p>
             <w:pPr>
+              <w:keepNext w:val="false"/>
               <w:spacing w:after="40" w:before="0"/>
               <w:jc w:val="left"/>
             </w:pPr>
@@ -13405,6 +13706,7 @@
           </w:p>
           <w:p>
             <w:pPr>
+              <w:keepNext w:val="false"/>
               <w:spacing w:after="40" w:before="0"/>
               <w:jc w:val="left"/>
             </w:pPr>
@@ -13424,6 +13726,7 @@
           </w:p>
           <w:p>
             <w:pPr>
+              <w:keepNext w:val="false"/>
               <w:spacing w:after="40" w:before="0"/>
               <w:jc w:val="left"/>
             </w:pPr>
@@ -13456,6 +13759,7 @@
           </w:tcPr>
           <w:p>
             <w:pPr>
+              <w:keepNext w:val="false"/>
               <w:spacing w:after="40" w:before="0"/>
               <w:jc w:val="left"/>
             </w:pPr>
@@ -13488,6 +13792,7 @@
           </w:tcPr>
           <w:p>
             <w:pPr>
+              <w:keepNext w:val="false"/>
               <w:spacing w:after="40" w:before="0"/>
               <w:jc w:val="left"/>
             </w:pPr>
@@ -13522,6 +13827,7 @@
           </w:tcPr>
           <w:p>
             <w:pPr>
+              <w:keepNext w:val="false"/>
               <w:spacing w:after="40" w:before="0"/>
               <w:jc w:val="left"/>
             </w:pPr>
@@ -13559,7 +13865,7 @@
             <w:pPr>
               <w:spacing w:after="20" w:before="0"/>
             </w:pPr>
-            <w:hyperlink w:history="1" r:id="rIdo0n7txtcmldqems2wemi_">
+            <w:hyperlink w:history="1" r:id="rIdgx8pjxmu1b7okksar7r40">
               <w:r>
                 <w:rPr>
                   <w:rFonts w:ascii="Arial" w:cs="Arial" w:eastAsia="Arial" w:hAnsi="Arial"/>
@@ -13592,7 +13898,7 @@
               <w:spacing w:after="10" w:before="0"/>
               <w:ind w:left="120"/>
             </w:pPr>
-            <w:hyperlink w:history="1" r:id="rIdt4pjm7np8s-htina6jy7w">
+            <w:hyperlink w:history="1" r:id="rIdp455a7scakwybe50tghxm">
               <w:r>
                 <w:rPr>
                   <w:rFonts w:ascii="Arial" w:cs="Arial" w:eastAsia="Arial" w:hAnsi="Arial"/>
@@ -13637,7 +13943,7 @@
             <w:pPr>
               <w:spacing w:after="20" w:before="0"/>
             </w:pPr>
-            <w:hyperlink w:history="1" r:id="rIdffxt0bhdqh_log7sju8ni">
+            <w:hyperlink w:history="1" r:id="rIduo5zr-bq3yr5y5_rzccl6">
               <w:r>
                 <w:rPr>
                   <w:rFonts w:ascii="Arial" w:cs="Arial" w:eastAsia="Arial" w:hAnsi="Arial"/>
@@ -13670,7 +13976,7 @@
               <w:spacing w:after="10" w:before="0"/>
               <w:ind w:left="120"/>
             </w:pPr>
-            <w:hyperlink w:history="1" r:id="rIdczjgaxefgc7ngdu4grgcv">
+            <w:hyperlink w:history="1" r:id="rIdllmjgi0wcu6vyluhp9mix">
               <w:r>
                 <w:rPr>
                   <w:rFonts w:ascii="Arial" w:cs="Arial" w:eastAsia="Arial" w:hAnsi="Arial"/>
@@ -13698,6 +14004,7 @@
           </w:tcPr>
           <w:p>
             <w:pPr>
+              <w:keepNext w:val="false"/>
               <w:spacing w:after="40" w:before="0"/>
               <w:jc w:val="left"/>
             </w:pPr>
@@ -13777,6 +14084,7 @@
           </w:p>
           <w:p>
             <w:pPr>
+              <w:keepNext w:val="false"/>
               <w:spacing w:after="40" w:before="0"/>
               <w:jc w:val="left"/>
             </w:pPr>
@@ -13809,6 +14117,7 @@
           </w:tcPr>
           <w:p>
             <w:pPr>
+              <w:keepNext w:val="false"/>
               <w:spacing w:after="40" w:before="0"/>
               <w:jc w:val="left"/>
             </w:pPr>
@@ -13828,6 +14137,7 @@
           </w:p>
           <w:p>
             <w:pPr>
+              <w:keepNext w:val="false"/>
               <w:spacing w:after="40" w:before="0"/>
               <w:jc w:val="left"/>
             </w:pPr>
@@ -13847,6 +14157,7 @@
           </w:p>
           <w:p>
             <w:pPr>
+              <w:keepNext w:val="false"/>
               <w:spacing w:after="40" w:before="0"/>
               <w:jc w:val="left"/>
             </w:pPr>
@@ -13866,6 +14177,7 @@
           </w:p>
           <w:p>
             <w:pPr>
+              <w:keepNext w:val="false"/>
               <w:spacing w:after="40" w:before="0"/>
               <w:jc w:val="left"/>
             </w:pPr>
@@ -13898,6 +14210,7 @@
           </w:tcPr>
           <w:p>
             <w:pPr>
+              <w:keepNext w:val="false"/>
               <w:spacing w:after="40" w:before="0"/>
               <w:jc w:val="left"/>
             </w:pPr>
@@ -13930,6 +14243,7 @@
           </w:tcPr>
           <w:p>
             <w:pPr>
+              <w:keepNext w:val="false"/>
               <w:spacing w:after="40" w:before="0"/>
               <w:jc w:val="left"/>
             </w:pPr>
@@ -13964,6 +14278,7 @@
           </w:tcPr>
           <w:p>
             <w:pPr>
+              <w:keepNext w:val="false"/>
               <w:spacing w:after="40" w:before="0"/>
               <w:jc w:val="left"/>
             </w:pPr>
@@ -14001,7 +14316,7 @@
             <w:pPr>
               <w:spacing w:after="20" w:before="0"/>
             </w:pPr>
-            <w:hyperlink w:history="1" r:id="rId5gqydyx2sygpfgfu3we_m">
+            <w:hyperlink w:history="1" r:id="rIdr8zy2e-bnxuunjaivvwnq">
               <w:r>
                 <w:rPr>
                   <w:rFonts w:ascii="Arial" w:cs="Arial" w:eastAsia="Arial" w:hAnsi="Arial"/>
@@ -14034,7 +14349,7 @@
               <w:spacing w:after="10" w:before="0"/>
               <w:ind w:left="120"/>
             </w:pPr>
-            <w:hyperlink w:history="1" r:id="rIde_ghmhtjdiot-2biwh_cw">
+            <w:hyperlink w:history="1" r:id="rIdv3llrp5hkxctyoftrynyb">
               <w:r>
                 <w:rPr>
                   <w:rFonts w:ascii="Arial" w:cs="Arial" w:eastAsia="Arial" w:hAnsi="Arial"/>
@@ -14079,7 +14394,7 @@
             <w:pPr>
               <w:spacing w:after="20" w:before="0"/>
             </w:pPr>
-            <w:hyperlink w:history="1" r:id="rIdvqu-vjbt1mynw6rgrxtf9">
+            <w:hyperlink w:history="1" r:id="rIdxrtrslbw8evdoeeise2e7">
               <w:r>
                 <w:rPr>
                   <w:rFonts w:ascii="Arial" w:cs="Arial" w:eastAsia="Arial" w:hAnsi="Arial"/>
@@ -14112,7 +14427,7 @@
               <w:spacing w:after="10" w:before="0"/>
               <w:ind w:left="120"/>
             </w:pPr>
-            <w:hyperlink w:history="1" r:id="rId_-vjlrtnga73v8-toajmk">
+            <w:hyperlink w:history="1" r:id="rIdgxuyskm7mcqt48vi3ptsy">
               <w:r>
                 <w:rPr>
                   <w:rFonts w:ascii="Arial" w:cs="Arial" w:eastAsia="Arial" w:hAnsi="Arial"/>
@@ -14140,6 +14455,7 @@
           </w:tcPr>
           <w:p>
             <w:pPr>
+              <w:keepNext w:val="false"/>
               <w:spacing w:after="40" w:before="0"/>
               <w:jc w:val="left"/>
             </w:pPr>
@@ -14219,6 +14535,7 @@
           </w:p>
           <w:p>
             <w:pPr>
+              <w:keepNext w:val="false"/>
               <w:spacing w:after="40" w:before="0"/>
               <w:jc w:val="left"/>
             </w:pPr>
@@ -14251,6 +14568,7 @@
           </w:tcPr>
           <w:p>
             <w:pPr>
+              <w:keepNext w:val="false"/>
               <w:spacing w:after="40" w:before="0"/>
               <w:jc w:val="left"/>
             </w:pPr>
@@ -14270,6 +14588,7 @@
           </w:p>
           <w:p>
             <w:pPr>
+              <w:keepNext w:val="false"/>
               <w:spacing w:after="40" w:before="0"/>
               <w:jc w:val="left"/>
             </w:pPr>
@@ -14289,6 +14608,7 @@
           </w:p>
           <w:p>
             <w:pPr>
+              <w:keepNext w:val="false"/>
               <w:spacing w:after="40" w:before="0"/>
               <w:jc w:val="left"/>
             </w:pPr>
@@ -14308,6 +14628,7 @@
           </w:p>
           <w:p>
             <w:pPr>
+              <w:keepNext w:val="false"/>
               <w:spacing w:after="40" w:before="0"/>
               <w:jc w:val="left"/>
             </w:pPr>
@@ -14327,6 +14648,7 @@
           </w:p>
           <w:p>
             <w:pPr>
+              <w:keepNext w:val="false"/>
               <w:spacing w:after="40" w:before="0"/>
               <w:jc w:val="left"/>
             </w:pPr>
@@ -14359,6 +14681,7 @@
           </w:tcPr>
           <w:p>
             <w:pPr>
+              <w:keepNext w:val="false"/>
               <w:spacing w:after="40" w:before="0"/>
               <w:jc w:val="left"/>
             </w:pPr>
@@ -14391,6 +14714,7 @@
           </w:tcPr>
           <w:p>
             <w:pPr>
+              <w:keepNext w:val="false"/>
               <w:spacing w:after="40" w:before="0"/>
               <w:jc w:val="left"/>
             </w:pPr>
@@ -14450,6 +14774,7 @@
           </w:tcPr>
           <w:p>
             <w:pPr>
+              <w:keepNext w:val="false"/>
               <w:spacing w:after="40" w:before="0"/>
               <w:jc w:val="center"/>
             </w:pPr>
@@ -14484,6 +14809,7 @@
           </w:tcPr>
           <w:p>
             <w:pPr>
+              <w:keepNext w:val="false"/>
               <w:spacing w:after="40" w:before="0"/>
               <w:jc w:val="left"/>
             </w:pPr>
@@ -14503,6 +14829,7 @@
           </w:p>
           <w:p>
             <w:pPr>
+              <w:keepNext w:val="false"/>
               <w:spacing w:after="40" w:before="0"/>
               <w:jc w:val="left"/>
             </w:pPr>
@@ -14522,6 +14849,7 @@
           </w:p>
           <w:p>
             <w:pPr>
+              <w:keepNext w:val="false"/>
               <w:spacing w:after="40" w:before="0"/>
               <w:jc w:val="left"/>
             </w:pPr>
@@ -14541,6 +14869,7 @@
           </w:p>
           <w:p>
             <w:pPr>
+              <w:keepNext w:val="false"/>
               <w:spacing w:after="40" w:before="0"/>
               <w:jc w:val="left"/>
             </w:pPr>
@@ -14560,6 +14889,7 @@
           </w:p>
           <w:p>
             <w:pPr>
+              <w:keepNext w:val="false"/>
               <w:spacing w:after="40" w:before="0"/>
               <w:jc w:val="left"/>
             </w:pPr>
@@ -14579,6 +14909,7 @@
           </w:p>
           <w:p>
             <w:pPr>
+              <w:keepNext w:val="false"/>
               <w:spacing w:after="40" w:before="0"/>
               <w:jc w:val="left"/>
             </w:pPr>
@@ -14640,6 +14971,7 @@
           </w:tcPr>
           <w:p>
             <w:pPr>
+              <w:keepNext w:val="false"/>
               <w:spacing w:after="40" w:before="0"/>
               <w:jc w:val="center"/>
             </w:pPr>
@@ -14674,6 +15006,7 @@
           </w:tcPr>
           <w:p>
             <w:pPr>
+              <w:keepNext w:val="false"/>
               <w:spacing w:after="40" w:before="0"/>
               <w:jc w:val="left"/>
             </w:pPr>
@@ -14706,6 +15039,7 @@
           </w:tcPr>
           <w:p>
             <w:pPr>
+              <w:keepNext w:val="false"/>
               <w:spacing w:after="40" w:before="0"/>
               <w:jc w:val="left"/>
             </w:pPr>
@@ -14740,6 +15074,7 @@
           </w:tcPr>
           <w:p>
             <w:pPr>
+              <w:keepNext w:val="false"/>
               <w:spacing w:after="40" w:before="0"/>
               <w:jc w:val="left"/>
             </w:pPr>
@@ -14772,6 +15107,7 @@
           </w:tcPr>
           <w:p>
             <w:pPr>
+              <w:keepNext w:val="false"/>
               <w:spacing w:after="40" w:before="0"/>
               <w:jc w:val="left"/>
             </w:pPr>
@@ -14806,6 +15142,7 @@
           </w:tcPr>
           <w:p>
             <w:pPr>
+              <w:keepNext w:val="false"/>
               <w:spacing w:after="40" w:before="0"/>
               <w:jc w:val="left"/>
             </w:pPr>
@@ -14838,6 +15175,7 @@
           </w:tcPr>
           <w:p>
             <w:pPr>
+              <w:keepNext w:val="false"/>
               <w:spacing w:after="40" w:before="0"/>
               <w:jc w:val="left"/>
             </w:pPr>
@@ -14874,7 +15212,7 @@
         </w:rPr>
         <w:t xml:space="preserve">© 2026 SeaVuria and ARES. Aligned with KICD objectives. Developed by SeaVuria; technical implementation by ARES (with AI assistance from Claude). Licensed under </w:t>
       </w:r>
-      <w:hyperlink w:history="1" r:id="rIdoaa6gqzp9mzwpmt7whpx9">
+      <w:hyperlink w:history="1" r:id="rIdv9yg_bzrxk33je4bmxjsf">
         <w:r>
           <w:rPr>
             <w:rFonts w:ascii="Arial" w:cs="Arial" w:eastAsia="Arial" w:hAnsi="Arial"/>
@@ -14895,7 +15233,7 @@
         </w:rPr>
         <w:t xml:space="preserve"> (</w:t>
       </w:r>
-      <w:hyperlink w:history="1" r:id="rIdkeamtoavdk14p9a7rs6--">
+      <w:hyperlink w:history="1" r:id="rIdshp11ymz23q_guailqvdr">
         <w:r>
           <w:rPr>
             <w:rFonts w:ascii="Arial" w:cs="Arial" w:eastAsia="Arial" w:hAnsi="Arial"/>
@@ -14955,6 +15293,7 @@
           </w:tcPr>
           <w:p>
             <w:pPr>
+              <w:keepNext w:val="false"/>
               <w:spacing w:after="40" w:before="0"/>
               <w:jc w:val="center"/>
             </w:pPr>
@@ -14990,6 +15329,7 @@
           </w:tcPr>
           <w:p>
             <w:pPr>
+              <w:keepNext w:val="false"/>
               <w:spacing w:after="40" w:before="0"/>
               <w:jc w:val="center"/>
             </w:pPr>
@@ -15024,6 +15364,7 @@
           </w:tcPr>
           <w:p>
             <w:pPr>
+              <w:keepNext w:val="false"/>
               <w:spacing w:after="40" w:before="0"/>
               <w:jc w:val="left"/>
             </w:pPr>
@@ -15056,6 +15397,7 @@
           </w:tcPr>
           <w:p>
             <w:pPr>
+              <w:keepNext w:val="false"/>
               <w:spacing w:after="40" w:before="0"/>
               <w:jc w:val="left"/>
             </w:pPr>
@@ -15090,6 +15432,7 @@
           </w:tcPr>
           <w:p>
             <w:pPr>
+              <w:keepNext w:val="false"/>
               <w:spacing w:after="40" w:before="0"/>
               <w:jc w:val="left"/>
             </w:pPr>
@@ -15122,6 +15465,7 @@
           </w:tcPr>
           <w:p>
             <w:pPr>
+              <w:keepNext w:val="false"/>
               <w:spacing w:after="40" w:before="0"/>
               <w:jc w:val="left"/>
             </w:pPr>
@@ -15156,6 +15500,7 @@
           </w:tcPr>
           <w:p>
             <w:pPr>
+              <w:keepNext w:val="false"/>
               <w:spacing w:after="40" w:before="0"/>
               <w:jc w:val="left"/>
             </w:pPr>
@@ -15188,6 +15533,7 @@
           </w:tcPr>
           <w:p>
             <w:pPr>
+              <w:keepNext w:val="false"/>
               <w:spacing w:after="40" w:before="0"/>
               <w:jc w:val="left"/>
             </w:pPr>
@@ -15222,6 +15568,7 @@
           </w:tcPr>
           <w:p>
             <w:pPr>
+              <w:keepNext w:val="false"/>
               <w:spacing w:after="40" w:before="0"/>
               <w:jc w:val="left"/>
             </w:pPr>
@@ -15254,6 +15601,7 @@
           </w:tcPr>
           <w:p>
             <w:pPr>
+              <w:keepNext w:val="false"/>
               <w:spacing w:after="40" w:before="0"/>
               <w:jc w:val="left"/>
             </w:pPr>
@@ -15288,6 +15636,7 @@
           </w:tcPr>
           <w:p>
             <w:pPr>
+              <w:keepNext w:val="false"/>
               <w:spacing w:after="40" w:before="0"/>
               <w:jc w:val="left"/>
             </w:pPr>
@@ -15320,6 +15669,7 @@
           </w:tcPr>
           <w:p>
             <w:pPr>
+              <w:keepNext w:val="false"/>
               <w:spacing w:after="40" w:before="0"/>
               <w:jc w:val="left"/>
             </w:pPr>
@@ -15354,6 +15704,7 @@
           </w:tcPr>
           <w:p>
             <w:pPr>
+              <w:keepNext w:val="false"/>
               <w:spacing w:after="40" w:before="0"/>
               <w:jc w:val="left"/>
             </w:pPr>
@@ -15386,6 +15737,7 @@
           </w:tcPr>
           <w:p>
             <w:pPr>
+              <w:keepNext w:val="false"/>
               <w:spacing w:after="40" w:before="0"/>
               <w:jc w:val="left"/>
             </w:pPr>
@@ -15420,6 +15772,7 @@
           </w:tcPr>
           <w:p>
             <w:pPr>
+              <w:keepNext w:val="false"/>
               <w:spacing w:after="40" w:before="0"/>
               <w:jc w:val="left"/>
             </w:pPr>
@@ -15452,6 +15805,7 @@
           </w:tcPr>
           <w:p>
             <w:pPr>
+              <w:keepNext w:val="false"/>
               <w:spacing w:after="40" w:before="0"/>
               <w:jc w:val="left"/>
             </w:pPr>
@@ -15486,6 +15840,7 @@
           </w:tcPr>
           <w:p>
             <w:pPr>
+              <w:keepNext w:val="false"/>
               <w:spacing w:after="40" w:before="0"/>
               <w:jc w:val="left"/>
             </w:pPr>
@@ -15518,6 +15873,7 @@
           </w:tcPr>
           <w:p>
             <w:pPr>
+              <w:keepNext w:val="false"/>
               <w:spacing w:after="40" w:before="0"/>
               <w:jc w:val="left"/>
             </w:pPr>
@@ -15577,6 +15933,7 @@
           </w:tcPr>
           <w:p>
             <w:pPr>
+              <w:keepNext w:val="false"/>
               <w:spacing w:after="40" w:before="0"/>
               <w:jc w:val="center"/>
             </w:pPr>
@@ -15611,6 +15968,7 @@
           </w:tcPr>
           <w:p>
             <w:pPr>
+              <w:keepNext w:val="false"/>
               <w:spacing w:after="40" w:before="0"/>
               <w:jc w:val="left"/>
             </w:pPr>
@@ -15675,6 +16033,7 @@
           </w:tcPr>
           <w:p>
             <w:pPr>
+              <w:keepNext w:val="false"/>
               <w:spacing w:after="40" w:before="0"/>
               <w:jc w:val="center"/>
             </w:pPr>
@@ -15709,6 +16068,7 @@
           </w:tcPr>
           <w:p>
             <w:pPr>
+              <w:keepNext w:val="false"/>
               <w:spacing w:after="40" w:before="0"/>
               <w:jc w:val="left"/>
             </w:pPr>
@@ -15741,6 +16101,7 @@
           </w:tcPr>
           <w:p>
             <w:pPr>
+              <w:keepNext w:val="false"/>
               <w:spacing w:after="40" w:before="0"/>
               <w:jc w:val="left"/>
             </w:pPr>
@@ -15773,6 +16134,7 @@
           </w:tcPr>
           <w:p>
             <w:pPr>
+              <w:keepNext w:val="false"/>
               <w:spacing w:after="40" w:before="0"/>
               <w:jc w:val="left"/>
             </w:pPr>
@@ -15805,6 +16167,7 @@
           </w:tcPr>
           <w:p>
             <w:pPr>
+              <w:keepNext w:val="false"/>
               <w:spacing w:after="40" w:before="0"/>
               <w:jc w:val="left"/>
             </w:pPr>
@@ -15837,6 +16200,7 @@
           </w:tcPr>
           <w:p>
             <w:pPr>
+              <w:keepNext w:val="false"/>
               <w:spacing w:after="40" w:before="0"/>
               <w:jc w:val="left"/>
             </w:pPr>
@@ -15871,6 +16235,7 @@
           </w:tcPr>
           <w:p>
             <w:pPr>
+              <w:keepNext w:val="false"/>
               <w:spacing w:after="40" w:before="0"/>
               <w:jc w:val="left"/>
             </w:pPr>
@@ -15908,7 +16273,7 @@
             <w:pPr>
               <w:spacing w:after="20" w:before="0"/>
             </w:pPr>
-            <w:hyperlink w:history="1" r:id="rIddo9xzqc_hqrkudbkt55xz">
+            <w:hyperlink w:history="1" r:id="rIdzn-kz1aguu-5v0vohn_45">
               <w:r>
                 <w:rPr>
                   <w:rFonts w:ascii="Arial" w:cs="Arial" w:eastAsia="Arial" w:hAnsi="Arial"/>
@@ -15941,7 +16306,7 @@
               <w:spacing w:after="10" w:before="0"/>
               <w:ind w:left="120"/>
             </w:pPr>
-            <w:hyperlink w:history="1" r:id="rIde3ivej9fsi8lycuixmk8v">
+            <w:hyperlink w:history="1" r:id="rIddyg-zsmeab-fr1czbsbbc">
               <w:r>
                 <w:rPr>
                   <w:rFonts w:ascii="Arial" w:cs="Arial" w:eastAsia="Arial" w:hAnsi="Arial"/>
@@ -15986,7 +16351,7 @@
             <w:pPr>
               <w:spacing w:after="20" w:before="0"/>
             </w:pPr>
-            <w:hyperlink w:history="1" r:id="rIdcnzba0w6c9ijlewt1bspb">
+            <w:hyperlink w:history="1" r:id="rIdsqjliwjm9xnka2bsapgxr">
               <w:r>
                 <w:rPr>
                   <w:rFonts w:ascii="Arial" w:cs="Arial" w:eastAsia="Arial" w:hAnsi="Arial"/>
@@ -16019,7 +16384,7 @@
               <w:spacing w:after="10" w:before="0"/>
               <w:ind w:left="120"/>
             </w:pPr>
-            <w:hyperlink w:history="1" r:id="rIdrxbaklfn-j73c_oul5tuf">
+            <w:hyperlink w:history="1" r:id="rIdra8vb7f4lwyfixp3mmluk">
               <w:r>
                 <w:rPr>
                   <w:rFonts w:ascii="Arial" w:cs="Arial" w:eastAsia="Arial" w:hAnsi="Arial"/>
@@ -16047,6 +16412,7 @@
           </w:tcPr>
           <w:p>
             <w:pPr>
+              <w:keepNext w:val="false"/>
               <w:spacing w:after="40" w:before="0"/>
               <w:jc w:val="left"/>
             </w:pPr>
@@ -16079,6 +16445,7 @@
           </w:tcPr>
           <w:p>
             <w:pPr>
+              <w:keepNext w:val="false"/>
               <w:spacing w:after="40" w:before="0"/>
               <w:jc w:val="left"/>
             </w:pPr>
@@ -16111,6 +16478,7 @@
           </w:tcPr>
           <w:p>
             <w:pPr>
+              <w:keepNext w:val="false"/>
               <w:spacing w:after="40" w:before="0"/>
               <w:jc w:val="left"/>
             </w:pPr>
@@ -16143,6 +16511,7 @@
           </w:tcPr>
           <w:p>
             <w:pPr>
+              <w:keepNext w:val="false"/>
               <w:spacing w:after="40" w:before="0"/>
               <w:jc w:val="left"/>
             </w:pPr>
@@ -16177,6 +16546,7 @@
           </w:tcPr>
           <w:p>
             <w:pPr>
+              <w:keepNext w:val="false"/>
               <w:spacing w:after="40" w:before="0"/>
               <w:jc w:val="left"/>
             </w:pPr>
@@ -16214,7 +16584,7 @@
             <w:pPr>
               <w:spacing w:after="20" w:before="0"/>
             </w:pPr>
-            <w:hyperlink w:history="1" r:id="rIdrvil1vqjlis8sakmf_dhv">
+            <w:hyperlink w:history="1" r:id="rIdvzywn3ol06zhx405tcnd6">
               <w:r>
                 <w:rPr>
                   <w:rFonts w:ascii="Arial" w:cs="Arial" w:eastAsia="Arial" w:hAnsi="Arial"/>
@@ -16247,7 +16617,7 @@
               <w:spacing w:after="10" w:before="0"/>
               <w:ind w:left="120"/>
             </w:pPr>
-            <w:hyperlink w:history="1" r:id="rIdz_kqib1-r5as6jjgq-rdb">
+            <w:hyperlink w:history="1" r:id="rIdhpw2gsvtrmvubf5j6mfu8">
               <w:r>
                 <w:rPr>
                   <w:rFonts w:ascii="Arial" w:cs="Arial" w:eastAsia="Arial" w:hAnsi="Arial"/>
@@ -16292,7 +16662,7 @@
             <w:pPr>
               <w:spacing w:after="20" w:before="0"/>
             </w:pPr>
-            <w:hyperlink w:history="1" r:id="rIdw4sturbeubo9txm0rnjco">
+            <w:hyperlink w:history="1" r:id="rId_zwegrvqngehbyy13ksou">
               <w:r>
                 <w:rPr>
                   <w:rFonts w:ascii="Arial" w:cs="Arial" w:eastAsia="Arial" w:hAnsi="Arial"/>
@@ -16325,7 +16695,7 @@
               <w:spacing w:after="10" w:before="0"/>
               <w:ind w:left="120"/>
             </w:pPr>
-            <w:hyperlink w:history="1" r:id="rIdn2b0umzajkulcy8yqe1by">
+            <w:hyperlink w:history="1" r:id="rIdis9z2dbpjei-sbrppdijt">
               <w:r>
                 <w:rPr>
                   <w:rFonts w:ascii="Arial" w:cs="Arial" w:eastAsia="Arial" w:hAnsi="Arial"/>
@@ -16353,6 +16723,7 @@
           </w:tcPr>
           <w:p>
             <w:pPr>
+              <w:keepNext w:val="false"/>
               <w:spacing w:after="40" w:before="0"/>
               <w:jc w:val="left"/>
             </w:pPr>
@@ -16385,6 +16756,7 @@
           </w:tcPr>
           <w:p>
             <w:pPr>
+              <w:keepNext w:val="false"/>
               <w:spacing w:after="40" w:before="0"/>
               <w:jc w:val="left"/>
             </w:pPr>
@@ -16417,6 +16789,7 @@
           </w:tcPr>
           <w:p>
             <w:pPr>
+              <w:keepNext w:val="false"/>
               <w:spacing w:after="40" w:before="0"/>
               <w:jc w:val="left"/>
             </w:pPr>
@@ -16449,6 +16822,7 @@
           </w:tcPr>
           <w:p>
             <w:pPr>
+              <w:keepNext w:val="false"/>
               <w:spacing w:after="40" w:before="0"/>
               <w:jc w:val="left"/>
             </w:pPr>
@@ -16483,6 +16857,7 @@
           </w:tcPr>
           <w:p>
             <w:pPr>
+              <w:keepNext w:val="false"/>
               <w:spacing w:after="40" w:before="0"/>
               <w:jc w:val="left"/>
             </w:pPr>
@@ -16520,7 +16895,7 @@
             <w:pPr>
               <w:spacing w:after="20" w:before="0"/>
             </w:pPr>
-            <w:hyperlink w:history="1" r:id="rId7eoqwsju_6c9hn2oc0chz">
+            <w:hyperlink w:history="1" r:id="rIdsvhjnriuscie-rpkbsvy7">
               <w:r>
                 <w:rPr>
                   <w:rFonts w:ascii="Arial" w:cs="Arial" w:eastAsia="Arial" w:hAnsi="Arial"/>
@@ -16553,7 +16928,7 @@
               <w:spacing w:after="10" w:before="0"/>
               <w:ind w:left="120"/>
             </w:pPr>
-            <w:hyperlink w:history="1" r:id="rIdnprxd1apexppws5chdn6f">
+            <w:hyperlink w:history="1" r:id="rIdobpkqgvayv5tjnaxv-nhx">
               <w:r>
                 <w:rPr>
                   <w:rFonts w:ascii="Arial" w:cs="Arial" w:eastAsia="Arial" w:hAnsi="Arial"/>
@@ -16598,7 +16973,7 @@
             <w:pPr>
               <w:spacing w:after="20" w:before="0"/>
             </w:pPr>
-            <w:hyperlink w:history="1" r:id="rId7dqd66sfmgzomwsnuckui">
+            <w:hyperlink w:history="1" r:id="rIdhtkq5qwrjwhwm_8n9xzne">
               <w:r>
                 <w:rPr>
                   <w:rFonts w:ascii="Arial" w:cs="Arial" w:eastAsia="Arial" w:hAnsi="Arial"/>
@@ -16631,7 +17006,7 @@
               <w:spacing w:after="10" w:before="0"/>
               <w:ind w:left="120"/>
             </w:pPr>
-            <w:hyperlink w:history="1" r:id="rIdg5jjoojazcj8eccazu8xc">
+            <w:hyperlink w:history="1" r:id="rId6z5guwtv3qvc0yxeetz-z">
               <w:r>
                 <w:rPr>
                   <w:rFonts w:ascii="Arial" w:cs="Arial" w:eastAsia="Arial" w:hAnsi="Arial"/>
@@ -16659,6 +17034,7 @@
           </w:tcPr>
           <w:p>
             <w:pPr>
+              <w:keepNext w:val="false"/>
               <w:spacing w:after="40" w:before="0"/>
               <w:jc w:val="left"/>
             </w:pPr>
@@ -16691,6 +17067,7 @@
           </w:tcPr>
           <w:p>
             <w:pPr>
+              <w:keepNext w:val="false"/>
               <w:spacing w:after="40" w:before="0"/>
               <w:jc w:val="left"/>
             </w:pPr>
@@ -16723,6 +17100,7 @@
           </w:tcPr>
           <w:p>
             <w:pPr>
+              <w:keepNext w:val="false"/>
               <w:spacing w:after="40" w:before="0"/>
               <w:jc w:val="left"/>
             </w:pPr>
@@ -16755,6 +17133,7 @@
           </w:tcPr>
           <w:p>
             <w:pPr>
+              <w:keepNext w:val="false"/>
               <w:spacing w:after="40" w:before="0"/>
               <w:jc w:val="left"/>
             </w:pPr>
@@ -16789,6 +17168,7 @@
           </w:tcPr>
           <w:p>
             <w:pPr>
+              <w:keepNext w:val="false"/>
               <w:spacing w:after="40" w:before="0"/>
               <w:jc w:val="left"/>
             </w:pPr>
@@ -16826,7 +17206,7 @@
             <w:pPr>
               <w:spacing w:after="20" w:before="0"/>
             </w:pPr>
-            <w:hyperlink w:history="1" r:id="rIdaj87fscsikjrqz-ynlntl">
+            <w:hyperlink w:history="1" r:id="rIdrzgapl4kict0micqdhpan">
               <w:r>
                 <w:rPr>
                   <w:rFonts w:ascii="Arial" w:cs="Arial" w:eastAsia="Arial" w:hAnsi="Arial"/>
@@ -16859,7 +17239,7 @@
               <w:spacing w:after="10" w:before="0"/>
               <w:ind w:left="120"/>
             </w:pPr>
-            <w:hyperlink w:history="1" r:id="rIdl195srccxzeuzjbqnz1jr">
+            <w:hyperlink w:history="1" r:id="rIdnr83onahpgorekdzbylj8">
               <w:r>
                 <w:rPr>
                   <w:rFonts w:ascii="Arial" w:cs="Arial" w:eastAsia="Arial" w:hAnsi="Arial"/>
@@ -16904,7 +17284,7 @@
             <w:pPr>
               <w:spacing w:after="20" w:before="0"/>
             </w:pPr>
-            <w:hyperlink w:history="1" r:id="rId18uplintguy3injkirhiu">
+            <w:hyperlink w:history="1" r:id="rIdt2hqyqssriwdwansm1lgn">
               <w:r>
                 <w:rPr>
                   <w:rFonts w:ascii="Arial" w:cs="Arial" w:eastAsia="Arial" w:hAnsi="Arial"/>
@@ -16937,7 +17317,7 @@
               <w:spacing w:after="10" w:before="0"/>
               <w:ind w:left="120"/>
             </w:pPr>
-            <w:hyperlink w:history="1" r:id="rIdwymizkjvnjaatplzrbdvj">
+            <w:hyperlink w:history="1" r:id="rIdxodrhcuhpzj4zjyb-1j2m">
               <w:r>
                 <w:rPr>
                   <w:rFonts w:ascii="Arial" w:cs="Arial" w:eastAsia="Arial" w:hAnsi="Arial"/>
@@ -16965,6 +17345,7 @@
           </w:tcPr>
           <w:p>
             <w:pPr>
+              <w:keepNext w:val="false"/>
               <w:spacing w:after="40" w:before="0"/>
               <w:jc w:val="left"/>
             </w:pPr>
@@ -16997,6 +17378,7 @@
           </w:tcPr>
           <w:p>
             <w:pPr>
+              <w:keepNext w:val="false"/>
               <w:spacing w:after="40" w:before="0"/>
               <w:jc w:val="left"/>
             </w:pPr>
@@ -17029,6 +17411,7 @@
           </w:tcPr>
           <w:p>
             <w:pPr>
+              <w:keepNext w:val="false"/>
               <w:spacing w:after="40" w:before="0"/>
               <w:jc w:val="left"/>
             </w:pPr>
@@ -17061,6 +17444,7 @@
           </w:tcPr>
           <w:p>
             <w:pPr>
+              <w:keepNext w:val="false"/>
               <w:spacing w:after="40" w:before="0"/>
               <w:jc w:val="left"/>
             </w:pPr>
@@ -17095,6 +17479,7 @@
           </w:tcPr>
           <w:p>
             <w:pPr>
+              <w:keepNext w:val="false"/>
               <w:spacing w:after="40" w:before="0"/>
               <w:jc w:val="left"/>
             </w:pPr>
@@ -17132,7 +17517,7 @@
             <w:pPr>
               <w:spacing w:after="20" w:before="0"/>
             </w:pPr>
-            <w:hyperlink w:history="1" r:id="rIdve20plhpwu6lh_lnqjaui">
+            <w:hyperlink w:history="1" r:id="rIdnlkwsuc5kkuggm0f8gpjd">
               <w:r>
                 <w:rPr>
                   <w:rFonts w:ascii="Arial" w:cs="Arial" w:eastAsia="Arial" w:hAnsi="Arial"/>
@@ -17181,7 +17566,7 @@
               <w:spacing w:after="10" w:before="0"/>
               <w:ind w:left="120"/>
             </w:pPr>
-            <w:hyperlink w:history="1" r:id="rId5nytrs17ww0qkythatrlq">
+            <w:hyperlink w:history="1" r:id="rIdlchwvnmg1bjucxnuoux7t">
               <w:r>
                 <w:rPr>
                   <w:rFonts w:ascii="Arial" w:cs="Arial" w:eastAsia="Arial" w:hAnsi="Arial"/>
@@ -17226,7 +17611,7 @@
             <w:pPr>
               <w:spacing w:after="20" w:before="0"/>
             </w:pPr>
-            <w:hyperlink w:history="1" r:id="rIdtelxvkou-vk2ptbcnmkpx">
+            <w:hyperlink w:history="1" r:id="rIdhgwoljvlgjurrgtd3d0bs">
               <w:r>
                 <w:rPr>
                   <w:rFonts w:ascii="Arial" w:cs="Arial" w:eastAsia="Arial" w:hAnsi="Arial"/>
@@ -17275,7 +17660,7 @@
               <w:spacing w:after="10" w:before="0"/>
               <w:ind w:left="120"/>
             </w:pPr>
-            <w:hyperlink w:history="1" r:id="rIdsuf_td_rvdvarw91djxau">
+            <w:hyperlink w:history="1" r:id="rIdllrulpjekrvwjhaacwn65">
               <w:r>
                 <w:rPr>
                   <w:rFonts w:ascii="Arial" w:cs="Arial" w:eastAsia="Arial" w:hAnsi="Arial"/>
@@ -17303,6 +17688,7 @@
           </w:tcPr>
           <w:p>
             <w:pPr>
+              <w:keepNext w:val="false"/>
               <w:spacing w:after="40" w:before="0"/>
               <w:jc w:val="left"/>
             </w:pPr>
@@ -17335,6 +17721,7 @@
           </w:tcPr>
           <w:p>
             <w:pPr>
+              <w:keepNext w:val="false"/>
               <w:spacing w:after="40" w:before="0"/>
               <w:jc w:val="left"/>
             </w:pPr>
@@ -17367,6 +17754,7 @@
           </w:tcPr>
           <w:p>
             <w:pPr>
+              <w:keepNext w:val="false"/>
               <w:spacing w:after="40" w:before="0"/>
               <w:jc w:val="left"/>
             </w:pPr>
@@ -17399,6 +17787,7 @@
           </w:tcPr>
           <w:p>
             <w:pPr>
+              <w:keepNext w:val="false"/>
               <w:spacing w:after="40" w:before="0"/>
               <w:jc w:val="left"/>
             </w:pPr>
@@ -17458,6 +17847,7 @@
           </w:tcPr>
           <w:p>
             <w:pPr>
+              <w:keepNext w:val="false"/>
               <w:spacing w:after="40" w:before="0"/>
               <w:jc w:val="center"/>
             </w:pPr>
@@ -17492,6 +17882,7 @@
           </w:tcPr>
           <w:p>
             <w:pPr>
+              <w:keepNext w:val="false"/>
               <w:spacing w:after="40" w:before="0"/>
               <w:jc w:val="left"/>
             </w:pPr>
@@ -17553,6 +17944,7 @@
           </w:tcPr>
           <w:p>
             <w:pPr>
+              <w:keepNext w:val="false"/>
               <w:spacing w:after="40" w:before="0"/>
               <w:jc w:val="center"/>
             </w:pPr>
@@ -17587,6 +17979,7 @@
           </w:tcPr>
           <w:p>
             <w:pPr>
+              <w:keepNext w:val="false"/>
               <w:spacing w:after="40" w:before="0"/>
               <w:jc w:val="left"/>
             </w:pPr>
@@ -17619,6 +18012,7 @@
           </w:tcPr>
           <w:p>
             <w:pPr>
+              <w:keepNext w:val="false"/>
               <w:spacing w:after="40" w:before="0"/>
               <w:jc w:val="left"/>
             </w:pPr>
@@ -17653,6 +18047,7 @@
           </w:tcPr>
           <w:p>
             <w:pPr>
+              <w:keepNext w:val="false"/>
               <w:spacing w:after="40" w:before="0"/>
               <w:jc w:val="left"/>
             </w:pPr>
@@ -17685,6 +18080,7 @@
           </w:tcPr>
           <w:p>
             <w:pPr>
+              <w:keepNext w:val="false"/>
               <w:spacing w:after="40" w:before="0"/>
               <w:jc w:val="left"/>
             </w:pPr>
@@ -17719,6 +18115,7 @@
           </w:tcPr>
           <w:p>
             <w:pPr>
+              <w:keepNext w:val="false"/>
               <w:spacing w:after="40" w:before="0"/>
               <w:jc w:val="left"/>
             </w:pPr>
@@ -17751,6 +18148,7 @@
           </w:tcPr>
           <w:p>
             <w:pPr>
+              <w:keepNext w:val="false"/>
               <w:spacing w:after="40" w:before="0"/>
               <w:jc w:val="left"/>
             </w:pPr>
@@ -17787,7 +18185,7 @@
         </w:rPr>
         <w:t xml:space="preserve">© 2026 SeaVuria and ARES. Aligned with KICD objectives. Developed by SeaVuria; technical implementation by ARES (with AI assistance from Claude). Licensed under </w:t>
       </w:r>
-      <w:hyperlink w:history="1" r:id="rIdhim6n8k7vidulxiqpiagb">
+      <w:hyperlink w:history="1" r:id="rIde0suggp5ofsoxwisnvdqb">
         <w:r>
           <w:rPr>
             <w:rFonts w:ascii="Arial" w:cs="Arial" w:eastAsia="Arial" w:hAnsi="Arial"/>
@@ -17808,7 +18206,7 @@
         </w:rPr>
         <w:t xml:space="preserve"> (</w:t>
       </w:r>
-      <w:hyperlink w:history="1" r:id="rIdusnbwnjixpxphsqwbhtlp">
+      <w:hyperlink w:history="1" r:id="rIdjmx59n5gg-eutqf__-gc-">
         <w:r>
           <w:rPr>
             <w:rFonts w:ascii="Arial" w:cs="Arial" w:eastAsia="Arial" w:hAnsi="Arial"/>
@@ -17868,6 +18266,7 @@
           </w:tcPr>
           <w:p>
             <w:pPr>
+              <w:keepNext w:val="false"/>
               <w:spacing w:after="40" w:before="0"/>
               <w:jc w:val="center"/>
             </w:pPr>
@@ -17903,6 +18302,7 @@
           </w:tcPr>
           <w:p>
             <w:pPr>
+              <w:keepNext w:val="false"/>
               <w:spacing w:after="40" w:before="0"/>
               <w:jc w:val="center"/>
             </w:pPr>
@@ -17937,6 +18337,7 @@
           </w:tcPr>
           <w:p>
             <w:pPr>
+              <w:keepNext w:val="false"/>
               <w:spacing w:after="40" w:before="0"/>
               <w:jc w:val="left"/>
             </w:pPr>
@@ -17969,6 +18370,7 @@
           </w:tcPr>
           <w:p>
             <w:pPr>
+              <w:keepNext w:val="false"/>
               <w:spacing w:after="40" w:before="0"/>
               <w:jc w:val="left"/>
             </w:pPr>
@@ -18003,6 +18405,7 @@
           </w:tcPr>
           <w:p>
             <w:pPr>
+              <w:keepNext w:val="false"/>
               <w:spacing w:after="40" w:before="0"/>
               <w:jc w:val="left"/>
             </w:pPr>
@@ -18035,6 +18438,7 @@
           </w:tcPr>
           <w:p>
             <w:pPr>
+              <w:keepNext w:val="false"/>
               <w:spacing w:after="40" w:before="0"/>
               <w:jc w:val="left"/>
             </w:pPr>
@@ -18069,6 +18473,7 @@
           </w:tcPr>
           <w:p>
             <w:pPr>
+              <w:keepNext w:val="false"/>
               <w:spacing w:after="40" w:before="0"/>
               <w:jc w:val="left"/>
             </w:pPr>
@@ -18101,6 +18506,7 @@
           </w:tcPr>
           <w:p>
             <w:pPr>
+              <w:keepNext w:val="false"/>
               <w:spacing w:after="40" w:before="0"/>
               <w:jc w:val="left"/>
             </w:pPr>
@@ -18135,6 +18541,7 @@
           </w:tcPr>
           <w:p>
             <w:pPr>
+              <w:keepNext w:val="false"/>
               <w:spacing w:after="40" w:before="0"/>
               <w:jc w:val="left"/>
             </w:pPr>
@@ -18167,6 +18574,7 @@
           </w:tcPr>
           <w:p>
             <w:pPr>
+              <w:keepNext w:val="false"/>
               <w:spacing w:after="40" w:before="0"/>
               <w:jc w:val="left"/>
             </w:pPr>
@@ -18201,6 +18609,7 @@
           </w:tcPr>
           <w:p>
             <w:pPr>
+              <w:keepNext w:val="false"/>
               <w:spacing w:after="40" w:before="0"/>
               <w:jc w:val="left"/>
             </w:pPr>
@@ -18233,6 +18642,7 @@
           </w:tcPr>
           <w:p>
             <w:pPr>
+              <w:keepNext w:val="false"/>
               <w:spacing w:after="40" w:before="0"/>
               <w:jc w:val="left"/>
             </w:pPr>
@@ -18267,6 +18677,7 @@
           </w:tcPr>
           <w:p>
             <w:pPr>
+              <w:keepNext w:val="false"/>
               <w:spacing w:after="40" w:before="0"/>
               <w:jc w:val="left"/>
             </w:pPr>
@@ -18299,6 +18710,7 @@
           </w:tcPr>
           <w:p>
             <w:pPr>
+              <w:keepNext w:val="false"/>
               <w:spacing w:after="40" w:before="0"/>
               <w:jc w:val="left"/>
             </w:pPr>
@@ -18333,6 +18745,7 @@
           </w:tcPr>
           <w:p>
             <w:pPr>
+              <w:keepNext w:val="false"/>
               <w:spacing w:after="40" w:before="0"/>
               <w:jc w:val="left"/>
             </w:pPr>
@@ -18365,6 +18778,7 @@
           </w:tcPr>
           <w:p>
             <w:pPr>
+              <w:keepNext w:val="false"/>
               <w:spacing w:after="40" w:before="0"/>
               <w:jc w:val="left"/>
             </w:pPr>
@@ -18399,6 +18813,7 @@
           </w:tcPr>
           <w:p>
             <w:pPr>
+              <w:keepNext w:val="false"/>
               <w:spacing w:after="40" w:before="0"/>
               <w:jc w:val="left"/>
             </w:pPr>
@@ -18431,6 +18846,7 @@
           </w:tcPr>
           <w:p>
             <w:pPr>
+              <w:keepNext w:val="false"/>
               <w:spacing w:after="40" w:before="0"/>
               <w:jc w:val="left"/>
             </w:pPr>
@@ -18490,6 +18906,7 @@
           </w:tcPr>
           <w:p>
             <w:pPr>
+              <w:keepNext w:val="false"/>
               <w:spacing w:after="40" w:before="0"/>
               <w:jc w:val="center"/>
             </w:pPr>
@@ -18524,6 +18941,7 @@
           </w:tcPr>
           <w:p>
             <w:pPr>
+              <w:keepNext w:val="false"/>
               <w:spacing w:after="40" w:before="0"/>
               <w:jc w:val="left"/>
             </w:pPr>
@@ -18588,6 +19006,7 @@
           </w:tcPr>
           <w:p>
             <w:pPr>
+              <w:keepNext w:val="false"/>
               <w:spacing w:after="40" w:before="0"/>
               <w:jc w:val="center"/>
             </w:pPr>
@@ -18622,6 +19041,7 @@
           </w:tcPr>
           <w:p>
             <w:pPr>
+              <w:keepNext w:val="false"/>
               <w:spacing w:after="40" w:before="0"/>
               <w:jc w:val="left"/>
             </w:pPr>
@@ -18654,6 +19074,7 @@
           </w:tcPr>
           <w:p>
             <w:pPr>
+              <w:keepNext w:val="false"/>
               <w:spacing w:after="40" w:before="0"/>
               <w:jc w:val="left"/>
             </w:pPr>
@@ -18686,6 +19107,7 @@
           </w:tcPr>
           <w:p>
             <w:pPr>
+              <w:keepNext w:val="false"/>
               <w:spacing w:after="40" w:before="0"/>
               <w:jc w:val="left"/>
             </w:pPr>
@@ -18718,6 +19140,7 @@
           </w:tcPr>
           <w:p>
             <w:pPr>
+              <w:keepNext w:val="false"/>
               <w:spacing w:after="40" w:before="0"/>
               <w:jc w:val="left"/>
             </w:pPr>
@@ -18750,6 +19173,7 @@
           </w:tcPr>
           <w:p>
             <w:pPr>
+              <w:keepNext w:val="false"/>
               <w:spacing w:after="40" w:before="0"/>
               <w:jc w:val="left"/>
             </w:pPr>
@@ -18784,6 +19208,7 @@
           </w:tcPr>
           <w:p>
             <w:pPr>
+              <w:keepNext w:val="false"/>
               <w:spacing w:after="40" w:before="0"/>
               <w:jc w:val="left"/>
             </w:pPr>
@@ -18821,7 +19246,7 @@
             <w:pPr>
               <w:spacing w:after="20" w:before="0"/>
             </w:pPr>
-            <w:hyperlink w:history="1" r:id="rIdl717yb5e8vb9x2lhy3eod">
+            <w:hyperlink w:history="1" r:id="rIdu2tvcerkokie4o6hpw6p7">
               <w:r>
                 <w:rPr>
                   <w:rFonts w:ascii="Arial" w:cs="Arial" w:eastAsia="Arial" w:hAnsi="Arial"/>
@@ -18870,7 +19295,7 @@
               <w:spacing w:after="10" w:before="0"/>
               <w:ind w:left="120"/>
             </w:pPr>
-            <w:hyperlink w:history="1" r:id="rIdgnfe79fyv-zwv5rinrh1n">
+            <w:hyperlink w:history="1" r:id="rIds_lbmb8-xdnburxwzijyn">
               <w:r>
                 <w:rPr>
                   <w:rFonts w:ascii="Arial" w:cs="Arial" w:eastAsia="Arial" w:hAnsi="Arial"/>
@@ -18915,7 +19340,7 @@
             <w:pPr>
               <w:spacing w:after="20" w:before="0"/>
             </w:pPr>
-            <w:hyperlink w:history="1" r:id="rIdgtk66mje5qy25bl64de-m">
+            <w:hyperlink w:history="1" r:id="rIdifilxnw67htjzyx4eivy8">
               <w:r>
                 <w:rPr>
                   <w:rFonts w:ascii="Arial" w:cs="Arial" w:eastAsia="Arial" w:hAnsi="Arial"/>
@@ -18948,7 +19373,7 @@
               <w:spacing w:after="10" w:before="0"/>
               <w:ind w:left="120"/>
             </w:pPr>
-            <w:hyperlink w:history="1" r:id="rIdtn08we-wzsx7v8nq7jvne">
+            <w:hyperlink w:history="1" r:id="rIdu6_6l_yhiu7bg8nbhddzv">
               <w:r>
                 <w:rPr>
                   <w:rFonts w:ascii="Arial" w:cs="Arial" w:eastAsia="Arial" w:hAnsi="Arial"/>
@@ -18976,6 +19401,7 @@
           </w:tcPr>
           <w:p>
             <w:pPr>
+              <w:keepNext w:val="false"/>
               <w:spacing w:after="40" w:before="0"/>
               <w:jc w:val="left"/>
             </w:pPr>
@@ -19008,6 +19434,7 @@
           </w:tcPr>
           <w:p>
             <w:pPr>
+              <w:keepNext w:val="false"/>
               <w:spacing w:after="40" w:before="0"/>
               <w:jc w:val="left"/>
             </w:pPr>
@@ -19040,6 +19467,7 @@
           </w:tcPr>
           <w:p>
             <w:pPr>
+              <w:keepNext w:val="false"/>
               <w:spacing w:after="40" w:before="0"/>
               <w:jc w:val="left"/>
             </w:pPr>
@@ -19072,6 +19500,7 @@
           </w:tcPr>
           <w:p>
             <w:pPr>
+              <w:keepNext w:val="false"/>
               <w:spacing w:after="40" w:before="0"/>
               <w:jc w:val="left"/>
             </w:pPr>
@@ -19106,6 +19535,7 @@
           </w:tcPr>
           <w:p>
             <w:pPr>
+              <w:keepNext w:val="false"/>
               <w:spacing w:after="40" w:before="0"/>
               <w:jc w:val="left"/>
             </w:pPr>
@@ -19143,7 +19573,7 @@
             <w:pPr>
               <w:spacing w:after="20" w:before="0"/>
             </w:pPr>
-            <w:hyperlink w:history="1" r:id="rId99qtdohut-6rn23jycvgb">
+            <w:hyperlink w:history="1" r:id="rIdrdlluvn_3fa7wcok9qice">
               <w:r>
                 <w:rPr>
                   <w:rFonts w:ascii="Arial" w:cs="Arial" w:eastAsia="Arial" w:hAnsi="Arial"/>
@@ -19192,7 +19622,7 @@
               <w:spacing w:after="10" w:before="0"/>
               <w:ind w:left="120"/>
             </w:pPr>
-            <w:hyperlink w:history="1" r:id="rIdhyces9spmdgs3ygfikmiz">
+            <w:hyperlink w:history="1" r:id="rIdr9fypnr1ungmztzaziip9">
               <w:r>
                 <w:rPr>
                   <w:rFonts w:ascii="Arial" w:cs="Arial" w:eastAsia="Arial" w:hAnsi="Arial"/>
@@ -19237,7 +19667,7 @@
             <w:pPr>
               <w:spacing w:after="20" w:before="0"/>
             </w:pPr>
-            <w:hyperlink w:history="1" r:id="rIddmmik251tzwigkohqg5u1">
+            <w:hyperlink w:history="1" r:id="rIdqztsuyenjqjkcs5f_oav0">
               <w:r>
                 <w:rPr>
                   <w:rFonts w:ascii="Arial" w:cs="Arial" w:eastAsia="Arial" w:hAnsi="Arial"/>
@@ -19270,7 +19700,7 @@
               <w:spacing w:after="10" w:before="0"/>
               <w:ind w:left="120"/>
             </w:pPr>
-            <w:hyperlink w:history="1" r:id="rIdycqmoyuo2tdpfm5svrr7g">
+            <w:hyperlink w:history="1" r:id="rIdhmi2pd7wg3wuga8jzmmzt">
               <w:r>
                 <w:rPr>
                   <w:rFonts w:ascii="Arial" w:cs="Arial" w:eastAsia="Arial" w:hAnsi="Arial"/>
@@ -19298,6 +19728,7 @@
           </w:tcPr>
           <w:p>
             <w:pPr>
+              <w:keepNext w:val="false"/>
               <w:spacing w:after="40" w:before="0"/>
               <w:jc w:val="left"/>
             </w:pPr>
@@ -19330,6 +19761,7 @@
           </w:tcPr>
           <w:p>
             <w:pPr>
+              <w:keepNext w:val="false"/>
               <w:spacing w:after="40" w:before="0"/>
               <w:jc w:val="left"/>
             </w:pPr>
@@ -19362,6 +19794,7 @@
           </w:tcPr>
           <w:p>
             <w:pPr>
+              <w:keepNext w:val="false"/>
               <w:spacing w:after="40" w:before="0"/>
               <w:jc w:val="left"/>
             </w:pPr>
@@ -19394,6 +19827,7 @@
           </w:tcPr>
           <w:p>
             <w:pPr>
+              <w:keepNext w:val="false"/>
               <w:spacing w:after="40" w:before="0"/>
               <w:jc w:val="left"/>
             </w:pPr>
@@ -19428,6 +19862,7 @@
           </w:tcPr>
           <w:p>
             <w:pPr>
+              <w:keepNext w:val="false"/>
               <w:spacing w:after="40" w:before="0"/>
               <w:jc w:val="left"/>
             </w:pPr>
@@ -19465,7 +19900,7 @@
             <w:pPr>
               <w:spacing w:after="20" w:before="0"/>
             </w:pPr>
-            <w:hyperlink w:history="1" r:id="rIdg2xxaxksvhqnrm8opxr-d">
+            <w:hyperlink w:history="1" r:id="rIdtqnlm2bxzqfnfftcjisos">
               <w:r>
                 <w:rPr>
                   <w:rFonts w:ascii="Arial" w:cs="Arial" w:eastAsia="Arial" w:hAnsi="Arial"/>
@@ -19514,7 +19949,7 @@
               <w:spacing w:after="10" w:before="0"/>
               <w:ind w:left="120"/>
             </w:pPr>
-            <w:hyperlink w:history="1" r:id="rIdyqti7r0ewrnltebx4yiqe">
+            <w:hyperlink w:history="1" r:id="rIde0vawpaniu7rsyiizqsx4">
               <w:r>
                 <w:rPr>
                   <w:rFonts w:ascii="Arial" w:cs="Arial" w:eastAsia="Arial" w:hAnsi="Arial"/>
@@ -19559,7 +19994,7 @@
             <w:pPr>
               <w:spacing w:after="20" w:before="0"/>
             </w:pPr>
-            <w:hyperlink w:history="1" r:id="rIdft8mfiea9etil0gmmzunl">
+            <w:hyperlink w:history="1" r:id="rId0evwgwwn1nsthv1d7jgjw">
               <w:r>
                 <w:rPr>
                   <w:rFonts w:ascii="Arial" w:cs="Arial" w:eastAsia="Arial" w:hAnsi="Arial"/>
@@ -19592,7 +20027,7 @@
               <w:spacing w:after="10" w:before="0"/>
               <w:ind w:left="120"/>
             </w:pPr>
-            <w:hyperlink w:history="1" r:id="rIdxcenwjwvqvtyfxmfgaaiz">
+            <w:hyperlink w:history="1" r:id="rId3lbujbjg6h_dkfwn3thcx">
               <w:r>
                 <w:rPr>
                   <w:rFonts w:ascii="Arial" w:cs="Arial" w:eastAsia="Arial" w:hAnsi="Arial"/>
@@ -19620,6 +20055,7 @@
           </w:tcPr>
           <w:p>
             <w:pPr>
+              <w:keepNext w:val="false"/>
               <w:spacing w:after="40" w:before="0"/>
               <w:jc w:val="left"/>
             </w:pPr>
@@ -19652,6 +20088,7 @@
           </w:tcPr>
           <w:p>
             <w:pPr>
+              <w:keepNext w:val="false"/>
               <w:spacing w:after="40" w:before="0"/>
               <w:jc w:val="left"/>
             </w:pPr>
@@ -19684,6 +20121,7 @@
           </w:tcPr>
           <w:p>
             <w:pPr>
+              <w:keepNext w:val="false"/>
               <w:spacing w:after="40" w:before="0"/>
               <w:jc w:val="left"/>
             </w:pPr>
@@ -19716,6 +20154,7 @@
           </w:tcPr>
           <w:p>
             <w:pPr>
+              <w:keepNext w:val="false"/>
               <w:spacing w:after="40" w:before="0"/>
               <w:jc w:val="left"/>
             </w:pPr>
@@ -19750,6 +20189,7 @@
           </w:tcPr>
           <w:p>
             <w:pPr>
+              <w:keepNext w:val="false"/>
               <w:spacing w:after="40" w:before="0"/>
               <w:jc w:val="left"/>
             </w:pPr>
@@ -19787,7 +20227,7 @@
             <w:pPr>
               <w:spacing w:after="20" w:before="0"/>
             </w:pPr>
-            <w:hyperlink w:history="1" r:id="rIdeazoqwzd4h0dwshrujhcp">
+            <w:hyperlink w:history="1" r:id="rIdjfg8ab8w5iupwym1d78hy">
               <w:r>
                 <w:rPr>
                   <w:rFonts w:ascii="Arial" w:cs="Arial" w:eastAsia="Arial" w:hAnsi="Arial"/>
@@ -19836,7 +20276,7 @@
               <w:spacing w:after="10" w:before="0"/>
               <w:ind w:left="120"/>
             </w:pPr>
-            <w:hyperlink w:history="1" r:id="rId1hy3hlchfcfhfpaiyvft-">
+            <w:hyperlink w:history="1" r:id="rIdykttojt3jgdah2ymsyaj8">
               <w:r>
                 <w:rPr>
                   <w:rFonts w:ascii="Arial" w:cs="Arial" w:eastAsia="Arial" w:hAnsi="Arial"/>
@@ -19881,7 +20321,7 @@
             <w:pPr>
               <w:spacing w:after="20" w:before="0"/>
             </w:pPr>
-            <w:hyperlink w:history="1" r:id="rId2qhywgx1wxu7nnmgyvxnh">
+            <w:hyperlink w:history="1" r:id="rIdc7-illnn5qjo-bofoc1ic">
               <w:r>
                 <w:rPr>
                   <w:rFonts w:ascii="Arial" w:cs="Arial" w:eastAsia="Arial" w:hAnsi="Arial"/>
@@ -19914,7 +20354,7 @@
               <w:spacing w:after="10" w:before="0"/>
               <w:ind w:left="120"/>
             </w:pPr>
-            <w:hyperlink w:history="1" r:id="rIddgrrb3p9p-harjaoipb37">
+            <w:hyperlink w:history="1" r:id="rIdngq4fehal_aslnms9ifsz">
               <w:r>
                 <w:rPr>
                   <w:rFonts w:ascii="Arial" w:cs="Arial" w:eastAsia="Arial" w:hAnsi="Arial"/>
@@ -19942,6 +20382,7 @@
           </w:tcPr>
           <w:p>
             <w:pPr>
+              <w:keepNext w:val="false"/>
               <w:spacing w:after="40" w:before="0"/>
               <w:jc w:val="left"/>
             </w:pPr>
@@ -19974,6 +20415,7 @@
           </w:tcPr>
           <w:p>
             <w:pPr>
+              <w:keepNext w:val="false"/>
               <w:spacing w:after="40" w:before="0"/>
               <w:jc w:val="left"/>
             </w:pPr>
@@ -20006,6 +20448,7 @@
           </w:tcPr>
           <w:p>
             <w:pPr>
+              <w:keepNext w:val="false"/>
               <w:spacing w:after="40" w:before="0"/>
               <w:jc w:val="left"/>
             </w:pPr>
@@ -20038,6 +20481,7 @@
           </w:tcPr>
           <w:p>
             <w:pPr>
+              <w:keepNext w:val="false"/>
               <w:spacing w:after="40" w:before="0"/>
               <w:jc w:val="left"/>
             </w:pPr>
@@ -20072,6 +20516,7 @@
           </w:tcPr>
           <w:p>
             <w:pPr>
+              <w:keepNext w:val="false"/>
               <w:spacing w:after="40" w:before="0"/>
               <w:jc w:val="left"/>
             </w:pPr>
@@ -20109,7 +20554,7 @@
             <w:pPr>
               <w:spacing w:after="20" w:before="0"/>
             </w:pPr>
-            <w:hyperlink w:history="1" r:id="rIdquub4waufwermepa63drl">
+            <w:hyperlink w:history="1" r:id="rIdweva5ard9h1macluo76h7">
               <w:r>
                 <w:rPr>
                   <w:rFonts w:ascii="Arial" w:cs="Arial" w:eastAsia="Arial" w:hAnsi="Arial"/>
@@ -20158,7 +20603,7 @@
               <w:spacing w:after="10" w:before="0"/>
               <w:ind w:left="120"/>
             </w:pPr>
-            <w:hyperlink w:history="1" r:id="rIdnu2jfmdeqorhr6bj9asew">
+            <w:hyperlink w:history="1" r:id="rIdgkvmgu2zzpt1ivo35dgm1">
               <w:r>
                 <w:rPr>
                   <w:rFonts w:ascii="Arial" w:cs="Arial" w:eastAsia="Arial" w:hAnsi="Arial"/>
@@ -20203,7 +20648,7 @@
             <w:pPr>
               <w:spacing w:after="20" w:before="0"/>
             </w:pPr>
-            <w:hyperlink w:history="1" r:id="rIdzkoeiun9-c3m949soa_ys">
+            <w:hyperlink w:history="1" r:id="rIdfhdlkkp_bkc_l4viwefbv">
               <w:r>
                 <w:rPr>
                   <w:rFonts w:ascii="Arial" w:cs="Arial" w:eastAsia="Arial" w:hAnsi="Arial"/>
@@ -20252,7 +20697,7 @@
               <w:spacing w:after="10" w:before="0"/>
               <w:ind w:left="120"/>
             </w:pPr>
-            <w:hyperlink w:history="1" r:id="rIdqnnrl584gv_cponklb6tn">
+            <w:hyperlink w:history="1" r:id="rIdhyinjyt7xelhn85a_b6ed">
               <w:r>
                 <w:rPr>
                   <w:rFonts w:ascii="Arial" w:cs="Arial" w:eastAsia="Arial" w:hAnsi="Arial"/>
@@ -20280,6 +20725,7 @@
           </w:tcPr>
           <w:p>
             <w:pPr>
+              <w:keepNext w:val="false"/>
               <w:spacing w:after="40" w:before="0"/>
               <w:jc w:val="left"/>
             </w:pPr>
@@ -20312,6 +20758,7 @@
           </w:tcPr>
           <w:p>
             <w:pPr>
+              <w:keepNext w:val="false"/>
               <w:spacing w:after="40" w:before="0"/>
               <w:jc w:val="left"/>
             </w:pPr>
@@ -20344,6 +20791,7 @@
           </w:tcPr>
           <w:p>
             <w:pPr>
+              <w:keepNext w:val="false"/>
               <w:spacing w:after="40" w:before="0"/>
               <w:jc w:val="left"/>
             </w:pPr>
@@ -20376,6 +20824,7 @@
           </w:tcPr>
           <w:p>
             <w:pPr>
+              <w:keepNext w:val="false"/>
               <w:spacing w:after="40" w:before="0"/>
               <w:jc w:val="left"/>
             </w:pPr>
@@ -20435,6 +20884,7 @@
           </w:tcPr>
           <w:p>
             <w:pPr>
+              <w:keepNext w:val="false"/>
               <w:spacing w:after="40" w:before="0"/>
               <w:jc w:val="center"/>
             </w:pPr>
@@ -20469,6 +20919,7 @@
           </w:tcPr>
           <w:p>
             <w:pPr>
+              <w:keepNext w:val="false"/>
               <w:spacing w:after="40" w:before="0"/>
               <w:jc w:val="left"/>
             </w:pPr>
@@ -20530,6 +20981,7 @@
           </w:tcPr>
           <w:p>
             <w:pPr>
+              <w:keepNext w:val="false"/>
               <w:spacing w:after="40" w:before="0"/>
               <w:jc w:val="center"/>
             </w:pPr>
@@ -20564,6 +21016,7 @@
           </w:tcPr>
           <w:p>
             <w:pPr>
+              <w:keepNext w:val="false"/>
               <w:spacing w:after="40" w:before="0"/>
               <w:jc w:val="left"/>
             </w:pPr>
@@ -20596,6 +21049,7 @@
           </w:tcPr>
           <w:p>
             <w:pPr>
+              <w:keepNext w:val="false"/>
               <w:spacing w:after="40" w:before="0"/>
               <w:jc w:val="left"/>
             </w:pPr>
@@ -20630,6 +21084,7 @@
           </w:tcPr>
           <w:p>
             <w:pPr>
+              <w:keepNext w:val="false"/>
               <w:spacing w:after="40" w:before="0"/>
               <w:jc w:val="left"/>
             </w:pPr>
@@ -20662,6 +21117,7 @@
           </w:tcPr>
           <w:p>
             <w:pPr>
+              <w:keepNext w:val="false"/>
               <w:spacing w:after="40" w:before="0"/>
               <w:jc w:val="left"/>
             </w:pPr>
@@ -20696,6 +21152,7 @@
           </w:tcPr>
           <w:p>
             <w:pPr>
+              <w:keepNext w:val="false"/>
               <w:spacing w:after="40" w:before="0"/>
               <w:jc w:val="left"/>
             </w:pPr>
@@ -20728,6 +21185,7 @@
           </w:tcPr>
           <w:p>
             <w:pPr>
+              <w:keepNext w:val="false"/>
               <w:spacing w:after="40" w:before="0"/>
               <w:jc w:val="left"/>
             </w:pPr>
@@ -20764,7 +21222,7 @@
         </w:rPr>
         <w:t xml:space="preserve">© 2026 SeaVuria and ARES. Aligned with KICD objectives. Developed by SeaVuria; technical implementation by ARES (with AI assistance from Claude). Licensed under </w:t>
       </w:r>
-      <w:hyperlink w:history="1" r:id="rIdvghhkxet1gcm4xxxdbsuz">
+      <w:hyperlink w:history="1" r:id="rIdki9ik6iaudn7kvbinjqs1">
         <w:r>
           <w:rPr>
             <w:rFonts w:ascii="Arial" w:cs="Arial" w:eastAsia="Arial" w:hAnsi="Arial"/>
@@ -20785,7 +21243,7 @@
         </w:rPr>
         <w:t xml:space="preserve"> (</w:t>
       </w:r>
-      <w:hyperlink w:history="1" r:id="rId5ycnavxu4kunfgyajgt02">
+      <w:hyperlink w:history="1" r:id="rIdbyijpibpoexzsq0ah-ajf">
         <w:r>
           <w:rPr>
             <w:rFonts w:ascii="Arial" w:cs="Arial" w:eastAsia="Arial" w:hAnsi="Arial"/>
@@ -20845,6 +21303,7 @@
           </w:tcPr>
           <w:p>
             <w:pPr>
+              <w:keepNext w:val="false"/>
               <w:spacing w:after="40" w:before="0"/>
               <w:jc w:val="center"/>
             </w:pPr>
@@ -20880,6 +21339,7 @@
           </w:tcPr>
           <w:p>
             <w:pPr>
+              <w:keepNext w:val="false"/>
               <w:spacing w:after="40" w:before="0"/>
               <w:jc w:val="center"/>
             </w:pPr>
@@ -20914,6 +21374,7 @@
           </w:tcPr>
           <w:p>
             <w:pPr>
+              <w:keepNext w:val="false"/>
               <w:spacing w:after="40" w:before="0"/>
               <w:jc w:val="left"/>
             </w:pPr>
@@ -20946,6 +21407,7 @@
           </w:tcPr>
           <w:p>
             <w:pPr>
+              <w:keepNext w:val="false"/>
               <w:spacing w:after="40" w:before="0"/>
               <w:jc w:val="left"/>
             </w:pPr>
@@ -20980,6 +21442,7 @@
           </w:tcPr>
           <w:p>
             <w:pPr>
+              <w:keepNext w:val="false"/>
               <w:spacing w:after="40" w:before="0"/>
               <w:jc w:val="left"/>
             </w:pPr>
@@ -21012,6 +21475,7 @@
           </w:tcPr>
           <w:p>
             <w:pPr>
+              <w:keepNext w:val="false"/>
               <w:spacing w:after="40" w:before="0"/>
               <w:jc w:val="left"/>
             </w:pPr>
@@ -21046,6 +21510,7 @@
           </w:tcPr>
           <w:p>
             <w:pPr>
+              <w:keepNext w:val="false"/>
               <w:spacing w:after="40" w:before="0"/>
               <w:jc w:val="left"/>
             </w:pPr>
@@ -21078,6 +21543,7 @@
           </w:tcPr>
           <w:p>
             <w:pPr>
+              <w:keepNext w:val="false"/>
               <w:spacing w:after="40" w:before="0"/>
               <w:jc w:val="left"/>
             </w:pPr>
@@ -21112,6 +21578,7 @@
           </w:tcPr>
           <w:p>
             <w:pPr>
+              <w:keepNext w:val="false"/>
               <w:spacing w:after="40" w:before="0"/>
               <w:jc w:val="left"/>
             </w:pPr>
@@ -21144,6 +21611,7 @@
           </w:tcPr>
           <w:p>
             <w:pPr>
+              <w:keepNext w:val="false"/>
               <w:spacing w:after="40" w:before="0"/>
               <w:jc w:val="left"/>
             </w:pPr>
@@ -21178,6 +21646,7 @@
           </w:tcPr>
           <w:p>
             <w:pPr>
+              <w:keepNext w:val="false"/>
               <w:spacing w:after="40" w:before="0"/>
               <w:jc w:val="left"/>
             </w:pPr>
@@ -21210,6 +21679,7 @@
           </w:tcPr>
           <w:p>
             <w:pPr>
+              <w:keepNext w:val="false"/>
               <w:spacing w:after="40" w:before="0"/>
               <w:jc w:val="left"/>
             </w:pPr>
@@ -21244,6 +21714,7 @@
           </w:tcPr>
           <w:p>
             <w:pPr>
+              <w:keepNext w:val="false"/>
               <w:spacing w:after="40" w:before="0"/>
               <w:jc w:val="left"/>
             </w:pPr>
@@ -21276,6 +21747,7 @@
           </w:tcPr>
           <w:p>
             <w:pPr>
+              <w:keepNext w:val="false"/>
               <w:spacing w:after="40" w:before="0"/>
               <w:jc w:val="left"/>
             </w:pPr>
@@ -21310,6 +21782,7 @@
           </w:tcPr>
           <w:p>
             <w:pPr>
+              <w:keepNext w:val="false"/>
               <w:spacing w:after="40" w:before="0"/>
               <w:jc w:val="left"/>
             </w:pPr>
@@ -21342,6 +21815,7 @@
           </w:tcPr>
           <w:p>
             <w:pPr>
+              <w:keepNext w:val="false"/>
               <w:spacing w:after="40" w:before="0"/>
               <w:jc w:val="left"/>
             </w:pPr>
@@ -21376,6 +21850,7 @@
           </w:tcPr>
           <w:p>
             <w:pPr>
+              <w:keepNext w:val="false"/>
               <w:spacing w:after="40" w:before="0"/>
               <w:jc w:val="left"/>
             </w:pPr>
@@ -21408,6 +21883,7 @@
           </w:tcPr>
           <w:p>
             <w:pPr>
+              <w:keepNext w:val="false"/>
               <w:spacing w:after="40" w:before="0"/>
               <w:jc w:val="left"/>
             </w:pPr>
@@ -21467,6 +21943,7 @@
           </w:tcPr>
           <w:p>
             <w:pPr>
+              <w:keepNext w:val="false"/>
               <w:spacing w:after="40" w:before="0"/>
               <w:jc w:val="center"/>
             </w:pPr>
@@ -21501,6 +21978,7 @@
           </w:tcPr>
           <w:p>
             <w:pPr>
+              <w:keepNext w:val="false"/>
               <w:spacing w:after="40" w:before="0"/>
               <w:jc w:val="left"/>
             </w:pPr>
@@ -21565,6 +22043,7 @@
           </w:tcPr>
           <w:p>
             <w:pPr>
+              <w:keepNext w:val="false"/>
               <w:spacing w:after="40" w:before="0"/>
               <w:jc w:val="center"/>
             </w:pPr>
@@ -21599,6 +22078,7 @@
           </w:tcPr>
           <w:p>
             <w:pPr>
+              <w:keepNext w:val="false"/>
               <w:spacing w:after="40" w:before="0"/>
               <w:jc w:val="left"/>
             </w:pPr>
@@ -21631,6 +22111,7 @@
           </w:tcPr>
           <w:p>
             <w:pPr>
+              <w:keepNext w:val="false"/>
               <w:spacing w:after="40" w:before="0"/>
               <w:jc w:val="left"/>
             </w:pPr>
@@ -21663,6 +22144,7 @@
           </w:tcPr>
           <w:p>
             <w:pPr>
+              <w:keepNext w:val="false"/>
               <w:spacing w:after="40" w:before="0"/>
               <w:jc w:val="left"/>
             </w:pPr>
@@ -21695,6 +22177,7 @@
           </w:tcPr>
           <w:p>
             <w:pPr>
+              <w:keepNext w:val="false"/>
               <w:spacing w:after="40" w:before="0"/>
               <w:jc w:val="left"/>
             </w:pPr>
@@ -21727,6 +22210,7 @@
           </w:tcPr>
           <w:p>
             <w:pPr>
+              <w:keepNext w:val="false"/>
               <w:spacing w:after="40" w:before="0"/>
               <w:jc w:val="left"/>
             </w:pPr>
@@ -21761,6 +22245,7 @@
           </w:tcPr>
           <w:p>
             <w:pPr>
+              <w:keepNext w:val="false"/>
               <w:spacing w:after="40" w:before="0"/>
               <w:jc w:val="left"/>
             </w:pPr>
@@ -21798,7 +22283,7 @@
             <w:pPr>
               <w:spacing w:after="20" w:before="0"/>
             </w:pPr>
-            <w:hyperlink w:history="1" r:id="rIdxzjcqtceta1mgstyfbc6l">
+            <w:hyperlink w:history="1" r:id="rIdeay9qhqvuk1kpzsx80pah">
               <w:r>
                 <w:rPr>
                   <w:rFonts w:ascii="Arial" w:cs="Arial" w:eastAsia="Arial" w:hAnsi="Arial"/>
@@ -21831,7 +22316,7 @@
               <w:spacing w:after="10" w:before="0"/>
               <w:ind w:left="120"/>
             </w:pPr>
-            <w:hyperlink w:history="1" r:id="rIdl6_uw2bomss1m6atitgb_">
+            <w:hyperlink w:history="1" r:id="rIdeimswmq81sgsrzbarvliy">
               <w:r>
                 <w:rPr>
                   <w:rFonts w:ascii="Arial" w:cs="Arial" w:eastAsia="Arial" w:hAnsi="Arial"/>
@@ -21876,7 +22361,7 @@
             <w:pPr>
               <w:spacing w:after="20" w:before="0"/>
             </w:pPr>
-            <w:hyperlink w:history="1" r:id="rId686cmluzsxgt6hdygpbjt">
+            <w:hyperlink w:history="1" r:id="rIdhclg9n3eonozttbbmft6t">
               <w:r>
                 <w:rPr>
                   <w:rFonts w:ascii="Arial" w:cs="Arial" w:eastAsia="Arial" w:hAnsi="Arial"/>
@@ -21909,7 +22394,7 @@
               <w:spacing w:after="10" w:before="0"/>
               <w:ind w:left="120"/>
             </w:pPr>
-            <w:hyperlink w:history="1" r:id="rId0npwd-aqyvtrnul-2fzox">
+            <w:hyperlink w:history="1" r:id="rIdfrz99abwwl1k0mwvlxja_">
               <w:r>
                 <w:rPr>
                   <w:rFonts w:ascii="Arial" w:cs="Arial" w:eastAsia="Arial" w:hAnsi="Arial"/>
@@ -21937,6 +22422,7 @@
           </w:tcPr>
           <w:p>
             <w:pPr>
+              <w:keepNext w:val="false"/>
               <w:spacing w:after="40" w:before="0"/>
               <w:jc w:val="left"/>
             </w:pPr>
@@ -21969,6 +22455,7 @@
           </w:tcPr>
           <w:p>
             <w:pPr>
+              <w:keepNext w:val="false"/>
               <w:spacing w:after="40" w:before="0"/>
               <w:jc w:val="left"/>
             </w:pPr>
@@ -22001,6 +22488,7 @@
           </w:tcPr>
           <w:p>
             <w:pPr>
+              <w:keepNext w:val="false"/>
               <w:spacing w:after="40" w:before="0"/>
               <w:jc w:val="left"/>
             </w:pPr>
@@ -22033,6 +22521,7 @@
           </w:tcPr>
           <w:p>
             <w:pPr>
+              <w:keepNext w:val="false"/>
               <w:spacing w:after="40" w:before="0"/>
               <w:jc w:val="left"/>
             </w:pPr>
@@ -22067,6 +22556,7 @@
           </w:tcPr>
           <w:p>
             <w:pPr>
+              <w:keepNext w:val="false"/>
               <w:spacing w:after="40" w:before="0"/>
               <w:jc w:val="left"/>
             </w:pPr>
@@ -22104,7 +22594,7 @@
             <w:pPr>
               <w:spacing w:after="20" w:before="0"/>
             </w:pPr>
-            <w:hyperlink w:history="1" r:id="rIdnjlmnami3zs1fjfqncshn">
+            <w:hyperlink w:history="1" r:id="rIdlu02h3dqt1gyn0-r2babs">
               <w:r>
                 <w:rPr>
                   <w:rFonts w:ascii="Arial" w:cs="Arial" w:eastAsia="Arial" w:hAnsi="Arial"/>
@@ -22137,7 +22627,7 @@
               <w:spacing w:after="10" w:before="0"/>
               <w:ind w:left="120"/>
             </w:pPr>
-            <w:hyperlink w:history="1" r:id="rId3rkvco8ek9yblhr2hv-yo">
+            <w:hyperlink w:history="1" r:id="rId6egj2fvqapiqwwmycwi3n">
               <w:r>
                 <w:rPr>
                   <w:rFonts w:ascii="Arial" w:cs="Arial" w:eastAsia="Arial" w:hAnsi="Arial"/>
@@ -22182,7 +22672,7 @@
             <w:pPr>
               <w:spacing w:after="20" w:before="0"/>
             </w:pPr>
-            <w:hyperlink w:history="1" r:id="rIdywafohv0w8o5sh92a1zkr">
+            <w:hyperlink w:history="1" r:id="rIdwxtqnqfwtlxhohgpai7_m">
               <w:r>
                 <w:rPr>
                   <w:rFonts w:ascii="Arial" w:cs="Arial" w:eastAsia="Arial" w:hAnsi="Arial"/>
@@ -22215,7 +22705,7 @@
               <w:spacing w:after="10" w:before="0"/>
               <w:ind w:left="120"/>
             </w:pPr>
-            <w:hyperlink w:history="1" r:id="rIdtnovheanrac4pypztseka">
+            <w:hyperlink w:history="1" r:id="rIdve8-zan7hcnmgypiauxdf">
               <w:r>
                 <w:rPr>
                   <w:rFonts w:ascii="Arial" w:cs="Arial" w:eastAsia="Arial" w:hAnsi="Arial"/>
@@ -22243,6 +22733,7 @@
           </w:tcPr>
           <w:p>
             <w:pPr>
+              <w:keepNext w:val="false"/>
               <w:spacing w:after="40" w:before="0"/>
               <w:jc w:val="left"/>
             </w:pPr>
@@ -22275,6 +22766,7 @@
           </w:tcPr>
           <w:p>
             <w:pPr>
+              <w:keepNext w:val="false"/>
               <w:spacing w:after="40" w:before="0"/>
               <w:jc w:val="left"/>
             </w:pPr>
@@ -22307,6 +22799,7 @@
           </w:tcPr>
           <w:p>
             <w:pPr>
+              <w:keepNext w:val="false"/>
               <w:spacing w:after="40" w:before="0"/>
               <w:jc w:val="left"/>
             </w:pPr>
@@ -22339,6 +22832,7 @@
           </w:tcPr>
           <w:p>
             <w:pPr>
+              <w:keepNext w:val="false"/>
               <w:spacing w:after="40" w:before="0"/>
               <w:jc w:val="left"/>
             </w:pPr>
@@ -22373,6 +22867,7 @@
           </w:tcPr>
           <w:p>
             <w:pPr>
+              <w:keepNext w:val="false"/>
               <w:spacing w:after="40" w:before="0"/>
               <w:jc w:val="left"/>
             </w:pPr>
@@ -22410,7 +22905,7 @@
             <w:pPr>
               <w:spacing w:after="20" w:before="0"/>
             </w:pPr>
-            <w:hyperlink w:history="1" r:id="rIdfcxybry6igmss1solnuzi">
+            <w:hyperlink w:history="1" r:id="rId5biymor5zkl5rdlm1w9gy">
               <w:r>
                 <w:rPr>
                   <w:rFonts w:ascii="Arial" w:cs="Arial" w:eastAsia="Arial" w:hAnsi="Arial"/>
@@ -22443,7 +22938,7 @@
               <w:spacing w:after="10" w:before="0"/>
               <w:ind w:left="120"/>
             </w:pPr>
-            <w:hyperlink w:history="1" r:id="rIdcyaghxybnp-y0gvn263ph">
+            <w:hyperlink w:history="1" r:id="rIdavnzpcd-e3_cwdopb8shd">
               <w:r>
                 <w:rPr>
                   <w:rFonts w:ascii="Arial" w:cs="Arial" w:eastAsia="Arial" w:hAnsi="Arial"/>
@@ -22488,7 +22983,7 @@
             <w:pPr>
               <w:spacing w:after="20" w:before="0"/>
             </w:pPr>
-            <w:hyperlink w:history="1" r:id="rIdypevgs-lnk9y7v7rb7ce6">
+            <w:hyperlink w:history="1" r:id="rIdlwd8paz3xu2326boxczci">
               <w:r>
                 <w:rPr>
                   <w:rFonts w:ascii="Arial" w:cs="Arial" w:eastAsia="Arial" w:hAnsi="Arial"/>
@@ -22521,7 +23016,7 @@
               <w:spacing w:after="10" w:before="0"/>
               <w:ind w:left="120"/>
             </w:pPr>
-            <w:hyperlink w:history="1" r:id="rIdxltcfq1k-_4rsdxg__ekz">
+            <w:hyperlink w:history="1" r:id="rIdkpybk3ztuyvhr2rqev1qf">
               <w:r>
                 <w:rPr>
                   <w:rFonts w:ascii="Arial" w:cs="Arial" w:eastAsia="Arial" w:hAnsi="Arial"/>
@@ -22549,6 +23044,7 @@
           </w:tcPr>
           <w:p>
             <w:pPr>
+              <w:keepNext w:val="false"/>
               <w:spacing w:after="40" w:before="0"/>
               <w:jc w:val="left"/>
             </w:pPr>
@@ -22581,6 +23077,7 @@
           </w:tcPr>
           <w:p>
             <w:pPr>
+              <w:keepNext w:val="false"/>
               <w:spacing w:after="40" w:before="0"/>
               <w:jc w:val="left"/>
             </w:pPr>
@@ -22613,6 +23110,7 @@
           </w:tcPr>
           <w:p>
             <w:pPr>
+              <w:keepNext w:val="false"/>
               <w:spacing w:after="40" w:before="0"/>
               <w:jc w:val="left"/>
             </w:pPr>
@@ -22645,6 +23143,7 @@
           </w:tcPr>
           <w:p>
             <w:pPr>
+              <w:keepNext w:val="false"/>
               <w:spacing w:after="40" w:before="0"/>
               <w:jc w:val="left"/>
             </w:pPr>
@@ -22679,6 +23178,7 @@
           </w:tcPr>
           <w:p>
             <w:pPr>
+              <w:keepNext w:val="false"/>
               <w:spacing w:after="40" w:before="0"/>
               <w:jc w:val="left"/>
             </w:pPr>
@@ -22716,7 +23216,7 @@
             <w:pPr>
               <w:spacing w:after="20" w:before="0"/>
             </w:pPr>
-            <w:hyperlink w:history="1" r:id="rIdoedmbi2dj8pintwv0ff3q">
+            <w:hyperlink w:history="1" r:id="rId8qqmgzj2ijvd8nv3nqysy">
               <w:r>
                 <w:rPr>
                   <w:rFonts w:ascii="Arial" w:cs="Arial" w:eastAsia="Arial" w:hAnsi="Arial"/>
@@ -22749,7 +23249,7 @@
               <w:spacing w:after="10" w:before="0"/>
               <w:ind w:left="120"/>
             </w:pPr>
-            <w:hyperlink w:history="1" r:id="rIdhyyqmdskm7ro0uw8kssgv">
+            <w:hyperlink w:history="1" r:id="rId_ogou7pv7zyfvhd8q1cux">
               <w:r>
                 <w:rPr>
                   <w:rFonts w:ascii="Arial" w:cs="Arial" w:eastAsia="Arial" w:hAnsi="Arial"/>
@@ -22794,7 +23294,7 @@
             <w:pPr>
               <w:spacing w:after="20" w:before="0"/>
             </w:pPr>
-            <w:hyperlink w:history="1" r:id="rIds2tfy_mppt-fbegqi4-de">
+            <w:hyperlink w:history="1" r:id="rIdhpx0bkbfaffa4hzp7knwk">
               <w:r>
                 <w:rPr>
                   <w:rFonts w:ascii="Arial" w:cs="Arial" w:eastAsia="Arial" w:hAnsi="Arial"/>
@@ -22827,7 +23327,7 @@
               <w:spacing w:after="10" w:before="0"/>
               <w:ind w:left="120"/>
             </w:pPr>
-            <w:hyperlink w:history="1" r:id="rIdxrphgc6be-itdyqljyab5">
+            <w:hyperlink w:history="1" r:id="rId5sbnmell5roswdhzz9066">
               <w:r>
                 <w:rPr>
                   <w:rFonts w:ascii="Arial" w:cs="Arial" w:eastAsia="Arial" w:hAnsi="Arial"/>
@@ -22855,6 +23355,7 @@
           </w:tcPr>
           <w:p>
             <w:pPr>
+              <w:keepNext w:val="false"/>
               <w:spacing w:after="40" w:before="0"/>
               <w:jc w:val="left"/>
             </w:pPr>
@@ -22887,6 +23388,7 @@
           </w:tcPr>
           <w:p>
             <w:pPr>
+              <w:keepNext w:val="false"/>
               <w:spacing w:after="40" w:before="0"/>
               <w:jc w:val="left"/>
             </w:pPr>
@@ -22919,6 +23421,7 @@
           </w:tcPr>
           <w:p>
             <w:pPr>
+              <w:keepNext w:val="false"/>
               <w:spacing w:after="40" w:before="0"/>
               <w:jc w:val="left"/>
             </w:pPr>
@@ -22951,6 +23454,7 @@
           </w:tcPr>
           <w:p>
             <w:pPr>
+              <w:keepNext w:val="false"/>
               <w:spacing w:after="40" w:before="0"/>
               <w:jc w:val="left"/>
             </w:pPr>
@@ -22985,6 +23489,7 @@
           </w:tcPr>
           <w:p>
             <w:pPr>
+              <w:keepNext w:val="false"/>
               <w:spacing w:after="40" w:before="0"/>
               <w:jc w:val="left"/>
             </w:pPr>
@@ -23022,7 +23527,7 @@
             <w:pPr>
               <w:spacing w:after="20" w:before="0"/>
             </w:pPr>
-            <w:hyperlink w:history="1" r:id="rIdpqagjjluhgodi2r7ulobx">
+            <w:hyperlink w:history="1" r:id="rIdvs4cmxz6ctk-amcjrs85u">
               <w:r>
                 <w:rPr>
                   <w:rFonts w:ascii="Arial" w:cs="Arial" w:eastAsia="Arial" w:hAnsi="Arial"/>
@@ -23055,7 +23560,7 @@
               <w:spacing w:after="10" w:before="0"/>
               <w:ind w:left="120"/>
             </w:pPr>
-            <w:hyperlink w:history="1" r:id="rIdtwp8gs91l43snhdfkao7l">
+            <w:hyperlink w:history="1" r:id="rIdwuq37mmywrxyqp70ntf6e">
               <w:r>
                 <w:rPr>
                   <w:rFonts w:ascii="Arial" w:cs="Arial" w:eastAsia="Arial" w:hAnsi="Arial"/>
@@ -23100,7 +23605,7 @@
             <w:pPr>
               <w:spacing w:after="20" w:before="0"/>
             </w:pPr>
-            <w:hyperlink w:history="1" r:id="rIdj8bqpyq1eyt548qe1hg4s">
+            <w:hyperlink w:history="1" r:id="rIdybhoysjwirhtlorstohtc">
               <w:r>
                 <w:rPr>
                   <w:rFonts w:ascii="Arial" w:cs="Arial" w:eastAsia="Arial" w:hAnsi="Arial"/>
@@ -23149,7 +23654,7 @@
               <w:spacing w:after="10" w:before="0"/>
               <w:ind w:left="120"/>
             </w:pPr>
-            <w:hyperlink w:history="1" r:id="rId2_e4n9kklazewhrbw5apt">
+            <w:hyperlink w:history="1" r:id="rIdiqcfjnn6tbo1gqoxug9rq">
               <w:r>
                 <w:rPr>
                   <w:rFonts w:ascii="Arial" w:cs="Arial" w:eastAsia="Arial" w:hAnsi="Arial"/>
@@ -23177,6 +23682,7 @@
           </w:tcPr>
           <w:p>
             <w:pPr>
+              <w:keepNext w:val="false"/>
               <w:spacing w:after="40" w:before="0"/>
               <w:jc w:val="left"/>
             </w:pPr>
@@ -23209,6 +23715,7 @@
           </w:tcPr>
           <w:p>
             <w:pPr>
+              <w:keepNext w:val="false"/>
               <w:spacing w:after="40" w:before="0"/>
               <w:jc w:val="left"/>
             </w:pPr>
@@ -23241,6 +23748,7 @@
           </w:tcPr>
           <w:p>
             <w:pPr>
+              <w:keepNext w:val="false"/>
               <w:spacing w:after="40" w:before="0"/>
               <w:jc w:val="left"/>
             </w:pPr>
@@ -23273,6 +23781,7 @@
           </w:tcPr>
           <w:p>
             <w:pPr>
+              <w:keepNext w:val="false"/>
               <w:spacing w:after="40" w:before="0"/>
               <w:jc w:val="left"/>
             </w:pPr>
@@ -23332,6 +23841,7 @@
           </w:tcPr>
           <w:p>
             <w:pPr>
+              <w:keepNext w:val="false"/>
               <w:spacing w:after="40" w:before="0"/>
               <w:jc w:val="center"/>
             </w:pPr>
@@ -23366,6 +23876,7 @@
           </w:tcPr>
           <w:p>
             <w:pPr>
+              <w:keepNext w:val="false"/>
               <w:spacing w:after="40" w:before="0"/>
               <w:jc w:val="left"/>
             </w:pPr>
@@ -23427,6 +23938,7 @@
           </w:tcPr>
           <w:p>
             <w:pPr>
+              <w:keepNext w:val="false"/>
               <w:spacing w:after="40" w:before="0"/>
               <w:jc w:val="center"/>
             </w:pPr>
@@ -23461,6 +23973,7 @@
           </w:tcPr>
           <w:p>
             <w:pPr>
+              <w:keepNext w:val="false"/>
               <w:spacing w:after="40" w:before="0"/>
               <w:jc w:val="left"/>
             </w:pPr>
@@ -23493,6 +24006,7 @@
           </w:tcPr>
           <w:p>
             <w:pPr>
+              <w:keepNext w:val="false"/>
               <w:spacing w:after="40" w:before="0"/>
               <w:jc w:val="left"/>
             </w:pPr>
@@ -23527,6 +24041,7 @@
           </w:tcPr>
           <w:p>
             <w:pPr>
+              <w:keepNext w:val="false"/>
               <w:spacing w:after="40" w:before="0"/>
               <w:jc w:val="left"/>
             </w:pPr>
@@ -23559,6 +24074,7 @@
           </w:tcPr>
           <w:p>
             <w:pPr>
+              <w:keepNext w:val="false"/>
               <w:spacing w:after="40" w:before="0"/>
               <w:jc w:val="left"/>
             </w:pPr>
@@ -23593,6 +24109,7 @@
           </w:tcPr>
           <w:p>
             <w:pPr>
+              <w:keepNext w:val="false"/>
               <w:spacing w:after="40" w:before="0"/>
               <w:jc w:val="left"/>
             </w:pPr>
@@ -23625,6 +24142,7 @@
           </w:tcPr>
           <w:p>
             <w:pPr>
+              <w:keepNext w:val="false"/>
               <w:spacing w:after="40" w:before="0"/>
               <w:jc w:val="left"/>
             </w:pPr>
@@ -23661,7 +24179,7 @@
         </w:rPr>
         <w:t xml:space="preserve">© 2026 SeaVuria and ARES. Aligned with KICD objectives. Developed by SeaVuria; technical implementation by ARES (with AI assistance from Claude). Licensed under </w:t>
       </w:r>
-      <w:hyperlink w:history="1" r:id="rIdmpvcdnoeupy62zrem93sm">
+      <w:hyperlink w:history="1" r:id="rIdwqsfu5ll3yk_7o1nh3r-p">
         <w:r>
           <w:rPr>
             <w:rFonts w:ascii="Arial" w:cs="Arial" w:eastAsia="Arial" w:hAnsi="Arial"/>
@@ -23682,7 +24200,7 @@
         </w:rPr>
         <w:t xml:space="preserve"> (</w:t>
       </w:r>
-      <w:hyperlink w:history="1" r:id="rIdwc8qn0o8psi2lmz4n3ail">
+      <w:hyperlink w:history="1" r:id="rIdnbz7hig4qnxsv5bzwp2db">
         <w:r>
           <w:rPr>
             <w:rFonts w:ascii="Arial" w:cs="Arial" w:eastAsia="Arial" w:hAnsi="Arial"/>
@@ -23742,6 +24260,7 @@
           </w:tcPr>
           <w:p>
             <w:pPr>
+              <w:keepNext w:val="false"/>
               <w:spacing w:after="40" w:before="0"/>
               <w:jc w:val="center"/>
             </w:pPr>
@@ -23777,6 +24296,7 @@
           </w:tcPr>
           <w:p>
             <w:pPr>
+              <w:keepNext w:val="false"/>
               <w:spacing w:after="40" w:before="0"/>
               <w:jc w:val="center"/>
             </w:pPr>
@@ -23811,6 +24331,7 @@
           </w:tcPr>
           <w:p>
             <w:pPr>
+              <w:keepNext w:val="false"/>
               <w:spacing w:after="40" w:before="0"/>
               <w:jc w:val="left"/>
             </w:pPr>
@@ -23843,6 +24364,7 @@
           </w:tcPr>
           <w:p>
             <w:pPr>
+              <w:keepNext w:val="false"/>
               <w:spacing w:after="40" w:before="0"/>
               <w:jc w:val="left"/>
             </w:pPr>
@@ -23877,6 +24399,7 @@
           </w:tcPr>
           <w:p>
             <w:pPr>
+              <w:keepNext w:val="false"/>
               <w:spacing w:after="40" w:before="0"/>
               <w:jc w:val="left"/>
             </w:pPr>
@@ -23909,6 +24432,7 @@
           </w:tcPr>
           <w:p>
             <w:pPr>
+              <w:keepNext w:val="false"/>
               <w:spacing w:after="40" w:before="0"/>
               <w:jc w:val="left"/>
             </w:pPr>
@@ -23943,6 +24467,7 @@
           </w:tcPr>
           <w:p>
             <w:pPr>
+              <w:keepNext w:val="false"/>
               <w:spacing w:after="40" w:before="0"/>
               <w:jc w:val="left"/>
             </w:pPr>
@@ -23975,6 +24500,7 @@
           </w:tcPr>
           <w:p>
             <w:pPr>
+              <w:keepNext w:val="false"/>
               <w:spacing w:after="40" w:before="0"/>
               <w:jc w:val="left"/>
             </w:pPr>
@@ -24009,6 +24535,7 @@
           </w:tcPr>
           <w:p>
             <w:pPr>
+              <w:keepNext w:val="false"/>
               <w:spacing w:after="40" w:before="0"/>
               <w:jc w:val="left"/>
             </w:pPr>
@@ -24041,6 +24568,7 @@
           </w:tcPr>
           <w:p>
             <w:pPr>
+              <w:keepNext w:val="false"/>
               <w:spacing w:after="40" w:before="0"/>
               <w:jc w:val="left"/>
             </w:pPr>
@@ -24075,6 +24603,7 @@
           </w:tcPr>
           <w:p>
             <w:pPr>
+              <w:keepNext w:val="false"/>
               <w:spacing w:after="40" w:before="0"/>
               <w:jc w:val="left"/>
             </w:pPr>
@@ -24107,6 +24636,7 @@
           </w:tcPr>
           <w:p>
             <w:pPr>
+              <w:keepNext w:val="false"/>
               <w:spacing w:after="40" w:before="0"/>
               <w:jc w:val="left"/>
             </w:pPr>
@@ -24141,6 +24671,7 @@
           </w:tcPr>
           <w:p>
             <w:pPr>
+              <w:keepNext w:val="false"/>
               <w:spacing w:after="40" w:before="0"/>
               <w:jc w:val="left"/>
             </w:pPr>
@@ -24173,6 +24704,7 @@
           </w:tcPr>
           <w:p>
             <w:pPr>
+              <w:keepNext w:val="false"/>
               <w:spacing w:after="40" w:before="0"/>
               <w:jc w:val="left"/>
             </w:pPr>
@@ -24207,6 +24739,7 @@
           </w:tcPr>
           <w:p>
             <w:pPr>
+              <w:keepNext w:val="false"/>
               <w:spacing w:after="40" w:before="0"/>
               <w:jc w:val="left"/>
             </w:pPr>
@@ -24239,6 +24772,7 @@
           </w:tcPr>
           <w:p>
             <w:pPr>
+              <w:keepNext w:val="false"/>
               <w:spacing w:after="40" w:before="0"/>
               <w:jc w:val="left"/>
             </w:pPr>
@@ -24273,6 +24807,7 @@
           </w:tcPr>
           <w:p>
             <w:pPr>
+              <w:keepNext w:val="false"/>
               <w:spacing w:after="40" w:before="0"/>
               <w:jc w:val="left"/>
             </w:pPr>
@@ -24305,6 +24840,7 @@
           </w:tcPr>
           <w:p>
             <w:pPr>
+              <w:keepNext w:val="false"/>
               <w:spacing w:after="40" w:before="0"/>
               <w:jc w:val="left"/>
             </w:pPr>
@@ -24364,6 +24900,7 @@
           </w:tcPr>
           <w:p>
             <w:pPr>
+              <w:keepNext w:val="false"/>
               <w:spacing w:after="40" w:before="0"/>
               <w:jc w:val="center"/>
             </w:pPr>
@@ -24398,6 +24935,7 @@
           </w:tcPr>
           <w:p>
             <w:pPr>
+              <w:keepNext w:val="false"/>
               <w:spacing w:after="40" w:before="0"/>
               <w:jc w:val="left"/>
             </w:pPr>
@@ -24462,6 +25000,7 @@
           </w:tcPr>
           <w:p>
             <w:pPr>
+              <w:keepNext w:val="false"/>
               <w:spacing w:after="40" w:before="0"/>
               <w:jc w:val="center"/>
             </w:pPr>
@@ -24496,6 +25035,7 @@
           </w:tcPr>
           <w:p>
             <w:pPr>
+              <w:keepNext w:val="false"/>
               <w:spacing w:after="40" w:before="0"/>
               <w:jc w:val="left"/>
             </w:pPr>
@@ -24528,6 +25068,7 @@
           </w:tcPr>
           <w:p>
             <w:pPr>
+              <w:keepNext w:val="false"/>
               <w:spacing w:after="40" w:before="0"/>
               <w:jc w:val="left"/>
             </w:pPr>
@@ -24560,6 +25101,7 @@
           </w:tcPr>
           <w:p>
             <w:pPr>
+              <w:keepNext w:val="false"/>
               <w:spacing w:after="40" w:before="0"/>
               <w:jc w:val="left"/>
             </w:pPr>
@@ -24592,6 +25134,7 @@
           </w:tcPr>
           <w:p>
             <w:pPr>
+              <w:keepNext w:val="false"/>
               <w:spacing w:after="40" w:before="0"/>
               <w:jc w:val="left"/>
             </w:pPr>
@@ -24624,6 +25167,7 @@
           </w:tcPr>
           <w:p>
             <w:pPr>
+              <w:keepNext w:val="false"/>
               <w:spacing w:after="40" w:before="0"/>
               <w:jc w:val="left"/>
             </w:pPr>
@@ -24658,6 +25202,7 @@
           </w:tcPr>
           <w:p>
             <w:pPr>
+              <w:keepNext w:val="false"/>
               <w:spacing w:after="40" w:before="0"/>
               <w:jc w:val="left"/>
             </w:pPr>
@@ -24695,7 +25240,7 @@
             <w:pPr>
               <w:spacing w:after="20" w:before="0"/>
             </w:pPr>
-            <w:hyperlink w:history="1" r:id="rIdwknbslqvupcdablwxhfwy">
+            <w:hyperlink w:history="1" r:id="rId2na3-hbhitqjrpbpqw4s_">
               <w:r>
                 <w:rPr>
                   <w:rFonts w:ascii="Arial" w:cs="Arial" w:eastAsia="Arial" w:hAnsi="Arial"/>
@@ -24728,7 +25273,7 @@
               <w:spacing w:after="10" w:before="0"/>
               <w:ind w:left="120"/>
             </w:pPr>
-            <w:hyperlink w:history="1" r:id="rIdkj1o8wwpp9qloxdjrhe7n">
+            <w:hyperlink w:history="1" r:id="rIdbzgtajoj_rdbydq19h_js">
               <w:r>
                 <w:rPr>
                   <w:rFonts w:ascii="Arial" w:cs="Arial" w:eastAsia="Arial" w:hAnsi="Arial"/>
@@ -24773,7 +25318,7 @@
             <w:pPr>
               <w:spacing w:after="20" w:before="0"/>
             </w:pPr>
-            <w:hyperlink w:history="1" r:id="rIdhcwsdl7rpsohx62uyvtdh">
+            <w:hyperlink w:history="1" r:id="rIdd8k8mrbn4ialaqsecdysq">
               <w:r>
                 <w:rPr>
                   <w:rFonts w:ascii="Arial" w:cs="Arial" w:eastAsia="Arial" w:hAnsi="Arial"/>
@@ -24806,7 +25351,7 @@
               <w:spacing w:after="10" w:before="0"/>
               <w:ind w:left="120"/>
             </w:pPr>
-            <w:hyperlink w:history="1" r:id="rIdbrq5jeludqzhsodhc6csw">
+            <w:hyperlink w:history="1" r:id="rIdivba_mp7astab1fnl9ise">
               <w:r>
                 <w:rPr>
                   <w:rFonts w:ascii="Arial" w:cs="Arial" w:eastAsia="Arial" w:hAnsi="Arial"/>
@@ -24834,6 +25379,7 @@
           </w:tcPr>
           <w:p>
             <w:pPr>
+              <w:keepNext w:val="false"/>
               <w:spacing w:after="40" w:before="0"/>
               <w:jc w:val="left"/>
             </w:pPr>
@@ -24866,6 +25412,7 @@
           </w:tcPr>
           <w:p>
             <w:pPr>
+              <w:keepNext w:val="false"/>
               <w:spacing w:after="40" w:before="0"/>
               <w:jc w:val="left"/>
             </w:pPr>
@@ -24898,6 +25445,7 @@
           </w:tcPr>
           <w:p>
             <w:pPr>
+              <w:keepNext w:val="false"/>
               <w:spacing w:after="40" w:before="0"/>
               <w:jc w:val="left"/>
             </w:pPr>
@@ -24930,6 +25478,7 @@
           </w:tcPr>
           <w:p>
             <w:pPr>
+              <w:keepNext w:val="false"/>
               <w:spacing w:after="40" w:before="0"/>
               <w:jc w:val="left"/>
             </w:pPr>
@@ -24964,6 +25513,7 @@
           </w:tcPr>
           <w:p>
             <w:pPr>
+              <w:keepNext w:val="false"/>
               <w:spacing w:after="40" w:before="0"/>
               <w:jc w:val="left"/>
             </w:pPr>
@@ -25001,7 +25551,7 @@
             <w:pPr>
               <w:spacing w:after="20" w:before="0"/>
             </w:pPr>
-            <w:hyperlink w:history="1" r:id="rIdsxn4omwwe_o5msuo7zsud">
+            <w:hyperlink w:history="1" r:id="rIdbhwfyp5w2dgsvx_ysgibf">
               <w:r>
                 <w:rPr>
                   <w:rFonts w:ascii="Arial" w:cs="Arial" w:eastAsia="Arial" w:hAnsi="Arial"/>
@@ -25034,7 +25584,7 @@
               <w:spacing w:after="10" w:before="0"/>
               <w:ind w:left="120"/>
             </w:pPr>
-            <w:hyperlink w:history="1" r:id="rIdeb2xnx09rc2cdplycdtca">
+            <w:hyperlink w:history="1" r:id="rIdfpixg0cjxvonp21ltjcjy">
               <w:r>
                 <w:rPr>
                   <w:rFonts w:ascii="Arial" w:cs="Arial" w:eastAsia="Arial" w:hAnsi="Arial"/>
@@ -25079,7 +25629,7 @@
             <w:pPr>
               <w:spacing w:after="20" w:before="0"/>
             </w:pPr>
-            <w:hyperlink w:history="1" r:id="rIdjjwj3izthogl-p612kgts">
+            <w:hyperlink w:history="1" r:id="rIdoce_6_j_2j_cdnjw9hn_v">
               <w:r>
                 <w:rPr>
                   <w:rFonts w:ascii="Arial" w:cs="Arial" w:eastAsia="Arial" w:hAnsi="Arial"/>
@@ -25112,7 +25662,7 @@
               <w:spacing w:after="10" w:before="0"/>
               <w:ind w:left="120"/>
             </w:pPr>
-            <w:hyperlink w:history="1" r:id="rId_ewndje2iczjknu2xuepx">
+            <w:hyperlink w:history="1" r:id="rId1num1gjmbzpjfvcngzuls">
               <w:r>
                 <w:rPr>
                   <w:rFonts w:ascii="Arial" w:cs="Arial" w:eastAsia="Arial" w:hAnsi="Arial"/>
@@ -25140,6 +25690,7 @@
           </w:tcPr>
           <w:p>
             <w:pPr>
+              <w:keepNext w:val="false"/>
               <w:spacing w:after="40" w:before="0"/>
               <w:jc w:val="left"/>
             </w:pPr>
@@ -25159,6 +25710,7 @@
           </w:p>
           <w:p>
             <w:pPr>
+              <w:keepNext w:val="false"/>
               <w:spacing w:after="40" w:before="0"/>
               <w:jc w:val="left"/>
             </w:pPr>
@@ -25178,6 +25730,7 @@
           </w:p>
           <w:p>
             <w:pPr>
+              <w:keepNext w:val="false"/>
               <w:spacing w:after="40" w:before="0"/>
               <w:jc w:val="left"/>
             </w:pPr>
@@ -25197,6 +25750,7 @@
           </w:p>
           <w:p>
             <w:pPr>
+              <w:keepNext w:val="false"/>
               <w:spacing w:after="40" w:before="0"/>
               <w:jc w:val="left"/>
             </w:pPr>
@@ -25216,6 +25770,7 @@
           </w:p>
           <w:p>
             <w:pPr>
+              <w:keepNext w:val="false"/>
               <w:spacing w:after="40" w:before="0"/>
               <w:jc w:val="left"/>
             </w:pPr>
@@ -25235,6 +25790,7 @@
           </w:p>
           <w:p>
             <w:pPr>
+              <w:keepNext w:val="false"/>
               <w:spacing w:after="40" w:before="0"/>
               <w:jc w:val="left"/>
             </w:pPr>
@@ -25254,6 +25810,7 @@
           </w:p>
           <w:p>
             <w:pPr>
+              <w:keepNext w:val="false"/>
               <w:spacing w:after="40" w:before="0"/>
               <w:jc w:val="left"/>
             </w:pPr>
@@ -25273,6 +25830,7 @@
           </w:p>
           <w:p>
             <w:pPr>
+              <w:keepNext w:val="false"/>
               <w:spacing w:after="40" w:before="0"/>
               <w:jc w:val="left"/>
             </w:pPr>
@@ -25292,6 +25850,7 @@
           </w:p>
           <w:p>
             <w:pPr>
+              <w:keepNext w:val="false"/>
               <w:spacing w:after="40" w:before="0"/>
               <w:jc w:val="left"/>
             </w:pPr>
@@ -25311,6 +25870,7 @@
           </w:p>
           <w:p>
             <w:pPr>
+              <w:keepNext w:val="false"/>
               <w:spacing w:after="40" w:before="0"/>
               <w:jc w:val="left"/>
             </w:pPr>
@@ -25330,6 +25890,7 @@
           </w:p>
           <w:p>
             <w:pPr>
+              <w:keepNext w:val="false"/>
               <w:spacing w:after="40" w:before="0"/>
               <w:jc w:val="left"/>
             </w:pPr>
@@ -25349,6 +25910,7 @@
           </w:p>
           <w:p>
             <w:pPr>
+              <w:keepNext w:val="false"/>
               <w:spacing w:after="40" w:before="0"/>
               <w:jc w:val="left"/>
             </w:pPr>
@@ -25368,6 +25930,7 @@
           </w:p>
           <w:p>
             <w:pPr>
+              <w:keepNext w:val="false"/>
               <w:spacing w:after="40" w:before="0"/>
               <w:jc w:val="left"/>
             </w:pPr>
@@ -25400,6 +25963,7 @@
           </w:tcPr>
           <w:p>
             <w:pPr>
+              <w:keepNext w:val="false"/>
               <w:spacing w:after="40" w:before="0"/>
               <w:jc w:val="left"/>
             </w:pPr>
@@ -25432,6 +25996,7 @@
           </w:tcPr>
           <w:p>
             <w:pPr>
+              <w:keepNext w:val="false"/>
               <w:spacing w:after="40" w:before="0"/>
               <w:jc w:val="left"/>
             </w:pPr>
@@ -25464,6 +26029,7 @@
           </w:tcPr>
           <w:p>
             <w:pPr>
+              <w:keepNext w:val="false"/>
               <w:spacing w:after="40" w:before="0"/>
               <w:jc w:val="left"/>
             </w:pPr>
@@ -25498,6 +26064,7 @@
           </w:tcPr>
           <w:p>
             <w:pPr>
+              <w:keepNext w:val="false"/>
               <w:spacing w:after="40" w:before="0"/>
               <w:jc w:val="left"/>
             </w:pPr>
@@ -25535,7 +26102,7 @@
             <w:pPr>
               <w:spacing w:after="20" w:before="0"/>
             </w:pPr>
-            <w:hyperlink w:history="1" r:id="rIdisqnfqj3kc-l1h0izvixn">
+            <w:hyperlink w:history="1" r:id="rIdlnzd9c9nkodolznlerkop">
               <w:r>
                 <w:rPr>
                   <w:rFonts w:ascii="Arial" w:cs="Arial" w:eastAsia="Arial" w:hAnsi="Arial"/>
@@ -25568,7 +26135,7 @@
               <w:spacing w:after="10" w:before="0"/>
               <w:ind w:left="120"/>
             </w:pPr>
-            <w:hyperlink w:history="1" r:id="rIdqhj-qdnmw3jrtf4mqvzk-">
+            <w:hyperlink w:history="1" r:id="rIdecg2h2ofnbdy0utrdiwn9">
               <w:r>
                 <w:rPr>
                   <w:rFonts w:ascii="Arial" w:cs="Arial" w:eastAsia="Arial" w:hAnsi="Arial"/>
@@ -25613,7 +26180,7 @@
             <w:pPr>
               <w:spacing w:after="20" w:before="0"/>
             </w:pPr>
-            <w:hyperlink w:history="1" r:id="rIdzmrgasfgr-twpdxswulae">
+            <w:hyperlink w:history="1" r:id="rIdp3t2nuztownt2aow-ewzl">
               <w:r>
                 <w:rPr>
                   <w:rFonts w:ascii="Arial" w:cs="Arial" w:eastAsia="Arial" w:hAnsi="Arial"/>
@@ -25646,7 +26213,7 @@
               <w:spacing w:after="10" w:before="0"/>
               <w:ind w:left="120"/>
             </w:pPr>
-            <w:hyperlink w:history="1" r:id="rIdotbcsds_jgujgx3n5ozud">
+            <w:hyperlink w:history="1" r:id="rIdvbyh7vp02phooyin22bcv">
               <w:r>
                 <w:rPr>
                   <w:rFonts w:ascii="Arial" w:cs="Arial" w:eastAsia="Arial" w:hAnsi="Arial"/>
@@ -25674,6 +26241,7 @@
           </w:tcPr>
           <w:p>
             <w:pPr>
+              <w:keepNext w:val="false"/>
               <w:spacing w:after="40" w:before="0"/>
               <w:jc w:val="left"/>
             </w:pPr>
@@ -25706,6 +26274,7 @@
           </w:tcPr>
           <w:p>
             <w:pPr>
+              <w:keepNext w:val="false"/>
               <w:spacing w:after="40" w:before="0"/>
               <w:jc w:val="left"/>
             </w:pPr>
@@ -25738,6 +26307,7 @@
           </w:tcPr>
           <w:p>
             <w:pPr>
+              <w:keepNext w:val="false"/>
               <w:spacing w:after="40" w:before="0"/>
               <w:jc w:val="left"/>
             </w:pPr>
@@ -25770,6 +26340,7 @@
           </w:tcPr>
           <w:p>
             <w:pPr>
+              <w:keepNext w:val="false"/>
               <w:spacing w:after="40" w:before="0"/>
               <w:jc w:val="left"/>
             </w:pPr>
@@ -25804,6 +26375,7 @@
           </w:tcPr>
           <w:p>
             <w:pPr>
+              <w:keepNext w:val="false"/>
               <w:spacing w:after="40" w:before="0"/>
               <w:jc w:val="left"/>
             </w:pPr>
@@ -25841,7 +26413,7 @@
             <w:pPr>
               <w:spacing w:after="20" w:before="0"/>
             </w:pPr>
-            <w:hyperlink w:history="1" r:id="rId0hdixen-bhq_wuudk2y8g">
+            <w:hyperlink w:history="1" r:id="rIdxmx8lsktukdw3bmhzlmii">
               <w:r>
                 <w:rPr>
                   <w:rFonts w:ascii="Arial" w:cs="Arial" w:eastAsia="Arial" w:hAnsi="Arial"/>
@@ -25874,7 +26446,7 @@
               <w:spacing w:after="10" w:before="0"/>
               <w:ind w:left="120"/>
             </w:pPr>
-            <w:hyperlink w:history="1" r:id="rIdtuamn3dzzocgi915l0doe">
+            <w:hyperlink w:history="1" r:id="rId64dkjriv1qztuw4vdcplp">
               <w:r>
                 <w:rPr>
                   <w:rFonts w:ascii="Arial" w:cs="Arial" w:eastAsia="Arial" w:hAnsi="Arial"/>
@@ -25919,7 +26491,7 @@
             <w:pPr>
               <w:spacing w:after="20" w:before="0"/>
             </w:pPr>
-            <w:hyperlink w:history="1" r:id="rIdhijse6qoudkove9ak7wpl">
+            <w:hyperlink w:history="1" r:id="rId_wxvtbf3e-j18roe4lute">
               <w:r>
                 <w:rPr>
                   <w:rFonts w:ascii="Arial" w:cs="Arial" w:eastAsia="Arial" w:hAnsi="Arial"/>
@@ -25952,7 +26524,7 @@
               <w:spacing w:after="10" w:before="0"/>
               <w:ind w:left="120"/>
             </w:pPr>
-            <w:hyperlink w:history="1" r:id="rId6hijbnejv6rtwymfsr2hh">
+            <w:hyperlink w:history="1" r:id="rIdh1zlgubbnkedosoqmlldy">
               <w:r>
                 <w:rPr>
                   <w:rFonts w:ascii="Arial" w:cs="Arial" w:eastAsia="Arial" w:hAnsi="Arial"/>
@@ -25980,6 +26552,7 @@
           </w:tcPr>
           <w:p>
             <w:pPr>
+              <w:keepNext w:val="false"/>
               <w:spacing w:after="40" w:before="0"/>
               <w:jc w:val="left"/>
             </w:pPr>
@@ -26012,6 +26585,7 @@
           </w:tcPr>
           <w:p>
             <w:pPr>
+              <w:keepNext w:val="false"/>
               <w:spacing w:after="40" w:before="0"/>
               <w:jc w:val="left"/>
             </w:pPr>
@@ -26044,6 +26618,7 @@
           </w:tcPr>
           <w:p>
             <w:pPr>
+              <w:keepNext w:val="false"/>
               <w:spacing w:after="40" w:before="0"/>
               <w:jc w:val="left"/>
             </w:pPr>
@@ -26076,6 +26651,7 @@
           </w:tcPr>
           <w:p>
             <w:pPr>
+              <w:keepNext w:val="false"/>
               <w:spacing w:after="40" w:before="0"/>
               <w:jc w:val="left"/>
             </w:pPr>
@@ -26110,6 +26686,7 @@
           </w:tcPr>
           <w:p>
             <w:pPr>
+              <w:keepNext w:val="false"/>
               <w:spacing w:after="40" w:before="0"/>
               <w:jc w:val="left"/>
             </w:pPr>
@@ -26147,7 +26724,7 @@
             <w:pPr>
               <w:spacing w:after="20" w:before="0"/>
             </w:pPr>
-            <w:hyperlink w:history="1" r:id="rIdeocbd0g9e2_xdzkuyrzyw">
+            <w:hyperlink w:history="1" r:id="rIdbmlf2pbqwex8cre2c-vnh">
               <w:r>
                 <w:rPr>
                   <w:rFonts w:ascii="Arial" w:cs="Arial" w:eastAsia="Arial" w:hAnsi="Arial"/>
@@ -26180,7 +26757,7 @@
               <w:spacing w:after="10" w:before="0"/>
               <w:ind w:left="120"/>
             </w:pPr>
-            <w:hyperlink w:history="1" r:id="rId2r3bh-d3dpuzgq-r6diqi">
+            <w:hyperlink w:history="1" r:id="rIdqrrzzzot4v6egbebx75rk">
               <w:r>
                 <w:rPr>
                   <w:rFonts w:ascii="Arial" w:cs="Arial" w:eastAsia="Arial" w:hAnsi="Arial"/>
@@ -26225,7 +26802,7 @@
             <w:pPr>
               <w:spacing w:after="20" w:before="0"/>
             </w:pPr>
-            <w:hyperlink w:history="1" r:id="rIdxifmobumjbkwnabmuqvpw">
+            <w:hyperlink w:history="1" r:id="rIdyuyx4gtwkmpgjb5dw9zui">
               <w:r>
                 <w:rPr>
                   <w:rFonts w:ascii="Arial" w:cs="Arial" w:eastAsia="Arial" w:hAnsi="Arial"/>
@@ -26258,7 +26835,7 @@
               <w:spacing w:after="10" w:before="0"/>
               <w:ind w:left="120"/>
             </w:pPr>
-            <w:hyperlink w:history="1" r:id="rIdtd99y_ps_tvgsiu2utr6p">
+            <w:hyperlink w:history="1" r:id="rIdfl7kpoy8qthjp1xvyy5lz">
               <w:r>
                 <w:rPr>
                   <w:rFonts w:ascii="Arial" w:cs="Arial" w:eastAsia="Arial" w:hAnsi="Arial"/>
@@ -26286,6 +26863,7 @@
           </w:tcPr>
           <w:p>
             <w:pPr>
+              <w:keepNext w:val="false"/>
               <w:spacing w:after="40" w:before="0"/>
               <w:jc w:val="left"/>
             </w:pPr>
@@ -26318,6 +26896,7 @@
           </w:tcPr>
           <w:p>
             <w:pPr>
+              <w:keepNext w:val="false"/>
               <w:spacing w:after="40" w:before="0"/>
               <w:jc w:val="left"/>
             </w:pPr>
@@ -26350,6 +26929,7 @@
           </w:tcPr>
           <w:p>
             <w:pPr>
+              <w:keepNext w:val="false"/>
               <w:spacing w:after="40" w:before="0"/>
               <w:jc w:val="left"/>
             </w:pPr>
@@ -26382,6 +26962,7 @@
           </w:tcPr>
           <w:p>
             <w:pPr>
+              <w:keepNext w:val="false"/>
               <w:spacing w:after="40" w:before="0"/>
               <w:jc w:val="left"/>
             </w:pPr>
@@ -26441,6 +27022,7 @@
           </w:tcPr>
           <w:p>
             <w:pPr>
+              <w:keepNext w:val="false"/>
               <w:spacing w:after="40" w:before="0"/>
               <w:jc w:val="center"/>
             </w:pPr>
@@ -26475,6 +27057,7 @@
           </w:tcPr>
           <w:p>
             <w:pPr>
+              <w:keepNext w:val="false"/>
               <w:spacing w:after="40" w:before="0"/>
               <w:jc w:val="left"/>
             </w:pPr>
@@ -26494,6 +27077,7 @@
           </w:p>
           <w:p>
             <w:pPr>
+              <w:keepNext w:val="false"/>
               <w:spacing w:after="40" w:before="0"/>
               <w:jc w:val="left"/>
             </w:pPr>
@@ -26513,6 +27097,7 @@
           </w:p>
           <w:p>
             <w:pPr>
+              <w:keepNext w:val="false"/>
               <w:spacing w:after="40" w:before="0"/>
               <w:jc w:val="left"/>
             </w:pPr>
@@ -26532,6 +27117,7 @@
           </w:p>
           <w:p>
             <w:pPr>
+              <w:keepNext w:val="false"/>
               <w:spacing w:after="40" w:before="0"/>
               <w:jc w:val="left"/>
             </w:pPr>
@@ -26551,6 +27137,7 @@
           </w:p>
           <w:p>
             <w:pPr>
+              <w:keepNext w:val="false"/>
               <w:spacing w:after="40" w:before="0"/>
               <w:jc w:val="left"/>
             </w:pPr>
@@ -26570,6 +27157,7 @@
           </w:p>
           <w:p>
             <w:pPr>
+              <w:keepNext w:val="false"/>
               <w:spacing w:after="40" w:before="0"/>
               <w:jc w:val="left"/>
             </w:pPr>
@@ -26589,6 +27177,7 @@
           </w:p>
           <w:p>
             <w:pPr>
+              <w:keepNext w:val="false"/>
               <w:spacing w:after="40" w:before="0"/>
               <w:jc w:val="left"/>
             </w:pPr>
@@ -26608,6 +27197,7 @@
           </w:p>
           <w:p>
             <w:pPr>
+              <w:keepNext w:val="false"/>
               <w:spacing w:after="40" w:before="0"/>
               <w:jc w:val="left"/>
             </w:pPr>
@@ -26627,6 +27217,7 @@
           </w:p>
           <w:p>
             <w:pPr>
+              <w:keepNext w:val="false"/>
               <w:spacing w:after="40" w:before="0"/>
               <w:jc w:val="left"/>
             </w:pPr>
@@ -26646,6 +27237,7 @@
           </w:p>
           <w:p>
             <w:pPr>
+              <w:keepNext w:val="false"/>
               <w:spacing w:after="40" w:before="0"/>
               <w:jc w:val="left"/>
             </w:pPr>
@@ -26665,6 +27257,7 @@
           </w:p>
           <w:p>
             <w:pPr>
+              <w:keepNext w:val="false"/>
               <w:spacing w:after="40" w:before="0"/>
               <w:jc w:val="left"/>
             </w:pPr>
@@ -26684,6 +27277,7 @@
           </w:p>
           <w:p>
             <w:pPr>
+              <w:keepNext w:val="false"/>
               <w:spacing w:after="40" w:before="0"/>
               <w:jc w:val="left"/>
             </w:pPr>
@@ -26703,6 +27297,7 @@
           </w:p>
           <w:p>
             <w:pPr>
+              <w:keepNext w:val="false"/>
               <w:spacing w:after="40" w:before="0"/>
               <w:jc w:val="left"/>
             </w:pPr>
@@ -26764,6 +27359,7 @@
           </w:tcPr>
           <w:p>
             <w:pPr>
+              <w:keepNext w:val="false"/>
               <w:spacing w:after="40" w:before="0"/>
               <w:jc w:val="center"/>
             </w:pPr>
@@ -26798,6 +27394,7 @@
           </w:tcPr>
           <w:p>
             <w:pPr>
+              <w:keepNext w:val="false"/>
               <w:spacing w:after="40" w:before="0"/>
               <w:jc w:val="left"/>
             </w:pPr>
@@ -26830,6 +27427,7 @@
           </w:tcPr>
           <w:p>
             <w:pPr>
+              <w:keepNext w:val="false"/>
               <w:spacing w:after="40" w:before="0"/>
               <w:jc w:val="left"/>
             </w:pPr>
@@ -26864,6 +27462,7 @@
           </w:tcPr>
           <w:p>
             <w:pPr>
+              <w:keepNext w:val="false"/>
               <w:spacing w:after="40" w:before="0"/>
               <w:jc w:val="left"/>
             </w:pPr>
@@ -26896,6 +27495,7 @@
           </w:tcPr>
           <w:p>
             <w:pPr>
+              <w:keepNext w:val="false"/>
               <w:spacing w:after="40" w:before="0"/>
               <w:jc w:val="left"/>
             </w:pPr>
@@ -26930,6 +27530,7 @@
           </w:tcPr>
           <w:p>
             <w:pPr>
+              <w:keepNext w:val="false"/>
               <w:spacing w:after="40" w:before="0"/>
               <w:jc w:val="left"/>
             </w:pPr>
@@ -26962,6 +27563,7 @@
           </w:tcPr>
           <w:p>
             <w:pPr>
+              <w:keepNext w:val="false"/>
               <w:spacing w:after="40" w:before="0"/>
               <w:jc w:val="left"/>
             </w:pPr>
@@ -26998,7 +27600,7 @@
         </w:rPr>
         <w:t xml:space="preserve">© 2026 SeaVuria and ARES. Aligned with KICD objectives. Developed by SeaVuria; technical implementation by ARES (with AI assistance from Claude). Licensed under </w:t>
       </w:r>
-      <w:hyperlink w:history="1" r:id="rIdgrlmqr3a-ivjv-18ljimy">
+      <w:hyperlink w:history="1" r:id="rIdkmvbwu1-t_nlf7nvomh9a">
         <w:r>
           <w:rPr>
             <w:rFonts w:ascii="Arial" w:cs="Arial" w:eastAsia="Arial" w:hAnsi="Arial"/>
@@ -27019,7 +27621,7 @@
         </w:rPr>
         <w:t xml:space="preserve"> (</w:t>
       </w:r>
-      <w:hyperlink w:history="1" r:id="rIdflhnb_hzgoxoofi9nzvlm">
+      <w:hyperlink w:history="1" r:id="rId5a6odluaqo-km1hnoaixn">
         <w:r>
           <w:rPr>
             <w:rFonts w:ascii="Arial" w:cs="Arial" w:eastAsia="Arial" w:hAnsi="Arial"/>
@@ -27080,6 +27682,7 @@
           </w:tcPr>
           <w:p>
             <w:pPr>
+              <w:keepNext w:val="false"/>
               <w:spacing w:after="40" w:before="0"/>
               <w:jc w:val="center"/>
             </w:pPr>
@@ -27114,6 +27717,7 @@
           </w:tcPr>
           <w:p>
             <w:pPr>
+              <w:keepNext w:val="false"/>
               <w:spacing w:after="40" w:before="0"/>
               <w:jc w:val="left"/>
             </w:pPr>
@@ -27146,6 +27750,7 @@
           </w:tcPr>
           <w:p>
             <w:pPr>
+              <w:keepNext w:val="false"/>
               <w:spacing w:after="40" w:before="0"/>
               <w:jc w:val="left"/>
             </w:pPr>
@@ -27178,6 +27783,7 @@
           </w:tcPr>
           <w:p>
             <w:pPr>
+              <w:keepNext w:val="false"/>
               <w:spacing w:after="40" w:before="0"/>
               <w:jc w:val="left"/>
             </w:pPr>
@@ -27212,6 +27818,7 @@
           </w:tcPr>
           <w:p>
             <w:pPr>
+              <w:keepNext w:val="false"/>
               <w:spacing w:after="40" w:before="0"/>
               <w:jc w:val="left"/>
             </w:pPr>
@@ -27244,6 +27851,7 @@
           </w:tcPr>
           <w:p>
             <w:pPr>
+              <w:keepNext w:val="false"/>
               <w:spacing w:after="40" w:before="0"/>
               <w:jc w:val="left"/>
             </w:pPr>
@@ -27276,6 +27884,7 @@
           </w:tcPr>
           <w:p>
             <w:pPr>
+              <w:keepNext w:val="false"/>
               <w:spacing w:after="40" w:before="0"/>
               <w:jc w:val="left"/>
             </w:pPr>
@@ -27310,6 +27919,7 @@
           </w:tcPr>
           <w:p>
             <w:pPr>
+              <w:keepNext w:val="false"/>
               <w:spacing w:after="40" w:before="0"/>
               <w:jc w:val="left"/>
             </w:pPr>
@@ -27342,6 +27952,7 @@
           </w:tcPr>
           <w:p>
             <w:pPr>
+              <w:keepNext w:val="false"/>
               <w:spacing w:after="40" w:before="0"/>
               <w:jc w:val="left"/>
             </w:pPr>
@@ -27374,6 +27985,7 @@
           </w:tcPr>
           <w:p>
             <w:pPr>
+              <w:keepNext w:val="false"/>
               <w:spacing w:after="40" w:before="0"/>
               <w:jc w:val="left"/>
             </w:pPr>
@@ -27408,6 +28020,7 @@
           </w:tcPr>
           <w:p>
             <w:pPr>
+              <w:keepNext w:val="false"/>
               <w:spacing w:after="40" w:before="0"/>
               <w:jc w:val="left"/>
             </w:pPr>
@@ -27440,6 +28053,7 @@
           </w:tcPr>
           <w:p>
             <w:pPr>
+              <w:keepNext w:val="false"/>
               <w:spacing w:after="40" w:before="0"/>
               <w:jc w:val="left"/>
             </w:pPr>
@@ -27472,6 +28086,7 @@
           </w:tcPr>
           <w:p>
             <w:pPr>
+              <w:keepNext w:val="false"/>
               <w:spacing w:after="40" w:before="0"/>
               <w:jc w:val="left"/>
             </w:pPr>

--- a/data/outputs/v2/Maths/SS1.2_Indices/Mathematics_Indices_CBE_LessonSequence.docx
+++ b/data/outputs/v2/Maths/SS1.2_Indices/Mathematics_Indices_CBE_LessonSequence.docx
@@ -2238,7 +2238,7 @@
         </w:rPr>
         <w:t xml:space="preserve">© 2026 SeaVuria and ARES. This work is licensed under a </w:t>
       </w:r>
-      <w:hyperlink w:history="1" r:id="rId3iqxk_dtqt6zesacskqzs">
+      <w:hyperlink w:history="1" r:id="rIdpxnnyr_9p_iixn5oz9n1z">
         <w:r>
           <w:rPr>
             <w:rFonts w:ascii="Arial" w:cs="Arial" w:eastAsia="Arial" w:hAnsi="Arial"/>
@@ -2258,7 +2258,7 @@
         </w:rPr>
         <w:t xml:space="preserve"> (</w:t>
       </w:r>
-      <w:hyperlink w:history="1" r:id="rIdgal7wh8iqexyopiwwtnaw">
+      <w:hyperlink w:history="1" r:id="rIdyyvpzoquuagnsxomusgfh">
         <w:r>
           <w:rPr>
             <w:rFonts w:ascii="Arial" w:cs="Arial" w:eastAsia="Arial" w:hAnsi="Arial"/>
@@ -2278,7 +2278,7 @@
         </w:rPr>
         <w:t xml:space="preserve">). To view a copy of this license, visit </w:t>
       </w:r>
-      <w:hyperlink w:history="1" r:id="rIdsyytpsvyyyltwu3c9pyxv">
+      <w:hyperlink w:history="1" r:id="rIdseevv_92hmxytn7jpua7k">
         <w:r>
           <w:rPr>
             <w:rFonts w:ascii="Arial" w:cs="Arial" w:eastAsia="Arial" w:hAnsi="Arial"/>
@@ -3317,7 +3317,7 @@
             <w:pPr>
               <w:spacing w:after="20" w:before="0"/>
             </w:pPr>
-            <w:hyperlink w:history="1" r:id="rIdmcfxborkwj2kssimpywul">
+            <w:hyperlink w:history="1" r:id="rIdhgctvmbpnzhgqwhdjqscb">
               <w:r>
                 <w:rPr>
                   <w:rFonts w:ascii="Arial" w:cs="Arial" w:eastAsia="Arial" w:hAnsi="Arial"/>
@@ -3350,7 +3350,7 @@
               <w:spacing w:after="10" w:before="0"/>
               <w:ind w:left="120"/>
             </w:pPr>
-            <w:hyperlink w:history="1" r:id="rIdvkiij-9zmdpgc0sbuz8qt">
+            <w:hyperlink w:history="1" r:id="rIdlafrwvuzxqbxlzn55qjr_">
               <w:r>
                 <w:rPr>
                   <w:rFonts w:ascii="Arial" w:cs="Arial" w:eastAsia="Arial" w:hAnsi="Arial"/>
@@ -3395,7 +3395,7 @@
             <w:pPr>
               <w:spacing w:after="20" w:before="0"/>
             </w:pPr>
-            <w:hyperlink w:history="1" r:id="rIdqmajo-28lclf3g83eimmg">
+            <w:hyperlink w:history="1" r:id="rIdelkbiiffdws6mh1qmeotg">
               <w:r>
                 <w:rPr>
                   <w:rFonts w:ascii="Arial" w:cs="Arial" w:eastAsia="Arial" w:hAnsi="Arial"/>
@@ -3428,7 +3428,7 @@
               <w:spacing w:after="10" w:before="0"/>
               <w:ind w:left="120"/>
             </w:pPr>
-            <w:hyperlink w:history="1" r:id="rIdqql7il9rmj0ot-2donfg-">
+            <w:hyperlink w:history="1" r:id="rIde7hgg0qlo05yag0jansx8">
               <w:r>
                 <w:rPr>
                   <w:rFonts w:ascii="Arial" w:cs="Arial" w:eastAsia="Arial" w:hAnsi="Arial"/>
@@ -3628,7 +3628,7 @@
             <w:pPr>
               <w:spacing w:after="20" w:before="0"/>
             </w:pPr>
-            <w:hyperlink w:history="1" r:id="rIdzqencxlszgwnfeecgl2iq">
+            <w:hyperlink w:history="1" r:id="rIda3905lqm-nrhr2v2bqbtg">
               <w:r>
                 <w:rPr>
                   <w:rFonts w:ascii="Arial" w:cs="Arial" w:eastAsia="Arial" w:hAnsi="Arial"/>
@@ -3661,7 +3661,7 @@
               <w:spacing w:after="10" w:before="0"/>
               <w:ind w:left="120"/>
             </w:pPr>
-            <w:hyperlink w:history="1" r:id="rIdqdslx4fw3cvcpfbsviyj4">
+            <w:hyperlink w:history="1" r:id="rIdgztoy0yqraptjvmsjezlw">
               <w:r>
                 <w:rPr>
                   <w:rFonts w:ascii="Arial" w:cs="Arial" w:eastAsia="Arial" w:hAnsi="Arial"/>
@@ -3706,7 +3706,7 @@
             <w:pPr>
               <w:spacing w:after="20" w:before="0"/>
             </w:pPr>
-            <w:hyperlink w:history="1" r:id="rIdh7t7bnhidwbdj_agnr3qb">
+            <w:hyperlink w:history="1" r:id="rIdph5yjxltdl_touptfff-y">
               <w:r>
                 <w:rPr>
                   <w:rFonts w:ascii="Arial" w:cs="Arial" w:eastAsia="Arial" w:hAnsi="Arial"/>
@@ -3739,7 +3739,7 @@
               <w:spacing w:after="10" w:before="0"/>
               <w:ind w:left="120"/>
             </w:pPr>
-            <w:hyperlink w:history="1" r:id="rIdevgc3qxiq1ao9aqc92qyf">
+            <w:hyperlink w:history="1" r:id="rIdnpu1ujvujepnqivagipsk">
               <w:r>
                 <w:rPr>
                   <w:rFonts w:ascii="Arial" w:cs="Arial" w:eastAsia="Arial" w:hAnsi="Arial"/>
@@ -3939,7 +3939,7 @@
             <w:pPr>
               <w:spacing w:after="20" w:before="0"/>
             </w:pPr>
-            <w:hyperlink w:history="1" r:id="rIdhgknbnyxpmnhfpmyadshs">
+            <w:hyperlink w:history="1" r:id="rIdc4dgnqlbk27h_g0x-nzgd">
               <w:r>
                 <w:rPr>
                   <w:rFonts w:ascii="Arial" w:cs="Arial" w:eastAsia="Arial" w:hAnsi="Arial"/>
@@ -3988,7 +3988,7 @@
               <w:spacing w:after="10" w:before="0"/>
               <w:ind w:left="120"/>
             </w:pPr>
-            <w:hyperlink w:history="1" r:id="rIdsemk_lwa2riy2jkoq2fs-">
+            <w:hyperlink w:history="1" r:id="rIdpxk4nvbpc4ygswjqadle0">
               <w:r>
                 <w:rPr>
                   <w:rFonts w:ascii="Arial" w:cs="Arial" w:eastAsia="Arial" w:hAnsi="Arial"/>
@@ -4033,7 +4033,7 @@
             <w:pPr>
               <w:spacing w:after="20" w:before="0"/>
             </w:pPr>
-            <w:hyperlink w:history="1" r:id="rIdfwowfbruhxch9kbastfxo">
+            <w:hyperlink w:history="1" r:id="rIdmqx1rbxwr2uir440qfsjx">
               <w:r>
                 <w:rPr>
                   <w:rFonts w:ascii="Arial" w:cs="Arial" w:eastAsia="Arial" w:hAnsi="Arial"/>
@@ -4082,7 +4082,7 @@
               <w:spacing w:after="10" w:before="0"/>
               <w:ind w:left="120"/>
             </w:pPr>
-            <w:hyperlink w:history="1" r:id="rIdsof3mnd5o-rxq9f5xpr9o">
+            <w:hyperlink w:history="1" r:id="rIde1u0uwvuuhdwrqm06wc44">
               <w:r>
                 <w:rPr>
                   <w:rFonts w:ascii="Arial" w:cs="Arial" w:eastAsia="Arial" w:hAnsi="Arial"/>
@@ -4282,7 +4282,7 @@
             <w:pPr>
               <w:spacing w:after="20" w:before="0"/>
             </w:pPr>
-            <w:hyperlink w:history="1" r:id="rIdtlgzgsekgdvtuz_begoyo">
+            <w:hyperlink w:history="1" r:id="rIdmxwmkrcaczqy140sznyae">
               <w:r>
                 <w:rPr>
                   <w:rFonts w:ascii="Arial" w:cs="Arial" w:eastAsia="Arial" w:hAnsi="Arial"/>
@@ -4331,7 +4331,7 @@
               <w:spacing w:after="10" w:before="0"/>
               <w:ind w:left="120"/>
             </w:pPr>
-            <w:hyperlink w:history="1" r:id="rId8txbgpsg5_sk6bnjnifes">
+            <w:hyperlink w:history="1" r:id="rId-do_dtforhl00tepujkmm">
               <w:r>
                 <w:rPr>
                   <w:rFonts w:ascii="Arial" w:cs="Arial" w:eastAsia="Arial" w:hAnsi="Arial"/>
@@ -4376,7 +4376,7 @@
             <w:pPr>
               <w:spacing w:after="20" w:before="0"/>
             </w:pPr>
-            <w:hyperlink w:history="1" r:id="rIdsfsou7-6odxp5qrf_honi">
+            <w:hyperlink w:history="1" r:id="rIdo_srwipgwimmiile3lnpz">
               <w:r>
                 <w:rPr>
                   <w:rFonts w:ascii="Arial" w:cs="Arial" w:eastAsia="Arial" w:hAnsi="Arial"/>
@@ -4425,7 +4425,7 @@
               <w:spacing w:after="10" w:before="0"/>
               <w:ind w:left="120"/>
             </w:pPr>
-            <w:hyperlink w:history="1" r:id="rIdwdwx6cim8gfa4ksf4kki2">
+            <w:hyperlink w:history="1" r:id="rIddsxuqomqqlmar336nyu0l">
               <w:r>
                 <w:rPr>
                   <w:rFonts w:ascii="Arial" w:cs="Arial" w:eastAsia="Arial" w:hAnsi="Arial"/>
@@ -4625,7 +4625,7 @@
             <w:pPr>
               <w:spacing w:after="20" w:before="0"/>
             </w:pPr>
-            <w:hyperlink w:history="1" r:id="rIdtstyhpfxodwmbl-zjlkiv">
+            <w:hyperlink w:history="1" r:id="rId_qgq_-px-u8i9g4gafkve">
               <w:r>
                 <w:rPr>
                   <w:rFonts w:ascii="Arial" w:cs="Arial" w:eastAsia="Arial" w:hAnsi="Arial"/>
@@ -4674,7 +4674,7 @@
               <w:spacing w:after="10" w:before="0"/>
               <w:ind w:left="120"/>
             </w:pPr>
-            <w:hyperlink w:history="1" r:id="rIdnbbhlqgqg4ymsl2p4jmiv">
+            <w:hyperlink w:history="1" r:id="rIdyftatwy7qv6s1qvnrbh4_">
               <w:r>
                 <w:rPr>
                   <w:rFonts w:ascii="Arial" w:cs="Arial" w:eastAsia="Arial" w:hAnsi="Arial"/>
@@ -4719,7 +4719,7 @@
             <w:pPr>
               <w:spacing w:after="20" w:before="0"/>
             </w:pPr>
-            <w:hyperlink w:history="1" r:id="rIdajlw6kwyqtrw0dewg3e-7">
+            <w:hyperlink w:history="1" r:id="rIdhkf4rfagwm1ermx42mgy4">
               <w:r>
                 <w:rPr>
                   <w:rFonts w:ascii="Arial" w:cs="Arial" w:eastAsia="Arial" w:hAnsi="Arial"/>
@@ -4768,7 +4768,7 @@
               <w:spacing w:after="10" w:before="0"/>
               <w:ind w:left="120"/>
             </w:pPr>
-            <w:hyperlink w:history="1" r:id="rIdfl5xixxh44p3yztzvoeo6">
+            <w:hyperlink w:history="1" r:id="rIdylqpvazr4gvujgyjzkhb3">
               <w:r>
                 <w:rPr>
                   <w:rFonts w:ascii="Arial" w:cs="Arial" w:eastAsia="Arial" w:hAnsi="Arial"/>
@@ -5293,7 +5293,7 @@
         </w:rPr>
         <w:t xml:space="preserve">© 2026 SeaVuria and ARES. Aligned with KICD objectives. Developed by SeaVuria; technical implementation by ARES (with AI assistance from Claude). Licensed under </w:t>
       </w:r>
-      <w:hyperlink w:history="1" r:id="rIdu-yt08nw8yqhfnbg60rib">
+      <w:hyperlink w:history="1" r:id="rId2klxwrq_365emsxxbms_3">
         <w:r>
           <w:rPr>
             <w:rFonts w:ascii="Arial" w:cs="Arial" w:eastAsia="Arial" w:hAnsi="Arial"/>
@@ -5314,7 +5314,7 @@
         </w:rPr>
         <w:t xml:space="preserve"> (</w:t>
       </w:r>
-      <w:hyperlink w:history="1" r:id="rId1xubgyteo-468ejmlrv9y">
+      <w:hyperlink w:history="1" r:id="rIdo-y0q1nt29nn8hcmgixfs">
         <w:r>
           <w:rPr>
             <w:rFonts w:ascii="Arial" w:cs="Arial" w:eastAsia="Arial" w:hAnsi="Arial"/>
@@ -6354,7 +6354,7 @@
             <w:pPr>
               <w:spacing w:after="20" w:before="0"/>
             </w:pPr>
-            <w:hyperlink w:history="1" r:id="rId61gyn41n98cxcdrpzkf3x">
+            <w:hyperlink w:history="1" r:id="rId4k760xjpspctiulke_ume">
               <w:r>
                 <w:rPr>
                   <w:rFonts w:ascii="Arial" w:cs="Arial" w:eastAsia="Arial" w:hAnsi="Arial"/>
@@ -6387,7 +6387,7 @@
               <w:spacing w:after="10" w:before="0"/>
               <w:ind w:left="120"/>
             </w:pPr>
-            <w:hyperlink w:history="1" r:id="rId6zaxcgmh2lelnlsb_n8mu">
+            <w:hyperlink w:history="1" r:id="rIdj1xqfljxrcfybjokc6-fn">
               <w:r>
                 <w:rPr>
                   <w:rFonts w:ascii="Arial" w:cs="Arial" w:eastAsia="Arial" w:hAnsi="Arial"/>
@@ -6432,7 +6432,7 @@
             <w:pPr>
               <w:spacing w:after="20" w:before="0"/>
             </w:pPr>
-            <w:hyperlink w:history="1" r:id="rIdhsxx5rcj2c1dr_cqmtthh">
+            <w:hyperlink w:history="1" r:id="rIdq7h9a2rwj7qjynvy9p9j0">
               <w:r>
                 <w:rPr>
                   <w:rFonts w:ascii="Arial" w:cs="Arial" w:eastAsia="Arial" w:hAnsi="Arial"/>
@@ -6465,7 +6465,7 @@
               <w:spacing w:after="10" w:before="0"/>
               <w:ind w:left="120"/>
             </w:pPr>
-            <w:hyperlink w:history="1" r:id="rIdit_sbojiu_esebbvmlq4a">
+            <w:hyperlink w:history="1" r:id="rIdsagc7usqh-k-dqgcnjufy">
               <w:r>
                 <w:rPr>
                   <w:rFonts w:ascii="Arial" w:cs="Arial" w:eastAsia="Arial" w:hAnsi="Arial"/>
@@ -6665,7 +6665,7 @@
             <w:pPr>
               <w:spacing w:after="20" w:before="0"/>
             </w:pPr>
-            <w:hyperlink w:history="1" r:id="rIdk_yw6-2z8e2_zs15nhlsg">
+            <w:hyperlink w:history="1" r:id="rIdtjcdirswbhat-25spqfa7">
               <w:r>
                 <w:rPr>
                   <w:rFonts w:ascii="Arial" w:cs="Arial" w:eastAsia="Arial" w:hAnsi="Arial"/>
@@ -6698,7 +6698,7 @@
               <w:spacing w:after="10" w:before="0"/>
               <w:ind w:left="120"/>
             </w:pPr>
-            <w:hyperlink w:history="1" r:id="rIdrr_d0kr9ufuqa2tyfi_d0">
+            <w:hyperlink w:history="1" r:id="rIdachkip3w9jfhide_dq-n5">
               <w:r>
                 <w:rPr>
                   <w:rFonts w:ascii="Arial" w:cs="Arial" w:eastAsia="Arial" w:hAnsi="Arial"/>
@@ -6743,7 +6743,7 @@
             <w:pPr>
               <w:spacing w:after="20" w:before="0"/>
             </w:pPr>
-            <w:hyperlink w:history="1" r:id="rId0hgxgoprstrmpjlb8189a">
+            <w:hyperlink w:history="1" r:id="rIdux2qsggswnuercygx1dzh">
               <w:r>
                 <w:rPr>
                   <w:rFonts w:ascii="Arial" w:cs="Arial" w:eastAsia="Arial" w:hAnsi="Arial"/>
@@ -6776,7 +6776,7 @@
               <w:spacing w:after="10" w:before="0"/>
               <w:ind w:left="120"/>
             </w:pPr>
-            <w:hyperlink w:history="1" r:id="rIdojgnyhyvu1loahg9sdwvk">
+            <w:hyperlink w:history="1" r:id="rIdukogaym8mgb4rn6nzi6bk">
               <w:r>
                 <w:rPr>
                   <w:rFonts w:ascii="Arial" w:cs="Arial" w:eastAsia="Arial" w:hAnsi="Arial"/>
@@ -6976,7 +6976,7 @@
             <w:pPr>
               <w:spacing w:after="20" w:before="0"/>
             </w:pPr>
-            <w:hyperlink w:history="1" r:id="rIdda0r1esybgnazglssmfzs">
+            <w:hyperlink w:history="1" r:id="rIdk4mdg_wql4vamww-fkgk9">
               <w:r>
                 <w:rPr>
                   <w:rFonts w:ascii="Arial" w:cs="Arial" w:eastAsia="Arial" w:hAnsi="Arial"/>
@@ -7009,7 +7009,7 @@
               <w:spacing w:after="10" w:before="0"/>
               <w:ind w:left="120"/>
             </w:pPr>
-            <w:hyperlink w:history="1" r:id="rIdnx2g50i7ozrik-nixsqh4">
+            <w:hyperlink w:history="1" r:id="rId4hshhwdtdnbss3pbf2-gg">
               <w:r>
                 <w:rPr>
                   <w:rFonts w:ascii="Arial" w:cs="Arial" w:eastAsia="Arial" w:hAnsi="Arial"/>
@@ -7054,7 +7054,7 @@
             <w:pPr>
               <w:spacing w:after="20" w:before="0"/>
             </w:pPr>
-            <w:hyperlink w:history="1" r:id="rId6jieewfkyp7dkd2jk1zbr">
+            <w:hyperlink w:history="1" r:id="rIdxgxobd56qsjv1v0d3a2my">
               <w:r>
                 <w:rPr>
                   <w:rFonts w:ascii="Arial" w:cs="Arial" w:eastAsia="Arial" w:hAnsi="Arial"/>
@@ -7087,7 +7087,7 @@
               <w:spacing w:after="10" w:before="0"/>
               <w:ind w:left="120"/>
             </w:pPr>
-            <w:hyperlink w:history="1" r:id="rIdexuc9gc8godhp-l5akew0">
+            <w:hyperlink w:history="1" r:id="rIdvcrcbb293ijhj7nik5m93">
               <w:r>
                 <w:rPr>
                   <w:rFonts w:ascii="Arial" w:cs="Arial" w:eastAsia="Arial" w:hAnsi="Arial"/>
@@ -7287,7 +7287,7 @@
             <w:pPr>
               <w:spacing w:after="20" w:before="0"/>
             </w:pPr>
-            <w:hyperlink w:history="1" r:id="rIdiluqohqmlzgyn97ei2nym">
+            <w:hyperlink w:history="1" r:id="rIdnag9rw8hlfii_z4kkmr08">
               <w:r>
                 <w:rPr>
                   <w:rFonts w:ascii="Arial" w:cs="Arial" w:eastAsia="Arial" w:hAnsi="Arial"/>
@@ -7320,7 +7320,7 @@
               <w:spacing w:after="10" w:before="0"/>
               <w:ind w:left="120"/>
             </w:pPr>
-            <w:hyperlink w:history="1" r:id="rIdypjyipzcutrpdbomz4y1i">
+            <w:hyperlink w:history="1" r:id="rIdxh0ycgpznc5bh5tceyqvw">
               <w:r>
                 <w:rPr>
                   <w:rFonts w:ascii="Arial" w:cs="Arial" w:eastAsia="Arial" w:hAnsi="Arial"/>
@@ -7365,7 +7365,7 @@
             <w:pPr>
               <w:spacing w:after="20" w:before="0"/>
             </w:pPr>
-            <w:hyperlink w:history="1" r:id="rIdiu-94hzf9nokmhwyhmlgv">
+            <w:hyperlink w:history="1" r:id="rId1rqnmeuvcrdpiaqbl_phk">
               <w:r>
                 <w:rPr>
                   <w:rFonts w:ascii="Arial" w:cs="Arial" w:eastAsia="Arial" w:hAnsi="Arial"/>
@@ -7398,7 +7398,7 @@
               <w:spacing w:after="10" w:before="0"/>
               <w:ind w:left="120"/>
             </w:pPr>
-            <w:hyperlink w:history="1" r:id="rIdgfu0xdaga_xr4wzdhdrir">
+            <w:hyperlink w:history="1" r:id="rIdhdnfgpcg9uuolthltmuwl">
               <w:r>
                 <w:rPr>
                   <w:rFonts w:ascii="Arial" w:cs="Arial" w:eastAsia="Arial" w:hAnsi="Arial"/>
@@ -7598,7 +7598,7 @@
             <w:pPr>
               <w:spacing w:after="20" w:before="0"/>
             </w:pPr>
-            <w:hyperlink w:history="1" r:id="rIdndbkds8exbyxiqrbzxopo">
+            <w:hyperlink w:history="1" r:id="rId0m5u2pj-tapht1kygxexg">
               <w:r>
                 <w:rPr>
                   <w:rFonts w:ascii="Arial" w:cs="Arial" w:eastAsia="Arial" w:hAnsi="Arial"/>
@@ -7647,7 +7647,7 @@
               <w:spacing w:after="10" w:before="0"/>
               <w:ind w:left="120"/>
             </w:pPr>
-            <w:hyperlink w:history="1" r:id="rIdwynjugopjcaifi_micepn">
+            <w:hyperlink w:history="1" r:id="rIdtjjbslrni-zgerddwp5gp">
               <w:r>
                 <w:rPr>
                   <w:rFonts w:ascii="Arial" w:cs="Arial" w:eastAsia="Arial" w:hAnsi="Arial"/>
@@ -7692,7 +7692,7 @@
             <w:pPr>
               <w:spacing w:after="20" w:before="0"/>
             </w:pPr>
-            <w:hyperlink w:history="1" r:id="rIdpo0cvlqoc-kw7pcrx2cjz">
+            <w:hyperlink w:history="1" r:id="rIdbwndnwsbpnlehfwbjgrnu">
               <w:r>
                 <w:rPr>
                   <w:rFonts w:ascii="Arial" w:cs="Arial" w:eastAsia="Arial" w:hAnsi="Arial"/>
@@ -7725,7 +7725,7 @@
               <w:spacing w:after="10" w:before="0"/>
               <w:ind w:left="120"/>
             </w:pPr>
-            <w:hyperlink w:history="1" r:id="rIdcj32xq8a1g0xsekc7d1ue">
+            <w:hyperlink w:history="1" r:id="rIdddjlrbqniynqewaqvyxqi">
               <w:r>
                 <w:rPr>
                   <w:rFonts w:ascii="Arial" w:cs="Arial" w:eastAsia="Arial" w:hAnsi="Arial"/>
@@ -8350,7 +8350,7 @@
         </w:rPr>
         <w:t xml:space="preserve">© 2026 SeaVuria and ARES. Aligned with KICD objectives. Developed by SeaVuria; technical implementation by ARES (with AI assistance from Claude). Licensed under </w:t>
       </w:r>
-      <w:hyperlink w:history="1" r:id="rIdxcoupzzfwjbrqlwblwi57">
+      <w:hyperlink w:history="1" r:id="rId80fg_e8vfhihppqgyzlo6">
         <w:r>
           <w:rPr>
             <w:rFonts w:ascii="Arial" w:cs="Arial" w:eastAsia="Arial" w:hAnsi="Arial"/>
@@ -8371,7 +8371,7 @@
         </w:rPr>
         <w:t xml:space="preserve"> (</w:t>
       </w:r>
-      <w:hyperlink w:history="1" r:id="rIdb7skqjjdotfwsrsmjikgj">
+      <w:hyperlink w:history="1" r:id="rIdupvs361l67eap3uty5pt0">
         <w:r>
           <w:rPr>
             <w:rFonts w:ascii="Arial" w:cs="Arial" w:eastAsia="Arial" w:hAnsi="Arial"/>
@@ -9411,7 +9411,7 @@
             <w:pPr>
               <w:spacing w:after="20" w:before="0"/>
             </w:pPr>
-            <w:hyperlink w:history="1" r:id="rId_gog2c1liy7twid5xxbu_">
+            <w:hyperlink w:history="1" r:id="rIddihqz_aostcyzvs9lx-jb">
               <w:r>
                 <w:rPr>
                   <w:rFonts w:ascii="Arial" w:cs="Arial" w:eastAsia="Arial" w:hAnsi="Arial"/>
@@ -9444,7 +9444,7 @@
               <w:spacing w:after="10" w:before="0"/>
               <w:ind w:left="120"/>
             </w:pPr>
-            <w:hyperlink w:history="1" r:id="rId6iiqusa_lp_vljdhsiqvy">
+            <w:hyperlink w:history="1" r:id="rId0ob1dfibjdtohzvgafms2">
               <w:r>
                 <w:rPr>
                   <w:rFonts w:ascii="Arial" w:cs="Arial" w:eastAsia="Arial" w:hAnsi="Arial"/>
@@ -9489,7 +9489,7 @@
             <w:pPr>
               <w:spacing w:after="20" w:before="0"/>
             </w:pPr>
-            <w:hyperlink w:history="1" r:id="rIdiduc16srqkofgu7rm7rkt">
+            <w:hyperlink w:history="1" r:id="rIdd2d01idbi2ea0x5pkabho">
               <w:r>
                 <w:rPr>
                   <w:rFonts w:ascii="Arial" w:cs="Arial" w:eastAsia="Arial" w:hAnsi="Arial"/>
@@ -9522,7 +9522,7 @@
               <w:spacing w:after="10" w:before="0"/>
               <w:ind w:left="120"/>
             </w:pPr>
-            <w:hyperlink w:history="1" r:id="rId4t-yowj4qv3kxzxcaddaj">
+            <w:hyperlink w:history="1" r:id="rIdtlsyixyvm3l0pksdaaot7">
               <w:r>
                 <w:rPr>
                   <w:rFonts w:ascii="Arial" w:cs="Arial" w:eastAsia="Arial" w:hAnsi="Arial"/>
@@ -9722,7 +9722,7 @@
             <w:pPr>
               <w:spacing w:after="20" w:before="0"/>
             </w:pPr>
-            <w:hyperlink w:history="1" r:id="rIdjtz_g3v5nclxjgqzm_nhi">
+            <w:hyperlink w:history="1" r:id="rIdllf_0bufwlxpd40gi_arb">
               <w:r>
                 <w:rPr>
                   <w:rFonts w:ascii="Arial" w:cs="Arial" w:eastAsia="Arial" w:hAnsi="Arial"/>
@@ -9755,7 +9755,7 @@
               <w:spacing w:after="10" w:before="0"/>
               <w:ind w:left="120"/>
             </w:pPr>
-            <w:hyperlink w:history="1" r:id="rIdxd9xwyasx4mg3-i3euzig">
+            <w:hyperlink w:history="1" r:id="rId5udvfdody_o8k4pki7ikg">
               <w:r>
                 <w:rPr>
                   <w:rFonts w:ascii="Arial" w:cs="Arial" w:eastAsia="Arial" w:hAnsi="Arial"/>
@@ -9800,7 +9800,7 @@
             <w:pPr>
               <w:spacing w:after="20" w:before="0"/>
             </w:pPr>
-            <w:hyperlink w:history="1" r:id="rIduqptyn6tryngferton9ps">
+            <w:hyperlink w:history="1" r:id="rIdvnhxm7ubsyaf_s2mnylow">
               <w:r>
                 <w:rPr>
                   <w:rFonts w:ascii="Arial" w:cs="Arial" w:eastAsia="Arial" w:hAnsi="Arial"/>
@@ -9833,7 +9833,7 @@
               <w:spacing w:after="10" w:before="0"/>
               <w:ind w:left="120"/>
             </w:pPr>
-            <w:hyperlink w:history="1" r:id="rIdhq5xy-hgn352khfyw3m6w">
+            <w:hyperlink w:history="1" r:id="rIdaby5wdnegasbxx3j1f6co">
               <w:r>
                 <w:rPr>
                   <w:rFonts w:ascii="Arial" w:cs="Arial" w:eastAsia="Arial" w:hAnsi="Arial"/>
@@ -10033,7 +10033,7 @@
             <w:pPr>
               <w:spacing w:after="20" w:before="0"/>
             </w:pPr>
-            <w:hyperlink w:history="1" r:id="rIdaiob4nthbuchwypddj_zr">
+            <w:hyperlink w:history="1" r:id="rIdraihpadx5ef5ps68kne6l">
               <w:r>
                 <w:rPr>
                   <w:rFonts w:ascii="Arial" w:cs="Arial" w:eastAsia="Arial" w:hAnsi="Arial"/>
@@ -10066,7 +10066,7 @@
               <w:spacing w:after="10" w:before="0"/>
               <w:ind w:left="120"/>
             </w:pPr>
-            <w:hyperlink w:history="1" r:id="rIdh7kjls9yqccptpdzoyge2">
+            <w:hyperlink w:history="1" r:id="rIdvfch2omeusn4498t81gj_">
               <w:r>
                 <w:rPr>
                   <w:rFonts w:ascii="Arial" w:cs="Arial" w:eastAsia="Arial" w:hAnsi="Arial"/>
@@ -10111,7 +10111,7 @@
             <w:pPr>
               <w:spacing w:after="20" w:before="0"/>
             </w:pPr>
-            <w:hyperlink w:history="1" r:id="rIdu25uxz1mkj3ucmiupgir6">
+            <w:hyperlink w:history="1" r:id="rIdkfhhabfwh8oqaibls3op3">
               <w:r>
                 <w:rPr>
                   <w:rFonts w:ascii="Arial" w:cs="Arial" w:eastAsia="Arial" w:hAnsi="Arial"/>
@@ -10144,7 +10144,7 @@
               <w:spacing w:after="10" w:before="0"/>
               <w:ind w:left="120"/>
             </w:pPr>
-            <w:hyperlink w:history="1" r:id="rIdjttjxrwgutdm96nncqtns">
+            <w:hyperlink w:history="1" r:id="rIdcxdaugt6bwgpzc70o3x7b">
               <w:r>
                 <w:rPr>
                   <w:rFonts w:ascii="Arial" w:cs="Arial" w:eastAsia="Arial" w:hAnsi="Arial"/>
@@ -10344,7 +10344,7 @@
             <w:pPr>
               <w:spacing w:after="20" w:before="0"/>
             </w:pPr>
-            <w:hyperlink w:history="1" r:id="rId11kq4honi-ooangt9klwt">
+            <w:hyperlink w:history="1" r:id="rIdt3ibin0qtjszyewzyhjen">
               <w:r>
                 <w:rPr>
                   <w:rFonts w:ascii="Arial" w:cs="Arial" w:eastAsia="Arial" w:hAnsi="Arial"/>
@@ -10377,7 +10377,7 @@
               <w:spacing w:after="10" w:before="0"/>
               <w:ind w:left="120"/>
             </w:pPr>
-            <w:hyperlink w:history="1" r:id="rIdvknlipbwabu9-2rr1czdc">
+            <w:hyperlink w:history="1" r:id="rId_hoqcg-lcszr1n7v-lqhy">
               <w:r>
                 <w:rPr>
                   <w:rFonts w:ascii="Arial" w:cs="Arial" w:eastAsia="Arial" w:hAnsi="Arial"/>
@@ -10422,7 +10422,7 @@
             <w:pPr>
               <w:spacing w:after="20" w:before="0"/>
             </w:pPr>
-            <w:hyperlink w:history="1" r:id="rIdw_y3qcxbuvaeblrjlvta2">
+            <w:hyperlink w:history="1" r:id="rIdfrtjt71simzylhyqg3tul">
               <w:r>
                 <w:rPr>
                   <w:rFonts w:ascii="Arial" w:cs="Arial" w:eastAsia="Arial" w:hAnsi="Arial"/>
@@ -10455,7 +10455,7 @@
               <w:spacing w:after="10" w:before="0"/>
               <w:ind w:left="120"/>
             </w:pPr>
-            <w:hyperlink w:history="1" r:id="rIdxiyibnseedu1kjhrq4c-9">
+            <w:hyperlink w:history="1" r:id="rIde0plguxuyvorunvjfopyr">
               <w:r>
                 <w:rPr>
                   <w:rFonts w:ascii="Arial" w:cs="Arial" w:eastAsia="Arial" w:hAnsi="Arial"/>
@@ -10655,7 +10655,7 @@
             <w:pPr>
               <w:spacing w:after="20" w:before="0"/>
             </w:pPr>
-            <w:hyperlink w:history="1" r:id="rIdxwgtn_qwggmkhm0wsyyeb">
+            <w:hyperlink w:history="1" r:id="rId2tdjenjgbcxk2zyssa7zu">
               <w:r>
                 <w:rPr>
                   <w:rFonts w:ascii="Arial" w:cs="Arial" w:eastAsia="Arial" w:hAnsi="Arial"/>
@@ -10688,7 +10688,7 @@
               <w:spacing w:after="10" w:before="0"/>
               <w:ind w:left="120"/>
             </w:pPr>
-            <w:hyperlink w:history="1" r:id="rId-6ihnatqxxbqhdqvjg2op">
+            <w:hyperlink w:history="1" r:id="rIdmsuavjole5troue8__i-8">
               <w:r>
                 <w:rPr>
                   <w:rFonts w:ascii="Arial" w:cs="Arial" w:eastAsia="Arial" w:hAnsi="Arial"/>
@@ -10733,7 +10733,7 @@
             <w:pPr>
               <w:spacing w:after="20" w:before="0"/>
             </w:pPr>
-            <w:hyperlink w:history="1" r:id="rId_zgkwkxmszyehi4ypnx4o">
+            <w:hyperlink w:history="1" r:id="rIdfbrf-p_rmau7quua9ce6r">
               <w:r>
                 <w:rPr>
                   <w:rFonts w:ascii="Arial" w:cs="Arial" w:eastAsia="Arial" w:hAnsi="Arial"/>
@@ -10766,7 +10766,7 @@
               <w:spacing w:after="10" w:before="0"/>
               <w:ind w:left="120"/>
             </w:pPr>
-            <w:hyperlink w:history="1" r:id="rId-gbu60chwkpllwtpdppws">
+            <w:hyperlink w:history="1" r:id="rIdcvdii4y1loy1brdygcndl">
               <w:r>
                 <w:rPr>
                   <w:rFonts w:ascii="Arial" w:cs="Arial" w:eastAsia="Arial" w:hAnsi="Arial"/>
@@ -11291,7 +11291,7 @@
         </w:rPr>
         <w:t xml:space="preserve">© 2026 SeaVuria and ARES. Aligned with KICD objectives. Developed by SeaVuria; technical implementation by ARES (with AI assistance from Claude). Licensed under </w:t>
       </w:r>
-      <w:hyperlink w:history="1" r:id="rIdga5lsaqzosm9cwo0rf55n">
+      <w:hyperlink w:history="1" r:id="rId9qkneeobhkxtcjvll34wr">
         <w:r>
           <w:rPr>
             <w:rFonts w:ascii="Arial" w:cs="Arial" w:eastAsia="Arial" w:hAnsi="Arial"/>
@@ -11312,7 +11312,7 @@
         </w:rPr>
         <w:t xml:space="preserve"> (</w:t>
       </w:r>
-      <w:hyperlink w:history="1" r:id="rIdz1bmpoxet1yzxqojldov2">
+      <w:hyperlink w:history="1" r:id="rIdtl-sfeej1krq6j4ni6pi3">
         <w:r>
           <w:rPr>
             <w:rFonts w:ascii="Arial" w:cs="Arial" w:eastAsia="Arial" w:hAnsi="Arial"/>
@@ -12352,7 +12352,7 @@
             <w:pPr>
               <w:spacing w:after="20" w:before="0"/>
             </w:pPr>
-            <w:hyperlink w:history="1" r:id="rId6dbeccrzi9s7bixie3qnz">
+            <w:hyperlink w:history="1" r:id="rIduci6py7yeslw2h2qwlbre">
               <w:r>
                 <w:rPr>
                   <w:rFonts w:ascii="Arial" w:cs="Arial" w:eastAsia="Arial" w:hAnsi="Arial"/>
@@ -12385,7 +12385,7 @@
               <w:spacing w:after="10" w:before="0"/>
               <w:ind w:left="120"/>
             </w:pPr>
-            <w:hyperlink w:history="1" r:id="rId7fvoy38ui0j8_vmvowflg">
+            <w:hyperlink w:history="1" r:id="rIdqhiof8t3mwsjedkn4qdny">
               <w:r>
                 <w:rPr>
                   <w:rFonts w:ascii="Arial" w:cs="Arial" w:eastAsia="Arial" w:hAnsi="Arial"/>
@@ -12430,7 +12430,7 @@
             <w:pPr>
               <w:spacing w:after="20" w:before="0"/>
             </w:pPr>
-            <w:hyperlink w:history="1" r:id="rIddjqjha0j9klvxdirlfeny">
+            <w:hyperlink w:history="1" r:id="rIdki679t9wkokukatmpzcwi">
               <w:r>
                 <w:rPr>
                   <w:rFonts w:ascii="Arial" w:cs="Arial" w:eastAsia="Arial" w:hAnsi="Arial"/>
@@ -12463,7 +12463,7 @@
               <w:spacing w:after="10" w:before="0"/>
               <w:ind w:left="120"/>
             </w:pPr>
-            <w:hyperlink w:history="1" r:id="rIdvuipuajsljmx4z9wvmjcy">
+            <w:hyperlink w:history="1" r:id="rIdgfcnqptjb2-ekbhzrasva">
               <w:r>
                 <w:rPr>
                   <w:rFonts w:ascii="Arial" w:cs="Arial" w:eastAsia="Arial" w:hAnsi="Arial"/>
@@ -12803,7 +12803,7 @@
             <w:pPr>
               <w:spacing w:after="20" w:before="0"/>
             </w:pPr>
-            <w:hyperlink w:history="1" r:id="rId9v8ehgcdec_0skwpa-c4t">
+            <w:hyperlink w:history="1" r:id="rIdyzl8xq7xzgzzne-bn-ife">
               <w:r>
                 <w:rPr>
                   <w:rFonts w:ascii="Arial" w:cs="Arial" w:eastAsia="Arial" w:hAnsi="Arial"/>
@@ -12836,7 +12836,7 @@
               <w:spacing w:after="10" w:before="0"/>
               <w:ind w:left="120"/>
             </w:pPr>
-            <w:hyperlink w:history="1" r:id="rIdlyguge4jwbczhikanbsnm">
+            <w:hyperlink w:history="1" r:id="rIdmfrp76jc4djkn9qesnlu6">
               <w:r>
                 <w:rPr>
                   <w:rFonts w:ascii="Arial" w:cs="Arial" w:eastAsia="Arial" w:hAnsi="Arial"/>
@@ -12881,7 +12881,7 @@
             <w:pPr>
               <w:spacing w:after="20" w:before="0"/>
             </w:pPr>
-            <w:hyperlink w:history="1" r:id="rIdm_nhka5fjekkyksxxlq7o">
+            <w:hyperlink w:history="1" r:id="rIdkwkvt05ipnstakh2dxxzr">
               <w:r>
                 <w:rPr>
                   <w:rFonts w:ascii="Arial" w:cs="Arial" w:eastAsia="Arial" w:hAnsi="Arial"/>
@@ -12914,7 +12914,7 @@
               <w:spacing w:after="10" w:before="0"/>
               <w:ind w:left="120"/>
             </w:pPr>
-            <w:hyperlink w:history="1" r:id="rIdcabmoldmfe3bpaetetb_j">
+            <w:hyperlink w:history="1" r:id="rIdiyui6yk8yasncnjwjiti-">
               <w:r>
                 <w:rPr>
                   <w:rFonts w:ascii="Arial" w:cs="Arial" w:eastAsia="Arial" w:hAnsi="Arial"/>
@@ -13394,7 +13394,7 @@
             <w:pPr>
               <w:spacing w:after="20" w:before="0"/>
             </w:pPr>
-            <w:hyperlink w:history="1" r:id="rIddw0agta2nsqolwhzfo0pl">
+            <w:hyperlink w:history="1" r:id="rId-j2um5zijqr5jqxc1wnfj">
               <w:r>
                 <w:rPr>
                   <w:rFonts w:ascii="Arial" w:cs="Arial" w:eastAsia="Arial" w:hAnsi="Arial"/>
@@ -13427,7 +13427,7 @@
               <w:spacing w:after="10" w:before="0"/>
               <w:ind w:left="120"/>
             </w:pPr>
-            <w:hyperlink w:history="1" r:id="rIdtcefrf0laynxqnxmffe_p">
+            <w:hyperlink w:history="1" r:id="rIdeam7b1bfmzcehqaeqmaco">
               <w:r>
                 <w:rPr>
                   <w:rFonts w:ascii="Arial" w:cs="Arial" w:eastAsia="Arial" w:hAnsi="Arial"/>
@@ -13472,7 +13472,7 @@
             <w:pPr>
               <w:spacing w:after="20" w:before="0"/>
             </w:pPr>
-            <w:hyperlink w:history="1" r:id="rId3cfkzirbcb2pejepxqrun">
+            <w:hyperlink w:history="1" r:id="rIdwesjmgusbxepdnuaxhfaf">
               <w:r>
                 <w:rPr>
                   <w:rFonts w:ascii="Arial" w:cs="Arial" w:eastAsia="Arial" w:hAnsi="Arial"/>
@@ -13505,7 +13505,7 @@
               <w:spacing w:after="10" w:before="0"/>
               <w:ind w:left="120"/>
             </w:pPr>
-            <w:hyperlink w:history="1" r:id="rIdvnxogtwocregvbhbzqktc">
+            <w:hyperlink w:history="1" r:id="rIdbjgs0jnfucosoglneio4d">
               <w:r>
                 <w:rPr>
                   <w:rFonts w:ascii="Arial" w:cs="Arial" w:eastAsia="Arial" w:hAnsi="Arial"/>
@@ -13865,7 +13865,7 @@
             <w:pPr>
               <w:spacing w:after="20" w:before="0"/>
             </w:pPr>
-            <w:hyperlink w:history="1" r:id="rIdgx8pjxmu1b7okksar7r40">
+            <w:hyperlink w:history="1" r:id="rId2cm3h5obpuk5o8kxr6osc">
               <w:r>
                 <w:rPr>
                   <w:rFonts w:ascii="Arial" w:cs="Arial" w:eastAsia="Arial" w:hAnsi="Arial"/>
@@ -13898,7 +13898,7 @@
               <w:spacing w:after="10" w:before="0"/>
               <w:ind w:left="120"/>
             </w:pPr>
-            <w:hyperlink w:history="1" r:id="rIdp455a7scakwybe50tghxm">
+            <w:hyperlink w:history="1" r:id="rIdax4hyyfh21dnpjr-k8wx6">
               <w:r>
                 <w:rPr>
                   <w:rFonts w:ascii="Arial" w:cs="Arial" w:eastAsia="Arial" w:hAnsi="Arial"/>
@@ -13943,7 +13943,7 @@
             <w:pPr>
               <w:spacing w:after="20" w:before="0"/>
             </w:pPr>
-            <w:hyperlink w:history="1" r:id="rIduo5zr-bq3yr5y5_rzccl6">
+            <w:hyperlink w:history="1" r:id="rIdda6mzcwdfpf2nzkywus02">
               <w:r>
                 <w:rPr>
                   <w:rFonts w:ascii="Arial" w:cs="Arial" w:eastAsia="Arial" w:hAnsi="Arial"/>
@@ -13976,7 +13976,7 @@
               <w:spacing w:after="10" w:before="0"/>
               <w:ind w:left="120"/>
             </w:pPr>
-            <w:hyperlink w:history="1" r:id="rIdllmjgi0wcu6vyluhp9mix">
+            <w:hyperlink w:history="1" r:id="rIdrxqyy6esnu5vuwmqpxzel">
               <w:r>
                 <w:rPr>
                   <w:rFonts w:ascii="Arial" w:cs="Arial" w:eastAsia="Arial" w:hAnsi="Arial"/>
@@ -14316,7 +14316,7 @@
             <w:pPr>
               <w:spacing w:after="20" w:before="0"/>
             </w:pPr>
-            <w:hyperlink w:history="1" r:id="rIdr8zy2e-bnxuunjaivvwnq">
+            <w:hyperlink w:history="1" r:id="rId6pp4nvccikm1vq4fegoqc">
               <w:r>
                 <w:rPr>
                   <w:rFonts w:ascii="Arial" w:cs="Arial" w:eastAsia="Arial" w:hAnsi="Arial"/>
@@ -14349,7 +14349,7 @@
               <w:spacing w:after="10" w:before="0"/>
               <w:ind w:left="120"/>
             </w:pPr>
-            <w:hyperlink w:history="1" r:id="rIdv3llrp5hkxctyoftrynyb">
+            <w:hyperlink w:history="1" r:id="rIdbgvrwcwraryqcekrwfuv9">
               <w:r>
                 <w:rPr>
                   <w:rFonts w:ascii="Arial" w:cs="Arial" w:eastAsia="Arial" w:hAnsi="Arial"/>
@@ -14394,7 +14394,7 @@
             <w:pPr>
               <w:spacing w:after="20" w:before="0"/>
             </w:pPr>
-            <w:hyperlink w:history="1" r:id="rIdxrtrslbw8evdoeeise2e7">
+            <w:hyperlink w:history="1" r:id="rIdovdjc5eaep9zwjxjqxzsj">
               <w:r>
                 <w:rPr>
                   <w:rFonts w:ascii="Arial" w:cs="Arial" w:eastAsia="Arial" w:hAnsi="Arial"/>
@@ -14427,7 +14427,7 @@
               <w:spacing w:after="10" w:before="0"/>
               <w:ind w:left="120"/>
             </w:pPr>
-            <w:hyperlink w:history="1" r:id="rIdgxuyskm7mcqt48vi3ptsy">
+            <w:hyperlink w:history="1" r:id="rId_dc5ekbwccale-wibzrpw">
               <w:r>
                 <w:rPr>
                   <w:rFonts w:ascii="Arial" w:cs="Arial" w:eastAsia="Arial" w:hAnsi="Arial"/>
@@ -15212,7 +15212,7 @@
         </w:rPr>
         <w:t xml:space="preserve">© 2026 SeaVuria and ARES. Aligned with KICD objectives. Developed by SeaVuria; technical implementation by ARES (with AI assistance from Claude). Licensed under </w:t>
       </w:r>
-      <w:hyperlink w:history="1" r:id="rIdv9yg_bzrxk33je4bmxjsf">
+      <w:hyperlink w:history="1" r:id="rIdzctnzq0yb5erhfhnrxfqh">
         <w:r>
           <w:rPr>
             <w:rFonts w:ascii="Arial" w:cs="Arial" w:eastAsia="Arial" w:hAnsi="Arial"/>
@@ -15233,7 +15233,7 @@
         </w:rPr>
         <w:t xml:space="preserve"> (</w:t>
       </w:r>
-      <w:hyperlink w:history="1" r:id="rIdshp11ymz23q_guailqvdr">
+      <w:hyperlink w:history="1" r:id="rIdymabjtbhezv8uz1uvyceb">
         <w:r>
           <w:rPr>
             <w:rFonts w:ascii="Arial" w:cs="Arial" w:eastAsia="Arial" w:hAnsi="Arial"/>
@@ -16273,7 +16273,7 @@
             <w:pPr>
               <w:spacing w:after="20" w:before="0"/>
             </w:pPr>
-            <w:hyperlink w:history="1" r:id="rIdzn-kz1aguu-5v0vohn_45">
+            <w:hyperlink w:history="1" r:id="rId6mvkjmhz-fc9aseyfajl8">
               <w:r>
                 <w:rPr>
                   <w:rFonts w:ascii="Arial" w:cs="Arial" w:eastAsia="Arial" w:hAnsi="Arial"/>
@@ -16306,7 +16306,7 @@
               <w:spacing w:after="10" w:before="0"/>
               <w:ind w:left="120"/>
             </w:pPr>
-            <w:hyperlink w:history="1" r:id="rIddyg-zsmeab-fr1czbsbbc">
+            <w:hyperlink w:history="1" r:id="rIdzcspkwrvnx-gxea7yexfi">
               <w:r>
                 <w:rPr>
                   <w:rFonts w:ascii="Arial" w:cs="Arial" w:eastAsia="Arial" w:hAnsi="Arial"/>
@@ -16351,7 +16351,7 @@
             <w:pPr>
               <w:spacing w:after="20" w:before="0"/>
             </w:pPr>
-            <w:hyperlink w:history="1" r:id="rIdsqjliwjm9xnka2bsapgxr">
+            <w:hyperlink w:history="1" r:id="rIdcnjetkxy2sz_qa15cxog-">
               <w:r>
                 <w:rPr>
                   <w:rFonts w:ascii="Arial" w:cs="Arial" w:eastAsia="Arial" w:hAnsi="Arial"/>
@@ -16384,7 +16384,7 @@
               <w:spacing w:after="10" w:before="0"/>
               <w:ind w:left="120"/>
             </w:pPr>
-            <w:hyperlink w:history="1" r:id="rIdra8vb7f4lwyfixp3mmluk">
+            <w:hyperlink w:history="1" r:id="rIdntyhel1xkwtxwwnvklnmf">
               <w:r>
                 <w:rPr>
                   <w:rFonts w:ascii="Arial" w:cs="Arial" w:eastAsia="Arial" w:hAnsi="Arial"/>
@@ -16584,7 +16584,7 @@
             <w:pPr>
               <w:spacing w:after="20" w:before="0"/>
             </w:pPr>
-            <w:hyperlink w:history="1" r:id="rIdvzywn3ol06zhx405tcnd6">
+            <w:hyperlink w:history="1" r:id="rId1hcquovopqjg6fix1vsp9">
               <w:r>
                 <w:rPr>
                   <w:rFonts w:ascii="Arial" w:cs="Arial" w:eastAsia="Arial" w:hAnsi="Arial"/>
@@ -16617,7 +16617,7 @@
               <w:spacing w:after="10" w:before="0"/>
               <w:ind w:left="120"/>
             </w:pPr>
-            <w:hyperlink w:history="1" r:id="rIdhpw2gsvtrmvubf5j6mfu8">
+            <w:hyperlink w:history="1" r:id="rIdamfblk2qebpf2pxttxjzq">
               <w:r>
                 <w:rPr>
                   <w:rFonts w:ascii="Arial" w:cs="Arial" w:eastAsia="Arial" w:hAnsi="Arial"/>
@@ -16662,7 +16662,7 @@
             <w:pPr>
               <w:spacing w:after="20" w:before="0"/>
             </w:pPr>
-            <w:hyperlink w:history="1" r:id="rId_zwegrvqngehbyy13ksou">
+            <w:hyperlink w:history="1" r:id="rId54srahvuqktri-dejh6e4">
               <w:r>
                 <w:rPr>
                   <w:rFonts w:ascii="Arial" w:cs="Arial" w:eastAsia="Arial" w:hAnsi="Arial"/>
@@ -16695,7 +16695,7 @@
               <w:spacing w:after="10" w:before="0"/>
               <w:ind w:left="120"/>
             </w:pPr>
-            <w:hyperlink w:history="1" r:id="rIdis9z2dbpjei-sbrppdijt">
+            <w:hyperlink w:history="1" r:id="rIdsix_g5eapbpolpep14had">
               <w:r>
                 <w:rPr>
                   <w:rFonts w:ascii="Arial" w:cs="Arial" w:eastAsia="Arial" w:hAnsi="Arial"/>
@@ -16895,7 +16895,7 @@
             <w:pPr>
               <w:spacing w:after="20" w:before="0"/>
             </w:pPr>
-            <w:hyperlink w:history="1" r:id="rIdsvhjnriuscie-rpkbsvy7">
+            <w:hyperlink w:history="1" r:id="rIdpxefuyoiqcyqlwnf4_jvf">
               <w:r>
                 <w:rPr>
                   <w:rFonts w:ascii="Arial" w:cs="Arial" w:eastAsia="Arial" w:hAnsi="Arial"/>
@@ -16928,7 +16928,7 @@
               <w:spacing w:after="10" w:before="0"/>
               <w:ind w:left="120"/>
             </w:pPr>
-            <w:hyperlink w:history="1" r:id="rIdobpkqgvayv5tjnaxv-nhx">
+            <w:hyperlink w:history="1" r:id="rIdfpms7v1-gpdk3pilscr59">
               <w:r>
                 <w:rPr>
                   <w:rFonts w:ascii="Arial" w:cs="Arial" w:eastAsia="Arial" w:hAnsi="Arial"/>
@@ -16973,7 +16973,7 @@
             <w:pPr>
               <w:spacing w:after="20" w:before="0"/>
             </w:pPr>
-            <w:hyperlink w:history="1" r:id="rIdhtkq5qwrjwhwm_8n9xzne">
+            <w:hyperlink w:history="1" r:id="rIdhab6cv5oobafckqjd09yl">
               <w:r>
                 <w:rPr>
                   <w:rFonts w:ascii="Arial" w:cs="Arial" w:eastAsia="Arial" w:hAnsi="Arial"/>
@@ -17006,7 +17006,7 @@
               <w:spacing w:after="10" w:before="0"/>
               <w:ind w:left="120"/>
             </w:pPr>
-            <w:hyperlink w:history="1" r:id="rId6z5guwtv3qvc0yxeetz-z">
+            <w:hyperlink w:history="1" r:id="rIdgmpc0np48k80dmpfenbqd">
               <w:r>
                 <w:rPr>
                   <w:rFonts w:ascii="Arial" w:cs="Arial" w:eastAsia="Arial" w:hAnsi="Arial"/>
@@ -17206,7 +17206,7 @@
             <w:pPr>
               <w:spacing w:after="20" w:before="0"/>
             </w:pPr>
-            <w:hyperlink w:history="1" r:id="rIdrzgapl4kict0micqdhpan">
+            <w:hyperlink w:history="1" r:id="rIdv7w8iqxgwpcoiveubeehl">
               <w:r>
                 <w:rPr>
                   <w:rFonts w:ascii="Arial" w:cs="Arial" w:eastAsia="Arial" w:hAnsi="Arial"/>
@@ -17239,7 +17239,7 @@
               <w:spacing w:after="10" w:before="0"/>
               <w:ind w:left="120"/>
             </w:pPr>
-            <w:hyperlink w:history="1" r:id="rIdnr83onahpgorekdzbylj8">
+            <w:hyperlink w:history="1" r:id="rIdy7wk-rehfplojswt93qe4">
               <w:r>
                 <w:rPr>
                   <w:rFonts w:ascii="Arial" w:cs="Arial" w:eastAsia="Arial" w:hAnsi="Arial"/>
@@ -17284,7 +17284,7 @@
             <w:pPr>
               <w:spacing w:after="20" w:before="0"/>
             </w:pPr>
-            <w:hyperlink w:history="1" r:id="rIdt2hqyqssriwdwansm1lgn">
+            <w:hyperlink w:history="1" r:id="rId-ya7vl06uive1ji1jvwnf">
               <w:r>
                 <w:rPr>
                   <w:rFonts w:ascii="Arial" w:cs="Arial" w:eastAsia="Arial" w:hAnsi="Arial"/>
@@ -17317,7 +17317,7 @@
               <w:spacing w:after="10" w:before="0"/>
               <w:ind w:left="120"/>
             </w:pPr>
-            <w:hyperlink w:history="1" r:id="rIdxodrhcuhpzj4zjyb-1j2m">
+            <w:hyperlink w:history="1" r:id="rIdegywnnhqauyjcvri2itqz">
               <w:r>
                 <w:rPr>
                   <w:rFonts w:ascii="Arial" w:cs="Arial" w:eastAsia="Arial" w:hAnsi="Arial"/>
@@ -17517,7 +17517,7 @@
             <w:pPr>
               <w:spacing w:after="20" w:before="0"/>
             </w:pPr>
-            <w:hyperlink w:history="1" r:id="rIdnlkwsuc5kkuggm0f8gpjd">
+            <w:hyperlink w:history="1" r:id="rId6fka66xdkfhwcnsijtkpe">
               <w:r>
                 <w:rPr>
                   <w:rFonts w:ascii="Arial" w:cs="Arial" w:eastAsia="Arial" w:hAnsi="Arial"/>
@@ -17566,7 +17566,7 @@
               <w:spacing w:after="10" w:before="0"/>
               <w:ind w:left="120"/>
             </w:pPr>
-            <w:hyperlink w:history="1" r:id="rIdlchwvnmg1bjucxnuoux7t">
+            <w:hyperlink w:history="1" r:id="rIdivjhq91y37e8nazturi7m">
               <w:r>
                 <w:rPr>
                   <w:rFonts w:ascii="Arial" w:cs="Arial" w:eastAsia="Arial" w:hAnsi="Arial"/>
@@ -17611,7 +17611,7 @@
             <w:pPr>
               <w:spacing w:after="20" w:before="0"/>
             </w:pPr>
-            <w:hyperlink w:history="1" r:id="rIdhgwoljvlgjurrgtd3d0bs">
+            <w:hyperlink w:history="1" r:id="rIdmafhxgguxfgkdammehvlc">
               <w:r>
                 <w:rPr>
                   <w:rFonts w:ascii="Arial" w:cs="Arial" w:eastAsia="Arial" w:hAnsi="Arial"/>
@@ -17660,7 +17660,7 @@
               <w:spacing w:after="10" w:before="0"/>
               <w:ind w:left="120"/>
             </w:pPr>
-            <w:hyperlink w:history="1" r:id="rIdllrulpjekrvwjhaacwn65">
+            <w:hyperlink w:history="1" r:id="rIdq0xzk8scb7dy3avgnn6ie">
               <w:r>
                 <w:rPr>
                   <w:rFonts w:ascii="Arial" w:cs="Arial" w:eastAsia="Arial" w:hAnsi="Arial"/>
@@ -18185,7 +18185,7 @@
         </w:rPr>
         <w:t xml:space="preserve">© 2026 SeaVuria and ARES. Aligned with KICD objectives. Developed by SeaVuria; technical implementation by ARES (with AI assistance from Claude). Licensed under </w:t>
       </w:r>
-      <w:hyperlink w:history="1" r:id="rIde0suggp5ofsoxwisnvdqb">
+      <w:hyperlink w:history="1" r:id="rIdpicyxuvgtkqxmm9rh1phb">
         <w:r>
           <w:rPr>
             <w:rFonts w:ascii="Arial" w:cs="Arial" w:eastAsia="Arial" w:hAnsi="Arial"/>
@@ -18206,7 +18206,7 @@
         </w:rPr>
         <w:t xml:space="preserve"> (</w:t>
       </w:r>
-      <w:hyperlink w:history="1" r:id="rIdjmx59n5gg-eutqf__-gc-">
+      <w:hyperlink w:history="1" r:id="rIdmdrp-zdbzt4h_wucg96wb">
         <w:r>
           <w:rPr>
             <w:rFonts w:ascii="Arial" w:cs="Arial" w:eastAsia="Arial" w:hAnsi="Arial"/>
@@ -19246,7 +19246,7 @@
             <w:pPr>
               <w:spacing w:after="20" w:before="0"/>
             </w:pPr>
-            <w:hyperlink w:history="1" r:id="rIdu2tvcerkokie4o6hpw6p7">
+            <w:hyperlink w:history="1" r:id="rIdqrspwzkr3mdr9p3_pfq8b">
               <w:r>
                 <w:rPr>
                   <w:rFonts w:ascii="Arial" w:cs="Arial" w:eastAsia="Arial" w:hAnsi="Arial"/>
@@ -19295,7 +19295,7 @@
               <w:spacing w:after="10" w:before="0"/>
               <w:ind w:left="120"/>
             </w:pPr>
-            <w:hyperlink w:history="1" r:id="rIds_lbmb8-xdnburxwzijyn">
+            <w:hyperlink w:history="1" r:id="rIdic483x0kqaku0lmx5npiq">
               <w:r>
                 <w:rPr>
                   <w:rFonts w:ascii="Arial" w:cs="Arial" w:eastAsia="Arial" w:hAnsi="Arial"/>
@@ -19340,7 +19340,7 @@
             <w:pPr>
               <w:spacing w:after="20" w:before="0"/>
             </w:pPr>
-            <w:hyperlink w:history="1" r:id="rIdifilxnw67htjzyx4eivy8">
+            <w:hyperlink w:history="1" r:id="rId0z1rfxu9olexaszeot15f">
               <w:r>
                 <w:rPr>
                   <w:rFonts w:ascii="Arial" w:cs="Arial" w:eastAsia="Arial" w:hAnsi="Arial"/>
@@ -19373,7 +19373,7 @@
               <w:spacing w:after="10" w:before="0"/>
               <w:ind w:left="120"/>
             </w:pPr>
-            <w:hyperlink w:history="1" r:id="rIdu6_6l_yhiu7bg8nbhddzv">
+            <w:hyperlink w:history="1" r:id="rIdlvuaeotwzmuucv1qv3jja">
               <w:r>
                 <w:rPr>
                   <w:rFonts w:ascii="Arial" w:cs="Arial" w:eastAsia="Arial" w:hAnsi="Arial"/>
@@ -19573,7 +19573,7 @@
             <w:pPr>
               <w:spacing w:after="20" w:before="0"/>
             </w:pPr>
-            <w:hyperlink w:history="1" r:id="rIdrdlluvn_3fa7wcok9qice">
+            <w:hyperlink w:history="1" r:id="rIdcqomsixjyzaw9uwc3i-rk">
               <w:r>
                 <w:rPr>
                   <w:rFonts w:ascii="Arial" w:cs="Arial" w:eastAsia="Arial" w:hAnsi="Arial"/>
@@ -19622,7 +19622,7 @@
               <w:spacing w:after="10" w:before="0"/>
               <w:ind w:left="120"/>
             </w:pPr>
-            <w:hyperlink w:history="1" r:id="rIdr9fypnr1ungmztzaziip9">
+            <w:hyperlink w:history="1" r:id="rId_t9tnm2ywkhgbuinomizz">
               <w:r>
                 <w:rPr>
                   <w:rFonts w:ascii="Arial" w:cs="Arial" w:eastAsia="Arial" w:hAnsi="Arial"/>
@@ -19667,7 +19667,7 @@
             <w:pPr>
               <w:spacing w:after="20" w:before="0"/>
             </w:pPr>
-            <w:hyperlink w:history="1" r:id="rIdqztsuyenjqjkcs5f_oav0">
+            <w:hyperlink w:history="1" r:id="rIdpuji0wtijhxvympcngdr2">
               <w:r>
                 <w:rPr>
                   <w:rFonts w:ascii="Arial" w:cs="Arial" w:eastAsia="Arial" w:hAnsi="Arial"/>
@@ -19700,7 +19700,7 @@
               <w:spacing w:after="10" w:before="0"/>
               <w:ind w:left="120"/>
             </w:pPr>
-            <w:hyperlink w:history="1" r:id="rIdhmi2pd7wg3wuga8jzmmzt">
+            <w:hyperlink w:history="1" r:id="rIda8aafny4fqvq1y_6qshv5">
               <w:r>
                 <w:rPr>
                   <w:rFonts w:ascii="Arial" w:cs="Arial" w:eastAsia="Arial" w:hAnsi="Arial"/>
@@ -19900,7 +19900,7 @@
             <w:pPr>
               <w:spacing w:after="20" w:before="0"/>
             </w:pPr>
-            <w:hyperlink w:history="1" r:id="rIdtqnlm2bxzqfnfftcjisos">
+            <w:hyperlink w:history="1" r:id="rId09edqqfm2oqvjx_frllfh">
               <w:r>
                 <w:rPr>
                   <w:rFonts w:ascii="Arial" w:cs="Arial" w:eastAsia="Arial" w:hAnsi="Arial"/>
@@ -19949,7 +19949,7 @@
               <w:spacing w:after="10" w:before="0"/>
               <w:ind w:left="120"/>
             </w:pPr>
-            <w:hyperlink w:history="1" r:id="rIde0vawpaniu7rsyiizqsx4">
+            <w:hyperlink w:history="1" r:id="rId_eyel2f7pfx61vcjl4feo">
               <w:r>
                 <w:rPr>
                   <w:rFonts w:ascii="Arial" w:cs="Arial" w:eastAsia="Arial" w:hAnsi="Arial"/>
@@ -19994,7 +19994,7 @@
             <w:pPr>
               <w:spacing w:after="20" w:before="0"/>
             </w:pPr>
-            <w:hyperlink w:history="1" r:id="rId0evwgwwn1nsthv1d7jgjw">
+            <w:hyperlink w:history="1" r:id="rIdd1k-mwaaathmp6tyuk77g">
               <w:r>
                 <w:rPr>
                   <w:rFonts w:ascii="Arial" w:cs="Arial" w:eastAsia="Arial" w:hAnsi="Arial"/>
@@ -20027,7 +20027,7 @@
               <w:spacing w:after="10" w:before="0"/>
               <w:ind w:left="120"/>
             </w:pPr>
-            <w:hyperlink w:history="1" r:id="rId3lbujbjg6h_dkfwn3thcx">
+            <w:hyperlink w:history="1" r:id="rIdp_ac2ifxmyaihmuun5mio">
               <w:r>
                 <w:rPr>
                   <w:rFonts w:ascii="Arial" w:cs="Arial" w:eastAsia="Arial" w:hAnsi="Arial"/>
@@ -20227,7 +20227,7 @@
             <w:pPr>
               <w:spacing w:after="20" w:before="0"/>
             </w:pPr>
-            <w:hyperlink w:history="1" r:id="rIdjfg8ab8w5iupwym1d78hy">
+            <w:hyperlink w:history="1" r:id="rId1c5bxwv4puvr5j46o6355">
               <w:r>
                 <w:rPr>
                   <w:rFonts w:ascii="Arial" w:cs="Arial" w:eastAsia="Arial" w:hAnsi="Arial"/>
@@ -20276,7 +20276,7 @@
               <w:spacing w:after="10" w:before="0"/>
               <w:ind w:left="120"/>
             </w:pPr>
-            <w:hyperlink w:history="1" r:id="rIdykttojt3jgdah2ymsyaj8">
+            <w:hyperlink w:history="1" r:id="rIdyt-hiofrro1xnkw1ggsjc">
               <w:r>
                 <w:rPr>
                   <w:rFonts w:ascii="Arial" w:cs="Arial" w:eastAsia="Arial" w:hAnsi="Arial"/>
@@ -20321,7 +20321,7 @@
             <w:pPr>
               <w:spacing w:after="20" w:before="0"/>
             </w:pPr>
-            <w:hyperlink w:history="1" r:id="rIdc7-illnn5qjo-bofoc1ic">
+            <w:hyperlink w:history="1" r:id="rIdik9fki9zdxagnb-f8nteu">
               <w:r>
                 <w:rPr>
                   <w:rFonts w:ascii="Arial" w:cs="Arial" w:eastAsia="Arial" w:hAnsi="Arial"/>
@@ -20354,7 +20354,7 @@
               <w:spacing w:after="10" w:before="0"/>
               <w:ind w:left="120"/>
             </w:pPr>
-            <w:hyperlink w:history="1" r:id="rIdngq4fehal_aslnms9ifsz">
+            <w:hyperlink w:history="1" r:id="rId99r5xgnwdzt2m4aflf_jl">
               <w:r>
                 <w:rPr>
                   <w:rFonts w:ascii="Arial" w:cs="Arial" w:eastAsia="Arial" w:hAnsi="Arial"/>
@@ -20554,7 +20554,7 @@
             <w:pPr>
               <w:spacing w:after="20" w:before="0"/>
             </w:pPr>
-            <w:hyperlink w:history="1" r:id="rIdweva5ard9h1macluo76h7">
+            <w:hyperlink w:history="1" r:id="rIdsxg7iqz14kduypnxtn-1v">
               <w:r>
                 <w:rPr>
                   <w:rFonts w:ascii="Arial" w:cs="Arial" w:eastAsia="Arial" w:hAnsi="Arial"/>
@@ -20603,7 +20603,7 @@
               <w:spacing w:after="10" w:before="0"/>
               <w:ind w:left="120"/>
             </w:pPr>
-            <w:hyperlink w:history="1" r:id="rIdgkvmgu2zzpt1ivo35dgm1">
+            <w:hyperlink w:history="1" r:id="rIdrfeiofgc0q6hrp_vexvoq">
               <w:r>
                 <w:rPr>
                   <w:rFonts w:ascii="Arial" w:cs="Arial" w:eastAsia="Arial" w:hAnsi="Arial"/>
@@ -20648,7 +20648,7 @@
             <w:pPr>
               <w:spacing w:after="20" w:before="0"/>
             </w:pPr>
-            <w:hyperlink w:history="1" r:id="rIdfhdlkkp_bkc_l4viwefbv">
+            <w:hyperlink w:history="1" r:id="rIdl_8ts4moq84cu4yclphwg">
               <w:r>
                 <w:rPr>
                   <w:rFonts w:ascii="Arial" w:cs="Arial" w:eastAsia="Arial" w:hAnsi="Arial"/>
@@ -20697,7 +20697,7 @@
               <w:spacing w:after="10" w:before="0"/>
               <w:ind w:left="120"/>
             </w:pPr>
-            <w:hyperlink w:history="1" r:id="rIdhyinjyt7xelhn85a_b6ed">
+            <w:hyperlink w:history="1" r:id="rIdrnyl3gqpq_2obhooyqmkb">
               <w:r>
                 <w:rPr>
                   <w:rFonts w:ascii="Arial" w:cs="Arial" w:eastAsia="Arial" w:hAnsi="Arial"/>
@@ -21222,7 +21222,7 @@
         </w:rPr>
         <w:t xml:space="preserve">© 2026 SeaVuria and ARES. Aligned with KICD objectives. Developed by SeaVuria; technical implementation by ARES (with AI assistance from Claude). Licensed under </w:t>
       </w:r>
-      <w:hyperlink w:history="1" r:id="rIdki9ik6iaudn7kvbinjqs1">
+      <w:hyperlink w:history="1" r:id="rIdo7rtq2hy0olexk72lm2m6">
         <w:r>
           <w:rPr>
             <w:rFonts w:ascii="Arial" w:cs="Arial" w:eastAsia="Arial" w:hAnsi="Arial"/>
@@ -21243,7 +21243,7 @@
         </w:rPr>
         <w:t xml:space="preserve"> (</w:t>
       </w:r>
-      <w:hyperlink w:history="1" r:id="rIdbyijpibpoexzsq0ah-ajf">
+      <w:hyperlink w:history="1" r:id="rId2psjbrc_auy6en6i_g1bw">
         <w:r>
           <w:rPr>
             <w:rFonts w:ascii="Arial" w:cs="Arial" w:eastAsia="Arial" w:hAnsi="Arial"/>
@@ -22283,7 +22283,7 @@
             <w:pPr>
               <w:spacing w:after="20" w:before="0"/>
             </w:pPr>
-            <w:hyperlink w:history="1" r:id="rIdeay9qhqvuk1kpzsx80pah">
+            <w:hyperlink w:history="1" r:id="rIdprryhbyo9b5djqwq25w2c">
               <w:r>
                 <w:rPr>
                   <w:rFonts w:ascii="Arial" w:cs="Arial" w:eastAsia="Arial" w:hAnsi="Arial"/>
@@ -22316,7 +22316,7 @@
               <w:spacing w:after="10" w:before="0"/>
               <w:ind w:left="120"/>
             </w:pPr>
-            <w:hyperlink w:history="1" r:id="rIdeimswmq81sgsrzbarvliy">
+            <w:hyperlink w:history="1" r:id="rIdhshya_8j9vuikxmeedv5u">
               <w:r>
                 <w:rPr>
                   <w:rFonts w:ascii="Arial" w:cs="Arial" w:eastAsia="Arial" w:hAnsi="Arial"/>
@@ -22361,7 +22361,7 @@
             <w:pPr>
               <w:spacing w:after="20" w:before="0"/>
             </w:pPr>
-            <w:hyperlink w:history="1" r:id="rIdhclg9n3eonozttbbmft6t">
+            <w:hyperlink w:history="1" r:id="rIdp6-jvuknfukhmo7yimgkt">
               <w:r>
                 <w:rPr>
                   <w:rFonts w:ascii="Arial" w:cs="Arial" w:eastAsia="Arial" w:hAnsi="Arial"/>
@@ -22394,7 +22394,7 @@
               <w:spacing w:after="10" w:before="0"/>
               <w:ind w:left="120"/>
             </w:pPr>
-            <w:hyperlink w:history="1" r:id="rIdfrz99abwwl1k0mwvlxja_">
+            <w:hyperlink w:history="1" r:id="rIdypbecrotkurgijz1atbvc">
               <w:r>
                 <w:rPr>
                   <w:rFonts w:ascii="Arial" w:cs="Arial" w:eastAsia="Arial" w:hAnsi="Arial"/>
@@ -22594,7 +22594,7 @@
             <w:pPr>
               <w:spacing w:after="20" w:before="0"/>
             </w:pPr>
-            <w:hyperlink w:history="1" r:id="rIdlu02h3dqt1gyn0-r2babs">
+            <w:hyperlink w:history="1" r:id="rIdenatpwh7lot_pbbe6r1k1">
               <w:r>
                 <w:rPr>
                   <w:rFonts w:ascii="Arial" w:cs="Arial" w:eastAsia="Arial" w:hAnsi="Arial"/>
@@ -22627,7 +22627,7 @@
               <w:spacing w:after="10" w:before="0"/>
               <w:ind w:left="120"/>
             </w:pPr>
-            <w:hyperlink w:history="1" r:id="rId6egj2fvqapiqwwmycwi3n">
+            <w:hyperlink w:history="1" r:id="rIds9okjlfaiblx-ql_yfn7l">
               <w:r>
                 <w:rPr>
                   <w:rFonts w:ascii="Arial" w:cs="Arial" w:eastAsia="Arial" w:hAnsi="Arial"/>
@@ -22672,7 +22672,7 @@
             <w:pPr>
               <w:spacing w:after="20" w:before="0"/>
             </w:pPr>
-            <w:hyperlink w:history="1" r:id="rIdwxtqnqfwtlxhohgpai7_m">
+            <w:hyperlink w:history="1" r:id="rIdw5pohnbz9x9was2vofu-h">
               <w:r>
                 <w:rPr>
                   <w:rFonts w:ascii="Arial" w:cs="Arial" w:eastAsia="Arial" w:hAnsi="Arial"/>
@@ -22705,7 +22705,7 @@
               <w:spacing w:after="10" w:before="0"/>
               <w:ind w:left="120"/>
             </w:pPr>
-            <w:hyperlink w:history="1" r:id="rIdve8-zan7hcnmgypiauxdf">
+            <w:hyperlink w:history="1" r:id="rIdu8mkaxenuvrl-dt7oiznt">
               <w:r>
                 <w:rPr>
                   <w:rFonts w:ascii="Arial" w:cs="Arial" w:eastAsia="Arial" w:hAnsi="Arial"/>
@@ -22905,7 +22905,7 @@
             <w:pPr>
               <w:spacing w:after="20" w:before="0"/>
             </w:pPr>
-            <w:hyperlink w:history="1" r:id="rId5biymor5zkl5rdlm1w9gy">
+            <w:hyperlink w:history="1" r:id="rIdjxhdyytg4akbdim0nvgvr">
               <w:r>
                 <w:rPr>
                   <w:rFonts w:ascii="Arial" w:cs="Arial" w:eastAsia="Arial" w:hAnsi="Arial"/>
@@ -22938,7 +22938,7 @@
               <w:spacing w:after="10" w:before="0"/>
               <w:ind w:left="120"/>
             </w:pPr>
-            <w:hyperlink w:history="1" r:id="rIdavnzpcd-e3_cwdopb8shd">
+            <w:hyperlink w:history="1" r:id="rIdjdwg9b_wqdbrpaglx7qqc">
               <w:r>
                 <w:rPr>
                   <w:rFonts w:ascii="Arial" w:cs="Arial" w:eastAsia="Arial" w:hAnsi="Arial"/>
@@ -22983,7 +22983,7 @@
             <w:pPr>
               <w:spacing w:after="20" w:before="0"/>
             </w:pPr>
-            <w:hyperlink w:history="1" r:id="rIdlwd8paz3xu2326boxczci">
+            <w:hyperlink w:history="1" r:id="rId8zlr7cn8bwx-der1h12uk">
               <w:r>
                 <w:rPr>
                   <w:rFonts w:ascii="Arial" w:cs="Arial" w:eastAsia="Arial" w:hAnsi="Arial"/>
@@ -23016,7 +23016,7 @@
               <w:spacing w:after="10" w:before="0"/>
               <w:ind w:left="120"/>
             </w:pPr>
-            <w:hyperlink w:history="1" r:id="rIdkpybk3ztuyvhr2rqev1qf">
+            <w:hyperlink w:history="1" r:id="rId33-qewhcaclkks1pidsxl">
               <w:r>
                 <w:rPr>
                   <w:rFonts w:ascii="Arial" w:cs="Arial" w:eastAsia="Arial" w:hAnsi="Arial"/>
@@ -23216,7 +23216,7 @@
             <w:pPr>
               <w:spacing w:after="20" w:before="0"/>
             </w:pPr>
-            <w:hyperlink w:history="1" r:id="rId8qqmgzj2ijvd8nv3nqysy">
+            <w:hyperlink w:history="1" r:id="rIdr_cckxkyke-vdpvbnfb3n">
               <w:r>
                 <w:rPr>
                   <w:rFonts w:ascii="Arial" w:cs="Arial" w:eastAsia="Arial" w:hAnsi="Arial"/>
@@ -23249,7 +23249,7 @@
               <w:spacing w:after="10" w:before="0"/>
               <w:ind w:left="120"/>
             </w:pPr>
-            <w:hyperlink w:history="1" r:id="rId_ogou7pv7zyfvhd8q1cux">
+            <w:hyperlink w:history="1" r:id="rId1fn-fq_jjzoygiwv3hj36">
               <w:r>
                 <w:rPr>
                   <w:rFonts w:ascii="Arial" w:cs="Arial" w:eastAsia="Arial" w:hAnsi="Arial"/>
@@ -23294,7 +23294,7 @@
             <w:pPr>
               <w:spacing w:after="20" w:before="0"/>
             </w:pPr>
-            <w:hyperlink w:history="1" r:id="rIdhpx0bkbfaffa4hzp7knwk">
+            <w:hyperlink w:history="1" r:id="rIdscg1x-7fwjv3qrdvs5jzn">
               <w:r>
                 <w:rPr>
                   <w:rFonts w:ascii="Arial" w:cs="Arial" w:eastAsia="Arial" w:hAnsi="Arial"/>
@@ -23327,7 +23327,7 @@
               <w:spacing w:after="10" w:before="0"/>
               <w:ind w:left="120"/>
             </w:pPr>
-            <w:hyperlink w:history="1" r:id="rId5sbnmell5roswdhzz9066">
+            <w:hyperlink w:history="1" r:id="rIdynkyvyol8jh_ywumfcaw3">
               <w:r>
                 <w:rPr>
                   <w:rFonts w:ascii="Arial" w:cs="Arial" w:eastAsia="Arial" w:hAnsi="Arial"/>
@@ -23527,7 +23527,7 @@
             <w:pPr>
               <w:spacing w:after="20" w:before="0"/>
             </w:pPr>
-            <w:hyperlink w:history="1" r:id="rIdvs4cmxz6ctk-amcjrs85u">
+            <w:hyperlink w:history="1" r:id="rIddr2mo6q9dk1uzzimlcdbo">
               <w:r>
                 <w:rPr>
                   <w:rFonts w:ascii="Arial" w:cs="Arial" w:eastAsia="Arial" w:hAnsi="Arial"/>
@@ -23560,7 +23560,7 @@
               <w:spacing w:after="10" w:before="0"/>
               <w:ind w:left="120"/>
             </w:pPr>
-            <w:hyperlink w:history="1" r:id="rIdwuq37mmywrxyqp70ntf6e">
+            <w:hyperlink w:history="1" r:id="rIdn8tq2cwqmea8bfg-stuuv">
               <w:r>
                 <w:rPr>
                   <w:rFonts w:ascii="Arial" w:cs="Arial" w:eastAsia="Arial" w:hAnsi="Arial"/>
@@ -23605,7 +23605,7 @@
             <w:pPr>
               <w:spacing w:after="20" w:before="0"/>
             </w:pPr>
-            <w:hyperlink w:history="1" r:id="rIdybhoysjwirhtlorstohtc">
+            <w:hyperlink w:history="1" r:id="rId-fwlxf8hctgpfyh_kx89i">
               <w:r>
                 <w:rPr>
                   <w:rFonts w:ascii="Arial" w:cs="Arial" w:eastAsia="Arial" w:hAnsi="Arial"/>
@@ -23654,7 +23654,7 @@
               <w:spacing w:after="10" w:before="0"/>
               <w:ind w:left="120"/>
             </w:pPr>
-            <w:hyperlink w:history="1" r:id="rIdiqcfjnn6tbo1gqoxug9rq">
+            <w:hyperlink w:history="1" r:id="rId2uepvw9yk-yzonslwnpsk">
               <w:r>
                 <w:rPr>
                   <w:rFonts w:ascii="Arial" w:cs="Arial" w:eastAsia="Arial" w:hAnsi="Arial"/>
@@ -24179,7 +24179,7 @@
         </w:rPr>
         <w:t xml:space="preserve">© 2026 SeaVuria and ARES. Aligned with KICD objectives. Developed by SeaVuria; technical implementation by ARES (with AI assistance from Claude). Licensed under </w:t>
       </w:r>
-      <w:hyperlink w:history="1" r:id="rIdwqsfu5ll3yk_7o1nh3r-p">
+      <w:hyperlink w:history="1" r:id="rId8kbd05q6r1bjrz-1cvbvh">
         <w:r>
           <w:rPr>
             <w:rFonts w:ascii="Arial" w:cs="Arial" w:eastAsia="Arial" w:hAnsi="Arial"/>
@@ -24200,7 +24200,7 @@
         </w:rPr>
         <w:t xml:space="preserve"> (</w:t>
       </w:r>
-      <w:hyperlink w:history="1" r:id="rIdnbz7hig4qnxsv5bzwp2db">
+      <w:hyperlink w:history="1" r:id="rIdnnu1m9gt601h56ea8me9x">
         <w:r>
           <w:rPr>
             <w:rFonts w:ascii="Arial" w:cs="Arial" w:eastAsia="Arial" w:hAnsi="Arial"/>
@@ -25240,7 +25240,7 @@
             <w:pPr>
               <w:spacing w:after="20" w:before="0"/>
             </w:pPr>
-            <w:hyperlink w:history="1" r:id="rId2na3-hbhitqjrpbpqw4s_">
+            <w:hyperlink w:history="1" r:id="rId4810bo0-a3vlc0htq0quz">
               <w:r>
                 <w:rPr>
                   <w:rFonts w:ascii="Arial" w:cs="Arial" w:eastAsia="Arial" w:hAnsi="Arial"/>
@@ -25273,7 +25273,7 @@
               <w:spacing w:after="10" w:before="0"/>
               <w:ind w:left="120"/>
             </w:pPr>
-            <w:hyperlink w:history="1" r:id="rIdbzgtajoj_rdbydq19h_js">
+            <w:hyperlink w:history="1" r:id="rIda78w9uzljvps0yo8d1w3l">
               <w:r>
                 <w:rPr>
                   <w:rFonts w:ascii="Arial" w:cs="Arial" w:eastAsia="Arial" w:hAnsi="Arial"/>
@@ -25318,7 +25318,7 @@
             <w:pPr>
               <w:spacing w:after="20" w:before="0"/>
             </w:pPr>
-            <w:hyperlink w:history="1" r:id="rIdd8k8mrbn4ialaqsecdysq">
+            <w:hyperlink w:history="1" r:id="rIdrqrij8wmomp1sxsdc5ls2">
               <w:r>
                 <w:rPr>
                   <w:rFonts w:ascii="Arial" w:cs="Arial" w:eastAsia="Arial" w:hAnsi="Arial"/>
@@ -25351,7 +25351,7 @@
               <w:spacing w:after="10" w:before="0"/>
               <w:ind w:left="120"/>
             </w:pPr>
-            <w:hyperlink w:history="1" r:id="rIdivba_mp7astab1fnl9ise">
+            <w:hyperlink w:history="1" r:id="rIdgdfhju40cyjkjqmqldzio">
               <w:r>
                 <w:rPr>
                   <w:rFonts w:ascii="Arial" w:cs="Arial" w:eastAsia="Arial" w:hAnsi="Arial"/>
@@ -25551,7 +25551,7 @@
             <w:pPr>
               <w:spacing w:after="20" w:before="0"/>
             </w:pPr>
-            <w:hyperlink w:history="1" r:id="rIdbhwfyp5w2dgsvx_ysgibf">
+            <w:hyperlink w:history="1" r:id="rIdkmd71cipee62lwh3eiex3">
               <w:r>
                 <w:rPr>
                   <w:rFonts w:ascii="Arial" w:cs="Arial" w:eastAsia="Arial" w:hAnsi="Arial"/>
@@ -25584,7 +25584,7 @@
               <w:spacing w:after="10" w:before="0"/>
               <w:ind w:left="120"/>
             </w:pPr>
-            <w:hyperlink w:history="1" r:id="rIdfpixg0cjxvonp21ltjcjy">
+            <w:hyperlink w:history="1" r:id="rIdncheiamfh4xpjjkzeac6x">
               <w:r>
                 <w:rPr>
                   <w:rFonts w:ascii="Arial" w:cs="Arial" w:eastAsia="Arial" w:hAnsi="Arial"/>
@@ -25629,7 +25629,7 @@
             <w:pPr>
               <w:spacing w:after="20" w:before="0"/>
             </w:pPr>
-            <w:hyperlink w:history="1" r:id="rIdoce_6_j_2j_cdnjw9hn_v">
+            <w:hyperlink w:history="1" r:id="rIdqb5n7ifn9qv4pphpb24ol">
               <w:r>
                 <w:rPr>
                   <w:rFonts w:ascii="Arial" w:cs="Arial" w:eastAsia="Arial" w:hAnsi="Arial"/>
@@ -25662,7 +25662,7 @@
               <w:spacing w:after="10" w:before="0"/>
               <w:ind w:left="120"/>
             </w:pPr>
-            <w:hyperlink w:history="1" r:id="rId1num1gjmbzpjfvcngzuls">
+            <w:hyperlink w:history="1" r:id="rId4n9-hoadh-qt1fvypgog4">
               <w:r>
                 <w:rPr>
                   <w:rFonts w:ascii="Arial" w:cs="Arial" w:eastAsia="Arial" w:hAnsi="Arial"/>
@@ -26102,7 +26102,7 @@
             <w:pPr>
               <w:spacing w:after="20" w:before="0"/>
             </w:pPr>
-            <w:hyperlink w:history="1" r:id="rIdlnzd9c9nkodolznlerkop">
+            <w:hyperlink w:history="1" r:id="rIdqzv6rhb0x_p22xwgg96m0">
               <w:r>
                 <w:rPr>
                   <w:rFonts w:ascii="Arial" w:cs="Arial" w:eastAsia="Arial" w:hAnsi="Arial"/>
@@ -26135,7 +26135,7 @@
               <w:spacing w:after="10" w:before="0"/>
               <w:ind w:left="120"/>
             </w:pPr>
-            <w:hyperlink w:history="1" r:id="rIdecg2h2ofnbdy0utrdiwn9">
+            <w:hyperlink w:history="1" r:id="rIdzxyiidhxlhwpohtfc7-c6">
               <w:r>
                 <w:rPr>
                   <w:rFonts w:ascii="Arial" w:cs="Arial" w:eastAsia="Arial" w:hAnsi="Arial"/>
@@ -26180,7 +26180,7 @@
             <w:pPr>
               <w:spacing w:after="20" w:before="0"/>
             </w:pPr>
-            <w:hyperlink w:history="1" r:id="rIdp3t2nuztownt2aow-ewzl">
+            <w:hyperlink w:history="1" r:id="rIdjsnlu0e6bsaxq6khlnfs4">
               <w:r>
                 <w:rPr>
                   <w:rFonts w:ascii="Arial" w:cs="Arial" w:eastAsia="Arial" w:hAnsi="Arial"/>
@@ -26213,7 +26213,7 @@
               <w:spacing w:after="10" w:before="0"/>
               <w:ind w:left="120"/>
             </w:pPr>
-            <w:hyperlink w:history="1" r:id="rIdvbyh7vp02phooyin22bcv">
+            <w:hyperlink w:history="1" r:id="rId9ztfnohsckftd2fqfq7dr">
               <w:r>
                 <w:rPr>
                   <w:rFonts w:ascii="Arial" w:cs="Arial" w:eastAsia="Arial" w:hAnsi="Arial"/>
@@ -26413,7 +26413,7 @@
             <w:pPr>
               <w:spacing w:after="20" w:before="0"/>
             </w:pPr>
-            <w:hyperlink w:history="1" r:id="rIdxmx8lsktukdw3bmhzlmii">
+            <w:hyperlink w:history="1" r:id="rIdrurzczzf7cqxfi42hxfbb">
               <w:r>
                 <w:rPr>
                   <w:rFonts w:ascii="Arial" w:cs="Arial" w:eastAsia="Arial" w:hAnsi="Arial"/>
@@ -26446,7 +26446,7 @@
               <w:spacing w:after="10" w:before="0"/>
               <w:ind w:left="120"/>
             </w:pPr>
-            <w:hyperlink w:history="1" r:id="rId64dkjriv1qztuw4vdcplp">
+            <w:hyperlink w:history="1" r:id="rId4xnh3iu3y4gzbqyfr33zz">
               <w:r>
                 <w:rPr>
                   <w:rFonts w:ascii="Arial" w:cs="Arial" w:eastAsia="Arial" w:hAnsi="Arial"/>
@@ -26491,7 +26491,7 @@
             <w:pPr>
               <w:spacing w:after="20" w:before="0"/>
             </w:pPr>
-            <w:hyperlink w:history="1" r:id="rId_wxvtbf3e-j18roe4lute">
+            <w:hyperlink w:history="1" r:id="rId4iwuzjkxawpyixkfb0hkf">
               <w:r>
                 <w:rPr>
                   <w:rFonts w:ascii="Arial" w:cs="Arial" w:eastAsia="Arial" w:hAnsi="Arial"/>
@@ -26524,7 +26524,7 @@
               <w:spacing w:after="10" w:before="0"/>
               <w:ind w:left="120"/>
             </w:pPr>
-            <w:hyperlink w:history="1" r:id="rIdh1zlgubbnkedosoqmlldy">
+            <w:hyperlink w:history="1" r:id="rIdbpnllka7cobgsudyqd0qv">
               <w:r>
                 <w:rPr>
                   <w:rFonts w:ascii="Arial" w:cs="Arial" w:eastAsia="Arial" w:hAnsi="Arial"/>
@@ -26724,7 +26724,7 @@
             <w:pPr>
               <w:spacing w:after="20" w:before="0"/>
             </w:pPr>
-            <w:hyperlink w:history="1" r:id="rIdbmlf2pbqwex8cre2c-vnh">
+            <w:hyperlink w:history="1" r:id="rIdc_ao8ubz0sl_96ox4jz1n">
               <w:r>
                 <w:rPr>
                   <w:rFonts w:ascii="Arial" w:cs="Arial" w:eastAsia="Arial" w:hAnsi="Arial"/>
@@ -26757,7 +26757,7 @@
               <w:spacing w:after="10" w:before="0"/>
               <w:ind w:left="120"/>
             </w:pPr>
-            <w:hyperlink w:history="1" r:id="rIdqrrzzzot4v6egbebx75rk">
+            <w:hyperlink w:history="1" r:id="rIdyglrqnr5732oetafqi6jj">
               <w:r>
                 <w:rPr>
                   <w:rFonts w:ascii="Arial" w:cs="Arial" w:eastAsia="Arial" w:hAnsi="Arial"/>
@@ -26802,7 +26802,7 @@
             <w:pPr>
               <w:spacing w:after="20" w:before="0"/>
             </w:pPr>
-            <w:hyperlink w:history="1" r:id="rIdyuyx4gtwkmpgjb5dw9zui">
+            <w:hyperlink w:history="1" r:id="rIdze70dzzjgawnrf9e-pfn4">
               <w:r>
                 <w:rPr>
                   <w:rFonts w:ascii="Arial" w:cs="Arial" w:eastAsia="Arial" w:hAnsi="Arial"/>
@@ -26835,7 +26835,7 @@
               <w:spacing w:after="10" w:before="0"/>
               <w:ind w:left="120"/>
             </w:pPr>
-            <w:hyperlink w:history="1" r:id="rIdfl7kpoy8qthjp1xvyy5lz">
+            <w:hyperlink w:history="1" r:id="rIdttltqdju_9n6ptuboqil8">
               <w:r>
                 <w:rPr>
                   <w:rFonts w:ascii="Arial" w:cs="Arial" w:eastAsia="Arial" w:hAnsi="Arial"/>
@@ -27600,7 +27600,7 @@
         </w:rPr>
         <w:t xml:space="preserve">© 2026 SeaVuria and ARES. Aligned with KICD objectives. Developed by SeaVuria; technical implementation by ARES (with AI assistance from Claude). Licensed under </w:t>
       </w:r>
-      <w:hyperlink w:history="1" r:id="rIdkmvbwu1-t_nlf7nvomh9a">
+      <w:hyperlink w:history="1" r:id="rIdsrd7hafylc5flficbmj5c">
         <w:r>
           <w:rPr>
             <w:rFonts w:ascii="Arial" w:cs="Arial" w:eastAsia="Arial" w:hAnsi="Arial"/>
@@ -27621,7 +27621,7 @@
         </w:rPr>
         <w:t xml:space="preserve"> (</w:t>
       </w:r>
-      <w:hyperlink w:history="1" r:id="rId5a6odluaqo-km1hnoaixn">
+      <w:hyperlink w:history="1" r:id="rId-1wlmugggdw1yyevia6-b">
         <w:r>
           <w:rPr>
             <w:rFonts w:ascii="Arial" w:cs="Arial" w:eastAsia="Arial" w:hAnsi="Arial"/>
